--- a/Project Progress Report.docx
+++ b/Project Progress Report.docx
@@ -3378,7 +3378,7 @@
     <w:p>
       <w:pPr>
         <w:rPr>
-          <w:rFonts w:asciiTheme="minorEastAsia" w:hAnsiTheme="minorEastAsia" w:hint="eastAsia"/>
+          <w:rFonts w:asciiTheme="minorEastAsia" w:hAnsiTheme="minorEastAsia"/>
           <w:sz w:val="24"/>
           <w:szCs w:val="24"/>
         </w:rPr>
@@ -3409,7 +3409,7 @@
     <w:p>
       <w:pPr>
         <w:rPr>
-          <w:rFonts w:asciiTheme="minorEastAsia" w:hAnsiTheme="minorEastAsia" w:hint="eastAsia"/>
+          <w:rFonts w:asciiTheme="minorEastAsia" w:hAnsiTheme="minorEastAsia"/>
         </w:rPr>
       </w:pPr>
       <w:r>
@@ -3422,7 +3422,7 @@
     <w:p>
       <w:pPr>
         <w:rPr>
-          <w:rFonts w:asciiTheme="minorEastAsia" w:hAnsiTheme="minorEastAsia" w:hint="eastAsia"/>
+          <w:rFonts w:asciiTheme="minorEastAsia" w:hAnsiTheme="minorEastAsia"/>
           <w:sz w:val="24"/>
           <w:szCs w:val="24"/>
         </w:rPr>
@@ -3589,7 +3589,7 @@
     <w:p>
       <w:pPr>
         <w:rPr>
-          <w:rFonts w:asciiTheme="minorEastAsia" w:hAnsiTheme="minorEastAsia" w:hint="eastAsia"/>
+          <w:rFonts w:asciiTheme="minorEastAsia" w:hAnsiTheme="minorEastAsia"/>
         </w:rPr>
       </w:pPr>
       <w:r>
@@ -9593,6 +9593,7 @@
               <w:cnfStyle w:val="000000000000" w:firstRow="0" w:lastRow="0" w:firstColumn="0" w:lastColumn="0" w:oddVBand="0" w:evenVBand="0" w:oddHBand="0" w:evenHBand="0" w:firstRowFirstColumn="0" w:firstRowLastColumn="0" w:lastRowFirstColumn="0" w:lastRowLastColumn="0"/>
               <w:rPr>
                 <w:rFonts w:asciiTheme="minorEastAsia" w:hAnsiTheme="minorEastAsia"/>
+                <w:strike/>
                 <w:sz w:val="18"/>
                 <w:szCs w:val="18"/>
               </w:rPr>
@@ -9600,6 +9601,7 @@
             <w:r>
               <w:rPr>
                 <w:rFonts w:asciiTheme="minorEastAsia" w:hAnsiTheme="minorEastAsia" w:hint="eastAsia"/>
+                <w:strike/>
                 <w:sz w:val="18"/>
                 <w:szCs w:val="18"/>
               </w:rPr>
@@ -9714,6 +9716,7 @@
               <w:cnfStyle w:val="000000000000" w:firstRow="0" w:lastRow="0" w:firstColumn="0" w:lastColumn="0" w:oddVBand="0" w:evenVBand="0" w:oddHBand="0" w:evenHBand="0" w:firstRowFirstColumn="0" w:firstRowLastColumn="0" w:lastRowFirstColumn="0" w:lastRowLastColumn="0"/>
               <w:rPr>
                 <w:rFonts w:asciiTheme="minorEastAsia" w:hAnsiTheme="minorEastAsia"/>
+                <w:strike/>
                 <w:sz w:val="18"/>
                 <w:szCs w:val="18"/>
               </w:rPr>
@@ -9721,6 +9724,7 @@
             <w:r>
               <w:rPr>
                 <w:rFonts w:asciiTheme="minorEastAsia" w:hAnsiTheme="minorEastAsia" w:hint="eastAsia"/>
+                <w:strike/>
                 <w:sz w:val="18"/>
                 <w:szCs w:val="18"/>
               </w:rPr>
@@ -9730,6 +9734,7 @@
             <w:r>
               <w:rPr>
                 <w:rFonts w:asciiTheme="minorEastAsia" w:hAnsiTheme="minorEastAsia" w:hint="eastAsia"/>
+                <w:strike/>
                 <w:sz w:val="18"/>
                 <w:szCs w:val="18"/>
               </w:rPr>
@@ -9739,6 +9744,7 @@
             <w:r>
               <w:rPr>
                 <w:rFonts w:asciiTheme="minorEastAsia" w:hAnsiTheme="minorEastAsia" w:hint="eastAsia"/>
+                <w:strike/>
                 <w:sz w:val="18"/>
                 <w:szCs w:val="18"/>
               </w:rPr>
@@ -10362,6 +10368,7 @@
               <w:cnfStyle w:val="000000000000" w:firstRow="0" w:lastRow="0" w:firstColumn="0" w:lastColumn="0" w:oddVBand="0" w:evenVBand="0" w:oddHBand="0" w:evenHBand="0" w:firstRowFirstColumn="0" w:firstRowLastColumn="0" w:lastRowFirstColumn="0" w:lastRowLastColumn="0"/>
               <w:rPr>
                 <w:rFonts w:asciiTheme="minorEastAsia" w:hAnsiTheme="minorEastAsia"/>
+                <w:strike/>
                 <w:sz w:val="18"/>
                 <w:szCs w:val="18"/>
               </w:rPr>
@@ -10370,6 +10377,7 @@
             <w:r>
               <w:rPr>
                 <w:rFonts w:asciiTheme="minorEastAsia" w:hAnsiTheme="minorEastAsia" w:hint="eastAsia"/>
+                <w:strike/>
                 <w:sz w:val="18"/>
                 <w:szCs w:val="18"/>
               </w:rPr>
@@ -10379,6 +10387,7 @@
             <w:r>
               <w:rPr>
                 <w:rFonts w:asciiTheme="minorEastAsia" w:hAnsiTheme="minorEastAsia" w:hint="eastAsia"/>
+                <w:strike/>
                 <w:sz w:val="18"/>
                 <w:szCs w:val="18"/>
               </w:rPr>
@@ -10388,6 +10397,7 @@
             <w:r>
               <w:rPr>
                 <w:rFonts w:asciiTheme="minorEastAsia" w:hAnsiTheme="minorEastAsia" w:hint="eastAsia"/>
+                <w:strike/>
                 <w:sz w:val="18"/>
                 <w:szCs w:val="18"/>
               </w:rPr>
@@ -10397,6 +10407,7 @@
             <w:r>
               <w:rPr>
                 <w:rFonts w:asciiTheme="minorEastAsia" w:hAnsiTheme="minorEastAsia" w:hint="eastAsia"/>
+                <w:strike/>
                 <w:sz w:val="18"/>
                 <w:szCs w:val="18"/>
               </w:rPr>
@@ -10432,6 +10443,7 @@
               <w:cnfStyle w:val="000000000000" w:firstRow="0" w:lastRow="0" w:firstColumn="0" w:lastColumn="0" w:oddVBand="0" w:evenVBand="0" w:oddHBand="0" w:evenHBand="0" w:firstRowFirstColumn="0" w:firstRowLastColumn="0" w:lastRowFirstColumn="0" w:lastRowLastColumn="0"/>
               <w:rPr>
                 <w:rFonts w:asciiTheme="minorEastAsia" w:hAnsiTheme="minorEastAsia"/>
+                <w:strike/>
                 <w:sz w:val="16"/>
                 <w:szCs w:val="16"/>
               </w:rPr>
@@ -10439,6 +10451,7 @@
             <w:r>
               <w:rPr>
                 <w:rFonts w:asciiTheme="minorEastAsia" w:hAnsiTheme="minorEastAsia" w:hint="eastAsia"/>
+                <w:strike/>
                 <w:sz w:val="16"/>
                 <w:szCs w:val="16"/>
               </w:rPr>
@@ -10448,6 +10461,7 @@
             <w:r>
               <w:rPr>
                 <w:rFonts w:asciiTheme="minorEastAsia" w:hAnsiTheme="minorEastAsia" w:hint="eastAsia"/>
+                <w:strike/>
                 <w:sz w:val="16"/>
                 <w:szCs w:val="16"/>
               </w:rPr>
@@ -10457,6 +10471,7 @@
             <w:r>
               <w:rPr>
                 <w:rFonts w:asciiTheme="minorEastAsia" w:hAnsiTheme="minorEastAsia" w:hint="eastAsia"/>
+                <w:strike/>
                 <w:sz w:val="16"/>
                 <w:szCs w:val="16"/>
               </w:rPr>
@@ -10509,6 +10524,7 @@
               <w:cnfStyle w:val="000000000000" w:firstRow="0" w:lastRow="0" w:firstColumn="0" w:lastColumn="0" w:oddVBand="0" w:evenVBand="0" w:oddHBand="0" w:evenHBand="0" w:firstRowFirstColumn="0" w:firstRowLastColumn="0" w:lastRowFirstColumn="0" w:lastRowLastColumn="0"/>
               <w:rPr>
                 <w:rFonts w:asciiTheme="minorEastAsia" w:hAnsiTheme="minorEastAsia"/>
+                <w:strike/>
                 <w:sz w:val="16"/>
                 <w:szCs w:val="16"/>
               </w:rPr>
@@ -10517,6 +10533,7 @@
             <w:r>
               <w:rPr>
                 <w:rFonts w:asciiTheme="minorEastAsia" w:hAnsiTheme="minorEastAsia"/>
+                <w:strike/>
                 <w:sz w:val="16"/>
                 <w:szCs w:val="16"/>
               </w:rPr>
@@ -10525,6 +10542,7 @@
             <w:r>
               <w:rPr>
                 <w:rFonts w:asciiTheme="minorEastAsia" w:hAnsiTheme="minorEastAsia" w:hint="eastAsia"/>
+                <w:strike/>
                 <w:sz w:val="16"/>
                 <w:szCs w:val="16"/>
               </w:rPr>
@@ -10534,6 +10552,7 @@
             <w:r>
               <w:rPr>
                 <w:rFonts w:asciiTheme="minorEastAsia" w:hAnsiTheme="minorEastAsia" w:hint="eastAsia"/>
+                <w:strike/>
                 <w:sz w:val="16"/>
                 <w:szCs w:val="16"/>
               </w:rPr>
@@ -10543,6 +10562,7 @@
             <w:r>
               <w:rPr>
                 <w:rFonts w:asciiTheme="minorEastAsia" w:hAnsiTheme="minorEastAsia" w:hint="eastAsia"/>
+                <w:strike/>
                 <w:sz w:val="16"/>
                 <w:szCs w:val="16"/>
               </w:rPr>
@@ -10552,6 +10572,7 @@
             <w:r>
               <w:rPr>
                 <w:rFonts w:asciiTheme="minorEastAsia" w:hAnsiTheme="minorEastAsia" w:hint="eastAsia"/>
+                <w:strike/>
                 <w:sz w:val="16"/>
                 <w:szCs w:val="16"/>
               </w:rPr>
@@ -11313,12 +11334,14 @@
               <w:cnfStyle w:val="000000000000" w:firstRow="0" w:lastRow="0" w:firstColumn="0" w:lastColumn="0" w:oddVBand="0" w:evenVBand="0" w:oddHBand="0" w:evenHBand="0" w:firstRowFirstColumn="0" w:firstRowLastColumn="0" w:lastRowFirstColumn="0" w:lastRowLastColumn="0"/>
               <w:rPr>
                 <w:rFonts w:asciiTheme="minorEastAsia" w:hAnsiTheme="minorEastAsia"/>
-                <w:szCs w:val="20"/>
-              </w:rPr>
-            </w:pPr>
-            <w:r>
-              <w:rPr>
-                <w:rFonts w:asciiTheme="minorEastAsia" w:hAnsiTheme="minorEastAsia" w:hint="eastAsia"/>
+                <w:strike/>
+                <w:szCs w:val="20"/>
+              </w:rPr>
+            </w:pPr>
+            <w:r>
+              <w:rPr>
+                <w:rFonts w:asciiTheme="minorEastAsia" w:hAnsiTheme="minorEastAsia" w:hint="eastAsia"/>
+                <w:strike/>
                 <w:sz w:val="12"/>
                 <w:szCs w:val="12"/>
               </w:rPr>

--- a/Project Progress Report.docx
+++ b/Project Progress Report.docx
@@ -823,7 +823,6 @@
         </w:rPr>
         <w:t xml:space="preserve">컴퓨터 그래픽스 과목에서 </w:t>
       </w:r>
-      <w:proofErr w:type="spellStart"/>
       <w:r>
         <w:rPr>
           <w:rFonts w:asciiTheme="minorEastAsia" w:eastAsiaTheme="minorEastAsia" w:hAnsiTheme="minorEastAsia" w:hint="eastAsia"/>
@@ -833,7 +832,6 @@
         </w:rPr>
         <w:t>배주환</w:t>
       </w:r>
-      <w:proofErr w:type="spellEnd"/>
       <w:r>
         <w:rPr>
           <w:rFonts w:asciiTheme="minorEastAsia" w:eastAsiaTheme="minorEastAsia" w:hAnsiTheme="minorEastAsia" w:hint="eastAsia"/>
@@ -1360,76 +1358,120 @@
           <w:rFonts w:asciiTheme="minorEastAsia" w:hAnsiTheme="minorEastAsia" w:hint="eastAsia"/>
           <w:b/>
           <w:bCs/>
+          <w:noProof/>
           <w:sz w:val="32"/>
           <w:szCs w:val="32"/>
         </w:rPr>
-        <w:t xml:space="preserve"> </w:t>
-      </w:r>
-      <w:r>
-        <w:rPr>
-          <w:rFonts w:asciiTheme="minorEastAsia" w:hAnsiTheme="minorEastAsia" w:hint="eastAsia"/>
-          <w:sz w:val="24"/>
-          <w:szCs w:val="24"/>
-        </w:rPr>
-        <w:t xml:space="preserve">기존 게임에는 캐릭터 </w:t>
-      </w:r>
-      <w:proofErr w:type="spellStart"/>
-      <w:r>
-        <w:rPr>
-          <w:rFonts w:asciiTheme="minorEastAsia" w:hAnsiTheme="minorEastAsia" w:hint="eastAsia"/>
-          <w:sz w:val="24"/>
-          <w:szCs w:val="24"/>
-        </w:rPr>
-        <w:t>매쉬가</w:t>
-      </w:r>
-      <w:proofErr w:type="spellEnd"/>
-      <w:r>
-        <w:rPr>
-          <w:rFonts w:asciiTheme="minorEastAsia" w:hAnsiTheme="minorEastAsia" w:hint="eastAsia"/>
-          <w:sz w:val="24"/>
-          <w:szCs w:val="24"/>
-        </w:rPr>
-        <w:t xml:space="preserve"> </w:t>
-      </w:r>
-      <w:proofErr w:type="spellStart"/>
-      <w:r>
-        <w:rPr>
-          <w:rFonts w:asciiTheme="minorEastAsia" w:hAnsiTheme="minorEastAsia" w:hint="eastAsia"/>
-          <w:sz w:val="24"/>
-          <w:szCs w:val="24"/>
-        </w:rPr>
-        <w:t>두개뿐이라</w:t>
-      </w:r>
-      <w:proofErr w:type="spellEnd"/>
-      <w:r>
-        <w:rPr>
-          <w:rFonts w:asciiTheme="minorEastAsia" w:hAnsiTheme="minorEastAsia" w:hint="eastAsia"/>
-          <w:sz w:val="24"/>
-          <w:szCs w:val="24"/>
-        </w:rPr>
-        <w:t xml:space="preserve"> 3인 플레이를 위해 새로운 캐릭터 추가</w:t>
-      </w:r>
-    </w:p>
-    <w:p>
-      <w:pPr>
-        <w:ind w:left="800"/>
-        <w:rPr>
-          <w:rFonts w:asciiTheme="minorEastAsia" w:hAnsiTheme="minorEastAsia"/>
-          <w:sz w:val="22"/>
-        </w:rPr>
-      </w:pPr>
-    </w:p>
-    <w:p>
-      <w:pPr>
-        <w:ind w:left="800"/>
-        <w:rPr>
-          <w:rFonts w:asciiTheme="minorEastAsia" w:hAnsiTheme="minorEastAsia"/>
-          <w:b/>
-          <w:bCs/>
+        <mc:AlternateContent>
+          <mc:Choice Requires="wpi">
+            <w:drawing>
+              <wp:anchor distT="0" distB="0" distL="114300" distR="114300" simplePos="0" relativeHeight="251660288" behindDoc="0" locked="0" layoutInCell="1" allowOverlap="1" wp14:anchorId="5992319F" wp14:editId="295ADC63">
+                <wp:simplePos x="0" y="0"/>
+                <wp:positionH relativeFrom="column">
+                  <wp:posOffset>428625</wp:posOffset>
+                </wp:positionH>
+                <wp:positionV relativeFrom="paragraph">
+                  <wp:posOffset>406375</wp:posOffset>
+                </wp:positionV>
+                <wp:extent cx="993240" cy="360"/>
+                <wp:effectExtent l="38100" t="38100" r="35560" b="38100"/>
+                <wp:wrapNone/>
+                <wp:docPr id="842372863" name="잉크 8"/>
+                <wp:cNvGraphicFramePr/>
+                <a:graphic xmlns:a="http://schemas.openxmlformats.org/drawingml/2006/main">
+                  <a:graphicData uri="http://schemas.microsoft.com/office/word/2010/wordprocessingInk">
+                    <w14:contentPart bwMode="auto" r:id="rId8">
+                      <w14:nvContentPartPr>
+                        <w14:cNvContentPartPr/>
+                      </w14:nvContentPartPr>
+                      <w14:xfrm>
+                        <a:off x="0" y="0"/>
+                        <a:ext cx="993240" cy="360"/>
+                      </w14:xfrm>
+                    </w14:contentPart>
+                  </a:graphicData>
+                </a:graphic>
+              </wp:anchor>
+            </w:drawing>
+          </mc:Choice>
+          <mc:Fallback>
+            <w:pict>
+              <v:shapetype w14:anchorId="0BEA1498" id="_x0000_t75" coordsize="21600,21600" o:spt="75" o:preferrelative="t" path="m@4@5l@4@11@9@11@9@5xe" filled="f" stroked="f">
+                <v:stroke joinstyle="miter"/>
+                <v:formulas>
+                  <v:f eqn="if lineDrawn pixelLineWidth 0"/>
+                  <v:f eqn="sum @0 1 0"/>
+                  <v:f eqn="sum 0 0 @1"/>
+                  <v:f eqn="prod @2 1 2"/>
+                  <v:f eqn="prod @3 21600 pixelWidth"/>
+                  <v:f eqn="prod @3 21600 pixelHeight"/>
+                  <v:f eqn="sum @0 0 1"/>
+                  <v:f eqn="prod @6 1 2"/>
+                  <v:f eqn="prod @7 21600 pixelWidth"/>
+                  <v:f eqn="sum @8 21600 0"/>
+                  <v:f eqn="prod @7 21600 pixelHeight"/>
+                  <v:f eqn="sum @10 21600 0"/>
+                </v:formulas>
+                <v:path o:extrusionok="f" gradientshapeok="t" o:connecttype="rect"/>
+                <o:lock v:ext="edit" aspectratio="t"/>
+              </v:shapetype>
+              <v:shape id="잉크 8" o:spid="_x0000_s1026" type="#_x0000_t75" style="position:absolute;margin-left:33.25pt;margin-top:31.5pt;width:79.15pt;height:1.05pt;z-index:251660288;visibility:visible;mso-wrap-style:square;mso-wrap-distance-left:9pt;mso-wrap-distance-top:0;mso-wrap-distance-right:9pt;mso-wrap-distance-bottom:0;mso-position-horizontal:absolute;mso-position-horizontal-relative:text;mso-position-vertical:absolute;mso-position-vertical-relative:text" o:gfxdata="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">
+                <v:imagedata r:id="rId9" o:title=""/>
+              </v:shape>
+            </w:pict>
+          </mc:Fallback>
+        </mc:AlternateContent>
+      </w:r>
+      <w:r>
+        <w:rPr>
+          <w:rFonts w:asciiTheme="minorEastAsia" w:hAnsiTheme="minorEastAsia" w:hint="eastAsia"/>
+          <w:b/>
+          <w:bCs/>
+          <w:noProof/>
           <w:sz w:val="32"/>
           <w:szCs w:val="32"/>
         </w:rPr>
-      </w:pPr>
+        <mc:AlternateContent>
+          <mc:Choice Requires="wpi">
+            <w:drawing>
+              <wp:anchor distT="0" distB="0" distL="114300" distR="114300" simplePos="0" relativeHeight="251659264" behindDoc="0" locked="0" layoutInCell="1" allowOverlap="1" wp14:anchorId="3C484BCD" wp14:editId="26C9956D">
+                <wp:simplePos x="0" y="0"/>
+                <wp:positionH relativeFrom="column">
+                  <wp:posOffset>485865</wp:posOffset>
+                </wp:positionH>
+                <wp:positionV relativeFrom="paragraph">
+                  <wp:posOffset>148975</wp:posOffset>
+                </wp:positionV>
+                <wp:extent cx="5285520" cy="360"/>
+                <wp:effectExtent l="38100" t="38100" r="48895" b="38100"/>
+                <wp:wrapNone/>
+                <wp:docPr id="1550383110" name="잉크 7"/>
+                <wp:cNvGraphicFramePr/>
+                <a:graphic xmlns:a="http://schemas.openxmlformats.org/drawingml/2006/main">
+                  <a:graphicData uri="http://schemas.microsoft.com/office/word/2010/wordprocessingInk">
+                    <w14:contentPart bwMode="auto" r:id="rId10">
+                      <w14:nvContentPartPr>
+                        <w14:cNvContentPartPr/>
+                      </w14:nvContentPartPr>
+                      <w14:xfrm>
+                        <a:off x="0" y="0"/>
+                        <a:ext cx="5285520" cy="360"/>
+                      </w14:xfrm>
+                    </w14:contentPart>
+                  </a:graphicData>
+                </a:graphic>
+              </wp:anchor>
+            </w:drawing>
+          </mc:Choice>
+          <mc:Fallback>
+            <w:pict>
+              <v:shape w14:anchorId="1884A536" id="잉크 7" o:spid="_x0000_s1026" type="#_x0000_t75" style="position:absolute;margin-left:37.75pt;margin-top:11.25pt;width:417.2pt;height:1.05pt;z-index:251659264;visibility:visible;mso-wrap-style:square;mso-wrap-distance-left:9pt;mso-wrap-distance-top:0;mso-wrap-distance-right:9pt;mso-wrap-distance-bottom:0;mso-position-horizontal:absolute;mso-position-horizontal-relative:text;mso-position-vertical:absolute;mso-position-vertical-relative:text" o:gfxdata="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">
+                <v:imagedata r:id="rId11" o:title=""/>
+              </v:shape>
+            </w:pict>
+          </mc:Fallback>
+        </mc:AlternateContent>
+      </w:r>
       <w:r>
         <w:rPr>
           <w:rFonts w:asciiTheme="minorEastAsia" w:hAnsiTheme="minorEastAsia" w:hint="eastAsia"/>
@@ -1438,18 +1480,93 @@
           <w:sz w:val="32"/>
           <w:szCs w:val="32"/>
         </w:rPr>
-        <w:t>-</w:t>
-      </w:r>
-      <w:r>
-        <w:rPr>
-          <w:rFonts w:asciiTheme="minorEastAsia" w:hAnsiTheme="minorEastAsia" w:hint="eastAsia"/>
+        <w:t xml:space="preserve"> </w:t>
+      </w:r>
+      <w:r>
+        <w:rPr>
+          <w:rFonts w:asciiTheme="minorEastAsia" w:hAnsiTheme="minorEastAsia" w:hint="eastAsia"/>
+          <w:sz w:val="24"/>
+          <w:szCs w:val="24"/>
+        </w:rPr>
+        <w:t xml:space="preserve">기존 게임에는 캐릭터 </w:t>
+      </w:r>
+      <w:proofErr w:type="spellStart"/>
+      <w:r>
+        <w:rPr>
+          <w:rFonts w:asciiTheme="minorEastAsia" w:hAnsiTheme="minorEastAsia" w:hint="eastAsia"/>
+          <w:sz w:val="24"/>
+          <w:szCs w:val="24"/>
+        </w:rPr>
+        <w:t>매쉬가</w:t>
+      </w:r>
+      <w:proofErr w:type="spellEnd"/>
+      <w:r>
+        <w:rPr>
+          <w:rFonts w:asciiTheme="minorEastAsia" w:hAnsiTheme="minorEastAsia" w:hint="eastAsia"/>
+          <w:sz w:val="24"/>
+          <w:szCs w:val="24"/>
+        </w:rPr>
+        <w:t xml:space="preserve"> </w:t>
+      </w:r>
+      <w:proofErr w:type="spellStart"/>
+      <w:r>
+        <w:rPr>
+          <w:rFonts w:asciiTheme="minorEastAsia" w:hAnsiTheme="minorEastAsia" w:hint="eastAsia"/>
+          <w:sz w:val="24"/>
+          <w:szCs w:val="24"/>
+        </w:rPr>
+        <w:t>두개뿐이라</w:t>
+      </w:r>
+      <w:proofErr w:type="spellEnd"/>
+      <w:r>
+        <w:rPr>
+          <w:rFonts w:asciiTheme="minorEastAsia" w:hAnsiTheme="minorEastAsia" w:hint="eastAsia"/>
+          <w:sz w:val="24"/>
+          <w:szCs w:val="24"/>
+        </w:rPr>
+        <w:t xml:space="preserve"> 3인 플레이를 위해 새로운 캐릭터 추가</w:t>
+      </w:r>
+    </w:p>
+    <w:p>
+      <w:pPr>
+        <w:ind w:left="800"/>
+        <w:rPr>
+          <w:rFonts w:asciiTheme="minorEastAsia" w:hAnsiTheme="minorEastAsia" w:hint="eastAsia"/>
+          <w:color w:val="4472C4" w:themeColor="accent1"/>
+          <w:sz w:val="24"/>
+          <w:szCs w:val="24"/>
+        </w:rPr>
+      </w:pPr>
+      <w:r>
+        <w:rPr>
+          <w:rFonts w:asciiTheme="minorEastAsia" w:hAnsiTheme="minorEastAsia" w:hint="eastAsia"/>
+          <w:color w:val="4472C4" w:themeColor="accent1"/>
+          <w:sz w:val="24"/>
+          <w:szCs w:val="24"/>
+        </w:rPr>
+        <w:t>기존 캐릭터에서 색을 바꾼 캐릭터로 만듦.</w:t>
+      </w:r>
+    </w:p>
+    <w:p>
+      <w:pPr>
+        <w:ind w:left="800"/>
+        <w:rPr>
+          <w:rFonts w:asciiTheme="minorEastAsia" w:hAnsiTheme="minorEastAsia"/>
+          <w:sz w:val="22"/>
+        </w:rPr>
+      </w:pPr>
+    </w:p>
+    <w:p>
+      <w:pPr>
+        <w:ind w:left="800"/>
+        <w:rPr>
+          <w:rFonts w:asciiTheme="minorEastAsia" w:hAnsiTheme="minorEastAsia"/>
           <w:b/>
           <w:bCs/>
           <w:sz w:val="32"/>
           <w:szCs w:val="32"/>
         </w:rPr>
-        <w:t xml:space="preserve"> </w:t>
-      </w:r>
+      </w:pPr>
       <w:r>
         <w:rPr>
           <w:rFonts w:asciiTheme="minorEastAsia" w:hAnsiTheme="minorEastAsia" w:hint="eastAsia"/>
@@ -1458,6 +1575,26 @@
           <w:sz w:val="32"/>
           <w:szCs w:val="32"/>
         </w:rPr>
+        <w:t>-</w:t>
+      </w:r>
+      <w:r>
+        <w:rPr>
+          <w:rFonts w:asciiTheme="minorEastAsia" w:hAnsiTheme="minorEastAsia" w:hint="eastAsia"/>
+          <w:b/>
+          <w:bCs/>
+          <w:sz w:val="32"/>
+          <w:szCs w:val="32"/>
+        </w:rPr>
+        <w:t xml:space="preserve"> </w:t>
+      </w:r>
+      <w:r>
+        <w:rPr>
+          <w:rFonts w:asciiTheme="minorEastAsia" w:hAnsiTheme="minorEastAsia" w:hint="eastAsia"/>
+          <w:b/>
+          <w:bCs/>
+          <w:sz w:val="32"/>
+          <w:szCs w:val="32"/>
+        </w:rPr>
         <w:t>캐릭터 번호에 따른 캐릭터 생성</w:t>
       </w:r>
     </w:p>
@@ -1753,6 +1890,7 @@
           <w:sz w:val="24"/>
           <w:szCs w:val="24"/>
         </w:rPr>
+        <w:lastRenderedPageBreak/>
         <w:t xml:space="preserve">            </w:t>
       </w:r>
       <w:proofErr w:type="gramStart"/>
@@ -1789,7 +1927,6 @@
           <w:sz w:val="24"/>
           <w:szCs w:val="24"/>
         </w:rPr>
-        <w:lastRenderedPageBreak/>
         <w:t>// ... 캐릭터2 관련 코드</w:t>
       </w:r>
     </w:p>
@@ -2101,7 +2238,7 @@
                     <pic:cNvPicPr/>
                   </pic:nvPicPr>
                   <pic:blipFill>
-                    <a:blip r:embed="rId8"/>
+                    <a:blip r:embed="rId12"/>
                     <a:stretch>
                       <a:fillRect/>
                     </a:stretch>
@@ -3423,13 +3560,15 @@
       <w:pPr>
         <w:rPr>
           <w:rFonts w:asciiTheme="minorEastAsia" w:hAnsiTheme="minorEastAsia"/>
-          <w:sz w:val="24"/>
-          <w:szCs w:val="24"/>
-        </w:rPr>
-      </w:pPr>
-      <w:r>
-        <w:rPr>
-          <w:rFonts w:asciiTheme="minorEastAsia" w:hAnsiTheme="minorEastAsia" w:hint="eastAsia"/>
+          <w:color w:val="4472C4" w:themeColor="accent1"/>
+          <w:sz w:val="24"/>
+          <w:szCs w:val="24"/>
+        </w:rPr>
+      </w:pPr>
+      <w:r>
+        <w:rPr>
+          <w:rFonts w:asciiTheme="minorEastAsia" w:hAnsiTheme="minorEastAsia" w:hint="eastAsia"/>
+          <w:color w:val="4472C4" w:themeColor="accent1"/>
           <w:sz w:val="24"/>
           <w:szCs w:val="24"/>
         </w:rPr>
@@ -3440,13 +3579,15 @@
       <w:pPr>
         <w:rPr>
           <w:rFonts w:asciiTheme="minorEastAsia" w:hAnsiTheme="minorEastAsia"/>
-          <w:sz w:val="24"/>
-          <w:szCs w:val="24"/>
-        </w:rPr>
-      </w:pPr>
-      <w:r>
-        <w:rPr>
-          <w:rFonts w:asciiTheme="minorEastAsia" w:hAnsiTheme="minorEastAsia"/>
+          <w:color w:val="4472C4" w:themeColor="accent1"/>
+          <w:sz w:val="24"/>
+          <w:szCs w:val="24"/>
+        </w:rPr>
+      </w:pPr>
+      <w:r>
+        <w:rPr>
+          <w:rFonts w:asciiTheme="minorEastAsia" w:hAnsiTheme="minorEastAsia"/>
+          <w:color w:val="4472C4" w:themeColor="accent1"/>
           <w:sz w:val="24"/>
           <w:szCs w:val="24"/>
         </w:rPr>
@@ -3456,6 +3597,7 @@
       <w:r>
         <w:rPr>
           <w:rFonts w:asciiTheme="minorEastAsia" w:hAnsiTheme="minorEastAsia"/>
+          <w:color w:val="4472C4" w:themeColor="accent1"/>
           <w:sz w:val="24"/>
           <w:szCs w:val="24"/>
         </w:rPr>
@@ -3465,6 +3607,7 @@
       <w:r>
         <w:rPr>
           <w:rFonts w:asciiTheme="minorEastAsia" w:hAnsiTheme="minorEastAsia"/>
+          <w:color w:val="4472C4" w:themeColor="accent1"/>
           <w:sz w:val="24"/>
           <w:szCs w:val="24"/>
         </w:rPr>
@@ -3475,13 +3618,15 @@
       <w:pPr>
         <w:rPr>
           <w:rFonts w:asciiTheme="minorEastAsia" w:hAnsiTheme="minorEastAsia"/>
-          <w:sz w:val="24"/>
-          <w:szCs w:val="24"/>
-        </w:rPr>
-      </w:pPr>
-      <w:r>
-        <w:rPr>
-          <w:rFonts w:asciiTheme="minorEastAsia" w:hAnsiTheme="minorEastAsia"/>
+          <w:color w:val="4472C4" w:themeColor="accent1"/>
+          <w:sz w:val="24"/>
+          <w:szCs w:val="24"/>
+        </w:rPr>
+      </w:pPr>
+      <w:r>
+        <w:rPr>
+          <w:rFonts w:asciiTheme="minorEastAsia" w:hAnsiTheme="minorEastAsia"/>
+          <w:color w:val="4472C4" w:themeColor="accent1"/>
           <w:sz w:val="24"/>
           <w:szCs w:val="24"/>
         </w:rPr>
@@ -3492,6 +3637,7 @@
       <w:r>
         <w:rPr>
           <w:rFonts w:asciiTheme="minorEastAsia" w:hAnsiTheme="minorEastAsia"/>
+          <w:color w:val="4472C4" w:themeColor="accent1"/>
           <w:sz w:val="24"/>
           <w:szCs w:val="24"/>
         </w:rPr>
@@ -3501,6 +3647,7 @@
       <w:r>
         <w:rPr>
           <w:rFonts w:asciiTheme="minorEastAsia" w:hAnsiTheme="minorEastAsia"/>
+          <w:color w:val="4472C4" w:themeColor="accent1"/>
           <w:sz w:val="24"/>
           <w:szCs w:val="24"/>
         </w:rPr>
@@ -3510,6 +3657,7 @@
       <w:r>
         <w:rPr>
           <w:rFonts w:asciiTheme="minorEastAsia" w:hAnsiTheme="minorEastAsia"/>
+          <w:color w:val="4472C4" w:themeColor="accent1"/>
           <w:sz w:val="24"/>
           <w:szCs w:val="24"/>
         </w:rPr>
@@ -3520,13 +3668,15 @@
       <w:pPr>
         <w:rPr>
           <w:rFonts w:asciiTheme="minorEastAsia" w:hAnsiTheme="minorEastAsia"/>
-          <w:sz w:val="24"/>
-          <w:szCs w:val="24"/>
-        </w:rPr>
-      </w:pPr>
-      <w:r>
-        <w:rPr>
-          <w:rFonts w:asciiTheme="minorEastAsia" w:hAnsiTheme="minorEastAsia"/>
+          <w:color w:val="4472C4" w:themeColor="accent1"/>
+          <w:sz w:val="24"/>
+          <w:szCs w:val="24"/>
+        </w:rPr>
+      </w:pPr>
+      <w:r>
+        <w:rPr>
+          <w:rFonts w:asciiTheme="minorEastAsia" w:hAnsiTheme="minorEastAsia"/>
+          <w:color w:val="4472C4" w:themeColor="accent1"/>
           <w:sz w:val="24"/>
           <w:szCs w:val="24"/>
         </w:rPr>
@@ -3536,6 +3686,7 @@
       <w:r>
         <w:rPr>
           <w:rFonts w:asciiTheme="minorEastAsia" w:hAnsiTheme="minorEastAsia"/>
+          <w:color w:val="4472C4" w:themeColor="accent1"/>
           <w:sz w:val="24"/>
           <w:szCs w:val="24"/>
         </w:rPr>
@@ -3545,6 +3696,7 @@
       <w:r>
         <w:rPr>
           <w:rFonts w:asciiTheme="minorEastAsia" w:hAnsiTheme="minorEastAsia"/>
+          <w:color w:val="4472C4" w:themeColor="accent1"/>
           <w:sz w:val="24"/>
           <w:szCs w:val="24"/>
         </w:rPr>
@@ -3554,6 +3706,7 @@
       <w:r>
         <w:rPr>
           <w:rFonts w:asciiTheme="minorEastAsia" w:hAnsiTheme="minorEastAsia"/>
+          <w:color w:val="4472C4" w:themeColor="accent1"/>
           <w:sz w:val="24"/>
           <w:szCs w:val="24"/>
         </w:rPr>
@@ -3563,6 +3716,7 @@
       <w:r>
         <w:rPr>
           <w:rFonts w:asciiTheme="minorEastAsia" w:hAnsiTheme="minorEastAsia"/>
+          <w:color w:val="4472C4" w:themeColor="accent1"/>
           <w:sz w:val="24"/>
           <w:szCs w:val="24"/>
         </w:rPr>
@@ -3573,13 +3727,15 @@
       <w:pPr>
         <w:rPr>
           <w:rFonts w:asciiTheme="minorEastAsia" w:hAnsiTheme="minorEastAsia"/>
-          <w:sz w:val="24"/>
-          <w:szCs w:val="24"/>
-        </w:rPr>
-      </w:pPr>
-      <w:r>
-        <w:rPr>
-          <w:rFonts w:asciiTheme="minorEastAsia" w:hAnsiTheme="minorEastAsia"/>
+          <w:color w:val="4472C4" w:themeColor="accent1"/>
+          <w:sz w:val="24"/>
+          <w:szCs w:val="24"/>
+        </w:rPr>
+      </w:pPr>
+      <w:r>
+        <w:rPr>
+          <w:rFonts w:asciiTheme="minorEastAsia" w:hAnsiTheme="minorEastAsia"/>
+          <w:color w:val="4472C4" w:themeColor="accent1"/>
           <w:sz w:val="24"/>
           <w:szCs w:val="24"/>
         </w:rPr>
@@ -3603,6 +3759,7 @@
       <w:pPr>
         <w:rPr>
           <w:rFonts w:asciiTheme="minorEastAsia" w:hAnsiTheme="minorEastAsia"/>
+          <w:color w:val="4472C4" w:themeColor="accent1"/>
           <w:sz w:val="24"/>
           <w:szCs w:val="24"/>
         </w:rPr>
@@ -3611,6 +3768,7 @@
       <w:r>
         <w:rPr>
           <w:rFonts w:asciiTheme="minorEastAsia" w:hAnsiTheme="minorEastAsia"/>
+          <w:color w:val="4472C4" w:themeColor="accent1"/>
           <w:sz w:val="24"/>
           <w:szCs w:val="24"/>
         </w:rPr>
@@ -3620,6 +3778,7 @@
       <w:r>
         <w:rPr>
           <w:rFonts w:asciiTheme="minorEastAsia" w:hAnsiTheme="minorEastAsia"/>
+          <w:color w:val="4472C4" w:themeColor="accent1"/>
           <w:sz w:val="24"/>
           <w:szCs w:val="24"/>
         </w:rPr>
@@ -3630,6 +3789,7 @@
       <w:pPr>
         <w:rPr>
           <w:rFonts w:asciiTheme="minorEastAsia" w:hAnsiTheme="minorEastAsia"/>
+          <w:color w:val="4472C4" w:themeColor="accent1"/>
           <w:sz w:val="24"/>
           <w:szCs w:val="24"/>
         </w:rPr>
@@ -3638,6 +3798,7 @@
       <w:r>
         <w:rPr>
           <w:rFonts w:asciiTheme="minorEastAsia" w:hAnsiTheme="minorEastAsia"/>
+          <w:color w:val="4472C4" w:themeColor="accent1"/>
           <w:sz w:val="24"/>
           <w:szCs w:val="24"/>
         </w:rPr>
@@ -3647,6 +3808,7 @@
       <w:r>
         <w:rPr>
           <w:rFonts w:asciiTheme="minorEastAsia" w:hAnsiTheme="minorEastAsia"/>
+          <w:color w:val="4472C4" w:themeColor="accent1"/>
           <w:sz w:val="24"/>
           <w:szCs w:val="24"/>
         </w:rPr>
@@ -3657,13 +3819,15 @@
       <w:pPr>
         <w:rPr>
           <w:rFonts w:asciiTheme="minorEastAsia" w:hAnsiTheme="minorEastAsia"/>
-          <w:sz w:val="24"/>
-          <w:szCs w:val="24"/>
-        </w:rPr>
-      </w:pPr>
-      <w:r>
-        <w:rPr>
-          <w:rFonts w:asciiTheme="minorEastAsia" w:hAnsiTheme="minorEastAsia"/>
+          <w:color w:val="4472C4" w:themeColor="accent1"/>
+          <w:sz w:val="24"/>
+          <w:szCs w:val="24"/>
+        </w:rPr>
+      </w:pPr>
+      <w:r>
+        <w:rPr>
+          <w:rFonts w:asciiTheme="minorEastAsia" w:hAnsiTheme="minorEastAsia"/>
+          <w:color w:val="4472C4" w:themeColor="accent1"/>
           <w:sz w:val="24"/>
           <w:szCs w:val="24"/>
         </w:rPr>
@@ -3673,6 +3837,7 @@
       <w:r>
         <w:rPr>
           <w:rFonts w:asciiTheme="minorEastAsia" w:hAnsiTheme="minorEastAsia"/>
+          <w:color w:val="4472C4" w:themeColor="accent1"/>
           <w:sz w:val="24"/>
           <w:szCs w:val="24"/>
         </w:rPr>
@@ -3682,6 +3847,7 @@
       <w:r>
         <w:rPr>
           <w:rFonts w:asciiTheme="minorEastAsia" w:hAnsiTheme="minorEastAsia"/>
+          <w:color w:val="4472C4" w:themeColor="accent1"/>
           <w:sz w:val="24"/>
           <w:szCs w:val="24"/>
         </w:rPr>
@@ -3691,6 +3857,7 @@
       <w:r>
         <w:rPr>
           <w:rFonts w:asciiTheme="minorEastAsia" w:hAnsiTheme="minorEastAsia"/>
+          <w:color w:val="4472C4" w:themeColor="accent1"/>
           <w:sz w:val="24"/>
           <w:szCs w:val="24"/>
         </w:rPr>
@@ -3700,6 +3867,7 @@
       <w:r>
         <w:rPr>
           <w:rFonts w:asciiTheme="minorEastAsia" w:hAnsiTheme="minorEastAsia"/>
+          <w:color w:val="4472C4" w:themeColor="accent1"/>
           <w:sz w:val="24"/>
           <w:szCs w:val="24"/>
         </w:rPr>
@@ -3710,13 +3878,15 @@
       <w:pPr>
         <w:rPr>
           <w:rFonts w:asciiTheme="minorEastAsia" w:hAnsiTheme="minorEastAsia"/>
-          <w:sz w:val="24"/>
-          <w:szCs w:val="24"/>
-        </w:rPr>
-      </w:pPr>
-      <w:r>
-        <w:rPr>
-          <w:rFonts w:asciiTheme="minorEastAsia" w:hAnsiTheme="minorEastAsia"/>
+          <w:color w:val="4472C4" w:themeColor="accent1"/>
+          <w:sz w:val="24"/>
+          <w:szCs w:val="24"/>
+        </w:rPr>
+      </w:pPr>
+      <w:r>
+        <w:rPr>
+          <w:rFonts w:asciiTheme="minorEastAsia" w:hAnsiTheme="minorEastAsia"/>
+          <w:color w:val="4472C4" w:themeColor="accent1"/>
           <w:sz w:val="24"/>
           <w:szCs w:val="24"/>
         </w:rPr>
@@ -3726,6 +3896,7 @@
       <w:r>
         <w:rPr>
           <w:rFonts w:asciiTheme="minorEastAsia" w:hAnsiTheme="minorEastAsia"/>
+          <w:color w:val="4472C4" w:themeColor="accent1"/>
           <w:sz w:val="24"/>
           <w:szCs w:val="24"/>
         </w:rPr>
@@ -3736,6 +3907,7 @@
       <w:r>
         <w:rPr>
           <w:rFonts w:asciiTheme="minorEastAsia" w:hAnsiTheme="minorEastAsia"/>
+          <w:color w:val="4472C4" w:themeColor="accent1"/>
           <w:sz w:val="24"/>
           <w:szCs w:val="24"/>
         </w:rPr>
@@ -3745,6 +3917,7 @@
       <w:r>
         <w:rPr>
           <w:rFonts w:asciiTheme="minorEastAsia" w:hAnsiTheme="minorEastAsia"/>
+          <w:color w:val="4472C4" w:themeColor="accent1"/>
           <w:sz w:val="24"/>
           <w:szCs w:val="24"/>
         </w:rPr>
@@ -3755,13 +3928,15 @@
       <w:pPr>
         <w:rPr>
           <w:rFonts w:asciiTheme="minorEastAsia" w:hAnsiTheme="minorEastAsia"/>
-          <w:sz w:val="24"/>
-          <w:szCs w:val="24"/>
-        </w:rPr>
-      </w:pPr>
-      <w:r>
-        <w:rPr>
-          <w:rFonts w:asciiTheme="minorEastAsia" w:hAnsiTheme="minorEastAsia"/>
+          <w:color w:val="4472C4" w:themeColor="accent1"/>
+          <w:sz w:val="24"/>
+          <w:szCs w:val="24"/>
+        </w:rPr>
+      </w:pPr>
+      <w:r>
+        <w:rPr>
+          <w:rFonts w:asciiTheme="minorEastAsia" w:hAnsiTheme="minorEastAsia"/>
+          <w:color w:val="4472C4" w:themeColor="accent1"/>
           <w:sz w:val="24"/>
           <w:szCs w:val="24"/>
         </w:rPr>
@@ -5083,15 +5258,405 @@
     </w:p>
     <w:p>
       <w:pPr>
-        <w:widowControl/>
-        <w:wordWrap/>
-        <w:autoSpaceDE/>
-        <w:autoSpaceDN/>
-        <w:rPr>
-          <w:rFonts w:asciiTheme="minorEastAsia" w:hAnsiTheme="minorEastAsia"/>
-          <w:szCs w:val="20"/>
-        </w:rPr>
-      </w:pPr>
+        <w:ind w:left="240" w:hangingChars="100" w:hanging="240"/>
+        <w:rPr>
+          <w:rFonts w:asciiTheme="minorEastAsia" w:hAnsiTheme="minorEastAsia"/>
+          <w:b/>
+          <w:bCs/>
+          <w:sz w:val="24"/>
+          <w:szCs w:val="24"/>
+        </w:rPr>
+      </w:pPr>
+      <w:r>
+        <w:rPr>
+          <w:rFonts w:asciiTheme="minorEastAsia" w:hAnsiTheme="minorEastAsia" w:hint="eastAsia"/>
+          <w:b/>
+          <w:bCs/>
+          <w:sz w:val="24"/>
+          <w:szCs w:val="24"/>
+        </w:rPr>
+        <w:t>(추가)</w:t>
+      </w:r>
+    </w:p>
+    <w:p>
+      <w:pPr>
+        <w:ind w:left="240" w:hangingChars="100" w:hanging="240"/>
+        <w:rPr>
+          <w:rFonts w:asciiTheme="minorEastAsia" w:hAnsiTheme="minorEastAsia"/>
+          <w:b/>
+          <w:bCs/>
+          <w:color w:val="4472C4" w:themeColor="accent1"/>
+          <w:sz w:val="24"/>
+          <w:szCs w:val="24"/>
+        </w:rPr>
+      </w:pPr>
+      <w:r>
+        <w:rPr>
+          <w:rFonts w:asciiTheme="minorEastAsia" w:hAnsiTheme="minorEastAsia" w:hint="eastAsia"/>
+          <w:b/>
+          <w:bCs/>
+          <w:color w:val="4472C4" w:themeColor="accent1"/>
+          <w:sz w:val="24"/>
+          <w:szCs w:val="24"/>
+        </w:rPr>
+        <w:t xml:space="preserve">DWORD WINAPI </w:t>
+      </w:r>
+      <w:proofErr w:type="spellStart"/>
+      <w:proofErr w:type="gramStart"/>
+      <w:r>
+        <w:rPr>
+          <w:rFonts w:asciiTheme="minorEastAsia" w:hAnsiTheme="minorEastAsia" w:hint="eastAsia"/>
+          <w:b/>
+          <w:bCs/>
+          <w:color w:val="4472C4" w:themeColor="accent1"/>
+          <w:sz w:val="24"/>
+          <w:szCs w:val="24"/>
+        </w:rPr>
+        <w:t>ObstacleThread</w:t>
+      </w:r>
+      <w:proofErr w:type="spellEnd"/>
+      <w:r>
+        <w:rPr>
+          <w:rFonts w:asciiTheme="minorEastAsia" w:hAnsiTheme="minorEastAsia" w:hint="eastAsia"/>
+          <w:b/>
+          <w:bCs/>
+          <w:color w:val="4472C4" w:themeColor="accent1"/>
+          <w:sz w:val="24"/>
+          <w:szCs w:val="24"/>
+        </w:rPr>
+        <w:t>(</w:t>
+      </w:r>
+      <w:proofErr w:type="gramEnd"/>
+      <w:r>
+        <w:rPr>
+          <w:rFonts w:asciiTheme="minorEastAsia" w:hAnsiTheme="minorEastAsia" w:hint="eastAsia"/>
+          <w:b/>
+          <w:bCs/>
+          <w:color w:val="4472C4" w:themeColor="accent1"/>
+          <w:sz w:val="24"/>
+          <w:szCs w:val="24"/>
+        </w:rPr>
+        <w:t xml:space="preserve">LPVOID </w:t>
+      </w:r>
+      <w:proofErr w:type="spellStart"/>
+      <w:r>
+        <w:rPr>
+          <w:rFonts w:asciiTheme="minorEastAsia" w:hAnsiTheme="minorEastAsia" w:hint="eastAsia"/>
+          <w:b/>
+          <w:bCs/>
+          <w:color w:val="4472C4" w:themeColor="accent1"/>
+          <w:sz w:val="24"/>
+          <w:szCs w:val="24"/>
+        </w:rPr>
+        <w:t>arg</w:t>
+      </w:r>
+      <w:proofErr w:type="spellEnd"/>
+      <w:r>
+        <w:rPr>
+          <w:rFonts w:asciiTheme="minorEastAsia" w:hAnsiTheme="minorEastAsia" w:hint="eastAsia"/>
+          <w:b/>
+          <w:bCs/>
+          <w:color w:val="4472C4" w:themeColor="accent1"/>
+          <w:sz w:val="24"/>
+          <w:szCs w:val="24"/>
+        </w:rPr>
+        <w:t>)</w:t>
+      </w:r>
+    </w:p>
+    <w:p>
+      <w:pPr>
+        <w:ind w:left="240" w:hangingChars="100" w:hanging="240"/>
+        <w:rPr>
+          <w:rFonts w:asciiTheme="minorEastAsia" w:hAnsiTheme="minorEastAsia"/>
+          <w:b/>
+          <w:bCs/>
+          <w:color w:val="4472C4" w:themeColor="accent1"/>
+          <w:sz w:val="24"/>
+          <w:szCs w:val="24"/>
+        </w:rPr>
+      </w:pPr>
+      <w:r>
+        <w:rPr>
+          <w:rFonts w:asciiTheme="minorEastAsia" w:hAnsiTheme="minorEastAsia" w:hint="eastAsia"/>
+          <w:b/>
+          <w:bCs/>
+          <w:color w:val="4472C4" w:themeColor="accent1"/>
+          <w:sz w:val="24"/>
+          <w:szCs w:val="24"/>
+        </w:rPr>
+        <w:t>{</w:t>
+      </w:r>
+    </w:p>
+    <w:p>
+      <w:pPr>
+        <w:ind w:left="240" w:hangingChars="100" w:hanging="240"/>
+        <w:rPr>
+          <w:rFonts w:asciiTheme="minorEastAsia" w:hAnsiTheme="minorEastAsia" w:hint="eastAsia"/>
+          <w:b/>
+          <w:bCs/>
+          <w:color w:val="4472C4" w:themeColor="accent1"/>
+          <w:sz w:val="24"/>
+          <w:szCs w:val="24"/>
+        </w:rPr>
+      </w:pPr>
+      <w:r>
+        <w:rPr>
+          <w:rFonts w:asciiTheme="minorEastAsia" w:hAnsiTheme="minorEastAsia"/>
+          <w:b/>
+          <w:bCs/>
+          <w:color w:val="4472C4" w:themeColor="accent1"/>
+          <w:sz w:val="24"/>
+          <w:szCs w:val="24"/>
+        </w:rPr>
+        <w:tab/>
+      </w:r>
+      <w:r>
+        <w:rPr>
+          <w:rFonts w:asciiTheme="minorEastAsia" w:hAnsiTheme="minorEastAsia"/>
+          <w:b/>
+          <w:bCs/>
+          <w:color w:val="4472C4" w:themeColor="accent1"/>
+          <w:sz w:val="24"/>
+          <w:szCs w:val="24"/>
+        </w:rPr>
+        <w:tab/>
+      </w:r>
+      <w:proofErr w:type="spellStart"/>
+      <w:r>
+        <w:rPr>
+          <w:rFonts w:asciiTheme="minorEastAsia" w:hAnsiTheme="minorEastAsia" w:hint="eastAsia"/>
+          <w:b/>
+          <w:bCs/>
+          <w:color w:val="4472C4" w:themeColor="accent1"/>
+          <w:sz w:val="24"/>
+          <w:szCs w:val="24"/>
+        </w:rPr>
+        <w:t>UpdateBongObstacle</w:t>
+      </w:r>
+      <w:proofErr w:type="spellEnd"/>
+      <w:r>
+        <w:rPr>
+          <w:rFonts w:asciiTheme="minorEastAsia" w:hAnsiTheme="minorEastAsia" w:hint="eastAsia"/>
+          <w:b/>
+          <w:bCs/>
+          <w:color w:val="4472C4" w:themeColor="accent1"/>
+          <w:sz w:val="24"/>
+          <w:szCs w:val="24"/>
+        </w:rPr>
+        <w:t>();</w:t>
+      </w:r>
+      <w:r>
+        <w:rPr>
+          <w:rFonts w:asciiTheme="minorEastAsia" w:hAnsiTheme="minorEastAsia"/>
+          <w:b/>
+          <w:bCs/>
+          <w:color w:val="4472C4" w:themeColor="accent1"/>
+          <w:sz w:val="24"/>
+          <w:szCs w:val="24"/>
+        </w:rPr>
+        <w:tab/>
+      </w:r>
+      <w:r>
+        <w:rPr>
+          <w:rFonts w:asciiTheme="minorEastAsia" w:hAnsiTheme="minorEastAsia"/>
+          <w:b/>
+          <w:bCs/>
+          <w:color w:val="4472C4" w:themeColor="accent1"/>
+          <w:sz w:val="24"/>
+          <w:szCs w:val="24"/>
+        </w:rPr>
+        <w:tab/>
+      </w:r>
+      <w:proofErr w:type="gramStart"/>
+      <w:r>
+        <w:rPr>
+          <w:rFonts w:asciiTheme="minorEastAsia" w:hAnsiTheme="minorEastAsia" w:hint="eastAsia"/>
+          <w:b/>
+          <w:bCs/>
+          <w:color w:val="4472C4" w:themeColor="accent1"/>
+          <w:sz w:val="24"/>
+          <w:szCs w:val="24"/>
+        </w:rPr>
+        <w:t>// 봉</w:t>
+      </w:r>
+      <w:proofErr w:type="gramEnd"/>
+      <w:r>
+        <w:rPr>
+          <w:rFonts w:asciiTheme="minorEastAsia" w:hAnsiTheme="minorEastAsia" w:hint="eastAsia"/>
+          <w:b/>
+          <w:bCs/>
+          <w:color w:val="4472C4" w:themeColor="accent1"/>
+          <w:sz w:val="24"/>
+          <w:szCs w:val="24"/>
+        </w:rPr>
+        <w:t xml:space="preserve"> 장애물 위치 업데이트</w:t>
+      </w:r>
+    </w:p>
+    <w:p>
+      <w:pPr>
+        <w:ind w:left="240" w:hangingChars="100" w:hanging="240"/>
+        <w:rPr>
+          <w:rFonts w:asciiTheme="minorEastAsia" w:hAnsiTheme="minorEastAsia" w:hint="eastAsia"/>
+          <w:b/>
+          <w:bCs/>
+          <w:color w:val="4472C4" w:themeColor="accent1"/>
+          <w:sz w:val="24"/>
+          <w:szCs w:val="24"/>
+        </w:rPr>
+      </w:pPr>
+      <w:r>
+        <w:rPr>
+          <w:rFonts w:asciiTheme="minorEastAsia" w:hAnsiTheme="minorEastAsia"/>
+          <w:b/>
+          <w:bCs/>
+          <w:color w:val="4472C4" w:themeColor="accent1"/>
+          <w:sz w:val="24"/>
+          <w:szCs w:val="24"/>
+        </w:rPr>
+        <w:tab/>
+      </w:r>
+      <w:r>
+        <w:rPr>
+          <w:rFonts w:asciiTheme="minorEastAsia" w:hAnsiTheme="minorEastAsia"/>
+          <w:b/>
+          <w:bCs/>
+          <w:color w:val="4472C4" w:themeColor="accent1"/>
+          <w:sz w:val="24"/>
+          <w:szCs w:val="24"/>
+        </w:rPr>
+        <w:tab/>
+      </w:r>
+      <w:proofErr w:type="spellStart"/>
+      <w:r>
+        <w:rPr>
+          <w:rFonts w:asciiTheme="minorEastAsia" w:hAnsiTheme="minorEastAsia"/>
+          <w:b/>
+          <w:bCs/>
+          <w:color w:val="4472C4" w:themeColor="accent1"/>
+          <w:sz w:val="24"/>
+          <w:szCs w:val="24"/>
+        </w:rPr>
+        <w:t>Broadcast_BongObstacle</w:t>
+      </w:r>
+      <w:proofErr w:type="spellEnd"/>
+      <w:r>
+        <w:rPr>
+          <w:rFonts w:asciiTheme="minorEastAsia" w:hAnsiTheme="minorEastAsia"/>
+          <w:b/>
+          <w:bCs/>
+          <w:color w:val="4472C4" w:themeColor="accent1"/>
+          <w:sz w:val="24"/>
+          <w:szCs w:val="24"/>
+        </w:rPr>
+        <w:t>(</w:t>
+      </w:r>
+      <w:proofErr w:type="spellStart"/>
+      <w:r>
+        <w:rPr>
+          <w:rFonts w:asciiTheme="minorEastAsia" w:hAnsiTheme="minorEastAsia"/>
+          <w:b/>
+          <w:bCs/>
+          <w:color w:val="4472C4" w:themeColor="accent1"/>
+          <w:sz w:val="24"/>
+          <w:szCs w:val="24"/>
+        </w:rPr>
+        <w:t>g_bongObstacle</w:t>
+      </w:r>
+      <w:proofErr w:type="spellEnd"/>
+      <w:r>
+        <w:rPr>
+          <w:rFonts w:asciiTheme="minorEastAsia" w:hAnsiTheme="minorEastAsia"/>
+          <w:b/>
+          <w:bCs/>
+          <w:color w:val="4472C4" w:themeColor="accent1"/>
+          <w:sz w:val="24"/>
+          <w:szCs w:val="24"/>
+        </w:rPr>
+        <w:t>);</w:t>
+      </w:r>
+      <w:r>
+        <w:rPr>
+          <w:rFonts w:asciiTheme="minorEastAsia" w:hAnsiTheme="minorEastAsia"/>
+          <w:b/>
+          <w:bCs/>
+          <w:color w:val="4472C4" w:themeColor="accent1"/>
+          <w:sz w:val="24"/>
+          <w:szCs w:val="24"/>
+        </w:rPr>
+        <w:tab/>
+      </w:r>
+      <w:proofErr w:type="gramStart"/>
+      <w:r>
+        <w:rPr>
+          <w:rFonts w:asciiTheme="minorEastAsia" w:hAnsiTheme="minorEastAsia" w:hint="eastAsia"/>
+          <w:b/>
+          <w:bCs/>
+          <w:color w:val="4472C4" w:themeColor="accent1"/>
+          <w:sz w:val="24"/>
+          <w:szCs w:val="24"/>
+        </w:rPr>
+        <w:t>// 다른</w:t>
+      </w:r>
+      <w:proofErr w:type="gramEnd"/>
+      <w:r>
+        <w:rPr>
+          <w:rFonts w:asciiTheme="minorEastAsia" w:hAnsiTheme="minorEastAsia" w:hint="eastAsia"/>
+          <w:b/>
+          <w:bCs/>
+          <w:color w:val="4472C4" w:themeColor="accent1"/>
+          <w:sz w:val="24"/>
+          <w:szCs w:val="24"/>
+        </w:rPr>
+        <w:t xml:space="preserve"> </w:t>
+      </w:r>
+      <w:proofErr w:type="spellStart"/>
+      <w:r>
+        <w:rPr>
+          <w:rFonts w:asciiTheme="minorEastAsia" w:hAnsiTheme="minorEastAsia" w:hint="eastAsia"/>
+          <w:b/>
+          <w:bCs/>
+          <w:color w:val="4472C4" w:themeColor="accent1"/>
+          <w:sz w:val="24"/>
+          <w:szCs w:val="24"/>
+        </w:rPr>
+        <w:t>클라에게</w:t>
+      </w:r>
+      <w:proofErr w:type="spellEnd"/>
+      <w:r>
+        <w:rPr>
+          <w:rFonts w:asciiTheme="minorEastAsia" w:hAnsiTheme="minorEastAsia" w:hint="eastAsia"/>
+          <w:b/>
+          <w:bCs/>
+          <w:color w:val="4472C4" w:themeColor="accent1"/>
+          <w:sz w:val="24"/>
+          <w:szCs w:val="24"/>
+        </w:rPr>
+        <w:t xml:space="preserve"> 정보주기</w:t>
+      </w:r>
+    </w:p>
+    <w:p>
+      <w:pPr>
+        <w:ind w:left="240" w:hangingChars="100" w:hanging="240"/>
+        <w:rPr>
+          <w:rFonts w:asciiTheme="minorEastAsia" w:hAnsiTheme="minorEastAsia" w:hint="eastAsia"/>
+          <w:b/>
+          <w:bCs/>
+          <w:color w:val="4472C4" w:themeColor="accent1"/>
+          <w:sz w:val="24"/>
+          <w:szCs w:val="24"/>
+        </w:rPr>
+      </w:pPr>
+      <w:r>
+        <w:rPr>
+          <w:rFonts w:asciiTheme="minorEastAsia" w:hAnsiTheme="minorEastAsia" w:hint="eastAsia"/>
+          <w:b/>
+          <w:bCs/>
+          <w:color w:val="4472C4" w:themeColor="accent1"/>
+          <w:sz w:val="24"/>
+          <w:szCs w:val="24"/>
+        </w:rPr>
+        <w:t>}</w:t>
+      </w:r>
     </w:p>
     <w:p>
       <w:pPr>
@@ -5542,6 +6107,7 @@
           <w:rFonts w:asciiTheme="minorEastAsia" w:hAnsiTheme="minorEastAsia" w:hint="eastAsia"/>
           <w:sz w:val="22"/>
         </w:rPr>
+        <w:lastRenderedPageBreak/>
         <w:t>}</w:t>
       </w:r>
     </w:p>
@@ -5720,540 +6286,540 @@
           <w:rFonts w:asciiTheme="minorEastAsia" w:hAnsiTheme="minorEastAsia"/>
           <w:sz w:val="22"/>
         </w:rPr>
+        <w:t>// 패킷에</w:t>
+      </w:r>
+      <w:proofErr w:type="gramEnd"/>
+      <w:r>
+        <w:rPr>
+          <w:rFonts w:asciiTheme="minorEastAsia" w:hAnsiTheme="minorEastAsia"/>
+          <w:sz w:val="22"/>
+        </w:rPr>
+        <w:t xml:space="preserve"> 캐릭터 정보 담기</w:t>
+      </w:r>
+    </w:p>
+    <w:p>
+      <w:pPr>
+        <w:ind w:firstLine="800"/>
+        <w:rPr>
+          <w:rFonts w:asciiTheme="minorEastAsia" w:hAnsiTheme="minorEastAsia"/>
+          <w:sz w:val="22"/>
+        </w:rPr>
+      </w:pPr>
+      <w:proofErr w:type="gramStart"/>
+      <w:r>
+        <w:rPr>
+          <w:rFonts w:asciiTheme="minorEastAsia" w:hAnsiTheme="minorEastAsia"/>
+          <w:sz w:val="22"/>
+        </w:rPr>
+        <w:t>// 서버에</w:t>
+      </w:r>
+      <w:proofErr w:type="gramEnd"/>
+      <w:r>
+        <w:rPr>
+          <w:rFonts w:asciiTheme="minorEastAsia" w:hAnsiTheme="minorEastAsia"/>
+          <w:sz w:val="22"/>
+        </w:rPr>
+        <w:t xml:space="preserve"> 패킷 전송</w:t>
+      </w:r>
+    </w:p>
+    <w:p>
+      <w:pPr>
+        <w:rPr>
+          <w:rFonts w:asciiTheme="minorEastAsia" w:hAnsiTheme="minorEastAsia"/>
+          <w:sz w:val="22"/>
+        </w:rPr>
+      </w:pPr>
+      <w:r>
+        <w:rPr>
+          <w:rFonts w:asciiTheme="minorEastAsia" w:hAnsiTheme="minorEastAsia" w:hint="eastAsia"/>
+          <w:sz w:val="22"/>
+        </w:rPr>
+        <w:t>}</w:t>
+      </w:r>
+    </w:p>
+    <w:p>
+      <w:pPr>
+        <w:rPr>
+          <w:rFonts w:asciiTheme="minorEastAsia" w:hAnsiTheme="minorEastAsia"/>
+          <w:sz w:val="22"/>
+        </w:rPr>
+      </w:pPr>
+      <w:r>
+        <w:rPr>
+          <w:rFonts w:asciiTheme="minorEastAsia" w:hAnsiTheme="minorEastAsia" w:hint="eastAsia"/>
+          <w:b/>
+          <w:bCs/>
+          <w:sz w:val="24"/>
+          <w:szCs w:val="24"/>
+        </w:rPr>
+        <w:t xml:space="preserve">bool </w:t>
+      </w:r>
+      <w:proofErr w:type="spellStart"/>
+      <w:r>
+        <w:rPr>
+          <w:rFonts w:asciiTheme="minorEastAsia" w:hAnsiTheme="minorEastAsia" w:hint="eastAsia"/>
+          <w:b/>
+          <w:bCs/>
+          <w:sz w:val="24"/>
+          <w:szCs w:val="24"/>
+        </w:rPr>
+        <w:t>recv_character</w:t>
+      </w:r>
+      <w:proofErr w:type="spellEnd"/>
+      <w:r>
+        <w:rPr>
+          <w:rFonts w:asciiTheme="minorEastAsia" w:hAnsiTheme="minorEastAsia" w:hint="eastAsia"/>
+          <w:b/>
+          <w:bCs/>
+          <w:sz w:val="24"/>
+          <w:szCs w:val="24"/>
+        </w:rPr>
+        <w:t>()</w:t>
+      </w:r>
+      <w:r>
+        <w:rPr>
+          <w:rFonts w:asciiTheme="minorEastAsia" w:hAnsiTheme="minorEastAsia"/>
+          <w:sz w:val="22"/>
+        </w:rPr>
+        <w:tab/>
+      </w:r>
+      <w:r>
+        <w:rPr>
+          <w:rFonts w:asciiTheme="minorEastAsia" w:hAnsiTheme="minorEastAsia" w:hint="eastAsia"/>
+          <w:sz w:val="22"/>
+        </w:rPr>
+        <w:t xml:space="preserve">    캐릭터에 대한 정보를 서버로부터 받는 함수</w:t>
+      </w:r>
+    </w:p>
+    <w:p>
+      <w:pPr>
+        <w:rPr>
+          <w:rFonts w:asciiTheme="minorEastAsia" w:hAnsiTheme="minorEastAsia"/>
+          <w:sz w:val="22"/>
+        </w:rPr>
+      </w:pPr>
+      <w:r>
+        <w:rPr>
+          <w:rFonts w:asciiTheme="minorEastAsia" w:hAnsiTheme="minorEastAsia" w:hint="eastAsia"/>
+          <w:sz w:val="22"/>
+        </w:rPr>
+        <w:t>{</w:t>
+      </w:r>
+    </w:p>
+    <w:p>
+      <w:pPr>
+        <w:rPr>
+          <w:rFonts w:asciiTheme="minorEastAsia" w:hAnsiTheme="minorEastAsia"/>
+          <w:sz w:val="22"/>
+          <w:szCs w:val="24"/>
+        </w:rPr>
+      </w:pPr>
+      <w:r>
+        <w:rPr>
+          <w:rFonts w:asciiTheme="minorEastAsia" w:hAnsiTheme="minorEastAsia"/>
+          <w:sz w:val="22"/>
+        </w:rPr>
+        <w:tab/>
+      </w:r>
+      <w:r>
+        <w:rPr>
+          <w:rFonts w:asciiTheme="minorEastAsia" w:hAnsiTheme="minorEastAsia" w:hint="eastAsia"/>
+          <w:sz w:val="22"/>
+        </w:rPr>
+        <w:t>//서버</w:t>
+      </w:r>
+      <w:r>
+        <w:rPr>
+          <w:rFonts w:asciiTheme="minorEastAsia" w:hAnsiTheme="minorEastAsia"/>
+          <w:sz w:val="22"/>
+          <w:szCs w:val="24"/>
+        </w:rPr>
+        <w:t>로부터 캐릭터 정보 패킷 수신</w:t>
+      </w:r>
+    </w:p>
+    <w:p>
+      <w:pPr>
+        <w:rPr>
+          <w:rFonts w:asciiTheme="minorEastAsia" w:hAnsiTheme="minorEastAsia"/>
+          <w:sz w:val="22"/>
+          <w:szCs w:val="24"/>
+        </w:rPr>
+      </w:pPr>
+      <w:r>
+        <w:rPr>
+          <w:rFonts w:asciiTheme="minorEastAsia" w:hAnsiTheme="minorEastAsia"/>
+          <w:sz w:val="22"/>
+          <w:szCs w:val="24"/>
+        </w:rPr>
+        <w:tab/>
+      </w:r>
+      <w:r>
+        <w:rPr>
+          <w:rFonts w:asciiTheme="minorEastAsia" w:hAnsiTheme="minorEastAsia" w:hint="eastAsia"/>
+          <w:sz w:val="22"/>
+          <w:szCs w:val="24"/>
+        </w:rPr>
+        <w:t>//수신 잘 안됐다면 return false</w:t>
+      </w:r>
+    </w:p>
+    <w:p>
+      <w:pPr>
+        <w:rPr>
+          <w:rFonts w:asciiTheme="minorEastAsia" w:hAnsiTheme="minorEastAsia"/>
+          <w:sz w:val="22"/>
+        </w:rPr>
+      </w:pPr>
+      <w:r>
+        <w:rPr>
+          <w:rFonts w:asciiTheme="minorEastAsia" w:hAnsiTheme="minorEastAsia"/>
+          <w:sz w:val="22"/>
+        </w:rPr>
+        <w:t xml:space="preserve">    </w:t>
+      </w:r>
+      <w:r>
+        <w:rPr>
+          <w:rFonts w:asciiTheme="minorEastAsia" w:hAnsiTheme="minorEastAsia"/>
+          <w:sz w:val="22"/>
+        </w:rPr>
+        <w:tab/>
+      </w:r>
+      <w:r>
+        <w:rPr>
+          <w:rFonts w:asciiTheme="minorEastAsia" w:hAnsiTheme="minorEastAsia" w:hint="eastAsia"/>
+          <w:sz w:val="22"/>
+        </w:rPr>
+        <w:t>//</w:t>
+      </w:r>
+      <w:r>
+        <w:rPr>
+          <w:rFonts w:asciiTheme="minorEastAsia" w:hAnsiTheme="minorEastAsia"/>
+          <w:sz w:val="22"/>
+        </w:rPr>
+        <w:t>패킷에서 캐릭터 정보 추출</w:t>
+      </w:r>
+    </w:p>
+    <w:p>
+      <w:pPr>
+        <w:rPr>
+          <w:rFonts w:asciiTheme="minorEastAsia" w:hAnsiTheme="minorEastAsia"/>
+          <w:sz w:val="22"/>
+        </w:rPr>
+      </w:pPr>
+      <w:r>
+        <w:rPr>
+          <w:rFonts w:asciiTheme="minorEastAsia" w:hAnsiTheme="minorEastAsia"/>
+          <w:szCs w:val="20"/>
+        </w:rPr>
+        <w:t xml:space="preserve">    </w:t>
+      </w:r>
+      <w:r>
+        <w:rPr>
+          <w:rFonts w:asciiTheme="minorEastAsia" w:hAnsiTheme="minorEastAsia"/>
+          <w:szCs w:val="20"/>
+        </w:rPr>
+        <w:tab/>
+      </w:r>
+      <w:r>
+        <w:rPr>
+          <w:rFonts w:asciiTheme="minorEastAsia" w:hAnsiTheme="minorEastAsia" w:hint="eastAsia"/>
+          <w:sz w:val="22"/>
+        </w:rPr>
+        <w:t>//</w:t>
+      </w:r>
+      <w:r>
+        <w:rPr>
+          <w:rFonts w:asciiTheme="minorEastAsia" w:hAnsiTheme="minorEastAsia"/>
+          <w:sz w:val="22"/>
+        </w:rPr>
+        <w:t xml:space="preserve">캐릭터 정보 </w:t>
+      </w:r>
+      <w:r>
+        <w:rPr>
+          <w:rFonts w:asciiTheme="minorEastAsia" w:hAnsiTheme="minorEastAsia" w:hint="eastAsia"/>
+          <w:sz w:val="22"/>
+        </w:rPr>
+        <w:t>캐릭터 구조체에 저장</w:t>
+      </w:r>
+    </w:p>
+    <w:p>
+      <w:pPr>
+        <w:rPr>
+          <w:rFonts w:asciiTheme="minorEastAsia" w:hAnsiTheme="minorEastAsia"/>
+          <w:sz w:val="22"/>
+        </w:rPr>
+      </w:pPr>
+      <w:r>
+        <w:rPr>
+          <w:rFonts w:asciiTheme="minorEastAsia" w:hAnsiTheme="minorEastAsia"/>
+          <w:sz w:val="22"/>
+        </w:rPr>
+        <w:t xml:space="preserve">    </w:t>
+      </w:r>
+      <w:r>
+        <w:rPr>
+          <w:rFonts w:asciiTheme="minorEastAsia" w:hAnsiTheme="minorEastAsia"/>
+          <w:sz w:val="22"/>
+        </w:rPr>
+        <w:tab/>
+      </w:r>
+      <w:r>
+        <w:rPr>
+          <w:rFonts w:asciiTheme="minorEastAsia" w:hAnsiTheme="minorEastAsia" w:hint="eastAsia"/>
+          <w:sz w:val="22"/>
+        </w:rPr>
+        <w:t>//</w:t>
+      </w:r>
+      <w:r>
+        <w:rPr>
+          <w:rFonts w:asciiTheme="minorEastAsia" w:hAnsiTheme="minorEastAsia"/>
+          <w:sz w:val="22"/>
+        </w:rPr>
+        <w:t xml:space="preserve">캐릭터 정보를 이용해 </w:t>
+      </w:r>
+      <w:proofErr w:type="spellStart"/>
+      <w:r>
+        <w:rPr>
+          <w:rFonts w:asciiTheme="minorEastAsia" w:hAnsiTheme="minorEastAsia"/>
+          <w:sz w:val="22"/>
+        </w:rPr>
+        <w:t>render_character</w:t>
+      </w:r>
+      <w:proofErr w:type="spellEnd"/>
+      <w:r>
+        <w:rPr>
+          <w:rFonts w:asciiTheme="minorEastAsia" w:hAnsiTheme="minorEastAsia"/>
+          <w:sz w:val="22"/>
+        </w:rPr>
+        <w:t>() 함수 호출</w:t>
+      </w:r>
+    </w:p>
+    <w:p>
+      <w:pPr>
+        <w:rPr>
+          <w:rFonts w:asciiTheme="minorEastAsia" w:hAnsiTheme="minorEastAsia"/>
+          <w:sz w:val="22"/>
+        </w:rPr>
+      </w:pPr>
+      <w:r>
+        <w:rPr>
+          <w:rFonts w:asciiTheme="minorEastAsia" w:hAnsiTheme="minorEastAsia"/>
+          <w:sz w:val="22"/>
+        </w:rPr>
+        <w:tab/>
+      </w:r>
+      <w:r>
+        <w:rPr>
+          <w:rFonts w:asciiTheme="minorEastAsia" w:hAnsiTheme="minorEastAsia" w:hint="eastAsia"/>
+          <w:sz w:val="22"/>
+        </w:rPr>
+        <w:t>return true</w:t>
+      </w:r>
+    </w:p>
+    <w:p>
+      <w:pPr>
+        <w:rPr>
+          <w:rFonts w:asciiTheme="minorEastAsia" w:hAnsiTheme="minorEastAsia"/>
+          <w:sz w:val="22"/>
+        </w:rPr>
+      </w:pPr>
+      <w:r>
+        <w:rPr>
+          <w:rFonts w:asciiTheme="minorEastAsia" w:hAnsiTheme="minorEastAsia" w:hint="eastAsia"/>
+          <w:sz w:val="22"/>
+        </w:rPr>
+        <w:t>}</w:t>
+      </w:r>
+    </w:p>
+    <w:p>
+      <w:pPr>
+        <w:rPr>
+          <w:rFonts w:asciiTheme="minorEastAsia" w:hAnsiTheme="minorEastAsia"/>
+          <w:sz w:val="22"/>
+        </w:rPr>
+      </w:pPr>
+      <w:r>
+        <w:rPr>
+          <w:rFonts w:asciiTheme="minorEastAsia" w:hAnsiTheme="minorEastAsia" w:hint="eastAsia"/>
+          <w:b/>
+          <w:bCs/>
+          <w:sz w:val="24"/>
+          <w:szCs w:val="24"/>
+        </w:rPr>
+        <w:t xml:space="preserve">bool </w:t>
+      </w:r>
+      <w:proofErr w:type="spellStart"/>
+      <w:r>
+        <w:rPr>
+          <w:rFonts w:asciiTheme="minorEastAsia" w:hAnsiTheme="minorEastAsia" w:hint="eastAsia"/>
+          <w:b/>
+          <w:bCs/>
+          <w:sz w:val="24"/>
+          <w:szCs w:val="24"/>
+        </w:rPr>
+        <w:t>recv_obstacale</w:t>
+      </w:r>
+      <w:proofErr w:type="spellEnd"/>
+      <w:r>
+        <w:rPr>
+          <w:rFonts w:asciiTheme="minorEastAsia" w:hAnsiTheme="minorEastAsia" w:hint="eastAsia"/>
+          <w:b/>
+          <w:bCs/>
+          <w:sz w:val="24"/>
+          <w:szCs w:val="24"/>
+        </w:rPr>
+        <w:t xml:space="preserve"> ()</w:t>
+      </w:r>
+      <w:r>
+        <w:rPr>
+          <w:rFonts w:asciiTheme="minorEastAsia" w:hAnsiTheme="minorEastAsia"/>
+          <w:sz w:val="22"/>
+        </w:rPr>
+        <w:tab/>
+      </w:r>
+      <w:r>
+        <w:rPr>
+          <w:rFonts w:asciiTheme="minorEastAsia" w:hAnsiTheme="minorEastAsia" w:hint="eastAsia"/>
+          <w:sz w:val="22"/>
+        </w:rPr>
+        <w:t xml:space="preserve">    장</w:t>
+      </w:r>
+      <w:r>
+        <w:rPr>
+          <w:rFonts w:asciiTheme="minorEastAsia" w:hAnsiTheme="minorEastAsia" w:hint="eastAsia"/>
+          <w:sz w:val="22"/>
+        </w:rPr>
+        <w:t>애</w:t>
+      </w:r>
+      <w:r>
+        <w:rPr>
+          <w:rFonts w:asciiTheme="minorEastAsia" w:hAnsiTheme="minorEastAsia" w:hint="eastAsia"/>
+          <w:sz w:val="22"/>
+        </w:rPr>
+        <w:t>물에 대한 정보를 서버로부터 받는 함수</w:t>
+      </w:r>
+    </w:p>
+    <w:p>
+      <w:pPr>
+        <w:rPr>
+          <w:rFonts w:asciiTheme="minorEastAsia" w:hAnsiTheme="minorEastAsia"/>
+          <w:sz w:val="22"/>
+        </w:rPr>
+      </w:pPr>
+      <w:r>
+        <w:rPr>
+          <w:rFonts w:asciiTheme="minorEastAsia" w:hAnsiTheme="minorEastAsia" w:hint="eastAsia"/>
+          <w:b/>
+          <w:bCs/>
+          <w:sz w:val="24"/>
+          <w:szCs w:val="24"/>
+        </w:rPr>
+        <w:t>void RenderCharacter_1(</w:t>
+      </w:r>
+      <w:r>
+        <w:rPr>
+          <w:rFonts w:asciiTheme="minorEastAsia" w:hAnsiTheme="minorEastAsia" w:hint="eastAsia"/>
+          <w:b/>
+          <w:bCs/>
+          <w:sz w:val="24"/>
+          <w:szCs w:val="24"/>
+        </w:rPr>
+        <w:t>character ch1</w:t>
+      </w:r>
+      <w:r>
+        <w:rPr>
+          <w:rFonts w:asciiTheme="minorEastAsia" w:hAnsiTheme="minorEastAsia" w:hint="eastAsia"/>
+          <w:b/>
+          <w:bCs/>
+          <w:sz w:val="24"/>
+          <w:szCs w:val="24"/>
+        </w:rPr>
+        <w:t>)</w:t>
+      </w:r>
+      <w:r>
+        <w:rPr>
+          <w:rFonts w:asciiTheme="minorEastAsia" w:hAnsiTheme="minorEastAsia" w:hint="eastAsia"/>
+          <w:sz w:val="24"/>
+          <w:szCs w:val="24"/>
+        </w:rPr>
+        <w:t xml:space="preserve">     </w:t>
+      </w:r>
+      <w:r>
+        <w:rPr>
+          <w:rFonts w:asciiTheme="minorEastAsia" w:hAnsiTheme="minorEastAsia" w:hint="eastAsia"/>
+          <w:sz w:val="22"/>
+        </w:rPr>
+        <w:t>1번 캐릭터에 대한 정보를 받고 그리는 함수</w:t>
+      </w:r>
+    </w:p>
+    <w:p>
+      <w:pPr>
+        <w:rPr>
+          <w:rFonts w:asciiTheme="minorEastAsia" w:hAnsiTheme="minorEastAsia"/>
+          <w:sz w:val="22"/>
+        </w:rPr>
+      </w:pPr>
+      <w:r>
+        <w:rPr>
+          <w:rFonts w:asciiTheme="minorEastAsia" w:hAnsiTheme="minorEastAsia" w:hint="eastAsia"/>
+          <w:b/>
+          <w:bCs/>
+          <w:sz w:val="24"/>
+          <w:szCs w:val="24"/>
+        </w:rPr>
+        <w:t>void RenderCharacter_</w:t>
+      </w:r>
+      <w:r>
+        <w:rPr>
+          <w:rFonts w:asciiTheme="minorEastAsia" w:hAnsiTheme="minorEastAsia" w:hint="eastAsia"/>
+          <w:b/>
+          <w:bCs/>
+          <w:sz w:val="24"/>
+          <w:szCs w:val="24"/>
+        </w:rPr>
+        <w:t>2</w:t>
+      </w:r>
+      <w:r>
+        <w:rPr>
+          <w:rFonts w:asciiTheme="minorEastAsia" w:hAnsiTheme="minorEastAsia" w:hint="eastAsia"/>
+          <w:b/>
+          <w:bCs/>
+          <w:sz w:val="24"/>
+          <w:szCs w:val="24"/>
+        </w:rPr>
+        <w:t>(character ch2)</w:t>
+      </w:r>
+      <w:r>
+        <w:rPr>
+          <w:rFonts w:asciiTheme="minorEastAsia" w:hAnsiTheme="minorEastAsia" w:hint="eastAsia"/>
+          <w:sz w:val="24"/>
+          <w:szCs w:val="24"/>
+        </w:rPr>
+        <w:t xml:space="preserve">     </w:t>
+      </w:r>
+      <w:r>
+        <w:rPr>
+          <w:rFonts w:asciiTheme="minorEastAsia" w:hAnsiTheme="minorEastAsia" w:hint="eastAsia"/>
+          <w:sz w:val="22"/>
+        </w:rPr>
+        <w:t>2번 캐릭터에 대한 정보를 받고 그리는 함수</w:t>
+      </w:r>
+    </w:p>
+    <w:p>
+      <w:pPr>
+        <w:rPr>
+          <w:rFonts w:asciiTheme="minorEastAsia" w:hAnsiTheme="minorEastAsia"/>
+          <w:sz w:val="22"/>
+        </w:rPr>
+      </w:pPr>
+      <w:r>
+        <w:rPr>
+          <w:rFonts w:asciiTheme="minorEastAsia" w:hAnsiTheme="minorEastAsia" w:hint="eastAsia"/>
+          <w:b/>
+          <w:bCs/>
+          <w:sz w:val="24"/>
+          <w:szCs w:val="24"/>
+        </w:rPr>
         <w:lastRenderedPageBreak/>
-        <w:t>// 패킷에</w:t>
-      </w:r>
-      <w:proofErr w:type="gramEnd"/>
-      <w:r>
-        <w:rPr>
-          <w:rFonts w:asciiTheme="minorEastAsia" w:hAnsiTheme="minorEastAsia"/>
-          <w:sz w:val="22"/>
-        </w:rPr>
-        <w:t xml:space="preserve"> 캐릭터 정보 담기</w:t>
-      </w:r>
-    </w:p>
-    <w:p>
-      <w:pPr>
-        <w:ind w:firstLine="800"/>
-        <w:rPr>
-          <w:rFonts w:asciiTheme="minorEastAsia" w:hAnsiTheme="minorEastAsia"/>
-          <w:sz w:val="22"/>
-        </w:rPr>
-      </w:pPr>
-      <w:proofErr w:type="gramStart"/>
-      <w:r>
-        <w:rPr>
-          <w:rFonts w:asciiTheme="minorEastAsia" w:hAnsiTheme="minorEastAsia"/>
-          <w:sz w:val="22"/>
-        </w:rPr>
-        <w:t>// 서버에</w:t>
-      </w:r>
-      <w:proofErr w:type="gramEnd"/>
-      <w:r>
-        <w:rPr>
-          <w:rFonts w:asciiTheme="minorEastAsia" w:hAnsiTheme="minorEastAsia"/>
-          <w:sz w:val="22"/>
-        </w:rPr>
-        <w:t xml:space="preserve"> 패킷 전송</w:t>
-      </w:r>
-    </w:p>
-    <w:p>
-      <w:pPr>
-        <w:rPr>
-          <w:rFonts w:asciiTheme="minorEastAsia" w:hAnsiTheme="minorEastAsia"/>
-          <w:sz w:val="22"/>
-        </w:rPr>
-      </w:pPr>
-      <w:r>
-        <w:rPr>
-          <w:rFonts w:asciiTheme="minorEastAsia" w:hAnsiTheme="minorEastAsia" w:hint="eastAsia"/>
-          <w:sz w:val="22"/>
-        </w:rPr>
-        <w:t>}</w:t>
-      </w:r>
-    </w:p>
-    <w:p>
-      <w:pPr>
-        <w:rPr>
-          <w:rFonts w:asciiTheme="minorEastAsia" w:hAnsiTheme="minorEastAsia"/>
-          <w:sz w:val="22"/>
-        </w:rPr>
-      </w:pPr>
-      <w:r>
-        <w:rPr>
-          <w:rFonts w:asciiTheme="minorEastAsia" w:hAnsiTheme="minorEastAsia" w:hint="eastAsia"/>
-          <w:b/>
-          <w:bCs/>
-          <w:sz w:val="24"/>
-          <w:szCs w:val="24"/>
-        </w:rPr>
-        <w:t xml:space="preserve">bool </w:t>
-      </w:r>
-      <w:proofErr w:type="spellStart"/>
-      <w:r>
-        <w:rPr>
-          <w:rFonts w:asciiTheme="minorEastAsia" w:hAnsiTheme="minorEastAsia" w:hint="eastAsia"/>
-          <w:b/>
-          <w:bCs/>
-          <w:sz w:val="24"/>
-          <w:szCs w:val="24"/>
-        </w:rPr>
-        <w:t>recv_character</w:t>
-      </w:r>
-      <w:proofErr w:type="spellEnd"/>
-      <w:r>
-        <w:rPr>
-          <w:rFonts w:asciiTheme="minorEastAsia" w:hAnsiTheme="minorEastAsia" w:hint="eastAsia"/>
-          <w:b/>
-          <w:bCs/>
-          <w:sz w:val="24"/>
-          <w:szCs w:val="24"/>
-        </w:rPr>
-        <w:t>()</w:t>
-      </w:r>
-      <w:r>
-        <w:rPr>
-          <w:rFonts w:asciiTheme="minorEastAsia" w:hAnsiTheme="minorEastAsia"/>
-          <w:sz w:val="22"/>
-        </w:rPr>
-        <w:tab/>
-      </w:r>
-      <w:r>
-        <w:rPr>
-          <w:rFonts w:asciiTheme="minorEastAsia" w:hAnsiTheme="minorEastAsia" w:hint="eastAsia"/>
-          <w:sz w:val="22"/>
-        </w:rPr>
-        <w:t xml:space="preserve">    캐릭터에 대한 정보를 서버로부터 받는 함수</w:t>
-      </w:r>
-    </w:p>
-    <w:p>
-      <w:pPr>
-        <w:rPr>
-          <w:rFonts w:asciiTheme="minorEastAsia" w:hAnsiTheme="minorEastAsia"/>
-          <w:sz w:val="22"/>
-        </w:rPr>
-      </w:pPr>
-      <w:r>
-        <w:rPr>
-          <w:rFonts w:asciiTheme="minorEastAsia" w:hAnsiTheme="minorEastAsia" w:hint="eastAsia"/>
-          <w:sz w:val="22"/>
-        </w:rPr>
-        <w:t>{</w:t>
-      </w:r>
-    </w:p>
-    <w:p>
-      <w:pPr>
-        <w:rPr>
-          <w:rFonts w:asciiTheme="minorEastAsia" w:hAnsiTheme="minorEastAsia"/>
-          <w:sz w:val="22"/>
-          <w:szCs w:val="24"/>
-        </w:rPr>
-      </w:pPr>
-      <w:r>
-        <w:rPr>
-          <w:rFonts w:asciiTheme="minorEastAsia" w:hAnsiTheme="minorEastAsia"/>
-          <w:sz w:val="22"/>
-        </w:rPr>
-        <w:tab/>
-      </w:r>
-      <w:r>
-        <w:rPr>
-          <w:rFonts w:asciiTheme="minorEastAsia" w:hAnsiTheme="minorEastAsia" w:hint="eastAsia"/>
-          <w:sz w:val="22"/>
-        </w:rPr>
-        <w:t>//서버</w:t>
-      </w:r>
-      <w:r>
-        <w:rPr>
-          <w:rFonts w:asciiTheme="minorEastAsia" w:hAnsiTheme="minorEastAsia"/>
-          <w:sz w:val="22"/>
-          <w:szCs w:val="24"/>
-        </w:rPr>
-        <w:t>로부터 캐릭터 정보 패킷 수신</w:t>
-      </w:r>
-    </w:p>
-    <w:p>
-      <w:pPr>
-        <w:rPr>
-          <w:rFonts w:asciiTheme="minorEastAsia" w:hAnsiTheme="minorEastAsia"/>
-          <w:sz w:val="22"/>
-          <w:szCs w:val="24"/>
-        </w:rPr>
-      </w:pPr>
-      <w:r>
-        <w:rPr>
-          <w:rFonts w:asciiTheme="minorEastAsia" w:hAnsiTheme="minorEastAsia"/>
-          <w:sz w:val="22"/>
-          <w:szCs w:val="24"/>
-        </w:rPr>
-        <w:tab/>
-      </w:r>
-      <w:r>
-        <w:rPr>
-          <w:rFonts w:asciiTheme="minorEastAsia" w:hAnsiTheme="minorEastAsia" w:hint="eastAsia"/>
-          <w:sz w:val="22"/>
-          <w:szCs w:val="24"/>
-        </w:rPr>
-        <w:t>//수신 잘 안됐다면 return false</w:t>
-      </w:r>
-    </w:p>
-    <w:p>
-      <w:pPr>
-        <w:rPr>
-          <w:rFonts w:asciiTheme="minorEastAsia" w:hAnsiTheme="minorEastAsia"/>
-          <w:sz w:val="22"/>
-        </w:rPr>
-      </w:pPr>
-      <w:r>
-        <w:rPr>
-          <w:rFonts w:asciiTheme="minorEastAsia" w:hAnsiTheme="minorEastAsia"/>
-          <w:sz w:val="22"/>
-        </w:rPr>
-        <w:t xml:space="preserve">    </w:t>
-      </w:r>
-      <w:r>
-        <w:rPr>
-          <w:rFonts w:asciiTheme="minorEastAsia" w:hAnsiTheme="minorEastAsia"/>
-          <w:sz w:val="22"/>
-        </w:rPr>
-        <w:tab/>
-      </w:r>
-      <w:r>
-        <w:rPr>
-          <w:rFonts w:asciiTheme="minorEastAsia" w:hAnsiTheme="minorEastAsia" w:hint="eastAsia"/>
-          <w:sz w:val="22"/>
-        </w:rPr>
-        <w:t>//</w:t>
-      </w:r>
-      <w:r>
-        <w:rPr>
-          <w:rFonts w:asciiTheme="minorEastAsia" w:hAnsiTheme="minorEastAsia"/>
-          <w:sz w:val="22"/>
-        </w:rPr>
-        <w:t>패킷에서 캐릭터 정보 추출</w:t>
-      </w:r>
-    </w:p>
-    <w:p>
-      <w:pPr>
-        <w:rPr>
-          <w:rFonts w:asciiTheme="minorEastAsia" w:hAnsiTheme="minorEastAsia"/>
-          <w:sz w:val="22"/>
-        </w:rPr>
-      </w:pPr>
-      <w:r>
-        <w:rPr>
-          <w:rFonts w:asciiTheme="minorEastAsia" w:hAnsiTheme="minorEastAsia"/>
-          <w:szCs w:val="20"/>
-        </w:rPr>
-        <w:t xml:space="preserve">    </w:t>
-      </w:r>
-      <w:r>
-        <w:rPr>
-          <w:rFonts w:asciiTheme="minorEastAsia" w:hAnsiTheme="minorEastAsia"/>
-          <w:szCs w:val="20"/>
-        </w:rPr>
-        <w:tab/>
-      </w:r>
-      <w:r>
-        <w:rPr>
-          <w:rFonts w:asciiTheme="minorEastAsia" w:hAnsiTheme="minorEastAsia" w:hint="eastAsia"/>
-          <w:sz w:val="22"/>
-        </w:rPr>
-        <w:t>//</w:t>
-      </w:r>
-      <w:r>
-        <w:rPr>
-          <w:rFonts w:asciiTheme="minorEastAsia" w:hAnsiTheme="minorEastAsia"/>
-          <w:sz w:val="22"/>
-        </w:rPr>
-        <w:t xml:space="preserve">캐릭터 정보 </w:t>
-      </w:r>
-      <w:r>
-        <w:rPr>
-          <w:rFonts w:asciiTheme="minorEastAsia" w:hAnsiTheme="minorEastAsia" w:hint="eastAsia"/>
-          <w:sz w:val="22"/>
-        </w:rPr>
-        <w:t>캐릭터 구조체에 저장</w:t>
-      </w:r>
-    </w:p>
-    <w:p>
-      <w:pPr>
-        <w:rPr>
-          <w:rFonts w:asciiTheme="minorEastAsia" w:hAnsiTheme="minorEastAsia"/>
-          <w:sz w:val="22"/>
-        </w:rPr>
-      </w:pPr>
-      <w:r>
-        <w:rPr>
-          <w:rFonts w:asciiTheme="minorEastAsia" w:hAnsiTheme="minorEastAsia"/>
-          <w:sz w:val="22"/>
-        </w:rPr>
-        <w:t xml:space="preserve">    </w:t>
-      </w:r>
-      <w:r>
-        <w:rPr>
-          <w:rFonts w:asciiTheme="minorEastAsia" w:hAnsiTheme="minorEastAsia"/>
-          <w:sz w:val="22"/>
-        </w:rPr>
-        <w:tab/>
-      </w:r>
-      <w:r>
-        <w:rPr>
-          <w:rFonts w:asciiTheme="minorEastAsia" w:hAnsiTheme="minorEastAsia" w:hint="eastAsia"/>
-          <w:sz w:val="22"/>
-        </w:rPr>
-        <w:t>//</w:t>
-      </w:r>
-      <w:r>
-        <w:rPr>
-          <w:rFonts w:asciiTheme="minorEastAsia" w:hAnsiTheme="minorEastAsia"/>
-          <w:sz w:val="22"/>
-        </w:rPr>
-        <w:t xml:space="preserve">캐릭터 정보를 이용해 </w:t>
-      </w:r>
-      <w:proofErr w:type="spellStart"/>
-      <w:r>
-        <w:rPr>
-          <w:rFonts w:asciiTheme="minorEastAsia" w:hAnsiTheme="minorEastAsia"/>
-          <w:sz w:val="22"/>
-        </w:rPr>
-        <w:t>render_character</w:t>
-      </w:r>
-      <w:proofErr w:type="spellEnd"/>
-      <w:r>
-        <w:rPr>
-          <w:rFonts w:asciiTheme="minorEastAsia" w:hAnsiTheme="minorEastAsia"/>
-          <w:sz w:val="22"/>
-        </w:rPr>
-        <w:t>() 함수 호출</w:t>
-      </w:r>
-    </w:p>
-    <w:p>
-      <w:pPr>
-        <w:rPr>
-          <w:rFonts w:asciiTheme="minorEastAsia" w:hAnsiTheme="minorEastAsia"/>
-          <w:sz w:val="22"/>
-        </w:rPr>
-      </w:pPr>
-      <w:r>
-        <w:rPr>
-          <w:rFonts w:asciiTheme="minorEastAsia" w:hAnsiTheme="minorEastAsia"/>
-          <w:sz w:val="22"/>
-        </w:rPr>
-        <w:tab/>
-      </w:r>
-      <w:r>
-        <w:rPr>
-          <w:rFonts w:asciiTheme="minorEastAsia" w:hAnsiTheme="minorEastAsia" w:hint="eastAsia"/>
-          <w:sz w:val="22"/>
-        </w:rPr>
-        <w:t>return true</w:t>
-      </w:r>
-    </w:p>
-    <w:p>
-      <w:pPr>
-        <w:rPr>
-          <w:rFonts w:asciiTheme="minorEastAsia" w:hAnsiTheme="minorEastAsia"/>
-          <w:sz w:val="22"/>
-        </w:rPr>
-      </w:pPr>
-      <w:r>
-        <w:rPr>
-          <w:rFonts w:asciiTheme="minorEastAsia" w:hAnsiTheme="minorEastAsia" w:hint="eastAsia"/>
-          <w:sz w:val="22"/>
-        </w:rPr>
-        <w:t>}</w:t>
-      </w:r>
-    </w:p>
-    <w:p>
-      <w:pPr>
-        <w:rPr>
-          <w:rFonts w:asciiTheme="minorEastAsia" w:hAnsiTheme="minorEastAsia"/>
-          <w:sz w:val="22"/>
-        </w:rPr>
-      </w:pPr>
-      <w:r>
-        <w:rPr>
-          <w:rFonts w:asciiTheme="minorEastAsia" w:hAnsiTheme="minorEastAsia" w:hint="eastAsia"/>
-          <w:b/>
-          <w:bCs/>
-          <w:sz w:val="24"/>
-          <w:szCs w:val="24"/>
-        </w:rPr>
-        <w:t xml:space="preserve">bool </w:t>
-      </w:r>
-      <w:proofErr w:type="spellStart"/>
-      <w:r>
-        <w:rPr>
-          <w:rFonts w:asciiTheme="minorEastAsia" w:hAnsiTheme="minorEastAsia" w:hint="eastAsia"/>
-          <w:b/>
-          <w:bCs/>
-          <w:sz w:val="24"/>
-          <w:szCs w:val="24"/>
-        </w:rPr>
-        <w:t>recv_obstacale</w:t>
-      </w:r>
-      <w:proofErr w:type="spellEnd"/>
-      <w:r>
-        <w:rPr>
-          <w:rFonts w:asciiTheme="minorEastAsia" w:hAnsiTheme="minorEastAsia" w:hint="eastAsia"/>
-          <w:b/>
-          <w:bCs/>
-          <w:sz w:val="24"/>
-          <w:szCs w:val="24"/>
-        </w:rPr>
-        <w:t xml:space="preserve"> ()</w:t>
-      </w:r>
-      <w:r>
-        <w:rPr>
-          <w:rFonts w:asciiTheme="minorEastAsia" w:hAnsiTheme="minorEastAsia"/>
-          <w:sz w:val="22"/>
-        </w:rPr>
-        <w:tab/>
-      </w:r>
-      <w:r>
-        <w:rPr>
-          <w:rFonts w:asciiTheme="minorEastAsia" w:hAnsiTheme="minorEastAsia" w:hint="eastAsia"/>
-          <w:sz w:val="22"/>
-        </w:rPr>
-        <w:t xml:space="preserve">    장</w:t>
-      </w:r>
-      <w:r>
-        <w:rPr>
-          <w:rFonts w:asciiTheme="minorEastAsia" w:hAnsiTheme="minorEastAsia" w:hint="eastAsia"/>
-          <w:sz w:val="22"/>
-        </w:rPr>
-        <w:t>애</w:t>
-      </w:r>
-      <w:r>
-        <w:rPr>
-          <w:rFonts w:asciiTheme="minorEastAsia" w:hAnsiTheme="minorEastAsia" w:hint="eastAsia"/>
-          <w:sz w:val="22"/>
-        </w:rPr>
-        <w:t>물에 대한 정보를 서버로부터 받는 함수</w:t>
-      </w:r>
-    </w:p>
-    <w:p>
-      <w:pPr>
-        <w:rPr>
-          <w:rFonts w:asciiTheme="minorEastAsia" w:hAnsiTheme="minorEastAsia"/>
-          <w:sz w:val="22"/>
-        </w:rPr>
-      </w:pPr>
-      <w:r>
-        <w:rPr>
-          <w:rFonts w:asciiTheme="minorEastAsia" w:hAnsiTheme="minorEastAsia" w:hint="eastAsia"/>
-          <w:b/>
-          <w:bCs/>
-          <w:sz w:val="24"/>
-          <w:szCs w:val="24"/>
-        </w:rPr>
-        <w:t>void RenderCharacter_1(</w:t>
-      </w:r>
-      <w:r>
-        <w:rPr>
-          <w:rFonts w:asciiTheme="minorEastAsia" w:hAnsiTheme="minorEastAsia" w:hint="eastAsia"/>
-          <w:b/>
-          <w:bCs/>
-          <w:sz w:val="24"/>
-          <w:szCs w:val="24"/>
-        </w:rPr>
-        <w:t>character ch1</w:t>
-      </w:r>
-      <w:r>
-        <w:rPr>
-          <w:rFonts w:asciiTheme="minorEastAsia" w:hAnsiTheme="minorEastAsia" w:hint="eastAsia"/>
-          <w:b/>
-          <w:bCs/>
-          <w:sz w:val="24"/>
-          <w:szCs w:val="24"/>
-        </w:rPr>
-        <w:t>)</w:t>
-      </w:r>
-      <w:r>
-        <w:rPr>
-          <w:rFonts w:asciiTheme="minorEastAsia" w:hAnsiTheme="minorEastAsia" w:hint="eastAsia"/>
-          <w:sz w:val="24"/>
-          <w:szCs w:val="24"/>
-        </w:rPr>
-        <w:t xml:space="preserve">     </w:t>
-      </w:r>
-      <w:r>
-        <w:rPr>
-          <w:rFonts w:asciiTheme="minorEastAsia" w:hAnsiTheme="minorEastAsia" w:hint="eastAsia"/>
-          <w:sz w:val="22"/>
-        </w:rPr>
-        <w:t>1번 캐릭터에 대한 정보를 받고 그리는 함수</w:t>
-      </w:r>
-    </w:p>
-    <w:p>
-      <w:pPr>
-        <w:rPr>
-          <w:rFonts w:asciiTheme="minorEastAsia" w:hAnsiTheme="minorEastAsia"/>
-          <w:sz w:val="22"/>
-        </w:rPr>
-      </w:pPr>
-      <w:r>
-        <w:rPr>
-          <w:rFonts w:asciiTheme="minorEastAsia" w:hAnsiTheme="minorEastAsia" w:hint="eastAsia"/>
-          <w:b/>
-          <w:bCs/>
-          <w:sz w:val="24"/>
-          <w:szCs w:val="24"/>
-        </w:rPr>
-        <w:t>void RenderCharacter_</w:t>
-      </w:r>
-      <w:r>
-        <w:rPr>
-          <w:rFonts w:asciiTheme="minorEastAsia" w:hAnsiTheme="minorEastAsia" w:hint="eastAsia"/>
-          <w:b/>
-          <w:bCs/>
-          <w:sz w:val="24"/>
-          <w:szCs w:val="24"/>
-        </w:rPr>
-        <w:t>2</w:t>
-      </w:r>
-      <w:r>
-        <w:rPr>
-          <w:rFonts w:asciiTheme="minorEastAsia" w:hAnsiTheme="minorEastAsia" w:hint="eastAsia"/>
-          <w:b/>
-          <w:bCs/>
-          <w:sz w:val="24"/>
-          <w:szCs w:val="24"/>
-        </w:rPr>
-        <w:t>(character ch2)</w:t>
-      </w:r>
-      <w:r>
-        <w:rPr>
-          <w:rFonts w:asciiTheme="minorEastAsia" w:hAnsiTheme="minorEastAsia" w:hint="eastAsia"/>
-          <w:sz w:val="24"/>
-          <w:szCs w:val="24"/>
-        </w:rPr>
-        <w:t xml:space="preserve">     </w:t>
-      </w:r>
-      <w:r>
-        <w:rPr>
-          <w:rFonts w:asciiTheme="minorEastAsia" w:hAnsiTheme="minorEastAsia" w:hint="eastAsia"/>
-          <w:sz w:val="22"/>
-        </w:rPr>
-        <w:t>2번 캐릭터에 대한 정보를 받고 그리는 함수</w:t>
-      </w:r>
-    </w:p>
-    <w:p>
-      <w:pPr>
-        <w:rPr>
-          <w:rFonts w:asciiTheme="minorEastAsia" w:hAnsiTheme="minorEastAsia"/>
-          <w:sz w:val="22"/>
-        </w:rPr>
-      </w:pPr>
-      <w:r>
-        <w:rPr>
-          <w:rFonts w:asciiTheme="minorEastAsia" w:hAnsiTheme="minorEastAsia" w:hint="eastAsia"/>
-          <w:b/>
-          <w:bCs/>
-          <w:sz w:val="24"/>
-          <w:szCs w:val="24"/>
-        </w:rPr>
         <w:t>void RenderCharacter_</w:t>
       </w:r>
       <w:r>
@@ -6433,7 +6999,6 @@
           <w:rFonts w:asciiTheme="minorEastAsia" w:hAnsiTheme="minorEastAsia"/>
           <w:sz w:val="22"/>
         </w:rPr>
-        <w:lastRenderedPageBreak/>
         <w:t xml:space="preserve">       </w:t>
       </w:r>
       <w:proofErr w:type="gramStart"/>
@@ -6916,6 +7481,7 @@
           <w:rFonts w:asciiTheme="minorEastAsia" w:hAnsiTheme="minorEastAsia" w:hint="eastAsia"/>
           <w:sz w:val="22"/>
         </w:rPr>
+        <w:lastRenderedPageBreak/>
         <w:t>{</w:t>
       </w:r>
     </w:p>
@@ -7069,7 +7635,6 @@
           <w:sz w:val="24"/>
           <w:szCs w:val="24"/>
         </w:rPr>
-        <w:lastRenderedPageBreak/>
         <w:t xml:space="preserve">int </w:t>
       </w:r>
       <w:r>
@@ -7543,6 +8108,7 @@
           <w:rFonts w:asciiTheme="minorEastAsia" w:hAnsiTheme="minorEastAsia"/>
           <w:sz w:val="22"/>
         </w:rPr>
+        <w:lastRenderedPageBreak/>
         <w:tab/>
       </w:r>
       <w:proofErr w:type="gramStart"/>
@@ -7757,570 +8323,570 @@
           <w:rFonts w:asciiTheme="minorEastAsia" w:hAnsiTheme="minorEastAsia"/>
           <w:sz w:val="22"/>
         </w:rPr>
+        <w:tab/>
+      </w:r>
+      <w:r>
+        <w:rPr>
+          <w:rFonts w:asciiTheme="minorEastAsia" w:hAnsiTheme="minorEastAsia"/>
+          <w:sz w:val="22"/>
+        </w:rPr>
+        <w:t>I</w:t>
+      </w:r>
+      <w:r>
+        <w:rPr>
+          <w:rFonts w:asciiTheme="minorEastAsia" w:hAnsiTheme="minorEastAsia" w:hint="eastAsia"/>
+          <w:sz w:val="22"/>
+        </w:rPr>
+        <w:t>f(어떤 캐릭터가 도착했다면)</w:t>
+      </w:r>
+    </w:p>
+    <w:p>
+      <w:pPr>
+        <w:rPr>
+          <w:rFonts w:asciiTheme="minorEastAsia" w:hAnsiTheme="minorEastAsia"/>
+          <w:sz w:val="22"/>
+        </w:rPr>
+      </w:pPr>
+      <w:r>
+        <w:rPr>
+          <w:rFonts w:asciiTheme="minorEastAsia" w:hAnsiTheme="minorEastAsia"/>
+          <w:sz w:val="22"/>
+        </w:rPr>
+        <w:tab/>
+      </w:r>
+      <w:r>
+        <w:rPr>
+          <w:rFonts w:asciiTheme="minorEastAsia" w:hAnsiTheme="minorEastAsia" w:hint="eastAsia"/>
+          <w:sz w:val="22"/>
+        </w:rPr>
+        <w:t>true</w:t>
+      </w:r>
+    </w:p>
+    <w:p>
+      <w:pPr>
+        <w:rPr>
+          <w:rFonts w:asciiTheme="minorEastAsia" w:hAnsiTheme="minorEastAsia"/>
+          <w:sz w:val="22"/>
+        </w:rPr>
+      </w:pPr>
+      <w:r>
+        <w:rPr>
+          <w:rFonts w:asciiTheme="minorEastAsia" w:hAnsiTheme="minorEastAsia"/>
+          <w:sz w:val="22"/>
+        </w:rPr>
+        <w:tab/>
+      </w:r>
+      <w:r>
+        <w:rPr>
+          <w:rFonts w:asciiTheme="minorEastAsia" w:hAnsiTheme="minorEastAsia" w:hint="eastAsia"/>
+          <w:sz w:val="22"/>
+        </w:rPr>
+        <w:t>else</w:t>
+      </w:r>
+      <w:r>
+        <w:rPr>
+          <w:rFonts w:asciiTheme="minorEastAsia" w:hAnsiTheme="minorEastAsia"/>
+          <w:sz w:val="22"/>
+        </w:rPr>
+        <w:tab/>
+      </w:r>
+    </w:p>
+    <w:p>
+      <w:pPr>
+        <w:rPr>
+          <w:rFonts w:asciiTheme="minorEastAsia" w:hAnsiTheme="minorEastAsia"/>
+          <w:sz w:val="22"/>
+        </w:rPr>
+      </w:pPr>
+      <w:r>
+        <w:rPr>
+          <w:rFonts w:asciiTheme="minorEastAsia" w:hAnsiTheme="minorEastAsia"/>
+          <w:sz w:val="22"/>
+        </w:rPr>
+        <w:tab/>
+      </w:r>
+      <w:r>
+        <w:rPr>
+          <w:rFonts w:asciiTheme="minorEastAsia" w:hAnsiTheme="minorEastAsia" w:hint="eastAsia"/>
+          <w:sz w:val="22"/>
+        </w:rPr>
+        <w:t>false</w:t>
+      </w:r>
+    </w:p>
+    <w:p>
+      <w:pPr>
+        <w:rPr>
+          <w:rFonts w:asciiTheme="minorEastAsia" w:hAnsiTheme="minorEastAsia"/>
+          <w:sz w:val="22"/>
+        </w:rPr>
+      </w:pPr>
+      <w:r>
+        <w:rPr>
+          <w:rFonts w:asciiTheme="minorEastAsia" w:hAnsiTheme="minorEastAsia" w:hint="eastAsia"/>
+          <w:sz w:val="22"/>
+        </w:rPr>
+        <w:t>}</w:t>
+      </w:r>
+    </w:p>
+    <w:p>
+      <w:pPr>
+        <w:rPr>
+          <w:rFonts w:asciiTheme="minorEastAsia" w:hAnsiTheme="minorEastAsia"/>
+          <w:sz w:val="22"/>
+        </w:rPr>
+      </w:pPr>
+      <w:r>
+        <w:rPr>
+          <w:rFonts w:asciiTheme="minorEastAsia" w:hAnsiTheme="minorEastAsia" w:hint="eastAsia"/>
+          <w:b/>
+          <w:bCs/>
+          <w:sz w:val="24"/>
+          <w:szCs w:val="24"/>
+        </w:rPr>
+        <w:t xml:space="preserve">bool </w:t>
+      </w:r>
+      <w:proofErr w:type="spellStart"/>
+      <w:r>
+        <w:rPr>
+          <w:rFonts w:asciiTheme="minorEastAsia" w:hAnsiTheme="minorEastAsia" w:hint="eastAsia"/>
+          <w:b/>
+          <w:bCs/>
+          <w:sz w:val="24"/>
+          <w:szCs w:val="24"/>
+        </w:rPr>
+        <w:t>recv_character</w:t>
+      </w:r>
+      <w:proofErr w:type="spellEnd"/>
+      <w:r>
+        <w:rPr>
+          <w:rFonts w:asciiTheme="minorEastAsia" w:hAnsiTheme="minorEastAsia" w:hint="eastAsia"/>
+          <w:b/>
+          <w:bCs/>
+          <w:sz w:val="24"/>
+          <w:szCs w:val="24"/>
+        </w:rPr>
+        <w:t>()</w:t>
+      </w:r>
+      <w:r>
+        <w:rPr>
+          <w:rFonts w:asciiTheme="minorEastAsia" w:hAnsiTheme="minorEastAsia" w:hint="eastAsia"/>
+          <w:sz w:val="24"/>
+          <w:szCs w:val="24"/>
+        </w:rPr>
+        <w:t xml:space="preserve">     </w:t>
+      </w:r>
+      <w:r>
+        <w:rPr>
+          <w:rFonts w:asciiTheme="minorEastAsia" w:hAnsiTheme="minorEastAsia" w:hint="eastAsia"/>
+          <w:sz w:val="22"/>
+        </w:rPr>
+        <w:t>캐릭터에 대한 정보 클라이언트로부터 받는 함수</w:t>
+      </w:r>
+    </w:p>
+    <w:p>
+      <w:pPr>
+        <w:rPr>
+          <w:rFonts w:asciiTheme="minorEastAsia" w:hAnsiTheme="minorEastAsia"/>
+          <w:sz w:val="22"/>
+        </w:rPr>
+      </w:pPr>
+      <w:r>
+        <w:rPr>
+          <w:rFonts w:asciiTheme="minorEastAsia" w:hAnsiTheme="minorEastAsia" w:hint="eastAsia"/>
+          <w:sz w:val="22"/>
+        </w:rPr>
+        <w:t>{</w:t>
+      </w:r>
+    </w:p>
+    <w:p>
+      <w:pPr>
+        <w:rPr>
+          <w:rFonts w:asciiTheme="minorEastAsia" w:hAnsiTheme="minorEastAsia"/>
+          <w:sz w:val="22"/>
+        </w:rPr>
+      </w:pPr>
+      <w:r>
+        <w:rPr>
+          <w:rFonts w:asciiTheme="minorEastAsia" w:hAnsiTheme="minorEastAsia"/>
+          <w:sz w:val="22"/>
+        </w:rPr>
+        <w:tab/>
+      </w:r>
+      <w:r>
+        <w:rPr>
+          <w:rFonts w:asciiTheme="minorEastAsia" w:hAnsiTheme="minorEastAsia" w:hint="eastAsia"/>
+          <w:sz w:val="22"/>
+        </w:rPr>
+        <w:t>각각의 캐릭터들의 구조체를 받음</w:t>
+      </w:r>
+    </w:p>
+    <w:p>
+      <w:pPr>
+        <w:rPr>
+          <w:rFonts w:asciiTheme="minorEastAsia" w:hAnsiTheme="minorEastAsia"/>
+          <w:sz w:val="22"/>
+        </w:rPr>
+      </w:pPr>
+      <w:r>
+        <w:rPr>
+          <w:rFonts w:asciiTheme="minorEastAsia" w:hAnsiTheme="minorEastAsia"/>
+          <w:sz w:val="22"/>
+        </w:rPr>
+        <w:tab/>
+      </w:r>
+      <w:r>
+        <w:rPr>
+          <w:rFonts w:asciiTheme="minorEastAsia" w:hAnsiTheme="minorEastAsia" w:hint="eastAsia"/>
+          <w:sz w:val="22"/>
+        </w:rPr>
+        <w:t xml:space="preserve">ch1. </w:t>
+      </w:r>
+      <w:proofErr w:type="spellStart"/>
+      <w:r>
+        <w:rPr>
+          <w:rFonts w:asciiTheme="minorEastAsia" w:hAnsiTheme="minorEastAsia" w:hint="eastAsia"/>
+          <w:sz w:val="22"/>
+        </w:rPr>
+        <w:t>isCollision</w:t>
+      </w:r>
+      <w:proofErr w:type="spellEnd"/>
+      <w:r>
+        <w:rPr>
+          <w:rFonts w:asciiTheme="minorEastAsia" w:hAnsiTheme="minorEastAsia" w:hint="eastAsia"/>
+          <w:sz w:val="22"/>
+        </w:rPr>
+        <w:t xml:space="preserve"> = </w:t>
+      </w:r>
+      <w:proofErr w:type="spellStart"/>
+      <w:r>
+        <w:rPr>
+          <w:rFonts w:asciiTheme="minorEastAsia" w:hAnsiTheme="minorEastAsia"/>
+          <w:sz w:val="22"/>
+        </w:rPr>
+        <w:t>CheckCollision</w:t>
+      </w:r>
+      <w:proofErr w:type="spellEnd"/>
+      <w:r>
+        <w:rPr>
+          <w:rFonts w:asciiTheme="minorEastAsia" w:hAnsiTheme="minorEastAsia" w:hint="eastAsia"/>
+          <w:sz w:val="22"/>
+        </w:rPr>
+        <w:t>(ch1</w:t>
+      </w:r>
+      <w:proofErr w:type="gramStart"/>
+      <w:r>
+        <w:rPr>
+          <w:rFonts w:asciiTheme="minorEastAsia" w:hAnsiTheme="minorEastAsia" w:hint="eastAsia"/>
+          <w:sz w:val="22"/>
+        </w:rPr>
+        <w:t>) ;</w:t>
+      </w:r>
+      <w:proofErr w:type="gramEnd"/>
+    </w:p>
+    <w:p>
+      <w:pPr>
+        <w:rPr>
+          <w:rFonts w:asciiTheme="minorEastAsia" w:hAnsiTheme="minorEastAsia"/>
+          <w:sz w:val="22"/>
+        </w:rPr>
+      </w:pPr>
+      <w:r>
+        <w:rPr>
+          <w:rFonts w:asciiTheme="minorEastAsia" w:hAnsiTheme="minorEastAsia"/>
+          <w:sz w:val="22"/>
+        </w:rPr>
+        <w:tab/>
+      </w:r>
+      <w:r>
+        <w:rPr>
+          <w:rFonts w:asciiTheme="minorEastAsia" w:hAnsiTheme="minorEastAsia" w:hint="eastAsia"/>
+          <w:sz w:val="22"/>
+        </w:rPr>
+        <w:t xml:space="preserve">ch2. </w:t>
+      </w:r>
+      <w:proofErr w:type="spellStart"/>
+      <w:r>
+        <w:rPr>
+          <w:rFonts w:asciiTheme="minorEastAsia" w:hAnsiTheme="minorEastAsia" w:hint="eastAsia"/>
+          <w:sz w:val="22"/>
+        </w:rPr>
+        <w:t>isCollision</w:t>
+      </w:r>
+      <w:proofErr w:type="spellEnd"/>
+      <w:r>
+        <w:rPr>
+          <w:rFonts w:asciiTheme="minorEastAsia" w:hAnsiTheme="minorEastAsia" w:hint="eastAsia"/>
+          <w:sz w:val="22"/>
+        </w:rPr>
+        <w:t xml:space="preserve"> = </w:t>
+      </w:r>
+      <w:proofErr w:type="spellStart"/>
+      <w:r>
+        <w:rPr>
+          <w:rFonts w:asciiTheme="minorEastAsia" w:hAnsiTheme="minorEastAsia"/>
+          <w:sz w:val="22"/>
+        </w:rPr>
+        <w:t>CheckCollision</w:t>
+      </w:r>
+      <w:proofErr w:type="spellEnd"/>
+      <w:r>
+        <w:rPr>
+          <w:rFonts w:asciiTheme="minorEastAsia" w:hAnsiTheme="minorEastAsia" w:hint="eastAsia"/>
+          <w:sz w:val="22"/>
+        </w:rPr>
+        <w:t>(ch2</w:t>
+      </w:r>
+      <w:proofErr w:type="gramStart"/>
+      <w:r>
+        <w:rPr>
+          <w:rFonts w:asciiTheme="minorEastAsia" w:hAnsiTheme="minorEastAsia" w:hint="eastAsia"/>
+          <w:sz w:val="22"/>
+        </w:rPr>
+        <w:t>);</w:t>
+      </w:r>
+      <w:proofErr w:type="gramEnd"/>
+    </w:p>
+    <w:p>
+      <w:pPr>
+        <w:rPr>
+          <w:rFonts w:asciiTheme="minorEastAsia" w:hAnsiTheme="minorEastAsia"/>
+          <w:sz w:val="22"/>
+        </w:rPr>
+      </w:pPr>
+      <w:r>
+        <w:rPr>
+          <w:rFonts w:asciiTheme="minorEastAsia" w:hAnsiTheme="minorEastAsia"/>
+          <w:sz w:val="22"/>
+        </w:rPr>
+        <w:tab/>
+      </w:r>
+      <w:r>
+        <w:rPr>
+          <w:rFonts w:asciiTheme="minorEastAsia" w:hAnsiTheme="minorEastAsia" w:hint="eastAsia"/>
+          <w:sz w:val="22"/>
+        </w:rPr>
+        <w:t xml:space="preserve">ch3. </w:t>
+      </w:r>
+      <w:proofErr w:type="spellStart"/>
+      <w:r>
+        <w:rPr>
+          <w:rFonts w:asciiTheme="minorEastAsia" w:hAnsiTheme="minorEastAsia" w:hint="eastAsia"/>
+          <w:sz w:val="22"/>
+        </w:rPr>
+        <w:t>isCollision</w:t>
+      </w:r>
+      <w:proofErr w:type="spellEnd"/>
+      <w:r>
+        <w:rPr>
+          <w:rFonts w:asciiTheme="minorEastAsia" w:hAnsiTheme="minorEastAsia" w:hint="eastAsia"/>
+          <w:sz w:val="22"/>
+        </w:rPr>
+        <w:t xml:space="preserve"> = </w:t>
+      </w:r>
+      <w:proofErr w:type="spellStart"/>
+      <w:r>
+        <w:rPr>
+          <w:rFonts w:asciiTheme="minorEastAsia" w:hAnsiTheme="minorEastAsia"/>
+          <w:sz w:val="22"/>
+        </w:rPr>
+        <w:t>CheckCollision</w:t>
+      </w:r>
+      <w:proofErr w:type="spellEnd"/>
+      <w:r>
+        <w:rPr>
+          <w:rFonts w:asciiTheme="minorEastAsia" w:hAnsiTheme="minorEastAsia" w:hint="eastAsia"/>
+          <w:sz w:val="22"/>
+        </w:rPr>
+        <w:t>(ch3</w:t>
+      </w:r>
+      <w:proofErr w:type="gramStart"/>
+      <w:r>
+        <w:rPr>
+          <w:rFonts w:asciiTheme="minorEastAsia" w:hAnsiTheme="minorEastAsia" w:hint="eastAsia"/>
+          <w:sz w:val="22"/>
+        </w:rPr>
+        <w:t>);</w:t>
+      </w:r>
+      <w:proofErr w:type="gramEnd"/>
+    </w:p>
+    <w:p>
+      <w:pPr>
+        <w:rPr>
+          <w:rFonts w:asciiTheme="minorEastAsia" w:hAnsiTheme="minorEastAsia"/>
+          <w:sz w:val="22"/>
+        </w:rPr>
+      </w:pPr>
+      <w:r>
+        <w:rPr>
+          <w:rFonts w:asciiTheme="minorEastAsia" w:hAnsiTheme="minorEastAsia"/>
+          <w:sz w:val="22"/>
+        </w:rPr>
+        <w:tab/>
+      </w:r>
+      <w:r>
+        <w:rPr>
+          <w:rFonts w:asciiTheme="minorEastAsia" w:hAnsiTheme="minorEastAsia" w:hint="eastAsia"/>
+          <w:sz w:val="22"/>
+        </w:rPr>
+        <w:t>//캐릭터 구조체 정보를 각 클라이언트로 보냄</w:t>
+      </w:r>
+    </w:p>
+    <w:p>
+      <w:pPr>
+        <w:rPr>
+          <w:rFonts w:asciiTheme="minorEastAsia" w:hAnsiTheme="minorEastAsia"/>
+          <w:sz w:val="22"/>
+        </w:rPr>
+      </w:pPr>
+      <w:r>
+        <w:rPr>
+          <w:rFonts w:asciiTheme="minorEastAsia" w:hAnsiTheme="minorEastAsia"/>
+          <w:sz w:val="22"/>
+        </w:rPr>
+        <w:tab/>
+      </w:r>
+      <w:r>
+        <w:rPr>
+          <w:rFonts w:asciiTheme="minorEastAsia" w:hAnsiTheme="minorEastAsia" w:hint="eastAsia"/>
+          <w:sz w:val="22"/>
+        </w:rPr>
+        <w:t xml:space="preserve">for(캐릭터들 정보 다 </w:t>
+      </w:r>
+      <w:r>
+        <w:rPr>
+          <w:rFonts w:asciiTheme="minorEastAsia" w:hAnsiTheme="minorEastAsia" w:hint="eastAsia"/>
+          <w:sz w:val="22"/>
+        </w:rPr>
+        <w:t>보낼 때까지</w:t>
+      </w:r>
+      <w:r>
+        <w:rPr>
+          <w:rFonts w:asciiTheme="minorEastAsia" w:hAnsiTheme="minorEastAsia" w:hint="eastAsia"/>
+          <w:sz w:val="22"/>
+        </w:rPr>
+        <w:t>){</w:t>
+      </w:r>
+    </w:p>
+    <w:p>
+      <w:pPr>
+        <w:rPr>
+          <w:rFonts w:asciiTheme="minorEastAsia" w:hAnsiTheme="minorEastAsia"/>
+          <w:sz w:val="22"/>
+        </w:rPr>
+      </w:pPr>
+      <w:r>
+        <w:rPr>
+          <w:rFonts w:asciiTheme="minorEastAsia" w:hAnsiTheme="minorEastAsia"/>
+          <w:sz w:val="22"/>
+        </w:rPr>
+        <w:tab/>
+      </w:r>
+      <w:r>
+        <w:rPr>
+          <w:rFonts w:asciiTheme="minorEastAsia" w:hAnsiTheme="minorEastAsia"/>
+          <w:sz w:val="22"/>
+        </w:rPr>
+        <w:tab/>
+      </w:r>
+      <w:r>
+        <w:rPr>
+          <w:rFonts w:asciiTheme="minorEastAsia" w:hAnsiTheme="minorEastAsia" w:hint="eastAsia"/>
+          <w:sz w:val="22"/>
+        </w:rPr>
+        <w:t>S2C_</w:t>
+      </w:r>
+      <w:proofErr w:type="gramStart"/>
+      <w:r>
+        <w:rPr>
+          <w:rFonts w:asciiTheme="minorEastAsia" w:hAnsiTheme="minorEastAsia" w:hint="eastAsia"/>
+          <w:sz w:val="22"/>
+        </w:rPr>
+        <w:t>Character(</w:t>
+      </w:r>
+      <w:proofErr w:type="gramEnd"/>
+      <w:r>
+        <w:rPr>
+          <w:rFonts w:asciiTheme="minorEastAsia" w:hAnsiTheme="minorEastAsia" w:hint="eastAsia"/>
+          <w:sz w:val="22"/>
+        </w:rPr>
+        <w:t>)</w:t>
+      </w:r>
+    </w:p>
+    <w:p>
+      <w:pPr>
+        <w:rPr>
+          <w:rFonts w:asciiTheme="minorEastAsia" w:hAnsiTheme="minorEastAsia"/>
+          <w:sz w:val="22"/>
+        </w:rPr>
+      </w:pPr>
+      <w:r>
+        <w:rPr>
+          <w:rFonts w:asciiTheme="minorEastAsia" w:hAnsiTheme="minorEastAsia"/>
+          <w:sz w:val="22"/>
+        </w:rPr>
+        <w:tab/>
+      </w:r>
+      <w:r>
+        <w:rPr>
+          <w:rFonts w:asciiTheme="minorEastAsia" w:hAnsiTheme="minorEastAsia" w:hint="eastAsia"/>
+          <w:sz w:val="22"/>
+        </w:rPr>
+        <w:t>}</w:t>
+      </w:r>
+    </w:p>
+    <w:p>
+      <w:pPr>
+        <w:rPr>
+          <w:rFonts w:asciiTheme="minorEastAsia" w:hAnsiTheme="minorEastAsia"/>
+          <w:sz w:val="22"/>
+        </w:rPr>
+      </w:pPr>
+      <w:r>
+        <w:rPr>
+          <w:rFonts w:asciiTheme="minorEastAsia" w:hAnsiTheme="minorEastAsia"/>
+          <w:sz w:val="22"/>
+        </w:rPr>
+        <w:tab/>
+      </w:r>
+      <w:r>
+        <w:rPr>
+          <w:rFonts w:asciiTheme="minorEastAsia" w:hAnsiTheme="minorEastAsia" w:hint="eastAsia"/>
+          <w:sz w:val="22"/>
+        </w:rPr>
+        <w:t>전송 잘 되었다면 true 아니면 false return</w:t>
+      </w:r>
+    </w:p>
+    <w:p>
+      <w:pPr>
+        <w:rPr>
+          <w:rFonts w:asciiTheme="minorEastAsia" w:hAnsiTheme="minorEastAsia"/>
+          <w:sz w:val="22"/>
+        </w:rPr>
+      </w:pPr>
+      <w:r>
+        <w:rPr>
+          <w:rFonts w:asciiTheme="minorEastAsia" w:hAnsiTheme="minorEastAsia" w:hint="eastAsia"/>
+          <w:sz w:val="22"/>
+        </w:rPr>
+        <w:t>}</w:t>
+      </w:r>
+    </w:p>
+    <w:p>
+      <w:pPr>
+        <w:rPr>
+          <w:rFonts w:asciiTheme="minorEastAsia" w:hAnsiTheme="minorEastAsia"/>
+          <w:sz w:val="22"/>
+        </w:rPr>
+      </w:pPr>
+      <w:r>
+        <w:rPr>
+          <w:rFonts w:asciiTheme="minorEastAsia" w:hAnsiTheme="minorEastAsia" w:hint="eastAsia"/>
+          <w:b/>
+          <w:bCs/>
+          <w:sz w:val="24"/>
+          <w:szCs w:val="24"/>
+        </w:rPr>
         <w:lastRenderedPageBreak/>
-        <w:tab/>
-      </w:r>
-      <w:r>
-        <w:rPr>
-          <w:rFonts w:asciiTheme="minorEastAsia" w:hAnsiTheme="minorEastAsia"/>
-          <w:sz w:val="22"/>
-        </w:rPr>
-        <w:t>I</w:t>
-      </w:r>
-      <w:r>
-        <w:rPr>
-          <w:rFonts w:asciiTheme="minorEastAsia" w:hAnsiTheme="minorEastAsia" w:hint="eastAsia"/>
-          <w:sz w:val="22"/>
-        </w:rPr>
-        <w:t>f(어떤 캐릭터가 도착했다면)</w:t>
-      </w:r>
-    </w:p>
-    <w:p>
-      <w:pPr>
-        <w:rPr>
-          <w:rFonts w:asciiTheme="minorEastAsia" w:hAnsiTheme="minorEastAsia"/>
-          <w:sz w:val="22"/>
-        </w:rPr>
-      </w:pPr>
-      <w:r>
-        <w:rPr>
-          <w:rFonts w:asciiTheme="minorEastAsia" w:hAnsiTheme="minorEastAsia"/>
-          <w:sz w:val="22"/>
-        </w:rPr>
-        <w:tab/>
-      </w:r>
-      <w:r>
-        <w:rPr>
-          <w:rFonts w:asciiTheme="minorEastAsia" w:hAnsiTheme="minorEastAsia" w:hint="eastAsia"/>
-          <w:sz w:val="22"/>
-        </w:rPr>
-        <w:t>true</w:t>
-      </w:r>
-    </w:p>
-    <w:p>
-      <w:pPr>
-        <w:rPr>
-          <w:rFonts w:asciiTheme="minorEastAsia" w:hAnsiTheme="minorEastAsia"/>
-          <w:sz w:val="22"/>
-        </w:rPr>
-      </w:pPr>
-      <w:r>
-        <w:rPr>
-          <w:rFonts w:asciiTheme="minorEastAsia" w:hAnsiTheme="minorEastAsia"/>
-          <w:sz w:val="22"/>
-        </w:rPr>
-        <w:tab/>
-      </w:r>
-      <w:r>
-        <w:rPr>
-          <w:rFonts w:asciiTheme="minorEastAsia" w:hAnsiTheme="minorEastAsia" w:hint="eastAsia"/>
-          <w:sz w:val="22"/>
-        </w:rPr>
-        <w:t>else</w:t>
-      </w:r>
-      <w:r>
-        <w:rPr>
-          <w:rFonts w:asciiTheme="minorEastAsia" w:hAnsiTheme="minorEastAsia"/>
-          <w:sz w:val="22"/>
-        </w:rPr>
-        <w:tab/>
-      </w:r>
-    </w:p>
-    <w:p>
-      <w:pPr>
-        <w:rPr>
-          <w:rFonts w:asciiTheme="minorEastAsia" w:hAnsiTheme="minorEastAsia"/>
-          <w:sz w:val="22"/>
-        </w:rPr>
-      </w:pPr>
-      <w:r>
-        <w:rPr>
-          <w:rFonts w:asciiTheme="minorEastAsia" w:hAnsiTheme="minorEastAsia"/>
-          <w:sz w:val="22"/>
-        </w:rPr>
-        <w:tab/>
-      </w:r>
-      <w:r>
-        <w:rPr>
-          <w:rFonts w:asciiTheme="minorEastAsia" w:hAnsiTheme="minorEastAsia" w:hint="eastAsia"/>
-          <w:sz w:val="22"/>
-        </w:rPr>
-        <w:t>false</w:t>
-      </w:r>
-    </w:p>
-    <w:p>
-      <w:pPr>
-        <w:rPr>
-          <w:rFonts w:asciiTheme="minorEastAsia" w:hAnsiTheme="minorEastAsia"/>
-          <w:sz w:val="22"/>
-        </w:rPr>
-      </w:pPr>
-      <w:r>
-        <w:rPr>
-          <w:rFonts w:asciiTheme="minorEastAsia" w:hAnsiTheme="minorEastAsia" w:hint="eastAsia"/>
-          <w:sz w:val="22"/>
-        </w:rPr>
-        <w:t>}</w:t>
-      </w:r>
-    </w:p>
-    <w:p>
-      <w:pPr>
-        <w:rPr>
-          <w:rFonts w:asciiTheme="minorEastAsia" w:hAnsiTheme="minorEastAsia"/>
-          <w:sz w:val="22"/>
-        </w:rPr>
-      </w:pPr>
-      <w:r>
-        <w:rPr>
-          <w:rFonts w:asciiTheme="minorEastAsia" w:hAnsiTheme="minorEastAsia" w:hint="eastAsia"/>
-          <w:b/>
-          <w:bCs/>
-          <w:sz w:val="24"/>
-          <w:szCs w:val="24"/>
-        </w:rPr>
-        <w:t xml:space="preserve">bool </w:t>
-      </w:r>
-      <w:proofErr w:type="spellStart"/>
-      <w:r>
-        <w:rPr>
-          <w:rFonts w:asciiTheme="minorEastAsia" w:hAnsiTheme="minorEastAsia" w:hint="eastAsia"/>
-          <w:b/>
-          <w:bCs/>
-          <w:sz w:val="24"/>
-          <w:szCs w:val="24"/>
-        </w:rPr>
-        <w:t>recv_character</w:t>
-      </w:r>
-      <w:proofErr w:type="spellEnd"/>
-      <w:r>
-        <w:rPr>
-          <w:rFonts w:asciiTheme="minorEastAsia" w:hAnsiTheme="minorEastAsia" w:hint="eastAsia"/>
-          <w:b/>
-          <w:bCs/>
-          <w:sz w:val="24"/>
-          <w:szCs w:val="24"/>
-        </w:rPr>
-        <w:t>()</w:t>
-      </w:r>
-      <w:r>
-        <w:rPr>
-          <w:rFonts w:asciiTheme="minorEastAsia" w:hAnsiTheme="minorEastAsia" w:hint="eastAsia"/>
-          <w:sz w:val="24"/>
-          <w:szCs w:val="24"/>
-        </w:rPr>
-        <w:t xml:space="preserve">     </w:t>
-      </w:r>
-      <w:r>
-        <w:rPr>
-          <w:rFonts w:asciiTheme="minorEastAsia" w:hAnsiTheme="minorEastAsia" w:hint="eastAsia"/>
-          <w:sz w:val="22"/>
-        </w:rPr>
-        <w:t>캐릭터에 대한 정보 클라이언트로부터 받는 함수</w:t>
-      </w:r>
-    </w:p>
-    <w:p>
-      <w:pPr>
-        <w:rPr>
-          <w:rFonts w:asciiTheme="minorEastAsia" w:hAnsiTheme="minorEastAsia"/>
-          <w:sz w:val="22"/>
-        </w:rPr>
-      </w:pPr>
-      <w:r>
-        <w:rPr>
-          <w:rFonts w:asciiTheme="minorEastAsia" w:hAnsiTheme="minorEastAsia" w:hint="eastAsia"/>
-          <w:sz w:val="22"/>
-        </w:rPr>
-        <w:t>{</w:t>
-      </w:r>
-    </w:p>
-    <w:p>
-      <w:pPr>
-        <w:rPr>
-          <w:rFonts w:asciiTheme="minorEastAsia" w:hAnsiTheme="minorEastAsia"/>
-          <w:sz w:val="22"/>
-        </w:rPr>
-      </w:pPr>
-      <w:r>
-        <w:rPr>
-          <w:rFonts w:asciiTheme="minorEastAsia" w:hAnsiTheme="minorEastAsia"/>
-          <w:sz w:val="22"/>
-        </w:rPr>
-        <w:tab/>
-      </w:r>
-      <w:r>
-        <w:rPr>
-          <w:rFonts w:asciiTheme="minorEastAsia" w:hAnsiTheme="minorEastAsia" w:hint="eastAsia"/>
-          <w:sz w:val="22"/>
-        </w:rPr>
-        <w:t>각각의 캐릭터들의 구조체를 받음</w:t>
-      </w:r>
-    </w:p>
-    <w:p>
-      <w:pPr>
-        <w:rPr>
-          <w:rFonts w:asciiTheme="minorEastAsia" w:hAnsiTheme="minorEastAsia"/>
-          <w:sz w:val="22"/>
-        </w:rPr>
-      </w:pPr>
-      <w:r>
-        <w:rPr>
-          <w:rFonts w:asciiTheme="minorEastAsia" w:hAnsiTheme="minorEastAsia"/>
-          <w:sz w:val="22"/>
-        </w:rPr>
-        <w:tab/>
-      </w:r>
-      <w:r>
-        <w:rPr>
-          <w:rFonts w:asciiTheme="minorEastAsia" w:hAnsiTheme="minorEastAsia" w:hint="eastAsia"/>
-          <w:sz w:val="22"/>
-        </w:rPr>
-        <w:t xml:space="preserve">ch1. </w:t>
-      </w:r>
-      <w:proofErr w:type="spellStart"/>
-      <w:r>
-        <w:rPr>
-          <w:rFonts w:asciiTheme="minorEastAsia" w:hAnsiTheme="minorEastAsia" w:hint="eastAsia"/>
-          <w:sz w:val="22"/>
-        </w:rPr>
-        <w:t>isCollision</w:t>
-      </w:r>
-      <w:proofErr w:type="spellEnd"/>
-      <w:r>
-        <w:rPr>
-          <w:rFonts w:asciiTheme="minorEastAsia" w:hAnsiTheme="minorEastAsia" w:hint="eastAsia"/>
-          <w:sz w:val="22"/>
-        </w:rPr>
-        <w:t xml:space="preserve"> = </w:t>
-      </w:r>
-      <w:proofErr w:type="spellStart"/>
-      <w:r>
-        <w:rPr>
-          <w:rFonts w:asciiTheme="minorEastAsia" w:hAnsiTheme="minorEastAsia"/>
-          <w:sz w:val="22"/>
-        </w:rPr>
-        <w:t>CheckCollision</w:t>
-      </w:r>
-      <w:proofErr w:type="spellEnd"/>
-      <w:r>
-        <w:rPr>
-          <w:rFonts w:asciiTheme="minorEastAsia" w:hAnsiTheme="minorEastAsia" w:hint="eastAsia"/>
-          <w:sz w:val="22"/>
-        </w:rPr>
-        <w:t>(ch1</w:t>
-      </w:r>
-      <w:proofErr w:type="gramStart"/>
-      <w:r>
-        <w:rPr>
-          <w:rFonts w:asciiTheme="minorEastAsia" w:hAnsiTheme="minorEastAsia" w:hint="eastAsia"/>
-          <w:sz w:val="22"/>
-        </w:rPr>
-        <w:t>) ;</w:t>
-      </w:r>
-      <w:proofErr w:type="gramEnd"/>
-    </w:p>
-    <w:p>
-      <w:pPr>
-        <w:rPr>
-          <w:rFonts w:asciiTheme="minorEastAsia" w:hAnsiTheme="minorEastAsia"/>
-          <w:sz w:val="22"/>
-        </w:rPr>
-      </w:pPr>
-      <w:r>
-        <w:rPr>
-          <w:rFonts w:asciiTheme="minorEastAsia" w:hAnsiTheme="minorEastAsia"/>
-          <w:sz w:val="22"/>
-        </w:rPr>
-        <w:tab/>
-      </w:r>
-      <w:r>
-        <w:rPr>
-          <w:rFonts w:asciiTheme="minorEastAsia" w:hAnsiTheme="minorEastAsia" w:hint="eastAsia"/>
-          <w:sz w:val="22"/>
-        </w:rPr>
-        <w:t xml:space="preserve">ch2. </w:t>
-      </w:r>
-      <w:proofErr w:type="spellStart"/>
-      <w:r>
-        <w:rPr>
-          <w:rFonts w:asciiTheme="minorEastAsia" w:hAnsiTheme="minorEastAsia" w:hint="eastAsia"/>
-          <w:sz w:val="22"/>
-        </w:rPr>
-        <w:t>isCollision</w:t>
-      </w:r>
-      <w:proofErr w:type="spellEnd"/>
-      <w:r>
-        <w:rPr>
-          <w:rFonts w:asciiTheme="minorEastAsia" w:hAnsiTheme="minorEastAsia" w:hint="eastAsia"/>
-          <w:sz w:val="22"/>
-        </w:rPr>
-        <w:t xml:space="preserve"> = </w:t>
-      </w:r>
-      <w:proofErr w:type="spellStart"/>
-      <w:r>
-        <w:rPr>
-          <w:rFonts w:asciiTheme="minorEastAsia" w:hAnsiTheme="minorEastAsia"/>
-          <w:sz w:val="22"/>
-        </w:rPr>
-        <w:t>CheckCollision</w:t>
-      </w:r>
-      <w:proofErr w:type="spellEnd"/>
-      <w:r>
-        <w:rPr>
-          <w:rFonts w:asciiTheme="minorEastAsia" w:hAnsiTheme="minorEastAsia" w:hint="eastAsia"/>
-          <w:sz w:val="22"/>
-        </w:rPr>
-        <w:t>(ch2</w:t>
-      </w:r>
-      <w:proofErr w:type="gramStart"/>
-      <w:r>
-        <w:rPr>
-          <w:rFonts w:asciiTheme="minorEastAsia" w:hAnsiTheme="minorEastAsia" w:hint="eastAsia"/>
-          <w:sz w:val="22"/>
-        </w:rPr>
-        <w:t>);</w:t>
-      </w:r>
-      <w:proofErr w:type="gramEnd"/>
-    </w:p>
-    <w:p>
-      <w:pPr>
-        <w:rPr>
-          <w:rFonts w:asciiTheme="minorEastAsia" w:hAnsiTheme="minorEastAsia"/>
-          <w:sz w:val="22"/>
-        </w:rPr>
-      </w:pPr>
-      <w:r>
-        <w:rPr>
-          <w:rFonts w:asciiTheme="minorEastAsia" w:hAnsiTheme="minorEastAsia"/>
-          <w:sz w:val="22"/>
-        </w:rPr>
-        <w:tab/>
-      </w:r>
-      <w:r>
-        <w:rPr>
-          <w:rFonts w:asciiTheme="minorEastAsia" w:hAnsiTheme="minorEastAsia" w:hint="eastAsia"/>
-          <w:sz w:val="22"/>
-        </w:rPr>
-        <w:t xml:space="preserve">ch3. </w:t>
-      </w:r>
-      <w:proofErr w:type="spellStart"/>
-      <w:r>
-        <w:rPr>
-          <w:rFonts w:asciiTheme="minorEastAsia" w:hAnsiTheme="minorEastAsia" w:hint="eastAsia"/>
-          <w:sz w:val="22"/>
-        </w:rPr>
-        <w:t>isCollision</w:t>
-      </w:r>
-      <w:proofErr w:type="spellEnd"/>
-      <w:r>
-        <w:rPr>
-          <w:rFonts w:asciiTheme="minorEastAsia" w:hAnsiTheme="minorEastAsia" w:hint="eastAsia"/>
-          <w:sz w:val="22"/>
-        </w:rPr>
-        <w:t xml:space="preserve"> = </w:t>
-      </w:r>
-      <w:proofErr w:type="spellStart"/>
-      <w:r>
-        <w:rPr>
-          <w:rFonts w:asciiTheme="minorEastAsia" w:hAnsiTheme="minorEastAsia"/>
-          <w:sz w:val="22"/>
-        </w:rPr>
-        <w:t>CheckCollision</w:t>
-      </w:r>
-      <w:proofErr w:type="spellEnd"/>
-      <w:r>
-        <w:rPr>
-          <w:rFonts w:asciiTheme="minorEastAsia" w:hAnsiTheme="minorEastAsia" w:hint="eastAsia"/>
-          <w:sz w:val="22"/>
-        </w:rPr>
-        <w:t>(ch3</w:t>
-      </w:r>
-      <w:proofErr w:type="gramStart"/>
-      <w:r>
-        <w:rPr>
-          <w:rFonts w:asciiTheme="minorEastAsia" w:hAnsiTheme="minorEastAsia" w:hint="eastAsia"/>
-          <w:sz w:val="22"/>
-        </w:rPr>
-        <w:t>);</w:t>
-      </w:r>
-      <w:proofErr w:type="gramEnd"/>
-    </w:p>
-    <w:p>
-      <w:pPr>
-        <w:rPr>
-          <w:rFonts w:asciiTheme="minorEastAsia" w:hAnsiTheme="minorEastAsia"/>
-          <w:sz w:val="22"/>
-        </w:rPr>
-      </w:pPr>
-      <w:r>
-        <w:rPr>
-          <w:rFonts w:asciiTheme="minorEastAsia" w:hAnsiTheme="minorEastAsia"/>
-          <w:sz w:val="22"/>
-        </w:rPr>
-        <w:tab/>
-      </w:r>
-      <w:r>
-        <w:rPr>
-          <w:rFonts w:asciiTheme="minorEastAsia" w:hAnsiTheme="minorEastAsia" w:hint="eastAsia"/>
-          <w:sz w:val="22"/>
-        </w:rPr>
-        <w:t>//캐릭터 구조체 정보를 각 클라이언트로 보냄</w:t>
-      </w:r>
-    </w:p>
-    <w:p>
-      <w:pPr>
-        <w:rPr>
-          <w:rFonts w:asciiTheme="minorEastAsia" w:hAnsiTheme="minorEastAsia"/>
-          <w:sz w:val="22"/>
-        </w:rPr>
-      </w:pPr>
-      <w:r>
-        <w:rPr>
-          <w:rFonts w:asciiTheme="minorEastAsia" w:hAnsiTheme="minorEastAsia"/>
-          <w:sz w:val="22"/>
-        </w:rPr>
-        <w:tab/>
-      </w:r>
-      <w:r>
-        <w:rPr>
-          <w:rFonts w:asciiTheme="minorEastAsia" w:hAnsiTheme="minorEastAsia" w:hint="eastAsia"/>
-          <w:sz w:val="22"/>
-        </w:rPr>
-        <w:t xml:space="preserve">for(캐릭터들 정보 다 </w:t>
-      </w:r>
-      <w:r>
-        <w:rPr>
-          <w:rFonts w:asciiTheme="minorEastAsia" w:hAnsiTheme="minorEastAsia" w:hint="eastAsia"/>
-          <w:sz w:val="22"/>
-        </w:rPr>
-        <w:t>보낼 때까지</w:t>
-      </w:r>
-      <w:r>
-        <w:rPr>
-          <w:rFonts w:asciiTheme="minorEastAsia" w:hAnsiTheme="minorEastAsia" w:hint="eastAsia"/>
-          <w:sz w:val="22"/>
-        </w:rPr>
-        <w:t>){</w:t>
-      </w:r>
-    </w:p>
-    <w:p>
-      <w:pPr>
-        <w:rPr>
-          <w:rFonts w:asciiTheme="minorEastAsia" w:hAnsiTheme="minorEastAsia"/>
-          <w:sz w:val="22"/>
-        </w:rPr>
-      </w:pPr>
-      <w:r>
-        <w:rPr>
-          <w:rFonts w:asciiTheme="minorEastAsia" w:hAnsiTheme="minorEastAsia"/>
-          <w:sz w:val="22"/>
-        </w:rPr>
-        <w:tab/>
-      </w:r>
-      <w:r>
-        <w:rPr>
-          <w:rFonts w:asciiTheme="minorEastAsia" w:hAnsiTheme="minorEastAsia"/>
-          <w:sz w:val="22"/>
-        </w:rPr>
-        <w:tab/>
-      </w:r>
-      <w:r>
-        <w:rPr>
-          <w:rFonts w:asciiTheme="minorEastAsia" w:hAnsiTheme="minorEastAsia" w:hint="eastAsia"/>
-          <w:sz w:val="22"/>
-        </w:rPr>
-        <w:t>S2C_</w:t>
-      </w:r>
-      <w:proofErr w:type="gramStart"/>
-      <w:r>
-        <w:rPr>
-          <w:rFonts w:asciiTheme="minorEastAsia" w:hAnsiTheme="minorEastAsia" w:hint="eastAsia"/>
-          <w:sz w:val="22"/>
-        </w:rPr>
-        <w:t>Character(</w:t>
-      </w:r>
-      <w:proofErr w:type="gramEnd"/>
-      <w:r>
-        <w:rPr>
-          <w:rFonts w:asciiTheme="minorEastAsia" w:hAnsiTheme="minorEastAsia" w:hint="eastAsia"/>
-          <w:sz w:val="22"/>
-        </w:rPr>
-        <w:t>)</w:t>
-      </w:r>
-    </w:p>
-    <w:p>
-      <w:pPr>
-        <w:rPr>
-          <w:rFonts w:asciiTheme="minorEastAsia" w:hAnsiTheme="minorEastAsia"/>
-          <w:sz w:val="22"/>
-        </w:rPr>
-      </w:pPr>
-      <w:r>
-        <w:rPr>
-          <w:rFonts w:asciiTheme="minorEastAsia" w:hAnsiTheme="minorEastAsia"/>
-          <w:sz w:val="22"/>
-        </w:rPr>
-        <w:tab/>
-      </w:r>
-      <w:r>
-        <w:rPr>
-          <w:rFonts w:asciiTheme="minorEastAsia" w:hAnsiTheme="minorEastAsia" w:hint="eastAsia"/>
-          <w:sz w:val="22"/>
-        </w:rPr>
-        <w:t>}</w:t>
-      </w:r>
-    </w:p>
-    <w:p>
-      <w:pPr>
-        <w:rPr>
-          <w:rFonts w:asciiTheme="minorEastAsia" w:hAnsiTheme="minorEastAsia"/>
-          <w:sz w:val="22"/>
-        </w:rPr>
-      </w:pPr>
-      <w:r>
-        <w:rPr>
-          <w:rFonts w:asciiTheme="minorEastAsia" w:hAnsiTheme="minorEastAsia"/>
-          <w:sz w:val="22"/>
-        </w:rPr>
-        <w:tab/>
-      </w:r>
-      <w:r>
-        <w:rPr>
-          <w:rFonts w:asciiTheme="minorEastAsia" w:hAnsiTheme="minorEastAsia" w:hint="eastAsia"/>
-          <w:sz w:val="22"/>
-        </w:rPr>
-        <w:t>전송 잘 되었다면 true 아니면 false return</w:t>
-      </w:r>
-    </w:p>
-    <w:p>
-      <w:pPr>
-        <w:rPr>
-          <w:rFonts w:asciiTheme="minorEastAsia" w:hAnsiTheme="minorEastAsia"/>
-          <w:sz w:val="22"/>
-        </w:rPr>
-      </w:pPr>
-      <w:r>
-        <w:rPr>
-          <w:rFonts w:asciiTheme="minorEastAsia" w:hAnsiTheme="minorEastAsia" w:hint="eastAsia"/>
-          <w:sz w:val="22"/>
-        </w:rPr>
-        <w:t>}</w:t>
-      </w:r>
-    </w:p>
-    <w:p>
-      <w:pPr>
-        <w:rPr>
-          <w:rFonts w:asciiTheme="minorEastAsia" w:hAnsiTheme="minorEastAsia"/>
-          <w:sz w:val="22"/>
-        </w:rPr>
-      </w:pPr>
-      <w:r>
-        <w:rPr>
-          <w:rFonts w:asciiTheme="minorEastAsia" w:hAnsiTheme="minorEastAsia" w:hint="eastAsia"/>
-          <w:b/>
-          <w:bCs/>
-          <w:sz w:val="24"/>
-          <w:szCs w:val="24"/>
-        </w:rPr>
         <w:t xml:space="preserve">bool </w:t>
       </w:r>
       <w:r>
@@ -8476,7 +9042,6 @@
           <w:sz w:val="40"/>
           <w:szCs w:val="40"/>
         </w:rPr>
-        <w:lastRenderedPageBreak/>
         <w:t>4.</w:t>
       </w:r>
       <w:r>
@@ -9224,7 +9789,6 @@
                 <w:szCs w:val="20"/>
               </w:rPr>
             </w:pPr>
-            <w:proofErr w:type="spellStart"/>
             <w:r>
               <w:rPr>
                 <w:rFonts w:asciiTheme="minorEastAsia" w:hAnsiTheme="minorEastAsia" w:hint="eastAsia"/>
@@ -9232,7 +9796,6 @@
               </w:rPr>
               <w:t>배주환</w:t>
             </w:r>
-            <w:proofErr w:type="spellEnd"/>
           </w:p>
         </w:tc>
         <w:tc>
@@ -9310,6 +9873,7 @@
                 <w:rFonts w:asciiTheme="minorEastAsia" w:hAnsiTheme="minorEastAsia" w:hint="eastAsia"/>
                 <w:szCs w:val="20"/>
               </w:rPr>
+              <w:lastRenderedPageBreak/>
               <w:t>안윤진</w:t>
             </w:r>
           </w:p>
@@ -9787,7 +10351,6 @@
                 <w:szCs w:val="20"/>
               </w:rPr>
             </w:pPr>
-            <w:proofErr w:type="spellStart"/>
             <w:r>
               <w:rPr>
                 <w:rFonts w:asciiTheme="minorEastAsia" w:hAnsiTheme="minorEastAsia" w:hint="eastAsia"/>
@@ -9795,7 +10358,6 @@
               </w:rPr>
               <w:t>배주환</w:t>
             </w:r>
-            <w:proofErr w:type="spellEnd"/>
           </w:p>
         </w:tc>
         <w:tc>
@@ -9815,9 +10377,105 @@
             <w:r>
               <w:rPr>
                 <w:rFonts w:asciiTheme="minorEastAsia" w:hAnsiTheme="minorEastAsia" w:hint="eastAsia"/>
+                <w:noProof/>
                 <w:sz w:val="18"/>
                 <w:szCs w:val="18"/>
               </w:rPr>
+              <mc:AlternateContent>
+                <mc:Choice Requires="wpi">
+                  <w:drawing>
+                    <wp:anchor distT="0" distB="0" distL="114300" distR="114300" simplePos="0" relativeHeight="251662336" behindDoc="0" locked="0" layoutInCell="1" allowOverlap="1" wp14:anchorId="273B55A1" wp14:editId="50C4F129">
+                      <wp:simplePos x="0" y="0"/>
+                      <wp:positionH relativeFrom="column">
+                        <wp:posOffset>79345</wp:posOffset>
+                      </wp:positionH>
+                      <wp:positionV relativeFrom="paragraph">
+                        <wp:posOffset>314860</wp:posOffset>
+                      </wp:positionV>
+                      <wp:extent cx="475560" cy="360"/>
+                      <wp:effectExtent l="38100" t="38100" r="39370" b="38100"/>
+                      <wp:wrapNone/>
+                      <wp:docPr id="616442191" name="잉크 10"/>
+                      <wp:cNvGraphicFramePr/>
+                      <a:graphic xmlns:a="http://schemas.openxmlformats.org/drawingml/2006/main">
+                        <a:graphicData uri="http://schemas.microsoft.com/office/word/2010/wordprocessingInk">
+                          <w14:contentPart bwMode="auto" r:id="rId13">
+                            <w14:nvContentPartPr>
+                              <w14:cNvContentPartPr/>
+                            </w14:nvContentPartPr>
+                            <w14:xfrm>
+                              <a:off x="0" y="0"/>
+                              <a:ext cx="475560" cy="360"/>
+                            </w14:xfrm>
+                          </w14:contentPart>
+                        </a:graphicData>
+                      </a:graphic>
+                    </wp:anchor>
+                  </w:drawing>
+                </mc:Choice>
+                <mc:Fallback>
+                  <w:pict>
+                    <v:shape w14:anchorId="1C6D356E" id="잉크 10" o:spid="_x0000_s1026" type="#_x0000_t75" style="position:absolute;margin-left:5.75pt;margin-top:24.3pt;width:38.45pt;height:1.05pt;z-index:251662336;visibility:visible;mso-wrap-style:square;mso-wrap-distance-left:9pt;mso-wrap-distance-top:0;mso-wrap-distance-right:9pt;mso-wrap-distance-bottom:0;mso-position-horizontal:absolute;mso-position-horizontal-relative:text;mso-position-vertical:absolute;mso-position-vertical-relative:text" o:gfxdata="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">
+                      <v:imagedata r:id="rId14" o:title=""/>
+                    </v:shape>
+                  </w:pict>
+                </mc:Fallback>
+              </mc:AlternateContent>
+            </w:r>
+            <w:r>
+              <w:rPr>
+                <w:rFonts w:asciiTheme="minorEastAsia" w:hAnsiTheme="minorEastAsia" w:hint="eastAsia"/>
+                <w:noProof/>
+                <w:sz w:val="18"/>
+                <w:szCs w:val="18"/>
+              </w:rPr>
+              <mc:AlternateContent>
+                <mc:Choice Requires="wpi">
+                  <w:drawing>
+                    <wp:anchor distT="0" distB="0" distL="114300" distR="114300" simplePos="0" relativeHeight="251661312" behindDoc="0" locked="0" layoutInCell="1" allowOverlap="1" wp14:anchorId="51122973" wp14:editId="34F320DF">
+                      <wp:simplePos x="0" y="0"/>
+                      <wp:positionH relativeFrom="column">
+                        <wp:posOffset>12745</wp:posOffset>
+                      </wp:positionH>
+                      <wp:positionV relativeFrom="paragraph">
+                        <wp:posOffset>114700</wp:posOffset>
+                      </wp:positionV>
+                      <wp:extent cx="599400" cy="360"/>
+                      <wp:effectExtent l="38100" t="38100" r="48895" b="38100"/>
+                      <wp:wrapNone/>
+                      <wp:docPr id="1918285525" name="잉크 9"/>
+                      <wp:cNvGraphicFramePr/>
+                      <a:graphic xmlns:a="http://schemas.openxmlformats.org/drawingml/2006/main">
+                        <a:graphicData uri="http://schemas.microsoft.com/office/word/2010/wordprocessingInk">
+                          <w14:contentPart bwMode="auto" r:id="rId15">
+                            <w14:nvContentPartPr>
+                              <w14:cNvContentPartPr/>
+                            </w14:nvContentPartPr>
+                            <w14:xfrm>
+                              <a:off x="0" y="0"/>
+                              <a:ext cx="599400" cy="360"/>
+                            </w14:xfrm>
+                          </w14:contentPart>
+                        </a:graphicData>
+                      </a:graphic>
+                    </wp:anchor>
+                  </w:drawing>
+                </mc:Choice>
+                <mc:Fallback>
+                  <w:pict>
+                    <v:shape w14:anchorId="640CFA36" id="잉크 9" o:spid="_x0000_s1026" type="#_x0000_t75" style="position:absolute;margin-left:.5pt;margin-top:8.55pt;width:48.2pt;height:1.05pt;z-index:251661312;visibility:visible;mso-wrap-style:square;mso-wrap-distance-left:9pt;mso-wrap-distance-top:0;mso-wrap-distance-right:9pt;mso-wrap-distance-bottom:0;mso-position-horizontal:absolute;mso-position-horizontal-relative:text;mso-position-vertical:absolute;mso-position-vertical-relative:text" o:gfxdata="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">
+                      <v:imagedata r:id="rId16" o:title=""/>
+                    </v:shape>
+                  </w:pict>
+                </mc:Fallback>
+              </mc:AlternateContent>
+            </w:r>
+            <w:r>
+              <w:rPr>
+                <w:rFonts w:asciiTheme="minorEastAsia" w:hAnsiTheme="minorEastAsia" w:hint="eastAsia"/>
+                <w:sz w:val="18"/>
+                <w:szCs w:val="18"/>
+              </w:rPr>
               <w:t>3번째 캐릭터 추가</w:t>
             </w:r>
           </w:p>
@@ -9882,9 +10540,201 @@
             <w:r>
               <w:rPr>
                 <w:rFonts w:asciiTheme="minorEastAsia" w:hAnsiTheme="minorEastAsia" w:hint="eastAsia"/>
+                <w:noProof/>
                 <w:sz w:val="18"/>
                 <w:szCs w:val="18"/>
               </w:rPr>
+              <mc:AlternateContent>
+                <mc:Choice Requires="wpi">
+                  <w:drawing>
+                    <wp:anchor distT="0" distB="0" distL="114300" distR="114300" simplePos="0" relativeHeight="251666432" behindDoc="0" locked="0" layoutInCell="1" allowOverlap="1" wp14:anchorId="68AA4F7F" wp14:editId="6208C8C2">
+                      <wp:simplePos x="0" y="0"/>
+                      <wp:positionH relativeFrom="column">
+                        <wp:posOffset>36060</wp:posOffset>
+                      </wp:positionH>
+                      <wp:positionV relativeFrom="paragraph">
+                        <wp:posOffset>695740</wp:posOffset>
+                      </wp:positionV>
+                      <wp:extent cx="580320" cy="360"/>
+                      <wp:effectExtent l="38100" t="38100" r="48895" b="38100"/>
+                      <wp:wrapNone/>
+                      <wp:docPr id="1307992799" name="잉크 14"/>
+                      <wp:cNvGraphicFramePr/>
+                      <a:graphic xmlns:a="http://schemas.openxmlformats.org/drawingml/2006/main">
+                        <a:graphicData uri="http://schemas.microsoft.com/office/word/2010/wordprocessingInk">
+                          <w14:contentPart bwMode="auto" r:id="rId17">
+                            <w14:nvContentPartPr>
+                              <w14:cNvContentPartPr/>
+                            </w14:nvContentPartPr>
+                            <w14:xfrm>
+                              <a:off x="0" y="0"/>
+                              <a:ext cx="580320" cy="360"/>
+                            </w14:xfrm>
+                          </w14:contentPart>
+                        </a:graphicData>
+                      </a:graphic>
+                    </wp:anchor>
+                  </w:drawing>
+                </mc:Choice>
+                <mc:Fallback>
+                  <w:pict>
+                    <v:shape w14:anchorId="5F5DA1BF" id="잉크 14" o:spid="_x0000_s1026" type="#_x0000_t75" style="position:absolute;margin-left:2.35pt;margin-top:54.3pt;width:46.7pt;height:1.05pt;z-index:251666432;visibility:visible;mso-wrap-style:square;mso-wrap-distance-left:9pt;mso-wrap-distance-top:0;mso-wrap-distance-right:9pt;mso-wrap-distance-bottom:0;mso-position-horizontal:absolute;mso-position-horizontal-relative:text;mso-position-vertical:absolute;mso-position-vertical-relative:text" o:gfxdata="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">
+                      <v:imagedata r:id="rId18" o:title=""/>
+                    </v:shape>
+                  </w:pict>
+                </mc:Fallback>
+              </mc:AlternateContent>
+            </w:r>
+            <w:r>
+              <w:rPr>
+                <w:rFonts w:asciiTheme="minorEastAsia" w:hAnsiTheme="minorEastAsia" w:hint="eastAsia"/>
+                <w:noProof/>
+                <w:sz w:val="18"/>
+                <w:szCs w:val="18"/>
+              </w:rPr>
+              <mc:AlternateContent>
+                <mc:Choice Requires="wpi">
+                  <w:drawing>
+                    <wp:anchor distT="0" distB="0" distL="114300" distR="114300" simplePos="0" relativeHeight="251665408" behindDoc="0" locked="0" layoutInCell="1" allowOverlap="1" wp14:anchorId="0F429CFE" wp14:editId="166E4115">
+                      <wp:simplePos x="0" y="0"/>
+                      <wp:positionH relativeFrom="column">
+                        <wp:posOffset>16980</wp:posOffset>
+                      </wp:positionH>
+                      <wp:positionV relativeFrom="paragraph">
+                        <wp:posOffset>505300</wp:posOffset>
+                      </wp:positionV>
+                      <wp:extent cx="581400" cy="360"/>
+                      <wp:effectExtent l="38100" t="38100" r="47625" b="38100"/>
+                      <wp:wrapNone/>
+                      <wp:docPr id="1350615115" name="잉크 13"/>
+                      <wp:cNvGraphicFramePr/>
+                      <a:graphic xmlns:a="http://schemas.openxmlformats.org/drawingml/2006/main">
+                        <a:graphicData uri="http://schemas.microsoft.com/office/word/2010/wordprocessingInk">
+                          <w14:contentPart bwMode="auto" r:id="rId19">
+                            <w14:nvContentPartPr>
+                              <w14:cNvContentPartPr/>
+                            </w14:nvContentPartPr>
+                            <w14:xfrm>
+                              <a:off x="0" y="0"/>
+                              <a:ext cx="581400" cy="360"/>
+                            </w14:xfrm>
+                          </w14:contentPart>
+                        </a:graphicData>
+                      </a:graphic>
+                    </wp:anchor>
+                  </w:drawing>
+                </mc:Choice>
+                <mc:Fallback>
+                  <w:pict>
+                    <v:shape w14:anchorId="3DE2AFCC" id="잉크 13" o:spid="_x0000_s1026" type="#_x0000_t75" style="position:absolute;margin-left:.85pt;margin-top:39.3pt;width:46.8pt;height:1.05pt;z-index:251665408;visibility:visible;mso-wrap-style:square;mso-wrap-distance-left:9pt;mso-wrap-distance-top:0;mso-wrap-distance-right:9pt;mso-wrap-distance-bottom:0;mso-position-horizontal:absolute;mso-position-horizontal-relative:text;mso-position-vertical:absolute;mso-position-vertical-relative:text" o:gfxdata="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">
+                      <v:imagedata r:id="rId18" o:title=""/>
+                    </v:shape>
+                  </w:pict>
+                </mc:Fallback>
+              </mc:AlternateContent>
+            </w:r>
+            <w:r>
+              <w:rPr>
+                <w:rFonts w:asciiTheme="minorEastAsia" w:hAnsiTheme="minorEastAsia" w:hint="eastAsia"/>
+                <w:noProof/>
+                <w:sz w:val="18"/>
+                <w:szCs w:val="18"/>
+              </w:rPr>
+              <mc:AlternateContent>
+                <mc:Choice Requires="wpi">
+                  <w:drawing>
+                    <wp:anchor distT="0" distB="0" distL="114300" distR="114300" simplePos="0" relativeHeight="251664384" behindDoc="0" locked="0" layoutInCell="1" allowOverlap="1" wp14:anchorId="4078D470" wp14:editId="21955C89">
+                      <wp:simplePos x="0" y="0"/>
+                      <wp:positionH relativeFrom="column">
+                        <wp:posOffset>36060</wp:posOffset>
+                      </wp:positionH>
+                      <wp:positionV relativeFrom="paragraph">
+                        <wp:posOffset>305500</wp:posOffset>
+                      </wp:positionV>
+                      <wp:extent cx="544320" cy="360"/>
+                      <wp:effectExtent l="38100" t="38100" r="46355" b="38100"/>
+                      <wp:wrapNone/>
+                      <wp:docPr id="1418528852" name="잉크 12"/>
+                      <wp:cNvGraphicFramePr/>
+                      <a:graphic xmlns:a="http://schemas.openxmlformats.org/drawingml/2006/main">
+                        <a:graphicData uri="http://schemas.microsoft.com/office/word/2010/wordprocessingInk">
+                          <w14:contentPart bwMode="auto" r:id="rId20">
+                            <w14:nvContentPartPr>
+                              <w14:cNvContentPartPr/>
+                            </w14:nvContentPartPr>
+                            <w14:xfrm>
+                              <a:off x="0" y="0"/>
+                              <a:ext cx="544320" cy="360"/>
+                            </w14:xfrm>
+                          </w14:contentPart>
+                        </a:graphicData>
+                      </a:graphic>
+                    </wp:anchor>
+                  </w:drawing>
+                </mc:Choice>
+                <mc:Fallback>
+                  <w:pict>
+                    <v:shape w14:anchorId="538C6AFA" id="잉크 12" o:spid="_x0000_s1026" type="#_x0000_t75" style="position:absolute;margin-left:2.35pt;margin-top:23.55pt;width:43.8pt;height:1.05pt;z-index:251664384;visibility:visible;mso-wrap-style:square;mso-wrap-distance-left:9pt;mso-wrap-distance-top:0;mso-wrap-distance-right:9pt;mso-wrap-distance-bottom:0;mso-position-horizontal:absolute;mso-position-horizontal-relative:text;mso-position-vertical:absolute;mso-position-vertical-relative:text" o:gfxdata="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">
+                      <v:imagedata r:id="rId21" o:title=""/>
+                    </v:shape>
+                  </w:pict>
+                </mc:Fallback>
+              </mc:AlternateContent>
+            </w:r>
+            <w:r>
+              <w:rPr>
+                <w:rFonts w:asciiTheme="minorEastAsia" w:hAnsiTheme="minorEastAsia" w:hint="eastAsia"/>
+                <w:noProof/>
+                <w:sz w:val="18"/>
+                <w:szCs w:val="18"/>
+              </w:rPr>
+              <mc:AlternateContent>
+                <mc:Choice Requires="wpi">
+                  <w:drawing>
+                    <wp:anchor distT="0" distB="0" distL="114300" distR="114300" simplePos="0" relativeHeight="251663360" behindDoc="0" locked="0" layoutInCell="1" allowOverlap="1" wp14:anchorId="38FD5106" wp14:editId="12CD1282">
+                      <wp:simplePos x="0" y="0"/>
+                      <wp:positionH relativeFrom="column">
+                        <wp:posOffset>-20820</wp:posOffset>
+                      </wp:positionH>
+                      <wp:positionV relativeFrom="paragraph">
+                        <wp:posOffset>114700</wp:posOffset>
+                      </wp:positionV>
+                      <wp:extent cx="681120" cy="360"/>
+                      <wp:effectExtent l="38100" t="38100" r="43180" b="38100"/>
+                      <wp:wrapNone/>
+                      <wp:docPr id="2014408154" name="잉크 11"/>
+                      <wp:cNvGraphicFramePr/>
+                      <a:graphic xmlns:a="http://schemas.openxmlformats.org/drawingml/2006/main">
+                        <a:graphicData uri="http://schemas.microsoft.com/office/word/2010/wordprocessingInk">
+                          <w14:contentPart bwMode="auto" r:id="rId22">
+                            <w14:nvContentPartPr>
+                              <w14:cNvContentPartPr/>
+                            </w14:nvContentPartPr>
+                            <w14:xfrm>
+                              <a:off x="0" y="0"/>
+                              <a:ext cx="681120" cy="360"/>
+                            </w14:xfrm>
+                          </w14:contentPart>
+                        </a:graphicData>
+                      </a:graphic>
+                    </wp:anchor>
+                  </w:drawing>
+                </mc:Choice>
+                <mc:Fallback>
+                  <w:pict>
+                    <v:shape w14:anchorId="20BA238F" id="잉크 11" o:spid="_x0000_s1026" type="#_x0000_t75" style="position:absolute;margin-left:-2.15pt;margin-top:8.55pt;width:54.65pt;height:1.05pt;z-index:251663360;visibility:visible;mso-wrap-style:square;mso-wrap-distance-left:9pt;mso-wrap-distance-top:0;mso-wrap-distance-right:9pt;mso-wrap-distance-bottom:0;mso-position-horizontal:absolute;mso-position-horizontal-relative:text;mso-position-vertical:absolute;mso-position-vertical-relative:text" o:gfxdata="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">
+                      <v:imagedata r:id="rId23" o:title=""/>
+                    </v:shape>
+                  </w:pict>
+                </mc:Fallback>
+              </mc:AlternateContent>
+            </w:r>
+            <w:r>
+              <w:rPr>
+                <w:rFonts w:asciiTheme="minorEastAsia" w:hAnsiTheme="minorEastAsia" w:hint="eastAsia"/>
+                <w:sz w:val="18"/>
+                <w:szCs w:val="18"/>
+              </w:rPr>
               <w:t>기존 프로젝트에서 서버, 클라 코드 분리</w:t>
             </w:r>
           </w:p>
@@ -9924,27 +10774,268 @@
             <w:r>
               <w:rPr>
                 <w:rFonts w:asciiTheme="minorEastAsia" w:hAnsiTheme="minorEastAsia" w:hint="eastAsia"/>
+                <w:noProof/>
                 <w:sz w:val="18"/>
                 <w:szCs w:val="18"/>
               </w:rPr>
-              <w:t>기존 프로젝트에서 서버, 클라 코드 분리</w:t>
-            </w:r>
-          </w:p>
-        </w:tc>
-        <w:tc>
-          <w:tcPr>
-            <w:tcW w:w="1128" w:type="dxa"/>
-          </w:tcPr>
-          <w:p>
-            <w:pPr>
-              <w:jc w:val="center"/>
-              <w:cnfStyle w:val="000000000000" w:firstRow="0" w:lastRow="0" w:firstColumn="0" w:lastColumn="0" w:oddVBand="0" w:evenVBand="0" w:oddHBand="0" w:evenHBand="0" w:firstRowFirstColumn="0" w:firstRowLastColumn="0" w:lastRowFirstColumn="0" w:lastRowLastColumn="0"/>
-              <w:rPr>
-                <w:rFonts w:asciiTheme="minorEastAsia" w:hAnsiTheme="minorEastAsia"/>
+              <mc:AlternateContent>
+                <mc:Choice Requires="wpi">
+                  <w:drawing>
+                    <wp:anchor distT="0" distB="0" distL="114300" distR="114300" simplePos="0" relativeHeight="251670528" behindDoc="0" locked="0" layoutInCell="1" allowOverlap="1" wp14:anchorId="5D729AC5" wp14:editId="40B75446">
+                      <wp:simplePos x="0" y="0"/>
+                      <wp:positionH relativeFrom="column">
+                        <wp:posOffset>23615</wp:posOffset>
+                      </wp:positionH>
+                      <wp:positionV relativeFrom="paragraph">
+                        <wp:posOffset>714820</wp:posOffset>
+                      </wp:positionV>
+                      <wp:extent cx="528840" cy="360"/>
+                      <wp:effectExtent l="38100" t="38100" r="43180" b="38100"/>
+                      <wp:wrapNone/>
+                      <wp:docPr id="417519470" name="잉크 18"/>
+                      <wp:cNvGraphicFramePr/>
+                      <a:graphic xmlns:a="http://schemas.openxmlformats.org/drawingml/2006/main">
+                        <a:graphicData uri="http://schemas.microsoft.com/office/word/2010/wordprocessingInk">
+                          <w14:contentPart bwMode="auto" r:id="rId24">
+                            <w14:nvContentPartPr>
+                              <w14:cNvContentPartPr/>
+                            </w14:nvContentPartPr>
+                            <w14:xfrm>
+                              <a:off x="0" y="0"/>
+                              <a:ext cx="528840" cy="360"/>
+                            </w14:xfrm>
+                          </w14:contentPart>
+                        </a:graphicData>
+                      </a:graphic>
+                    </wp:anchor>
+                  </w:drawing>
+                </mc:Choice>
+                <mc:Fallback>
+                  <w:pict>
+                    <v:shape w14:anchorId="0FA69697" id="잉크 18" o:spid="_x0000_s1026" type="#_x0000_t75" style="position:absolute;margin-left:1.35pt;margin-top:55.8pt;width:42.65pt;height:1.05pt;z-index:251670528;visibility:visible;mso-wrap-style:square;mso-wrap-distance-left:9pt;mso-wrap-distance-top:0;mso-wrap-distance-right:9pt;mso-wrap-distance-bottom:0;mso-position-horizontal:absolute;mso-position-horizontal-relative:text;mso-position-vertical:absolute;mso-position-vertical-relative:text" o:gfxdata="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">
+                      <v:imagedata r:id="rId25" o:title=""/>
+                    </v:shape>
+                  </w:pict>
+                </mc:Fallback>
+              </mc:AlternateContent>
+            </w:r>
+            <w:r>
+              <w:rPr>
+                <w:rFonts w:asciiTheme="minorEastAsia" w:hAnsiTheme="minorEastAsia" w:hint="eastAsia"/>
+                <w:noProof/>
                 <w:sz w:val="18"/>
                 <w:szCs w:val="18"/>
               </w:rPr>
-            </w:pPr>
+              <mc:AlternateContent>
+                <mc:Choice Requires="wpi">
+                  <w:drawing>
+                    <wp:anchor distT="0" distB="0" distL="114300" distR="114300" simplePos="0" relativeHeight="251669504" behindDoc="0" locked="0" layoutInCell="1" allowOverlap="1" wp14:anchorId="5B417149" wp14:editId="542274A3">
+                      <wp:simplePos x="0" y="0"/>
+                      <wp:positionH relativeFrom="column">
+                        <wp:posOffset>13895</wp:posOffset>
+                      </wp:positionH>
+                      <wp:positionV relativeFrom="paragraph">
+                        <wp:posOffset>515020</wp:posOffset>
+                      </wp:positionV>
+                      <wp:extent cx="552600" cy="360"/>
+                      <wp:effectExtent l="38100" t="38100" r="38100" b="38100"/>
+                      <wp:wrapNone/>
+                      <wp:docPr id="1292610250" name="잉크 17"/>
+                      <wp:cNvGraphicFramePr/>
+                      <a:graphic xmlns:a="http://schemas.openxmlformats.org/drawingml/2006/main">
+                        <a:graphicData uri="http://schemas.microsoft.com/office/word/2010/wordprocessingInk">
+                          <w14:contentPart bwMode="auto" r:id="rId26">
+                            <w14:nvContentPartPr>
+                              <w14:cNvContentPartPr/>
+                            </w14:nvContentPartPr>
+                            <w14:xfrm>
+                              <a:off x="0" y="0"/>
+                              <a:ext cx="552600" cy="360"/>
+                            </w14:xfrm>
+                          </w14:contentPart>
+                        </a:graphicData>
+                      </a:graphic>
+                    </wp:anchor>
+                  </w:drawing>
+                </mc:Choice>
+                <mc:Fallback>
+                  <w:pict>
+                    <v:shape w14:anchorId="4BBADB99" id="잉크 17" o:spid="_x0000_s1026" type="#_x0000_t75" style="position:absolute;margin-left:.6pt;margin-top:40.05pt;width:44.5pt;height:1.05pt;z-index:251669504;visibility:visible;mso-wrap-style:square;mso-wrap-distance-left:9pt;mso-wrap-distance-top:0;mso-wrap-distance-right:9pt;mso-wrap-distance-bottom:0;mso-position-horizontal:absolute;mso-position-horizontal-relative:text;mso-position-vertical:absolute;mso-position-vertical-relative:text" o:gfxdata="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">
+                      <v:imagedata r:id="rId27" o:title=""/>
+                    </v:shape>
+                  </w:pict>
+                </mc:Fallback>
+              </mc:AlternateContent>
+            </w:r>
+            <w:r>
+              <w:rPr>
+                <w:rFonts w:asciiTheme="minorEastAsia" w:hAnsiTheme="minorEastAsia" w:hint="eastAsia"/>
+                <w:noProof/>
+                <w:sz w:val="18"/>
+                <w:szCs w:val="18"/>
+              </w:rPr>
+              <mc:AlternateContent>
+                <mc:Choice Requires="wpi">
+                  <w:drawing>
+                    <wp:anchor distT="0" distB="0" distL="114300" distR="114300" simplePos="0" relativeHeight="251668480" behindDoc="0" locked="0" layoutInCell="1" allowOverlap="1" wp14:anchorId="0DC534E9" wp14:editId="72DD4DA6">
+                      <wp:simplePos x="0" y="0"/>
+                      <wp:positionH relativeFrom="column">
+                        <wp:posOffset>61775</wp:posOffset>
+                      </wp:positionH>
+                      <wp:positionV relativeFrom="paragraph">
+                        <wp:posOffset>314860</wp:posOffset>
+                      </wp:positionV>
+                      <wp:extent cx="523080" cy="360"/>
+                      <wp:effectExtent l="38100" t="38100" r="48895" b="38100"/>
+                      <wp:wrapNone/>
+                      <wp:docPr id="338161454" name="잉크 16"/>
+                      <wp:cNvGraphicFramePr/>
+                      <a:graphic xmlns:a="http://schemas.openxmlformats.org/drawingml/2006/main">
+                        <a:graphicData uri="http://schemas.microsoft.com/office/word/2010/wordprocessingInk">
+                          <w14:contentPart bwMode="auto" r:id="rId28">
+                            <w14:nvContentPartPr>
+                              <w14:cNvContentPartPr/>
+                            </w14:nvContentPartPr>
+                            <w14:xfrm>
+                              <a:off x="0" y="0"/>
+                              <a:ext cx="523080" cy="360"/>
+                            </w14:xfrm>
+                          </w14:contentPart>
+                        </a:graphicData>
+                      </a:graphic>
+                    </wp:anchor>
+                  </w:drawing>
+                </mc:Choice>
+                <mc:Fallback>
+                  <w:pict>
+                    <v:shape w14:anchorId="4943FC8C" id="잉크 16" o:spid="_x0000_s1026" type="#_x0000_t75" style="position:absolute;margin-left:4.35pt;margin-top:24.3pt;width:42.2pt;height:1.05pt;z-index:251668480;visibility:visible;mso-wrap-style:square;mso-wrap-distance-left:9pt;mso-wrap-distance-top:0;mso-wrap-distance-right:9pt;mso-wrap-distance-bottom:0;mso-position-horizontal:absolute;mso-position-horizontal-relative:text;mso-position-vertical:absolute;mso-position-vertical-relative:text" o:gfxdata="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">
+                      <v:imagedata r:id="rId25" o:title=""/>
+                    </v:shape>
+                  </w:pict>
+                </mc:Fallback>
+              </mc:AlternateContent>
+            </w:r>
+            <w:r>
+              <w:rPr>
+                <w:rFonts w:asciiTheme="minorEastAsia" w:hAnsiTheme="minorEastAsia" w:hint="eastAsia"/>
+                <w:noProof/>
+                <w:sz w:val="18"/>
+                <w:szCs w:val="18"/>
+              </w:rPr>
+              <mc:AlternateContent>
+                <mc:Choice Requires="wpi">
+                  <w:drawing>
+                    <wp:anchor distT="0" distB="0" distL="114300" distR="114300" simplePos="0" relativeHeight="251667456" behindDoc="0" locked="0" layoutInCell="1" allowOverlap="1" wp14:anchorId="10E1C41C" wp14:editId="004077FE">
+                      <wp:simplePos x="0" y="0"/>
+                      <wp:positionH relativeFrom="column">
+                        <wp:posOffset>52055</wp:posOffset>
+                      </wp:positionH>
+                      <wp:positionV relativeFrom="paragraph">
+                        <wp:posOffset>114700</wp:posOffset>
+                      </wp:positionV>
+                      <wp:extent cx="561600" cy="360"/>
+                      <wp:effectExtent l="38100" t="38100" r="48260" b="38100"/>
+                      <wp:wrapNone/>
+                      <wp:docPr id="1040180713" name="잉크 15"/>
+                      <wp:cNvGraphicFramePr/>
+                      <a:graphic xmlns:a="http://schemas.openxmlformats.org/drawingml/2006/main">
+                        <a:graphicData uri="http://schemas.microsoft.com/office/word/2010/wordprocessingInk">
+                          <w14:contentPart bwMode="auto" r:id="rId29">
+                            <w14:nvContentPartPr>
+                              <w14:cNvContentPartPr/>
+                            </w14:nvContentPartPr>
+                            <w14:xfrm>
+                              <a:off x="0" y="0"/>
+                              <a:ext cx="561600" cy="360"/>
+                            </w14:xfrm>
+                          </w14:contentPart>
+                        </a:graphicData>
+                      </a:graphic>
+                    </wp:anchor>
+                  </w:drawing>
+                </mc:Choice>
+                <mc:Fallback>
+                  <w:pict>
+                    <v:shape w14:anchorId="52A301BA" id="잉크 15" o:spid="_x0000_s1026" type="#_x0000_t75" style="position:absolute;margin-left:3.6pt;margin-top:8.55pt;width:45.2pt;height:1.05pt;z-index:251667456;visibility:visible;mso-wrap-style:square;mso-wrap-distance-left:9pt;mso-wrap-distance-top:0;mso-wrap-distance-right:9pt;mso-wrap-distance-bottom:0;mso-position-horizontal:absolute;mso-position-horizontal-relative:text;mso-position-vertical:absolute;mso-position-vertical-relative:text" o:gfxdata="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">
+                      <v:imagedata r:id="rId30" o:title=""/>
+                    </v:shape>
+                  </w:pict>
+                </mc:Fallback>
+              </mc:AlternateContent>
+            </w:r>
+            <w:r>
+              <w:rPr>
+                <w:rFonts w:asciiTheme="minorEastAsia" w:hAnsiTheme="minorEastAsia" w:hint="eastAsia"/>
+                <w:sz w:val="18"/>
+                <w:szCs w:val="18"/>
+              </w:rPr>
+              <w:t>기존 프로젝트에서 서버, 클라 코드 분리</w:t>
+            </w:r>
+          </w:p>
+        </w:tc>
+        <w:tc>
+          <w:tcPr>
+            <w:tcW w:w="1128" w:type="dxa"/>
+          </w:tcPr>
+          <w:p>
+            <w:pPr>
+              <w:jc w:val="center"/>
+              <w:cnfStyle w:val="000000000000" w:firstRow="0" w:lastRow="0" w:firstColumn="0" w:lastColumn="0" w:oddVBand="0" w:evenVBand="0" w:oddHBand="0" w:evenHBand="0" w:firstRowFirstColumn="0" w:firstRowLastColumn="0" w:lastRowFirstColumn="0" w:lastRowLastColumn="0"/>
+              <w:rPr>
+                <w:rFonts w:asciiTheme="minorEastAsia" w:hAnsiTheme="minorEastAsia"/>
+                <w:sz w:val="18"/>
+                <w:szCs w:val="18"/>
+              </w:rPr>
+            </w:pPr>
+            <w:r>
+              <w:rPr>
+                <w:rFonts w:asciiTheme="minorEastAsia" w:hAnsiTheme="minorEastAsia" w:hint="eastAsia"/>
+                <w:noProof/>
+                <w:sz w:val="18"/>
+                <w:szCs w:val="18"/>
+                <w:lang w:val="ko-KR"/>
+              </w:rPr>
+              <mc:AlternateContent>
+                <mc:Choice Requires="wpi">
+                  <w:drawing>
+                    <wp:anchor distT="0" distB="0" distL="114300" distR="114300" simplePos="0" relativeHeight="251671552" behindDoc="0" locked="0" layoutInCell="1" allowOverlap="1" wp14:anchorId="7BC332BA" wp14:editId="723A662E">
+                      <wp:simplePos x="0" y="0"/>
+                      <wp:positionH relativeFrom="column">
+                        <wp:posOffset>41290</wp:posOffset>
+                      </wp:positionH>
+                      <wp:positionV relativeFrom="paragraph">
+                        <wp:posOffset>114700</wp:posOffset>
+                      </wp:positionV>
+                      <wp:extent cx="520200" cy="360"/>
+                      <wp:effectExtent l="38100" t="38100" r="51435" b="38100"/>
+                      <wp:wrapNone/>
+                      <wp:docPr id="1257172077" name="잉크 19"/>
+                      <wp:cNvGraphicFramePr/>
+                      <a:graphic xmlns:a="http://schemas.openxmlformats.org/drawingml/2006/main">
+                        <a:graphicData uri="http://schemas.microsoft.com/office/word/2010/wordprocessingInk">
+                          <w14:contentPart bwMode="auto" r:id="rId31">
+                            <w14:nvContentPartPr>
+                              <w14:cNvContentPartPr/>
+                            </w14:nvContentPartPr>
+                            <w14:xfrm>
+                              <a:off x="0" y="0"/>
+                              <a:ext cx="520200" cy="360"/>
+                            </w14:xfrm>
+                          </w14:contentPart>
+                        </a:graphicData>
+                      </a:graphic>
+                    </wp:anchor>
+                  </w:drawing>
+                </mc:Choice>
+                <mc:Fallback>
+                  <w:pict>
+                    <v:shape w14:anchorId="75EB84CD" id="잉크 19" o:spid="_x0000_s1026" type="#_x0000_t75" style="position:absolute;margin-left:2.75pt;margin-top:8.55pt;width:41.9pt;height:1.05pt;z-index:251671552;visibility:visible;mso-wrap-style:square;mso-wrap-distance-left:9pt;mso-wrap-distance-top:0;mso-wrap-distance-right:9pt;mso-wrap-distance-bottom:0;mso-position-horizontal:absolute;mso-position-horizontal-relative:text;mso-position-vertical:absolute;mso-position-vertical-relative:text" o:gfxdata="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">
+                      <v:imagedata r:id="rId32" o:title=""/>
+                    </v:shape>
+                  </w:pict>
+                </mc:Fallback>
+              </mc:AlternateContent>
+            </w:r>
             <w:r>
               <w:rPr>
                 <w:rFonts w:asciiTheme="minorEastAsia" w:hAnsiTheme="minorEastAsia" w:hint="eastAsia"/>
@@ -10162,7 +11253,6 @@
                 <w:rFonts w:asciiTheme="minorEastAsia" w:hAnsiTheme="minorEastAsia" w:hint="eastAsia"/>
                 <w:szCs w:val="20"/>
               </w:rPr>
-              <w:lastRenderedPageBreak/>
               <w:t>3주차</w:t>
             </w:r>
           </w:p>
@@ -10612,7 +11702,6 @@
                 <w:szCs w:val="20"/>
               </w:rPr>
             </w:pPr>
-            <w:proofErr w:type="spellStart"/>
             <w:r>
               <w:rPr>
                 <w:rFonts w:asciiTheme="minorEastAsia" w:hAnsiTheme="minorEastAsia" w:hint="eastAsia"/>
@@ -10620,7 +11709,6 @@
               </w:rPr>
               <w:t>배주환</w:t>
             </w:r>
-            <w:proofErr w:type="spellEnd"/>
           </w:p>
         </w:tc>
         <w:tc>
@@ -10637,6 +11725,102 @@
                 <w:szCs w:val="16"/>
               </w:rPr>
             </w:pPr>
+            <w:r>
+              <w:rPr>
+                <w:rFonts w:asciiTheme="minorEastAsia" w:hAnsiTheme="minorEastAsia" w:hint="eastAsia"/>
+                <w:noProof/>
+                <w:sz w:val="16"/>
+                <w:szCs w:val="16"/>
+              </w:rPr>
+              <mc:AlternateContent>
+                <mc:Choice Requires="wpi">
+                  <w:drawing>
+                    <wp:anchor distT="0" distB="0" distL="114300" distR="114300" simplePos="0" relativeHeight="251673600" behindDoc="0" locked="0" layoutInCell="1" allowOverlap="1" wp14:anchorId="3BBAFD12" wp14:editId="7B199027">
+                      <wp:simplePos x="0" y="0"/>
+                      <wp:positionH relativeFrom="column">
+                        <wp:posOffset>212905</wp:posOffset>
+                      </wp:positionH>
+                      <wp:positionV relativeFrom="paragraph">
+                        <wp:posOffset>293315</wp:posOffset>
+                      </wp:positionV>
+                      <wp:extent cx="158040" cy="360"/>
+                      <wp:effectExtent l="38100" t="38100" r="52070" b="38100"/>
+                      <wp:wrapNone/>
+                      <wp:docPr id="906896938" name="잉크 21"/>
+                      <wp:cNvGraphicFramePr/>
+                      <a:graphic xmlns:a="http://schemas.openxmlformats.org/drawingml/2006/main">
+                        <a:graphicData uri="http://schemas.microsoft.com/office/word/2010/wordprocessingInk">
+                          <w14:contentPart bwMode="auto" r:id="rId33">
+                            <w14:nvContentPartPr>
+                              <w14:cNvContentPartPr/>
+                            </w14:nvContentPartPr>
+                            <w14:xfrm>
+                              <a:off x="0" y="0"/>
+                              <a:ext cx="158040" cy="360"/>
+                            </w14:xfrm>
+                          </w14:contentPart>
+                        </a:graphicData>
+                      </a:graphic>
+                    </wp:anchor>
+                  </w:drawing>
+                </mc:Choice>
+                <mc:Fallback>
+                  <w:pict>
+                    <v:shape w14:anchorId="794D215A" id="잉크 21" o:spid="_x0000_s1026" type="#_x0000_t75" style="position:absolute;margin-left:16.25pt;margin-top:22.6pt;width:13.45pt;height:1.05pt;z-index:251673600;visibility:visible;mso-wrap-style:square;mso-wrap-distance-left:9pt;mso-wrap-distance-top:0;mso-wrap-distance-right:9pt;mso-wrap-distance-bottom:0;mso-position-horizontal:absolute;mso-position-horizontal-relative:text;mso-position-vertical:absolute;mso-position-vertical-relative:text" o:gfxdata="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">
+                      <v:imagedata r:id="rId34" o:title=""/>
+                    </v:shape>
+                  </w:pict>
+                </mc:Fallback>
+              </mc:AlternateContent>
+            </w:r>
+            <w:r>
+              <w:rPr>
+                <w:rFonts w:asciiTheme="minorEastAsia" w:hAnsiTheme="minorEastAsia" w:hint="eastAsia"/>
+                <w:noProof/>
+                <w:sz w:val="16"/>
+                <w:szCs w:val="16"/>
+              </w:rPr>
+              <mc:AlternateContent>
+                <mc:Choice Requires="wpi">
+                  <w:drawing>
+                    <wp:anchor distT="0" distB="0" distL="114300" distR="114300" simplePos="0" relativeHeight="251672576" behindDoc="0" locked="0" layoutInCell="1" allowOverlap="1" wp14:anchorId="7CB6E18D" wp14:editId="17B5E4D0">
+                      <wp:simplePos x="0" y="0"/>
+                      <wp:positionH relativeFrom="column">
+                        <wp:posOffset>-25415</wp:posOffset>
+                      </wp:positionH>
+                      <wp:positionV relativeFrom="paragraph">
+                        <wp:posOffset>112235</wp:posOffset>
+                      </wp:positionV>
+                      <wp:extent cx="654480" cy="360"/>
+                      <wp:effectExtent l="38100" t="38100" r="50800" b="38100"/>
+                      <wp:wrapNone/>
+                      <wp:docPr id="183194374" name="잉크 20"/>
+                      <wp:cNvGraphicFramePr/>
+                      <a:graphic xmlns:a="http://schemas.openxmlformats.org/drawingml/2006/main">
+                        <a:graphicData uri="http://schemas.microsoft.com/office/word/2010/wordprocessingInk">
+                          <w14:contentPart bwMode="auto" r:id="rId35">
+                            <w14:nvContentPartPr>
+                              <w14:cNvContentPartPr/>
+                            </w14:nvContentPartPr>
+                            <w14:xfrm>
+                              <a:off x="0" y="0"/>
+                              <a:ext cx="654480" cy="360"/>
+                            </w14:xfrm>
+                          </w14:contentPart>
+                        </a:graphicData>
+                      </a:graphic>
+                    </wp:anchor>
+                  </w:drawing>
+                </mc:Choice>
+                <mc:Fallback>
+                  <w:pict>
+                    <v:shape w14:anchorId="2F36161B" id="잉크 20" o:spid="_x0000_s1026" type="#_x0000_t75" style="position:absolute;margin-left:-2.5pt;margin-top:8.35pt;width:52.55pt;height:1.05pt;z-index:251672576;visibility:visible;mso-wrap-style:square;mso-wrap-distance-left:9pt;mso-wrap-distance-top:0;mso-wrap-distance-right:9pt;mso-wrap-distance-bottom:0;mso-position-horizontal:absolute;mso-position-horizontal-relative:text;mso-position-vertical:absolute;mso-position-vertical-relative:text" o:gfxdata="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">
+                      <v:imagedata r:id="rId36" o:title=""/>
+                    </v:shape>
+                  </w:pict>
+                </mc:Fallback>
+              </mc:AlternateContent>
+            </w:r>
             <w:proofErr w:type="spellStart"/>
             <w:proofErr w:type="gramStart"/>
             <w:r>
@@ -11461,7 +12645,6 @@
                 <w:szCs w:val="20"/>
               </w:rPr>
             </w:pPr>
-            <w:proofErr w:type="spellStart"/>
             <w:r>
               <w:rPr>
                 <w:rFonts w:asciiTheme="minorEastAsia" w:hAnsiTheme="minorEastAsia" w:hint="eastAsia"/>
@@ -11469,7 +12652,6 @@
               </w:rPr>
               <w:t>배주환</w:t>
             </w:r>
-            <w:proofErr w:type="spellEnd"/>
           </w:p>
         </w:tc>
         <w:tc>
@@ -12294,7 +13476,6 @@
                 <w:szCs w:val="20"/>
               </w:rPr>
             </w:pPr>
-            <w:proofErr w:type="spellStart"/>
             <w:r>
               <w:rPr>
                 <w:rFonts w:asciiTheme="minorEastAsia" w:hAnsiTheme="minorEastAsia" w:hint="eastAsia"/>
@@ -12302,7 +13483,6 @@
               </w:rPr>
               <w:t>배주환</w:t>
             </w:r>
-            <w:proofErr w:type="spellEnd"/>
           </w:p>
         </w:tc>
         <w:tc>
@@ -12319,6 +13499,102 @@
                 <w:szCs w:val="16"/>
               </w:rPr>
             </w:pPr>
+            <w:r>
+              <w:rPr>
+                <w:rFonts w:asciiTheme="minorEastAsia" w:hAnsiTheme="minorEastAsia" w:hint="eastAsia"/>
+                <w:noProof/>
+                <w:sz w:val="16"/>
+                <w:szCs w:val="16"/>
+              </w:rPr>
+              <mc:AlternateContent>
+                <mc:Choice Requires="wpi">
+                  <w:drawing>
+                    <wp:anchor distT="0" distB="0" distL="114300" distR="114300" simplePos="0" relativeHeight="251675648" behindDoc="0" locked="0" layoutInCell="1" allowOverlap="1" wp14:anchorId="48B15149" wp14:editId="27B984AD">
+                      <wp:simplePos x="0" y="0"/>
+                      <wp:positionH relativeFrom="column">
+                        <wp:posOffset>193825</wp:posOffset>
+                      </wp:positionH>
+                      <wp:positionV relativeFrom="paragraph">
+                        <wp:posOffset>293225</wp:posOffset>
+                      </wp:positionV>
+                      <wp:extent cx="313560" cy="360"/>
+                      <wp:effectExtent l="38100" t="38100" r="48895" b="38100"/>
+                      <wp:wrapNone/>
+                      <wp:docPr id="2020246438" name="잉크 23"/>
+                      <wp:cNvGraphicFramePr/>
+                      <a:graphic xmlns:a="http://schemas.openxmlformats.org/drawingml/2006/main">
+                        <a:graphicData uri="http://schemas.microsoft.com/office/word/2010/wordprocessingInk">
+                          <w14:contentPart bwMode="auto" r:id="rId37">
+                            <w14:nvContentPartPr>
+                              <w14:cNvContentPartPr/>
+                            </w14:nvContentPartPr>
+                            <w14:xfrm>
+                              <a:off x="0" y="0"/>
+                              <a:ext cx="313560" cy="360"/>
+                            </w14:xfrm>
+                          </w14:contentPart>
+                        </a:graphicData>
+                      </a:graphic>
+                    </wp:anchor>
+                  </w:drawing>
+                </mc:Choice>
+                <mc:Fallback>
+                  <w:pict>
+                    <v:shape w14:anchorId="53A44342" id="잉크 23" o:spid="_x0000_s1026" type="#_x0000_t75" style="position:absolute;margin-left:14.75pt;margin-top:22.6pt;width:25.7pt;height:1.05pt;z-index:251675648;visibility:visible;mso-wrap-style:square;mso-wrap-distance-left:9pt;mso-wrap-distance-top:0;mso-wrap-distance-right:9pt;mso-wrap-distance-bottom:0;mso-position-horizontal:absolute;mso-position-horizontal-relative:text;mso-position-vertical:absolute;mso-position-vertical-relative:text" o:gfxdata="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">
+                      <v:imagedata r:id="rId38" o:title=""/>
+                    </v:shape>
+                  </w:pict>
+                </mc:Fallback>
+              </mc:AlternateContent>
+            </w:r>
+            <w:r>
+              <w:rPr>
+                <w:rFonts w:asciiTheme="minorEastAsia" w:hAnsiTheme="minorEastAsia" w:hint="eastAsia"/>
+                <w:noProof/>
+                <w:sz w:val="16"/>
+                <w:szCs w:val="16"/>
+              </w:rPr>
+              <mc:AlternateContent>
+                <mc:Choice Requires="wpi">
+                  <w:drawing>
+                    <wp:anchor distT="0" distB="0" distL="114300" distR="114300" simplePos="0" relativeHeight="251674624" behindDoc="0" locked="0" layoutInCell="1" allowOverlap="1" wp14:anchorId="7ACB6930" wp14:editId="65B357D6">
+                      <wp:simplePos x="0" y="0"/>
+                      <wp:positionH relativeFrom="column">
+                        <wp:posOffset>-25415</wp:posOffset>
+                      </wp:positionH>
+                      <wp:positionV relativeFrom="paragraph">
+                        <wp:posOffset>112145</wp:posOffset>
+                      </wp:positionV>
+                      <wp:extent cx="650520" cy="360"/>
+                      <wp:effectExtent l="38100" t="38100" r="35560" b="38100"/>
+                      <wp:wrapNone/>
+                      <wp:docPr id="1777347261" name="잉크 22"/>
+                      <wp:cNvGraphicFramePr/>
+                      <a:graphic xmlns:a="http://schemas.openxmlformats.org/drawingml/2006/main">
+                        <a:graphicData uri="http://schemas.microsoft.com/office/word/2010/wordprocessingInk">
+                          <w14:contentPart bwMode="auto" r:id="rId39">
+                            <w14:nvContentPartPr>
+                              <w14:cNvContentPartPr/>
+                            </w14:nvContentPartPr>
+                            <w14:xfrm>
+                              <a:off x="0" y="0"/>
+                              <a:ext cx="650520" cy="360"/>
+                            </w14:xfrm>
+                          </w14:contentPart>
+                        </a:graphicData>
+                      </a:graphic>
+                    </wp:anchor>
+                  </w:drawing>
+                </mc:Choice>
+                <mc:Fallback>
+                  <w:pict>
+                    <v:shape w14:anchorId="3CB2A7F5" id="잉크 22" o:spid="_x0000_s1026" type="#_x0000_t75" style="position:absolute;margin-left:-2.5pt;margin-top:8.35pt;width:52.2pt;height:1.05pt;z-index:251674624;visibility:visible;mso-wrap-style:square;mso-wrap-distance-left:9pt;mso-wrap-distance-top:0;mso-wrap-distance-right:9pt;mso-wrap-distance-bottom:0;mso-position-horizontal:absolute;mso-position-horizontal-relative:text;mso-position-vertical:absolute;mso-position-vertical-relative:text" o:gfxdata="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">
+                      <v:imagedata r:id="rId40" o:title=""/>
+                    </v:shape>
+                  </w:pict>
+                </mc:Fallback>
+              </mc:AlternateContent>
+            </w:r>
             <w:proofErr w:type="spellStart"/>
             <w:r>
               <w:rPr>
@@ -12549,6 +13825,7 @@
                 <w:sz w:val="18"/>
                 <w:szCs w:val="18"/>
               </w:rPr>
+              <w:lastRenderedPageBreak/>
               <w:t>ch</w:t>
             </w:r>
             <w:proofErr w:type="spellEnd"/>
@@ -13009,7 +14286,6 @@
                 <w:szCs w:val="20"/>
               </w:rPr>
             </w:pPr>
-            <w:proofErr w:type="spellStart"/>
             <w:r>
               <w:rPr>
                 <w:rFonts w:asciiTheme="minorEastAsia" w:hAnsiTheme="minorEastAsia" w:hint="eastAsia"/>
@@ -13017,7 +14293,6 @@
               </w:rPr>
               <w:t>배주환</w:t>
             </w:r>
-            <w:proofErr w:type="spellEnd"/>
           </w:p>
         </w:tc>
         <w:tc>
@@ -13346,7 +14621,6 @@
           <w:sz w:val="40"/>
           <w:szCs w:val="40"/>
         </w:rPr>
-        <w:lastRenderedPageBreak/>
         <w:t>6.</w:t>
       </w:r>
       <w:r>
@@ -13726,15 +15000,27 @@
           <w:szCs w:val="24"/>
         </w:rPr>
       </w:pPr>
-      <w:r>
-        <w:rPr>
-          <w:rFonts w:asciiTheme="minorEastAsia" w:hAnsiTheme="minorEastAsia" w:hint="eastAsia"/>
-          <w:b/>
-          <w:bCs/>
-          <w:sz w:val="24"/>
-          <w:szCs w:val="24"/>
-        </w:rPr>
-        <w:t xml:space="preserve">박신우: </w:t>
+      <w:proofErr w:type="spellStart"/>
+      <w:r>
+        <w:rPr>
+          <w:rFonts w:asciiTheme="minorEastAsia" w:hAnsiTheme="minorEastAsia" w:hint="eastAsia"/>
+          <w:b/>
+          <w:bCs/>
+          <w:sz w:val="24"/>
+          <w:szCs w:val="24"/>
+        </w:rPr>
+        <w:t>박신우</w:t>
+      </w:r>
+      <w:proofErr w:type="spellEnd"/>
+      <w:r>
+        <w:rPr>
+          <w:rFonts w:asciiTheme="minorEastAsia" w:hAnsiTheme="minorEastAsia" w:hint="eastAsia"/>
+          <w:b/>
+          <w:bCs/>
+          <w:sz w:val="24"/>
+          <w:szCs w:val="24"/>
+        </w:rPr>
+        <w:t xml:space="preserve">: </w:t>
       </w:r>
       <w:proofErr w:type="spellStart"/>
       <w:r>
@@ -13863,7 +15149,7 @@
       </w:pPr>
     </w:p>
     <w:sectPr>
-      <w:footerReference w:type="default" r:id="rId9"/>
+      <w:footerReference w:type="default" r:id="rId41"/>
       <w:pgSz w:w="11906" w:h="16838"/>
       <w:pgMar w:top="1701" w:right="1440" w:bottom="1440" w:left="1440" w:header="851" w:footer="992" w:gutter="0"/>
       <w:cols w:space="720"/>
@@ -16041,7 +17327,6 @@
   <w:style w:type="character" w:default="1" w:styleId="a0">
     <w:name w:val="Default Paragraph Font"/>
     <w:uiPriority w:val="1"/>
-    <w:semiHidden/>
     <w:unhideWhenUsed/>
   </w:style>
   <w:style w:type="table" w:default="1" w:styleId="a1">
@@ -16334,6 +17619,450 @@
 </w:styles>
 </file>
 
+<file path=word/ink/ink1.xml><?xml version="1.0" encoding="utf-8"?>
+<inkml:ink xmlns:inkml="http://www.w3.org/2003/InkML">
+  <inkml:definitions>
+    <inkml:context xml:id="ctx0">
+      <inkml:inkSource xml:id="inkSrc0">
+        <inkml:traceFormat>
+          <inkml:channel name="X" type="integer" min="-2.14748E9" max="2.14748E9" units="cm"/>
+          <inkml:channel name="Y" type="integer" min="-2.14748E9" max="2.14748E9" units="cm"/>
+        </inkml:traceFormat>
+        <inkml:channelProperties>
+          <inkml:channelProperty channel="X" name="resolution" value="1000" units="1/cm"/>
+          <inkml:channelProperty channel="Y" name="resolution" value="1000" units="1/cm"/>
+        </inkml:channelProperties>
+      </inkml:inkSource>
+      <inkml:timestamp xml:id="ts0" timeString="2025-11-24T15:46:51.198"/>
+    </inkml:context>
+    <inkml:brush xml:id="br0">
+      <inkml:brushProperty name="width" value="0.035" units="cm"/>
+      <inkml:brushProperty name="height" value="0.035" units="cm"/>
+      <inkml:brushProperty name="color" value="#E71224"/>
+      <inkml:brushProperty name="ignorePressure" value="1"/>
+    </inkml:brush>
+  </inkml:definitions>
+  <inkml:trace contextRef="#ctx0" brushRef="#br0">0 0,'2743'0,"-2728"0</inkml:trace>
+</inkml:ink>
+</file>
+
+<file path=word/ink/ink10.xml><?xml version="1.0" encoding="utf-8"?>
+<inkml:ink xmlns:inkml="http://www.w3.org/2003/InkML">
+  <inkml:definitions>
+    <inkml:context xml:id="ctx0">
+      <inkml:inkSource xml:id="inkSrc0">
+        <inkml:traceFormat>
+          <inkml:channel name="X" type="integer" min="-2.14748E9" max="2.14748E9" units="cm"/>
+          <inkml:channel name="Y" type="integer" min="-2.14748E9" max="2.14748E9" units="cm"/>
+        </inkml:traceFormat>
+        <inkml:channelProperties>
+          <inkml:channelProperty channel="X" name="resolution" value="1000" units="1/cm"/>
+          <inkml:channelProperty channel="Y" name="resolution" value="1000" units="1/cm"/>
+        </inkml:channelProperties>
+      </inkml:inkSource>
+      <inkml:timestamp xml:id="ts0" timeString="2025-11-24T15:53:55.220"/>
+    </inkml:context>
+    <inkml:brush xml:id="br0">
+      <inkml:brushProperty name="width" value="0.035" units="cm"/>
+      <inkml:brushProperty name="height" value="0.035" units="cm"/>
+      <inkml:brushProperty name="ignorePressure" value="1"/>
+    </inkml:brush>
+  </inkml:definitions>
+  <inkml:trace contextRef="#ctx0" brushRef="#br0">0 0,'1515'0,"-1496"0</inkml:trace>
+</inkml:ink>
+</file>
+
+<file path=word/ink/ink11.xml><?xml version="1.0" encoding="utf-8"?>
+<inkml:ink xmlns:inkml="http://www.w3.org/2003/InkML">
+  <inkml:definitions>
+    <inkml:context xml:id="ctx0">
+      <inkml:inkSource xml:id="inkSrc0">
+        <inkml:traceFormat>
+          <inkml:channel name="X" type="integer" min="-2.14748E9" max="2.14748E9" units="cm"/>
+          <inkml:channel name="Y" type="integer" min="-2.14748E9" max="2.14748E9" units="cm"/>
+        </inkml:traceFormat>
+        <inkml:channelProperties>
+          <inkml:channelProperty channel="X" name="resolution" value="1000" units="1/cm"/>
+          <inkml:channelProperty channel="Y" name="resolution" value="1000" units="1/cm"/>
+        </inkml:channelProperties>
+      </inkml:inkSource>
+      <inkml:timestamp xml:id="ts0" timeString="2025-11-24T15:53:50.804"/>
+    </inkml:context>
+    <inkml:brush xml:id="br0">
+      <inkml:brushProperty name="width" value="0.035" units="cm"/>
+      <inkml:brushProperty name="height" value="0.035" units="cm"/>
+      <inkml:brushProperty name="ignorePressure" value="1"/>
+    </inkml:brush>
+  </inkml:definitions>
+  <inkml:trace contextRef="#ctx0" brushRef="#br0">0 0,'1429'0,"-1406"0</inkml:trace>
+</inkml:ink>
+</file>
+
+<file path=word/ink/ink12.xml><?xml version="1.0" encoding="utf-8"?>
+<inkml:ink xmlns:inkml="http://www.w3.org/2003/InkML">
+  <inkml:definitions>
+    <inkml:context xml:id="ctx0">
+      <inkml:inkSource xml:id="inkSrc0">
+        <inkml:traceFormat>
+          <inkml:channel name="X" type="integer" min="-2.14748E9" max="2.14748E9" units="cm"/>
+          <inkml:channel name="Y" type="integer" min="-2.14748E9" max="2.14748E9" units="cm"/>
+        </inkml:traceFormat>
+        <inkml:channelProperties>
+          <inkml:channelProperty channel="X" name="resolution" value="1000" units="1/cm"/>
+          <inkml:channelProperty channel="Y" name="resolution" value="1000" units="1/cm"/>
+        </inkml:channelProperties>
+      </inkml:inkSource>
+      <inkml:timestamp xml:id="ts0" timeString="2025-11-24T15:53:46.087"/>
+    </inkml:context>
+    <inkml:brush xml:id="br0">
+      <inkml:brushProperty name="width" value="0.035" units="cm"/>
+      <inkml:brushProperty name="height" value="0.035" units="cm"/>
+      <inkml:brushProperty name="ignorePressure" value="1"/>
+    </inkml:brush>
+  </inkml:definitions>
+  <inkml:trace contextRef="#ctx0" brushRef="#br0">0 1,'1538'0,"-1517"0</inkml:trace>
+</inkml:ink>
+</file>
+
+<file path=word/ink/ink13.xml><?xml version="1.0" encoding="utf-8"?>
+<inkml:ink xmlns:inkml="http://www.w3.org/2003/InkML">
+  <inkml:definitions>
+    <inkml:context xml:id="ctx0">
+      <inkml:inkSource xml:id="inkSrc0">
+        <inkml:traceFormat>
+          <inkml:channel name="X" type="integer" min="-2.14748E9" max="2.14748E9" units="cm"/>
+          <inkml:channel name="Y" type="integer" min="-2.14748E9" max="2.14748E9" units="cm"/>
+        </inkml:traceFormat>
+        <inkml:channelProperties>
+          <inkml:channelProperty channel="X" name="resolution" value="1000" units="1/cm"/>
+          <inkml:channelProperty channel="Y" name="resolution" value="1000" units="1/cm"/>
+        </inkml:channelProperties>
+      </inkml:inkSource>
+      <inkml:timestamp xml:id="ts0" timeString="2025-11-24T15:54:13.513"/>
+    </inkml:context>
+    <inkml:brush xml:id="br0">
+      <inkml:brushProperty name="width" value="0.035" units="cm"/>
+      <inkml:brushProperty name="height" value="0.035" units="cm"/>
+      <inkml:brushProperty name="ignorePressure" value="1"/>
+    </inkml:brush>
+  </inkml:definitions>
+  <inkml:trace contextRef="#ctx0" brushRef="#br0">0 1,'1433'0,"-1422"0</inkml:trace>
+</inkml:ink>
+</file>
+
+<file path=word/ink/ink14.xml><?xml version="1.0" encoding="utf-8"?>
+<inkml:ink xmlns:inkml="http://www.w3.org/2003/InkML">
+  <inkml:definitions>
+    <inkml:context xml:id="ctx0">
+      <inkml:inkSource xml:id="inkSrc0">
+        <inkml:traceFormat>
+          <inkml:channel name="X" type="integer" min="-2.14748E9" max="2.14748E9" units="cm"/>
+          <inkml:channel name="Y" type="integer" min="-2.14748E9" max="2.14748E9" units="cm"/>
+        </inkml:traceFormat>
+        <inkml:channelProperties>
+          <inkml:channelProperty channel="X" name="resolution" value="1000" units="1/cm"/>
+          <inkml:channelProperty channel="Y" name="resolution" value="1000" units="1/cm"/>
+        </inkml:channelProperties>
+      </inkml:inkSource>
+      <inkml:timestamp xml:id="ts0" timeString="2025-11-24T15:54:32.817"/>
+    </inkml:context>
+    <inkml:brush xml:id="br0">
+      <inkml:brushProperty name="width" value="0.035" units="cm"/>
+      <inkml:brushProperty name="height" value="0.035" units="cm"/>
+      <inkml:brushProperty name="ignorePressure" value="1"/>
+    </inkml:brush>
+  </inkml:definitions>
+  <inkml:trace contextRef="#ctx0" brushRef="#br0">0 0,'425'0,"-412"0</inkml:trace>
+</inkml:ink>
+</file>
+
+<file path=word/ink/ink15.xml><?xml version="1.0" encoding="utf-8"?>
+<inkml:ink xmlns:inkml="http://www.w3.org/2003/InkML">
+  <inkml:definitions>
+    <inkml:context xml:id="ctx0">
+      <inkml:inkSource xml:id="inkSrc0">
+        <inkml:traceFormat>
+          <inkml:channel name="X" type="integer" min="-2.14748E9" max="2.14748E9" units="cm"/>
+          <inkml:channel name="Y" type="integer" min="-2.14748E9" max="2.14748E9" units="cm"/>
+        </inkml:traceFormat>
+        <inkml:channelProperties>
+          <inkml:channelProperty channel="X" name="resolution" value="1000" units="1/cm"/>
+          <inkml:channelProperty channel="Y" name="resolution" value="1000" units="1/cm"/>
+        </inkml:channelProperties>
+      </inkml:inkSource>
+      <inkml:timestamp xml:id="ts0" timeString="2025-11-24T15:54:28.275"/>
+    </inkml:context>
+    <inkml:brush xml:id="br0">
+      <inkml:brushProperty name="width" value="0.035" units="cm"/>
+      <inkml:brushProperty name="height" value="0.035" units="cm"/>
+      <inkml:brushProperty name="ignorePressure" value="1"/>
+    </inkml:brush>
+  </inkml:definitions>
+  <inkml:trace contextRef="#ctx0" brushRef="#br0">0 1,'1817'0,"-1828"0</inkml:trace>
+</inkml:ink>
+</file>
+
+<file path=word/ink/ink16.xml><?xml version="1.0" encoding="utf-8"?>
+<inkml:ink xmlns:inkml="http://www.w3.org/2003/InkML">
+  <inkml:definitions>
+    <inkml:context xml:id="ctx0">
+      <inkml:inkSource xml:id="inkSrc0">
+        <inkml:traceFormat>
+          <inkml:channel name="X" type="integer" min="-2.14748E9" max="2.14748E9" units="cm"/>
+          <inkml:channel name="Y" type="integer" min="-2.14748E9" max="2.14748E9" units="cm"/>
+        </inkml:traceFormat>
+        <inkml:channelProperties>
+          <inkml:channelProperty channel="X" name="resolution" value="1000" units="1/cm"/>
+          <inkml:channelProperty channel="Y" name="resolution" value="1000" units="1/cm"/>
+        </inkml:channelProperties>
+      </inkml:inkSource>
+      <inkml:timestamp xml:id="ts0" timeString="2025-11-24T15:55:15.012"/>
+    </inkml:context>
+    <inkml:brush xml:id="br0">
+      <inkml:brushProperty name="width" value="0.035" units="cm"/>
+      <inkml:brushProperty name="height" value="0.035" units="cm"/>
+      <inkml:brushProperty name="ignorePressure" value="1"/>
+    </inkml:brush>
+  </inkml:definitions>
+  <inkml:trace contextRef="#ctx0" brushRef="#br0">0 1,'847'0,"-824"0</inkml:trace>
+</inkml:ink>
+</file>
+
+<file path=word/ink/ink17.xml><?xml version="1.0" encoding="utf-8"?>
+<inkml:ink xmlns:inkml="http://www.w3.org/2003/InkML">
+  <inkml:definitions>
+    <inkml:context xml:id="ctx0">
+      <inkml:inkSource xml:id="inkSrc0">
+        <inkml:traceFormat>
+          <inkml:channel name="X" type="integer" min="-2.14748E9" max="2.14748E9" units="cm"/>
+          <inkml:channel name="Y" type="integer" min="-2.14748E9" max="2.14748E9" units="cm"/>
+        </inkml:traceFormat>
+        <inkml:channelProperties>
+          <inkml:channelProperty channel="X" name="resolution" value="1000" units="1/cm"/>
+          <inkml:channelProperty channel="Y" name="resolution" value="1000" units="1/cm"/>
+        </inkml:channelProperties>
+      </inkml:inkSource>
+      <inkml:timestamp xml:id="ts0" timeString="2025-11-24T15:55:08.960"/>
+    </inkml:context>
+    <inkml:brush xml:id="br0">
+      <inkml:brushProperty name="width" value="0.035" units="cm"/>
+      <inkml:brushProperty name="height" value="0.035" units="cm"/>
+      <inkml:brushProperty name="ignorePressure" value="1"/>
+    </inkml:brush>
+  </inkml:definitions>
+  <inkml:trace contextRef="#ctx0" brushRef="#br0">0 1,'1788'0,"-1770"0</inkml:trace>
+</inkml:ink>
+</file>
+
+<file path=word/ink/ink2.xml><?xml version="1.0" encoding="utf-8"?>
+<inkml:ink xmlns:inkml="http://www.w3.org/2003/InkML">
+  <inkml:definitions>
+    <inkml:context xml:id="ctx0">
+      <inkml:inkSource xml:id="inkSrc0">
+        <inkml:traceFormat>
+          <inkml:channel name="X" type="integer" min="-2.14748E9" max="2.14748E9" units="cm"/>
+          <inkml:channel name="Y" type="integer" min="-2.14748E9" max="2.14748E9" units="cm"/>
+        </inkml:traceFormat>
+        <inkml:channelProperties>
+          <inkml:channelProperty channel="X" name="resolution" value="1000" units="1/cm"/>
+          <inkml:channelProperty channel="Y" name="resolution" value="1000" units="1/cm"/>
+        </inkml:channelProperties>
+      </inkml:inkSource>
+      <inkml:timestamp xml:id="ts0" timeString="2025-11-24T15:46:47.363"/>
+    </inkml:context>
+    <inkml:brush xml:id="br0">
+      <inkml:brushProperty name="width" value="0.035" units="cm"/>
+      <inkml:brushProperty name="height" value="0.035" units="cm"/>
+      <inkml:brushProperty name="color" value="#E71224"/>
+      <inkml:brushProperty name="ignorePressure" value="1"/>
+    </inkml:brush>
+  </inkml:definitions>
+  <inkml:trace contextRef="#ctx0" brushRef="#br0">0 1,'14659'0,"-14637"0</inkml:trace>
+</inkml:ink>
+</file>
+
+<file path=word/ink/ink3.xml><?xml version="1.0" encoding="utf-8"?>
+<inkml:ink xmlns:inkml="http://www.w3.org/2003/InkML">
+  <inkml:definitions>
+    <inkml:context xml:id="ctx0">
+      <inkml:inkSource xml:id="inkSrc0">
+        <inkml:traceFormat>
+          <inkml:channel name="X" type="integer" min="-2.14748E9" max="2.14748E9" units="cm"/>
+          <inkml:channel name="Y" type="integer" min="-2.14748E9" max="2.14748E9" units="cm"/>
+        </inkml:traceFormat>
+        <inkml:channelProperties>
+          <inkml:channelProperty channel="X" name="resolution" value="1000" units="1/cm"/>
+          <inkml:channelProperty channel="Y" name="resolution" value="1000" units="1/cm"/>
+        </inkml:channelProperties>
+      </inkml:inkSource>
+      <inkml:timestamp xml:id="ts0" timeString="2025-11-24T15:53:17.137"/>
+    </inkml:context>
+    <inkml:brush xml:id="br0">
+      <inkml:brushProperty name="width" value="0.035" units="cm"/>
+      <inkml:brushProperty name="height" value="0.035" units="cm"/>
+      <inkml:brushProperty name="ignorePressure" value="1"/>
+    </inkml:brush>
+  </inkml:definitions>
+  <inkml:trace contextRef="#ctx0" brushRef="#br0">0 0,'1300'0,"-1280"0</inkml:trace>
+</inkml:ink>
+</file>
+
+<file path=word/ink/ink4.xml><?xml version="1.0" encoding="utf-8"?>
+<inkml:ink xmlns:inkml="http://www.w3.org/2003/InkML">
+  <inkml:definitions>
+    <inkml:context xml:id="ctx0">
+      <inkml:inkSource xml:id="inkSrc0">
+        <inkml:traceFormat>
+          <inkml:channel name="X" type="integer" min="-2.14748E9" max="2.14748E9" units="cm"/>
+          <inkml:channel name="Y" type="integer" min="-2.14748E9" max="2.14748E9" units="cm"/>
+        </inkml:traceFormat>
+        <inkml:channelProperties>
+          <inkml:channelProperty channel="X" name="resolution" value="1000" units="1/cm"/>
+          <inkml:channelProperty channel="Y" name="resolution" value="1000" units="1/cm"/>
+        </inkml:channelProperties>
+      </inkml:inkSource>
+      <inkml:timestamp xml:id="ts0" timeString="2025-11-24T15:53:13.068"/>
+    </inkml:context>
+    <inkml:brush xml:id="br0">
+      <inkml:brushProperty name="width" value="0.035" units="cm"/>
+      <inkml:brushProperty name="height" value="0.035" units="cm"/>
+      <inkml:brushProperty name="ignorePressure" value="1"/>
+    </inkml:brush>
+  </inkml:definitions>
+  <inkml:trace contextRef="#ctx0" brushRef="#br0">0 1,'1641'0,"-1618"0</inkml:trace>
+</inkml:ink>
+</file>
+
+<file path=word/ink/ink5.xml><?xml version="1.0" encoding="utf-8"?>
+<inkml:ink xmlns:inkml="http://www.w3.org/2003/InkML">
+  <inkml:definitions>
+    <inkml:context xml:id="ctx0">
+      <inkml:inkSource xml:id="inkSrc0">
+        <inkml:traceFormat>
+          <inkml:channel name="X" type="integer" min="-2.14748E9" max="2.14748E9" units="cm"/>
+          <inkml:channel name="Y" type="integer" min="-2.14748E9" max="2.14748E9" units="cm"/>
+        </inkml:traceFormat>
+        <inkml:channelProperties>
+          <inkml:channelProperty channel="X" name="resolution" value="1000" units="1/cm"/>
+          <inkml:channelProperty channel="Y" name="resolution" value="1000" units="1/cm"/>
+        </inkml:channelProperties>
+      </inkml:inkSource>
+      <inkml:timestamp xml:id="ts0" timeString="2025-11-24T15:53:41.437"/>
+    </inkml:context>
+    <inkml:brush xml:id="br0">
+      <inkml:brushProperty name="width" value="0.035" units="cm"/>
+      <inkml:brushProperty name="height" value="0.035" units="cm"/>
+      <inkml:brushProperty name="ignorePressure" value="1"/>
+    </inkml:brush>
+  </inkml:definitions>
+  <inkml:trace contextRef="#ctx0" brushRef="#br0">0 1,'1589'0,"-1567"0</inkml:trace>
+</inkml:ink>
+</file>
+
+<file path=word/ink/ink6.xml><?xml version="1.0" encoding="utf-8"?>
+<inkml:ink xmlns:inkml="http://www.w3.org/2003/InkML">
+  <inkml:definitions>
+    <inkml:context xml:id="ctx0">
+      <inkml:inkSource xml:id="inkSrc0">
+        <inkml:traceFormat>
+          <inkml:channel name="X" type="integer" min="-2.14748E9" max="2.14748E9" units="cm"/>
+          <inkml:channel name="Y" type="integer" min="-2.14748E9" max="2.14748E9" units="cm"/>
+        </inkml:traceFormat>
+        <inkml:channelProperties>
+          <inkml:channelProperty channel="X" name="resolution" value="1000" units="1/cm"/>
+          <inkml:channelProperty channel="Y" name="resolution" value="1000" units="1/cm"/>
+        </inkml:channelProperties>
+      </inkml:inkSource>
+      <inkml:timestamp xml:id="ts0" timeString="2025-11-24T15:53:38.285"/>
+    </inkml:context>
+    <inkml:brush xml:id="br0">
+      <inkml:brushProperty name="width" value="0.035" units="cm"/>
+      <inkml:brushProperty name="height" value="0.035" units="cm"/>
+      <inkml:brushProperty name="ignorePressure" value="1"/>
+    </inkml:brush>
+  </inkml:definitions>
+  <inkml:trace contextRef="#ctx0" brushRef="#br0">0 1,'1595'0,"-1576"0</inkml:trace>
+</inkml:ink>
+</file>
+
+<file path=word/ink/ink7.xml><?xml version="1.0" encoding="utf-8"?>
+<inkml:ink xmlns:inkml="http://www.w3.org/2003/InkML">
+  <inkml:definitions>
+    <inkml:context xml:id="ctx0">
+      <inkml:inkSource xml:id="inkSrc0">
+        <inkml:traceFormat>
+          <inkml:channel name="X" type="integer" min="-2.14748E9" max="2.14748E9" units="cm"/>
+          <inkml:channel name="Y" type="integer" min="-2.14748E9" max="2.14748E9" units="cm"/>
+        </inkml:traceFormat>
+        <inkml:channelProperties>
+          <inkml:channelProperty channel="X" name="resolution" value="1000" units="1/cm"/>
+          <inkml:channelProperty channel="Y" name="resolution" value="1000" units="1/cm"/>
+        </inkml:channelProperties>
+      </inkml:inkSource>
+      <inkml:timestamp xml:id="ts0" timeString="2025-11-24T15:53:30.253"/>
+    </inkml:context>
+    <inkml:brush xml:id="br0">
+      <inkml:brushProperty name="width" value="0.035" units="cm"/>
+      <inkml:brushProperty name="height" value="0.035" units="cm"/>
+      <inkml:brushProperty name="ignorePressure" value="1"/>
+    </inkml:brush>
+  </inkml:definitions>
+  <inkml:trace contextRef="#ctx0" brushRef="#br0">0 0,'1493'0,"-1475"0</inkml:trace>
+</inkml:ink>
+</file>
+
+<file path=word/ink/ink8.xml><?xml version="1.0" encoding="utf-8"?>
+<inkml:ink xmlns:inkml="http://www.w3.org/2003/InkML">
+  <inkml:definitions>
+    <inkml:context xml:id="ctx0">
+      <inkml:inkSource xml:id="inkSrc0">
+        <inkml:traceFormat>
+          <inkml:channel name="X" type="integer" min="-2.14748E9" max="2.14748E9" units="cm"/>
+          <inkml:channel name="Y" type="integer" min="-2.14748E9" max="2.14748E9" units="cm"/>
+        </inkml:traceFormat>
+        <inkml:channelProperties>
+          <inkml:channelProperty channel="X" name="resolution" value="1000" units="1/cm"/>
+          <inkml:channelProperty channel="Y" name="resolution" value="1000" units="1/cm"/>
+        </inkml:channelProperties>
+      </inkml:inkSource>
+      <inkml:timestamp xml:id="ts0" timeString="2025-11-24T15:53:23.271"/>
+    </inkml:context>
+    <inkml:brush xml:id="br0">
+      <inkml:brushProperty name="width" value="0.035" units="cm"/>
+      <inkml:brushProperty name="height" value="0.035" units="cm"/>
+      <inkml:brushProperty name="ignorePressure" value="1"/>
+    </inkml:brush>
+  </inkml:definitions>
+  <inkml:trace contextRef="#ctx0" brushRef="#br0">0 1,'1875'0,"-1859"0</inkml:trace>
+</inkml:ink>
+</file>
+
+<file path=word/ink/ink9.xml><?xml version="1.0" encoding="utf-8"?>
+<inkml:ink xmlns:inkml="http://www.w3.org/2003/InkML">
+  <inkml:definitions>
+    <inkml:context xml:id="ctx0">
+      <inkml:inkSource xml:id="inkSrc0">
+        <inkml:traceFormat>
+          <inkml:channel name="X" type="integer" min="-2.14748E9" max="2.14748E9" units="cm"/>
+          <inkml:channel name="Y" type="integer" min="-2.14748E9" max="2.14748E9" units="cm"/>
+        </inkml:traceFormat>
+        <inkml:channelProperties>
+          <inkml:channelProperty channel="X" name="resolution" value="1000" units="1/cm"/>
+          <inkml:channelProperty channel="Y" name="resolution" value="1000" units="1/cm"/>
+        </inkml:channelProperties>
+      </inkml:inkSource>
+      <inkml:timestamp xml:id="ts0" timeString="2025-11-24T15:54:00.156"/>
+    </inkml:context>
+    <inkml:brush xml:id="br0">
+      <inkml:brushProperty name="width" value="0.035" units="cm"/>
+      <inkml:brushProperty name="height" value="0.035" units="cm"/>
+      <inkml:brushProperty name="ignorePressure" value="1"/>
+    </inkml:brush>
+  </inkml:definitions>
+  <inkml:trace contextRef="#ctx0" brushRef="#br0">0 1,'1451'0,"-1434"0</inkml:trace>
+</inkml:ink>
+</file>
+
 <file path=word/theme/theme1.xml><?xml version="1.0" encoding="utf-8"?>
 <a:theme xmlns:a="http://schemas.openxmlformats.org/drawingml/2006/main" name="Office 테마">
   <a:themeElements>

--- a/Project Progress Report.docx
+++ b/Project Progress Report.docx
@@ -2282,11 +2282,375 @@
       <w:pPr>
         <w:rPr>
           <w:rFonts w:asciiTheme="minorEastAsia" w:hAnsiTheme="minorEastAsia"/>
+          <w:color w:val="4472C4" w:themeColor="accent1"/>
+        </w:rPr>
+      </w:pPr>
+      <w:r>
+        <w:rPr>
+          <w:rFonts w:asciiTheme="minorEastAsia" w:hAnsiTheme="minorEastAsia"/>
+          <w:color w:val="4472C4" w:themeColor="accent1"/>
+        </w:rPr>
+        <w:t xml:space="preserve">struct </w:t>
+      </w:r>
+      <w:proofErr w:type="spellStart"/>
+      <w:r>
+        <w:rPr>
+          <w:rFonts w:asciiTheme="minorEastAsia" w:hAnsiTheme="minorEastAsia"/>
+          <w:color w:val="4472C4" w:themeColor="accent1"/>
+        </w:rPr>
+        <w:t>PacketHeader</w:t>
+      </w:r>
+      <w:proofErr w:type="spellEnd"/>
+      <w:r>
+        <w:rPr>
+          <w:rFonts w:asciiTheme="minorEastAsia" w:hAnsiTheme="minorEastAsia"/>
+          <w:color w:val="4472C4" w:themeColor="accent1"/>
+        </w:rPr>
+        <w:t xml:space="preserve"> {</w:t>
+      </w:r>
+    </w:p>
+    <w:p>
+      <w:pPr>
+        <w:rPr>
+          <w:rFonts w:asciiTheme="minorEastAsia" w:hAnsiTheme="minorEastAsia"/>
+          <w:color w:val="4472C4" w:themeColor="accent1"/>
+        </w:rPr>
+      </w:pPr>
+      <w:r>
+        <w:rPr>
+          <w:rFonts w:asciiTheme="minorEastAsia" w:hAnsiTheme="minorEastAsia"/>
+          <w:color w:val="4472C4" w:themeColor="accent1"/>
+        </w:rPr>
+        <w:tab/>
+        <w:t xml:space="preserve">int </w:t>
+      </w:r>
+      <w:proofErr w:type="gramStart"/>
+      <w:r>
+        <w:rPr>
+          <w:rFonts w:asciiTheme="minorEastAsia" w:hAnsiTheme="minorEastAsia"/>
+          <w:color w:val="4472C4" w:themeColor="accent1"/>
+        </w:rPr>
+        <w:t xml:space="preserve">type;   </w:t>
+      </w:r>
+      <w:proofErr w:type="gramEnd"/>
+      <w:r>
+        <w:rPr>
+          <w:rFonts w:asciiTheme="minorEastAsia" w:hAnsiTheme="minorEastAsia"/>
+          <w:color w:val="4472C4" w:themeColor="accent1"/>
+        </w:rPr>
+        <w:t xml:space="preserve"> </w:t>
+      </w:r>
+      <w:proofErr w:type="gramStart"/>
+      <w:r>
+        <w:rPr>
+          <w:rFonts w:asciiTheme="minorEastAsia" w:hAnsiTheme="minorEastAsia"/>
+          <w:color w:val="4472C4" w:themeColor="accent1"/>
+        </w:rPr>
+        <w:t xml:space="preserve">  /</w:t>
+      </w:r>
+      <w:proofErr w:type="gramEnd"/>
+      <w:r>
+        <w:rPr>
+          <w:rFonts w:asciiTheme="minorEastAsia" w:hAnsiTheme="minorEastAsia"/>
+          <w:color w:val="4472C4" w:themeColor="accent1"/>
+        </w:rPr>
+        <w:t xml:space="preserve">/ </w:t>
+      </w:r>
+      <w:r>
+        <w:rPr>
+          <w:rFonts w:asciiTheme="minorEastAsia" w:hAnsiTheme="minorEastAsia" w:hint="eastAsia"/>
+          <w:color w:val="4472C4" w:themeColor="accent1"/>
+        </w:rPr>
+        <w:t>패킷</w:t>
+      </w:r>
+      <w:r>
+        <w:rPr>
+          <w:rFonts w:asciiTheme="minorEastAsia" w:hAnsiTheme="minorEastAsia"/>
+          <w:color w:val="4472C4" w:themeColor="accent1"/>
+        </w:rPr>
+        <w:t xml:space="preserve"> </w:t>
+      </w:r>
+      <w:r>
+        <w:rPr>
+          <w:rFonts w:asciiTheme="minorEastAsia" w:hAnsiTheme="minorEastAsia" w:hint="eastAsia"/>
+          <w:color w:val="4472C4" w:themeColor="accent1"/>
+        </w:rPr>
+        <w:t>종류</w:t>
+      </w:r>
+    </w:p>
+    <w:p>
+      <w:pPr>
+        <w:rPr>
+          <w:rFonts w:asciiTheme="minorEastAsia" w:hAnsiTheme="minorEastAsia"/>
+          <w:color w:val="4472C4" w:themeColor="accent1"/>
+        </w:rPr>
+      </w:pPr>
+      <w:r>
+        <w:rPr>
+          <w:rFonts w:asciiTheme="minorEastAsia" w:hAnsiTheme="minorEastAsia"/>
+          <w:color w:val="4472C4" w:themeColor="accent1"/>
+        </w:rPr>
+        <w:tab/>
+        <w:t xml:space="preserve">int </w:t>
+      </w:r>
+      <w:proofErr w:type="gramStart"/>
+      <w:r>
+        <w:rPr>
+          <w:rFonts w:asciiTheme="minorEastAsia" w:hAnsiTheme="minorEastAsia"/>
+          <w:color w:val="4472C4" w:themeColor="accent1"/>
+        </w:rPr>
+        <w:t xml:space="preserve">size;   </w:t>
+      </w:r>
+      <w:proofErr w:type="gramEnd"/>
+      <w:r>
+        <w:rPr>
+          <w:rFonts w:asciiTheme="minorEastAsia" w:hAnsiTheme="minorEastAsia"/>
+          <w:color w:val="4472C4" w:themeColor="accent1"/>
+        </w:rPr>
+        <w:t xml:space="preserve"> </w:t>
+      </w:r>
+      <w:proofErr w:type="gramStart"/>
+      <w:r>
+        <w:rPr>
+          <w:rFonts w:asciiTheme="minorEastAsia" w:hAnsiTheme="minorEastAsia"/>
+          <w:color w:val="4472C4" w:themeColor="accent1"/>
+        </w:rPr>
+        <w:t xml:space="preserve">  /</w:t>
+      </w:r>
+      <w:proofErr w:type="gramEnd"/>
+      <w:r>
+        <w:rPr>
+          <w:rFonts w:asciiTheme="minorEastAsia" w:hAnsiTheme="minorEastAsia"/>
+          <w:color w:val="4472C4" w:themeColor="accent1"/>
+        </w:rPr>
+        <w:t xml:space="preserve">/ </w:t>
+      </w:r>
+      <w:r>
+        <w:rPr>
+          <w:rFonts w:asciiTheme="minorEastAsia" w:hAnsiTheme="minorEastAsia" w:hint="eastAsia"/>
+          <w:color w:val="4472C4" w:themeColor="accent1"/>
+        </w:rPr>
+        <w:t>데이터</w:t>
+      </w:r>
+      <w:r>
+        <w:rPr>
+          <w:rFonts w:asciiTheme="minorEastAsia" w:hAnsiTheme="minorEastAsia"/>
+          <w:color w:val="4472C4" w:themeColor="accent1"/>
+        </w:rPr>
+        <w:t xml:space="preserve"> </w:t>
+      </w:r>
+      <w:r>
+        <w:rPr>
+          <w:rFonts w:asciiTheme="minorEastAsia" w:hAnsiTheme="minorEastAsia" w:hint="eastAsia"/>
+          <w:color w:val="4472C4" w:themeColor="accent1"/>
+        </w:rPr>
+        <w:t>크기</w:t>
+      </w:r>
+    </w:p>
+    <w:p>
+      <w:pPr>
+        <w:rPr>
+          <w:rFonts w:asciiTheme="minorEastAsia" w:hAnsiTheme="minorEastAsia"/>
+          <w:color w:val="4472C4" w:themeColor="accent1"/>
+        </w:rPr>
+      </w:pPr>
+      <w:r>
+        <w:rPr>
+          <w:rFonts w:asciiTheme="minorEastAsia" w:hAnsiTheme="minorEastAsia"/>
+          <w:color w:val="4472C4" w:themeColor="accent1"/>
+        </w:rPr>
+        <w:t>};</w:t>
+      </w:r>
+      <w:r>
+        <w:rPr>
+          <w:rFonts w:asciiTheme="minorEastAsia" w:hAnsiTheme="minorEastAsia"/>
+          <w:color w:val="4472C4" w:themeColor="accent1"/>
+        </w:rPr>
+        <w:t xml:space="preserve"> </w:t>
+      </w:r>
+    </w:p>
+    <w:p>
+      <w:pPr>
+        <w:rPr>
+          <w:rFonts w:asciiTheme="minorEastAsia" w:hAnsiTheme="minorEastAsia" w:hint="eastAsia"/>
+        </w:rPr>
+      </w:pPr>
+      <w:r>
+        <w:rPr>
+          <w:rFonts w:asciiTheme="minorEastAsia" w:hAnsiTheme="minorEastAsia"/>
+        </w:rPr>
+        <w:t>(추가)</w:t>
+      </w:r>
+    </w:p>
+    <w:p>
+      <w:pPr>
+        <w:rPr>
+          <w:rFonts w:asciiTheme="minorEastAsia" w:hAnsiTheme="minorEastAsia"/>
+          <w:color w:val="4472C4" w:themeColor="accent1"/>
+        </w:rPr>
+      </w:pPr>
+      <w:proofErr w:type="gramStart"/>
+      <w:r>
+        <w:rPr>
+          <w:rFonts w:asciiTheme="minorEastAsia" w:hAnsiTheme="minorEastAsia"/>
+          <w:color w:val="4472C4" w:themeColor="accent1"/>
+        </w:rPr>
+        <w:t xml:space="preserve">// </w:t>
+      </w:r>
+      <w:r>
+        <w:rPr>
+          <w:rFonts w:asciiTheme="minorEastAsia" w:hAnsiTheme="minorEastAsia" w:hint="eastAsia"/>
+          <w:color w:val="4472C4" w:themeColor="accent1"/>
+        </w:rPr>
+        <w:t>패킷</w:t>
+      </w:r>
+      <w:proofErr w:type="gramEnd"/>
+      <w:r>
+        <w:rPr>
+          <w:rFonts w:asciiTheme="minorEastAsia" w:hAnsiTheme="minorEastAsia"/>
+          <w:color w:val="4472C4" w:themeColor="accent1"/>
+        </w:rPr>
+        <w:t xml:space="preserve"> </w:t>
+      </w:r>
+      <w:r>
+        <w:rPr>
+          <w:rFonts w:asciiTheme="minorEastAsia" w:hAnsiTheme="minorEastAsia" w:hint="eastAsia"/>
+          <w:color w:val="4472C4" w:themeColor="accent1"/>
+        </w:rPr>
+        <w:t>타입</w:t>
+      </w:r>
+      <w:r>
+        <w:rPr>
+          <w:rFonts w:asciiTheme="minorEastAsia" w:hAnsiTheme="minorEastAsia"/>
+          <w:color w:val="4472C4" w:themeColor="accent1"/>
+        </w:rPr>
+        <w:t xml:space="preserve"> </w:t>
+      </w:r>
+      <w:r>
+        <w:rPr>
+          <w:rFonts w:asciiTheme="minorEastAsia" w:hAnsiTheme="minorEastAsia" w:hint="eastAsia"/>
+          <w:color w:val="4472C4" w:themeColor="accent1"/>
+        </w:rPr>
+        <w:t>정의</w:t>
+      </w:r>
+    </w:p>
+    <w:p>
+      <w:pPr>
+        <w:rPr>
+          <w:rFonts w:asciiTheme="minorEastAsia" w:hAnsiTheme="minorEastAsia"/>
+          <w:color w:val="4472C4" w:themeColor="accent1"/>
+        </w:rPr>
+      </w:pPr>
+      <w:proofErr w:type="spellStart"/>
+      <w:r>
+        <w:rPr>
+          <w:rFonts w:asciiTheme="minorEastAsia" w:hAnsiTheme="minorEastAsia"/>
+          <w:color w:val="4472C4" w:themeColor="accent1"/>
+        </w:rPr>
+        <w:t>enum</w:t>
+      </w:r>
+      <w:proofErr w:type="spellEnd"/>
+      <w:r>
+        <w:rPr>
+          <w:rFonts w:asciiTheme="minorEastAsia" w:hAnsiTheme="minorEastAsia"/>
+          <w:color w:val="4472C4" w:themeColor="accent1"/>
+        </w:rPr>
+        <w:t xml:space="preserve"> </w:t>
+      </w:r>
+      <w:proofErr w:type="spellStart"/>
+      <w:r>
+        <w:rPr>
+          <w:rFonts w:asciiTheme="minorEastAsia" w:hAnsiTheme="minorEastAsia"/>
+          <w:color w:val="4472C4" w:themeColor="accent1"/>
+        </w:rPr>
+        <w:t>PacketType</w:t>
+      </w:r>
+      <w:proofErr w:type="spellEnd"/>
+      <w:r>
+        <w:rPr>
+          <w:rFonts w:asciiTheme="minorEastAsia" w:hAnsiTheme="minorEastAsia"/>
+          <w:color w:val="4472C4" w:themeColor="accent1"/>
+        </w:rPr>
+        <w:t xml:space="preserve"> {</w:t>
+      </w:r>
+    </w:p>
+    <w:p>
+      <w:pPr>
+        <w:rPr>
+          <w:rFonts w:asciiTheme="minorEastAsia" w:hAnsiTheme="minorEastAsia"/>
+          <w:color w:val="4472C4" w:themeColor="accent1"/>
+        </w:rPr>
+      </w:pPr>
+      <w:r>
+        <w:rPr>
+          <w:rFonts w:asciiTheme="minorEastAsia" w:hAnsiTheme="minorEastAsia"/>
+          <w:color w:val="4472C4" w:themeColor="accent1"/>
+        </w:rPr>
+        <w:tab/>
+        <w:t>PACKET_CHARACTER = 1,</w:t>
+      </w:r>
+    </w:p>
+    <w:p>
+      <w:pPr>
+        <w:rPr>
+          <w:rFonts w:asciiTheme="minorEastAsia" w:hAnsiTheme="minorEastAsia"/>
+          <w:color w:val="4472C4" w:themeColor="accent1"/>
+        </w:rPr>
+      </w:pPr>
+      <w:r>
+        <w:rPr>
+          <w:rFonts w:asciiTheme="minorEastAsia" w:hAnsiTheme="minorEastAsia"/>
+          <w:color w:val="4472C4" w:themeColor="accent1"/>
+        </w:rPr>
+        <w:tab/>
+        <w:t>PACKET_OBSTACLE = 2</w:t>
+      </w:r>
+    </w:p>
+    <w:p>
+      <w:pPr>
+        <w:rPr>
+          <w:rFonts w:asciiTheme="minorEastAsia" w:hAnsiTheme="minorEastAsia"/>
+          <w:color w:val="4472C4" w:themeColor="accent1"/>
+        </w:rPr>
+      </w:pPr>
+      <w:r>
+        <w:rPr>
+          <w:rFonts w:asciiTheme="minorEastAsia" w:hAnsiTheme="minorEastAsia"/>
+          <w:color w:val="4472C4" w:themeColor="accent1"/>
+        </w:rPr>
+        <w:t>};</w:t>
+      </w:r>
+    </w:p>
+    <w:p>
+      <w:pPr>
+        <w:rPr>
+          <w:rFonts w:asciiTheme="minorEastAsia" w:hAnsiTheme="minorEastAsia"/>
+        </w:rPr>
+      </w:pPr>
+      <w:r>
+        <w:rPr>
+          <w:rFonts w:asciiTheme="minorEastAsia" w:hAnsiTheme="minorEastAsia"/>
+        </w:rPr>
+        <w:t>(추가)</w:t>
+      </w:r>
+    </w:p>
+    <w:p>
+      <w:pPr>
+        <w:rPr>
+          <w:rFonts w:asciiTheme="minorEastAsia" w:hAnsiTheme="minorEastAsia"/>
+        </w:rPr>
+      </w:pPr>
+    </w:p>
+    <w:p>
+      <w:pPr>
+        <w:rPr>
+          <w:rFonts w:asciiTheme="minorEastAsia" w:hAnsiTheme="minorEastAsia"/>
           <w:color w:val="4472C4"/>
           <w:sz w:val="24"/>
           <w:szCs w:val="24"/>
         </w:rPr>
       </w:pPr>
+      <w:proofErr w:type="gramStart"/>
       <w:r>
         <w:rPr>
           <w:rFonts w:asciiTheme="minorEastAsia" w:hAnsiTheme="minorEastAsia"/>
@@ -2294,96 +2658,17 @@
           <w:sz w:val="24"/>
           <w:szCs w:val="24"/>
         </w:rPr>
-        <w:t>struct PacketHeader {</w:t>
-      </w:r>
-    </w:p>
-    <w:p>
-      <w:pPr>
+        <w:t>// 서버로</w:t>
+      </w:r>
+      <w:proofErr w:type="gramEnd"/>
+      <w:r>
         <w:rPr>
           <w:rFonts w:asciiTheme="minorEastAsia" w:hAnsiTheme="minorEastAsia"/>
           <w:color w:val="4472C4"/>
           <w:sz w:val="24"/>
           <w:szCs w:val="24"/>
         </w:rPr>
-      </w:pPr>
-      <w:r>
-        <w:rPr>
-          <w:rFonts w:asciiTheme="minorEastAsia" w:hAnsiTheme="minorEastAsia"/>
-          <w:color w:val="4472C4"/>
-          <w:sz w:val="24"/>
-          <w:szCs w:val="24"/>
-        </w:rPr>
-        <w:t xml:space="preserve">    unsigned short len;  // 이 패킷 전체의 길이</w:t>
-      </w:r>
-    </w:p>
-    <w:p>
-      <w:pPr>
-        <w:rPr>
-          <w:rFonts w:asciiTheme="minorEastAsia" w:hAnsiTheme="minorEastAsia"/>
-          <w:color w:val="4472C4"/>
-          <w:sz w:val="24"/>
-          <w:szCs w:val="24"/>
-        </w:rPr>
-      </w:pPr>
-      <w:r>
-        <w:rPr>
-          <w:rFonts w:asciiTheme="minorEastAsia" w:hAnsiTheme="minorEastAsia"/>
-          <w:color w:val="4472C4"/>
-          <w:sz w:val="24"/>
-          <w:szCs w:val="24"/>
-        </w:rPr>
-        <w:t xml:space="preserve">    PacketType     type; // 이 패킷의 종류 (ID)</w:t>
-      </w:r>
-    </w:p>
-    <w:p>
-      <w:pPr>
-        <w:rPr>
-          <w:rFonts w:asciiTheme="minorEastAsia" w:hAnsiTheme="minorEastAsia"/>
-          <w:color w:val="4472C4"/>
-          <w:sz w:val="24"/>
-          <w:szCs w:val="24"/>
-        </w:rPr>
-      </w:pPr>
-      <w:r>
-        <w:rPr>
-          <w:rFonts w:asciiTheme="minorEastAsia" w:hAnsiTheme="minorEastAsia"/>
-          <w:color w:val="4472C4"/>
-          <w:sz w:val="24"/>
-          <w:szCs w:val="24"/>
-        </w:rPr>
-        <w:t>};</w:t>
-      </w:r>
-    </w:p>
-    <w:p>
-      <w:pPr>
-        <w:rPr>
-          <w:rFonts w:asciiTheme="minorEastAsia" w:hAnsiTheme="minorEastAsia"/>
-        </w:rPr>
-      </w:pPr>
-      <w:r>
-        <w:rPr>
-          <w:rFonts w:asciiTheme="minorEastAsia" w:hAnsiTheme="minorEastAsia"/>
-        </w:rPr>
-        <w:t>(추가)</w:t>
-      </w:r>
-    </w:p>
-    <w:p>
-      <w:pPr>
-        <w:rPr>
-          <w:rFonts w:asciiTheme="minorEastAsia" w:hAnsiTheme="minorEastAsia"/>
-          <w:color w:val="4472C4"/>
-          <w:sz w:val="24"/>
-          <w:szCs w:val="24"/>
-        </w:rPr>
-      </w:pPr>
-      <w:r>
-        <w:rPr>
-          <w:rFonts w:asciiTheme="minorEastAsia" w:hAnsiTheme="minorEastAsia"/>
-          <w:color w:val="4472C4"/>
-          <w:sz w:val="24"/>
-          <w:szCs w:val="24"/>
-        </w:rPr>
-        <w:t>// 서버로 보낼 '캐릭터 정보 패킷'</w:t>
+        <w:t xml:space="preserve"> 보낼 '캐릭터 정보 패킷'</w:t>
       </w:r>
     </w:p>
     <w:p>
@@ -2493,6 +2778,7 @@
           <w:rFonts w:asciiTheme="minorEastAsia" w:hAnsiTheme="minorEastAsia"/>
           <w:szCs w:val="20"/>
         </w:rPr>
+        <w:lastRenderedPageBreak/>
         <w:t>Enum GameState{</w:t>
       </w:r>
     </w:p>
@@ -2593,7 +2879,6 @@
         <w:rPr>
           <w:rFonts w:asciiTheme="minorEastAsia" w:hAnsiTheme="minorEastAsia"/>
         </w:rPr>
-        <w:lastRenderedPageBreak/>
         <w:t xml:space="preserve">    C2S_CHARACTER_INFO = 101, // 클라이언트 -&gt; 서버, 캐릭터 정보</w:t>
       </w:r>
     </w:p>
@@ -2942,6 +3227,7 @@
           <w:sz w:val="24"/>
           <w:szCs w:val="24"/>
         </w:rPr>
+        <w:lastRenderedPageBreak/>
         <w:tab/>
       </w:r>
       <w:r>
@@ -3017,7 +3303,76 @@
           <w:szCs w:val="24"/>
         </w:rPr>
         <w:tab/>
-        <w:t>// 임계영역 떠나기</w:t>
+      </w:r>
+      <w:proofErr w:type="gramStart"/>
+      <w:r>
+        <w:rPr>
+          <w:rFonts w:asciiTheme="minorEastAsia" w:hAnsiTheme="minorEastAsia"/>
+          <w:b/>
+          <w:bCs/>
+          <w:sz w:val="24"/>
+          <w:szCs w:val="24"/>
+        </w:rPr>
+        <w:t>// 임계영역</w:t>
+      </w:r>
+      <w:proofErr w:type="gramEnd"/>
+      <w:r>
+        <w:rPr>
+          <w:rFonts w:asciiTheme="minorEastAsia" w:hAnsiTheme="minorEastAsia"/>
+          <w:b/>
+          <w:bCs/>
+          <w:sz w:val="24"/>
+          <w:szCs w:val="24"/>
+        </w:rPr>
+        <w:t xml:space="preserve"> 떠나기</w:t>
+      </w:r>
+    </w:p>
+    <w:p>
+      <w:pPr>
+        <w:ind w:left="800" w:firstLine="800"/>
+        <w:rPr>
+          <w:rFonts w:asciiTheme="minorEastAsia" w:hAnsiTheme="minorEastAsia" w:hint="eastAsia"/>
+          <w:b/>
+          <w:bCs/>
+          <w:color w:val="4472C4" w:themeColor="accent1"/>
+          <w:sz w:val="24"/>
+          <w:szCs w:val="24"/>
+        </w:rPr>
+      </w:pPr>
+      <w:proofErr w:type="gramStart"/>
+      <w:r>
+        <w:rPr>
+          <w:rFonts w:asciiTheme="minorEastAsia" w:hAnsiTheme="minorEastAsia"/>
+          <w:b/>
+          <w:bCs/>
+          <w:color w:val="4472C4" w:themeColor="accent1"/>
+          <w:sz w:val="24"/>
+          <w:szCs w:val="24"/>
+        </w:rPr>
+        <w:t xml:space="preserve">// </w:t>
+      </w:r>
+      <w:r>
+        <w:rPr>
+          <w:rFonts w:asciiTheme="minorEastAsia" w:hAnsiTheme="minorEastAsia" w:hint="eastAsia"/>
+          <w:b/>
+          <w:bCs/>
+          <w:color w:val="4472C4" w:themeColor="accent1"/>
+          <w:sz w:val="24"/>
+          <w:szCs w:val="24"/>
+        </w:rPr>
+        <w:t>패킷</w:t>
+      </w:r>
+      <w:proofErr w:type="gramEnd"/>
+      <w:r>
+        <w:rPr>
+          <w:rFonts w:asciiTheme="minorEastAsia" w:hAnsiTheme="minorEastAsia" w:hint="eastAsia"/>
+          <w:b/>
+          <w:bCs/>
+          <w:color w:val="4472C4" w:themeColor="accent1"/>
+          <w:sz w:val="24"/>
+          <w:szCs w:val="24"/>
+        </w:rPr>
+        <w:t xml:space="preserve"> 헤더 보내기</w:t>
       </w:r>
     </w:p>
     <w:p>
@@ -3049,7 +3404,28 @@
           <w:szCs w:val="24"/>
         </w:rPr>
         <w:tab/>
-        <w:t>// 충돌체크 처리 결과 및 장애물 정보 보내기</w:t>
+      </w:r>
+      <w:proofErr w:type="gramStart"/>
+      <w:r>
+        <w:rPr>
+          <w:rFonts w:asciiTheme="minorEastAsia" w:hAnsiTheme="minorEastAsia"/>
+          <w:b/>
+          <w:bCs/>
+          <w:sz w:val="24"/>
+          <w:szCs w:val="24"/>
+        </w:rPr>
+        <w:t>// 충돌체크</w:t>
+      </w:r>
+      <w:proofErr w:type="gramEnd"/>
+      <w:r>
+        <w:rPr>
+          <w:rFonts w:asciiTheme="minorEastAsia" w:hAnsiTheme="minorEastAsia"/>
+          <w:b/>
+          <w:bCs/>
+          <w:sz w:val="24"/>
+          <w:szCs w:val="24"/>
+        </w:rPr>
+        <w:t xml:space="preserve"> 처리 결과 및 장애물 정보 보내기</w:t>
       </w:r>
     </w:p>
     <w:p>
@@ -3135,7 +3511,6 @@
           <w:sz w:val="24"/>
           <w:szCs w:val="24"/>
         </w:rPr>
-        <w:lastRenderedPageBreak/>
         <w:tab/>
         <w:t xml:space="preserve">     }                                                                         }</w:t>
       </w:r>
@@ -3147,15 +3522,17 @@
           <w:rFonts w:asciiTheme="minorEastAsia" w:hAnsiTheme="minorEastAsia"/>
           <w:b/>
           <w:bCs/>
-          <w:sz w:val="24"/>
-          <w:szCs w:val="24"/>
-        </w:rPr>
-      </w:pPr>
-      <w:r>
-        <w:rPr>
-          <w:rFonts w:asciiTheme="minorEastAsia" w:hAnsiTheme="minorEastAsia"/>
-          <w:b/>
-          <w:bCs/>
+          <w:strike/>
+          <w:sz w:val="24"/>
+          <w:szCs w:val="24"/>
+        </w:rPr>
+      </w:pPr>
+      <w:r>
+        <w:rPr>
+          <w:rFonts w:asciiTheme="minorEastAsia" w:hAnsiTheme="minorEastAsia"/>
+          <w:b/>
+          <w:bCs/>
+          <w:strike/>
           <w:sz w:val="24"/>
           <w:szCs w:val="24"/>
         </w:rPr>
@@ -3169,6 +3546,7 @@
           <w:rFonts w:asciiTheme="minorEastAsia" w:hAnsiTheme="minorEastAsia"/>
           <w:b/>
           <w:bCs/>
+          <w:strike/>
           <w:color w:val="4472C4"/>
           <w:sz w:val="24"/>
           <w:szCs w:val="24"/>
@@ -3179,11 +3557,78 @@
           <w:rFonts w:asciiTheme="minorEastAsia" w:hAnsiTheme="minorEastAsia"/>
           <w:b/>
           <w:bCs/>
+          <w:strike/>
           <w:color w:val="4472C4"/>
           <w:sz w:val="24"/>
           <w:szCs w:val="24"/>
         </w:rPr>
-        <w:t>DWORD WINAPI ObstacleThread(LPVOID arg)</w:t>
+        <w:t xml:space="preserve">DWORD WINAPI </w:t>
+      </w:r>
+      <w:proofErr w:type="spellStart"/>
+      <w:proofErr w:type="gramStart"/>
+      <w:r>
+        <w:rPr>
+          <w:rFonts w:asciiTheme="minorEastAsia" w:hAnsiTheme="minorEastAsia"/>
+          <w:b/>
+          <w:bCs/>
+          <w:strike/>
+          <w:color w:val="4472C4"/>
+          <w:sz w:val="24"/>
+          <w:szCs w:val="24"/>
+        </w:rPr>
+        <w:t>ObstacleThread</w:t>
+      </w:r>
+      <w:proofErr w:type="spellEnd"/>
+      <w:r>
+        <w:rPr>
+          <w:rFonts w:asciiTheme="minorEastAsia" w:hAnsiTheme="minorEastAsia"/>
+          <w:b/>
+          <w:bCs/>
+          <w:strike/>
+          <w:color w:val="4472C4"/>
+          <w:sz w:val="24"/>
+          <w:szCs w:val="24"/>
+        </w:rPr>
+        <w:t>(</w:t>
+      </w:r>
+      <w:proofErr w:type="gramEnd"/>
+      <w:r>
+        <w:rPr>
+          <w:rFonts w:asciiTheme="minorEastAsia" w:hAnsiTheme="minorEastAsia"/>
+          <w:b/>
+          <w:bCs/>
+          <w:strike/>
+          <w:color w:val="4472C4"/>
+          <w:sz w:val="24"/>
+          <w:szCs w:val="24"/>
+        </w:rPr>
+        <w:t xml:space="preserve">LPVOID </w:t>
+      </w:r>
+      <w:proofErr w:type="spellStart"/>
+      <w:r>
+        <w:rPr>
+          <w:rFonts w:asciiTheme="minorEastAsia" w:hAnsiTheme="minorEastAsia"/>
+          <w:b/>
+          <w:bCs/>
+          <w:strike/>
+          <w:color w:val="4472C4"/>
+          <w:sz w:val="24"/>
+          <w:szCs w:val="24"/>
+        </w:rPr>
+        <w:t>arg</w:t>
+      </w:r>
+      <w:proofErr w:type="spellEnd"/>
+      <w:r>
+        <w:rPr>
+          <w:rFonts w:asciiTheme="minorEastAsia" w:hAnsiTheme="minorEastAsia"/>
+          <w:b/>
+          <w:bCs/>
+          <w:strike/>
+          <w:color w:val="4472C4"/>
+          <w:sz w:val="24"/>
+          <w:szCs w:val="24"/>
+        </w:rPr>
+        <w:t>)</w:t>
       </w:r>
     </w:p>
     <w:p>
@@ -3193,6 +3638,7 @@
           <w:rFonts w:asciiTheme="minorEastAsia" w:hAnsiTheme="minorEastAsia"/>
           <w:b/>
           <w:bCs/>
+          <w:strike/>
           <w:color w:val="4472C4"/>
           <w:sz w:val="24"/>
           <w:szCs w:val="24"/>
@@ -3203,6 +3649,7 @@
           <w:rFonts w:asciiTheme="minorEastAsia" w:hAnsiTheme="minorEastAsia"/>
           <w:b/>
           <w:bCs/>
+          <w:strike/>
           <w:color w:val="4472C4"/>
           <w:sz w:val="24"/>
           <w:szCs w:val="24"/>
@@ -3217,6 +3664,7 @@
           <w:rFonts w:asciiTheme="minorEastAsia" w:hAnsiTheme="minorEastAsia"/>
           <w:b/>
           <w:bCs/>
+          <w:strike/>
           <w:color w:val="4472C4"/>
           <w:sz w:val="24"/>
           <w:szCs w:val="24"/>
@@ -3227,6 +3675,7 @@
           <w:rFonts w:asciiTheme="minorEastAsia" w:hAnsiTheme="minorEastAsia"/>
           <w:b/>
           <w:bCs/>
+          <w:strike/>
           <w:color w:val="4472C4"/>
           <w:sz w:val="24"/>
           <w:szCs w:val="24"/>
@@ -3238,6 +3687,7 @@
           <w:rFonts w:asciiTheme="minorEastAsia" w:hAnsiTheme="minorEastAsia"/>
           <w:b/>
           <w:bCs/>
+          <w:strike/>
           <w:color w:val="4472C4"/>
           <w:sz w:val="24"/>
           <w:szCs w:val="24"/>
@@ -3250,6 +3700,7 @@
           <w:rFonts w:asciiTheme="minorEastAsia" w:hAnsiTheme="minorEastAsia"/>
           <w:b/>
           <w:bCs/>
+          <w:strike/>
           <w:color w:val="4472C4"/>
           <w:sz w:val="24"/>
           <w:szCs w:val="24"/>
@@ -3261,12 +3712,38 @@
           <w:rFonts w:asciiTheme="minorEastAsia" w:hAnsiTheme="minorEastAsia"/>
           <w:b/>
           <w:bCs/>
+          <w:strike/>
           <w:color w:val="4472C4"/>
           <w:sz w:val="24"/>
           <w:szCs w:val="24"/>
         </w:rPr>
         <w:tab/>
-        <w:t>// 봉 장애물 위치 업데이트</w:t>
+      </w:r>
+      <w:proofErr w:type="gramStart"/>
+      <w:r>
+        <w:rPr>
+          <w:rFonts w:asciiTheme="minorEastAsia" w:hAnsiTheme="minorEastAsia"/>
+          <w:b/>
+          <w:bCs/>
+          <w:strike/>
+          <w:color w:val="4472C4"/>
+          <w:sz w:val="24"/>
+          <w:szCs w:val="24"/>
+        </w:rPr>
+        <w:t>// 봉</w:t>
+      </w:r>
+      <w:proofErr w:type="gramEnd"/>
+      <w:r>
+        <w:rPr>
+          <w:rFonts w:asciiTheme="minorEastAsia" w:hAnsiTheme="minorEastAsia"/>
+          <w:b/>
+          <w:bCs/>
+          <w:strike/>
+          <w:color w:val="4472C4"/>
+          <w:sz w:val="24"/>
+          <w:szCs w:val="24"/>
+        </w:rPr>
+        <w:t xml:space="preserve"> 장애물 위치 업데이트</w:t>
       </w:r>
     </w:p>
     <w:p>
@@ -3276,6 +3753,7 @@
           <w:rFonts w:asciiTheme="minorEastAsia" w:hAnsiTheme="minorEastAsia"/>
           <w:b/>
           <w:bCs/>
+          <w:strike/>
           <w:color w:val="4472C4"/>
           <w:sz w:val="24"/>
           <w:szCs w:val="24"/>
@@ -3286,6 +3764,7 @@
           <w:rFonts w:asciiTheme="minorEastAsia" w:hAnsiTheme="minorEastAsia"/>
           <w:b/>
           <w:bCs/>
+          <w:strike/>
           <w:color w:val="4472C4"/>
           <w:sz w:val="24"/>
           <w:szCs w:val="24"/>
@@ -3297,6 +3776,7 @@
           <w:rFonts w:asciiTheme="minorEastAsia" w:hAnsiTheme="minorEastAsia"/>
           <w:b/>
           <w:bCs/>
+          <w:strike/>
           <w:color w:val="4472C4"/>
           <w:sz w:val="24"/>
           <w:szCs w:val="24"/>
@@ -3309,12 +3789,38 @@
           <w:rFonts w:asciiTheme="minorEastAsia" w:hAnsiTheme="minorEastAsia"/>
           <w:b/>
           <w:bCs/>
+          <w:strike/>
           <w:color w:val="4472C4"/>
           <w:sz w:val="24"/>
           <w:szCs w:val="24"/>
         </w:rPr>
         <w:tab/>
-        <w:t>// 다른 클라에게 정보주기</w:t>
+      </w:r>
+      <w:proofErr w:type="gramStart"/>
+      <w:r>
+        <w:rPr>
+          <w:rFonts w:asciiTheme="minorEastAsia" w:hAnsiTheme="minorEastAsia"/>
+          <w:b/>
+          <w:bCs/>
+          <w:strike/>
+          <w:color w:val="4472C4"/>
+          <w:sz w:val="24"/>
+          <w:szCs w:val="24"/>
+        </w:rPr>
+        <w:t>// 다른</w:t>
+      </w:r>
+      <w:proofErr w:type="gramEnd"/>
+      <w:r>
+        <w:rPr>
+          <w:rFonts w:asciiTheme="minorEastAsia" w:hAnsiTheme="minorEastAsia"/>
+          <w:b/>
+          <w:bCs/>
+          <w:strike/>
+          <w:color w:val="4472C4"/>
+          <w:sz w:val="24"/>
+          <w:szCs w:val="24"/>
+        </w:rPr>
+        <w:t xml:space="preserve"> 클라에게 정보주기</w:t>
       </w:r>
     </w:p>
     <w:p>
@@ -3324,6 +3830,7 @@
           <w:rFonts w:asciiTheme="minorEastAsia" w:hAnsiTheme="minorEastAsia"/>
           <w:b/>
           <w:bCs/>
+          <w:strike/>
           <w:color w:val="4472C4"/>
           <w:sz w:val="24"/>
           <w:szCs w:val="24"/>
@@ -3334,6 +3841,7 @@
           <w:rFonts w:asciiTheme="minorEastAsia" w:hAnsiTheme="minorEastAsia"/>
           <w:b/>
           <w:bCs/>
+          <w:strike/>
           <w:color w:val="4472C4"/>
           <w:sz w:val="24"/>
           <w:szCs w:val="24"/>
@@ -3464,6 +3972,7 @@
           <w:sz w:val="24"/>
           <w:szCs w:val="24"/>
         </w:rPr>
+        <w:lastRenderedPageBreak/>
         <w:t>{</w:t>
       </w:r>
     </w:p>
@@ -3579,7 +4088,6 @@
           <w:rFonts w:asciiTheme="minorEastAsia" w:hAnsiTheme="minorEastAsia"/>
           <w:sz w:val="22"/>
         </w:rPr>
-        <w:lastRenderedPageBreak/>
         <w:t xml:space="preserve">        return </w:t>
       </w:r>
       <w:r>
@@ -3768,14 +4276,16 @@
       <w:pPr>
         <w:rPr>
           <w:rFonts w:asciiTheme="minorEastAsia" w:hAnsiTheme="minorEastAsia"/>
-          <w:sz w:val="22"/>
-        </w:rPr>
-      </w:pPr>
-      <w:r>
-        <w:rPr>
-          <w:rFonts w:asciiTheme="minorEastAsia" w:hAnsiTheme="minorEastAsia"/>
-          <w:b/>
-          <w:bCs/>
+          <w:strike/>
+          <w:sz w:val="22"/>
+        </w:rPr>
+      </w:pPr>
+      <w:r>
+        <w:rPr>
+          <w:rFonts w:asciiTheme="minorEastAsia" w:hAnsiTheme="minorEastAsia"/>
+          <w:b/>
+          <w:bCs/>
+          <w:strike/>
           <w:sz w:val="24"/>
           <w:szCs w:val="24"/>
         </w:rPr>
@@ -3784,6 +4294,7 @@
       <w:r>
         <w:rPr>
           <w:rFonts w:asciiTheme="minorEastAsia" w:hAnsiTheme="minorEastAsia"/>
+          <w:strike/>
           <w:sz w:val="22"/>
         </w:rPr>
         <w:tab/>
@@ -3794,12 +4305,14 @@
       <w:pPr>
         <w:rPr>
           <w:rFonts w:asciiTheme="minorEastAsia" w:hAnsiTheme="minorEastAsia"/>
-          <w:sz w:val="22"/>
-        </w:rPr>
-      </w:pPr>
-      <w:r>
-        <w:rPr>
-          <w:rFonts w:asciiTheme="minorEastAsia" w:hAnsiTheme="minorEastAsia"/>
+          <w:strike/>
+          <w:sz w:val="22"/>
+        </w:rPr>
+      </w:pPr>
+      <w:r>
+        <w:rPr>
+          <w:rFonts w:asciiTheme="minorEastAsia" w:hAnsiTheme="minorEastAsia"/>
+          <w:strike/>
           <w:sz w:val="22"/>
         </w:rPr>
         <w:t>{</w:t>
@@ -3809,13 +4322,15 @@
       <w:pPr>
         <w:rPr>
           <w:rFonts w:asciiTheme="minorEastAsia" w:hAnsiTheme="minorEastAsia"/>
-          <w:sz w:val="22"/>
-          <w:szCs w:val="24"/>
-        </w:rPr>
-      </w:pPr>
-      <w:r>
-        <w:rPr>
-          <w:rFonts w:asciiTheme="minorEastAsia" w:hAnsiTheme="minorEastAsia"/>
+          <w:strike/>
+          <w:sz w:val="22"/>
+          <w:szCs w:val="24"/>
+        </w:rPr>
+      </w:pPr>
+      <w:r>
+        <w:rPr>
+          <w:rFonts w:asciiTheme="minorEastAsia" w:hAnsiTheme="minorEastAsia"/>
+          <w:strike/>
           <w:sz w:val="22"/>
         </w:rPr>
         <w:tab/>
@@ -3824,6 +4339,7 @@
       <w:r>
         <w:rPr>
           <w:rFonts w:asciiTheme="minorEastAsia" w:hAnsiTheme="minorEastAsia"/>
+          <w:strike/>
           <w:sz w:val="22"/>
           <w:szCs w:val="24"/>
         </w:rPr>
@@ -3834,13 +4350,15 @@
       <w:pPr>
         <w:rPr>
           <w:rFonts w:asciiTheme="minorEastAsia" w:hAnsiTheme="minorEastAsia"/>
-          <w:sz w:val="22"/>
-          <w:szCs w:val="24"/>
-        </w:rPr>
-      </w:pPr>
-      <w:r>
-        <w:rPr>
-          <w:rFonts w:asciiTheme="minorEastAsia" w:hAnsiTheme="minorEastAsia"/>
+          <w:strike/>
+          <w:sz w:val="22"/>
+          <w:szCs w:val="24"/>
+        </w:rPr>
+      </w:pPr>
+      <w:r>
+        <w:rPr>
+          <w:rFonts w:asciiTheme="minorEastAsia" w:hAnsiTheme="minorEastAsia"/>
+          <w:strike/>
           <w:sz w:val="22"/>
           <w:szCs w:val="24"/>
         </w:rPr>
@@ -3852,12 +4370,14 @@
       <w:pPr>
         <w:rPr>
           <w:rFonts w:asciiTheme="minorEastAsia" w:hAnsiTheme="minorEastAsia"/>
-          <w:sz w:val="22"/>
-        </w:rPr>
-      </w:pPr>
-      <w:r>
-        <w:rPr>
-          <w:rFonts w:asciiTheme="minorEastAsia" w:hAnsiTheme="minorEastAsia"/>
+          <w:strike/>
+          <w:sz w:val="22"/>
+        </w:rPr>
+      </w:pPr>
+      <w:r>
+        <w:rPr>
+          <w:rFonts w:asciiTheme="minorEastAsia" w:hAnsiTheme="minorEastAsia"/>
+          <w:strike/>
           <w:sz w:val="22"/>
         </w:rPr>
         <w:t xml:space="preserve">    </w:t>
@@ -3865,6 +4385,7 @@
       <w:r>
         <w:rPr>
           <w:rFonts w:asciiTheme="minorEastAsia" w:hAnsiTheme="minorEastAsia"/>
+          <w:strike/>
           <w:sz w:val="22"/>
         </w:rPr>
         <w:tab/>
@@ -3875,19 +4396,23 @@
       <w:pPr>
         <w:rPr>
           <w:rFonts w:asciiTheme="minorEastAsia" w:hAnsiTheme="minorEastAsia"/>
-          <w:sz w:val="22"/>
-        </w:rPr>
-      </w:pPr>
-      <w:r>
-        <w:rPr>
-          <w:rFonts w:asciiTheme="minorEastAsia" w:hAnsiTheme="minorEastAsia"/>
+          <w:strike/>
+          <w:sz w:val="22"/>
+        </w:rPr>
+      </w:pPr>
+      <w:r>
+        <w:rPr>
+          <w:rFonts w:asciiTheme="minorEastAsia" w:hAnsiTheme="minorEastAsia"/>
+          <w:strike/>
           <w:szCs w:val="20"/>
         </w:rPr>
+        <w:lastRenderedPageBreak/>
         <w:t xml:space="preserve">    </w:t>
       </w:r>
       <w:r>
         <w:rPr>
           <w:rFonts w:asciiTheme="minorEastAsia" w:hAnsiTheme="minorEastAsia"/>
+          <w:strike/>
           <w:szCs w:val="20"/>
         </w:rPr>
         <w:tab/>
@@ -3895,6 +4420,7 @@
       <w:r>
         <w:rPr>
           <w:rFonts w:asciiTheme="minorEastAsia" w:hAnsiTheme="minorEastAsia"/>
+          <w:strike/>
           <w:sz w:val="22"/>
         </w:rPr>
         <w:t>//캐릭터 정보 캐릭터 구조체에 저장</w:t>
@@ -3904,12 +4430,14 @@
       <w:pPr>
         <w:rPr>
           <w:rFonts w:asciiTheme="minorEastAsia" w:hAnsiTheme="minorEastAsia"/>
-          <w:sz w:val="22"/>
-        </w:rPr>
-      </w:pPr>
-      <w:r>
-        <w:rPr>
-          <w:rFonts w:asciiTheme="minorEastAsia" w:hAnsiTheme="minorEastAsia"/>
+          <w:strike/>
+          <w:sz w:val="22"/>
+        </w:rPr>
+      </w:pPr>
+      <w:r>
+        <w:rPr>
+          <w:rFonts w:asciiTheme="minorEastAsia" w:hAnsiTheme="minorEastAsia"/>
+          <w:strike/>
           <w:sz w:val="22"/>
         </w:rPr>
         <w:t xml:space="preserve">    </w:t>
@@ -3917,6 +4445,7 @@
       <w:r>
         <w:rPr>
           <w:rFonts w:asciiTheme="minorEastAsia" w:hAnsiTheme="minorEastAsia"/>
+          <w:strike/>
           <w:sz w:val="22"/>
         </w:rPr>
         <w:tab/>
@@ -3927,12 +4456,14 @@
       <w:pPr>
         <w:rPr>
           <w:rFonts w:asciiTheme="minorEastAsia" w:hAnsiTheme="minorEastAsia"/>
-          <w:sz w:val="22"/>
-        </w:rPr>
-      </w:pPr>
-      <w:r>
-        <w:rPr>
-          <w:rFonts w:asciiTheme="minorEastAsia" w:hAnsiTheme="minorEastAsia"/>
+          <w:strike/>
+          <w:sz w:val="22"/>
+        </w:rPr>
+      </w:pPr>
+      <w:r>
+        <w:rPr>
+          <w:rFonts w:asciiTheme="minorEastAsia" w:hAnsiTheme="minorEastAsia"/>
+          <w:strike/>
           <w:sz w:val="22"/>
         </w:rPr>
         <w:tab/>
@@ -3943,12 +4474,14 @@
       <w:pPr>
         <w:rPr>
           <w:rFonts w:asciiTheme="minorEastAsia" w:hAnsiTheme="minorEastAsia"/>
-          <w:sz w:val="22"/>
-        </w:rPr>
-      </w:pPr>
-      <w:r>
-        <w:rPr>
-          <w:rFonts w:asciiTheme="minorEastAsia" w:hAnsiTheme="minorEastAsia"/>
+          <w:strike/>
+          <w:sz w:val="22"/>
+        </w:rPr>
+      </w:pPr>
+      <w:r>
+        <w:rPr>
+          <w:rFonts w:asciiTheme="minorEastAsia" w:hAnsiTheme="minorEastAsia"/>
+          <w:strike/>
           <w:sz w:val="22"/>
         </w:rPr>
         <w:t>}</w:t>
@@ -3958,22 +4491,49 @@
       <w:pPr>
         <w:rPr>
           <w:rFonts w:asciiTheme="minorEastAsia" w:hAnsiTheme="minorEastAsia"/>
-          <w:sz w:val="22"/>
-        </w:rPr>
-      </w:pPr>
-      <w:r>
-        <w:rPr>
-          <w:rFonts w:asciiTheme="minorEastAsia" w:hAnsiTheme="minorEastAsia"/>
-          <w:b/>
-          <w:bCs/>
-          <w:sz w:val="24"/>
-          <w:szCs w:val="24"/>
-        </w:rPr>
-        <w:t>bool recv_obstacale ()</w:t>
-      </w:r>
-      <w:r>
-        <w:rPr>
-          <w:rFonts w:asciiTheme="minorEastAsia" w:hAnsiTheme="minorEastAsia"/>
+          <w:strike/>
+          <w:sz w:val="22"/>
+        </w:rPr>
+      </w:pPr>
+      <w:r>
+        <w:rPr>
+          <w:rFonts w:asciiTheme="minorEastAsia" w:hAnsiTheme="minorEastAsia"/>
+          <w:b/>
+          <w:bCs/>
+          <w:strike/>
+          <w:sz w:val="24"/>
+          <w:szCs w:val="24"/>
+        </w:rPr>
+        <w:t xml:space="preserve">bool </w:t>
+      </w:r>
+      <w:proofErr w:type="spellStart"/>
+      <w:r>
+        <w:rPr>
+          <w:rFonts w:asciiTheme="minorEastAsia" w:hAnsiTheme="minorEastAsia"/>
+          <w:b/>
+          <w:bCs/>
+          <w:strike/>
+          <w:sz w:val="24"/>
+          <w:szCs w:val="24"/>
+        </w:rPr>
+        <w:t>recv_obstacale</w:t>
+      </w:r>
+      <w:proofErr w:type="spellEnd"/>
+      <w:r>
+        <w:rPr>
+          <w:rFonts w:asciiTheme="minorEastAsia" w:hAnsiTheme="minorEastAsia"/>
+          <w:b/>
+          <w:bCs/>
+          <w:strike/>
+          <w:sz w:val="24"/>
+          <w:szCs w:val="24"/>
+        </w:rPr>
+        <w:t xml:space="preserve"> ()</w:t>
+      </w:r>
+      <w:r>
+        <w:rPr>
+          <w:rFonts w:asciiTheme="minorEastAsia" w:hAnsiTheme="minorEastAsia"/>
+          <w:strike/>
           <w:sz w:val="22"/>
         </w:rPr>
         <w:tab/>
@@ -3983,18 +4543,851 @@
     <w:p>
       <w:pPr>
         <w:rPr>
-          <w:rFonts w:asciiTheme="minorEastAsia" w:hAnsiTheme="minorEastAsia"/>
-          <w:sz w:val="22"/>
-        </w:rPr>
-      </w:pPr>
-      <w:r>
-        <w:rPr>
-          <w:rFonts w:asciiTheme="minorEastAsia" w:hAnsiTheme="minorEastAsia"/>
-          <w:b/>
-          <w:bCs/>
-          <w:sz w:val="24"/>
-          <w:szCs w:val="24"/>
-        </w:rPr>
+          <w:rFonts w:asciiTheme="minorEastAsia" w:hAnsiTheme="minorEastAsia" w:hint="eastAsia"/>
+          <w:color w:val="4472C4" w:themeColor="accent1"/>
+          <w:sz w:val="22"/>
+        </w:rPr>
+      </w:pPr>
+      <w:r>
+        <w:rPr>
+          <w:rFonts w:asciiTheme="minorEastAsia" w:hAnsiTheme="minorEastAsia" w:hint="eastAsia"/>
+          <w:color w:val="4472C4" w:themeColor="accent1"/>
+          <w:sz w:val="22"/>
+        </w:rPr>
+        <w:t>(추가)</w:t>
+      </w:r>
+    </w:p>
+    <w:p>
+      <w:pPr>
+        <w:rPr>
+          <w:rFonts w:asciiTheme="minorEastAsia" w:hAnsiTheme="minorEastAsia"/>
+          <w:color w:val="4472C4" w:themeColor="accent1"/>
+          <w:sz w:val="22"/>
+        </w:rPr>
+      </w:pPr>
+      <w:r>
+        <w:rPr>
+          <w:rFonts w:asciiTheme="minorEastAsia" w:hAnsiTheme="minorEastAsia"/>
+          <w:color w:val="4472C4" w:themeColor="accent1"/>
+          <w:sz w:val="22"/>
+        </w:rPr>
+        <w:t xml:space="preserve">bool </w:t>
+      </w:r>
+      <w:proofErr w:type="spellStart"/>
+      <w:r>
+        <w:rPr>
+          <w:rFonts w:asciiTheme="minorEastAsia" w:hAnsiTheme="minorEastAsia"/>
+          <w:color w:val="4472C4" w:themeColor="accent1"/>
+          <w:sz w:val="22"/>
+        </w:rPr>
+        <w:t>recv_</w:t>
+      </w:r>
+      <w:proofErr w:type="gramStart"/>
+      <w:r>
+        <w:rPr>
+          <w:rFonts w:asciiTheme="minorEastAsia" w:hAnsiTheme="minorEastAsia"/>
+          <w:color w:val="4472C4" w:themeColor="accent1"/>
+          <w:sz w:val="22"/>
+        </w:rPr>
+        <w:t>packet</w:t>
+      </w:r>
+      <w:proofErr w:type="spellEnd"/>
+      <w:r>
+        <w:rPr>
+          <w:rFonts w:asciiTheme="minorEastAsia" w:hAnsiTheme="minorEastAsia"/>
+          <w:color w:val="4472C4" w:themeColor="accent1"/>
+          <w:sz w:val="22"/>
+        </w:rPr>
+        <w:t>(</w:t>
+      </w:r>
+      <w:proofErr w:type="gramEnd"/>
+      <w:r>
+        <w:rPr>
+          <w:rFonts w:asciiTheme="minorEastAsia" w:hAnsiTheme="minorEastAsia"/>
+          <w:color w:val="4472C4" w:themeColor="accent1"/>
+          <w:sz w:val="22"/>
+        </w:rPr>
+        <w:t>)</w:t>
+      </w:r>
+    </w:p>
+    <w:p>
+      <w:pPr>
+        <w:rPr>
+          <w:rFonts w:asciiTheme="minorEastAsia" w:hAnsiTheme="minorEastAsia"/>
+          <w:color w:val="4472C4" w:themeColor="accent1"/>
+          <w:sz w:val="22"/>
+        </w:rPr>
+      </w:pPr>
+      <w:r>
+        <w:rPr>
+          <w:rFonts w:asciiTheme="minorEastAsia" w:hAnsiTheme="minorEastAsia" w:hint="eastAsia"/>
+          <w:color w:val="4472C4" w:themeColor="accent1"/>
+          <w:sz w:val="22"/>
+        </w:rPr>
+        <w:t>{</w:t>
+      </w:r>
+    </w:p>
+    <w:p>
+      <w:pPr>
+        <w:rPr>
+          <w:rFonts w:asciiTheme="minorEastAsia" w:hAnsiTheme="minorEastAsia"/>
+          <w:color w:val="4472C4" w:themeColor="accent1"/>
+          <w:sz w:val="22"/>
+        </w:rPr>
+      </w:pPr>
+      <w:r>
+        <w:rPr>
+          <w:rFonts w:asciiTheme="minorEastAsia" w:hAnsiTheme="minorEastAsia" w:hint="eastAsia"/>
+          <w:color w:val="4472C4" w:themeColor="accent1"/>
+          <w:sz w:val="22"/>
+        </w:rPr>
+        <w:t xml:space="preserve">    //패킷 헤더 받기</w:t>
+      </w:r>
+    </w:p>
+    <w:p>
+      <w:pPr>
+        <w:rPr>
+          <w:rFonts w:asciiTheme="minorEastAsia" w:hAnsiTheme="minorEastAsia"/>
+          <w:color w:val="4472C4" w:themeColor="accent1"/>
+          <w:sz w:val="22"/>
+        </w:rPr>
+      </w:pPr>
+      <w:r>
+        <w:rPr>
+          <w:rFonts w:asciiTheme="minorEastAsia" w:hAnsiTheme="minorEastAsia" w:hint="eastAsia"/>
+          <w:color w:val="4472C4" w:themeColor="accent1"/>
+          <w:sz w:val="22"/>
+        </w:rPr>
+        <w:t xml:space="preserve">    //패킷 </w:t>
+      </w:r>
+      <w:proofErr w:type="spellStart"/>
+      <w:r>
+        <w:rPr>
+          <w:rFonts w:asciiTheme="minorEastAsia" w:hAnsiTheme="minorEastAsia" w:hint="eastAsia"/>
+          <w:color w:val="4472C4" w:themeColor="accent1"/>
+          <w:sz w:val="22"/>
+        </w:rPr>
+        <w:t>해더에서</w:t>
+      </w:r>
+      <w:proofErr w:type="spellEnd"/>
+      <w:r>
+        <w:rPr>
+          <w:rFonts w:asciiTheme="minorEastAsia" w:hAnsiTheme="minorEastAsia" w:hint="eastAsia"/>
+          <w:color w:val="4472C4" w:themeColor="accent1"/>
+          <w:sz w:val="22"/>
+        </w:rPr>
+        <w:t xml:space="preserve"> 패킷 타입 정보 받기</w:t>
+      </w:r>
+    </w:p>
+    <w:p>
+      <w:pPr>
+        <w:rPr>
+          <w:rFonts w:asciiTheme="minorEastAsia" w:hAnsiTheme="minorEastAsia"/>
+          <w:color w:val="4472C4" w:themeColor="accent1"/>
+          <w:sz w:val="22"/>
+        </w:rPr>
+      </w:pPr>
+      <w:r>
+        <w:rPr>
+          <w:rFonts w:asciiTheme="minorEastAsia" w:hAnsiTheme="minorEastAsia" w:hint="eastAsia"/>
+          <w:color w:val="4472C4" w:themeColor="accent1"/>
+          <w:sz w:val="22"/>
+        </w:rPr>
+        <w:t xml:space="preserve">    </w:t>
+      </w:r>
+      <w:proofErr w:type="gramStart"/>
+      <w:r>
+        <w:rPr>
+          <w:rFonts w:asciiTheme="minorEastAsia" w:hAnsiTheme="minorEastAsia" w:hint="eastAsia"/>
+          <w:color w:val="4472C4" w:themeColor="accent1"/>
+          <w:sz w:val="22"/>
+        </w:rPr>
+        <w:t>// 캐릭터</w:t>
+      </w:r>
+      <w:proofErr w:type="gramEnd"/>
+      <w:r>
+        <w:rPr>
+          <w:rFonts w:asciiTheme="minorEastAsia" w:hAnsiTheme="minorEastAsia" w:hint="eastAsia"/>
+          <w:color w:val="4472C4" w:themeColor="accent1"/>
+          <w:sz w:val="22"/>
+        </w:rPr>
+        <w:t xml:space="preserve"> 타입이라면</w:t>
+      </w:r>
+    </w:p>
+    <w:p>
+      <w:pPr>
+        <w:rPr>
+          <w:rFonts w:asciiTheme="minorEastAsia" w:hAnsiTheme="minorEastAsia"/>
+          <w:color w:val="4472C4" w:themeColor="accent1"/>
+          <w:sz w:val="22"/>
+        </w:rPr>
+      </w:pPr>
+      <w:r>
+        <w:rPr>
+          <w:rFonts w:asciiTheme="minorEastAsia" w:hAnsiTheme="minorEastAsia" w:hint="eastAsia"/>
+          <w:color w:val="4472C4" w:themeColor="accent1"/>
+          <w:sz w:val="22"/>
+        </w:rPr>
+        <w:t xml:space="preserve">    </w:t>
+      </w:r>
+      <w:proofErr w:type="gramStart"/>
+      <w:r>
+        <w:rPr>
+          <w:rFonts w:asciiTheme="minorEastAsia" w:hAnsiTheme="minorEastAsia" w:hint="eastAsia"/>
+          <w:color w:val="4472C4" w:themeColor="accent1"/>
+          <w:sz w:val="22"/>
+        </w:rPr>
+        <w:t>// 캐릭터</w:t>
+      </w:r>
+      <w:proofErr w:type="gramEnd"/>
+      <w:r>
+        <w:rPr>
+          <w:rFonts w:asciiTheme="minorEastAsia" w:hAnsiTheme="minorEastAsia" w:hint="eastAsia"/>
+          <w:color w:val="4472C4" w:themeColor="accent1"/>
+          <w:sz w:val="22"/>
+        </w:rPr>
+        <w:t xml:space="preserve"> 정보 서버로부터 받기</w:t>
+      </w:r>
+    </w:p>
+    <w:p>
+      <w:pPr>
+        <w:rPr>
+          <w:rFonts w:asciiTheme="minorEastAsia" w:hAnsiTheme="minorEastAsia"/>
+          <w:color w:val="4472C4" w:themeColor="accent1"/>
+          <w:sz w:val="22"/>
+        </w:rPr>
+      </w:pPr>
+      <w:r>
+        <w:rPr>
+          <w:rFonts w:asciiTheme="minorEastAsia" w:hAnsiTheme="minorEastAsia" w:hint="eastAsia"/>
+          <w:color w:val="4472C4" w:themeColor="accent1"/>
+          <w:sz w:val="22"/>
+        </w:rPr>
+        <w:t xml:space="preserve">    </w:t>
+      </w:r>
+      <w:proofErr w:type="gramStart"/>
+      <w:r>
+        <w:rPr>
+          <w:rFonts w:asciiTheme="minorEastAsia" w:hAnsiTheme="minorEastAsia" w:hint="eastAsia"/>
+          <w:color w:val="4472C4" w:themeColor="accent1"/>
+          <w:sz w:val="22"/>
+        </w:rPr>
+        <w:t>// 장애물</w:t>
+      </w:r>
+      <w:proofErr w:type="gramEnd"/>
+      <w:r>
+        <w:rPr>
+          <w:rFonts w:asciiTheme="minorEastAsia" w:hAnsiTheme="minorEastAsia" w:hint="eastAsia"/>
+          <w:color w:val="4472C4" w:themeColor="accent1"/>
+          <w:sz w:val="22"/>
+        </w:rPr>
+        <w:t xml:space="preserve"> 타입이라면</w:t>
+      </w:r>
+    </w:p>
+    <w:p>
+      <w:pPr>
+        <w:rPr>
+          <w:rFonts w:asciiTheme="minorEastAsia" w:hAnsiTheme="minorEastAsia" w:hint="eastAsia"/>
+          <w:color w:val="4472C4" w:themeColor="accent1"/>
+          <w:sz w:val="22"/>
+        </w:rPr>
+      </w:pPr>
+      <w:r>
+        <w:rPr>
+          <w:rFonts w:asciiTheme="minorEastAsia" w:hAnsiTheme="minorEastAsia" w:hint="eastAsia"/>
+          <w:color w:val="4472C4" w:themeColor="accent1"/>
+          <w:sz w:val="22"/>
+        </w:rPr>
+        <w:t xml:space="preserve">    </w:t>
+      </w:r>
+      <w:proofErr w:type="gramStart"/>
+      <w:r>
+        <w:rPr>
+          <w:rFonts w:asciiTheme="minorEastAsia" w:hAnsiTheme="minorEastAsia" w:hint="eastAsia"/>
+          <w:color w:val="4472C4" w:themeColor="accent1"/>
+          <w:sz w:val="22"/>
+        </w:rPr>
+        <w:t>// 장애물</w:t>
+      </w:r>
+      <w:proofErr w:type="gramEnd"/>
+      <w:r>
+        <w:rPr>
+          <w:rFonts w:asciiTheme="minorEastAsia" w:hAnsiTheme="minorEastAsia" w:hint="eastAsia"/>
+          <w:color w:val="4472C4" w:themeColor="accent1"/>
+          <w:sz w:val="22"/>
+        </w:rPr>
+        <w:t xml:space="preserve"> 정보 서버로부터 받기</w:t>
+      </w:r>
+    </w:p>
+    <w:p>
+      <w:pPr>
+        <w:rPr>
+          <w:rFonts w:asciiTheme="minorEastAsia" w:hAnsiTheme="minorEastAsia"/>
+          <w:color w:val="4472C4" w:themeColor="accent1"/>
+          <w:sz w:val="22"/>
+        </w:rPr>
+      </w:pPr>
+      <w:r>
+        <w:rPr>
+          <w:rFonts w:asciiTheme="minorEastAsia" w:hAnsiTheme="minorEastAsia" w:hint="eastAsia"/>
+          <w:color w:val="4472C4" w:themeColor="accent1"/>
+          <w:sz w:val="22"/>
+        </w:rPr>
+        <w:t>}</w:t>
+      </w:r>
+    </w:p>
+    <w:p>
+      <w:pPr>
+        <w:rPr>
+          <w:rFonts w:asciiTheme="minorEastAsia" w:hAnsiTheme="minorEastAsia"/>
+          <w:color w:val="000000" w:themeColor="text1"/>
+          <w:sz w:val="22"/>
+        </w:rPr>
+      </w:pPr>
+      <w:r>
+        <w:rPr>
+          <w:rFonts w:asciiTheme="minorEastAsia" w:hAnsiTheme="minorEastAsia" w:hint="eastAsia"/>
+          <w:color w:val="000000" w:themeColor="text1"/>
+          <w:sz w:val="22"/>
+        </w:rPr>
+        <w:t>(추가)</w:t>
+      </w:r>
+    </w:p>
+    <w:p>
+      <w:pPr>
+        <w:rPr>
+          <w:rFonts w:asciiTheme="minorEastAsia" w:hAnsiTheme="minorEastAsia"/>
+          <w:color w:val="4472C4" w:themeColor="accent1"/>
+          <w:sz w:val="22"/>
+        </w:rPr>
+      </w:pPr>
+      <w:proofErr w:type="gramStart"/>
+      <w:r>
+        <w:rPr>
+          <w:rFonts w:asciiTheme="minorEastAsia" w:hAnsiTheme="minorEastAsia"/>
+          <w:color w:val="4472C4" w:themeColor="accent1"/>
+          <w:sz w:val="22"/>
+        </w:rPr>
+        <w:t xml:space="preserve">// </w:t>
+      </w:r>
+      <w:r>
+        <w:rPr>
+          <w:rFonts w:asciiTheme="minorEastAsia" w:hAnsiTheme="minorEastAsia" w:hint="eastAsia"/>
+          <w:color w:val="4472C4" w:themeColor="accent1"/>
+          <w:sz w:val="22"/>
+        </w:rPr>
+        <w:t>다른</w:t>
+      </w:r>
+      <w:proofErr w:type="gramEnd"/>
+      <w:r>
+        <w:rPr>
+          <w:rFonts w:asciiTheme="minorEastAsia" w:hAnsiTheme="minorEastAsia"/>
+          <w:color w:val="4472C4" w:themeColor="accent1"/>
+          <w:sz w:val="22"/>
+        </w:rPr>
+        <w:t xml:space="preserve"> </w:t>
+      </w:r>
+      <w:r>
+        <w:rPr>
+          <w:rFonts w:asciiTheme="minorEastAsia" w:hAnsiTheme="minorEastAsia" w:hint="eastAsia"/>
+          <w:color w:val="4472C4" w:themeColor="accent1"/>
+          <w:sz w:val="22"/>
+        </w:rPr>
+        <w:t>플레이어</w:t>
+      </w:r>
+      <w:r>
+        <w:rPr>
+          <w:rFonts w:asciiTheme="minorEastAsia" w:hAnsiTheme="minorEastAsia"/>
+          <w:color w:val="4472C4" w:themeColor="accent1"/>
+          <w:sz w:val="22"/>
+        </w:rPr>
+        <w:t xml:space="preserve"> </w:t>
+      </w:r>
+      <w:r>
+        <w:rPr>
+          <w:rFonts w:asciiTheme="minorEastAsia" w:hAnsiTheme="minorEastAsia" w:hint="eastAsia"/>
+          <w:color w:val="4472C4" w:themeColor="accent1"/>
+          <w:sz w:val="22"/>
+        </w:rPr>
+        <w:t>정보</w:t>
+      </w:r>
+      <w:r>
+        <w:rPr>
+          <w:rFonts w:asciiTheme="minorEastAsia" w:hAnsiTheme="minorEastAsia"/>
+          <w:color w:val="4472C4" w:themeColor="accent1"/>
+          <w:sz w:val="22"/>
+        </w:rPr>
+        <w:t xml:space="preserve"> </w:t>
+      </w:r>
+      <w:r>
+        <w:rPr>
+          <w:rFonts w:asciiTheme="minorEastAsia" w:hAnsiTheme="minorEastAsia" w:hint="eastAsia"/>
+          <w:color w:val="4472C4" w:themeColor="accent1"/>
+          <w:sz w:val="22"/>
+        </w:rPr>
+        <w:t>저장</w:t>
+      </w:r>
+      <w:r>
+        <w:rPr>
+          <w:rFonts w:asciiTheme="minorEastAsia" w:hAnsiTheme="minorEastAsia"/>
+          <w:color w:val="4472C4" w:themeColor="accent1"/>
+          <w:sz w:val="22"/>
+        </w:rPr>
+        <w:t xml:space="preserve"> </w:t>
+      </w:r>
+      <w:proofErr w:type="spellStart"/>
+      <w:r>
+        <w:rPr>
+          <w:rFonts w:asciiTheme="minorEastAsia" w:hAnsiTheme="minorEastAsia" w:hint="eastAsia"/>
+          <w:color w:val="4472C4" w:themeColor="accent1"/>
+          <w:sz w:val="22"/>
+        </w:rPr>
+        <w:t>헬퍼</w:t>
+      </w:r>
+      <w:proofErr w:type="spellEnd"/>
+      <w:r>
+        <w:rPr>
+          <w:rFonts w:asciiTheme="minorEastAsia" w:hAnsiTheme="minorEastAsia"/>
+          <w:color w:val="4472C4" w:themeColor="accent1"/>
+          <w:sz w:val="22"/>
+        </w:rPr>
+        <w:t xml:space="preserve"> </w:t>
+      </w:r>
+      <w:r>
+        <w:rPr>
+          <w:rFonts w:asciiTheme="minorEastAsia" w:hAnsiTheme="minorEastAsia" w:hint="eastAsia"/>
+          <w:color w:val="4472C4" w:themeColor="accent1"/>
+          <w:sz w:val="22"/>
+        </w:rPr>
+        <w:t>함수</w:t>
+      </w:r>
+    </w:p>
+    <w:p>
+      <w:pPr>
+        <w:rPr>
+          <w:rFonts w:asciiTheme="minorEastAsia" w:hAnsiTheme="minorEastAsia"/>
+          <w:color w:val="4472C4" w:themeColor="accent1"/>
+          <w:sz w:val="22"/>
+        </w:rPr>
+      </w:pPr>
+      <w:r>
+        <w:rPr>
+          <w:rFonts w:asciiTheme="minorEastAsia" w:hAnsiTheme="minorEastAsia"/>
+          <w:color w:val="4472C4" w:themeColor="accent1"/>
+          <w:sz w:val="22"/>
+        </w:rPr>
+        <w:t xml:space="preserve">void </w:t>
+      </w:r>
+      <w:proofErr w:type="spellStart"/>
+      <w:proofErr w:type="gramStart"/>
+      <w:r>
+        <w:rPr>
+          <w:rFonts w:asciiTheme="minorEastAsia" w:hAnsiTheme="minorEastAsia"/>
+          <w:color w:val="4472C4" w:themeColor="accent1"/>
+          <w:sz w:val="22"/>
+        </w:rPr>
+        <w:t>StoreOtherPlayer</w:t>
+      </w:r>
+      <w:proofErr w:type="spellEnd"/>
+      <w:r>
+        <w:rPr>
+          <w:rFonts w:asciiTheme="minorEastAsia" w:hAnsiTheme="minorEastAsia"/>
+          <w:color w:val="4472C4" w:themeColor="accent1"/>
+          <w:sz w:val="22"/>
+        </w:rPr>
+        <w:t>(</w:t>
+      </w:r>
+      <w:proofErr w:type="gramEnd"/>
+      <w:r>
+        <w:rPr>
+          <w:rFonts w:asciiTheme="minorEastAsia" w:hAnsiTheme="minorEastAsia"/>
+          <w:color w:val="4472C4" w:themeColor="accent1"/>
+          <w:sz w:val="22"/>
+        </w:rPr>
+        <w:t xml:space="preserve">const character&amp; </w:t>
+      </w:r>
+      <w:proofErr w:type="spellStart"/>
+      <w:r>
+        <w:rPr>
+          <w:rFonts w:asciiTheme="minorEastAsia" w:hAnsiTheme="minorEastAsia"/>
+          <w:color w:val="4472C4" w:themeColor="accent1"/>
+          <w:sz w:val="22"/>
+        </w:rPr>
+        <w:t>received_char</w:t>
+      </w:r>
+      <w:proofErr w:type="spellEnd"/>
+      <w:r>
+        <w:rPr>
+          <w:rFonts w:asciiTheme="minorEastAsia" w:hAnsiTheme="minorEastAsia"/>
+          <w:color w:val="4472C4" w:themeColor="accent1"/>
+          <w:sz w:val="22"/>
+        </w:rPr>
+        <w:t>)</w:t>
+      </w:r>
+    </w:p>
+    <w:p>
+      <w:pPr>
+        <w:rPr>
+          <w:rFonts w:asciiTheme="minorEastAsia" w:hAnsiTheme="minorEastAsia"/>
+          <w:color w:val="4472C4" w:themeColor="accent1"/>
+          <w:sz w:val="22"/>
+        </w:rPr>
+      </w:pPr>
+      <w:r>
+        <w:rPr>
+          <w:rFonts w:asciiTheme="minorEastAsia" w:hAnsiTheme="minorEastAsia" w:hint="eastAsia"/>
+          <w:color w:val="4472C4" w:themeColor="accent1"/>
+          <w:sz w:val="22"/>
+        </w:rPr>
+        <w:t>{</w:t>
+      </w:r>
+    </w:p>
+    <w:p>
+      <w:pPr>
+        <w:rPr>
+          <w:rFonts w:asciiTheme="minorEastAsia" w:hAnsiTheme="minorEastAsia"/>
+          <w:color w:val="4472C4" w:themeColor="accent1"/>
+          <w:sz w:val="22"/>
+        </w:rPr>
+      </w:pPr>
+      <w:r>
+        <w:rPr>
+          <w:rFonts w:asciiTheme="minorEastAsia" w:hAnsiTheme="minorEastAsia"/>
+          <w:color w:val="4472C4" w:themeColor="accent1"/>
+          <w:sz w:val="22"/>
+        </w:rPr>
+        <w:tab/>
+      </w:r>
+      <w:proofErr w:type="gramStart"/>
+      <w:r>
+        <w:rPr>
+          <w:rFonts w:asciiTheme="minorEastAsia" w:hAnsiTheme="minorEastAsia"/>
+          <w:color w:val="4472C4" w:themeColor="accent1"/>
+          <w:sz w:val="22"/>
+        </w:rPr>
+        <w:t xml:space="preserve">// </w:t>
+      </w:r>
+      <w:r>
+        <w:rPr>
+          <w:rFonts w:asciiTheme="minorEastAsia" w:hAnsiTheme="minorEastAsia" w:hint="eastAsia"/>
+          <w:color w:val="4472C4" w:themeColor="accent1"/>
+          <w:sz w:val="22"/>
+        </w:rPr>
+        <w:t>내가</w:t>
+      </w:r>
+      <w:proofErr w:type="gramEnd"/>
+      <w:r>
+        <w:rPr>
+          <w:rFonts w:asciiTheme="minorEastAsia" w:hAnsiTheme="minorEastAsia" w:hint="eastAsia"/>
+          <w:color w:val="4472C4" w:themeColor="accent1"/>
+          <w:sz w:val="22"/>
+        </w:rPr>
+        <w:t xml:space="preserve"> id</w:t>
+      </w:r>
+      <w:r>
+        <w:rPr>
+          <w:rFonts w:asciiTheme="minorEastAsia" w:hAnsiTheme="minorEastAsia"/>
+          <w:color w:val="4472C4" w:themeColor="accent1"/>
+          <w:sz w:val="22"/>
+        </w:rPr>
+        <w:t xml:space="preserve"> 0</w:t>
+      </w:r>
+      <w:r>
+        <w:rPr>
+          <w:rFonts w:asciiTheme="minorEastAsia" w:hAnsiTheme="minorEastAsia" w:hint="eastAsia"/>
+          <w:color w:val="4472C4" w:themeColor="accent1"/>
+          <w:sz w:val="22"/>
+        </w:rPr>
+        <w:t>번이면</w:t>
+      </w:r>
+      <w:r>
+        <w:rPr>
+          <w:rFonts w:asciiTheme="minorEastAsia" w:hAnsiTheme="minorEastAsia"/>
+          <w:color w:val="4472C4" w:themeColor="accent1"/>
+          <w:sz w:val="22"/>
+        </w:rPr>
+        <w:t>: 1</w:t>
+      </w:r>
+      <w:r>
+        <w:rPr>
+          <w:rFonts w:asciiTheme="minorEastAsia" w:hAnsiTheme="minorEastAsia" w:hint="eastAsia"/>
+          <w:color w:val="4472C4" w:themeColor="accent1"/>
+          <w:sz w:val="22"/>
+        </w:rPr>
+        <w:t>번→</w:t>
+      </w:r>
+      <w:r>
+        <w:rPr>
+          <w:rFonts w:asciiTheme="minorEastAsia" w:hAnsiTheme="minorEastAsia"/>
+          <w:color w:val="4472C4" w:themeColor="accent1"/>
+          <w:sz w:val="22"/>
+        </w:rPr>
+        <w:t>[0], 2</w:t>
+      </w:r>
+      <w:r>
+        <w:rPr>
+          <w:rFonts w:asciiTheme="minorEastAsia" w:hAnsiTheme="minorEastAsia" w:hint="eastAsia"/>
+          <w:color w:val="4472C4" w:themeColor="accent1"/>
+          <w:sz w:val="22"/>
+        </w:rPr>
+        <w:t>번→</w:t>
+      </w:r>
+      <w:r>
+        <w:rPr>
+          <w:rFonts w:asciiTheme="minorEastAsia" w:hAnsiTheme="minorEastAsia"/>
+          <w:color w:val="4472C4" w:themeColor="accent1"/>
+          <w:sz w:val="22"/>
+        </w:rPr>
+        <w:t>[1]</w:t>
+      </w:r>
+    </w:p>
+    <w:p>
+      <w:pPr>
+        <w:rPr>
+          <w:rFonts w:asciiTheme="minorEastAsia" w:hAnsiTheme="minorEastAsia" w:hint="eastAsia"/>
+          <w:color w:val="4472C4" w:themeColor="accent1"/>
+          <w:sz w:val="22"/>
+        </w:rPr>
+      </w:pPr>
+      <w:r>
+        <w:rPr>
+          <w:rFonts w:asciiTheme="minorEastAsia" w:hAnsiTheme="minorEastAsia"/>
+          <w:color w:val="4472C4" w:themeColor="accent1"/>
+          <w:sz w:val="22"/>
+        </w:rPr>
+        <w:tab/>
+      </w:r>
+      <w:proofErr w:type="gramStart"/>
+      <w:r>
+        <w:rPr>
+          <w:rFonts w:asciiTheme="minorEastAsia" w:hAnsiTheme="minorEastAsia"/>
+          <w:color w:val="4472C4" w:themeColor="accent1"/>
+          <w:sz w:val="22"/>
+        </w:rPr>
+        <w:t xml:space="preserve">// </w:t>
+      </w:r>
+      <w:r>
+        <w:rPr>
+          <w:rFonts w:asciiTheme="minorEastAsia" w:hAnsiTheme="minorEastAsia" w:hint="eastAsia"/>
+          <w:color w:val="4472C4" w:themeColor="accent1"/>
+          <w:sz w:val="22"/>
+        </w:rPr>
+        <w:t>내가</w:t>
+      </w:r>
+      <w:proofErr w:type="gramEnd"/>
+      <w:r>
+        <w:rPr>
+          <w:rFonts w:asciiTheme="minorEastAsia" w:hAnsiTheme="minorEastAsia"/>
+          <w:color w:val="4472C4" w:themeColor="accent1"/>
+          <w:sz w:val="22"/>
+        </w:rPr>
+        <w:t xml:space="preserve"> </w:t>
+      </w:r>
+      <w:r>
+        <w:rPr>
+          <w:rFonts w:asciiTheme="minorEastAsia" w:hAnsiTheme="minorEastAsia" w:hint="eastAsia"/>
+          <w:color w:val="4472C4" w:themeColor="accent1"/>
+          <w:sz w:val="22"/>
+        </w:rPr>
+        <w:t>id</w:t>
+      </w:r>
+      <w:r>
+        <w:rPr>
+          <w:rFonts w:asciiTheme="minorEastAsia" w:hAnsiTheme="minorEastAsia"/>
+          <w:color w:val="4472C4" w:themeColor="accent1"/>
+          <w:sz w:val="22"/>
+        </w:rPr>
+        <w:t xml:space="preserve"> 1</w:t>
+      </w:r>
+      <w:r>
+        <w:rPr>
+          <w:rFonts w:asciiTheme="minorEastAsia" w:hAnsiTheme="minorEastAsia" w:hint="eastAsia"/>
+          <w:color w:val="4472C4" w:themeColor="accent1"/>
+          <w:sz w:val="22"/>
+        </w:rPr>
+        <w:t>번이면</w:t>
+      </w:r>
+      <w:r>
+        <w:rPr>
+          <w:rFonts w:asciiTheme="minorEastAsia" w:hAnsiTheme="minorEastAsia"/>
+          <w:color w:val="4472C4" w:themeColor="accent1"/>
+          <w:sz w:val="22"/>
+        </w:rPr>
+        <w:t>: 0</w:t>
+      </w:r>
+      <w:r>
+        <w:rPr>
+          <w:rFonts w:asciiTheme="minorEastAsia" w:hAnsiTheme="minorEastAsia" w:hint="eastAsia"/>
+          <w:color w:val="4472C4" w:themeColor="accent1"/>
+          <w:sz w:val="22"/>
+        </w:rPr>
+        <w:t>번→</w:t>
+      </w:r>
+      <w:r>
+        <w:rPr>
+          <w:rFonts w:asciiTheme="minorEastAsia" w:hAnsiTheme="minorEastAsia"/>
+          <w:color w:val="4472C4" w:themeColor="accent1"/>
+          <w:sz w:val="22"/>
+        </w:rPr>
+        <w:t>[0], 2</w:t>
+      </w:r>
+      <w:r>
+        <w:rPr>
+          <w:rFonts w:asciiTheme="minorEastAsia" w:hAnsiTheme="minorEastAsia" w:hint="eastAsia"/>
+          <w:color w:val="4472C4" w:themeColor="accent1"/>
+          <w:sz w:val="22"/>
+        </w:rPr>
+        <w:t>번→</w:t>
+      </w:r>
+      <w:r>
+        <w:rPr>
+          <w:rFonts w:asciiTheme="minorEastAsia" w:hAnsiTheme="minorEastAsia"/>
+          <w:color w:val="4472C4" w:themeColor="accent1"/>
+          <w:sz w:val="22"/>
+        </w:rPr>
+        <w:t>[1]</w:t>
+      </w:r>
+    </w:p>
+    <w:p>
+      <w:pPr>
+        <w:rPr>
+          <w:rFonts w:asciiTheme="minorEastAsia" w:hAnsiTheme="minorEastAsia" w:hint="eastAsia"/>
+          <w:color w:val="4472C4" w:themeColor="accent1"/>
+          <w:sz w:val="22"/>
+        </w:rPr>
+      </w:pPr>
+      <w:r>
+        <w:rPr>
+          <w:rFonts w:asciiTheme="minorEastAsia" w:hAnsiTheme="minorEastAsia"/>
+          <w:color w:val="4472C4" w:themeColor="accent1"/>
+          <w:sz w:val="22"/>
+        </w:rPr>
+        <w:tab/>
+      </w:r>
+      <w:proofErr w:type="gramStart"/>
+      <w:r>
+        <w:rPr>
+          <w:rFonts w:asciiTheme="minorEastAsia" w:hAnsiTheme="minorEastAsia"/>
+          <w:color w:val="4472C4" w:themeColor="accent1"/>
+          <w:sz w:val="22"/>
+        </w:rPr>
+        <w:t xml:space="preserve">// </w:t>
+      </w:r>
+      <w:r>
+        <w:rPr>
+          <w:rFonts w:asciiTheme="minorEastAsia" w:hAnsiTheme="minorEastAsia" w:hint="eastAsia"/>
+          <w:color w:val="4472C4" w:themeColor="accent1"/>
+          <w:sz w:val="22"/>
+        </w:rPr>
+        <w:t>내가</w:t>
+      </w:r>
+      <w:proofErr w:type="gramEnd"/>
+      <w:r>
+        <w:rPr>
+          <w:rFonts w:asciiTheme="minorEastAsia" w:hAnsiTheme="minorEastAsia"/>
+          <w:color w:val="4472C4" w:themeColor="accent1"/>
+          <w:sz w:val="22"/>
+        </w:rPr>
+        <w:t xml:space="preserve"> </w:t>
+      </w:r>
+      <w:r>
+        <w:rPr>
+          <w:rFonts w:asciiTheme="minorEastAsia" w:hAnsiTheme="minorEastAsia" w:hint="eastAsia"/>
+          <w:color w:val="4472C4" w:themeColor="accent1"/>
+          <w:sz w:val="22"/>
+        </w:rPr>
+        <w:t>id</w:t>
+      </w:r>
+      <w:r>
+        <w:rPr>
+          <w:rFonts w:asciiTheme="minorEastAsia" w:hAnsiTheme="minorEastAsia"/>
+          <w:color w:val="4472C4" w:themeColor="accent1"/>
+          <w:sz w:val="22"/>
+        </w:rPr>
+        <w:t xml:space="preserve"> 2</w:t>
+      </w:r>
+      <w:r>
+        <w:rPr>
+          <w:rFonts w:asciiTheme="minorEastAsia" w:hAnsiTheme="minorEastAsia" w:hint="eastAsia"/>
+          <w:color w:val="4472C4" w:themeColor="accent1"/>
+          <w:sz w:val="22"/>
+        </w:rPr>
+        <w:t>번이면</w:t>
+      </w:r>
+      <w:r>
+        <w:rPr>
+          <w:rFonts w:asciiTheme="minorEastAsia" w:hAnsiTheme="minorEastAsia"/>
+          <w:color w:val="4472C4" w:themeColor="accent1"/>
+          <w:sz w:val="22"/>
+        </w:rPr>
+        <w:t>: 0</w:t>
+      </w:r>
+      <w:r>
+        <w:rPr>
+          <w:rFonts w:asciiTheme="minorEastAsia" w:hAnsiTheme="minorEastAsia" w:hint="eastAsia"/>
+          <w:color w:val="4472C4" w:themeColor="accent1"/>
+          <w:sz w:val="22"/>
+        </w:rPr>
+        <w:t>번→</w:t>
+      </w:r>
+      <w:r>
+        <w:rPr>
+          <w:rFonts w:asciiTheme="minorEastAsia" w:hAnsiTheme="minorEastAsia"/>
+          <w:color w:val="4472C4" w:themeColor="accent1"/>
+          <w:sz w:val="22"/>
+        </w:rPr>
+        <w:t>[0], 1</w:t>
+      </w:r>
+      <w:r>
+        <w:rPr>
+          <w:rFonts w:asciiTheme="minorEastAsia" w:hAnsiTheme="minorEastAsia" w:hint="eastAsia"/>
+          <w:color w:val="4472C4" w:themeColor="accent1"/>
+          <w:sz w:val="22"/>
+        </w:rPr>
+        <w:t>번→</w:t>
+      </w:r>
+      <w:r>
+        <w:rPr>
+          <w:rFonts w:asciiTheme="minorEastAsia" w:hAnsiTheme="minorEastAsia"/>
+          <w:color w:val="4472C4" w:themeColor="accent1"/>
+          <w:sz w:val="22"/>
+        </w:rPr>
+        <w:t>[1]</w:t>
+      </w:r>
+    </w:p>
+    <w:p>
+      <w:pPr>
+        <w:rPr>
+          <w:rFonts w:asciiTheme="minorEastAsia" w:hAnsiTheme="minorEastAsia"/>
+          <w:color w:val="4472C4" w:themeColor="accent1"/>
+          <w:sz w:val="22"/>
+        </w:rPr>
+      </w:pPr>
+      <w:r>
+        <w:rPr>
+          <w:rFonts w:asciiTheme="minorEastAsia" w:hAnsiTheme="minorEastAsia" w:hint="eastAsia"/>
+          <w:color w:val="4472C4" w:themeColor="accent1"/>
+          <w:sz w:val="22"/>
+        </w:rPr>
+        <w:t>}</w:t>
+      </w:r>
+    </w:p>
+    <w:p>
+      <w:pPr>
+        <w:rPr>
+          <w:rFonts w:asciiTheme="minorEastAsia" w:hAnsiTheme="minorEastAsia"/>
+          <w:sz w:val="22"/>
+        </w:rPr>
+      </w:pPr>
+      <w:r>
+        <w:rPr>
+          <w:rFonts w:asciiTheme="minorEastAsia" w:hAnsiTheme="minorEastAsia"/>
+          <w:b/>
+          <w:bCs/>
+          <w:sz w:val="24"/>
+          <w:szCs w:val="24"/>
+        </w:rPr>
+        <w:lastRenderedPageBreak/>
         <w:t>void RenderCharacter_1(character ch1)</w:t>
       </w:r>
       <w:r>
@@ -4043,15 +5436,7 @@
           <w:rFonts w:asciiTheme="minorEastAsia" w:hAnsiTheme="minorEastAsia"/>
           <w:sz w:val="22"/>
         </w:rPr>
-        <w:t xml:space="preserve">2번 캐릭터에 대한 정보를 받고 그리는 </w:t>
-      </w:r>
-      <w:r>
-        <w:rPr>
-          <w:rFonts w:asciiTheme="minorEastAsia" w:hAnsiTheme="minorEastAsia"/>
-          <w:sz w:val="22"/>
-        </w:rPr>
-        <w:lastRenderedPageBreak/>
-        <w:t>함수</w:t>
+        <w:t>2번 캐릭터에 대한 정보를 받고 그리는 함수</w:t>
       </w:r>
     </w:p>
     <w:p>
@@ -4457,7 +5842,6 @@
           <w:sz w:val="24"/>
           <w:szCs w:val="24"/>
         </w:rPr>
-        <w:lastRenderedPageBreak/>
         <w:t xml:space="preserve">bool CheckCollision(캐릭터 구조체)     </w:t>
       </w:r>
       <w:r>
@@ -4848,6 +6232,7 @@
           <w:rFonts w:asciiTheme="minorEastAsia" w:hAnsiTheme="minorEastAsia"/>
           <w:sz w:val="22"/>
         </w:rPr>
+        <w:lastRenderedPageBreak/>
         <w:t>}</w:t>
       </w:r>
     </w:p>
@@ -4896,7 +6281,6 @@
           <w:rFonts w:asciiTheme="minorEastAsia" w:hAnsiTheme="minorEastAsia"/>
           <w:sz w:val="22"/>
         </w:rPr>
-        <w:lastRenderedPageBreak/>
         <w:t>{</w:t>
       </w:r>
     </w:p>
@@ -5193,7 +6577,7 @@
     <w:p>
       <w:pPr>
         <w:rPr>
-          <w:rFonts w:asciiTheme="minorEastAsia" w:hAnsiTheme="minorEastAsia" w:hint="eastAsia"/>
+          <w:rFonts w:asciiTheme="minorEastAsia" w:hAnsiTheme="minorEastAsia"/>
           <w:sz w:val="22"/>
         </w:rPr>
       </w:pPr>
@@ -5298,6 +6682,7 @@
           <w:rFonts w:asciiTheme="minorEastAsia" w:hAnsiTheme="minorEastAsia"/>
           <w:sz w:val="22"/>
         </w:rPr>
+        <w:lastRenderedPageBreak/>
         <w:tab/>
       </w:r>
       <w:r>
@@ -5337,7 +6722,6 @@
           <w:rFonts w:asciiTheme="minorEastAsia" w:hAnsiTheme="minorEastAsia"/>
           <w:sz w:val="22"/>
         </w:rPr>
-        <w:lastRenderedPageBreak/>
         <w:tab/>
         <w:t>전송 잘 되었다면 true 아니면 false return</w:t>
       </w:r>
@@ -6049,7 +7433,6 @@
                 <w:rFonts w:asciiTheme="minorEastAsia" w:hAnsiTheme="minorEastAsia"/>
                 <w:szCs w:val="20"/>
               </w:rPr>
-              <w:lastRenderedPageBreak/>
               <w:t>박신우</w:t>
             </w:r>
           </w:p>
@@ -8761,6 +10144,7 @@
                 <w:rFonts w:asciiTheme="minorEastAsia" w:hAnsiTheme="minorEastAsia"/>
                 <w:szCs w:val="20"/>
               </w:rPr>
+              <w:lastRenderedPageBreak/>
               <w:t>박신우</w:t>
             </w:r>
           </w:p>
@@ -9103,7 +10487,6 @@
                 <w:rFonts w:asciiTheme="minorEastAsia" w:hAnsiTheme="minorEastAsia"/>
                 <w:szCs w:val="20"/>
               </w:rPr>
-              <w:lastRenderedPageBreak/>
               <w:t>안윤진</w:t>
             </w:r>
           </w:p>
@@ -10839,7 +12222,6 @@
   <w:style w:type="character" w:default="1" w:styleId="a0">
     <w:name w:val="Default Paragraph Font"/>
     <w:uiPriority w:val="1"/>
-    <w:semiHidden/>
     <w:unhideWhenUsed/>
   </w:style>
   <w:style w:type="table" w:default="1" w:styleId="a1">

--- a/Project Progress Report.docx
+++ b/Project Progress Report.docx
@@ -2459,20 +2459,13 @@
           <w:rFonts w:asciiTheme="minorEastAsia" w:hAnsiTheme="minorEastAsia"/>
           <w:color w:val="4472C4" w:themeColor="accent1"/>
         </w:rPr>
-        <w:t>};</w:t>
-      </w:r>
-      <w:r>
-        <w:rPr>
-          <w:rFonts w:asciiTheme="minorEastAsia" w:hAnsiTheme="minorEastAsia"/>
-          <w:color w:val="4472C4" w:themeColor="accent1"/>
-        </w:rPr>
-        <w:t xml:space="preserve"> </w:t>
-      </w:r>
-    </w:p>
-    <w:p>
-      <w:pPr>
-        <w:rPr>
-          <w:rFonts w:asciiTheme="minorEastAsia" w:hAnsiTheme="minorEastAsia" w:hint="eastAsia"/>
+        <w:t xml:space="preserve">}; </w:t>
+      </w:r>
+    </w:p>
+    <w:p>
+      <w:pPr>
+        <w:rPr>
+          <w:rFonts w:asciiTheme="minorEastAsia" w:hAnsiTheme="minorEastAsia"/>
         </w:rPr>
       </w:pPr>
       <w:r>
@@ -2625,132 +2618,6 @@
       <w:pPr>
         <w:rPr>
           <w:rFonts w:asciiTheme="minorEastAsia" w:hAnsiTheme="minorEastAsia"/>
-        </w:rPr>
-      </w:pPr>
-      <w:r>
-        <w:rPr>
-          <w:rFonts w:asciiTheme="minorEastAsia" w:hAnsiTheme="minorEastAsia"/>
-        </w:rPr>
-        <w:t>(추가)</w:t>
-      </w:r>
-    </w:p>
-    <w:p>
-      <w:pPr>
-        <w:rPr>
-          <w:rFonts w:asciiTheme="minorEastAsia" w:hAnsiTheme="minorEastAsia"/>
-        </w:rPr>
-      </w:pPr>
-    </w:p>
-    <w:p>
-      <w:pPr>
-        <w:rPr>
-          <w:rFonts w:asciiTheme="minorEastAsia" w:hAnsiTheme="minorEastAsia"/>
-          <w:color w:val="4472C4"/>
-          <w:sz w:val="24"/>
-          <w:szCs w:val="24"/>
-        </w:rPr>
-      </w:pPr>
-      <w:proofErr w:type="gramStart"/>
-      <w:r>
-        <w:rPr>
-          <w:rFonts w:asciiTheme="minorEastAsia" w:hAnsiTheme="minorEastAsia"/>
-          <w:color w:val="4472C4"/>
-          <w:sz w:val="24"/>
-          <w:szCs w:val="24"/>
-        </w:rPr>
-        <w:t>// 서버로</w:t>
-      </w:r>
-      <w:proofErr w:type="gramEnd"/>
-      <w:r>
-        <w:rPr>
-          <w:rFonts w:asciiTheme="minorEastAsia" w:hAnsiTheme="minorEastAsia"/>
-          <w:color w:val="4472C4"/>
-          <w:sz w:val="24"/>
-          <w:szCs w:val="24"/>
-        </w:rPr>
-        <w:t xml:space="preserve"> 보낼 '캐릭터 정보 패킷'</w:t>
-      </w:r>
-    </w:p>
-    <w:p>
-      <w:pPr>
-        <w:rPr>
-          <w:rFonts w:asciiTheme="minorEastAsia" w:hAnsiTheme="minorEastAsia"/>
-          <w:color w:val="4472C4"/>
-          <w:sz w:val="24"/>
-          <w:szCs w:val="24"/>
-        </w:rPr>
-      </w:pPr>
-      <w:r>
-        <w:rPr>
-          <w:rFonts w:asciiTheme="minorEastAsia" w:hAnsiTheme="minorEastAsia"/>
-          <w:color w:val="4472C4"/>
-          <w:sz w:val="24"/>
-          <w:szCs w:val="24"/>
-        </w:rPr>
-        <w:t>struct C2S_CharacterPacket {</w:t>
-      </w:r>
-    </w:p>
-    <w:p>
-      <w:pPr>
-        <w:rPr>
-          <w:rFonts w:asciiTheme="minorEastAsia" w:hAnsiTheme="minorEastAsia"/>
-          <w:color w:val="4472C4"/>
-          <w:sz w:val="24"/>
-          <w:szCs w:val="24"/>
-        </w:rPr>
-      </w:pPr>
-      <w:r>
-        <w:rPr>
-          <w:rFonts w:asciiTheme="minorEastAsia" w:hAnsiTheme="minorEastAsia"/>
-          <w:color w:val="4472C4"/>
-          <w:sz w:val="24"/>
-          <w:szCs w:val="24"/>
-        </w:rPr>
-        <w:t xml:space="preserve">    PacketHeader header;     // 모든 패킷에 공통으로 들어가는 헤더</w:t>
-      </w:r>
-    </w:p>
-    <w:p>
-      <w:pPr>
-        <w:rPr>
-          <w:rFonts w:asciiTheme="minorEastAsia" w:hAnsiTheme="minorEastAsia"/>
-          <w:color w:val="4472C4"/>
-          <w:sz w:val="24"/>
-          <w:szCs w:val="24"/>
-        </w:rPr>
-      </w:pPr>
-      <w:r>
-        <w:rPr>
-          <w:rFonts w:asciiTheme="minorEastAsia" w:hAnsiTheme="minorEastAsia"/>
-          <w:color w:val="4472C4"/>
-          <w:sz w:val="24"/>
-          <w:szCs w:val="24"/>
-        </w:rPr>
-        <w:t xml:space="preserve">    character    charData; // 실제 보낼 데이터</w:t>
-      </w:r>
-    </w:p>
-    <w:p>
-      <w:pPr>
-        <w:rPr>
-          <w:rFonts w:asciiTheme="minorEastAsia" w:hAnsiTheme="minorEastAsia"/>
-          <w:color w:val="4472C4"/>
-          <w:sz w:val="24"/>
-          <w:szCs w:val="24"/>
-        </w:rPr>
-      </w:pPr>
-      <w:r>
-        <w:rPr>
-          <w:rFonts w:asciiTheme="minorEastAsia" w:hAnsiTheme="minorEastAsia"/>
-          <w:color w:val="4472C4"/>
-          <w:sz w:val="24"/>
-          <w:szCs w:val="24"/>
-        </w:rPr>
-        <w:t>};</w:t>
-      </w:r>
-    </w:p>
-    <w:p>
-      <w:pPr>
-        <w:rPr>
-          <w:rFonts w:asciiTheme="minorEastAsia" w:hAnsiTheme="minorEastAsia"/>
           <w:sz w:val="24"/>
           <w:szCs w:val="24"/>
         </w:rPr>
@@ -2778,120 +2645,128 @@
           <w:rFonts w:asciiTheme="minorEastAsia" w:hAnsiTheme="minorEastAsia"/>
           <w:szCs w:val="20"/>
         </w:rPr>
+        <w:t>Enum GameState{</w:t>
+      </w:r>
+    </w:p>
+    <w:p>
+      <w:pPr>
+        <w:rPr>
+          <w:rFonts w:asciiTheme="minorEastAsia" w:hAnsiTheme="minorEastAsia"/>
+        </w:rPr>
+      </w:pPr>
+      <w:r>
+        <w:rPr>
+          <w:rFonts w:asciiTheme="minorEastAsia" w:hAnsiTheme="minorEastAsia"/>
+          <w:szCs w:val="20"/>
+        </w:rPr>
+        <w:tab/>
+      </w:r>
+      <w:r>
+        <w:rPr>
+          <w:rFonts w:asciiTheme="minorEastAsia" w:hAnsiTheme="minorEastAsia"/>
+        </w:rPr>
+        <w:t>WAITING_FOR_PLAYERS</w:t>
+      </w:r>
+    </w:p>
+    <w:p>
+      <w:pPr>
+        <w:ind w:firstLine="800"/>
+        <w:rPr>
+          <w:rFonts w:asciiTheme="minorEastAsia" w:hAnsiTheme="minorEastAsia"/>
+        </w:rPr>
+      </w:pPr>
+      <w:r>
+        <w:rPr>
+          <w:rFonts w:asciiTheme="minorEastAsia" w:hAnsiTheme="minorEastAsia"/>
+        </w:rPr>
+        <w:t>IN_GAME</w:t>
+      </w:r>
+    </w:p>
+    <w:p>
+      <w:pPr>
+        <w:ind w:firstLine="800"/>
+        <w:rPr>
+          <w:rFonts w:asciiTheme="minorEastAsia" w:hAnsiTheme="minorEastAsia"/>
+        </w:rPr>
+      </w:pPr>
+      <w:r>
+        <w:rPr>
+          <w:rFonts w:asciiTheme="minorEastAsia" w:hAnsiTheme="minorEastAsia"/>
+        </w:rPr>
+        <w:t>GAME_FINISHED</w:t>
+      </w:r>
+    </w:p>
+    <w:p>
+      <w:pPr>
+        <w:rPr>
+          <w:rFonts w:asciiTheme="minorEastAsia" w:hAnsiTheme="minorEastAsia"/>
+        </w:rPr>
+      </w:pPr>
+      <w:r>
+        <w:rPr>
+          <w:rFonts w:asciiTheme="minorEastAsia" w:hAnsiTheme="minorEastAsia"/>
+        </w:rPr>
+        <w:t>}</w:t>
+      </w:r>
+    </w:p>
+    <w:p>
+      <w:pPr>
+        <w:rPr>
+          <w:rFonts w:asciiTheme="minorEastAsia" w:hAnsiTheme="minorEastAsia"/>
+          <w:color w:val="0070C0"/>
+        </w:rPr>
+      </w:pPr>
+      <w:r>
+        <w:rPr>
+          <w:rFonts w:asciiTheme="minorEastAsia" w:hAnsiTheme="minorEastAsia"/>
+          <w:color w:val="0070C0"/>
+        </w:rPr>
+        <w:t>(추가)</w:t>
+      </w:r>
+    </w:p>
+    <w:p>
+      <w:pPr>
+        <w:rPr>
+          <w:rFonts w:asciiTheme="minorEastAsia" w:hAnsiTheme="minorEastAsia"/>
+          <w:color w:val="0070C0"/>
+        </w:rPr>
+      </w:pPr>
+      <w:r>
+        <w:rPr>
+          <w:rFonts w:asciiTheme="minorEastAsia" w:hAnsiTheme="minorEastAsia"/>
+          <w:color w:val="0070C0"/>
+        </w:rPr>
+        <w:t>enum class PacketType : unsigned short {</w:t>
+      </w:r>
+    </w:p>
+    <w:p>
+      <w:pPr>
+        <w:rPr>
+          <w:rFonts w:asciiTheme="minorEastAsia" w:hAnsiTheme="minorEastAsia"/>
+          <w:color w:val="0070C0"/>
+        </w:rPr>
+      </w:pPr>
+      <w:r>
+        <w:rPr>
+          <w:rFonts w:asciiTheme="minorEastAsia" w:hAnsiTheme="minorEastAsia"/>
+          <w:color w:val="0070C0"/>
+        </w:rPr>
+        <w:t xml:space="preserve">    C2S_CHARACTER_INFO = 101, // 클라이언트 -&gt; 서버, 캐릭터 정보</w:t>
+      </w:r>
+    </w:p>
+    <w:p>
+      <w:pPr>
+        <w:rPr>
+          <w:rFonts w:asciiTheme="minorEastAsia" w:hAnsiTheme="minorEastAsia"/>
+          <w:color w:val="0070C0"/>
+        </w:rPr>
+      </w:pPr>
+      <w:r>
+        <w:rPr>
+          <w:rFonts w:asciiTheme="minorEastAsia" w:hAnsiTheme="minorEastAsia"/>
+          <w:color w:val="0070C0"/>
+        </w:rPr>
         <w:lastRenderedPageBreak/>
-        <w:t>Enum GameState{</w:t>
-      </w:r>
-    </w:p>
-    <w:p>
-      <w:pPr>
-        <w:rPr>
-          <w:rFonts w:asciiTheme="minorEastAsia" w:hAnsiTheme="minorEastAsia"/>
-        </w:rPr>
-      </w:pPr>
-      <w:r>
-        <w:rPr>
-          <w:rFonts w:asciiTheme="minorEastAsia" w:hAnsiTheme="minorEastAsia"/>
-          <w:szCs w:val="20"/>
-        </w:rPr>
-        <w:tab/>
-      </w:r>
-      <w:r>
-        <w:rPr>
-          <w:rFonts w:asciiTheme="minorEastAsia" w:hAnsiTheme="minorEastAsia"/>
-        </w:rPr>
-        <w:t>WAITING_FOR_PLAYERS</w:t>
-      </w:r>
-    </w:p>
-    <w:p>
-      <w:pPr>
-        <w:ind w:firstLine="800"/>
-        <w:rPr>
-          <w:rFonts w:asciiTheme="minorEastAsia" w:hAnsiTheme="minorEastAsia"/>
-        </w:rPr>
-      </w:pPr>
-      <w:r>
-        <w:rPr>
-          <w:rFonts w:asciiTheme="minorEastAsia" w:hAnsiTheme="minorEastAsia"/>
-        </w:rPr>
-        <w:t>IN_GAME</w:t>
-      </w:r>
-    </w:p>
-    <w:p>
-      <w:pPr>
-        <w:ind w:firstLine="800"/>
-        <w:rPr>
-          <w:rFonts w:asciiTheme="minorEastAsia" w:hAnsiTheme="minorEastAsia"/>
-        </w:rPr>
-      </w:pPr>
-      <w:r>
-        <w:rPr>
-          <w:rFonts w:asciiTheme="minorEastAsia" w:hAnsiTheme="minorEastAsia"/>
-        </w:rPr>
-        <w:t>GAME_FINISHED</w:t>
-      </w:r>
-    </w:p>
-    <w:p>
-      <w:pPr>
-        <w:rPr>
-          <w:rFonts w:asciiTheme="minorEastAsia" w:hAnsiTheme="minorEastAsia"/>
-        </w:rPr>
-      </w:pPr>
-      <w:r>
-        <w:rPr>
-          <w:rFonts w:asciiTheme="minorEastAsia" w:hAnsiTheme="minorEastAsia"/>
-        </w:rPr>
-        <w:t>}</w:t>
-      </w:r>
-    </w:p>
-    <w:p>
-      <w:pPr>
-        <w:rPr>
-          <w:rFonts w:asciiTheme="minorEastAsia" w:hAnsiTheme="minorEastAsia"/>
-        </w:rPr>
-      </w:pPr>
-      <w:r>
-        <w:rPr>
-          <w:rFonts w:asciiTheme="minorEastAsia" w:hAnsiTheme="minorEastAsia"/>
-        </w:rPr>
-        <w:t>(추가)</w:t>
-      </w:r>
-    </w:p>
-    <w:p>
-      <w:pPr>
-        <w:rPr>
-          <w:rFonts w:asciiTheme="minorEastAsia" w:hAnsiTheme="minorEastAsia"/>
-        </w:rPr>
-      </w:pPr>
-      <w:r>
-        <w:rPr>
-          <w:rFonts w:asciiTheme="minorEastAsia" w:hAnsiTheme="minorEastAsia"/>
-        </w:rPr>
-        <w:t>enum class PacketType : unsigned short {</w:t>
-      </w:r>
-    </w:p>
-    <w:p>
-      <w:pPr>
-        <w:rPr>
-          <w:rFonts w:asciiTheme="minorEastAsia" w:hAnsiTheme="minorEastAsia"/>
-        </w:rPr>
-      </w:pPr>
-      <w:r>
-        <w:rPr>
-          <w:rFonts w:asciiTheme="minorEastAsia" w:hAnsiTheme="minorEastAsia"/>
-        </w:rPr>
-        <w:t xml:space="preserve">    C2S_CHARACTER_INFO = 101, // 클라이언트 -&gt; 서버, 캐릭터 정보</w:t>
-      </w:r>
-    </w:p>
-    <w:p>
-      <w:pPr>
-        <w:rPr>
-          <w:rFonts w:asciiTheme="minorEastAsia" w:hAnsiTheme="minorEastAsia"/>
-        </w:rPr>
-      </w:pPr>
-      <w:r>
-        <w:rPr>
-          <w:rFonts w:asciiTheme="minorEastAsia" w:hAnsiTheme="minorEastAsia"/>
-        </w:rPr>
         <w:t xml:space="preserve">    // 나중에 추가될 패킷 종류들...</w:t>
       </w:r>
     </w:p>
@@ -2899,11 +2774,13 @@
       <w:pPr>
         <w:rPr>
           <w:rFonts w:asciiTheme="minorEastAsia" w:hAnsiTheme="minorEastAsia"/>
-        </w:rPr>
-      </w:pPr>
-      <w:r>
-        <w:rPr>
-          <w:rFonts w:asciiTheme="minorEastAsia" w:hAnsiTheme="minorEastAsia"/>
+          <w:color w:val="0070C0"/>
+        </w:rPr>
+      </w:pPr>
+      <w:r>
+        <w:rPr>
+          <w:rFonts w:asciiTheme="minorEastAsia" w:hAnsiTheme="minorEastAsia"/>
+          <w:color w:val="0070C0"/>
         </w:rPr>
         <w:t xml:space="preserve">    // C2S_CHAT_MESSAGE = 201,</w:t>
       </w:r>
@@ -2912,11 +2789,13 @@
       <w:pPr>
         <w:rPr>
           <w:rFonts w:asciiTheme="minorEastAsia" w:hAnsiTheme="minorEastAsia"/>
-        </w:rPr>
-      </w:pPr>
-      <w:r>
-        <w:rPr>
-          <w:rFonts w:asciiTheme="minorEastAsia" w:hAnsiTheme="minorEastAsia"/>
+          <w:color w:val="0070C0"/>
+        </w:rPr>
+      </w:pPr>
+      <w:r>
+        <w:rPr>
+          <w:rFonts w:asciiTheme="minorEastAsia" w:hAnsiTheme="minorEastAsia"/>
+          <w:color w:val="0070C0"/>
         </w:rPr>
         <w:t xml:space="preserve">    // C2S_USE_ITEM = 301,</w:t>
       </w:r>
@@ -2925,11 +2804,13 @@
       <w:pPr>
         <w:rPr>
           <w:rFonts w:asciiTheme="minorEastAsia" w:hAnsiTheme="minorEastAsia"/>
-        </w:rPr>
-      </w:pPr>
-      <w:r>
-        <w:rPr>
-          <w:rFonts w:asciiTheme="minorEastAsia" w:hAnsiTheme="minorEastAsia"/>
+          <w:color w:val="0070C0"/>
+        </w:rPr>
+      </w:pPr>
+      <w:r>
+        <w:rPr>
+          <w:rFonts w:asciiTheme="minorEastAsia" w:hAnsiTheme="minorEastAsia"/>
+          <w:color w:val="0070C0"/>
         </w:rPr>
         <w:t>};</w:t>
       </w:r>
@@ -3227,7 +3108,6 @@
           <w:sz w:val="24"/>
           <w:szCs w:val="24"/>
         </w:rPr>
-        <w:lastRenderedPageBreak/>
         <w:tab/>
       </w:r>
       <w:r>
@@ -3331,7 +3211,7 @@
       <w:pPr>
         <w:ind w:left="800" w:firstLine="800"/>
         <w:rPr>
-          <w:rFonts w:asciiTheme="minorEastAsia" w:hAnsiTheme="minorEastAsia" w:hint="eastAsia"/>
+          <w:rFonts w:asciiTheme="minorEastAsia" w:hAnsiTheme="minorEastAsia"/>
           <w:b/>
           <w:bCs/>
           <w:color w:val="4472C4" w:themeColor="accent1"/>
@@ -3511,6 +3391,7 @@
           <w:sz w:val="24"/>
           <w:szCs w:val="24"/>
         </w:rPr>
+        <w:lastRenderedPageBreak/>
         <w:tab/>
         <w:t xml:space="preserve">     }                                                                         }</w:t>
       </w:r>
@@ -3972,745 +3853,815 @@
           <w:sz w:val="24"/>
           <w:szCs w:val="24"/>
         </w:rPr>
+        <w:t>{</w:t>
+      </w:r>
+    </w:p>
+    <w:p>
+      <w:pPr>
+        <w:ind w:left="800"/>
+        <w:rPr>
+          <w:rFonts w:asciiTheme="minorEastAsia" w:hAnsiTheme="minorEastAsia"/>
+          <w:sz w:val="22"/>
+        </w:rPr>
+      </w:pPr>
+      <w:r>
+        <w:rPr>
+          <w:rFonts w:asciiTheme="minorEastAsia" w:hAnsiTheme="minorEastAsia"/>
+          <w:sz w:val="22"/>
+        </w:rPr>
+        <w:t>if(모든 플레이어가 접속 완료 했다면){</w:t>
+      </w:r>
+    </w:p>
+    <w:p>
+      <w:pPr>
+        <w:ind w:left="800"/>
+        <w:rPr>
+          <w:rFonts w:asciiTheme="minorEastAsia" w:hAnsiTheme="minorEastAsia"/>
+          <w:sz w:val="22"/>
+        </w:rPr>
+      </w:pPr>
+      <w:r>
+        <w:rPr>
+          <w:rFonts w:asciiTheme="minorEastAsia" w:hAnsiTheme="minorEastAsia"/>
+          <w:sz w:val="22"/>
+        </w:rPr>
+        <w:t>//3 ,2 1 랜더</w:t>
+      </w:r>
+    </w:p>
+    <w:p>
+      <w:pPr>
+        <w:ind w:left="800"/>
+        <w:rPr>
+          <w:rFonts w:asciiTheme="minorEastAsia" w:hAnsiTheme="minorEastAsia"/>
+          <w:sz w:val="22"/>
+        </w:rPr>
+      </w:pPr>
+      <w:r>
+        <w:rPr>
+          <w:rFonts w:asciiTheme="minorEastAsia" w:hAnsiTheme="minorEastAsia"/>
+          <w:sz w:val="22"/>
+        </w:rPr>
+        <w:t>MovingPossible()  //캐릭터 움직임 막음 풀림</w:t>
+      </w:r>
+    </w:p>
+    <w:p>
+      <w:pPr>
+        <w:ind w:firstLine="800"/>
+        <w:rPr>
+          <w:rFonts w:asciiTheme="minorEastAsia" w:hAnsiTheme="minorEastAsia"/>
+        </w:rPr>
+      </w:pPr>
+      <w:r>
+        <w:rPr>
+          <w:rFonts w:asciiTheme="minorEastAsia" w:hAnsiTheme="minorEastAsia"/>
+          <w:sz w:val="22"/>
+        </w:rPr>
+        <w:t xml:space="preserve">return </w:t>
+      </w:r>
+      <w:r>
+        <w:rPr>
+          <w:rFonts w:asciiTheme="minorEastAsia" w:hAnsiTheme="minorEastAsia"/>
+        </w:rPr>
+        <w:t>IN_GAME</w:t>
+      </w:r>
+    </w:p>
+    <w:p>
+      <w:pPr>
+        <w:ind w:firstLine="800"/>
+        <w:rPr>
+          <w:rFonts w:asciiTheme="minorEastAsia" w:hAnsiTheme="minorEastAsia"/>
+          <w:sz w:val="22"/>
+        </w:rPr>
+      </w:pPr>
+      <w:r>
+        <w:rPr>
+          <w:rFonts w:asciiTheme="minorEastAsia" w:hAnsiTheme="minorEastAsia"/>
+          <w:sz w:val="22"/>
+        </w:rPr>
+        <w:t>}</w:t>
+      </w:r>
+    </w:p>
+    <w:p>
+      <w:pPr>
+        <w:ind w:firstLine="800"/>
+        <w:rPr>
+          <w:rFonts w:asciiTheme="minorEastAsia" w:hAnsiTheme="minorEastAsia"/>
+          <w:sz w:val="22"/>
+        </w:rPr>
+      </w:pPr>
+      <w:r>
+        <w:rPr>
+          <w:rFonts w:asciiTheme="minorEastAsia" w:hAnsiTheme="minorEastAsia"/>
+          <w:sz w:val="22"/>
+        </w:rPr>
+        <w:t>else</w:t>
+      </w:r>
+    </w:p>
+    <w:p>
+      <w:pPr>
+        <w:rPr>
+          <w:rFonts w:asciiTheme="minorEastAsia" w:hAnsiTheme="minorEastAsia"/>
+        </w:rPr>
+      </w:pPr>
+      <w:r>
+        <w:rPr>
+          <w:rFonts w:asciiTheme="minorEastAsia" w:hAnsiTheme="minorEastAsia"/>
+          <w:sz w:val="22"/>
+        </w:rPr>
+        <w:lastRenderedPageBreak/>
+        <w:t xml:space="preserve">        return </w:t>
+      </w:r>
+      <w:r>
+        <w:rPr>
+          <w:rFonts w:asciiTheme="minorEastAsia" w:hAnsiTheme="minorEastAsia"/>
+        </w:rPr>
+        <w:t>WAITING_FOR_PLAYERS</w:t>
+      </w:r>
+    </w:p>
+    <w:p>
+      <w:pPr>
+        <w:rPr>
+          <w:rFonts w:asciiTheme="minorEastAsia" w:hAnsiTheme="minorEastAsia"/>
+          <w:sz w:val="22"/>
+        </w:rPr>
+      </w:pPr>
+      <w:r>
+        <w:rPr>
+          <w:rFonts w:asciiTheme="minorEastAsia" w:hAnsiTheme="minorEastAsia"/>
+          <w:sz w:val="22"/>
+        </w:rPr>
+        <w:t>}</w:t>
+      </w:r>
+    </w:p>
+    <w:p>
+      <w:pPr>
+        <w:rPr>
+          <w:rFonts w:asciiTheme="minorEastAsia" w:hAnsiTheme="minorEastAsia"/>
+          <w:sz w:val="22"/>
+        </w:rPr>
+      </w:pPr>
+      <w:r>
+        <w:rPr>
+          <w:rFonts w:asciiTheme="minorEastAsia" w:hAnsiTheme="minorEastAsia"/>
+          <w:b/>
+          <w:bCs/>
+          <w:sz w:val="24"/>
+          <w:szCs w:val="24"/>
+        </w:rPr>
+        <w:t>void MovingPossible()</w:t>
+      </w:r>
+      <w:r>
+        <w:rPr>
+          <w:rFonts w:asciiTheme="minorEastAsia" w:hAnsiTheme="minorEastAsia"/>
+          <w:sz w:val="24"/>
+          <w:szCs w:val="24"/>
+        </w:rPr>
+        <w:t xml:space="preserve">        </w:t>
+      </w:r>
+      <w:r>
+        <w:rPr>
+          <w:rFonts w:asciiTheme="minorEastAsia" w:hAnsiTheme="minorEastAsia"/>
+          <w:sz w:val="22"/>
+        </w:rPr>
+        <w:t>카운트 다운이 끝났을 때 캐릭터 움직임 허용 함수</w:t>
+      </w:r>
+    </w:p>
+    <w:p>
+      <w:pPr>
+        <w:rPr>
+          <w:rFonts w:asciiTheme="minorEastAsia" w:hAnsiTheme="minorEastAsia"/>
+          <w:sz w:val="22"/>
+        </w:rPr>
+      </w:pPr>
+      <w:r>
+        <w:rPr>
+          <w:rFonts w:asciiTheme="minorEastAsia" w:hAnsiTheme="minorEastAsia"/>
+          <w:b/>
+          <w:bCs/>
+          <w:sz w:val="24"/>
+          <w:szCs w:val="24"/>
+        </w:rPr>
+        <w:t>void C2S_Character()</w:t>
+      </w:r>
+      <w:r>
+        <w:rPr>
+          <w:rFonts w:asciiTheme="minorEastAsia" w:hAnsiTheme="minorEastAsia"/>
+          <w:sz w:val="24"/>
+          <w:szCs w:val="24"/>
+        </w:rPr>
+        <w:t xml:space="preserve">         </w:t>
+      </w:r>
+      <w:r>
+        <w:rPr>
+          <w:rFonts w:asciiTheme="minorEastAsia" w:hAnsiTheme="minorEastAsia"/>
+          <w:sz w:val="22"/>
+        </w:rPr>
+        <w:t>캐릭터에 대한 정보 서버에 전송하는 함수</w:t>
+      </w:r>
+    </w:p>
+    <w:p>
+      <w:pPr>
+        <w:rPr>
+          <w:rFonts w:asciiTheme="minorEastAsia" w:hAnsiTheme="minorEastAsia"/>
+          <w:sz w:val="22"/>
+        </w:rPr>
+      </w:pPr>
+      <w:r>
+        <w:rPr>
+          <w:rFonts w:asciiTheme="minorEastAsia" w:hAnsiTheme="minorEastAsia"/>
+          <w:sz w:val="22"/>
+        </w:rPr>
+        <w:t>{</w:t>
+      </w:r>
+    </w:p>
+    <w:p>
+      <w:pPr>
+        <w:ind w:firstLine="800"/>
+        <w:rPr>
+          <w:rFonts w:asciiTheme="minorEastAsia" w:hAnsiTheme="minorEastAsia"/>
+          <w:sz w:val="22"/>
+        </w:rPr>
+      </w:pPr>
+      <w:r>
+        <w:rPr>
+          <w:rFonts w:asciiTheme="minorEastAsia" w:hAnsiTheme="minorEastAsia"/>
+          <w:sz w:val="22"/>
+        </w:rPr>
+        <w:t>// 캐릭터 정보 구조체 준비</w:t>
+      </w:r>
+    </w:p>
+    <w:p>
+      <w:pPr>
+        <w:ind w:firstLine="800"/>
+        <w:rPr>
+          <w:rFonts w:asciiTheme="minorEastAsia" w:hAnsiTheme="minorEastAsia"/>
+          <w:sz w:val="22"/>
+        </w:rPr>
+      </w:pPr>
+      <w:r>
+        <w:rPr>
+          <w:rFonts w:asciiTheme="minorEastAsia" w:hAnsiTheme="minorEastAsia"/>
+          <w:sz w:val="22"/>
+        </w:rPr>
+        <w:t>// 서버로 보낼 패킷 생성</w:t>
+      </w:r>
+    </w:p>
+    <w:p>
+      <w:pPr>
+        <w:ind w:firstLine="800"/>
+        <w:rPr>
+          <w:rFonts w:asciiTheme="minorEastAsia" w:hAnsiTheme="minorEastAsia"/>
+          <w:sz w:val="22"/>
+        </w:rPr>
+      </w:pPr>
+      <w:r>
+        <w:rPr>
+          <w:rFonts w:asciiTheme="minorEastAsia" w:hAnsiTheme="minorEastAsia"/>
+          <w:sz w:val="22"/>
+        </w:rPr>
+        <w:t>// 패킷에 캐릭터 정보 담기</w:t>
+      </w:r>
+    </w:p>
+    <w:p>
+      <w:pPr>
+        <w:ind w:firstLine="800"/>
+        <w:rPr>
+          <w:rFonts w:asciiTheme="minorEastAsia" w:hAnsiTheme="minorEastAsia"/>
+          <w:sz w:val="22"/>
+        </w:rPr>
+      </w:pPr>
+      <w:r>
+        <w:rPr>
+          <w:rFonts w:asciiTheme="minorEastAsia" w:hAnsiTheme="minorEastAsia"/>
+          <w:sz w:val="22"/>
+        </w:rPr>
+        <w:t>// 서버에 패킷 전송</w:t>
+      </w:r>
+    </w:p>
+    <w:p>
+      <w:pPr>
+        <w:rPr>
+          <w:rFonts w:asciiTheme="minorEastAsia" w:hAnsiTheme="minorEastAsia"/>
+          <w:sz w:val="22"/>
+        </w:rPr>
+      </w:pPr>
+      <w:r>
+        <w:rPr>
+          <w:rFonts w:asciiTheme="minorEastAsia" w:hAnsiTheme="minorEastAsia"/>
+          <w:sz w:val="22"/>
+        </w:rPr>
+        <w:t>}</w:t>
+      </w:r>
+    </w:p>
+    <w:p>
+      <w:pPr>
+        <w:rPr>
+          <w:rFonts w:asciiTheme="minorEastAsia" w:hAnsiTheme="minorEastAsia"/>
+          <w:strike/>
+          <w:sz w:val="22"/>
+        </w:rPr>
+      </w:pPr>
+      <w:r>
+        <w:rPr>
+          <w:rFonts w:asciiTheme="minorEastAsia" w:hAnsiTheme="minorEastAsia"/>
+          <w:b/>
+          <w:bCs/>
+          <w:strike/>
+          <w:sz w:val="24"/>
+          <w:szCs w:val="24"/>
+        </w:rPr>
+        <w:t>bool recv_character()</w:t>
+      </w:r>
+      <w:r>
+        <w:rPr>
+          <w:rFonts w:asciiTheme="minorEastAsia" w:hAnsiTheme="minorEastAsia"/>
+          <w:strike/>
+          <w:sz w:val="22"/>
+        </w:rPr>
+        <w:tab/>
+        <w:t xml:space="preserve">    캐릭터에 대한 정보를 서버로부터 받는 함수</w:t>
+      </w:r>
+    </w:p>
+    <w:p>
+      <w:pPr>
+        <w:rPr>
+          <w:rFonts w:asciiTheme="minorEastAsia" w:hAnsiTheme="minorEastAsia"/>
+          <w:strike/>
+          <w:sz w:val="22"/>
+        </w:rPr>
+      </w:pPr>
+      <w:r>
+        <w:rPr>
+          <w:rFonts w:asciiTheme="minorEastAsia" w:hAnsiTheme="minorEastAsia"/>
+          <w:strike/>
+          <w:sz w:val="22"/>
+        </w:rPr>
+        <w:t>{</w:t>
+      </w:r>
+    </w:p>
+    <w:p>
+      <w:pPr>
+        <w:rPr>
+          <w:rFonts w:asciiTheme="minorEastAsia" w:hAnsiTheme="minorEastAsia"/>
+          <w:strike/>
+          <w:sz w:val="22"/>
+          <w:szCs w:val="24"/>
+        </w:rPr>
+      </w:pPr>
+      <w:r>
+        <w:rPr>
+          <w:rFonts w:asciiTheme="minorEastAsia" w:hAnsiTheme="minorEastAsia"/>
+          <w:strike/>
+          <w:sz w:val="22"/>
+        </w:rPr>
+        <w:tab/>
+        <w:t>//서버</w:t>
+      </w:r>
+      <w:r>
+        <w:rPr>
+          <w:rFonts w:asciiTheme="minorEastAsia" w:hAnsiTheme="minorEastAsia"/>
+          <w:strike/>
+          <w:sz w:val="22"/>
+          <w:szCs w:val="24"/>
+        </w:rPr>
+        <w:t>로부터 캐릭터 정보 패킷 수신</w:t>
+      </w:r>
+    </w:p>
+    <w:p>
+      <w:pPr>
+        <w:rPr>
+          <w:rFonts w:asciiTheme="minorEastAsia" w:hAnsiTheme="minorEastAsia"/>
+          <w:strike/>
+          <w:sz w:val="22"/>
+          <w:szCs w:val="24"/>
+        </w:rPr>
+      </w:pPr>
+      <w:r>
+        <w:rPr>
+          <w:rFonts w:asciiTheme="minorEastAsia" w:hAnsiTheme="minorEastAsia"/>
+          <w:strike/>
+          <w:sz w:val="22"/>
+          <w:szCs w:val="24"/>
+        </w:rPr>
+        <w:tab/>
+        <w:t>//수신 잘 안됐다면 return false</w:t>
+      </w:r>
+    </w:p>
+    <w:p>
+      <w:pPr>
+        <w:rPr>
+          <w:rFonts w:asciiTheme="minorEastAsia" w:hAnsiTheme="minorEastAsia"/>
+          <w:strike/>
+          <w:sz w:val="22"/>
+        </w:rPr>
+      </w:pPr>
+      <w:r>
+        <w:rPr>
+          <w:rFonts w:asciiTheme="minorEastAsia" w:hAnsiTheme="minorEastAsia"/>
+          <w:strike/>
+          <w:sz w:val="22"/>
+        </w:rPr>
+        <w:t xml:space="preserve">    </w:t>
+      </w:r>
+      <w:r>
+        <w:rPr>
+          <w:rFonts w:asciiTheme="minorEastAsia" w:hAnsiTheme="minorEastAsia"/>
+          <w:strike/>
+          <w:sz w:val="22"/>
+        </w:rPr>
+        <w:tab/>
+        <w:t>//패킷에서 캐릭터 정보 추출</w:t>
+      </w:r>
+    </w:p>
+    <w:p>
+      <w:pPr>
+        <w:rPr>
+          <w:rFonts w:asciiTheme="minorEastAsia" w:hAnsiTheme="minorEastAsia"/>
+          <w:strike/>
+          <w:sz w:val="22"/>
+        </w:rPr>
+      </w:pPr>
+      <w:r>
+        <w:rPr>
+          <w:rFonts w:asciiTheme="minorEastAsia" w:hAnsiTheme="minorEastAsia"/>
+          <w:strike/>
+          <w:szCs w:val="20"/>
+        </w:rPr>
+        <w:t xml:space="preserve">    </w:t>
+      </w:r>
+      <w:r>
+        <w:rPr>
+          <w:rFonts w:asciiTheme="minorEastAsia" w:hAnsiTheme="minorEastAsia"/>
+          <w:strike/>
+          <w:szCs w:val="20"/>
+        </w:rPr>
+        <w:tab/>
+      </w:r>
+      <w:r>
+        <w:rPr>
+          <w:rFonts w:asciiTheme="minorEastAsia" w:hAnsiTheme="minorEastAsia"/>
+          <w:strike/>
+          <w:sz w:val="22"/>
+        </w:rPr>
+        <w:t>//캐릭터 정보 캐릭터 구조체에 저장</w:t>
+      </w:r>
+    </w:p>
+    <w:p>
+      <w:pPr>
+        <w:rPr>
+          <w:rFonts w:asciiTheme="minorEastAsia" w:hAnsiTheme="minorEastAsia"/>
+          <w:strike/>
+          <w:sz w:val="22"/>
+        </w:rPr>
+      </w:pPr>
+      <w:r>
+        <w:rPr>
+          <w:rFonts w:asciiTheme="minorEastAsia" w:hAnsiTheme="minorEastAsia"/>
+          <w:strike/>
+          <w:sz w:val="22"/>
+        </w:rPr>
+        <w:t xml:space="preserve">    </w:t>
+      </w:r>
+      <w:r>
+        <w:rPr>
+          <w:rFonts w:asciiTheme="minorEastAsia" w:hAnsiTheme="minorEastAsia"/>
+          <w:strike/>
+          <w:sz w:val="22"/>
+        </w:rPr>
+        <w:tab/>
+        <w:t>//캐릭터 정보를 이용해 render_character() 함수 호출</w:t>
+      </w:r>
+    </w:p>
+    <w:p>
+      <w:pPr>
+        <w:rPr>
+          <w:rFonts w:asciiTheme="minorEastAsia" w:hAnsiTheme="minorEastAsia"/>
+          <w:strike/>
+          <w:sz w:val="22"/>
+        </w:rPr>
+      </w:pPr>
+      <w:r>
+        <w:rPr>
+          <w:rFonts w:asciiTheme="minorEastAsia" w:hAnsiTheme="minorEastAsia"/>
+          <w:strike/>
+          <w:sz w:val="22"/>
+        </w:rPr>
+        <w:tab/>
+        <w:t>return true</w:t>
+      </w:r>
+    </w:p>
+    <w:p>
+      <w:pPr>
+        <w:rPr>
+          <w:rFonts w:asciiTheme="minorEastAsia" w:hAnsiTheme="minorEastAsia"/>
+          <w:strike/>
+          <w:sz w:val="22"/>
+        </w:rPr>
+      </w:pPr>
+      <w:r>
+        <w:rPr>
+          <w:rFonts w:asciiTheme="minorEastAsia" w:hAnsiTheme="minorEastAsia"/>
+          <w:strike/>
+          <w:sz w:val="22"/>
+        </w:rPr>
+        <w:t>}</w:t>
+      </w:r>
+    </w:p>
+    <w:p>
+      <w:pPr>
+        <w:rPr>
+          <w:rFonts w:asciiTheme="minorEastAsia" w:hAnsiTheme="minorEastAsia"/>
+          <w:strike/>
+          <w:sz w:val="22"/>
+        </w:rPr>
+      </w:pPr>
+      <w:r>
+        <w:rPr>
+          <w:rFonts w:asciiTheme="minorEastAsia" w:hAnsiTheme="minorEastAsia"/>
+          <w:b/>
+          <w:bCs/>
+          <w:strike/>
+          <w:sz w:val="24"/>
+          <w:szCs w:val="24"/>
+        </w:rPr>
+        <w:t xml:space="preserve">bool </w:t>
+      </w:r>
+      <w:proofErr w:type="spellStart"/>
+      <w:r>
+        <w:rPr>
+          <w:rFonts w:asciiTheme="minorEastAsia" w:hAnsiTheme="minorEastAsia"/>
+          <w:b/>
+          <w:bCs/>
+          <w:strike/>
+          <w:sz w:val="24"/>
+          <w:szCs w:val="24"/>
+        </w:rPr>
+        <w:t>recv_obstacale</w:t>
+      </w:r>
+      <w:proofErr w:type="spellEnd"/>
+      <w:r>
+        <w:rPr>
+          <w:rFonts w:asciiTheme="minorEastAsia" w:hAnsiTheme="minorEastAsia"/>
+          <w:b/>
+          <w:bCs/>
+          <w:strike/>
+          <w:sz w:val="24"/>
+          <w:szCs w:val="24"/>
+        </w:rPr>
+        <w:t xml:space="preserve"> ()</w:t>
+      </w:r>
+      <w:r>
+        <w:rPr>
+          <w:rFonts w:asciiTheme="minorEastAsia" w:hAnsiTheme="minorEastAsia"/>
+          <w:strike/>
+          <w:sz w:val="22"/>
+        </w:rPr>
+        <w:tab/>
+        <w:t xml:space="preserve">    장애물에 대한 정보를 서버로부터 받는 함수</w:t>
+      </w:r>
+    </w:p>
+    <w:p>
+      <w:pPr>
+        <w:rPr>
+          <w:rFonts w:asciiTheme="minorEastAsia" w:hAnsiTheme="minorEastAsia"/>
+          <w:color w:val="4472C4" w:themeColor="accent1"/>
+          <w:sz w:val="22"/>
+        </w:rPr>
+      </w:pPr>
+      <w:r>
+        <w:rPr>
+          <w:rFonts w:asciiTheme="minorEastAsia" w:hAnsiTheme="minorEastAsia" w:hint="eastAsia"/>
+          <w:color w:val="4472C4" w:themeColor="accent1"/>
+          <w:sz w:val="22"/>
+        </w:rPr>
+        <w:t>(추가)</w:t>
+      </w:r>
+    </w:p>
+    <w:p>
+      <w:pPr>
+        <w:rPr>
+          <w:rFonts w:asciiTheme="minorEastAsia" w:hAnsiTheme="minorEastAsia"/>
+          <w:color w:val="4472C4" w:themeColor="accent1"/>
+          <w:sz w:val="22"/>
+        </w:rPr>
+      </w:pPr>
+      <w:r>
+        <w:rPr>
+          <w:rFonts w:asciiTheme="minorEastAsia" w:hAnsiTheme="minorEastAsia"/>
+          <w:color w:val="4472C4" w:themeColor="accent1"/>
+          <w:sz w:val="22"/>
+        </w:rPr>
+        <w:t xml:space="preserve">bool </w:t>
+      </w:r>
+      <w:proofErr w:type="spellStart"/>
+      <w:r>
+        <w:rPr>
+          <w:rFonts w:asciiTheme="minorEastAsia" w:hAnsiTheme="minorEastAsia"/>
+          <w:color w:val="4472C4" w:themeColor="accent1"/>
+          <w:sz w:val="22"/>
+        </w:rPr>
+        <w:t>recv_</w:t>
+      </w:r>
+      <w:proofErr w:type="gramStart"/>
+      <w:r>
+        <w:rPr>
+          <w:rFonts w:asciiTheme="minorEastAsia" w:hAnsiTheme="minorEastAsia"/>
+          <w:color w:val="4472C4" w:themeColor="accent1"/>
+          <w:sz w:val="22"/>
+        </w:rPr>
+        <w:t>packet</w:t>
+      </w:r>
+      <w:proofErr w:type="spellEnd"/>
+      <w:r>
+        <w:rPr>
+          <w:rFonts w:asciiTheme="minorEastAsia" w:hAnsiTheme="minorEastAsia"/>
+          <w:color w:val="4472C4" w:themeColor="accent1"/>
+          <w:sz w:val="22"/>
+        </w:rPr>
+        <w:t>(</w:t>
+      </w:r>
+      <w:proofErr w:type="gramEnd"/>
+      <w:r>
+        <w:rPr>
+          <w:rFonts w:asciiTheme="minorEastAsia" w:hAnsiTheme="minorEastAsia"/>
+          <w:color w:val="4472C4" w:themeColor="accent1"/>
+          <w:sz w:val="22"/>
+        </w:rPr>
+        <w:t>)</w:t>
+      </w:r>
+    </w:p>
+    <w:p>
+      <w:pPr>
+        <w:rPr>
+          <w:rFonts w:asciiTheme="minorEastAsia" w:hAnsiTheme="minorEastAsia"/>
+          <w:color w:val="4472C4" w:themeColor="accent1"/>
+          <w:sz w:val="22"/>
+        </w:rPr>
+      </w:pPr>
+      <w:r>
+        <w:rPr>
+          <w:rFonts w:asciiTheme="minorEastAsia" w:hAnsiTheme="minorEastAsia" w:hint="eastAsia"/>
+          <w:color w:val="4472C4" w:themeColor="accent1"/>
+          <w:sz w:val="22"/>
+        </w:rPr>
         <w:lastRenderedPageBreak/>
         <w:t>{</w:t>
       </w:r>
     </w:p>
     <w:p>
       <w:pPr>
-        <w:ind w:left="800"/>
-        <w:rPr>
-          <w:rFonts w:asciiTheme="minorEastAsia" w:hAnsiTheme="minorEastAsia"/>
-          <w:sz w:val="22"/>
-        </w:rPr>
-      </w:pPr>
-      <w:r>
-        <w:rPr>
-          <w:rFonts w:asciiTheme="minorEastAsia" w:hAnsiTheme="minorEastAsia"/>
-          <w:sz w:val="22"/>
-        </w:rPr>
-        <w:t>if(모든 플레이어가 접속 완료 했다면){</w:t>
-      </w:r>
-    </w:p>
-    <w:p>
-      <w:pPr>
-        <w:ind w:left="800"/>
-        <w:rPr>
-          <w:rFonts w:asciiTheme="minorEastAsia" w:hAnsiTheme="minorEastAsia"/>
-          <w:sz w:val="22"/>
-        </w:rPr>
-      </w:pPr>
-      <w:r>
-        <w:rPr>
-          <w:rFonts w:asciiTheme="minorEastAsia" w:hAnsiTheme="minorEastAsia"/>
-          <w:sz w:val="22"/>
-        </w:rPr>
-        <w:t>//3 ,2 1 랜더</w:t>
-      </w:r>
-    </w:p>
-    <w:p>
-      <w:pPr>
-        <w:ind w:left="800"/>
-        <w:rPr>
-          <w:rFonts w:asciiTheme="minorEastAsia" w:hAnsiTheme="minorEastAsia"/>
-          <w:sz w:val="22"/>
-        </w:rPr>
-      </w:pPr>
-      <w:r>
-        <w:rPr>
-          <w:rFonts w:asciiTheme="minorEastAsia" w:hAnsiTheme="minorEastAsia"/>
-          <w:sz w:val="22"/>
-        </w:rPr>
-        <w:t>MovingPossible()  //캐릭터 움직임 막음 풀림</w:t>
-      </w:r>
-    </w:p>
-    <w:p>
-      <w:pPr>
-        <w:ind w:firstLine="800"/>
-        <w:rPr>
-          <w:rFonts w:asciiTheme="minorEastAsia" w:hAnsiTheme="minorEastAsia"/>
-        </w:rPr>
-      </w:pPr>
-      <w:r>
-        <w:rPr>
-          <w:rFonts w:asciiTheme="minorEastAsia" w:hAnsiTheme="minorEastAsia"/>
-          <w:sz w:val="22"/>
-        </w:rPr>
-        <w:t xml:space="preserve">return </w:t>
-      </w:r>
-      <w:r>
-        <w:rPr>
-          <w:rFonts w:asciiTheme="minorEastAsia" w:hAnsiTheme="minorEastAsia"/>
-        </w:rPr>
-        <w:t>IN_GAME</w:t>
-      </w:r>
-    </w:p>
-    <w:p>
-      <w:pPr>
-        <w:ind w:firstLine="800"/>
-        <w:rPr>
-          <w:rFonts w:asciiTheme="minorEastAsia" w:hAnsiTheme="minorEastAsia"/>
-          <w:sz w:val="22"/>
-        </w:rPr>
-      </w:pPr>
-      <w:r>
-        <w:rPr>
-          <w:rFonts w:asciiTheme="minorEastAsia" w:hAnsiTheme="minorEastAsia"/>
-          <w:sz w:val="22"/>
-        </w:rPr>
-        <w:t>}</w:t>
-      </w:r>
-    </w:p>
-    <w:p>
-      <w:pPr>
-        <w:ind w:firstLine="800"/>
-        <w:rPr>
-          <w:rFonts w:asciiTheme="minorEastAsia" w:hAnsiTheme="minorEastAsia"/>
-          <w:sz w:val="22"/>
-        </w:rPr>
-      </w:pPr>
-      <w:r>
-        <w:rPr>
-          <w:rFonts w:asciiTheme="minorEastAsia" w:hAnsiTheme="minorEastAsia"/>
-          <w:sz w:val="22"/>
-        </w:rPr>
-        <w:t>else</w:t>
-      </w:r>
-    </w:p>
-    <w:p>
-      <w:pPr>
-        <w:rPr>
-          <w:rFonts w:asciiTheme="minorEastAsia" w:hAnsiTheme="minorEastAsia"/>
-        </w:rPr>
-      </w:pPr>
-      <w:r>
-        <w:rPr>
-          <w:rFonts w:asciiTheme="minorEastAsia" w:hAnsiTheme="minorEastAsia"/>
-          <w:sz w:val="22"/>
-        </w:rPr>
-        <w:t xml:space="preserve">        return </w:t>
-      </w:r>
-      <w:r>
-        <w:rPr>
-          <w:rFonts w:asciiTheme="minorEastAsia" w:hAnsiTheme="minorEastAsia"/>
-        </w:rPr>
-        <w:t>WAITING_FOR_PLAYERS</w:t>
-      </w:r>
-    </w:p>
-    <w:p>
-      <w:pPr>
-        <w:rPr>
-          <w:rFonts w:asciiTheme="minorEastAsia" w:hAnsiTheme="minorEastAsia"/>
-          <w:sz w:val="22"/>
-        </w:rPr>
-      </w:pPr>
-      <w:r>
-        <w:rPr>
-          <w:rFonts w:asciiTheme="minorEastAsia" w:hAnsiTheme="minorEastAsia"/>
-          <w:sz w:val="22"/>
-        </w:rPr>
-        <w:t>}</w:t>
-      </w:r>
-    </w:p>
-    <w:p>
-      <w:pPr>
-        <w:rPr>
-          <w:rFonts w:asciiTheme="minorEastAsia" w:hAnsiTheme="minorEastAsia"/>
-          <w:sz w:val="22"/>
-        </w:rPr>
-      </w:pPr>
-      <w:r>
-        <w:rPr>
-          <w:rFonts w:asciiTheme="minorEastAsia" w:hAnsiTheme="minorEastAsia"/>
-          <w:b/>
-          <w:bCs/>
-          <w:sz w:val="24"/>
-          <w:szCs w:val="24"/>
-        </w:rPr>
-        <w:t>void MovingPossible()</w:t>
-      </w:r>
-      <w:r>
-        <w:rPr>
-          <w:rFonts w:asciiTheme="minorEastAsia" w:hAnsiTheme="minorEastAsia"/>
-          <w:sz w:val="24"/>
-          <w:szCs w:val="24"/>
-        </w:rPr>
-        <w:t xml:space="preserve">        </w:t>
-      </w:r>
-      <w:r>
-        <w:rPr>
-          <w:rFonts w:asciiTheme="minorEastAsia" w:hAnsiTheme="minorEastAsia"/>
-          <w:sz w:val="22"/>
-        </w:rPr>
-        <w:t>카운트 다운이 끝났을 때 캐릭터 움직임 허용 함수</w:t>
-      </w:r>
-    </w:p>
-    <w:p>
-      <w:pPr>
-        <w:rPr>
-          <w:rFonts w:asciiTheme="minorEastAsia" w:hAnsiTheme="minorEastAsia"/>
-          <w:sz w:val="22"/>
-        </w:rPr>
-      </w:pPr>
-      <w:r>
-        <w:rPr>
-          <w:rFonts w:asciiTheme="minorEastAsia" w:hAnsiTheme="minorEastAsia"/>
-          <w:b/>
-          <w:bCs/>
-          <w:sz w:val="24"/>
-          <w:szCs w:val="24"/>
-        </w:rPr>
-        <w:t>void C2S_Character()</w:t>
-      </w:r>
-      <w:r>
-        <w:rPr>
-          <w:rFonts w:asciiTheme="minorEastAsia" w:hAnsiTheme="minorEastAsia"/>
-          <w:sz w:val="24"/>
-          <w:szCs w:val="24"/>
-        </w:rPr>
-        <w:t xml:space="preserve">         </w:t>
-      </w:r>
-      <w:r>
-        <w:rPr>
-          <w:rFonts w:asciiTheme="minorEastAsia" w:hAnsiTheme="minorEastAsia"/>
-          <w:sz w:val="22"/>
-        </w:rPr>
-        <w:t>캐릭터에 대한 정보 서버에 전송하는 함수</w:t>
-      </w:r>
-    </w:p>
-    <w:p>
-      <w:pPr>
-        <w:rPr>
-          <w:rFonts w:asciiTheme="minorEastAsia" w:hAnsiTheme="minorEastAsia"/>
-          <w:sz w:val="22"/>
-        </w:rPr>
-      </w:pPr>
-      <w:r>
-        <w:rPr>
-          <w:rFonts w:asciiTheme="minorEastAsia" w:hAnsiTheme="minorEastAsia"/>
-          <w:sz w:val="22"/>
-        </w:rPr>
-        <w:t>{</w:t>
-      </w:r>
-    </w:p>
-    <w:p>
-      <w:pPr>
-        <w:ind w:firstLine="800"/>
-        <w:rPr>
-          <w:rFonts w:asciiTheme="minorEastAsia" w:hAnsiTheme="minorEastAsia"/>
-          <w:sz w:val="22"/>
-        </w:rPr>
-      </w:pPr>
-      <w:r>
-        <w:rPr>
-          <w:rFonts w:asciiTheme="minorEastAsia" w:hAnsiTheme="minorEastAsia"/>
-          <w:sz w:val="22"/>
-        </w:rPr>
-        <w:t>// 캐릭터 정보 구조체 준비</w:t>
-      </w:r>
-    </w:p>
-    <w:p>
-      <w:pPr>
-        <w:ind w:firstLine="800"/>
-        <w:rPr>
-          <w:rFonts w:asciiTheme="minorEastAsia" w:hAnsiTheme="minorEastAsia"/>
-          <w:sz w:val="22"/>
-        </w:rPr>
-      </w:pPr>
-      <w:r>
-        <w:rPr>
-          <w:rFonts w:asciiTheme="minorEastAsia" w:hAnsiTheme="minorEastAsia"/>
-          <w:sz w:val="22"/>
-        </w:rPr>
-        <w:t>// 서버로 보낼 패킷 생성</w:t>
-      </w:r>
-    </w:p>
-    <w:p>
-      <w:pPr>
-        <w:ind w:firstLine="800"/>
-        <w:rPr>
-          <w:rFonts w:asciiTheme="minorEastAsia" w:hAnsiTheme="minorEastAsia"/>
-          <w:sz w:val="22"/>
-        </w:rPr>
-      </w:pPr>
-      <w:r>
-        <w:rPr>
-          <w:rFonts w:asciiTheme="minorEastAsia" w:hAnsiTheme="minorEastAsia"/>
-          <w:sz w:val="22"/>
-        </w:rPr>
-        <w:t>// 패킷에 캐릭터 정보 담기</w:t>
-      </w:r>
-    </w:p>
-    <w:p>
-      <w:pPr>
-        <w:ind w:firstLine="800"/>
-        <w:rPr>
-          <w:rFonts w:asciiTheme="minorEastAsia" w:hAnsiTheme="minorEastAsia"/>
-          <w:sz w:val="22"/>
-        </w:rPr>
-      </w:pPr>
-      <w:r>
-        <w:rPr>
-          <w:rFonts w:asciiTheme="minorEastAsia" w:hAnsiTheme="minorEastAsia"/>
-          <w:sz w:val="22"/>
-        </w:rPr>
-        <w:t>// 서버에 패킷 전송</w:t>
-      </w:r>
-    </w:p>
-    <w:p>
-      <w:pPr>
-        <w:rPr>
-          <w:rFonts w:asciiTheme="minorEastAsia" w:hAnsiTheme="minorEastAsia"/>
-          <w:sz w:val="22"/>
-        </w:rPr>
-      </w:pPr>
-      <w:r>
-        <w:rPr>
-          <w:rFonts w:asciiTheme="minorEastAsia" w:hAnsiTheme="minorEastAsia"/>
-          <w:sz w:val="22"/>
-        </w:rPr>
-        <w:t>}</w:t>
-      </w:r>
-    </w:p>
-    <w:p>
-      <w:pPr>
-        <w:rPr>
-          <w:rFonts w:asciiTheme="minorEastAsia" w:hAnsiTheme="minorEastAsia"/>
-          <w:strike/>
-          <w:sz w:val="22"/>
-        </w:rPr>
-      </w:pPr>
-      <w:r>
-        <w:rPr>
-          <w:rFonts w:asciiTheme="minorEastAsia" w:hAnsiTheme="minorEastAsia"/>
-          <w:b/>
-          <w:bCs/>
-          <w:strike/>
-          <w:sz w:val="24"/>
-          <w:szCs w:val="24"/>
-        </w:rPr>
-        <w:t>bool recv_character()</w:t>
-      </w:r>
-      <w:r>
-        <w:rPr>
-          <w:rFonts w:asciiTheme="minorEastAsia" w:hAnsiTheme="minorEastAsia"/>
-          <w:strike/>
-          <w:sz w:val="22"/>
-        </w:rPr>
-        <w:tab/>
-        <w:t xml:space="preserve">    캐릭터에 대한 정보를 서버로부터 받는 함수</w:t>
-      </w:r>
-    </w:p>
-    <w:p>
-      <w:pPr>
-        <w:rPr>
-          <w:rFonts w:asciiTheme="minorEastAsia" w:hAnsiTheme="minorEastAsia"/>
-          <w:strike/>
-          <w:sz w:val="22"/>
-        </w:rPr>
-      </w:pPr>
-      <w:r>
-        <w:rPr>
-          <w:rFonts w:asciiTheme="minorEastAsia" w:hAnsiTheme="minorEastAsia"/>
-          <w:strike/>
-          <w:sz w:val="22"/>
-        </w:rPr>
-        <w:t>{</w:t>
-      </w:r>
-    </w:p>
-    <w:p>
-      <w:pPr>
-        <w:rPr>
-          <w:rFonts w:asciiTheme="minorEastAsia" w:hAnsiTheme="minorEastAsia"/>
-          <w:strike/>
-          <w:sz w:val="22"/>
-          <w:szCs w:val="24"/>
-        </w:rPr>
-      </w:pPr>
-      <w:r>
-        <w:rPr>
-          <w:rFonts w:asciiTheme="minorEastAsia" w:hAnsiTheme="minorEastAsia"/>
-          <w:strike/>
-          <w:sz w:val="22"/>
-        </w:rPr>
-        <w:tab/>
-        <w:t>//서버</w:t>
-      </w:r>
-      <w:r>
-        <w:rPr>
-          <w:rFonts w:asciiTheme="minorEastAsia" w:hAnsiTheme="minorEastAsia"/>
-          <w:strike/>
-          <w:sz w:val="22"/>
-          <w:szCs w:val="24"/>
-        </w:rPr>
-        <w:t>로부터 캐릭터 정보 패킷 수신</w:t>
-      </w:r>
-    </w:p>
-    <w:p>
-      <w:pPr>
-        <w:rPr>
-          <w:rFonts w:asciiTheme="minorEastAsia" w:hAnsiTheme="minorEastAsia"/>
-          <w:strike/>
-          <w:sz w:val="22"/>
-          <w:szCs w:val="24"/>
-        </w:rPr>
-      </w:pPr>
-      <w:r>
-        <w:rPr>
-          <w:rFonts w:asciiTheme="minorEastAsia" w:hAnsiTheme="minorEastAsia"/>
-          <w:strike/>
-          <w:sz w:val="22"/>
-          <w:szCs w:val="24"/>
-        </w:rPr>
-        <w:tab/>
-        <w:t>//수신 잘 안됐다면 return false</w:t>
-      </w:r>
-    </w:p>
-    <w:p>
-      <w:pPr>
-        <w:rPr>
-          <w:rFonts w:asciiTheme="minorEastAsia" w:hAnsiTheme="minorEastAsia"/>
-          <w:strike/>
-          <w:sz w:val="22"/>
-        </w:rPr>
-      </w:pPr>
-      <w:r>
-        <w:rPr>
-          <w:rFonts w:asciiTheme="minorEastAsia" w:hAnsiTheme="minorEastAsia"/>
-          <w:strike/>
+        <w:rPr>
+          <w:rFonts w:asciiTheme="minorEastAsia" w:hAnsiTheme="minorEastAsia"/>
+          <w:color w:val="4472C4" w:themeColor="accent1"/>
+          <w:sz w:val="22"/>
+        </w:rPr>
+      </w:pPr>
+      <w:r>
+        <w:rPr>
+          <w:rFonts w:asciiTheme="minorEastAsia" w:hAnsiTheme="minorEastAsia" w:hint="eastAsia"/>
+          <w:color w:val="4472C4" w:themeColor="accent1"/>
+          <w:sz w:val="22"/>
+        </w:rPr>
+        <w:t xml:space="preserve">    //패킷 헤더 받기</w:t>
+      </w:r>
+    </w:p>
+    <w:p>
+      <w:pPr>
+        <w:rPr>
+          <w:rFonts w:asciiTheme="minorEastAsia" w:hAnsiTheme="minorEastAsia"/>
+          <w:color w:val="4472C4" w:themeColor="accent1"/>
+          <w:sz w:val="22"/>
+        </w:rPr>
+      </w:pPr>
+      <w:r>
+        <w:rPr>
+          <w:rFonts w:asciiTheme="minorEastAsia" w:hAnsiTheme="minorEastAsia" w:hint="eastAsia"/>
+          <w:color w:val="4472C4" w:themeColor="accent1"/>
+          <w:sz w:val="22"/>
+        </w:rPr>
+        <w:t xml:space="preserve">    //패킷 </w:t>
+      </w:r>
+      <w:proofErr w:type="spellStart"/>
+      <w:r>
+        <w:rPr>
+          <w:rFonts w:asciiTheme="minorEastAsia" w:hAnsiTheme="minorEastAsia" w:hint="eastAsia"/>
+          <w:color w:val="4472C4" w:themeColor="accent1"/>
+          <w:sz w:val="22"/>
+        </w:rPr>
+        <w:t>해더에서</w:t>
+      </w:r>
+      <w:proofErr w:type="spellEnd"/>
+      <w:r>
+        <w:rPr>
+          <w:rFonts w:asciiTheme="minorEastAsia" w:hAnsiTheme="minorEastAsia" w:hint="eastAsia"/>
+          <w:color w:val="4472C4" w:themeColor="accent1"/>
+          <w:sz w:val="22"/>
+        </w:rPr>
+        <w:t xml:space="preserve"> 패킷 타입 정보 받기</w:t>
+      </w:r>
+    </w:p>
+    <w:p>
+      <w:pPr>
+        <w:rPr>
+          <w:rFonts w:asciiTheme="minorEastAsia" w:hAnsiTheme="minorEastAsia"/>
+          <w:color w:val="4472C4" w:themeColor="accent1"/>
+          <w:sz w:val="22"/>
+        </w:rPr>
+      </w:pPr>
+      <w:r>
+        <w:rPr>
+          <w:rFonts w:asciiTheme="minorEastAsia" w:hAnsiTheme="minorEastAsia" w:hint="eastAsia"/>
+          <w:color w:val="4472C4" w:themeColor="accent1"/>
           <w:sz w:val="22"/>
         </w:rPr>
         <w:t xml:space="preserve">    </w:t>
       </w:r>
-      <w:r>
-        <w:rPr>
-          <w:rFonts w:asciiTheme="minorEastAsia" w:hAnsiTheme="minorEastAsia"/>
-          <w:strike/>
-          <w:sz w:val="22"/>
-        </w:rPr>
-        <w:tab/>
-        <w:t>//패킷에서 캐릭터 정보 추출</w:t>
-      </w:r>
-    </w:p>
-    <w:p>
-      <w:pPr>
-        <w:rPr>
-          <w:rFonts w:asciiTheme="minorEastAsia" w:hAnsiTheme="minorEastAsia"/>
-          <w:strike/>
-          <w:sz w:val="22"/>
-        </w:rPr>
-      </w:pPr>
-      <w:r>
-        <w:rPr>
-          <w:rFonts w:asciiTheme="minorEastAsia" w:hAnsiTheme="minorEastAsia"/>
-          <w:strike/>
-          <w:szCs w:val="20"/>
-        </w:rPr>
-        <w:lastRenderedPageBreak/>
+      <w:proofErr w:type="gramStart"/>
+      <w:r>
+        <w:rPr>
+          <w:rFonts w:asciiTheme="minorEastAsia" w:hAnsiTheme="minorEastAsia" w:hint="eastAsia"/>
+          <w:color w:val="4472C4" w:themeColor="accent1"/>
+          <w:sz w:val="22"/>
+        </w:rPr>
+        <w:t>// 캐릭터</w:t>
+      </w:r>
+      <w:proofErr w:type="gramEnd"/>
+      <w:r>
+        <w:rPr>
+          <w:rFonts w:asciiTheme="minorEastAsia" w:hAnsiTheme="minorEastAsia" w:hint="eastAsia"/>
+          <w:color w:val="4472C4" w:themeColor="accent1"/>
+          <w:sz w:val="22"/>
+        </w:rPr>
+        <w:t xml:space="preserve"> 타입이라면</w:t>
+      </w:r>
+    </w:p>
+    <w:p>
+      <w:pPr>
+        <w:rPr>
+          <w:rFonts w:asciiTheme="minorEastAsia" w:hAnsiTheme="minorEastAsia"/>
+          <w:color w:val="4472C4" w:themeColor="accent1"/>
+          <w:sz w:val="22"/>
+        </w:rPr>
+      </w:pPr>
+      <w:r>
+        <w:rPr>
+          <w:rFonts w:asciiTheme="minorEastAsia" w:hAnsiTheme="minorEastAsia" w:hint="eastAsia"/>
+          <w:color w:val="4472C4" w:themeColor="accent1"/>
+          <w:sz w:val="22"/>
+        </w:rPr>
         <w:t xml:space="preserve">    </w:t>
       </w:r>
-      <w:r>
-        <w:rPr>
-          <w:rFonts w:asciiTheme="minorEastAsia" w:hAnsiTheme="minorEastAsia"/>
-          <w:strike/>
-          <w:szCs w:val="20"/>
-        </w:rPr>
-        <w:tab/>
-      </w:r>
-      <w:r>
-        <w:rPr>
-          <w:rFonts w:asciiTheme="minorEastAsia" w:hAnsiTheme="minorEastAsia"/>
-          <w:strike/>
-          <w:sz w:val="22"/>
-        </w:rPr>
-        <w:t>//캐릭터 정보 캐릭터 구조체에 저장</w:t>
-      </w:r>
-    </w:p>
-    <w:p>
-      <w:pPr>
-        <w:rPr>
-          <w:rFonts w:asciiTheme="minorEastAsia" w:hAnsiTheme="minorEastAsia"/>
-          <w:strike/>
-          <w:sz w:val="22"/>
-        </w:rPr>
-      </w:pPr>
-      <w:r>
-        <w:rPr>
-          <w:rFonts w:asciiTheme="minorEastAsia" w:hAnsiTheme="minorEastAsia"/>
-          <w:strike/>
+      <w:proofErr w:type="gramStart"/>
+      <w:r>
+        <w:rPr>
+          <w:rFonts w:asciiTheme="minorEastAsia" w:hAnsiTheme="minorEastAsia" w:hint="eastAsia"/>
+          <w:color w:val="4472C4" w:themeColor="accent1"/>
+          <w:sz w:val="22"/>
+        </w:rPr>
+        <w:t>// 캐릭터</w:t>
+      </w:r>
+      <w:proofErr w:type="gramEnd"/>
+      <w:r>
+        <w:rPr>
+          <w:rFonts w:asciiTheme="minorEastAsia" w:hAnsiTheme="minorEastAsia" w:hint="eastAsia"/>
+          <w:color w:val="4472C4" w:themeColor="accent1"/>
+          <w:sz w:val="22"/>
+        </w:rPr>
+        <w:t xml:space="preserve"> 정보 서버로부터 받기</w:t>
+      </w:r>
+    </w:p>
+    <w:p>
+      <w:pPr>
+        <w:rPr>
+          <w:rFonts w:asciiTheme="minorEastAsia" w:hAnsiTheme="minorEastAsia"/>
+          <w:color w:val="4472C4" w:themeColor="accent1"/>
+          <w:sz w:val="22"/>
+        </w:rPr>
+      </w:pPr>
+      <w:r>
+        <w:rPr>
+          <w:rFonts w:asciiTheme="minorEastAsia" w:hAnsiTheme="minorEastAsia" w:hint="eastAsia"/>
+          <w:color w:val="4472C4" w:themeColor="accent1"/>
           <w:sz w:val="22"/>
         </w:rPr>
         <w:t xml:space="preserve">    </w:t>
       </w:r>
-      <w:r>
-        <w:rPr>
-          <w:rFonts w:asciiTheme="minorEastAsia" w:hAnsiTheme="minorEastAsia"/>
-          <w:strike/>
-          <w:sz w:val="22"/>
-        </w:rPr>
-        <w:tab/>
-        <w:t>//캐릭터 정보를 이용해 render_character() 함수 호출</w:t>
-      </w:r>
-    </w:p>
-    <w:p>
-      <w:pPr>
-        <w:rPr>
-          <w:rFonts w:asciiTheme="minorEastAsia" w:hAnsiTheme="minorEastAsia"/>
-          <w:strike/>
-          <w:sz w:val="22"/>
-        </w:rPr>
-      </w:pPr>
-      <w:r>
-        <w:rPr>
-          <w:rFonts w:asciiTheme="minorEastAsia" w:hAnsiTheme="minorEastAsia"/>
-          <w:strike/>
-          <w:sz w:val="22"/>
-        </w:rPr>
-        <w:tab/>
-        <w:t>return true</w:t>
-      </w:r>
-    </w:p>
-    <w:p>
-      <w:pPr>
-        <w:rPr>
-          <w:rFonts w:asciiTheme="minorEastAsia" w:hAnsiTheme="minorEastAsia"/>
-          <w:strike/>
-          <w:sz w:val="22"/>
-        </w:rPr>
-      </w:pPr>
-      <w:r>
-        <w:rPr>
-          <w:rFonts w:asciiTheme="minorEastAsia" w:hAnsiTheme="minorEastAsia"/>
-          <w:strike/>
-          <w:sz w:val="22"/>
-        </w:rPr>
-        <w:t>}</w:t>
-      </w:r>
-    </w:p>
-    <w:p>
-      <w:pPr>
-        <w:rPr>
-          <w:rFonts w:asciiTheme="minorEastAsia" w:hAnsiTheme="minorEastAsia"/>
-          <w:strike/>
-          <w:sz w:val="22"/>
-        </w:rPr>
-      </w:pPr>
-      <w:r>
-        <w:rPr>
-          <w:rFonts w:asciiTheme="minorEastAsia" w:hAnsiTheme="minorEastAsia"/>
-          <w:b/>
-          <w:bCs/>
-          <w:strike/>
-          <w:sz w:val="24"/>
-          <w:szCs w:val="24"/>
-        </w:rPr>
-        <w:t xml:space="preserve">bool </w:t>
-      </w:r>
-      <w:proofErr w:type="spellStart"/>
-      <w:r>
-        <w:rPr>
-          <w:rFonts w:asciiTheme="minorEastAsia" w:hAnsiTheme="minorEastAsia"/>
-          <w:b/>
-          <w:bCs/>
-          <w:strike/>
-          <w:sz w:val="24"/>
-          <w:szCs w:val="24"/>
-        </w:rPr>
-        <w:t>recv_obstacale</w:t>
-      </w:r>
-      <w:proofErr w:type="spellEnd"/>
-      <w:r>
-        <w:rPr>
-          <w:rFonts w:asciiTheme="minorEastAsia" w:hAnsiTheme="minorEastAsia"/>
-          <w:b/>
-          <w:bCs/>
-          <w:strike/>
-          <w:sz w:val="24"/>
-          <w:szCs w:val="24"/>
-        </w:rPr>
-        <w:t xml:space="preserve"> ()</w:t>
-      </w:r>
-      <w:r>
-        <w:rPr>
-          <w:rFonts w:asciiTheme="minorEastAsia" w:hAnsiTheme="minorEastAsia"/>
-          <w:strike/>
-          <w:sz w:val="22"/>
-        </w:rPr>
-        <w:tab/>
-        <w:t xml:space="preserve">    장애물에 대한 정보를 서버로부터 받는 함수</w:t>
-      </w:r>
-    </w:p>
-    <w:p>
-      <w:pPr>
+      <w:proofErr w:type="gramStart"/>
+      <w:r>
         <w:rPr>
           <w:rFonts w:asciiTheme="minorEastAsia" w:hAnsiTheme="minorEastAsia" w:hint="eastAsia"/>
           <w:color w:val="4472C4" w:themeColor="accent1"/>
           <w:sz w:val="22"/>
         </w:rPr>
-      </w:pPr>
+        <w:t>// 장애물</w:t>
+      </w:r>
+      <w:proofErr w:type="gramEnd"/>
       <w:r>
         <w:rPr>
           <w:rFonts w:asciiTheme="minorEastAsia" w:hAnsiTheme="minorEastAsia" w:hint="eastAsia"/>
           <w:color w:val="4472C4" w:themeColor="accent1"/>
           <w:sz w:val="22"/>
         </w:rPr>
-        <w:t>(추가)</w:t>
-      </w:r>
-    </w:p>
-    <w:p>
-      <w:pPr>
-        <w:rPr>
-          <w:rFonts w:asciiTheme="minorEastAsia" w:hAnsiTheme="minorEastAsia"/>
-          <w:color w:val="4472C4" w:themeColor="accent1"/>
-          <w:sz w:val="22"/>
-        </w:rPr>
-      </w:pPr>
-      <w:r>
-        <w:rPr>
-          <w:rFonts w:asciiTheme="minorEastAsia" w:hAnsiTheme="minorEastAsia"/>
-          <w:color w:val="4472C4" w:themeColor="accent1"/>
-          <w:sz w:val="22"/>
-        </w:rPr>
-        <w:t xml:space="preserve">bool </w:t>
-      </w:r>
-      <w:proofErr w:type="spellStart"/>
-      <w:r>
-        <w:rPr>
-          <w:rFonts w:asciiTheme="minorEastAsia" w:hAnsiTheme="minorEastAsia"/>
-          <w:color w:val="4472C4" w:themeColor="accent1"/>
-          <w:sz w:val="22"/>
-        </w:rPr>
-        <w:t>recv_</w:t>
-      </w:r>
-      <w:proofErr w:type="gramStart"/>
-      <w:r>
-        <w:rPr>
-          <w:rFonts w:asciiTheme="minorEastAsia" w:hAnsiTheme="minorEastAsia"/>
-          <w:color w:val="4472C4" w:themeColor="accent1"/>
-          <w:sz w:val="22"/>
-        </w:rPr>
-        <w:t>packet</w:t>
-      </w:r>
-      <w:proofErr w:type="spellEnd"/>
-      <w:r>
-        <w:rPr>
-          <w:rFonts w:asciiTheme="minorEastAsia" w:hAnsiTheme="minorEastAsia"/>
-          <w:color w:val="4472C4" w:themeColor="accent1"/>
-          <w:sz w:val="22"/>
-        </w:rPr>
-        <w:t>(</w:t>
-      </w:r>
-      <w:proofErr w:type="gramEnd"/>
-      <w:r>
-        <w:rPr>
-          <w:rFonts w:asciiTheme="minorEastAsia" w:hAnsiTheme="minorEastAsia"/>
-          <w:color w:val="4472C4" w:themeColor="accent1"/>
-          <w:sz w:val="22"/>
-        </w:rPr>
-        <w:t>)</w:t>
-      </w:r>
-    </w:p>
-    <w:p>
-      <w:pPr>
-        <w:rPr>
-          <w:rFonts w:asciiTheme="minorEastAsia" w:hAnsiTheme="minorEastAsia"/>
-          <w:color w:val="4472C4" w:themeColor="accent1"/>
-          <w:sz w:val="22"/>
-        </w:rPr>
-      </w:pPr>
-      <w:r>
-        <w:rPr>
-          <w:rFonts w:asciiTheme="minorEastAsia" w:hAnsiTheme="minorEastAsia" w:hint="eastAsia"/>
-          <w:color w:val="4472C4" w:themeColor="accent1"/>
-          <w:sz w:val="22"/>
-        </w:rPr>
-        <w:t>{</w:t>
-      </w:r>
-    </w:p>
-    <w:p>
-      <w:pPr>
-        <w:rPr>
-          <w:rFonts w:asciiTheme="minorEastAsia" w:hAnsiTheme="minorEastAsia"/>
-          <w:color w:val="4472C4" w:themeColor="accent1"/>
-          <w:sz w:val="22"/>
-        </w:rPr>
-      </w:pPr>
-      <w:r>
-        <w:rPr>
-          <w:rFonts w:asciiTheme="minorEastAsia" w:hAnsiTheme="minorEastAsia" w:hint="eastAsia"/>
-          <w:color w:val="4472C4" w:themeColor="accent1"/>
-          <w:sz w:val="22"/>
-        </w:rPr>
-        <w:t xml:space="preserve">    //패킷 헤더 받기</w:t>
-      </w:r>
-    </w:p>
-    <w:p>
-      <w:pPr>
-        <w:rPr>
-          <w:rFonts w:asciiTheme="minorEastAsia" w:hAnsiTheme="minorEastAsia"/>
-          <w:color w:val="4472C4" w:themeColor="accent1"/>
-          <w:sz w:val="22"/>
-        </w:rPr>
-      </w:pPr>
-      <w:r>
-        <w:rPr>
-          <w:rFonts w:asciiTheme="minorEastAsia" w:hAnsiTheme="minorEastAsia" w:hint="eastAsia"/>
-          <w:color w:val="4472C4" w:themeColor="accent1"/>
-          <w:sz w:val="22"/>
-        </w:rPr>
-        <w:t xml:space="preserve">    //패킷 </w:t>
-      </w:r>
-      <w:proofErr w:type="spellStart"/>
-      <w:r>
-        <w:rPr>
-          <w:rFonts w:asciiTheme="minorEastAsia" w:hAnsiTheme="minorEastAsia" w:hint="eastAsia"/>
-          <w:color w:val="4472C4" w:themeColor="accent1"/>
-          <w:sz w:val="22"/>
-        </w:rPr>
-        <w:t>해더에서</w:t>
-      </w:r>
-      <w:proofErr w:type="spellEnd"/>
-      <w:r>
-        <w:rPr>
-          <w:rFonts w:asciiTheme="minorEastAsia" w:hAnsiTheme="minorEastAsia" w:hint="eastAsia"/>
-          <w:color w:val="4472C4" w:themeColor="accent1"/>
-          <w:sz w:val="22"/>
-        </w:rPr>
-        <w:t xml:space="preserve"> 패킷 타입 정보 받기</w:t>
-      </w:r>
-    </w:p>
-    <w:p>
-      <w:pPr>
-        <w:rPr>
-          <w:rFonts w:asciiTheme="minorEastAsia" w:hAnsiTheme="minorEastAsia"/>
-          <w:color w:val="4472C4" w:themeColor="accent1"/>
-          <w:sz w:val="22"/>
-        </w:rPr>
-      </w:pPr>
-      <w:r>
-        <w:rPr>
-          <w:rFonts w:asciiTheme="minorEastAsia" w:hAnsiTheme="minorEastAsia" w:hint="eastAsia"/>
-          <w:color w:val="4472C4" w:themeColor="accent1"/>
-          <w:sz w:val="22"/>
-        </w:rPr>
-        <w:t xml:space="preserve">    </w:t>
-      </w:r>
-      <w:proofErr w:type="gramStart"/>
-      <w:r>
-        <w:rPr>
-          <w:rFonts w:asciiTheme="minorEastAsia" w:hAnsiTheme="minorEastAsia" w:hint="eastAsia"/>
-          <w:color w:val="4472C4" w:themeColor="accent1"/>
-          <w:sz w:val="22"/>
-        </w:rPr>
-        <w:t>// 캐릭터</w:t>
-      </w:r>
-      <w:proofErr w:type="gramEnd"/>
-      <w:r>
-        <w:rPr>
-          <w:rFonts w:asciiTheme="minorEastAsia" w:hAnsiTheme="minorEastAsia" w:hint="eastAsia"/>
-          <w:color w:val="4472C4" w:themeColor="accent1"/>
-          <w:sz w:val="22"/>
-        </w:rPr>
         <w:t xml:space="preserve"> 타입이라면</w:t>
       </w:r>
     </w:p>
@@ -4718,76 +4669,6 @@
       <w:pPr>
         <w:rPr>
           <w:rFonts w:asciiTheme="minorEastAsia" w:hAnsiTheme="minorEastAsia"/>
-          <w:color w:val="4472C4" w:themeColor="accent1"/>
-          <w:sz w:val="22"/>
-        </w:rPr>
-      </w:pPr>
-      <w:r>
-        <w:rPr>
-          <w:rFonts w:asciiTheme="minorEastAsia" w:hAnsiTheme="minorEastAsia" w:hint="eastAsia"/>
-          <w:color w:val="4472C4" w:themeColor="accent1"/>
-          <w:sz w:val="22"/>
-        </w:rPr>
-        <w:t xml:space="preserve">    </w:t>
-      </w:r>
-      <w:proofErr w:type="gramStart"/>
-      <w:r>
-        <w:rPr>
-          <w:rFonts w:asciiTheme="minorEastAsia" w:hAnsiTheme="minorEastAsia" w:hint="eastAsia"/>
-          <w:color w:val="4472C4" w:themeColor="accent1"/>
-          <w:sz w:val="22"/>
-        </w:rPr>
-        <w:t>// 캐릭터</w:t>
-      </w:r>
-      <w:proofErr w:type="gramEnd"/>
-      <w:r>
-        <w:rPr>
-          <w:rFonts w:asciiTheme="minorEastAsia" w:hAnsiTheme="minorEastAsia" w:hint="eastAsia"/>
-          <w:color w:val="4472C4" w:themeColor="accent1"/>
-          <w:sz w:val="22"/>
-        </w:rPr>
-        <w:t xml:space="preserve"> 정보 서버로부터 받기</w:t>
-      </w:r>
-    </w:p>
-    <w:p>
-      <w:pPr>
-        <w:rPr>
-          <w:rFonts w:asciiTheme="minorEastAsia" w:hAnsiTheme="minorEastAsia"/>
-          <w:color w:val="4472C4" w:themeColor="accent1"/>
-          <w:sz w:val="22"/>
-        </w:rPr>
-      </w:pPr>
-      <w:r>
-        <w:rPr>
-          <w:rFonts w:asciiTheme="minorEastAsia" w:hAnsiTheme="minorEastAsia" w:hint="eastAsia"/>
-          <w:color w:val="4472C4" w:themeColor="accent1"/>
-          <w:sz w:val="22"/>
-        </w:rPr>
-        <w:t xml:space="preserve">    </w:t>
-      </w:r>
-      <w:proofErr w:type="gramStart"/>
-      <w:r>
-        <w:rPr>
-          <w:rFonts w:asciiTheme="minorEastAsia" w:hAnsiTheme="minorEastAsia" w:hint="eastAsia"/>
-          <w:color w:val="4472C4" w:themeColor="accent1"/>
-          <w:sz w:val="22"/>
-        </w:rPr>
-        <w:t>// 장애물</w:t>
-      </w:r>
-      <w:proofErr w:type="gramEnd"/>
-      <w:r>
-        <w:rPr>
-          <w:rFonts w:asciiTheme="minorEastAsia" w:hAnsiTheme="minorEastAsia" w:hint="eastAsia"/>
-          <w:color w:val="4472C4" w:themeColor="accent1"/>
-          <w:sz w:val="22"/>
-        </w:rPr>
-        <w:t xml:space="preserve"> 타입이라면</w:t>
-      </w:r>
-    </w:p>
-    <w:p>
-      <w:pPr>
-        <w:rPr>
-          <w:rFonts w:asciiTheme="minorEastAsia" w:hAnsiTheme="minorEastAsia" w:hint="eastAsia"/>
           <w:color w:val="4472C4" w:themeColor="accent1"/>
           <w:sz w:val="22"/>
         </w:rPr>
@@ -5144,10 +5025,117 @@
     <w:p>
       <w:pPr>
         <w:rPr>
+          <w:rFonts w:asciiTheme="minorEastAsia" w:hAnsiTheme="minorEastAsia"/>
+          <w:color w:val="4472C4" w:themeColor="accent1"/>
+          <w:sz w:val="22"/>
+        </w:rPr>
+      </w:pPr>
+      <w:r>
+        <w:rPr>
+          <w:rFonts w:asciiTheme="minorEastAsia" w:hAnsiTheme="minorEastAsia"/>
+          <w:color w:val="4472C4" w:themeColor="accent1"/>
+          <w:sz w:val="22"/>
+        </w:rPr>
+        <w:tab/>
+      </w:r>
+      <w:proofErr w:type="gramStart"/>
+      <w:r>
+        <w:rPr>
+          <w:rFonts w:asciiTheme="minorEastAsia" w:hAnsiTheme="minorEastAsia"/>
+          <w:color w:val="4472C4" w:themeColor="accent1"/>
+          <w:sz w:val="22"/>
+        </w:rPr>
+        <w:t xml:space="preserve">// </w:t>
+      </w:r>
+      <w:r>
+        <w:rPr>
           <w:rFonts w:asciiTheme="minorEastAsia" w:hAnsiTheme="minorEastAsia" w:hint="eastAsia"/>
           <w:color w:val="4472C4" w:themeColor="accent1"/>
           <w:sz w:val="22"/>
         </w:rPr>
+        <w:t>내가</w:t>
+      </w:r>
+      <w:proofErr w:type="gramEnd"/>
+      <w:r>
+        <w:rPr>
+          <w:rFonts w:asciiTheme="minorEastAsia" w:hAnsiTheme="minorEastAsia"/>
+          <w:color w:val="4472C4" w:themeColor="accent1"/>
+          <w:sz w:val="22"/>
+        </w:rPr>
+        <w:t xml:space="preserve"> </w:t>
+      </w:r>
+      <w:r>
+        <w:rPr>
+          <w:rFonts w:asciiTheme="minorEastAsia" w:hAnsiTheme="minorEastAsia" w:hint="eastAsia"/>
+          <w:color w:val="4472C4" w:themeColor="accent1"/>
+          <w:sz w:val="22"/>
+        </w:rPr>
+        <w:t>id</w:t>
+      </w:r>
+      <w:r>
+        <w:rPr>
+          <w:rFonts w:asciiTheme="minorEastAsia" w:hAnsiTheme="minorEastAsia"/>
+          <w:color w:val="4472C4" w:themeColor="accent1"/>
+          <w:sz w:val="22"/>
+        </w:rPr>
+        <w:t xml:space="preserve"> 1</w:t>
+      </w:r>
+      <w:r>
+        <w:rPr>
+          <w:rFonts w:asciiTheme="minorEastAsia" w:hAnsiTheme="minorEastAsia" w:hint="eastAsia"/>
+          <w:color w:val="4472C4" w:themeColor="accent1"/>
+          <w:sz w:val="22"/>
+        </w:rPr>
+        <w:t>번이면</w:t>
+      </w:r>
+      <w:r>
+        <w:rPr>
+          <w:rFonts w:asciiTheme="minorEastAsia" w:hAnsiTheme="minorEastAsia"/>
+          <w:color w:val="4472C4" w:themeColor="accent1"/>
+          <w:sz w:val="22"/>
+        </w:rPr>
+        <w:t>: 0</w:t>
+      </w:r>
+      <w:r>
+        <w:rPr>
+          <w:rFonts w:asciiTheme="minorEastAsia" w:hAnsiTheme="minorEastAsia" w:hint="eastAsia"/>
+          <w:color w:val="4472C4" w:themeColor="accent1"/>
+          <w:sz w:val="22"/>
+        </w:rPr>
+        <w:t>번→</w:t>
+      </w:r>
+      <w:r>
+        <w:rPr>
+          <w:rFonts w:asciiTheme="minorEastAsia" w:hAnsiTheme="minorEastAsia"/>
+          <w:color w:val="4472C4" w:themeColor="accent1"/>
+          <w:sz w:val="22"/>
+        </w:rPr>
+        <w:t>[0], 2</w:t>
+      </w:r>
+      <w:r>
+        <w:rPr>
+          <w:rFonts w:asciiTheme="minorEastAsia" w:hAnsiTheme="minorEastAsia" w:hint="eastAsia"/>
+          <w:color w:val="4472C4" w:themeColor="accent1"/>
+          <w:sz w:val="22"/>
+        </w:rPr>
+        <w:t>번→</w:t>
+      </w:r>
+      <w:r>
+        <w:rPr>
+          <w:rFonts w:asciiTheme="minorEastAsia" w:hAnsiTheme="minorEastAsia"/>
+          <w:color w:val="4472C4" w:themeColor="accent1"/>
+          <w:sz w:val="22"/>
+        </w:rPr>
+        <w:t>[1]</w:t>
+      </w:r>
+    </w:p>
+    <w:p>
+      <w:pPr>
+        <w:rPr>
+          <w:rFonts w:asciiTheme="minorEastAsia" w:hAnsiTheme="minorEastAsia"/>
+          <w:color w:val="4472C4" w:themeColor="accent1"/>
+          <w:sz w:val="22"/>
+        </w:rPr>
       </w:pPr>
       <w:r>
         <w:rPr>
@@ -5197,7 +5185,7 @@
           <w:color w:val="4472C4" w:themeColor="accent1"/>
           <w:sz w:val="22"/>
         </w:rPr>
-        <w:t xml:space="preserve"> 1</w:t>
+        <w:t xml:space="preserve"> 2</w:t>
       </w:r>
       <w:r>
         <w:rPr>
@@ -5229,7 +5217,7 @@
           <w:color w:val="4472C4" w:themeColor="accent1"/>
           <w:sz w:val="22"/>
         </w:rPr>
-        <w:t>[0], 2</w:t>
+        <w:t>[0], 1</w:t>
       </w:r>
       <w:r>
         <w:rPr>
@@ -5251,124 +5239,17 @@
     <w:p>
       <w:pPr>
         <w:rPr>
+          <w:rFonts w:asciiTheme="minorEastAsia" w:hAnsiTheme="minorEastAsia"/>
+          <w:color w:val="4472C4" w:themeColor="accent1"/>
+          <w:sz w:val="22"/>
+        </w:rPr>
+      </w:pPr>
+      <w:r>
+        <w:rPr>
           <w:rFonts w:asciiTheme="minorEastAsia" w:hAnsiTheme="minorEastAsia" w:hint="eastAsia"/>
           <w:color w:val="4472C4" w:themeColor="accent1"/>
           <w:sz w:val="22"/>
         </w:rPr>
-      </w:pPr>
-      <w:r>
-        <w:rPr>
-          <w:rFonts w:asciiTheme="minorEastAsia" w:hAnsiTheme="minorEastAsia"/>
-          <w:color w:val="4472C4" w:themeColor="accent1"/>
-          <w:sz w:val="22"/>
-        </w:rPr>
-        <w:tab/>
-      </w:r>
-      <w:proofErr w:type="gramStart"/>
-      <w:r>
-        <w:rPr>
-          <w:rFonts w:asciiTheme="minorEastAsia" w:hAnsiTheme="minorEastAsia"/>
-          <w:color w:val="4472C4" w:themeColor="accent1"/>
-          <w:sz w:val="22"/>
-        </w:rPr>
-        <w:t xml:space="preserve">// </w:t>
-      </w:r>
-      <w:r>
-        <w:rPr>
-          <w:rFonts w:asciiTheme="minorEastAsia" w:hAnsiTheme="minorEastAsia" w:hint="eastAsia"/>
-          <w:color w:val="4472C4" w:themeColor="accent1"/>
-          <w:sz w:val="22"/>
-        </w:rPr>
-        <w:t>내가</w:t>
-      </w:r>
-      <w:proofErr w:type="gramEnd"/>
-      <w:r>
-        <w:rPr>
-          <w:rFonts w:asciiTheme="minorEastAsia" w:hAnsiTheme="minorEastAsia"/>
-          <w:color w:val="4472C4" w:themeColor="accent1"/>
-          <w:sz w:val="22"/>
-        </w:rPr>
-        <w:t xml:space="preserve"> </w:t>
-      </w:r>
-      <w:r>
-        <w:rPr>
-          <w:rFonts w:asciiTheme="minorEastAsia" w:hAnsiTheme="minorEastAsia" w:hint="eastAsia"/>
-          <w:color w:val="4472C4" w:themeColor="accent1"/>
-          <w:sz w:val="22"/>
-        </w:rPr>
-        <w:t>id</w:t>
-      </w:r>
-      <w:r>
-        <w:rPr>
-          <w:rFonts w:asciiTheme="minorEastAsia" w:hAnsiTheme="minorEastAsia"/>
-          <w:color w:val="4472C4" w:themeColor="accent1"/>
-          <w:sz w:val="22"/>
-        </w:rPr>
-        <w:t xml:space="preserve"> 2</w:t>
-      </w:r>
-      <w:r>
-        <w:rPr>
-          <w:rFonts w:asciiTheme="minorEastAsia" w:hAnsiTheme="minorEastAsia" w:hint="eastAsia"/>
-          <w:color w:val="4472C4" w:themeColor="accent1"/>
-          <w:sz w:val="22"/>
-        </w:rPr>
-        <w:t>번이면</w:t>
-      </w:r>
-      <w:r>
-        <w:rPr>
-          <w:rFonts w:asciiTheme="minorEastAsia" w:hAnsiTheme="minorEastAsia"/>
-          <w:color w:val="4472C4" w:themeColor="accent1"/>
-          <w:sz w:val="22"/>
-        </w:rPr>
-        <w:t>: 0</w:t>
-      </w:r>
-      <w:r>
-        <w:rPr>
-          <w:rFonts w:asciiTheme="minorEastAsia" w:hAnsiTheme="minorEastAsia" w:hint="eastAsia"/>
-          <w:color w:val="4472C4" w:themeColor="accent1"/>
-          <w:sz w:val="22"/>
-        </w:rPr>
-        <w:t>번→</w:t>
-      </w:r>
-      <w:r>
-        <w:rPr>
-          <w:rFonts w:asciiTheme="minorEastAsia" w:hAnsiTheme="minorEastAsia"/>
-          <w:color w:val="4472C4" w:themeColor="accent1"/>
-          <w:sz w:val="22"/>
-        </w:rPr>
-        <w:t>[0], 1</w:t>
-      </w:r>
-      <w:r>
-        <w:rPr>
-          <w:rFonts w:asciiTheme="minorEastAsia" w:hAnsiTheme="minorEastAsia" w:hint="eastAsia"/>
-          <w:color w:val="4472C4" w:themeColor="accent1"/>
-          <w:sz w:val="22"/>
-        </w:rPr>
-        <w:t>번→</w:t>
-      </w:r>
-      <w:r>
-        <w:rPr>
-          <w:rFonts w:asciiTheme="minorEastAsia" w:hAnsiTheme="minorEastAsia"/>
-          <w:color w:val="4472C4" w:themeColor="accent1"/>
-          <w:sz w:val="22"/>
-        </w:rPr>
-        <w:t>[1]</w:t>
-      </w:r>
-    </w:p>
-    <w:p>
-      <w:pPr>
-        <w:rPr>
-          <w:rFonts w:asciiTheme="minorEastAsia" w:hAnsiTheme="minorEastAsia"/>
-          <w:color w:val="4472C4" w:themeColor="accent1"/>
-          <w:sz w:val="22"/>
-        </w:rPr>
-      </w:pPr>
-      <w:r>
-        <w:rPr>
-          <w:rFonts w:asciiTheme="minorEastAsia" w:hAnsiTheme="minorEastAsia" w:hint="eastAsia"/>
-          <w:color w:val="4472C4" w:themeColor="accent1"/>
-          <w:sz w:val="22"/>
-        </w:rPr>
         <w:t>}</w:t>
       </w:r>
     </w:p>
@@ -5387,128 +5268,128 @@
           <w:sz w:val="24"/>
           <w:szCs w:val="24"/>
         </w:rPr>
+        <w:t>void RenderCharacter_1(character ch1)</w:t>
+      </w:r>
+      <w:r>
+        <w:rPr>
+          <w:rFonts w:asciiTheme="minorEastAsia" w:hAnsiTheme="minorEastAsia"/>
+          <w:sz w:val="24"/>
+          <w:szCs w:val="24"/>
+        </w:rPr>
+        <w:t xml:space="preserve">     </w:t>
+      </w:r>
+      <w:r>
+        <w:rPr>
+          <w:rFonts w:asciiTheme="minorEastAsia" w:hAnsiTheme="minorEastAsia"/>
+          <w:sz w:val="22"/>
+        </w:rPr>
+        <w:t>1번 캐릭터에 대한 정보를 받고 그리는 함수</w:t>
+      </w:r>
+    </w:p>
+    <w:p>
+      <w:pPr>
+        <w:rPr>
+          <w:rFonts w:asciiTheme="minorEastAsia" w:hAnsiTheme="minorEastAsia"/>
+          <w:sz w:val="22"/>
+        </w:rPr>
+      </w:pPr>
+      <w:r>
+        <w:rPr>
+          <w:rFonts w:asciiTheme="minorEastAsia" w:hAnsiTheme="minorEastAsia"/>
+          <w:b/>
+          <w:bCs/>
+          <w:sz w:val="24"/>
+          <w:szCs w:val="24"/>
+        </w:rPr>
+        <w:t>void RenderCharacter_2(character ch2)</w:t>
+      </w:r>
+      <w:r>
+        <w:rPr>
+          <w:rFonts w:asciiTheme="minorEastAsia" w:hAnsiTheme="minorEastAsia"/>
+          <w:sz w:val="24"/>
+          <w:szCs w:val="24"/>
+        </w:rPr>
+        <w:t xml:space="preserve">     </w:t>
+      </w:r>
+      <w:r>
+        <w:rPr>
+          <w:rFonts w:asciiTheme="minorEastAsia" w:hAnsiTheme="minorEastAsia"/>
+          <w:sz w:val="22"/>
+        </w:rPr>
+        <w:t>2번 캐릭터에 대한 정보를 받고 그리는 함수</w:t>
+      </w:r>
+    </w:p>
+    <w:p>
+      <w:pPr>
+        <w:rPr>
+          <w:rFonts w:asciiTheme="minorEastAsia" w:hAnsiTheme="minorEastAsia"/>
+          <w:sz w:val="22"/>
+        </w:rPr>
+      </w:pPr>
+      <w:r>
+        <w:rPr>
+          <w:rFonts w:asciiTheme="minorEastAsia" w:hAnsiTheme="minorEastAsia"/>
+          <w:b/>
+          <w:bCs/>
+          <w:sz w:val="24"/>
+          <w:szCs w:val="24"/>
+        </w:rPr>
+        <w:t>void RenderCharacter_3(character ch3)</w:t>
+      </w:r>
+      <w:r>
+        <w:rPr>
+          <w:rFonts w:asciiTheme="minorEastAsia" w:hAnsiTheme="minorEastAsia"/>
+          <w:sz w:val="24"/>
+          <w:szCs w:val="24"/>
+        </w:rPr>
+        <w:t xml:space="preserve">     </w:t>
+      </w:r>
+      <w:r>
+        <w:rPr>
+          <w:rFonts w:asciiTheme="minorEastAsia" w:hAnsiTheme="minorEastAsia"/>
+          <w:sz w:val="22"/>
+        </w:rPr>
+        <w:t>3번 캐릭터에 대한 정보를 받고 그리는 함수</w:t>
+      </w:r>
+    </w:p>
+    <w:p>
+      <w:pPr>
+        <w:rPr>
+          <w:rFonts w:asciiTheme="minorEastAsia" w:hAnsiTheme="minorEastAsia"/>
+          <w:sz w:val="22"/>
+        </w:rPr>
+      </w:pPr>
+      <w:r>
+        <w:rPr>
+          <w:rFonts w:asciiTheme="minorEastAsia" w:hAnsiTheme="minorEastAsia"/>
+          <w:b/>
+          <w:bCs/>
+          <w:sz w:val="24"/>
+          <w:szCs w:val="24"/>
+        </w:rPr>
+        <w:t>bool C2S isFinish()</w:t>
+      </w:r>
+      <w:r>
+        <w:rPr>
+          <w:rFonts w:asciiTheme="minorEastAsia" w:hAnsiTheme="minorEastAsia"/>
+          <w:sz w:val="22"/>
+        </w:rPr>
+        <w:t xml:space="preserve">           결승점 도착정보 전송함수</w:t>
+      </w:r>
+    </w:p>
+    <w:p>
+      <w:pPr>
+        <w:rPr>
+          <w:rFonts w:asciiTheme="minorEastAsia" w:hAnsiTheme="minorEastAsia"/>
+          <w:sz w:val="22"/>
+        </w:rPr>
+      </w:pPr>
+      <w:r>
+        <w:rPr>
+          <w:rFonts w:asciiTheme="minorEastAsia" w:hAnsiTheme="minorEastAsia"/>
+          <w:sz w:val="22"/>
+        </w:rPr>
         <w:lastRenderedPageBreak/>
-        <w:t>void RenderCharacter_1(character ch1)</w:t>
-      </w:r>
-      <w:r>
-        <w:rPr>
-          <w:rFonts w:asciiTheme="minorEastAsia" w:hAnsiTheme="minorEastAsia"/>
-          <w:sz w:val="24"/>
-          <w:szCs w:val="24"/>
-        </w:rPr>
-        <w:t xml:space="preserve">     </w:t>
-      </w:r>
-      <w:r>
-        <w:rPr>
-          <w:rFonts w:asciiTheme="minorEastAsia" w:hAnsiTheme="minorEastAsia"/>
-          <w:sz w:val="22"/>
-        </w:rPr>
-        <w:t>1번 캐릭터에 대한 정보를 받고 그리는 함수</w:t>
-      </w:r>
-    </w:p>
-    <w:p>
-      <w:pPr>
-        <w:rPr>
-          <w:rFonts w:asciiTheme="minorEastAsia" w:hAnsiTheme="minorEastAsia"/>
-          <w:sz w:val="22"/>
-        </w:rPr>
-      </w:pPr>
-      <w:r>
-        <w:rPr>
-          <w:rFonts w:asciiTheme="minorEastAsia" w:hAnsiTheme="minorEastAsia"/>
-          <w:b/>
-          <w:bCs/>
-          <w:sz w:val="24"/>
-          <w:szCs w:val="24"/>
-        </w:rPr>
-        <w:t>void RenderCharacter_2(character ch2)</w:t>
-      </w:r>
-      <w:r>
-        <w:rPr>
-          <w:rFonts w:asciiTheme="minorEastAsia" w:hAnsiTheme="minorEastAsia"/>
-          <w:sz w:val="24"/>
-          <w:szCs w:val="24"/>
-        </w:rPr>
-        <w:t xml:space="preserve">     </w:t>
-      </w:r>
-      <w:r>
-        <w:rPr>
-          <w:rFonts w:asciiTheme="minorEastAsia" w:hAnsiTheme="minorEastAsia"/>
-          <w:sz w:val="22"/>
-        </w:rPr>
-        <w:t>2번 캐릭터에 대한 정보를 받고 그리는 함수</w:t>
-      </w:r>
-    </w:p>
-    <w:p>
-      <w:pPr>
-        <w:rPr>
-          <w:rFonts w:asciiTheme="minorEastAsia" w:hAnsiTheme="minorEastAsia"/>
-          <w:sz w:val="22"/>
-        </w:rPr>
-      </w:pPr>
-      <w:r>
-        <w:rPr>
-          <w:rFonts w:asciiTheme="minorEastAsia" w:hAnsiTheme="minorEastAsia"/>
-          <w:b/>
-          <w:bCs/>
-          <w:sz w:val="24"/>
-          <w:szCs w:val="24"/>
-        </w:rPr>
-        <w:t>void RenderCharacter_3(character ch3)</w:t>
-      </w:r>
-      <w:r>
-        <w:rPr>
-          <w:rFonts w:asciiTheme="minorEastAsia" w:hAnsiTheme="minorEastAsia"/>
-          <w:sz w:val="24"/>
-          <w:szCs w:val="24"/>
-        </w:rPr>
-        <w:t xml:space="preserve">     </w:t>
-      </w:r>
-      <w:r>
-        <w:rPr>
-          <w:rFonts w:asciiTheme="minorEastAsia" w:hAnsiTheme="minorEastAsia"/>
-          <w:sz w:val="22"/>
-        </w:rPr>
-        <w:t>3번 캐릭터에 대한 정보를 받고 그리는 함수</w:t>
-      </w:r>
-    </w:p>
-    <w:p>
-      <w:pPr>
-        <w:rPr>
-          <w:rFonts w:asciiTheme="minorEastAsia" w:hAnsiTheme="minorEastAsia"/>
-          <w:sz w:val="22"/>
-        </w:rPr>
-      </w:pPr>
-      <w:r>
-        <w:rPr>
-          <w:rFonts w:asciiTheme="minorEastAsia" w:hAnsiTheme="minorEastAsia"/>
-          <w:b/>
-          <w:bCs/>
-          <w:sz w:val="24"/>
-          <w:szCs w:val="24"/>
-        </w:rPr>
-        <w:t>bool C2S isFinish()</w:t>
-      </w:r>
-      <w:r>
-        <w:rPr>
-          <w:rFonts w:asciiTheme="minorEastAsia" w:hAnsiTheme="minorEastAsia"/>
-          <w:sz w:val="22"/>
-        </w:rPr>
-        <w:t xml:space="preserve">           결승점 도착정보 전송함수</w:t>
-      </w:r>
-    </w:p>
-    <w:p>
-      <w:pPr>
-        <w:rPr>
-          <w:rFonts w:asciiTheme="minorEastAsia" w:hAnsiTheme="minorEastAsia"/>
-          <w:sz w:val="22"/>
-        </w:rPr>
-      </w:pPr>
-      <w:r>
-        <w:rPr>
-          <w:rFonts w:asciiTheme="minorEastAsia" w:hAnsiTheme="minorEastAsia"/>
-          <w:sz w:val="22"/>
-        </w:rPr>
         <w:t>{</w:t>
       </w:r>
     </w:p>
@@ -5919,6 +5800,7 @@
           <w:rFonts w:asciiTheme="minorEastAsia" w:hAnsiTheme="minorEastAsia"/>
           <w:sz w:val="22"/>
         </w:rPr>
+        <w:lastRenderedPageBreak/>
         <w:t xml:space="preserve">    else</w:t>
       </w:r>
     </w:p>
@@ -6232,7 +6114,6 @@
           <w:rFonts w:asciiTheme="minorEastAsia" w:hAnsiTheme="minorEastAsia"/>
           <w:sz w:val="22"/>
         </w:rPr>
-        <w:lastRenderedPageBreak/>
         <w:t>}</w:t>
       </w:r>
     </w:p>
@@ -6344,6 +6225,7 @@
           <w:rFonts w:asciiTheme="minorEastAsia" w:hAnsiTheme="minorEastAsia"/>
           <w:sz w:val="22"/>
         </w:rPr>
+        <w:lastRenderedPageBreak/>
         <w:tab/>
         <w:t>게임 속행</w:t>
       </w:r>
@@ -6682,7 +6564,6 @@
           <w:rFonts w:asciiTheme="minorEastAsia" w:hAnsiTheme="minorEastAsia"/>
           <w:sz w:val="22"/>
         </w:rPr>
-        <w:lastRenderedPageBreak/>
         <w:tab/>
       </w:r>
       <w:r>
@@ -6801,6 +6682,7 @@
           <w:rFonts w:asciiTheme="minorEastAsia" w:hAnsiTheme="minorEastAsia"/>
           <w:sz w:val="22"/>
         </w:rPr>
+        <w:lastRenderedPageBreak/>
         <w:tab/>
         <w:t>각 클라이언트에게 캐릭터 정보 전송</w:t>
       </w:r>
@@ -8059,6 +7941,7 @@
                 <w:rFonts w:asciiTheme="minorEastAsia" w:hAnsiTheme="minorEastAsia"/>
                 <w:szCs w:val="20"/>
               </w:rPr>
+              <w:lastRenderedPageBreak/>
               <w:t>배주환</w:t>
             </w:r>
           </w:p>
@@ -8073,6 +7956,7 @@
               <w:cnfStyle w:val="000000000000" w:firstRow="0" w:lastRow="0" w:firstColumn="0" w:lastColumn="0" w:oddVBand="0" w:evenVBand="0" w:oddHBand="0" w:evenHBand="0" w:firstRowFirstColumn="0" w:firstRowLastColumn="0" w:lastRowFirstColumn="0" w:lastRowLastColumn="0"/>
               <w:rPr>
                 <w:rFonts w:asciiTheme="minorEastAsia" w:hAnsiTheme="minorEastAsia"/>
+                <w:strike/>
                 <w:sz w:val="18"/>
                 <w:szCs w:val="18"/>
               </w:rPr>
@@ -8080,6 +7964,7 @@
             <w:r>
               <w:rPr>
                 <w:rFonts w:asciiTheme="minorEastAsia" w:hAnsiTheme="minorEastAsia"/>
+                <w:strike/>
                 <w:noProof/>
                 <w:sz w:val="18"/>
                 <w:szCs w:val="18"/>
@@ -8091,6 +7976,7 @@
             <w:r>
               <w:rPr>
                 <w:rFonts w:asciiTheme="minorEastAsia" w:hAnsiTheme="minorEastAsia"/>
+                <w:strike/>
                 <w:noProof/>
                 <w:sz w:val="18"/>
                 <w:szCs w:val="18"/>
@@ -8102,6 +7988,7 @@
             <w:r>
               <w:rPr>
                 <w:rFonts w:asciiTheme="minorEastAsia" w:hAnsiTheme="minorEastAsia"/>
+                <w:strike/>
                 <w:sz w:val="18"/>
                 <w:szCs w:val="18"/>
               </w:rPr>
@@ -8162,6 +8049,7 @@
               <w:cnfStyle w:val="000000000000" w:firstRow="0" w:lastRow="0" w:firstColumn="0" w:lastColumn="0" w:oddVBand="0" w:evenVBand="0" w:oddHBand="0" w:evenHBand="0" w:firstRowFirstColumn="0" w:firstRowLastColumn="0" w:lastRowFirstColumn="0" w:lastRowLastColumn="0"/>
               <w:rPr>
                 <w:rFonts w:asciiTheme="minorEastAsia" w:hAnsiTheme="minorEastAsia"/>
+                <w:strike/>
                 <w:sz w:val="18"/>
                 <w:szCs w:val="18"/>
               </w:rPr>
@@ -8169,6 +8057,7 @@
             <w:r>
               <w:rPr>
                 <w:rFonts w:asciiTheme="minorEastAsia" w:hAnsiTheme="minorEastAsia"/>
+                <w:strike/>
                 <w:noProof/>
                 <w:sz w:val="18"/>
                 <w:szCs w:val="18"/>
@@ -8180,6 +8069,7 @@
             <w:r>
               <w:rPr>
                 <w:rFonts w:asciiTheme="minorEastAsia" w:hAnsiTheme="minorEastAsia"/>
+                <w:strike/>
                 <w:noProof/>
                 <w:sz w:val="18"/>
                 <w:szCs w:val="18"/>
@@ -8191,6 +8081,7 @@
             <w:r>
               <w:rPr>
                 <w:rFonts w:asciiTheme="minorEastAsia" w:hAnsiTheme="minorEastAsia"/>
+                <w:strike/>
                 <w:noProof/>
                 <w:sz w:val="18"/>
                 <w:szCs w:val="18"/>
@@ -8202,6 +8093,7 @@
             <w:r>
               <w:rPr>
                 <w:rFonts w:asciiTheme="minorEastAsia" w:hAnsiTheme="minorEastAsia"/>
+                <w:strike/>
                 <w:noProof/>
                 <w:sz w:val="18"/>
                 <w:szCs w:val="18"/>
@@ -8213,6 +8105,7 @@
             <w:r>
               <w:rPr>
                 <w:rFonts w:asciiTheme="minorEastAsia" w:hAnsiTheme="minorEastAsia"/>
+                <w:strike/>
                 <w:sz w:val="18"/>
                 <w:szCs w:val="18"/>
               </w:rPr>
@@ -8248,6 +8141,7 @@
               <w:cnfStyle w:val="000000000000" w:firstRow="0" w:lastRow="0" w:firstColumn="0" w:lastColumn="0" w:oddVBand="0" w:evenVBand="0" w:oddHBand="0" w:evenHBand="0" w:firstRowFirstColumn="0" w:firstRowLastColumn="0" w:lastRowFirstColumn="0" w:lastRowLastColumn="0"/>
               <w:rPr>
                 <w:rFonts w:asciiTheme="minorEastAsia" w:hAnsiTheme="minorEastAsia"/>
+                <w:strike/>
                 <w:sz w:val="18"/>
                 <w:szCs w:val="18"/>
               </w:rPr>
@@ -8255,6 +8149,7 @@
             <w:r>
               <w:rPr>
                 <w:rFonts w:asciiTheme="minorEastAsia" w:hAnsiTheme="minorEastAsia"/>
+                <w:strike/>
                 <w:noProof/>
                 <w:sz w:val="18"/>
                 <w:szCs w:val="18"/>
@@ -8266,6 +8161,7 @@
             <w:r>
               <w:rPr>
                 <w:rFonts w:asciiTheme="minorEastAsia" w:hAnsiTheme="minorEastAsia"/>
+                <w:strike/>
                 <w:noProof/>
                 <w:sz w:val="18"/>
                 <w:szCs w:val="18"/>
@@ -8277,6 +8173,7 @@
             <w:r>
               <w:rPr>
                 <w:rFonts w:asciiTheme="minorEastAsia" w:hAnsiTheme="minorEastAsia"/>
+                <w:strike/>
                 <w:noProof/>
                 <w:sz w:val="18"/>
                 <w:szCs w:val="18"/>
@@ -8288,6 +8185,7 @@
             <w:r>
               <w:rPr>
                 <w:rFonts w:asciiTheme="minorEastAsia" w:hAnsiTheme="minorEastAsia"/>
+                <w:strike/>
                 <w:noProof/>
                 <w:sz w:val="18"/>
                 <w:szCs w:val="18"/>
@@ -8299,6 +8197,7 @@
             <w:r>
               <w:rPr>
                 <w:rFonts w:asciiTheme="minorEastAsia" w:hAnsiTheme="minorEastAsia"/>
+                <w:strike/>
                 <w:sz w:val="18"/>
                 <w:szCs w:val="18"/>
               </w:rPr>
@@ -8316,6 +8215,7 @@
               <w:cnfStyle w:val="000000000000" w:firstRow="0" w:lastRow="0" w:firstColumn="0" w:lastColumn="0" w:oddVBand="0" w:evenVBand="0" w:oddHBand="0" w:evenHBand="0" w:firstRowFirstColumn="0" w:firstRowLastColumn="0" w:lastRowFirstColumn="0" w:lastRowLastColumn="0"/>
               <w:rPr>
                 <w:rFonts w:asciiTheme="minorEastAsia" w:hAnsiTheme="minorEastAsia"/>
+                <w:strike/>
                 <w:sz w:val="18"/>
                 <w:szCs w:val="18"/>
               </w:rPr>
@@ -8323,6 +8223,7 @@
             <w:r>
               <w:rPr>
                 <w:rFonts w:asciiTheme="minorEastAsia" w:hAnsiTheme="minorEastAsia"/>
+                <w:strike/>
                 <w:noProof/>
                 <w:sz w:val="18"/>
                 <w:szCs w:val="18"/>
@@ -8335,6 +8236,7 @@
             <w:r>
               <w:rPr>
                 <w:rFonts w:asciiTheme="minorEastAsia" w:hAnsiTheme="minorEastAsia"/>
+                <w:strike/>
                 <w:sz w:val="18"/>
                 <w:szCs w:val="18"/>
               </w:rPr>
@@ -8394,6 +8296,7 @@
               <w:cnfStyle w:val="000000000000" w:firstRow="0" w:lastRow="0" w:firstColumn="0" w:lastColumn="0" w:oddVBand="0" w:evenVBand="0" w:oddHBand="0" w:evenHBand="0" w:firstRowFirstColumn="0" w:firstRowLastColumn="0" w:lastRowFirstColumn="0" w:lastRowLastColumn="0"/>
               <w:rPr>
                 <w:rFonts w:asciiTheme="minorEastAsia" w:hAnsiTheme="minorEastAsia"/>
+                <w:strike/>
                 <w:sz w:val="18"/>
                 <w:szCs w:val="18"/>
               </w:rPr>
@@ -8401,6 +8304,7 @@
             <w:r>
               <w:rPr>
                 <w:rFonts w:asciiTheme="minorEastAsia" w:hAnsiTheme="minorEastAsia"/>
+                <w:strike/>
                 <w:sz w:val="18"/>
                 <w:szCs w:val="18"/>
               </w:rPr>
@@ -8436,6 +8340,7 @@
               <w:cnfStyle w:val="000000000000" w:firstRow="0" w:lastRow="0" w:firstColumn="0" w:lastColumn="0" w:oddVBand="0" w:evenVBand="0" w:oddHBand="0" w:evenHBand="0" w:firstRowFirstColumn="0" w:firstRowLastColumn="0" w:lastRowFirstColumn="0" w:lastRowLastColumn="0"/>
               <w:rPr>
                 <w:rFonts w:asciiTheme="minorEastAsia" w:hAnsiTheme="minorEastAsia"/>
+                <w:strike/>
                 <w:sz w:val="18"/>
                 <w:szCs w:val="18"/>
               </w:rPr>
@@ -8443,6 +8348,7 @@
             <w:r>
               <w:rPr>
                 <w:rFonts w:asciiTheme="minorEastAsia" w:hAnsiTheme="minorEastAsia"/>
+                <w:strike/>
                 <w:sz w:val="18"/>
                 <w:szCs w:val="18"/>
               </w:rPr>
@@ -8493,6 +8399,7 @@
               <w:cnfStyle w:val="000000000000" w:firstRow="0" w:lastRow="0" w:firstColumn="0" w:lastColumn="0" w:oddVBand="0" w:evenVBand="0" w:oddHBand="0" w:evenHBand="0" w:firstRowFirstColumn="0" w:firstRowLastColumn="0" w:lastRowFirstColumn="0" w:lastRowLastColumn="0"/>
               <w:rPr>
                 <w:rFonts w:asciiTheme="minorEastAsia" w:hAnsiTheme="minorEastAsia"/>
+                <w:strike/>
                 <w:sz w:val="18"/>
                 <w:szCs w:val="18"/>
               </w:rPr>
@@ -8500,6 +8407,7 @@
             <w:r>
               <w:rPr>
                 <w:rFonts w:asciiTheme="minorEastAsia" w:hAnsiTheme="minorEastAsia"/>
+                <w:strike/>
                 <w:sz w:val="18"/>
                 <w:szCs w:val="18"/>
               </w:rPr>
@@ -8906,6 +8814,7 @@
               <w:cnfStyle w:val="000000000000" w:firstRow="0" w:lastRow="0" w:firstColumn="0" w:lastColumn="0" w:oddVBand="0" w:evenVBand="0" w:oddHBand="0" w:evenHBand="0" w:firstRowFirstColumn="0" w:firstRowLastColumn="0" w:lastRowFirstColumn="0" w:lastRowLastColumn="0"/>
               <w:rPr>
                 <w:rFonts w:asciiTheme="minorEastAsia" w:hAnsiTheme="minorEastAsia"/>
+                <w:strike/>
                 <w:sz w:val="16"/>
                 <w:szCs w:val="16"/>
               </w:rPr>
@@ -8913,6 +8822,7 @@
             <w:r>
               <w:rPr>
                 <w:rFonts w:asciiTheme="minorEastAsia" w:hAnsiTheme="minorEastAsia"/>
+                <w:strike/>
                 <w:noProof/>
                 <w:sz w:val="16"/>
                 <w:szCs w:val="16"/>
@@ -8924,6 +8834,7 @@
             <w:r>
               <w:rPr>
                 <w:rFonts w:asciiTheme="minorEastAsia" w:hAnsiTheme="minorEastAsia"/>
+                <w:strike/>
                 <w:noProof/>
                 <w:sz w:val="16"/>
                 <w:szCs w:val="16"/>
@@ -8932,13 +8843,25 @@
                 <v:rect id="1041" o:spid="_x0000_s1028" style="position:absolute;left:0;text-align:left;margin-left:-2pt;margin-top:8.85pt;width:51.55pt;height:.05pt;z-index:251672576;mso-position-horizontal-relative:text;mso-position-vertical-relative:line" filled="f" stroked="f"/>
               </w:pict>
             </w:r>
-            <w:r>
-              <w:rPr>
-                <w:rFonts w:asciiTheme="minorEastAsia" w:hAnsiTheme="minorEastAsia"/>
+            <w:proofErr w:type="gramStart"/>
+            <w:r>
+              <w:rPr>
+                <w:rFonts w:asciiTheme="minorEastAsia" w:hAnsiTheme="minorEastAsia"/>
+                <w:strike/>
                 <w:sz w:val="16"/>
                 <w:szCs w:val="16"/>
               </w:rPr>
-              <w:t>ClientThread()</w:t>
+              <w:t>ClientThread(</w:t>
+            </w:r>
+            <w:proofErr w:type="gramEnd"/>
+            <w:r>
+              <w:rPr>
+                <w:rFonts w:asciiTheme="minorEastAsia" w:hAnsiTheme="minorEastAsia"/>
+                <w:strike/>
+                <w:sz w:val="16"/>
+                <w:szCs w:val="16"/>
+              </w:rPr>
+              <w:t>)</w:t>
             </w:r>
           </w:p>
         </w:tc>
@@ -8962,7 +8885,25 @@
                 <w:sz w:val="16"/>
                 <w:szCs w:val="16"/>
               </w:rPr>
-              <w:t>S2C_Obstacle()</w:t>
+              <w:t>S2C_</w:t>
+            </w:r>
+            <w:proofErr w:type="gramStart"/>
+            <w:r>
+              <w:rPr>
+                <w:rFonts w:asciiTheme="minorEastAsia" w:hAnsiTheme="minorEastAsia"/>
+                <w:sz w:val="16"/>
+                <w:szCs w:val="16"/>
+              </w:rPr>
+              <w:t>Obstacle(</w:t>
+            </w:r>
+            <w:proofErr w:type="gramEnd"/>
+            <w:r>
+              <w:rPr>
+                <w:rFonts w:asciiTheme="minorEastAsia" w:hAnsiTheme="minorEastAsia"/>
+                <w:sz w:val="16"/>
+                <w:szCs w:val="16"/>
+              </w:rPr>
+              <w:t>)</w:t>
             </w:r>
           </w:p>
         </w:tc>
@@ -9098,12 +9039,14 @@
               <w:cnfStyle w:val="000000000000" w:firstRow="0" w:lastRow="0" w:firstColumn="0" w:lastColumn="0" w:oddVBand="0" w:evenVBand="0" w:oddHBand="0" w:evenHBand="0" w:firstRowFirstColumn="0" w:firstRowLastColumn="0" w:lastRowFirstColumn="0" w:lastRowLastColumn="0"/>
               <w:rPr>
                 <w:rFonts w:asciiTheme="minorEastAsia" w:hAnsiTheme="minorEastAsia"/>
-                <w:szCs w:val="20"/>
-              </w:rPr>
-            </w:pPr>
-            <w:r>
-              <w:rPr>
-                <w:rFonts w:asciiTheme="minorEastAsia" w:hAnsiTheme="minorEastAsia"/>
+                <w:strike/>
+                <w:szCs w:val="20"/>
+              </w:rPr>
+            </w:pPr>
+            <w:r>
+              <w:rPr>
+                <w:rFonts w:asciiTheme="minorEastAsia" w:hAnsiTheme="minorEastAsia"/>
+                <w:strike/>
                 <w:sz w:val="18"/>
                 <w:szCs w:val="18"/>
               </w:rPr>
@@ -9138,6 +9081,7 @@
               <w:cnfStyle w:val="000000000000" w:firstRow="0" w:lastRow="0" w:firstColumn="0" w:lastColumn="0" w:oddVBand="0" w:evenVBand="0" w:oddHBand="0" w:evenHBand="0" w:firstRowFirstColumn="0" w:firstRowLastColumn="0" w:lastRowFirstColumn="0" w:lastRowLastColumn="0"/>
               <w:rPr>
                 <w:rFonts w:asciiTheme="minorEastAsia" w:hAnsiTheme="minorEastAsia"/>
+                <w:strike/>
                 <w:sz w:val="18"/>
                 <w:szCs w:val="18"/>
               </w:rPr>
@@ -9145,6 +9089,7 @@
             <w:r>
               <w:rPr>
                 <w:rFonts w:asciiTheme="minorEastAsia" w:hAnsiTheme="minorEastAsia"/>
+                <w:strike/>
                 <w:sz w:val="18"/>
                 <w:szCs w:val="18"/>
               </w:rPr>
@@ -9180,6 +9125,7 @@
               <w:cnfStyle w:val="000000000000" w:firstRow="0" w:lastRow="0" w:firstColumn="0" w:lastColumn="0" w:oddVBand="0" w:evenVBand="0" w:oddHBand="0" w:evenHBand="0" w:firstRowFirstColumn="0" w:firstRowLastColumn="0" w:lastRowFirstColumn="0" w:lastRowLastColumn="0"/>
               <w:rPr>
                 <w:rFonts w:asciiTheme="minorEastAsia" w:hAnsiTheme="minorEastAsia"/>
+                <w:strike/>
                 <w:sz w:val="18"/>
                 <w:szCs w:val="18"/>
               </w:rPr>
@@ -9187,10 +9133,31 @@
             <w:r>
               <w:rPr>
                 <w:rFonts w:asciiTheme="minorEastAsia" w:hAnsiTheme="minorEastAsia"/>
+                <w:strike/>
                 <w:sz w:val="18"/>
                 <w:szCs w:val="18"/>
               </w:rPr>
-              <w:t>void S2C_isPlayerReady()</w:t>
+              <w:t>void S2C_</w:t>
+            </w:r>
+            <w:proofErr w:type="gramStart"/>
+            <w:r>
+              <w:rPr>
+                <w:rFonts w:asciiTheme="minorEastAsia" w:hAnsiTheme="minorEastAsia"/>
+                <w:strike/>
+                <w:sz w:val="18"/>
+                <w:szCs w:val="18"/>
+              </w:rPr>
+              <w:t>isPlayerReady(</w:t>
+            </w:r>
+            <w:proofErr w:type="gramEnd"/>
+            <w:r>
+              <w:rPr>
+                <w:rFonts w:asciiTheme="minorEastAsia" w:hAnsiTheme="minorEastAsia"/>
+                <w:strike/>
+                <w:sz w:val="18"/>
+                <w:szCs w:val="18"/>
+              </w:rPr>
+              <w:t>)</w:t>
             </w:r>
           </w:p>
         </w:tc>
@@ -9817,6 +9784,7 @@
               <w:cnfStyle w:val="000000000000" w:firstRow="0" w:lastRow="0" w:firstColumn="0" w:lastColumn="0" w:oddVBand="0" w:evenVBand="0" w:oddHBand="0" w:evenHBand="0" w:firstRowFirstColumn="0" w:firstRowLastColumn="0" w:lastRowFirstColumn="0" w:lastRowLastColumn="0"/>
               <w:rPr>
                 <w:rFonts w:asciiTheme="minorEastAsia" w:hAnsiTheme="minorEastAsia"/>
+                <w:strike/>
                 <w:sz w:val="18"/>
                 <w:szCs w:val="18"/>
               </w:rPr>
@@ -9824,6 +9792,7 @@
             <w:r>
               <w:rPr>
                 <w:rFonts w:asciiTheme="minorEastAsia" w:hAnsiTheme="minorEastAsia"/>
+                <w:strike/>
                 <w:sz w:val="18"/>
                 <w:szCs w:val="18"/>
               </w:rPr>
@@ -9875,6 +9844,7 @@
               <w:cnfStyle w:val="000000000000" w:firstRow="0" w:lastRow="0" w:firstColumn="0" w:lastColumn="0" w:oddVBand="0" w:evenVBand="0" w:oddHBand="0" w:evenHBand="0" w:firstRowFirstColumn="0" w:firstRowLastColumn="0" w:lastRowFirstColumn="0" w:lastRowLastColumn="0"/>
               <w:rPr>
                 <w:rFonts w:asciiTheme="minorEastAsia" w:hAnsiTheme="minorEastAsia"/>
+                <w:strike/>
                 <w:sz w:val="18"/>
                 <w:szCs w:val="18"/>
               </w:rPr>
@@ -9882,10 +9852,31 @@
             <w:r>
               <w:rPr>
                 <w:rFonts w:asciiTheme="minorEastAsia" w:hAnsiTheme="minorEastAsia"/>
+                <w:strike/>
                 <w:sz w:val="18"/>
                 <w:szCs w:val="18"/>
               </w:rPr>
-              <w:t>void RenderCountDown()</w:t>
+              <w:t xml:space="preserve">void </w:t>
+            </w:r>
+            <w:proofErr w:type="gramStart"/>
+            <w:r>
+              <w:rPr>
+                <w:rFonts w:asciiTheme="minorEastAsia" w:hAnsiTheme="minorEastAsia"/>
+                <w:strike/>
+                <w:sz w:val="18"/>
+                <w:szCs w:val="18"/>
+              </w:rPr>
+              <w:t>RenderCountDown(</w:t>
+            </w:r>
+            <w:proofErr w:type="gramEnd"/>
+            <w:r>
+              <w:rPr>
+                <w:rFonts w:asciiTheme="minorEastAsia" w:hAnsiTheme="minorEastAsia"/>
+                <w:strike/>
+                <w:sz w:val="18"/>
+                <w:szCs w:val="18"/>
+              </w:rPr>
+              <w:t>)</w:t>
             </w:r>
           </w:p>
         </w:tc>
@@ -10144,7 +10135,6 @@
                 <w:rFonts w:asciiTheme="minorEastAsia" w:hAnsiTheme="minorEastAsia"/>
                 <w:szCs w:val="20"/>
               </w:rPr>
-              <w:lastRenderedPageBreak/>
               <w:t>박신우</w:t>
             </w:r>
           </w:p>
@@ -10845,7 +10835,15 @@
                 <w:rFonts w:asciiTheme="minorEastAsia" w:hAnsiTheme="minorEastAsia"/>
                 <w:szCs w:val="20"/>
               </w:rPr>
-              <w:t>안정성 테스트 및 오류수정</w:t>
+              <w:t xml:space="preserve">안정성 테스트 및 </w:t>
+            </w:r>
+            <w:r>
+              <w:rPr>
+                <w:rFonts w:asciiTheme="minorEastAsia" w:hAnsiTheme="minorEastAsia"/>
+                <w:szCs w:val="20"/>
+              </w:rPr>
+              <w:lastRenderedPageBreak/>
+              <w:t>오류수정</w:t>
             </w:r>
           </w:p>
         </w:tc>
@@ -12222,6 +12220,7 @@
   <w:style w:type="character" w:default="1" w:styleId="a0">
     <w:name w:val="Default Paragraph Font"/>
     <w:uiPriority w:val="1"/>
+    <w:semiHidden/>
     <w:unhideWhenUsed/>
   </w:style>
   <w:style w:type="table" w:default="1" w:styleId="a1">

--- a/Project Progress Report.docx
+++ b/Project Progress Report.docx
@@ -8876,12 +8876,14 @@
               <w:cnfStyle w:val="000000000000" w:firstRow="0" w:lastRow="0" w:firstColumn="0" w:lastColumn="0" w:oddVBand="0" w:evenVBand="0" w:oddHBand="0" w:evenHBand="0" w:firstRowFirstColumn="0" w:firstRowLastColumn="0" w:lastRowFirstColumn="0" w:lastRowLastColumn="0"/>
               <w:rPr>
                 <w:rFonts w:asciiTheme="minorEastAsia" w:hAnsiTheme="minorEastAsia"/>
-                <w:szCs w:val="20"/>
-              </w:rPr>
-            </w:pPr>
-            <w:r>
-              <w:rPr>
-                <w:rFonts w:asciiTheme="minorEastAsia" w:hAnsiTheme="minorEastAsia"/>
+                <w:strike/>
+                <w:szCs w:val="20"/>
+              </w:rPr>
+            </w:pPr>
+            <w:r>
+              <w:rPr>
+                <w:rFonts w:asciiTheme="minorEastAsia" w:hAnsiTheme="minorEastAsia"/>
+                <w:strike/>
                 <w:sz w:val="16"/>
                 <w:szCs w:val="16"/>
               </w:rPr>
@@ -8891,6 +8893,7 @@
             <w:r>
               <w:rPr>
                 <w:rFonts w:asciiTheme="minorEastAsia" w:hAnsiTheme="minorEastAsia"/>
+                <w:strike/>
                 <w:sz w:val="16"/>
                 <w:szCs w:val="16"/>
               </w:rPr>
@@ -8900,6 +8903,7 @@
             <w:r>
               <w:rPr>
                 <w:rFonts w:asciiTheme="minorEastAsia" w:hAnsiTheme="minorEastAsia"/>
+                <w:strike/>
                 <w:sz w:val="16"/>
                 <w:szCs w:val="16"/>
               </w:rPr>
@@ -10316,6 +10320,7 @@
               <w:cnfStyle w:val="000000000000" w:firstRow="0" w:lastRow="0" w:firstColumn="0" w:lastColumn="0" w:oddVBand="0" w:evenVBand="0" w:oddHBand="0" w:evenHBand="0" w:firstRowFirstColumn="0" w:firstRowLastColumn="0" w:lastRowFirstColumn="0" w:lastRowLastColumn="0"/>
               <w:rPr>
                 <w:rFonts w:asciiTheme="minorEastAsia" w:hAnsiTheme="minorEastAsia"/>
+                <w:color w:val="0070C0"/>
                 <w:sz w:val="16"/>
                 <w:szCs w:val="16"/>
               </w:rPr>
@@ -10324,6 +10329,7 @@
               <w:rPr>
                 <w:rFonts w:asciiTheme="minorEastAsia" w:hAnsiTheme="minorEastAsia"/>
                 <w:noProof/>
+                <w:color w:val="0070C0"/>
                 <w:sz w:val="16"/>
                 <w:szCs w:val="16"/>
               </w:rPr>
@@ -10335,6 +10341,7 @@
               <w:rPr>
                 <w:rFonts w:asciiTheme="minorEastAsia" w:hAnsiTheme="minorEastAsia"/>
                 <w:noProof/>
+                <w:color w:val="0070C0"/>
                 <w:sz w:val="16"/>
                 <w:szCs w:val="16"/>
               </w:rPr>
@@ -10345,10 +10352,51 @@
             <w:r>
               <w:rPr>
                 <w:rFonts w:asciiTheme="minorEastAsia" w:hAnsiTheme="minorEastAsia"/>
+                <w:color w:val="0070C0"/>
                 <w:sz w:val="16"/>
                 <w:szCs w:val="16"/>
               </w:rPr>
-              <w:t>recv_Obstacle()</w:t>
+              <w:t>recv_</w:t>
+            </w:r>
+            <w:proofErr w:type="gramStart"/>
+            <w:r>
+              <w:rPr>
+                <w:rFonts w:asciiTheme="minorEastAsia" w:hAnsiTheme="minorEastAsia"/>
+                <w:color w:val="0070C0"/>
+                <w:sz w:val="16"/>
+                <w:szCs w:val="16"/>
+              </w:rPr>
+              <w:t>Obstacle(</w:t>
+            </w:r>
+            <w:proofErr w:type="gramEnd"/>
+            <w:r>
+              <w:rPr>
+                <w:rFonts w:asciiTheme="minorEastAsia" w:hAnsiTheme="minorEastAsia"/>
+                <w:color w:val="0070C0"/>
+                <w:sz w:val="16"/>
+                <w:szCs w:val="16"/>
+              </w:rPr>
+              <w:t>)</w:t>
+            </w:r>
+          </w:p>
+          <w:p>
+            <w:pPr>
+              <w:jc w:val="center"/>
+              <w:cnfStyle w:val="000000000000" w:firstRow="0" w:lastRow="0" w:firstColumn="0" w:lastColumn="0" w:oddVBand="0" w:evenVBand="0" w:oddHBand="0" w:evenHBand="0" w:firstRowFirstColumn="0" w:firstRowLastColumn="0" w:lastRowFirstColumn="0" w:lastRowLastColumn="0"/>
+              <w:rPr>
+                <w:rFonts w:asciiTheme="minorEastAsia" w:hAnsiTheme="minorEastAsia" w:hint="eastAsia"/>
+                <w:sz w:val="16"/>
+                <w:szCs w:val="16"/>
+              </w:rPr>
+            </w:pPr>
+            <w:r>
+              <w:rPr>
+                <w:rFonts w:asciiTheme="minorEastAsia" w:hAnsiTheme="minorEastAsia" w:hint="eastAsia"/>
+                <w:color w:val="0070C0"/>
+                <w:sz w:val="16"/>
+                <w:szCs w:val="16"/>
+              </w:rPr>
+              <w:t>-&gt; 없어짐</w:t>
             </w:r>
           </w:p>
         </w:tc>

--- a/Project Progress Report.docx
+++ b/Project Progress Report.docx
@@ -3214,6 +3214,7 @@
           <w:rFonts w:asciiTheme="minorEastAsia" w:hAnsiTheme="minorEastAsia"/>
           <w:b/>
           <w:bCs/>
+          <w:strike/>
           <w:color w:val="4472C4" w:themeColor="accent1"/>
           <w:sz w:val="24"/>
           <w:szCs w:val="24"/>
@@ -3225,6 +3226,7 @@
           <w:rFonts w:asciiTheme="minorEastAsia" w:hAnsiTheme="minorEastAsia"/>
           <w:b/>
           <w:bCs/>
+          <w:strike/>
           <w:color w:val="4472C4" w:themeColor="accent1"/>
           <w:sz w:val="24"/>
           <w:szCs w:val="24"/>
@@ -3236,6 +3238,7 @@
           <w:rFonts w:asciiTheme="minorEastAsia" w:hAnsiTheme="minorEastAsia" w:hint="eastAsia"/>
           <w:b/>
           <w:bCs/>
+          <w:strike/>
           <w:color w:val="4472C4" w:themeColor="accent1"/>
           <w:sz w:val="24"/>
           <w:szCs w:val="24"/>
@@ -3248,6 +3251,7 @@
           <w:rFonts w:asciiTheme="minorEastAsia" w:hAnsiTheme="minorEastAsia" w:hint="eastAsia"/>
           <w:b/>
           <w:bCs/>
+          <w:strike/>
           <w:color w:val="4472C4" w:themeColor="accent1"/>
           <w:sz w:val="24"/>
           <w:szCs w:val="24"/>
@@ -4424,6 +4428,7 @@
       <w:pPr>
         <w:rPr>
           <w:rFonts w:asciiTheme="minorEastAsia" w:hAnsiTheme="minorEastAsia"/>
+          <w:strike/>
           <w:color w:val="4472C4" w:themeColor="accent1"/>
           <w:sz w:val="22"/>
         </w:rPr>
@@ -4431,6 +4436,7 @@
       <w:r>
         <w:rPr>
           <w:rFonts w:asciiTheme="minorEastAsia" w:hAnsiTheme="minorEastAsia" w:hint="eastAsia"/>
+          <w:strike/>
           <w:color w:val="4472C4" w:themeColor="accent1"/>
           <w:sz w:val="22"/>
         </w:rPr>
@@ -4441,13 +4447,15 @@
       <w:pPr>
         <w:rPr>
           <w:rFonts w:asciiTheme="minorEastAsia" w:hAnsiTheme="minorEastAsia"/>
-          <w:color w:val="4472C4" w:themeColor="accent1"/>
-          <w:sz w:val="22"/>
-        </w:rPr>
-      </w:pPr>
-      <w:r>
-        <w:rPr>
-          <w:rFonts w:asciiTheme="minorEastAsia" w:hAnsiTheme="minorEastAsia"/>
+          <w:strike/>
+          <w:color w:val="4472C4" w:themeColor="accent1"/>
+          <w:sz w:val="22"/>
+        </w:rPr>
+      </w:pPr>
+      <w:r>
+        <w:rPr>
+          <w:rFonts w:asciiTheme="minorEastAsia" w:hAnsiTheme="minorEastAsia"/>
+          <w:strike/>
           <w:color w:val="4472C4" w:themeColor="accent1"/>
           <w:sz w:val="22"/>
         </w:rPr>
@@ -4457,6 +4465,7 @@
       <w:r>
         <w:rPr>
           <w:rFonts w:asciiTheme="minorEastAsia" w:hAnsiTheme="minorEastAsia"/>
+          <w:strike/>
           <w:color w:val="4472C4" w:themeColor="accent1"/>
           <w:sz w:val="22"/>
         </w:rPr>
@@ -4466,6 +4475,7 @@
       <w:r>
         <w:rPr>
           <w:rFonts w:asciiTheme="minorEastAsia" w:hAnsiTheme="minorEastAsia"/>
+          <w:strike/>
           <w:color w:val="4472C4" w:themeColor="accent1"/>
           <w:sz w:val="22"/>
         </w:rPr>
@@ -4475,6 +4485,7 @@
       <w:r>
         <w:rPr>
           <w:rFonts w:asciiTheme="minorEastAsia" w:hAnsiTheme="minorEastAsia"/>
+          <w:strike/>
           <w:color w:val="4472C4" w:themeColor="accent1"/>
           <w:sz w:val="22"/>
         </w:rPr>
@@ -4484,6 +4495,7 @@
       <w:r>
         <w:rPr>
           <w:rFonts w:asciiTheme="minorEastAsia" w:hAnsiTheme="minorEastAsia"/>
+          <w:strike/>
           <w:color w:val="4472C4" w:themeColor="accent1"/>
           <w:sz w:val="22"/>
         </w:rPr>
@@ -4494,6 +4506,7 @@
       <w:pPr>
         <w:rPr>
           <w:rFonts w:asciiTheme="minorEastAsia" w:hAnsiTheme="minorEastAsia"/>
+          <w:strike/>
           <w:color w:val="4472C4" w:themeColor="accent1"/>
           <w:sz w:val="22"/>
         </w:rPr>
@@ -4501,6 +4514,7 @@
       <w:r>
         <w:rPr>
           <w:rFonts w:asciiTheme="minorEastAsia" w:hAnsiTheme="minorEastAsia" w:hint="eastAsia"/>
+          <w:strike/>
           <w:color w:val="4472C4" w:themeColor="accent1"/>
           <w:sz w:val="22"/>
         </w:rPr>
@@ -4512,6 +4526,7 @@
       <w:pPr>
         <w:rPr>
           <w:rFonts w:asciiTheme="minorEastAsia" w:hAnsiTheme="minorEastAsia"/>
+          <w:strike/>
           <w:color w:val="4472C4" w:themeColor="accent1"/>
           <w:sz w:val="22"/>
         </w:rPr>
@@ -4519,6 +4534,7 @@
       <w:r>
         <w:rPr>
           <w:rFonts w:asciiTheme="minorEastAsia" w:hAnsiTheme="minorEastAsia" w:hint="eastAsia"/>
+          <w:strike/>
           <w:color w:val="4472C4" w:themeColor="accent1"/>
           <w:sz w:val="22"/>
         </w:rPr>
@@ -4529,6 +4545,7 @@
       <w:pPr>
         <w:rPr>
           <w:rFonts w:asciiTheme="minorEastAsia" w:hAnsiTheme="minorEastAsia"/>
+          <w:strike/>
           <w:color w:val="4472C4" w:themeColor="accent1"/>
           <w:sz w:val="22"/>
         </w:rPr>
@@ -4536,6 +4553,7 @@
       <w:r>
         <w:rPr>
           <w:rFonts w:asciiTheme="minorEastAsia" w:hAnsiTheme="minorEastAsia" w:hint="eastAsia"/>
+          <w:strike/>
           <w:color w:val="4472C4" w:themeColor="accent1"/>
           <w:sz w:val="22"/>
         </w:rPr>
@@ -4545,6 +4563,7 @@
       <w:r>
         <w:rPr>
           <w:rFonts w:asciiTheme="minorEastAsia" w:hAnsiTheme="minorEastAsia" w:hint="eastAsia"/>
+          <w:strike/>
           <w:color w:val="4472C4" w:themeColor="accent1"/>
           <w:sz w:val="22"/>
         </w:rPr>
@@ -4554,6 +4573,7 @@
       <w:r>
         <w:rPr>
           <w:rFonts w:asciiTheme="minorEastAsia" w:hAnsiTheme="minorEastAsia" w:hint="eastAsia"/>
+          <w:strike/>
           <w:color w:val="4472C4" w:themeColor="accent1"/>
           <w:sz w:val="22"/>
         </w:rPr>
@@ -4564,6 +4584,7 @@
       <w:pPr>
         <w:rPr>
           <w:rFonts w:asciiTheme="minorEastAsia" w:hAnsiTheme="minorEastAsia"/>
+          <w:strike/>
           <w:color w:val="4472C4" w:themeColor="accent1"/>
           <w:sz w:val="22"/>
         </w:rPr>
@@ -4571,6 +4592,7 @@
       <w:r>
         <w:rPr>
           <w:rFonts w:asciiTheme="minorEastAsia" w:hAnsiTheme="minorEastAsia" w:hint="eastAsia"/>
+          <w:strike/>
           <w:color w:val="4472C4" w:themeColor="accent1"/>
           <w:sz w:val="22"/>
         </w:rPr>
@@ -4580,6 +4602,7 @@
       <w:r>
         <w:rPr>
           <w:rFonts w:asciiTheme="minorEastAsia" w:hAnsiTheme="minorEastAsia" w:hint="eastAsia"/>
+          <w:strike/>
           <w:color w:val="4472C4" w:themeColor="accent1"/>
           <w:sz w:val="22"/>
         </w:rPr>
@@ -4589,6 +4612,7 @@
       <w:r>
         <w:rPr>
           <w:rFonts w:asciiTheme="minorEastAsia" w:hAnsiTheme="minorEastAsia" w:hint="eastAsia"/>
+          <w:strike/>
           <w:color w:val="4472C4" w:themeColor="accent1"/>
           <w:sz w:val="22"/>
         </w:rPr>
@@ -4599,6 +4623,7 @@
       <w:pPr>
         <w:rPr>
           <w:rFonts w:asciiTheme="minorEastAsia" w:hAnsiTheme="minorEastAsia"/>
+          <w:strike/>
           <w:color w:val="4472C4" w:themeColor="accent1"/>
           <w:sz w:val="22"/>
         </w:rPr>
@@ -4606,6 +4631,7 @@
       <w:r>
         <w:rPr>
           <w:rFonts w:asciiTheme="minorEastAsia" w:hAnsiTheme="minorEastAsia" w:hint="eastAsia"/>
+          <w:strike/>
           <w:color w:val="4472C4" w:themeColor="accent1"/>
           <w:sz w:val="22"/>
         </w:rPr>
@@ -4615,6 +4641,7 @@
       <w:r>
         <w:rPr>
           <w:rFonts w:asciiTheme="minorEastAsia" w:hAnsiTheme="minorEastAsia" w:hint="eastAsia"/>
+          <w:strike/>
           <w:color w:val="4472C4" w:themeColor="accent1"/>
           <w:sz w:val="22"/>
         </w:rPr>
@@ -4624,6 +4651,7 @@
       <w:r>
         <w:rPr>
           <w:rFonts w:asciiTheme="minorEastAsia" w:hAnsiTheme="minorEastAsia" w:hint="eastAsia"/>
+          <w:strike/>
           <w:color w:val="4472C4" w:themeColor="accent1"/>
           <w:sz w:val="22"/>
         </w:rPr>
@@ -4634,6 +4662,7 @@
       <w:pPr>
         <w:rPr>
           <w:rFonts w:asciiTheme="minorEastAsia" w:hAnsiTheme="minorEastAsia"/>
+          <w:strike/>
           <w:color w:val="4472C4" w:themeColor="accent1"/>
           <w:sz w:val="22"/>
         </w:rPr>
@@ -4641,6 +4670,7 @@
       <w:r>
         <w:rPr>
           <w:rFonts w:asciiTheme="minorEastAsia" w:hAnsiTheme="minorEastAsia" w:hint="eastAsia"/>
+          <w:strike/>
           <w:color w:val="4472C4" w:themeColor="accent1"/>
           <w:sz w:val="22"/>
         </w:rPr>
@@ -4650,6 +4680,7 @@
       <w:r>
         <w:rPr>
           <w:rFonts w:asciiTheme="minorEastAsia" w:hAnsiTheme="minorEastAsia" w:hint="eastAsia"/>
+          <w:strike/>
           <w:color w:val="4472C4" w:themeColor="accent1"/>
           <w:sz w:val="22"/>
         </w:rPr>
@@ -4659,6 +4690,7 @@
       <w:r>
         <w:rPr>
           <w:rFonts w:asciiTheme="minorEastAsia" w:hAnsiTheme="minorEastAsia" w:hint="eastAsia"/>
+          <w:strike/>
           <w:color w:val="4472C4" w:themeColor="accent1"/>
           <w:sz w:val="22"/>
         </w:rPr>
@@ -4669,6 +4701,7 @@
       <w:pPr>
         <w:rPr>
           <w:rFonts w:asciiTheme="minorEastAsia" w:hAnsiTheme="minorEastAsia"/>
+          <w:strike/>
           <w:color w:val="4472C4" w:themeColor="accent1"/>
           <w:sz w:val="22"/>
         </w:rPr>
@@ -4676,6 +4709,7 @@
       <w:r>
         <w:rPr>
           <w:rFonts w:asciiTheme="minorEastAsia" w:hAnsiTheme="minorEastAsia" w:hint="eastAsia"/>
+          <w:strike/>
           <w:color w:val="4472C4" w:themeColor="accent1"/>
           <w:sz w:val="22"/>
         </w:rPr>
@@ -4685,6 +4719,7 @@
       <w:r>
         <w:rPr>
           <w:rFonts w:asciiTheme="minorEastAsia" w:hAnsiTheme="minorEastAsia" w:hint="eastAsia"/>
+          <w:strike/>
           <w:color w:val="4472C4" w:themeColor="accent1"/>
           <w:sz w:val="22"/>
         </w:rPr>
@@ -4694,6 +4729,7 @@
       <w:r>
         <w:rPr>
           <w:rFonts w:asciiTheme="minorEastAsia" w:hAnsiTheme="minorEastAsia" w:hint="eastAsia"/>
+          <w:strike/>
           <w:color w:val="4472C4" w:themeColor="accent1"/>
           <w:sz w:val="22"/>
         </w:rPr>
@@ -4704,10 +4740,132 @@
       <w:pPr>
         <w:rPr>
           <w:rFonts w:asciiTheme="minorEastAsia" w:hAnsiTheme="minorEastAsia"/>
-          <w:color w:val="4472C4" w:themeColor="accent1"/>
-          <w:sz w:val="22"/>
-        </w:rPr>
-      </w:pPr>
+          <w:strike/>
+          <w:color w:val="4472C4" w:themeColor="accent1"/>
+          <w:sz w:val="22"/>
+        </w:rPr>
+      </w:pPr>
+      <w:r>
+        <w:rPr>
+          <w:rFonts w:asciiTheme="minorEastAsia" w:hAnsiTheme="minorEastAsia" w:hint="eastAsia"/>
+          <w:strike/>
+          <w:color w:val="4472C4" w:themeColor="accent1"/>
+          <w:sz w:val="22"/>
+        </w:rPr>
+        <w:t>}</w:t>
+      </w:r>
+    </w:p>
+    <w:p>
+      <w:pPr>
+        <w:rPr>
+          <w:rFonts w:asciiTheme="minorEastAsia" w:hAnsiTheme="minorEastAsia" w:hint="eastAsia"/>
+          <w:color w:val="4472C4" w:themeColor="accent1"/>
+          <w:sz w:val="22"/>
+        </w:rPr>
+      </w:pPr>
+      <w:r>
+        <w:rPr>
+          <w:rFonts w:asciiTheme="minorEastAsia" w:hAnsiTheme="minorEastAsia" w:hint="eastAsia"/>
+          <w:color w:val="4472C4" w:themeColor="accent1"/>
+          <w:sz w:val="22"/>
+        </w:rPr>
+        <w:t>(추가)</w:t>
+      </w:r>
+    </w:p>
+    <w:p>
+      <w:pPr>
+        <w:rPr>
+          <w:rFonts w:asciiTheme="minorEastAsia" w:hAnsiTheme="minorEastAsia"/>
+          <w:color w:val="4472C4" w:themeColor="accent1"/>
+          <w:sz w:val="22"/>
+        </w:rPr>
+      </w:pPr>
+      <w:r>
+        <w:rPr>
+          <w:rFonts w:asciiTheme="minorEastAsia" w:hAnsiTheme="minorEastAsia"/>
+          <w:color w:val="4472C4" w:themeColor="accent1"/>
+          <w:sz w:val="22"/>
+        </w:rPr>
+        <w:t>bool S2C_</w:t>
+      </w:r>
+      <w:proofErr w:type="gramStart"/>
+      <w:r>
+        <w:rPr>
+          <w:rFonts w:asciiTheme="minorEastAsia" w:hAnsiTheme="minorEastAsia"/>
+          <w:color w:val="4472C4" w:themeColor="accent1"/>
+          <w:sz w:val="22"/>
+        </w:rPr>
+        <w:t>ReceiveGameState(</w:t>
+      </w:r>
+      <w:proofErr w:type="gramEnd"/>
+      <w:r>
+        <w:rPr>
+          <w:rFonts w:asciiTheme="minorEastAsia" w:hAnsiTheme="minorEastAsia"/>
+          <w:color w:val="4472C4" w:themeColor="accent1"/>
+          <w:sz w:val="22"/>
+        </w:rPr>
+        <w:t>SOCKET sock)</w:t>
+      </w:r>
+      <w:r>
+        <w:rPr>
+          <w:rFonts w:asciiTheme="minorEastAsia" w:hAnsiTheme="minorEastAsia"/>
+          <w:color w:val="4472C4" w:themeColor="accent1"/>
+          <w:sz w:val="22"/>
+        </w:rPr>
+        <w:br/>
+      </w:r>
+      <w:r>
+        <w:rPr>
+          <w:rFonts w:asciiTheme="minorEastAsia" w:hAnsiTheme="minorEastAsia" w:hint="eastAsia"/>
+          <w:color w:val="4472C4" w:themeColor="accent1"/>
+          <w:sz w:val="22"/>
+        </w:rPr>
+        <w:t>{</w:t>
+      </w:r>
+    </w:p>
+    <w:p>
+      <w:pPr>
+        <w:ind w:firstLine="800"/>
+        <w:rPr>
+          <w:rFonts w:asciiTheme="minorEastAsia" w:hAnsiTheme="minorEastAsia"/>
+          <w:color w:val="4472C4" w:themeColor="accent1"/>
+          <w:sz w:val="22"/>
+        </w:rPr>
+      </w:pPr>
+      <w:r>
+        <w:rPr>
+          <w:rFonts w:asciiTheme="minorEastAsia" w:hAnsiTheme="minorEastAsia" w:hint="eastAsia"/>
+          <w:color w:val="4472C4" w:themeColor="accent1"/>
+          <w:sz w:val="22"/>
+        </w:rPr>
+        <w:t>//다른 캐릭터 정보와 장애물 정보를 받음</w:t>
+      </w:r>
+    </w:p>
+    <w:p>
+      <w:pPr>
+        <w:ind w:firstLine="800"/>
+        <w:rPr>
+          <w:rFonts w:asciiTheme="minorEastAsia" w:hAnsiTheme="minorEastAsia" w:hint="eastAsia"/>
+          <w:color w:val="4472C4" w:themeColor="accent1"/>
+          <w:sz w:val="22"/>
+        </w:rPr>
+      </w:pPr>
+      <w:r>
+        <w:rPr>
+          <w:rFonts w:asciiTheme="minorEastAsia" w:hAnsiTheme="minorEastAsia" w:hint="eastAsia"/>
+          <w:color w:val="4472C4" w:themeColor="accent1"/>
+          <w:sz w:val="22"/>
+        </w:rPr>
+        <w:t>//한 번에 보내도록 변경</w:t>
+      </w:r>
+      <w:r>
+        <w:rPr>
+          <w:rFonts w:asciiTheme="minorEastAsia" w:hAnsiTheme="minorEastAsia"/>
+          <w:color w:val="4472C4" w:themeColor="accent1"/>
+          <w:sz w:val="22"/>
+        </w:rPr>
+        <w:br/>
+      </w:r>
       <w:r>
         <w:rPr>
           <w:rFonts w:asciiTheme="minorEastAsia" w:hAnsiTheme="minorEastAsia" w:hint="eastAsia"/>
@@ -5301,6 +5459,7 @@
           <w:sz w:val="24"/>
           <w:szCs w:val="24"/>
         </w:rPr>
+        <w:lastRenderedPageBreak/>
         <w:t>void RenderCharacter_2(character ch2)</w:t>
       </w:r>
       <w:r>
@@ -5389,7 +5548,6 @@
           <w:rFonts w:asciiTheme="minorEastAsia" w:hAnsiTheme="minorEastAsia"/>
           <w:sz w:val="22"/>
         </w:rPr>
-        <w:lastRenderedPageBreak/>
         <w:t>{</w:t>
       </w:r>
     </w:p>
@@ -5705,6 +5863,7 @@
           <w:sz w:val="32"/>
           <w:szCs w:val="32"/>
         </w:rPr>
+        <w:lastRenderedPageBreak/>
         <w:t>3-4. 서버 함수</w:t>
       </w:r>
     </w:p>
@@ -5800,7 +5959,6 @@
           <w:rFonts w:asciiTheme="minorEastAsia" w:hAnsiTheme="minorEastAsia"/>
           <w:sz w:val="22"/>
         </w:rPr>
-        <w:lastRenderedPageBreak/>
         <w:t xml:space="preserve">    else</w:t>
       </w:r>
     </w:p>
@@ -6132,6 +6290,7 @@
           <w:sz w:val="24"/>
           <w:szCs w:val="24"/>
         </w:rPr>
+        <w:lastRenderedPageBreak/>
         <w:t>void S2C_IsFinish()</w:t>
       </w:r>
       <w:r>
@@ -6225,369 +6384,369 @@
           <w:rFonts w:asciiTheme="minorEastAsia" w:hAnsiTheme="minorEastAsia"/>
           <w:sz w:val="22"/>
         </w:rPr>
+        <w:tab/>
+        <w:t>게임 속행</w:t>
+      </w:r>
+    </w:p>
+    <w:p>
+      <w:pPr>
+        <w:rPr>
+          <w:rFonts w:asciiTheme="minorEastAsia" w:hAnsiTheme="minorEastAsia"/>
+          <w:sz w:val="22"/>
+        </w:rPr>
+      </w:pPr>
+      <w:r>
+        <w:rPr>
+          <w:rFonts w:asciiTheme="minorEastAsia" w:hAnsiTheme="minorEastAsia"/>
+          <w:sz w:val="22"/>
+        </w:rPr>
+        <w:t>}</w:t>
+      </w:r>
+    </w:p>
+    <w:p>
+      <w:pPr>
+        <w:rPr>
+          <w:rFonts w:asciiTheme="minorEastAsia" w:hAnsiTheme="minorEastAsia"/>
+          <w:sz w:val="22"/>
+        </w:rPr>
+      </w:pPr>
+      <w:r>
+        <w:rPr>
+          <w:rFonts w:asciiTheme="minorEastAsia" w:hAnsiTheme="minorEastAsia"/>
+          <w:b/>
+          <w:bCs/>
+          <w:sz w:val="24"/>
+          <w:szCs w:val="24"/>
+        </w:rPr>
+        <w:t>bool Check_IsFinish()</w:t>
+      </w:r>
+      <w:r>
+        <w:rPr>
+          <w:rFonts w:asciiTheme="minorEastAsia" w:hAnsiTheme="minorEastAsia"/>
+          <w:sz w:val="22"/>
+        </w:rPr>
+        <w:t>{</w:t>
+      </w:r>
+    </w:p>
+    <w:p>
+      <w:pPr>
+        <w:rPr>
+          <w:rFonts w:asciiTheme="minorEastAsia" w:hAnsiTheme="minorEastAsia"/>
+          <w:sz w:val="22"/>
+        </w:rPr>
+      </w:pPr>
+      <w:r>
+        <w:rPr>
+          <w:rFonts w:asciiTheme="minorEastAsia" w:hAnsiTheme="minorEastAsia"/>
+          <w:sz w:val="22"/>
+        </w:rPr>
+        <w:tab/>
+        <w:t>If(어떤 캐릭터가 도착했다면)</w:t>
+      </w:r>
+    </w:p>
+    <w:p>
+      <w:pPr>
+        <w:rPr>
+          <w:rFonts w:asciiTheme="minorEastAsia" w:hAnsiTheme="minorEastAsia"/>
+          <w:sz w:val="22"/>
+        </w:rPr>
+      </w:pPr>
+      <w:r>
+        <w:rPr>
+          <w:rFonts w:asciiTheme="minorEastAsia" w:hAnsiTheme="minorEastAsia"/>
+          <w:sz w:val="22"/>
+        </w:rPr>
+        <w:tab/>
+        <w:t>true</w:t>
+      </w:r>
+    </w:p>
+    <w:p>
+      <w:pPr>
+        <w:rPr>
+          <w:rFonts w:asciiTheme="minorEastAsia" w:hAnsiTheme="minorEastAsia"/>
+          <w:sz w:val="22"/>
+        </w:rPr>
+      </w:pPr>
+      <w:r>
+        <w:rPr>
+          <w:rFonts w:asciiTheme="minorEastAsia" w:hAnsiTheme="minorEastAsia"/>
+          <w:sz w:val="22"/>
+        </w:rPr>
+        <w:tab/>
+        <w:t>else</w:t>
+      </w:r>
+      <w:r>
+        <w:rPr>
+          <w:rFonts w:asciiTheme="minorEastAsia" w:hAnsiTheme="minorEastAsia"/>
+          <w:sz w:val="22"/>
+        </w:rPr>
+        <w:tab/>
+      </w:r>
+    </w:p>
+    <w:p>
+      <w:pPr>
+        <w:rPr>
+          <w:rFonts w:asciiTheme="minorEastAsia" w:hAnsiTheme="minorEastAsia"/>
+          <w:sz w:val="22"/>
+        </w:rPr>
+      </w:pPr>
+      <w:r>
+        <w:rPr>
+          <w:rFonts w:asciiTheme="minorEastAsia" w:hAnsiTheme="minorEastAsia"/>
+          <w:sz w:val="22"/>
+        </w:rPr>
+        <w:tab/>
+        <w:t>false</w:t>
+      </w:r>
+    </w:p>
+    <w:p>
+      <w:pPr>
+        <w:rPr>
+          <w:rFonts w:asciiTheme="minorEastAsia" w:hAnsiTheme="minorEastAsia"/>
+          <w:sz w:val="22"/>
+        </w:rPr>
+      </w:pPr>
+      <w:r>
+        <w:rPr>
+          <w:rFonts w:asciiTheme="minorEastAsia" w:hAnsiTheme="minorEastAsia"/>
+          <w:sz w:val="22"/>
+        </w:rPr>
+        <w:t>}</w:t>
+      </w:r>
+    </w:p>
+    <w:p>
+      <w:pPr>
+        <w:rPr>
+          <w:rFonts w:asciiTheme="minorEastAsia" w:hAnsiTheme="minorEastAsia"/>
+          <w:sz w:val="22"/>
+        </w:rPr>
+      </w:pPr>
+      <w:r>
+        <w:rPr>
+          <w:rFonts w:asciiTheme="minorEastAsia" w:hAnsiTheme="minorEastAsia"/>
+          <w:b/>
+          <w:bCs/>
+          <w:sz w:val="24"/>
+          <w:szCs w:val="24"/>
+        </w:rPr>
+        <w:t>bool recv_character()</w:t>
+      </w:r>
+      <w:r>
+        <w:rPr>
+          <w:rFonts w:asciiTheme="minorEastAsia" w:hAnsiTheme="minorEastAsia"/>
+          <w:sz w:val="24"/>
+          <w:szCs w:val="24"/>
+        </w:rPr>
+        <w:t xml:space="preserve">     </w:t>
+      </w:r>
+      <w:r>
+        <w:rPr>
+          <w:rFonts w:asciiTheme="minorEastAsia" w:hAnsiTheme="minorEastAsia"/>
+          <w:sz w:val="22"/>
+        </w:rPr>
+        <w:t>캐릭터에 대한 정보 클라이언트로부터 받는 함수</w:t>
+      </w:r>
+    </w:p>
+    <w:p>
+      <w:pPr>
+        <w:rPr>
+          <w:rFonts w:asciiTheme="minorEastAsia" w:hAnsiTheme="minorEastAsia"/>
+          <w:sz w:val="22"/>
+        </w:rPr>
+      </w:pPr>
+      <w:r>
+        <w:rPr>
+          <w:rFonts w:asciiTheme="minorEastAsia" w:hAnsiTheme="minorEastAsia"/>
+          <w:sz w:val="22"/>
+        </w:rPr>
+        <w:t>{</w:t>
+      </w:r>
+    </w:p>
+    <w:p>
+      <w:pPr>
+        <w:rPr>
+          <w:rFonts w:asciiTheme="minorEastAsia" w:hAnsiTheme="minorEastAsia"/>
+          <w:strike/>
+          <w:sz w:val="22"/>
+        </w:rPr>
+      </w:pPr>
+      <w:r>
+        <w:rPr>
+          <w:rFonts w:asciiTheme="minorEastAsia" w:hAnsiTheme="minorEastAsia"/>
+          <w:sz w:val="22"/>
+        </w:rPr>
+        <w:tab/>
+      </w:r>
+      <w:r>
+        <w:rPr>
+          <w:rFonts w:asciiTheme="minorEastAsia" w:hAnsiTheme="minorEastAsia"/>
+          <w:strike/>
+          <w:sz w:val="22"/>
+        </w:rPr>
+        <w:t>각각의 캐릭터들의 구조체를 받음</w:t>
+      </w:r>
+    </w:p>
+    <w:p>
+      <w:pPr>
+        <w:rPr>
+          <w:rFonts w:asciiTheme="minorEastAsia" w:hAnsiTheme="minorEastAsia"/>
+          <w:strike/>
+          <w:sz w:val="22"/>
+        </w:rPr>
+      </w:pPr>
+      <w:r>
+        <w:rPr>
+          <w:rFonts w:asciiTheme="minorEastAsia" w:hAnsiTheme="minorEastAsia"/>
+          <w:strike/>
+          <w:sz w:val="22"/>
+        </w:rPr>
+        <w:tab/>
+        <w:t>ch1. isCollision = CheckCollision(ch1</w:t>
+      </w:r>
+      <w:proofErr w:type="gramStart"/>
+      <w:r>
+        <w:rPr>
+          <w:rFonts w:asciiTheme="minorEastAsia" w:hAnsiTheme="minorEastAsia"/>
+          <w:strike/>
+          <w:sz w:val="22"/>
+        </w:rPr>
+        <w:t>) ;</w:t>
+      </w:r>
+      <w:proofErr w:type="gramEnd"/>
+    </w:p>
+    <w:p>
+      <w:pPr>
+        <w:rPr>
+          <w:rFonts w:asciiTheme="minorEastAsia" w:hAnsiTheme="minorEastAsia"/>
+          <w:sz w:val="22"/>
+        </w:rPr>
+      </w:pPr>
+      <w:r>
+        <w:rPr>
+          <w:rFonts w:asciiTheme="minorEastAsia" w:hAnsiTheme="minorEastAsia"/>
+          <w:sz w:val="22"/>
+        </w:rPr>
+        <w:tab/>
+      </w:r>
+      <w:r>
+        <w:rPr>
+          <w:rFonts w:asciiTheme="minorEastAsia" w:hAnsiTheme="minorEastAsia" w:hint="eastAsia"/>
+          <w:color w:val="4472C4" w:themeColor="accent1"/>
+          <w:sz w:val="22"/>
+        </w:rPr>
+        <w:t>본인을 제외한 캐릭터들 정보를 받음</w:t>
+      </w:r>
+    </w:p>
+    <w:p>
+      <w:pPr>
+        <w:rPr>
+          <w:rFonts w:asciiTheme="minorEastAsia" w:hAnsiTheme="minorEastAsia"/>
+          <w:sz w:val="22"/>
+        </w:rPr>
+      </w:pPr>
+      <w:r>
+        <w:rPr>
+          <w:rFonts w:asciiTheme="minorEastAsia" w:hAnsiTheme="minorEastAsia"/>
+          <w:sz w:val="22"/>
+        </w:rPr>
+        <w:tab/>
+        <w:t>ch2. isCollision = CheckCollision(ch2</w:t>
+      </w:r>
+      <w:proofErr w:type="gramStart"/>
+      <w:r>
+        <w:rPr>
+          <w:rFonts w:asciiTheme="minorEastAsia" w:hAnsiTheme="minorEastAsia"/>
+          <w:sz w:val="22"/>
+        </w:rPr>
+        <w:t>);</w:t>
+      </w:r>
+      <w:proofErr w:type="gramEnd"/>
+    </w:p>
+    <w:p>
+      <w:pPr>
+        <w:rPr>
+          <w:rFonts w:asciiTheme="minorEastAsia" w:hAnsiTheme="minorEastAsia"/>
+          <w:sz w:val="22"/>
+        </w:rPr>
+      </w:pPr>
+      <w:r>
+        <w:rPr>
+          <w:rFonts w:asciiTheme="minorEastAsia" w:hAnsiTheme="minorEastAsia"/>
+          <w:sz w:val="22"/>
+        </w:rPr>
+        <w:tab/>
+        <w:t>ch3. isCollision = CheckCollision(ch3);</w:t>
+      </w:r>
+    </w:p>
+    <w:p>
+      <w:pPr>
+        <w:rPr>
+          <w:rFonts w:asciiTheme="minorEastAsia" w:hAnsiTheme="minorEastAsia"/>
+          <w:sz w:val="22"/>
+        </w:rPr>
+      </w:pPr>
+      <w:r>
+        <w:rPr>
+          <w:rFonts w:asciiTheme="minorEastAsia" w:hAnsiTheme="minorEastAsia"/>
+          <w:sz w:val="22"/>
+        </w:rPr>
+        <w:tab/>
+        <w:t>//캐릭터 구조체 정보를 각 클라이언트로 보냄</w:t>
+      </w:r>
+    </w:p>
+    <w:p>
+      <w:pPr>
+        <w:rPr>
+          <w:rFonts w:asciiTheme="minorEastAsia" w:hAnsiTheme="minorEastAsia"/>
+          <w:sz w:val="22"/>
+        </w:rPr>
+      </w:pPr>
+      <w:r>
+        <w:rPr>
+          <w:rFonts w:asciiTheme="minorEastAsia" w:hAnsiTheme="minorEastAsia"/>
+          <w:sz w:val="22"/>
+        </w:rPr>
+        <w:tab/>
+        <w:t>for(캐릭터들 정보 다 보낼 때까지){</w:t>
+      </w:r>
+    </w:p>
+    <w:p>
+      <w:pPr>
+        <w:rPr>
+          <w:rFonts w:asciiTheme="minorEastAsia" w:hAnsiTheme="minorEastAsia"/>
+          <w:sz w:val="22"/>
+        </w:rPr>
+      </w:pPr>
+      <w:r>
+        <w:rPr>
+          <w:rFonts w:asciiTheme="minorEastAsia" w:hAnsiTheme="minorEastAsia"/>
+          <w:sz w:val="22"/>
+        </w:rPr>
+        <w:tab/>
+      </w:r>
+      <w:r>
+        <w:rPr>
+          <w:rFonts w:asciiTheme="minorEastAsia" w:hAnsiTheme="minorEastAsia"/>
+          <w:sz w:val="22"/>
+        </w:rPr>
+        <w:tab/>
+        <w:t>S2C_Character()</w:t>
+      </w:r>
+    </w:p>
+    <w:p>
+      <w:pPr>
+        <w:rPr>
+          <w:rFonts w:asciiTheme="minorEastAsia" w:hAnsiTheme="minorEastAsia"/>
+          <w:sz w:val="22"/>
+        </w:rPr>
+      </w:pPr>
+      <w:r>
+        <w:rPr>
+          <w:rFonts w:asciiTheme="minorEastAsia" w:hAnsiTheme="minorEastAsia"/>
+          <w:sz w:val="22"/>
+        </w:rPr>
         <w:lastRenderedPageBreak/>
         <w:tab/>
-        <w:t>게임 속행</w:t>
-      </w:r>
-    </w:p>
-    <w:p>
-      <w:pPr>
-        <w:rPr>
-          <w:rFonts w:asciiTheme="minorEastAsia" w:hAnsiTheme="minorEastAsia"/>
-          <w:sz w:val="22"/>
-        </w:rPr>
-      </w:pPr>
-      <w:r>
-        <w:rPr>
-          <w:rFonts w:asciiTheme="minorEastAsia" w:hAnsiTheme="minorEastAsia"/>
-          <w:sz w:val="22"/>
-        </w:rPr>
-        <w:t>}</w:t>
-      </w:r>
-    </w:p>
-    <w:p>
-      <w:pPr>
-        <w:rPr>
-          <w:rFonts w:asciiTheme="minorEastAsia" w:hAnsiTheme="minorEastAsia"/>
-          <w:sz w:val="22"/>
-        </w:rPr>
-      </w:pPr>
-      <w:r>
-        <w:rPr>
-          <w:rFonts w:asciiTheme="minorEastAsia" w:hAnsiTheme="minorEastAsia"/>
-          <w:b/>
-          <w:bCs/>
-          <w:sz w:val="24"/>
-          <w:szCs w:val="24"/>
-        </w:rPr>
-        <w:t>bool Check_IsFinish()</w:t>
-      </w:r>
-      <w:r>
-        <w:rPr>
-          <w:rFonts w:asciiTheme="minorEastAsia" w:hAnsiTheme="minorEastAsia"/>
-          <w:sz w:val="22"/>
-        </w:rPr>
-        <w:t>{</w:t>
-      </w:r>
-    </w:p>
-    <w:p>
-      <w:pPr>
-        <w:rPr>
-          <w:rFonts w:asciiTheme="minorEastAsia" w:hAnsiTheme="minorEastAsia"/>
-          <w:sz w:val="22"/>
-        </w:rPr>
-      </w:pPr>
-      <w:r>
-        <w:rPr>
-          <w:rFonts w:asciiTheme="minorEastAsia" w:hAnsiTheme="minorEastAsia"/>
-          <w:sz w:val="22"/>
-        </w:rPr>
-        <w:tab/>
-        <w:t>If(어떤 캐릭터가 도착했다면)</w:t>
-      </w:r>
-    </w:p>
-    <w:p>
-      <w:pPr>
-        <w:rPr>
-          <w:rFonts w:asciiTheme="minorEastAsia" w:hAnsiTheme="minorEastAsia"/>
-          <w:sz w:val="22"/>
-        </w:rPr>
-      </w:pPr>
-      <w:r>
-        <w:rPr>
-          <w:rFonts w:asciiTheme="minorEastAsia" w:hAnsiTheme="minorEastAsia"/>
-          <w:sz w:val="22"/>
-        </w:rPr>
-        <w:tab/>
-        <w:t>true</w:t>
-      </w:r>
-    </w:p>
-    <w:p>
-      <w:pPr>
-        <w:rPr>
-          <w:rFonts w:asciiTheme="minorEastAsia" w:hAnsiTheme="minorEastAsia"/>
-          <w:sz w:val="22"/>
-        </w:rPr>
-      </w:pPr>
-      <w:r>
-        <w:rPr>
-          <w:rFonts w:asciiTheme="minorEastAsia" w:hAnsiTheme="minorEastAsia"/>
-          <w:sz w:val="22"/>
-        </w:rPr>
-        <w:tab/>
-        <w:t>else</w:t>
-      </w:r>
-      <w:r>
-        <w:rPr>
-          <w:rFonts w:asciiTheme="minorEastAsia" w:hAnsiTheme="minorEastAsia"/>
-          <w:sz w:val="22"/>
-        </w:rPr>
-        <w:tab/>
-      </w:r>
-    </w:p>
-    <w:p>
-      <w:pPr>
-        <w:rPr>
-          <w:rFonts w:asciiTheme="minorEastAsia" w:hAnsiTheme="minorEastAsia"/>
-          <w:sz w:val="22"/>
-        </w:rPr>
-      </w:pPr>
-      <w:r>
-        <w:rPr>
-          <w:rFonts w:asciiTheme="minorEastAsia" w:hAnsiTheme="minorEastAsia"/>
-          <w:sz w:val="22"/>
-        </w:rPr>
-        <w:tab/>
-        <w:t>false</w:t>
-      </w:r>
-    </w:p>
-    <w:p>
-      <w:pPr>
-        <w:rPr>
-          <w:rFonts w:asciiTheme="minorEastAsia" w:hAnsiTheme="minorEastAsia"/>
-          <w:sz w:val="22"/>
-        </w:rPr>
-      </w:pPr>
-      <w:r>
-        <w:rPr>
-          <w:rFonts w:asciiTheme="minorEastAsia" w:hAnsiTheme="minorEastAsia"/>
-          <w:sz w:val="22"/>
-        </w:rPr>
-        <w:t>}</w:t>
-      </w:r>
-    </w:p>
-    <w:p>
-      <w:pPr>
-        <w:rPr>
-          <w:rFonts w:asciiTheme="minorEastAsia" w:hAnsiTheme="minorEastAsia"/>
-          <w:sz w:val="22"/>
-        </w:rPr>
-      </w:pPr>
-      <w:r>
-        <w:rPr>
-          <w:rFonts w:asciiTheme="minorEastAsia" w:hAnsiTheme="minorEastAsia"/>
-          <w:b/>
-          <w:bCs/>
-          <w:sz w:val="24"/>
-          <w:szCs w:val="24"/>
-        </w:rPr>
-        <w:t>bool recv_character()</w:t>
-      </w:r>
-      <w:r>
-        <w:rPr>
-          <w:rFonts w:asciiTheme="minorEastAsia" w:hAnsiTheme="minorEastAsia"/>
-          <w:sz w:val="24"/>
-          <w:szCs w:val="24"/>
-        </w:rPr>
-        <w:t xml:space="preserve">     </w:t>
-      </w:r>
-      <w:r>
-        <w:rPr>
-          <w:rFonts w:asciiTheme="minorEastAsia" w:hAnsiTheme="minorEastAsia"/>
-          <w:sz w:val="22"/>
-        </w:rPr>
-        <w:t>캐릭터에 대한 정보 클라이언트로부터 받는 함수</w:t>
-      </w:r>
-    </w:p>
-    <w:p>
-      <w:pPr>
-        <w:rPr>
-          <w:rFonts w:asciiTheme="minorEastAsia" w:hAnsiTheme="minorEastAsia"/>
-          <w:sz w:val="22"/>
-        </w:rPr>
-      </w:pPr>
-      <w:r>
-        <w:rPr>
-          <w:rFonts w:asciiTheme="minorEastAsia" w:hAnsiTheme="minorEastAsia"/>
-          <w:sz w:val="22"/>
-        </w:rPr>
-        <w:t>{</w:t>
-      </w:r>
-    </w:p>
-    <w:p>
-      <w:pPr>
-        <w:rPr>
-          <w:rFonts w:asciiTheme="minorEastAsia" w:hAnsiTheme="minorEastAsia"/>
-          <w:strike/>
-          <w:sz w:val="22"/>
-        </w:rPr>
-      </w:pPr>
-      <w:r>
-        <w:rPr>
-          <w:rFonts w:asciiTheme="minorEastAsia" w:hAnsiTheme="minorEastAsia"/>
-          <w:sz w:val="22"/>
-        </w:rPr>
-        <w:tab/>
-      </w:r>
-      <w:r>
-        <w:rPr>
-          <w:rFonts w:asciiTheme="minorEastAsia" w:hAnsiTheme="minorEastAsia"/>
-          <w:strike/>
-          <w:sz w:val="22"/>
-        </w:rPr>
-        <w:t>각각의 캐릭터들의 구조체를 받음</w:t>
-      </w:r>
-    </w:p>
-    <w:p>
-      <w:pPr>
-        <w:rPr>
-          <w:rFonts w:asciiTheme="minorEastAsia" w:hAnsiTheme="minorEastAsia"/>
-          <w:strike/>
-          <w:sz w:val="22"/>
-        </w:rPr>
-      </w:pPr>
-      <w:r>
-        <w:rPr>
-          <w:rFonts w:asciiTheme="minorEastAsia" w:hAnsiTheme="minorEastAsia"/>
-          <w:strike/>
-          <w:sz w:val="22"/>
-        </w:rPr>
-        <w:tab/>
-        <w:t>ch1. isCollision = CheckCollision(ch1</w:t>
-      </w:r>
-      <w:proofErr w:type="gramStart"/>
-      <w:r>
-        <w:rPr>
-          <w:rFonts w:asciiTheme="minorEastAsia" w:hAnsiTheme="minorEastAsia"/>
-          <w:strike/>
-          <w:sz w:val="22"/>
-        </w:rPr>
-        <w:t>) ;</w:t>
-      </w:r>
-      <w:proofErr w:type="gramEnd"/>
-    </w:p>
-    <w:p>
-      <w:pPr>
-        <w:rPr>
-          <w:rFonts w:asciiTheme="minorEastAsia" w:hAnsiTheme="minorEastAsia"/>
-          <w:sz w:val="22"/>
-        </w:rPr>
-      </w:pPr>
-      <w:r>
-        <w:rPr>
-          <w:rFonts w:asciiTheme="minorEastAsia" w:hAnsiTheme="minorEastAsia"/>
-          <w:sz w:val="22"/>
-        </w:rPr>
-        <w:tab/>
-      </w:r>
-      <w:r>
-        <w:rPr>
-          <w:rFonts w:asciiTheme="minorEastAsia" w:hAnsiTheme="minorEastAsia" w:hint="eastAsia"/>
-          <w:color w:val="4472C4" w:themeColor="accent1"/>
-          <w:sz w:val="22"/>
-        </w:rPr>
-        <w:t>본인을 제외한 캐릭터들 정보를 받음</w:t>
-      </w:r>
-    </w:p>
-    <w:p>
-      <w:pPr>
-        <w:rPr>
-          <w:rFonts w:asciiTheme="minorEastAsia" w:hAnsiTheme="minorEastAsia"/>
-          <w:sz w:val="22"/>
-        </w:rPr>
-      </w:pPr>
-      <w:r>
-        <w:rPr>
-          <w:rFonts w:asciiTheme="minorEastAsia" w:hAnsiTheme="minorEastAsia"/>
-          <w:sz w:val="22"/>
-        </w:rPr>
-        <w:tab/>
-        <w:t>ch2. isCollision = CheckCollision(ch2</w:t>
-      </w:r>
-      <w:proofErr w:type="gramStart"/>
-      <w:r>
-        <w:rPr>
-          <w:rFonts w:asciiTheme="minorEastAsia" w:hAnsiTheme="minorEastAsia"/>
-          <w:sz w:val="22"/>
-        </w:rPr>
-        <w:t>);</w:t>
-      </w:r>
-      <w:proofErr w:type="gramEnd"/>
-    </w:p>
-    <w:p>
-      <w:pPr>
-        <w:rPr>
-          <w:rFonts w:asciiTheme="minorEastAsia" w:hAnsiTheme="minorEastAsia"/>
-          <w:sz w:val="22"/>
-        </w:rPr>
-      </w:pPr>
-      <w:r>
-        <w:rPr>
-          <w:rFonts w:asciiTheme="minorEastAsia" w:hAnsiTheme="minorEastAsia"/>
-          <w:sz w:val="22"/>
-        </w:rPr>
-        <w:tab/>
-        <w:t>ch3. isCollision = CheckCollision(ch3);</w:t>
-      </w:r>
-    </w:p>
-    <w:p>
-      <w:pPr>
-        <w:rPr>
-          <w:rFonts w:asciiTheme="minorEastAsia" w:hAnsiTheme="minorEastAsia"/>
-          <w:sz w:val="22"/>
-        </w:rPr>
-      </w:pPr>
-      <w:r>
-        <w:rPr>
-          <w:rFonts w:asciiTheme="minorEastAsia" w:hAnsiTheme="minorEastAsia"/>
-          <w:sz w:val="22"/>
-        </w:rPr>
-        <w:tab/>
-        <w:t>//캐릭터 구조체 정보를 각 클라이언트로 보냄</w:t>
-      </w:r>
-    </w:p>
-    <w:p>
-      <w:pPr>
-        <w:rPr>
-          <w:rFonts w:asciiTheme="minorEastAsia" w:hAnsiTheme="minorEastAsia"/>
-          <w:sz w:val="22"/>
-        </w:rPr>
-      </w:pPr>
-      <w:r>
-        <w:rPr>
-          <w:rFonts w:asciiTheme="minorEastAsia" w:hAnsiTheme="minorEastAsia"/>
-          <w:sz w:val="22"/>
-        </w:rPr>
-        <w:tab/>
-        <w:t>for(캐릭터들 정보 다 보낼 때까지){</w:t>
-      </w:r>
-    </w:p>
-    <w:p>
-      <w:pPr>
-        <w:rPr>
-          <w:rFonts w:asciiTheme="minorEastAsia" w:hAnsiTheme="minorEastAsia"/>
-          <w:sz w:val="22"/>
-        </w:rPr>
-      </w:pPr>
-      <w:r>
-        <w:rPr>
-          <w:rFonts w:asciiTheme="minorEastAsia" w:hAnsiTheme="minorEastAsia"/>
-          <w:sz w:val="22"/>
-        </w:rPr>
-        <w:tab/>
-      </w:r>
-      <w:r>
-        <w:rPr>
-          <w:rFonts w:asciiTheme="minorEastAsia" w:hAnsiTheme="minorEastAsia"/>
-          <w:sz w:val="22"/>
-        </w:rPr>
-        <w:tab/>
-        <w:t>S2C_Character()</w:t>
-      </w:r>
-    </w:p>
-    <w:p>
-      <w:pPr>
-        <w:rPr>
-          <w:rFonts w:asciiTheme="minorEastAsia" w:hAnsiTheme="minorEastAsia"/>
-          <w:sz w:val="22"/>
-        </w:rPr>
-      </w:pPr>
-      <w:r>
-        <w:rPr>
-          <w:rFonts w:asciiTheme="minorEastAsia" w:hAnsiTheme="minorEastAsia"/>
-          <w:sz w:val="22"/>
-        </w:rPr>
-        <w:tab/>
         <w:t>}</w:t>
       </w:r>
     </w:p>
@@ -6626,14 +6785,145 @@
       <w:pPr>
         <w:rPr>
           <w:rFonts w:asciiTheme="minorEastAsia" w:hAnsiTheme="minorEastAsia"/>
-          <w:sz w:val="22"/>
-        </w:rPr>
-      </w:pPr>
-      <w:r>
-        <w:rPr>
-          <w:rFonts w:asciiTheme="minorEastAsia" w:hAnsiTheme="minorEastAsia"/>
-          <w:b/>
-          <w:bCs/>
+          <w:color w:val="4472C4" w:themeColor="accent1"/>
+          <w:sz w:val="22"/>
+        </w:rPr>
+      </w:pPr>
+      <w:r>
+        <w:rPr>
+          <w:rFonts w:asciiTheme="minorEastAsia" w:hAnsiTheme="minorEastAsia" w:hint="eastAsia"/>
+          <w:color w:val="4472C4" w:themeColor="accent1"/>
+          <w:sz w:val="22"/>
+        </w:rPr>
+        <w:t>(추가)</w:t>
+      </w:r>
+    </w:p>
+    <w:p>
+      <w:pPr>
+        <w:rPr>
+          <w:rFonts w:asciiTheme="minorEastAsia" w:hAnsiTheme="minorEastAsia"/>
+          <w:color w:val="4472C4" w:themeColor="accent1"/>
+          <w:sz w:val="22"/>
+        </w:rPr>
+      </w:pPr>
+      <w:r>
+        <w:rPr>
+          <w:rFonts w:asciiTheme="minorEastAsia" w:hAnsiTheme="minorEastAsia"/>
+          <w:color w:val="4472C4" w:themeColor="accent1"/>
+          <w:sz w:val="22"/>
+        </w:rPr>
+        <w:t>bool S2C_</w:t>
+      </w:r>
+      <w:proofErr w:type="gramStart"/>
+      <w:r>
+        <w:rPr>
+          <w:rFonts w:asciiTheme="minorEastAsia" w:hAnsiTheme="minorEastAsia"/>
+          <w:color w:val="4472C4" w:themeColor="accent1"/>
+          <w:sz w:val="22"/>
+        </w:rPr>
+        <w:t>GameState(</w:t>
+      </w:r>
+      <w:proofErr w:type="gramEnd"/>
+      <w:r>
+        <w:rPr>
+          <w:rFonts w:asciiTheme="minorEastAsia" w:hAnsiTheme="minorEastAsia"/>
+          <w:color w:val="4472C4" w:themeColor="accent1"/>
+          <w:sz w:val="22"/>
+        </w:rPr>
+        <w:t xml:space="preserve">SOCKET sock, int </w:t>
+      </w:r>
+      <w:proofErr w:type="spellStart"/>
+      <w:r>
+        <w:rPr>
+          <w:rFonts w:asciiTheme="minorEastAsia" w:hAnsiTheme="minorEastAsia"/>
+          <w:color w:val="4472C4" w:themeColor="accent1"/>
+          <w:sz w:val="22"/>
+        </w:rPr>
+        <w:t>clientId</w:t>
+      </w:r>
+      <w:proofErr w:type="spellEnd"/>
+      <w:r>
+        <w:rPr>
+          <w:rFonts w:asciiTheme="minorEastAsia" w:hAnsiTheme="minorEastAsia"/>
+          <w:color w:val="4472C4" w:themeColor="accent1"/>
+          <w:sz w:val="22"/>
+        </w:rPr>
+        <w:t>)</w:t>
+      </w:r>
+    </w:p>
+    <w:p>
+      <w:pPr>
+        <w:rPr>
+          <w:rFonts w:asciiTheme="minorEastAsia" w:hAnsiTheme="minorEastAsia"/>
+          <w:color w:val="4472C4" w:themeColor="accent1"/>
+          <w:sz w:val="22"/>
+        </w:rPr>
+      </w:pPr>
+      <w:r>
+        <w:rPr>
+          <w:rFonts w:asciiTheme="minorEastAsia" w:hAnsiTheme="minorEastAsia" w:hint="eastAsia"/>
+          <w:color w:val="4472C4" w:themeColor="accent1"/>
+          <w:sz w:val="22"/>
+        </w:rPr>
+        <w:t>{</w:t>
+      </w:r>
+    </w:p>
+    <w:p>
+      <w:pPr>
+        <w:rPr>
+          <w:rFonts w:asciiTheme="minorEastAsia" w:hAnsiTheme="minorEastAsia" w:hint="eastAsia"/>
+          <w:color w:val="4472C4" w:themeColor="accent1"/>
+          <w:sz w:val="22"/>
+        </w:rPr>
+      </w:pPr>
+      <w:r>
+        <w:rPr>
+          <w:rFonts w:asciiTheme="minorEastAsia" w:hAnsiTheme="minorEastAsia"/>
+          <w:color w:val="4472C4" w:themeColor="accent1"/>
+          <w:sz w:val="22"/>
+        </w:rPr>
+        <w:tab/>
+      </w:r>
+      <w:r>
+        <w:rPr>
+          <w:rFonts w:asciiTheme="minorEastAsia" w:hAnsiTheme="minorEastAsia" w:hint="eastAsia"/>
+          <w:color w:val="4472C4" w:themeColor="accent1"/>
+          <w:sz w:val="22"/>
+        </w:rPr>
+        <w:t>//장애물 정보와 다른 플레이어 정보 한 번에 보냄</w:t>
+      </w:r>
+    </w:p>
+    <w:p>
+      <w:pPr>
+        <w:rPr>
+          <w:rFonts w:asciiTheme="minorEastAsia" w:hAnsiTheme="minorEastAsia" w:hint="eastAsia"/>
+          <w:color w:val="4472C4" w:themeColor="accent1"/>
+          <w:sz w:val="22"/>
+        </w:rPr>
+      </w:pPr>
+      <w:r>
+        <w:rPr>
+          <w:rFonts w:asciiTheme="minorEastAsia" w:hAnsiTheme="minorEastAsia" w:hint="eastAsia"/>
+          <w:color w:val="4472C4" w:themeColor="accent1"/>
+          <w:sz w:val="22"/>
+        </w:rPr>
+        <w:t>}</w:t>
+      </w:r>
+    </w:p>
+    <w:p>
+      <w:pPr>
+        <w:rPr>
+          <w:rFonts w:asciiTheme="minorEastAsia" w:hAnsiTheme="minorEastAsia"/>
+          <w:strike/>
+          <w:sz w:val="22"/>
+        </w:rPr>
+      </w:pPr>
+      <w:r>
+        <w:rPr>
+          <w:rFonts w:asciiTheme="minorEastAsia" w:hAnsiTheme="minorEastAsia"/>
+          <w:b/>
+          <w:bCs/>
+          <w:strike/>
           <w:sz w:val="24"/>
           <w:szCs w:val="24"/>
         </w:rPr>
@@ -6642,6 +6932,7 @@
       <w:r>
         <w:rPr>
           <w:rFonts w:asciiTheme="minorEastAsia" w:hAnsiTheme="minorEastAsia"/>
+          <w:strike/>
           <w:sz w:val="24"/>
           <w:szCs w:val="24"/>
         </w:rPr>
@@ -6650,6 +6941,7 @@
       <w:r>
         <w:rPr>
           <w:rFonts w:asciiTheme="minorEastAsia" w:hAnsiTheme="minorEastAsia"/>
+          <w:strike/>
           <w:sz w:val="22"/>
         </w:rPr>
         <w:t>플레이어 정보 클라이언트로 전송 함수</w:t>
@@ -6659,12 +6951,14 @@
       <w:pPr>
         <w:rPr>
           <w:rFonts w:asciiTheme="minorEastAsia" w:hAnsiTheme="minorEastAsia"/>
-          <w:sz w:val="22"/>
-        </w:rPr>
-      </w:pPr>
-      <w:r>
-        <w:rPr>
-          <w:rFonts w:asciiTheme="minorEastAsia" w:hAnsiTheme="minorEastAsia"/>
+          <w:strike/>
+          <w:sz w:val="22"/>
+        </w:rPr>
+      </w:pPr>
+      <w:r>
+        <w:rPr>
+          <w:rFonts w:asciiTheme="minorEastAsia" w:hAnsiTheme="minorEastAsia"/>
+          <w:strike/>
           <w:sz w:val="22"/>
         </w:rPr>
         <w:t>{</w:t>
@@ -6674,15 +6968,16 @@
       <w:pPr>
         <w:rPr>
           <w:rFonts w:asciiTheme="minorEastAsia" w:hAnsiTheme="minorEastAsia"/>
-          <w:sz w:val="22"/>
-        </w:rPr>
-      </w:pPr>
-      <w:r>
-        <w:rPr>
-          <w:rFonts w:asciiTheme="minorEastAsia" w:hAnsiTheme="minorEastAsia"/>
-          <w:sz w:val="22"/>
-        </w:rPr>
-        <w:lastRenderedPageBreak/>
+          <w:strike/>
+          <w:sz w:val="22"/>
+        </w:rPr>
+      </w:pPr>
+      <w:r>
+        <w:rPr>
+          <w:rFonts w:asciiTheme="minorEastAsia" w:hAnsiTheme="minorEastAsia"/>
+          <w:strike/>
+          <w:sz w:val="22"/>
+        </w:rPr>
         <w:tab/>
         <w:t>각 클라이언트에게 캐릭터 정보 전송</w:t>
       </w:r>
@@ -6691,12 +6986,14 @@
       <w:pPr>
         <w:rPr>
           <w:rFonts w:asciiTheme="minorEastAsia" w:hAnsiTheme="minorEastAsia"/>
-          <w:sz w:val="22"/>
-        </w:rPr>
-      </w:pPr>
-      <w:r>
-        <w:rPr>
-          <w:rFonts w:asciiTheme="minorEastAsia" w:hAnsiTheme="minorEastAsia"/>
+          <w:strike/>
+          <w:sz w:val="22"/>
+        </w:rPr>
+      </w:pPr>
+      <w:r>
+        <w:rPr>
+          <w:rFonts w:asciiTheme="minorEastAsia" w:hAnsiTheme="minorEastAsia"/>
+          <w:strike/>
           <w:sz w:val="22"/>
         </w:rPr>
         <w:tab/>
@@ -6707,12 +7004,14 @@
       <w:pPr>
         <w:rPr>
           <w:rFonts w:asciiTheme="minorEastAsia" w:hAnsiTheme="minorEastAsia"/>
+          <w:strike/>
           <w:szCs w:val="20"/>
         </w:rPr>
       </w:pPr>
       <w:r>
         <w:rPr>
           <w:rFonts w:asciiTheme="minorEastAsia" w:hAnsiTheme="minorEastAsia"/>
+          <w:strike/>
           <w:szCs w:val="20"/>
         </w:rPr>
         <w:t>}</w:t>
@@ -6882,6 +7181,7 @@
           <w:sz w:val="40"/>
           <w:szCs w:val="40"/>
         </w:rPr>
+        <w:lastRenderedPageBreak/>
         <w:t>5.개발 일정</w:t>
       </w:r>
     </w:p>
@@ -7941,7 +8241,6 @@
                 <w:rFonts w:asciiTheme="minorEastAsia" w:hAnsiTheme="minorEastAsia"/>
                 <w:szCs w:val="20"/>
               </w:rPr>
-              <w:lastRenderedPageBreak/>
               <w:t>배주환</w:t>
             </w:r>
           </w:p>
@@ -9773,7 +10072,16 @@
                 <w:sz w:val="18"/>
                 <w:szCs w:val="18"/>
               </w:rPr>
-              <w:t>테스트 및 오류수정</w:t>
+              <w:t xml:space="preserve">테스트 및 </w:t>
+            </w:r>
+            <w:r>
+              <w:rPr>
+                <w:rFonts w:asciiTheme="minorEastAsia" w:hAnsiTheme="minorEastAsia"/>
+                <w:sz w:val="18"/>
+                <w:szCs w:val="18"/>
+              </w:rPr>
+              <w:lastRenderedPageBreak/>
+              <w:t>오류수정</w:t>
             </w:r>
           </w:p>
         </w:tc>
@@ -9800,69 +10108,70 @@
                 <w:sz w:val="18"/>
                 <w:szCs w:val="18"/>
               </w:rPr>
-              <w:t>카운트다운 에셋 모델링</w:t>
-            </w:r>
-          </w:p>
-        </w:tc>
-        <w:tc>
-          <w:tcPr>
-            <w:tcW w:w="1128" w:type="dxa"/>
-            <w:gridSpan w:val="3"/>
-          </w:tcPr>
-          <w:p>
-            <w:pPr>
-              <w:jc w:val="center"/>
-              <w:cnfStyle w:val="000000000000" w:firstRow="0" w:lastRow="0" w:firstColumn="0" w:lastColumn="0" w:oddVBand="0" w:evenVBand="0" w:oddHBand="0" w:evenHBand="0" w:firstRowFirstColumn="0" w:firstRowLastColumn="0" w:lastRowFirstColumn="0" w:lastRowLastColumn="0"/>
-              <w:rPr>
-                <w:rFonts w:asciiTheme="minorEastAsia" w:hAnsiTheme="minorEastAsia"/>
-                <w:sz w:val="18"/>
-                <w:szCs w:val="18"/>
-              </w:rPr>
-            </w:pPr>
-          </w:p>
-        </w:tc>
-        <w:tc>
-          <w:tcPr>
-            <w:tcW w:w="1127" w:type="dxa"/>
-            <w:gridSpan w:val="2"/>
-          </w:tcPr>
-          <w:p>
-            <w:pPr>
-              <w:jc w:val="center"/>
-              <w:cnfStyle w:val="000000000000" w:firstRow="0" w:lastRow="0" w:firstColumn="0" w:lastColumn="0" w:oddVBand="0" w:evenVBand="0" w:oddHBand="0" w:evenHBand="0" w:firstRowFirstColumn="0" w:firstRowLastColumn="0" w:lastRowFirstColumn="0" w:lastRowLastColumn="0"/>
-              <w:rPr>
-                <w:rFonts w:asciiTheme="minorEastAsia" w:hAnsiTheme="minorEastAsia"/>
-                <w:szCs w:val="20"/>
-              </w:rPr>
-            </w:pPr>
-          </w:p>
-        </w:tc>
-        <w:tc>
-          <w:tcPr>
-            <w:tcW w:w="1128" w:type="dxa"/>
-            <w:gridSpan w:val="2"/>
-          </w:tcPr>
-          <w:p>
-            <w:pPr>
-              <w:jc w:val="center"/>
-              <w:cnfStyle w:val="000000000000" w:firstRow="0" w:lastRow="0" w:firstColumn="0" w:lastColumn="0" w:oddVBand="0" w:evenVBand="0" w:oddHBand="0" w:evenHBand="0" w:firstRowFirstColumn="0" w:firstRowLastColumn="0" w:lastRowFirstColumn="0" w:lastRowLastColumn="0"/>
+              <w:lastRenderedPageBreak/>
+              <w:t xml:space="preserve">카운트다운 </w:t>
+            </w:r>
+            <w:r>
               <w:rPr>
                 <w:rFonts w:asciiTheme="minorEastAsia" w:hAnsiTheme="minorEastAsia"/>
                 <w:strike/>
                 <w:sz w:val="18"/>
                 <w:szCs w:val="18"/>
               </w:rPr>
-            </w:pPr>
-            <w:r>
+              <w:lastRenderedPageBreak/>
+              <w:t>에셋 모델링</w:t>
+            </w:r>
+          </w:p>
+        </w:tc>
+        <w:tc>
+          <w:tcPr>
+            <w:tcW w:w="1128" w:type="dxa"/>
+            <w:gridSpan w:val="3"/>
+          </w:tcPr>
+          <w:p>
+            <w:pPr>
+              <w:jc w:val="center"/>
+              <w:cnfStyle w:val="000000000000" w:firstRow="0" w:lastRow="0" w:firstColumn="0" w:lastColumn="0" w:oddVBand="0" w:evenVBand="0" w:oddHBand="0" w:evenHBand="0" w:firstRowFirstColumn="0" w:firstRowLastColumn="0" w:lastRowFirstColumn="0" w:lastRowLastColumn="0"/>
+              <w:rPr>
+                <w:rFonts w:asciiTheme="minorEastAsia" w:hAnsiTheme="minorEastAsia"/>
+                <w:sz w:val="18"/>
+                <w:szCs w:val="18"/>
+              </w:rPr>
+            </w:pPr>
+          </w:p>
+        </w:tc>
+        <w:tc>
+          <w:tcPr>
+            <w:tcW w:w="1127" w:type="dxa"/>
+            <w:gridSpan w:val="2"/>
+          </w:tcPr>
+          <w:p>
+            <w:pPr>
+              <w:jc w:val="center"/>
+              <w:cnfStyle w:val="000000000000" w:firstRow="0" w:lastRow="0" w:firstColumn="0" w:lastColumn="0" w:oddVBand="0" w:evenVBand="0" w:oddHBand="0" w:evenHBand="0" w:firstRowFirstColumn="0" w:firstRowLastColumn="0" w:lastRowFirstColumn="0" w:lastRowLastColumn="0"/>
+              <w:rPr>
+                <w:rFonts w:asciiTheme="minorEastAsia" w:hAnsiTheme="minorEastAsia"/>
+                <w:szCs w:val="20"/>
+              </w:rPr>
+            </w:pPr>
+          </w:p>
+        </w:tc>
+        <w:tc>
+          <w:tcPr>
+            <w:tcW w:w="1128" w:type="dxa"/>
+            <w:gridSpan w:val="2"/>
+          </w:tcPr>
+          <w:p>
+            <w:pPr>
+              <w:jc w:val="center"/>
+              <w:cnfStyle w:val="000000000000" w:firstRow="0" w:lastRow="0" w:firstColumn="0" w:lastColumn="0" w:oddVBand="0" w:evenVBand="0" w:oddHBand="0" w:evenHBand="0" w:firstRowFirstColumn="0" w:firstRowLastColumn="0" w:lastRowFirstColumn="0" w:lastRowLastColumn="0"/>
               <w:rPr>
                 <w:rFonts w:asciiTheme="minorEastAsia" w:hAnsiTheme="minorEastAsia"/>
                 <w:strike/>
                 <w:sz w:val="18"/>
                 <w:szCs w:val="18"/>
               </w:rPr>
-              <w:t xml:space="preserve">void </w:t>
-            </w:r>
-            <w:proofErr w:type="gramStart"/>
+            </w:pPr>
             <w:r>
               <w:rPr>
                 <w:rFonts w:asciiTheme="minorEastAsia" w:hAnsiTheme="minorEastAsia"/>
@@ -9870,9 +10179,9 @@
                 <w:sz w:val="18"/>
                 <w:szCs w:val="18"/>
               </w:rPr>
-              <w:t>RenderCountDown(</w:t>
-            </w:r>
-            <w:proofErr w:type="gramEnd"/>
+              <w:t xml:space="preserve">void </w:t>
+            </w:r>
+            <w:proofErr w:type="gramStart"/>
             <w:r>
               <w:rPr>
                 <w:rFonts w:asciiTheme="minorEastAsia" w:hAnsiTheme="minorEastAsia"/>
@@ -9880,6 +10189,17 @@
                 <w:sz w:val="18"/>
                 <w:szCs w:val="18"/>
               </w:rPr>
+              <w:lastRenderedPageBreak/>
+              <w:t>RenderCountDown(</w:t>
+            </w:r>
+            <w:proofErr w:type="gramEnd"/>
+            <w:r>
+              <w:rPr>
+                <w:rFonts w:asciiTheme="minorEastAsia" w:hAnsiTheme="minorEastAsia"/>
+                <w:strike/>
+                <w:sz w:val="18"/>
+                <w:szCs w:val="18"/>
+              </w:rPr>
               <w:t>)</w:t>
             </w:r>
           </w:p>
@@ -9919,7 +10239,16 @@
                 <w:sz w:val="18"/>
                 <w:szCs w:val="18"/>
               </w:rPr>
-              <w:t>void MovingPossible()</w:t>
+              <w:t xml:space="preserve">void </w:t>
+            </w:r>
+            <w:r>
+              <w:rPr>
+                <w:rFonts w:asciiTheme="minorEastAsia" w:hAnsiTheme="minorEastAsia"/>
+                <w:sz w:val="18"/>
+                <w:szCs w:val="18"/>
+              </w:rPr>
+              <w:lastRenderedPageBreak/>
+              <w:t>MovingPossible()</w:t>
             </w:r>
           </w:p>
         </w:tc>
@@ -9945,6 +10274,7 @@
                 <w:rFonts w:asciiTheme="minorEastAsia" w:hAnsiTheme="minorEastAsia"/>
                 <w:szCs w:val="20"/>
               </w:rPr>
+              <w:lastRenderedPageBreak/>
               <w:t>5주차</w:t>
             </w:r>
           </w:p>
@@ -10384,7 +10714,7 @@
               <w:jc w:val="center"/>
               <w:cnfStyle w:val="000000000000" w:firstRow="0" w:lastRow="0" w:firstColumn="0" w:lastColumn="0" w:oddVBand="0" w:evenVBand="0" w:oddHBand="0" w:evenHBand="0" w:firstRowFirstColumn="0" w:firstRowLastColumn="0" w:lastRowFirstColumn="0" w:lastRowLastColumn="0"/>
               <w:rPr>
-                <w:rFonts w:asciiTheme="minorEastAsia" w:hAnsiTheme="minorEastAsia" w:hint="eastAsia"/>
+                <w:rFonts w:asciiTheme="minorEastAsia" w:hAnsiTheme="minorEastAsia"/>
                 <w:sz w:val="16"/>
                 <w:szCs w:val="16"/>
               </w:rPr>
@@ -10883,15 +11213,7 @@
                 <w:rFonts w:asciiTheme="minorEastAsia" w:hAnsiTheme="minorEastAsia"/>
                 <w:szCs w:val="20"/>
               </w:rPr>
-              <w:t xml:space="preserve">안정성 테스트 및 </w:t>
-            </w:r>
-            <w:r>
-              <w:rPr>
-                <w:rFonts w:asciiTheme="minorEastAsia" w:hAnsiTheme="minorEastAsia"/>
-                <w:szCs w:val="20"/>
-              </w:rPr>
-              <w:lastRenderedPageBreak/>
-              <w:t>오류수정</w:t>
+              <w:t>안정성 테스트 및 오류수정</w:t>
             </w:r>
           </w:p>
         </w:tc>
@@ -11468,7 +11790,16 @@
           <w:sz w:val="24"/>
           <w:szCs w:val="24"/>
         </w:rPr>
-        <w:t>뷰포트 병합 InitCharacterByNum, 충돌처리, moveCharacter , 캐릭터 정보 보내기, 받기</w:t>
+        <w:t xml:space="preserve">뷰포트 병합 InitCharacterByNum, 충돌처리, moveCharacter , 캐릭터 정보 </w:t>
+      </w:r>
+      <w:r>
+        <w:rPr>
+          <w:rFonts w:asciiTheme="minorEastAsia" w:hAnsiTheme="minorEastAsia"/>
+          <w:sz w:val="24"/>
+          <w:szCs w:val="24"/>
+        </w:rPr>
+        <w:lastRenderedPageBreak/>
+        <w:t>보내기, 받기</w:t>
       </w:r>
       <w:r>
         <w:rPr>
@@ -12268,7 +12599,6 @@
   <w:style w:type="character" w:default="1" w:styleId="a0">
     <w:name w:val="Default Paragraph Font"/>
     <w:uiPriority w:val="1"/>
-    <w:semiHidden/>
     <w:unhideWhenUsed/>
   </w:style>
   <w:style w:type="table" w:default="1" w:styleId="a1">

--- a/Project Progress Report.docx
+++ b/Project Progress Report.docx
@@ -4375,16 +4375,14 @@
       <w:pPr>
         <w:rPr>
           <w:rFonts w:asciiTheme="minorEastAsia" w:hAnsiTheme="minorEastAsia"/>
-          <w:strike/>
-          <w:sz w:val="22"/>
-        </w:rPr>
-      </w:pPr>
-      <w:r>
-        <w:rPr>
-          <w:rFonts w:asciiTheme="minorEastAsia" w:hAnsiTheme="minorEastAsia"/>
-          <w:b/>
-          <w:bCs/>
-          <w:strike/>
+          <w:sz w:val="22"/>
+        </w:rPr>
+      </w:pPr>
+      <w:r>
+        <w:rPr>
+          <w:rFonts w:asciiTheme="minorEastAsia" w:hAnsiTheme="minorEastAsia"/>
+          <w:b/>
+          <w:bCs/>
           <w:sz w:val="24"/>
           <w:szCs w:val="24"/>
         </w:rPr>
@@ -4396,7 +4394,6 @@
           <w:rFonts w:asciiTheme="minorEastAsia" w:hAnsiTheme="minorEastAsia"/>
           <w:b/>
           <w:bCs/>
-          <w:strike/>
           <w:sz w:val="24"/>
           <w:szCs w:val="24"/>
         </w:rPr>
@@ -4408,7 +4405,6 @@
           <w:rFonts w:asciiTheme="minorEastAsia" w:hAnsiTheme="minorEastAsia"/>
           <w:b/>
           <w:bCs/>
-          <w:strike/>
           <w:sz w:val="24"/>
           <w:szCs w:val="24"/>
         </w:rPr>
@@ -4417,7 +4413,6 @@
       <w:r>
         <w:rPr>
           <w:rFonts w:asciiTheme="minorEastAsia" w:hAnsiTheme="minorEastAsia"/>
-          <w:strike/>
           <w:sz w:val="22"/>
         </w:rPr>
         <w:tab/>
@@ -4758,69 +4753,87 @@
     <w:p>
       <w:pPr>
         <w:rPr>
+          <w:rFonts w:asciiTheme="minorEastAsia" w:hAnsiTheme="minorEastAsia"/>
+          <w:color w:val="4472C4" w:themeColor="accent1"/>
+          <w:sz w:val="22"/>
+        </w:rPr>
+      </w:pPr>
+      <w:r>
+        <w:rPr>
           <w:rFonts w:asciiTheme="minorEastAsia" w:hAnsiTheme="minorEastAsia" w:hint="eastAsia"/>
           <w:color w:val="4472C4" w:themeColor="accent1"/>
           <w:sz w:val="22"/>
         </w:rPr>
-      </w:pPr>
+        <w:t>(추가)</w:t>
+      </w:r>
+    </w:p>
+    <w:p>
+      <w:pPr>
+        <w:rPr>
+          <w:rFonts w:asciiTheme="minorEastAsia" w:hAnsiTheme="minorEastAsia"/>
+          <w:color w:val="4472C4" w:themeColor="accent1"/>
+          <w:sz w:val="22"/>
+        </w:rPr>
+      </w:pPr>
+      <w:r>
+        <w:rPr>
+          <w:rFonts w:asciiTheme="minorEastAsia" w:hAnsiTheme="minorEastAsia"/>
+          <w:color w:val="4472C4" w:themeColor="accent1"/>
+          <w:sz w:val="22"/>
+        </w:rPr>
+        <w:t>bool S2C_</w:t>
+      </w:r>
+      <w:proofErr w:type="gramStart"/>
+      <w:r>
+        <w:rPr>
+          <w:rFonts w:asciiTheme="minorEastAsia" w:hAnsiTheme="minorEastAsia"/>
+          <w:color w:val="4472C4" w:themeColor="accent1"/>
+          <w:sz w:val="22"/>
+        </w:rPr>
+        <w:t>ReceiveGameState(</w:t>
+      </w:r>
+      <w:proofErr w:type="gramEnd"/>
+      <w:r>
+        <w:rPr>
+          <w:rFonts w:asciiTheme="minorEastAsia" w:hAnsiTheme="minorEastAsia"/>
+          <w:color w:val="4472C4" w:themeColor="accent1"/>
+          <w:sz w:val="22"/>
+        </w:rPr>
+        <w:t>SOCKET sock)</w:t>
+      </w:r>
+      <w:r>
+        <w:rPr>
+          <w:rFonts w:asciiTheme="minorEastAsia" w:hAnsiTheme="minorEastAsia"/>
+          <w:color w:val="4472C4" w:themeColor="accent1"/>
+          <w:sz w:val="22"/>
+        </w:rPr>
+        <w:br/>
+      </w:r>
       <w:r>
         <w:rPr>
           <w:rFonts w:asciiTheme="minorEastAsia" w:hAnsiTheme="minorEastAsia" w:hint="eastAsia"/>
           <w:color w:val="4472C4" w:themeColor="accent1"/>
           <w:sz w:val="22"/>
         </w:rPr>
-        <w:t>(추가)</w:t>
-      </w:r>
-    </w:p>
-    <w:p>
-      <w:pPr>
-        <w:rPr>
-          <w:rFonts w:asciiTheme="minorEastAsia" w:hAnsiTheme="minorEastAsia"/>
-          <w:color w:val="4472C4" w:themeColor="accent1"/>
-          <w:sz w:val="22"/>
-        </w:rPr>
-      </w:pPr>
-      <w:r>
-        <w:rPr>
-          <w:rFonts w:asciiTheme="minorEastAsia" w:hAnsiTheme="minorEastAsia"/>
-          <w:color w:val="4472C4" w:themeColor="accent1"/>
-          <w:sz w:val="22"/>
-        </w:rPr>
-        <w:t>bool S2C_</w:t>
-      </w:r>
-      <w:proofErr w:type="gramStart"/>
-      <w:r>
-        <w:rPr>
-          <w:rFonts w:asciiTheme="minorEastAsia" w:hAnsiTheme="minorEastAsia"/>
-          <w:color w:val="4472C4" w:themeColor="accent1"/>
-          <w:sz w:val="22"/>
-        </w:rPr>
-        <w:t>ReceiveGameState(</w:t>
-      </w:r>
-      <w:proofErr w:type="gramEnd"/>
-      <w:r>
-        <w:rPr>
-          <w:rFonts w:asciiTheme="minorEastAsia" w:hAnsiTheme="minorEastAsia"/>
-          <w:color w:val="4472C4" w:themeColor="accent1"/>
-          <w:sz w:val="22"/>
-        </w:rPr>
-        <w:t>SOCKET sock)</w:t>
-      </w:r>
-      <w:r>
-        <w:rPr>
-          <w:rFonts w:asciiTheme="minorEastAsia" w:hAnsiTheme="minorEastAsia"/>
-          <w:color w:val="4472C4" w:themeColor="accent1"/>
-          <w:sz w:val="22"/>
-        </w:rPr>
-        <w:br/>
-      </w:r>
+        <w:t>{</w:t>
+      </w:r>
+    </w:p>
+    <w:p>
+      <w:pPr>
+        <w:ind w:firstLine="800"/>
+        <w:rPr>
+          <w:rFonts w:asciiTheme="minorEastAsia" w:hAnsiTheme="minorEastAsia"/>
+          <w:color w:val="4472C4" w:themeColor="accent1"/>
+          <w:sz w:val="22"/>
+        </w:rPr>
+      </w:pPr>
       <w:r>
         <w:rPr>
           <w:rFonts w:asciiTheme="minorEastAsia" w:hAnsiTheme="minorEastAsia" w:hint="eastAsia"/>
           <w:color w:val="4472C4" w:themeColor="accent1"/>
           <w:sz w:val="22"/>
         </w:rPr>
-        <w:t>{</w:t>
+        <w:t>//다른 캐릭터 정보와 장애물 정보를 받음</w:t>
       </w:r>
     </w:p>
     <w:p>
@@ -4828,24 +4841,6 @@
         <w:ind w:firstLine="800"/>
         <w:rPr>
           <w:rFonts w:asciiTheme="minorEastAsia" w:hAnsiTheme="minorEastAsia"/>
-          <w:color w:val="4472C4" w:themeColor="accent1"/>
-          <w:sz w:val="22"/>
-        </w:rPr>
-      </w:pPr>
-      <w:r>
-        <w:rPr>
-          <w:rFonts w:asciiTheme="minorEastAsia" w:hAnsiTheme="minorEastAsia" w:hint="eastAsia"/>
-          <w:color w:val="4472C4" w:themeColor="accent1"/>
-          <w:sz w:val="22"/>
-        </w:rPr>
-        <w:t>//다른 캐릭터 정보와 장애물 정보를 받음</w:t>
-      </w:r>
-    </w:p>
-    <w:p>
-      <w:pPr>
-        <w:ind w:firstLine="800"/>
-        <w:rPr>
-          <w:rFonts w:asciiTheme="minorEastAsia" w:hAnsiTheme="minorEastAsia" w:hint="eastAsia"/>
           <w:color w:val="4472C4" w:themeColor="accent1"/>
           <w:sz w:val="22"/>
         </w:rPr>
@@ -6871,32 +6866,32 @@
     <w:p>
       <w:pPr>
         <w:rPr>
+          <w:rFonts w:asciiTheme="minorEastAsia" w:hAnsiTheme="minorEastAsia"/>
+          <w:color w:val="4472C4" w:themeColor="accent1"/>
+          <w:sz w:val="22"/>
+        </w:rPr>
+      </w:pPr>
+      <w:r>
+        <w:rPr>
+          <w:rFonts w:asciiTheme="minorEastAsia" w:hAnsiTheme="minorEastAsia"/>
+          <w:color w:val="4472C4" w:themeColor="accent1"/>
+          <w:sz w:val="22"/>
+        </w:rPr>
+        <w:tab/>
+      </w:r>
+      <w:r>
+        <w:rPr>
           <w:rFonts w:asciiTheme="minorEastAsia" w:hAnsiTheme="minorEastAsia" w:hint="eastAsia"/>
           <w:color w:val="4472C4" w:themeColor="accent1"/>
           <w:sz w:val="22"/>
         </w:rPr>
-      </w:pPr>
-      <w:r>
-        <w:rPr>
-          <w:rFonts w:asciiTheme="minorEastAsia" w:hAnsiTheme="minorEastAsia"/>
-          <w:color w:val="4472C4" w:themeColor="accent1"/>
-          <w:sz w:val="22"/>
-        </w:rPr>
-        <w:tab/>
-      </w:r>
-      <w:r>
-        <w:rPr>
-          <w:rFonts w:asciiTheme="minorEastAsia" w:hAnsiTheme="minorEastAsia" w:hint="eastAsia"/>
-          <w:color w:val="4472C4" w:themeColor="accent1"/>
-          <w:sz w:val="22"/>
-        </w:rPr>
         <w:t>//장애물 정보와 다른 플레이어 정보 한 번에 보냄</w:t>
       </w:r>
     </w:p>
     <w:p>
       <w:pPr>
         <w:rPr>
-          <w:rFonts w:asciiTheme="minorEastAsia" w:hAnsiTheme="minorEastAsia" w:hint="eastAsia"/>
+          <w:rFonts w:asciiTheme="minorEastAsia" w:hAnsiTheme="minorEastAsia"/>
           <w:color w:val="4472C4" w:themeColor="accent1"/>
           <w:sz w:val="22"/>
         </w:rPr>
@@ -9237,6 +9232,7 @@
               <w:cnfStyle w:val="000000000000" w:firstRow="0" w:lastRow="0" w:firstColumn="0" w:lastColumn="0" w:oddVBand="0" w:evenVBand="0" w:oddHBand="0" w:evenHBand="0" w:firstRowFirstColumn="0" w:firstRowLastColumn="0" w:lastRowFirstColumn="0" w:lastRowLastColumn="0"/>
               <w:rPr>
                 <w:rFonts w:asciiTheme="minorEastAsia" w:hAnsiTheme="minorEastAsia"/>
+                <w:strike/>
                 <w:sz w:val="16"/>
                 <w:szCs w:val="16"/>
               </w:rPr>
@@ -9244,10 +9240,31 @@
             <w:r>
               <w:rPr>
                 <w:rFonts w:asciiTheme="minorEastAsia" w:hAnsiTheme="minorEastAsia"/>
+                <w:strike/>
                 <w:sz w:val="16"/>
                 <w:szCs w:val="16"/>
               </w:rPr>
-              <w:t>S2C_Obstacle()</w:t>
+              <w:t>S2C_</w:t>
+            </w:r>
+            <w:proofErr w:type="gramStart"/>
+            <w:r>
+              <w:rPr>
+                <w:rFonts w:asciiTheme="minorEastAsia" w:hAnsiTheme="minorEastAsia"/>
+                <w:strike/>
+                <w:sz w:val="16"/>
+                <w:szCs w:val="16"/>
+              </w:rPr>
+              <w:t>Obstacle(</w:t>
+            </w:r>
+            <w:proofErr w:type="gramEnd"/>
+            <w:r>
+              <w:rPr>
+                <w:rFonts w:asciiTheme="minorEastAsia" w:hAnsiTheme="minorEastAsia"/>
+                <w:strike/>
+                <w:sz w:val="16"/>
+                <w:szCs w:val="16"/>
+              </w:rPr>
+              <w:t>)</w:t>
             </w:r>
           </w:p>
         </w:tc>
@@ -10649,8 +10666,9 @@
               <w:jc w:val="center"/>
               <w:cnfStyle w:val="000000000000" w:firstRow="0" w:lastRow="0" w:firstColumn="0" w:lastColumn="0" w:oddVBand="0" w:evenVBand="0" w:oddHBand="0" w:evenHBand="0" w:firstRowFirstColumn="0" w:firstRowLastColumn="0" w:lastRowFirstColumn="0" w:lastRowLastColumn="0"/>
               <w:rPr>
-                <w:rFonts w:asciiTheme="minorEastAsia" w:hAnsiTheme="minorEastAsia"/>
-                <w:color w:val="0070C0"/>
+                <w:rFonts w:asciiTheme="minorEastAsia" w:hAnsiTheme="minorEastAsia" w:hint="eastAsia"/>
+                <w:strike/>
+                <w:color w:val="000000" w:themeColor="text1"/>
                 <w:sz w:val="16"/>
                 <w:szCs w:val="16"/>
               </w:rPr>
@@ -10658,8 +10676,9 @@
             <w:r>
               <w:rPr>
                 <w:rFonts w:asciiTheme="minorEastAsia" w:hAnsiTheme="minorEastAsia"/>
+                <w:strike/>
                 <w:noProof/>
-                <w:color w:val="0070C0"/>
+                <w:color w:val="000000" w:themeColor="text1"/>
                 <w:sz w:val="16"/>
                 <w:szCs w:val="16"/>
               </w:rPr>
@@ -10670,8 +10689,9 @@
             <w:r>
               <w:rPr>
                 <w:rFonts w:asciiTheme="minorEastAsia" w:hAnsiTheme="minorEastAsia"/>
+                <w:strike/>
                 <w:noProof/>
-                <w:color w:val="0070C0"/>
+                <w:color w:val="000000" w:themeColor="text1"/>
                 <w:sz w:val="16"/>
                 <w:szCs w:val="16"/>
               </w:rPr>
@@ -10682,7 +10702,8 @@
             <w:r>
               <w:rPr>
                 <w:rFonts w:asciiTheme="minorEastAsia" w:hAnsiTheme="minorEastAsia"/>
-                <w:color w:val="0070C0"/>
+                <w:strike/>
+                <w:color w:val="000000" w:themeColor="text1"/>
                 <w:sz w:val="16"/>
                 <w:szCs w:val="16"/>
               </w:rPr>
@@ -10692,7 +10713,8 @@
             <w:r>
               <w:rPr>
                 <w:rFonts w:asciiTheme="minorEastAsia" w:hAnsiTheme="minorEastAsia"/>
-                <w:color w:val="0070C0"/>
+                <w:strike/>
+                <w:color w:val="000000" w:themeColor="text1"/>
                 <w:sz w:val="16"/>
                 <w:szCs w:val="16"/>
               </w:rPr>
@@ -10702,31 +10724,12 @@
             <w:r>
               <w:rPr>
                 <w:rFonts w:asciiTheme="minorEastAsia" w:hAnsiTheme="minorEastAsia"/>
-                <w:color w:val="0070C0"/>
+                <w:strike/>
+                <w:color w:val="000000" w:themeColor="text1"/>
                 <w:sz w:val="16"/>
                 <w:szCs w:val="16"/>
               </w:rPr>
               <w:t>)</w:t>
-            </w:r>
-          </w:p>
-          <w:p>
-            <w:pPr>
-              <w:jc w:val="center"/>
-              <w:cnfStyle w:val="000000000000" w:firstRow="0" w:lastRow="0" w:firstColumn="0" w:lastColumn="0" w:oddVBand="0" w:evenVBand="0" w:oddHBand="0" w:evenHBand="0" w:firstRowFirstColumn="0" w:firstRowLastColumn="0" w:lastRowFirstColumn="0" w:lastRowLastColumn="0"/>
-              <w:rPr>
-                <w:rFonts w:asciiTheme="minorEastAsia" w:hAnsiTheme="minorEastAsia"/>
-                <w:sz w:val="16"/>
-                <w:szCs w:val="16"/>
-              </w:rPr>
-            </w:pPr>
-            <w:r>
-              <w:rPr>
-                <w:rFonts w:asciiTheme="minorEastAsia" w:hAnsiTheme="minorEastAsia" w:hint="eastAsia"/>
-                <w:color w:val="0070C0"/>
-                <w:sz w:val="16"/>
-                <w:szCs w:val="16"/>
-              </w:rPr>
-              <w:t>-&gt; 없어짐</w:t>
             </w:r>
           </w:p>
         </w:tc>
@@ -12599,6 +12602,7 @@
   <w:style w:type="character" w:default="1" w:styleId="a0">
     <w:name w:val="Default Paragraph Font"/>
     <w:uiPriority w:val="1"/>
+    <w:semiHidden/>
     <w:unhideWhenUsed/>
   </w:style>
   <w:style w:type="table" w:default="1" w:styleId="a1">

--- a/Project Progress Report.docx
+++ b/Project Progress Report.docx
@@ -9296,16 +9296,38 @@
               <w:cnfStyle w:val="000000000000" w:firstRow="0" w:lastRow="0" w:firstColumn="0" w:lastColumn="0" w:oddVBand="0" w:evenVBand="0" w:oddHBand="0" w:evenHBand="0" w:firstRowFirstColumn="0" w:firstRowLastColumn="0" w:lastRowFirstColumn="0" w:lastRowLastColumn="0"/>
               <w:rPr>
                 <w:rFonts w:asciiTheme="minorEastAsia" w:hAnsiTheme="minorEastAsia"/>
-                <w:szCs w:val="20"/>
-              </w:rPr>
-            </w:pPr>
-            <w:r>
-              <w:rPr>
-                <w:rFonts w:asciiTheme="minorEastAsia" w:hAnsiTheme="minorEastAsia"/>
+                <w:strike/>
+                <w:szCs w:val="20"/>
+              </w:rPr>
+            </w:pPr>
+            <w:r>
+              <w:rPr>
+                <w:rFonts w:asciiTheme="minorEastAsia" w:hAnsiTheme="minorEastAsia"/>
+                <w:strike/>
                 <w:sz w:val="16"/>
                 <w:szCs w:val="16"/>
               </w:rPr>
-              <w:t>S2C_Obstacle()</w:t>
+              <w:t>S2C_</w:t>
+            </w:r>
+            <w:proofErr w:type="gramStart"/>
+            <w:r>
+              <w:rPr>
+                <w:rFonts w:asciiTheme="minorEastAsia" w:hAnsiTheme="minorEastAsia"/>
+                <w:strike/>
+                <w:sz w:val="16"/>
+                <w:szCs w:val="16"/>
+              </w:rPr>
+              <w:t>Obstacle(</w:t>
+            </w:r>
+            <w:proofErr w:type="gramEnd"/>
+            <w:r>
+              <w:rPr>
+                <w:rFonts w:asciiTheme="minorEastAsia" w:hAnsiTheme="minorEastAsia"/>
+                <w:strike/>
+                <w:sz w:val="16"/>
+                <w:szCs w:val="16"/>
+              </w:rPr>
+              <w:t>)</w:t>
             </w:r>
           </w:p>
         </w:tc>
@@ -9935,6 +9957,7 @@
               <w:cnfStyle w:val="000000000000" w:firstRow="0" w:lastRow="0" w:firstColumn="0" w:lastColumn="0" w:oddVBand="0" w:evenVBand="0" w:oddHBand="0" w:evenHBand="0" w:firstRowFirstColumn="0" w:firstRowLastColumn="0" w:lastRowFirstColumn="0" w:lastRowLastColumn="0"/>
               <w:rPr>
                 <w:rFonts w:asciiTheme="minorEastAsia" w:hAnsiTheme="minorEastAsia"/>
+                <w:strike/>
                 <w:sz w:val="16"/>
                 <w:szCs w:val="16"/>
               </w:rPr>
@@ -9942,10 +9965,31 @@
             <w:r>
               <w:rPr>
                 <w:rFonts w:asciiTheme="minorEastAsia" w:hAnsiTheme="minorEastAsia"/>
+                <w:strike/>
                 <w:sz w:val="16"/>
                 <w:szCs w:val="16"/>
               </w:rPr>
-              <w:t>S2C_Obstacle()</w:t>
+              <w:t>S2C_</w:t>
+            </w:r>
+            <w:proofErr w:type="gramStart"/>
+            <w:r>
+              <w:rPr>
+                <w:rFonts w:asciiTheme="minorEastAsia" w:hAnsiTheme="minorEastAsia"/>
+                <w:strike/>
+                <w:sz w:val="16"/>
+                <w:szCs w:val="16"/>
+              </w:rPr>
+              <w:t>Obstacle(</w:t>
+            </w:r>
+            <w:proofErr w:type="gramEnd"/>
+            <w:r>
+              <w:rPr>
+                <w:rFonts w:asciiTheme="minorEastAsia" w:hAnsiTheme="minorEastAsia"/>
+                <w:strike/>
+                <w:sz w:val="16"/>
+                <w:szCs w:val="16"/>
+              </w:rPr>
+              <w:t>)</w:t>
             </w:r>
           </w:p>
         </w:tc>
@@ -9976,16 +10020,38 @@
               <w:cnfStyle w:val="000000000000" w:firstRow="0" w:lastRow="0" w:firstColumn="0" w:lastColumn="0" w:oddVBand="0" w:evenVBand="0" w:oddHBand="0" w:evenHBand="0" w:firstRowFirstColumn="0" w:firstRowLastColumn="0" w:lastRowFirstColumn="0" w:lastRowLastColumn="0"/>
               <w:rPr>
                 <w:rFonts w:asciiTheme="minorEastAsia" w:hAnsiTheme="minorEastAsia"/>
-                <w:szCs w:val="20"/>
-              </w:rPr>
-            </w:pPr>
-            <w:r>
-              <w:rPr>
-                <w:rFonts w:asciiTheme="minorEastAsia" w:hAnsiTheme="minorEastAsia"/>
+                <w:strike/>
+                <w:szCs w:val="20"/>
+              </w:rPr>
+            </w:pPr>
+            <w:r>
+              <w:rPr>
+                <w:rFonts w:asciiTheme="minorEastAsia" w:hAnsiTheme="minorEastAsia"/>
+                <w:strike/>
                 <w:sz w:val="16"/>
                 <w:szCs w:val="16"/>
               </w:rPr>
-              <w:t>S2C_Obstacle()</w:t>
+              <w:t>S2C_</w:t>
+            </w:r>
+            <w:proofErr w:type="gramStart"/>
+            <w:r>
+              <w:rPr>
+                <w:rFonts w:asciiTheme="minorEastAsia" w:hAnsiTheme="minorEastAsia"/>
+                <w:strike/>
+                <w:sz w:val="16"/>
+                <w:szCs w:val="16"/>
+              </w:rPr>
+              <w:t>Obstacle(</w:t>
+            </w:r>
+            <w:proofErr w:type="gramEnd"/>
+            <w:r>
+              <w:rPr>
+                <w:rFonts w:asciiTheme="minorEastAsia" w:hAnsiTheme="minorEastAsia"/>
+                <w:strike/>
+                <w:sz w:val="16"/>
+                <w:szCs w:val="16"/>
+              </w:rPr>
+              <w:t>)</w:t>
             </w:r>
           </w:p>
         </w:tc>
@@ -10016,16 +10082,38 @@
               <w:cnfStyle w:val="000000000000" w:firstRow="0" w:lastRow="0" w:firstColumn="0" w:lastColumn="0" w:oddVBand="0" w:evenVBand="0" w:oddHBand="0" w:evenHBand="0" w:firstRowFirstColumn="0" w:firstRowLastColumn="0" w:lastRowFirstColumn="0" w:lastRowLastColumn="0"/>
               <w:rPr>
                 <w:rFonts w:asciiTheme="minorEastAsia" w:hAnsiTheme="minorEastAsia"/>
-                <w:szCs w:val="20"/>
-              </w:rPr>
-            </w:pPr>
-            <w:r>
-              <w:rPr>
-                <w:rFonts w:asciiTheme="minorEastAsia" w:hAnsiTheme="minorEastAsia"/>
+                <w:strike/>
+                <w:szCs w:val="20"/>
+              </w:rPr>
+            </w:pPr>
+            <w:r>
+              <w:rPr>
+                <w:rFonts w:asciiTheme="minorEastAsia" w:hAnsiTheme="minorEastAsia"/>
+                <w:strike/>
                 <w:sz w:val="16"/>
                 <w:szCs w:val="16"/>
               </w:rPr>
-              <w:t>S2C_Obstacle()</w:t>
+              <w:t>S2C_</w:t>
+            </w:r>
+            <w:proofErr w:type="gramStart"/>
+            <w:r>
+              <w:rPr>
+                <w:rFonts w:asciiTheme="minorEastAsia" w:hAnsiTheme="minorEastAsia"/>
+                <w:strike/>
+                <w:sz w:val="16"/>
+                <w:szCs w:val="16"/>
+              </w:rPr>
+              <w:t>Obstacle(</w:t>
+            </w:r>
+            <w:proofErr w:type="gramEnd"/>
+            <w:r>
+              <w:rPr>
+                <w:rFonts w:asciiTheme="minorEastAsia" w:hAnsiTheme="minorEastAsia"/>
+                <w:strike/>
+                <w:sz w:val="16"/>
+                <w:szCs w:val="16"/>
+              </w:rPr>
+              <w:t>)</w:t>
             </w:r>
           </w:p>
         </w:tc>
@@ -10666,7 +10754,7 @@
               <w:jc w:val="center"/>
               <w:cnfStyle w:val="000000000000" w:firstRow="0" w:lastRow="0" w:firstColumn="0" w:lastColumn="0" w:oddVBand="0" w:evenVBand="0" w:oddHBand="0" w:evenHBand="0" w:firstRowFirstColumn="0" w:firstRowLastColumn="0" w:lastRowFirstColumn="0" w:lastRowLastColumn="0"/>
               <w:rPr>
-                <w:rFonts w:asciiTheme="minorEastAsia" w:hAnsiTheme="minorEastAsia" w:hint="eastAsia"/>
+                <w:rFonts w:asciiTheme="minorEastAsia" w:hAnsiTheme="minorEastAsia"/>
                 <w:strike/>
                 <w:color w:val="000000" w:themeColor="text1"/>
                 <w:sz w:val="16"/>

--- a/Project Progress Report.docx
+++ b/Project Progress Report.docx
@@ -8138,17 +8138,30 @@
               <w:cnfStyle w:val="000000000000" w:firstRow="0" w:lastRow="0" w:firstColumn="0" w:lastColumn="0" w:oddVBand="0" w:evenVBand="0" w:oddHBand="0" w:evenHBand="0" w:firstRowFirstColumn="0" w:firstRowLastColumn="0" w:lastRowFirstColumn="0" w:lastRowLastColumn="0"/>
               <w:rPr>
                 <w:rFonts w:asciiTheme="minorEastAsia" w:hAnsiTheme="minorEastAsia"/>
+                <w:strike/>
                 <w:sz w:val="18"/>
                 <w:szCs w:val="18"/>
               </w:rPr>
             </w:pPr>
-            <w:r>
-              <w:rPr>
-                <w:rFonts w:asciiTheme="minorEastAsia" w:hAnsiTheme="minorEastAsia"/>
+            <w:proofErr w:type="gramStart"/>
+            <w:r>
+              <w:rPr>
+                <w:rFonts w:asciiTheme="minorEastAsia" w:hAnsiTheme="minorEastAsia"/>
+                <w:strike/>
                 <w:sz w:val="18"/>
                 <w:szCs w:val="18"/>
               </w:rPr>
-              <w:t>InitCharacterByNum()</w:t>
+              <w:t>InitCharacterByNum(</w:t>
+            </w:r>
+            <w:proofErr w:type="gramEnd"/>
+            <w:r>
+              <w:rPr>
+                <w:rFonts w:asciiTheme="minorEastAsia" w:hAnsiTheme="minorEastAsia"/>
+                <w:strike/>
+                <w:sz w:val="18"/>
+                <w:szCs w:val="18"/>
+              </w:rPr>
+              <w:t>)</w:t>
             </w:r>
           </w:p>
         </w:tc>
@@ -9837,12 +9850,14 @@
               <w:cnfStyle w:val="000000000000" w:firstRow="0" w:lastRow="0" w:firstColumn="0" w:lastColumn="0" w:oddVBand="0" w:evenVBand="0" w:oddHBand="0" w:evenHBand="0" w:firstRowFirstColumn="0" w:firstRowLastColumn="0" w:lastRowFirstColumn="0" w:lastRowLastColumn="0"/>
               <w:rPr>
                 <w:rFonts w:asciiTheme="minorEastAsia" w:hAnsiTheme="minorEastAsia"/>
-                <w:szCs w:val="20"/>
-              </w:rPr>
-            </w:pPr>
-            <w:r>
-              <w:rPr>
-                <w:rFonts w:asciiTheme="minorEastAsia" w:hAnsiTheme="minorEastAsia"/>
+                <w:strike/>
+                <w:szCs w:val="20"/>
+              </w:rPr>
+            </w:pPr>
+            <w:r>
+              <w:rPr>
+                <w:rFonts w:asciiTheme="minorEastAsia" w:hAnsiTheme="minorEastAsia"/>
+                <w:strike/>
                 <w:sz w:val="16"/>
                 <w:szCs w:val="16"/>
               </w:rPr>
@@ -9893,12 +9908,14 @@
               <w:cnfStyle w:val="000000000000" w:firstRow="0" w:lastRow="0" w:firstColumn="0" w:lastColumn="0" w:oddVBand="0" w:evenVBand="0" w:oddHBand="0" w:evenHBand="0" w:firstRowFirstColumn="0" w:firstRowLastColumn="0" w:lastRowFirstColumn="0" w:lastRowLastColumn="0"/>
               <w:rPr>
                 <w:rFonts w:asciiTheme="minorEastAsia" w:hAnsiTheme="minorEastAsia"/>
-                <w:szCs w:val="20"/>
-              </w:rPr>
-            </w:pPr>
-            <w:r>
-              <w:rPr>
-                <w:rFonts w:asciiTheme="minorEastAsia" w:hAnsiTheme="minorEastAsia"/>
+                <w:strike/>
+                <w:szCs w:val="20"/>
+              </w:rPr>
+            </w:pPr>
+            <w:r>
+              <w:rPr>
+                <w:rFonts w:asciiTheme="minorEastAsia" w:hAnsiTheme="minorEastAsia"/>
+                <w:strike/>
                 <w:sz w:val="16"/>
                 <w:szCs w:val="16"/>
               </w:rPr>
@@ -10588,12 +10605,14 @@
               <w:cnfStyle w:val="000000000000" w:firstRow="0" w:lastRow="0" w:firstColumn="0" w:lastColumn="0" w:oddVBand="0" w:evenVBand="0" w:oddHBand="0" w:evenHBand="0" w:firstRowFirstColumn="0" w:firstRowLastColumn="0" w:lastRowFirstColumn="0" w:lastRowLastColumn="0"/>
               <w:rPr>
                 <w:rFonts w:asciiTheme="minorEastAsia" w:hAnsiTheme="minorEastAsia"/>
-                <w:szCs w:val="20"/>
-              </w:rPr>
-            </w:pPr>
-            <w:r>
-              <w:rPr>
-                <w:rFonts w:asciiTheme="minorEastAsia" w:hAnsiTheme="minorEastAsia"/>
+                <w:strike/>
+                <w:szCs w:val="20"/>
+              </w:rPr>
+            </w:pPr>
+            <w:r>
+              <w:rPr>
+                <w:rFonts w:asciiTheme="minorEastAsia" w:hAnsiTheme="minorEastAsia"/>
+                <w:strike/>
                 <w:sz w:val="16"/>
                 <w:szCs w:val="16"/>
               </w:rPr>
@@ -10628,12 +10647,14 @@
               <w:cnfStyle w:val="000000000000" w:firstRow="0" w:lastRow="0" w:firstColumn="0" w:lastColumn="0" w:oddVBand="0" w:evenVBand="0" w:oddHBand="0" w:evenHBand="0" w:firstRowFirstColumn="0" w:firstRowLastColumn="0" w:lastRowFirstColumn="0" w:lastRowLastColumn="0"/>
               <w:rPr>
                 <w:rFonts w:asciiTheme="minorEastAsia" w:hAnsiTheme="minorEastAsia"/>
-                <w:szCs w:val="20"/>
-              </w:rPr>
-            </w:pPr>
-            <w:r>
-              <w:rPr>
-                <w:rFonts w:asciiTheme="minorEastAsia" w:hAnsiTheme="minorEastAsia"/>
+                <w:strike/>
+                <w:szCs w:val="20"/>
+              </w:rPr>
+            </w:pPr>
+            <w:r>
+              <w:rPr>
+                <w:rFonts w:asciiTheme="minorEastAsia" w:hAnsiTheme="minorEastAsia"/>
+                <w:strike/>
                 <w:sz w:val="16"/>
                 <w:szCs w:val="16"/>
               </w:rPr>
@@ -10642,6 +10663,7 @@
             <w:r>
               <w:rPr>
                 <w:rFonts w:asciiTheme="minorEastAsia" w:hAnsiTheme="minorEastAsia"/>
+                <w:strike/>
                 <w:sz w:val="16"/>
                 <w:szCs w:val="16"/>
               </w:rPr>
@@ -11296,12 +11318,14 @@
               <w:cnfStyle w:val="000000000000" w:firstRow="0" w:lastRow="0" w:firstColumn="0" w:lastColumn="0" w:oddVBand="0" w:evenVBand="0" w:oddHBand="0" w:evenHBand="0" w:firstRowFirstColumn="0" w:firstRowLastColumn="0" w:lastRowFirstColumn="0" w:lastRowLastColumn="0"/>
               <w:rPr>
                 <w:rFonts w:asciiTheme="minorEastAsia" w:hAnsiTheme="minorEastAsia"/>
-                <w:szCs w:val="20"/>
-              </w:rPr>
-            </w:pPr>
-            <w:r>
-              <w:rPr>
-                <w:rFonts w:asciiTheme="minorEastAsia" w:hAnsiTheme="minorEastAsia"/>
+                <w:strike/>
+                <w:szCs w:val="20"/>
+              </w:rPr>
+            </w:pPr>
+            <w:r>
+              <w:rPr>
+                <w:rFonts w:asciiTheme="minorEastAsia" w:hAnsiTheme="minorEastAsia"/>
+                <w:strike/>
                 <w:szCs w:val="20"/>
               </w:rPr>
               <w:t>안정성 테스트 및 오류수정</w:t>

--- a/Project Progress Report.docx
+++ b/Project Progress Report.docx
@@ -1949,24 +1949,60 @@
           <w:sz w:val="24"/>
           <w:szCs w:val="24"/>
         </w:rPr>
-        <w:t xml:space="preserve">    vec3 position;               캐릭터의 위치정보를 담음</w:t>
-      </w:r>
-    </w:p>
-    <w:p>
-      <w:pPr>
-        <w:rPr>
-          <w:rFonts w:asciiTheme="minorEastAsia" w:hAnsiTheme="minorEastAsia"/>
-          <w:sz w:val="24"/>
-          <w:szCs w:val="24"/>
-        </w:rPr>
-      </w:pPr>
-      <w:r>
-        <w:rPr>
-          <w:rFonts w:asciiTheme="minorEastAsia" w:hAnsiTheme="minorEastAsia"/>
-          <w:sz w:val="24"/>
-          <w:szCs w:val="24"/>
-        </w:rPr>
-        <w:t xml:space="preserve">    vec3 direction;              캐릭터의 방향정보를 담음</w:t>
+        <w:t xml:space="preserve">    vec3 </w:t>
+      </w:r>
+      <w:proofErr w:type="gramStart"/>
+      <w:r>
+        <w:rPr>
+          <w:rFonts w:asciiTheme="minorEastAsia" w:hAnsiTheme="minorEastAsia"/>
+          <w:sz w:val="24"/>
+          <w:szCs w:val="24"/>
+        </w:rPr>
+        <w:t xml:space="preserve">position;   </w:t>
+      </w:r>
+      <w:proofErr w:type="gramEnd"/>
+      <w:r>
+        <w:rPr>
+          <w:rFonts w:asciiTheme="minorEastAsia" w:hAnsiTheme="minorEastAsia"/>
+          <w:sz w:val="24"/>
+          <w:szCs w:val="24"/>
+        </w:rPr>
+        <w:t xml:space="preserve">            캐릭터의 위치정보를 담음</w:t>
+      </w:r>
+    </w:p>
+    <w:p>
+      <w:pPr>
+        <w:rPr>
+          <w:rFonts w:asciiTheme="minorEastAsia" w:hAnsiTheme="minorEastAsia"/>
+          <w:sz w:val="24"/>
+          <w:szCs w:val="24"/>
+        </w:rPr>
+      </w:pPr>
+      <w:r>
+        <w:rPr>
+          <w:rFonts w:asciiTheme="minorEastAsia" w:hAnsiTheme="minorEastAsia"/>
+          <w:sz w:val="24"/>
+          <w:szCs w:val="24"/>
+        </w:rPr>
+        <w:t xml:space="preserve">    vec3 </w:t>
+      </w:r>
+      <w:proofErr w:type="gramStart"/>
+      <w:r>
+        <w:rPr>
+          <w:rFonts w:asciiTheme="minorEastAsia" w:hAnsiTheme="minorEastAsia"/>
+          <w:sz w:val="24"/>
+          <w:szCs w:val="24"/>
+        </w:rPr>
+        <w:t xml:space="preserve">direction;   </w:t>
+      </w:r>
+      <w:proofErr w:type="gramEnd"/>
+      <w:r>
+        <w:rPr>
+          <w:rFonts w:asciiTheme="minorEastAsia" w:hAnsiTheme="minorEastAsia"/>
+          <w:sz w:val="24"/>
+          <w:szCs w:val="24"/>
+        </w:rPr>
+        <w:t xml:space="preserve">           캐릭터의 방향정보를 담음</w:t>
       </w:r>
     </w:p>
     <w:p>
@@ -1993,41 +2029,97 @@
           <w:sz w:val="24"/>
           <w:szCs w:val="24"/>
         </w:rPr>
-        <w:t>추가) GLfloat RotationAngle  캐릭터 회전 정보</w:t>
-      </w:r>
-    </w:p>
-    <w:p>
-      <w:pPr>
-        <w:rPr>
-          <w:rFonts w:asciiTheme="minorEastAsia" w:hAnsiTheme="minorEastAsia"/>
-          <w:sz w:val="24"/>
-          <w:szCs w:val="24"/>
-        </w:rPr>
-      </w:pPr>
-      <w:r>
-        <w:rPr>
-          <w:rFonts w:asciiTheme="minorEastAsia" w:hAnsiTheme="minorEastAsia"/>
-          <w:sz w:val="24"/>
-          <w:szCs w:val="24"/>
-        </w:rPr>
-        <w:t xml:space="preserve">    GLfloat ArmLegSwingAngle;  캐릭터 팔다리 회전 정보</w:t>
-      </w:r>
-    </w:p>
-    <w:p>
-      <w:pPr>
-        <w:rPr>
-          <w:rFonts w:asciiTheme="minorEastAsia" w:hAnsiTheme="minorEastAsia"/>
-          <w:sz w:val="24"/>
-          <w:szCs w:val="24"/>
-        </w:rPr>
-      </w:pPr>
-      <w:r>
-        <w:rPr>
-          <w:rFonts w:asciiTheme="minorEastAsia" w:hAnsiTheme="minorEastAsia"/>
-          <w:sz w:val="24"/>
-          <w:szCs w:val="24"/>
-        </w:rPr>
-        <w:t xml:space="preserve">    Bool isCollision;             캐릭터의 충돌 유무    </w:t>
+        <w:t xml:space="preserve">추가) GLfloat </w:t>
+      </w:r>
+      <w:proofErr w:type="gramStart"/>
+      <w:r>
+        <w:rPr>
+          <w:rFonts w:asciiTheme="minorEastAsia" w:hAnsiTheme="minorEastAsia"/>
+          <w:color w:val="6182D6"/>
+          <w:sz w:val="24"/>
+          <w:szCs w:val="24"/>
+        </w:rPr>
+        <w:t>RotationAngle  캐릭터</w:t>
+      </w:r>
+      <w:proofErr w:type="gramEnd"/>
+      <w:r>
+        <w:rPr>
+          <w:rFonts w:asciiTheme="minorEastAsia" w:hAnsiTheme="minorEastAsia"/>
+          <w:color w:val="6182D6"/>
+          <w:sz w:val="24"/>
+          <w:szCs w:val="24"/>
+        </w:rPr>
+        <w:t xml:space="preserve"> 회전 정보</w:t>
+      </w:r>
+    </w:p>
+    <w:p>
+      <w:pPr>
+        <w:rPr>
+          <w:rFonts w:asciiTheme="minorEastAsia" w:hAnsiTheme="minorEastAsia"/>
+          <w:sz w:val="24"/>
+          <w:szCs w:val="24"/>
+        </w:rPr>
+      </w:pPr>
+      <w:r>
+        <w:rPr>
+          <w:rFonts w:asciiTheme="minorEastAsia" w:hAnsiTheme="minorEastAsia"/>
+          <w:sz w:val="24"/>
+          <w:szCs w:val="24"/>
+        </w:rPr>
+        <w:t xml:space="preserve">    GLfloat </w:t>
+      </w:r>
+      <w:proofErr w:type="gramStart"/>
+      <w:r>
+        <w:rPr>
+          <w:rFonts w:asciiTheme="minorEastAsia" w:hAnsiTheme="minorEastAsia"/>
+          <w:sz w:val="24"/>
+          <w:szCs w:val="24"/>
+        </w:rPr>
+        <w:t>ArmLegSwingAngle;  캐릭터</w:t>
+      </w:r>
+      <w:proofErr w:type="gramEnd"/>
+      <w:r>
+        <w:rPr>
+          <w:rFonts w:asciiTheme="minorEastAsia" w:hAnsiTheme="minorEastAsia"/>
+          <w:sz w:val="24"/>
+          <w:szCs w:val="24"/>
+        </w:rPr>
+        <w:t xml:space="preserve"> 팔다리 회전 정보</w:t>
+      </w:r>
+    </w:p>
+    <w:p>
+      <w:pPr>
+        <w:rPr>
+          <w:rFonts w:asciiTheme="minorEastAsia" w:hAnsiTheme="minorEastAsia"/>
+          <w:sz w:val="24"/>
+          <w:szCs w:val="24"/>
+        </w:rPr>
+      </w:pPr>
+      <w:r>
+        <w:rPr>
+          <w:rFonts w:asciiTheme="minorEastAsia" w:hAnsiTheme="minorEastAsia"/>
+          <w:sz w:val="24"/>
+          <w:szCs w:val="24"/>
+        </w:rPr>
+        <w:t xml:space="preserve">    Bool </w:t>
+      </w:r>
+      <w:proofErr w:type="gramStart"/>
+      <w:r>
+        <w:rPr>
+          <w:rFonts w:asciiTheme="minorEastAsia" w:hAnsiTheme="minorEastAsia"/>
+          <w:sz w:val="24"/>
+          <w:szCs w:val="24"/>
+        </w:rPr>
+        <w:t xml:space="preserve">isCollision;   </w:t>
+      </w:r>
+      <w:proofErr w:type="gramEnd"/>
+      <w:r>
+        <w:rPr>
+          <w:rFonts w:asciiTheme="minorEastAsia" w:hAnsiTheme="minorEastAsia"/>
+          <w:sz w:val="24"/>
+          <w:szCs w:val="24"/>
+        </w:rPr>
+        <w:t xml:space="preserve">          캐릭터의 충돌 유무    </w:t>
       </w:r>
     </w:p>
     <w:p>
@@ -2101,24 +2193,60 @@
           <w:sz w:val="24"/>
           <w:szCs w:val="24"/>
         </w:rPr>
-        <w:t>vec3 position;          이동형 장애물의 위치정보를 담음</w:t>
-      </w:r>
-    </w:p>
-    <w:p>
-      <w:pPr>
-        <w:rPr>
-          <w:rFonts w:asciiTheme="minorEastAsia" w:hAnsiTheme="minorEastAsia"/>
-          <w:sz w:val="24"/>
-          <w:szCs w:val="24"/>
-        </w:rPr>
-      </w:pPr>
-      <w:r>
-        <w:rPr>
-          <w:rFonts w:asciiTheme="minorEastAsia" w:hAnsiTheme="minorEastAsia"/>
-          <w:sz w:val="24"/>
-          <w:szCs w:val="24"/>
-        </w:rPr>
-        <w:t xml:space="preserve">    vec3 direction;         이동형 장애물의 방향정보를 담음</w:t>
+        <w:t xml:space="preserve">vec3 </w:t>
+      </w:r>
+      <w:proofErr w:type="gramStart"/>
+      <w:r>
+        <w:rPr>
+          <w:rFonts w:asciiTheme="minorEastAsia" w:hAnsiTheme="minorEastAsia"/>
+          <w:sz w:val="24"/>
+          <w:szCs w:val="24"/>
+        </w:rPr>
+        <w:t xml:space="preserve">position;   </w:t>
+      </w:r>
+      <w:proofErr w:type="gramEnd"/>
+      <w:r>
+        <w:rPr>
+          <w:rFonts w:asciiTheme="minorEastAsia" w:hAnsiTheme="minorEastAsia"/>
+          <w:sz w:val="24"/>
+          <w:szCs w:val="24"/>
+        </w:rPr>
+        <w:t xml:space="preserve">       이동형 장애물의 위치정보를 담음</w:t>
+      </w:r>
+    </w:p>
+    <w:p>
+      <w:pPr>
+        <w:rPr>
+          <w:rFonts w:asciiTheme="minorEastAsia" w:hAnsiTheme="minorEastAsia"/>
+          <w:sz w:val="24"/>
+          <w:szCs w:val="24"/>
+        </w:rPr>
+      </w:pPr>
+      <w:r>
+        <w:rPr>
+          <w:rFonts w:asciiTheme="minorEastAsia" w:hAnsiTheme="minorEastAsia"/>
+          <w:sz w:val="24"/>
+          <w:szCs w:val="24"/>
+        </w:rPr>
+        <w:t xml:space="preserve">    vec3 </w:t>
+      </w:r>
+      <w:proofErr w:type="gramStart"/>
+      <w:r>
+        <w:rPr>
+          <w:rFonts w:asciiTheme="minorEastAsia" w:hAnsiTheme="minorEastAsia"/>
+          <w:sz w:val="24"/>
+          <w:szCs w:val="24"/>
+        </w:rPr>
+        <w:t xml:space="preserve">direction;   </w:t>
+      </w:r>
+      <w:proofErr w:type="gramEnd"/>
+      <w:r>
+        <w:rPr>
+          <w:rFonts w:asciiTheme="minorEastAsia" w:hAnsiTheme="minorEastAsia"/>
+          <w:sz w:val="24"/>
+          <w:szCs w:val="24"/>
+        </w:rPr>
+        <w:t xml:space="preserve">      이동형 장애물의 방향정보를 담음</w:t>
       </w:r>
     </w:p>
     <w:p>
@@ -2170,24 +2298,60 @@
           <w:sz w:val="24"/>
           <w:szCs w:val="24"/>
         </w:rPr>
-        <w:t>vec3 position;          회전 장애물의 위치정보를 담음</w:t>
-      </w:r>
-    </w:p>
-    <w:p>
-      <w:pPr>
-        <w:rPr>
-          <w:rFonts w:asciiTheme="minorEastAsia" w:hAnsiTheme="minorEastAsia"/>
-          <w:sz w:val="24"/>
-          <w:szCs w:val="24"/>
-        </w:rPr>
-      </w:pPr>
-      <w:r>
-        <w:rPr>
-          <w:rFonts w:asciiTheme="minorEastAsia" w:hAnsiTheme="minorEastAsia"/>
-          <w:sz w:val="24"/>
-          <w:szCs w:val="24"/>
-        </w:rPr>
-        <w:t xml:space="preserve">    GLfloat angel;          회전 장애물 회전정보</w:t>
+        <w:t xml:space="preserve">vec3 </w:t>
+      </w:r>
+      <w:proofErr w:type="gramStart"/>
+      <w:r>
+        <w:rPr>
+          <w:rFonts w:asciiTheme="minorEastAsia" w:hAnsiTheme="minorEastAsia"/>
+          <w:sz w:val="24"/>
+          <w:szCs w:val="24"/>
+        </w:rPr>
+        <w:t xml:space="preserve">position;   </w:t>
+      </w:r>
+      <w:proofErr w:type="gramEnd"/>
+      <w:r>
+        <w:rPr>
+          <w:rFonts w:asciiTheme="minorEastAsia" w:hAnsiTheme="minorEastAsia"/>
+          <w:sz w:val="24"/>
+          <w:szCs w:val="24"/>
+        </w:rPr>
+        <w:t xml:space="preserve">       회전 장애물의 위치정보를 담음</w:t>
+      </w:r>
+    </w:p>
+    <w:p>
+      <w:pPr>
+        <w:rPr>
+          <w:rFonts w:asciiTheme="minorEastAsia" w:hAnsiTheme="minorEastAsia"/>
+          <w:sz w:val="24"/>
+          <w:szCs w:val="24"/>
+        </w:rPr>
+      </w:pPr>
+      <w:r>
+        <w:rPr>
+          <w:rFonts w:asciiTheme="minorEastAsia" w:hAnsiTheme="minorEastAsia"/>
+          <w:sz w:val="24"/>
+          <w:szCs w:val="24"/>
+        </w:rPr>
+        <w:t xml:space="preserve">    GLfloat </w:t>
+      </w:r>
+      <w:proofErr w:type="gramStart"/>
+      <w:r>
+        <w:rPr>
+          <w:rFonts w:asciiTheme="minorEastAsia" w:hAnsiTheme="minorEastAsia"/>
+          <w:sz w:val="24"/>
+          <w:szCs w:val="24"/>
+        </w:rPr>
+        <w:t xml:space="preserve">angel;   </w:t>
+      </w:r>
+      <w:proofErr w:type="gramEnd"/>
+      <w:r>
+        <w:rPr>
+          <w:rFonts w:asciiTheme="minorEastAsia" w:hAnsiTheme="minorEastAsia"/>
+          <w:sz w:val="24"/>
+          <w:szCs w:val="24"/>
+        </w:rPr>
+        <w:t xml:space="preserve">       회전 장애물 회전정보</w:t>
       </w:r>
     </w:p>
     <w:p>
@@ -2211,15 +2375,310 @@
       <w:pPr>
         <w:rPr>
           <w:rFonts w:asciiTheme="minorEastAsia" w:hAnsiTheme="minorEastAsia"/>
-          <w:sz w:val="24"/>
-          <w:szCs w:val="24"/>
-        </w:rPr>
-      </w:pPr>
-    </w:p>
-    <w:p>
-      <w:pPr>
-        <w:rPr>
-          <w:rFonts w:asciiTheme="minorEastAsia" w:hAnsiTheme="minorEastAsia"/>
+          <w:color w:val="4472C4" w:themeColor="accent1"/>
+          <w:sz w:val="24"/>
+          <w:szCs w:val="24"/>
+        </w:rPr>
+      </w:pPr>
+      <w:proofErr w:type="gramStart"/>
+      <w:r>
+        <w:rPr>
+          <w:rFonts w:asciiTheme="minorEastAsia" w:hAnsiTheme="minorEastAsia"/>
+          <w:color w:val="4472C4" w:themeColor="accent1"/>
+          <w:sz w:val="24"/>
+          <w:szCs w:val="24"/>
+        </w:rPr>
+        <w:t>struct</w:t>
+      </w:r>
+      <w:proofErr w:type="gramEnd"/>
+      <w:r>
+        <w:rPr>
+          <w:rFonts w:asciiTheme="minorEastAsia" w:hAnsiTheme="minorEastAsia"/>
+          <w:color w:val="4472C4" w:themeColor="accent1"/>
+          <w:sz w:val="24"/>
+          <w:szCs w:val="24"/>
+        </w:rPr>
+        <w:t xml:space="preserve"> GamePacket_S2C {</w:t>
+      </w:r>
+    </w:p>
+    <w:p>
+      <w:pPr>
+        <w:rPr>
+          <w:rFonts w:asciiTheme="minorEastAsia" w:hAnsiTheme="minorEastAsia"/>
+          <w:color w:val="4472C4" w:themeColor="accent1"/>
+          <w:sz w:val="24"/>
+          <w:szCs w:val="24"/>
+        </w:rPr>
+      </w:pPr>
+      <w:r>
+        <w:rPr>
+          <w:rFonts w:asciiTheme="minorEastAsia" w:hAnsiTheme="minorEastAsia" w:hint="eastAsia"/>
+          <w:color w:val="4472C4" w:themeColor="accent1"/>
+          <w:sz w:val="24"/>
+          <w:szCs w:val="24"/>
+        </w:rPr>
+        <w:lastRenderedPageBreak/>
+        <w:t xml:space="preserve">캐릭터 정보 구조체 </w:t>
+      </w:r>
+    </w:p>
+    <w:p>
+      <w:pPr>
+        <w:rPr>
+          <w:rFonts w:asciiTheme="minorEastAsia" w:hAnsiTheme="minorEastAsia" w:hint="eastAsia"/>
+          <w:color w:val="4472C4" w:themeColor="accent1"/>
+          <w:sz w:val="24"/>
+          <w:szCs w:val="24"/>
+        </w:rPr>
+      </w:pPr>
+      <w:r>
+        <w:rPr>
+          <w:rFonts w:asciiTheme="minorEastAsia" w:hAnsiTheme="minorEastAsia" w:hint="eastAsia"/>
+          <w:color w:val="4472C4" w:themeColor="accent1"/>
+          <w:sz w:val="24"/>
+          <w:szCs w:val="24"/>
+        </w:rPr>
+        <w:t xml:space="preserve">장애물 정보 구조체 </w:t>
+      </w:r>
+    </w:p>
+    <w:p>
+      <w:pPr>
+        <w:rPr>
+          <w:rFonts w:asciiTheme="minorEastAsia" w:hAnsiTheme="minorEastAsia"/>
+          <w:color w:val="4472C4" w:themeColor="accent1"/>
+          <w:sz w:val="24"/>
+          <w:szCs w:val="24"/>
+        </w:rPr>
+      </w:pPr>
+      <w:r>
+        <w:rPr>
+          <w:rFonts w:asciiTheme="minorEastAsia" w:hAnsiTheme="minorEastAsia"/>
+          <w:color w:val="4472C4" w:themeColor="accent1"/>
+          <w:sz w:val="24"/>
+          <w:szCs w:val="24"/>
+        </w:rPr>
+        <w:t xml:space="preserve">int </w:t>
+      </w:r>
+      <w:proofErr w:type="spellStart"/>
+      <w:r>
+        <w:rPr>
+          <w:rFonts w:asciiTheme="minorEastAsia" w:hAnsiTheme="minorEastAsia"/>
+          <w:color w:val="4472C4" w:themeColor="accent1"/>
+          <w:sz w:val="24"/>
+          <w:szCs w:val="24"/>
+        </w:rPr>
+        <w:t>whoFinished</w:t>
+      </w:r>
+      <w:proofErr w:type="spellEnd"/>
+      <w:r>
+        <w:rPr>
+          <w:rFonts w:asciiTheme="minorEastAsia" w:hAnsiTheme="minorEastAsia"/>
+          <w:color w:val="4472C4" w:themeColor="accent1"/>
+          <w:sz w:val="24"/>
+          <w:szCs w:val="24"/>
+        </w:rPr>
+        <w:t>{ -</w:t>
+      </w:r>
+      <w:proofErr w:type="gramStart"/>
+      <w:r>
+        <w:rPr>
+          <w:rFonts w:asciiTheme="minorEastAsia" w:hAnsiTheme="minorEastAsia"/>
+          <w:color w:val="4472C4" w:themeColor="accent1"/>
+          <w:sz w:val="24"/>
+          <w:szCs w:val="24"/>
+        </w:rPr>
+        <w:t>1 }</w:t>
+      </w:r>
+      <w:proofErr w:type="gramEnd"/>
+      <w:r>
+        <w:rPr>
+          <w:rFonts w:asciiTheme="minorEastAsia" w:hAnsiTheme="minorEastAsia"/>
+          <w:color w:val="4472C4" w:themeColor="accent1"/>
+          <w:sz w:val="24"/>
+          <w:szCs w:val="24"/>
+        </w:rPr>
+        <w:t xml:space="preserve">;            </w:t>
+      </w:r>
+      <w:proofErr w:type="gramStart"/>
+      <w:r>
+        <w:rPr>
+          <w:rFonts w:asciiTheme="minorEastAsia" w:hAnsiTheme="minorEastAsia"/>
+          <w:color w:val="4472C4" w:themeColor="accent1"/>
+          <w:sz w:val="24"/>
+          <w:szCs w:val="24"/>
+        </w:rPr>
+        <w:t xml:space="preserve">  /</w:t>
+      </w:r>
+      <w:proofErr w:type="gramEnd"/>
+      <w:r>
+        <w:rPr>
+          <w:rFonts w:asciiTheme="minorEastAsia" w:hAnsiTheme="minorEastAsia"/>
+          <w:color w:val="4472C4" w:themeColor="accent1"/>
+          <w:sz w:val="24"/>
+          <w:szCs w:val="24"/>
+        </w:rPr>
+        <w:t xml:space="preserve">/ </w:t>
+      </w:r>
+      <w:r>
+        <w:rPr>
+          <w:rFonts w:asciiTheme="minorEastAsia" w:hAnsiTheme="minorEastAsia" w:hint="eastAsia"/>
+          <w:color w:val="4472C4" w:themeColor="accent1"/>
+          <w:sz w:val="24"/>
+          <w:szCs w:val="24"/>
+        </w:rPr>
+        <w:t>결승한</w:t>
+      </w:r>
+      <w:r>
+        <w:rPr>
+          <w:rFonts w:asciiTheme="minorEastAsia" w:hAnsiTheme="minorEastAsia"/>
+          <w:color w:val="4472C4" w:themeColor="accent1"/>
+          <w:sz w:val="24"/>
+          <w:szCs w:val="24"/>
+        </w:rPr>
+        <w:t xml:space="preserve"> </w:t>
+      </w:r>
+      <w:r>
+        <w:rPr>
+          <w:rFonts w:asciiTheme="minorEastAsia" w:hAnsiTheme="minorEastAsia" w:hint="eastAsia"/>
+          <w:color w:val="4472C4" w:themeColor="accent1"/>
+          <w:sz w:val="24"/>
+          <w:szCs w:val="24"/>
+        </w:rPr>
+        <w:t>플레이어</w:t>
+      </w:r>
+      <w:r>
+        <w:rPr>
+          <w:rFonts w:asciiTheme="minorEastAsia" w:hAnsiTheme="minorEastAsia"/>
+          <w:color w:val="4472C4" w:themeColor="accent1"/>
+          <w:sz w:val="24"/>
+          <w:szCs w:val="24"/>
+        </w:rPr>
+        <w:t xml:space="preserve"> ID (-1 </w:t>
+      </w:r>
+      <w:r>
+        <w:rPr>
+          <w:rFonts w:asciiTheme="minorEastAsia" w:hAnsiTheme="minorEastAsia" w:hint="eastAsia"/>
+          <w:color w:val="4472C4" w:themeColor="accent1"/>
+          <w:sz w:val="24"/>
+          <w:szCs w:val="24"/>
+        </w:rPr>
+        <w:t>이면</w:t>
+      </w:r>
+      <w:r>
+        <w:rPr>
+          <w:rFonts w:asciiTheme="minorEastAsia" w:hAnsiTheme="minorEastAsia"/>
+          <w:color w:val="4472C4" w:themeColor="accent1"/>
+          <w:sz w:val="24"/>
+          <w:szCs w:val="24"/>
+        </w:rPr>
+        <w:t xml:space="preserve"> </w:t>
+      </w:r>
+      <w:r>
+        <w:rPr>
+          <w:rFonts w:asciiTheme="minorEastAsia" w:hAnsiTheme="minorEastAsia" w:hint="eastAsia"/>
+          <w:color w:val="4472C4" w:themeColor="accent1"/>
+          <w:sz w:val="24"/>
+          <w:szCs w:val="24"/>
+        </w:rPr>
+        <w:t>아직</w:t>
+      </w:r>
+      <w:r>
+        <w:rPr>
+          <w:rFonts w:asciiTheme="minorEastAsia" w:hAnsiTheme="minorEastAsia"/>
+          <w:color w:val="4472C4" w:themeColor="accent1"/>
+          <w:sz w:val="24"/>
+          <w:szCs w:val="24"/>
+        </w:rPr>
+        <w:t xml:space="preserve"> </w:t>
+      </w:r>
+      <w:r>
+        <w:rPr>
+          <w:rFonts w:asciiTheme="minorEastAsia" w:hAnsiTheme="minorEastAsia" w:hint="eastAsia"/>
+          <w:color w:val="4472C4" w:themeColor="accent1"/>
+          <w:sz w:val="24"/>
+          <w:szCs w:val="24"/>
+        </w:rPr>
+        <w:t>결승</w:t>
+      </w:r>
+      <w:r>
+        <w:rPr>
+          <w:rFonts w:asciiTheme="minorEastAsia" w:hAnsiTheme="minorEastAsia"/>
+          <w:color w:val="4472C4" w:themeColor="accent1"/>
+          <w:sz w:val="24"/>
+          <w:szCs w:val="24"/>
+        </w:rPr>
+        <w:t xml:space="preserve"> </w:t>
+      </w:r>
+      <w:r>
+        <w:rPr>
+          <w:rFonts w:asciiTheme="minorEastAsia" w:hAnsiTheme="minorEastAsia" w:hint="eastAsia"/>
+          <w:color w:val="4472C4" w:themeColor="accent1"/>
+          <w:sz w:val="24"/>
+          <w:szCs w:val="24"/>
+        </w:rPr>
+        <w:t>안함</w:t>
+      </w:r>
+      <w:r>
+        <w:rPr>
+          <w:rFonts w:asciiTheme="minorEastAsia" w:hAnsiTheme="minorEastAsia"/>
+          <w:color w:val="4472C4" w:themeColor="accent1"/>
+          <w:sz w:val="24"/>
+          <w:szCs w:val="24"/>
+        </w:rPr>
+        <w:t>)</w:t>
+      </w:r>
+    </w:p>
+    <w:p>
+      <w:pPr>
+        <w:rPr>
+          <w:rFonts w:asciiTheme="minorEastAsia" w:hAnsiTheme="minorEastAsia" w:hint="eastAsia"/>
+          <w:color w:val="4472C4" w:themeColor="accent1"/>
+          <w:sz w:val="24"/>
+          <w:szCs w:val="24"/>
+        </w:rPr>
+      </w:pPr>
+      <w:r>
+        <w:rPr>
+          <w:rFonts w:asciiTheme="minorEastAsia" w:hAnsiTheme="minorEastAsia"/>
+          <w:color w:val="4472C4" w:themeColor="accent1"/>
+          <w:sz w:val="24"/>
+          <w:szCs w:val="24"/>
+        </w:rPr>
+        <w:t>};</w:t>
+      </w:r>
+      <w:r>
+        <w:rPr>
+          <w:rFonts w:asciiTheme="minorEastAsia" w:hAnsiTheme="minorEastAsia" w:hint="eastAsia"/>
+          <w:color w:val="4472C4" w:themeColor="accent1"/>
+          <w:sz w:val="24"/>
+          <w:szCs w:val="24"/>
+        </w:rPr>
+        <w:t xml:space="preserve"> 을 사용해 </w:t>
+      </w:r>
+      <w:proofErr w:type="gramStart"/>
+      <w:r>
+        <w:rPr>
+          <w:rFonts w:asciiTheme="minorEastAsia" w:hAnsiTheme="minorEastAsia" w:hint="eastAsia"/>
+          <w:color w:val="4472C4" w:themeColor="accent1"/>
+          <w:sz w:val="24"/>
+          <w:szCs w:val="24"/>
+        </w:rPr>
+        <w:t>한번에</w:t>
+      </w:r>
+      <w:proofErr w:type="gramEnd"/>
+      <w:r>
+        <w:rPr>
+          <w:rFonts w:asciiTheme="minorEastAsia" w:hAnsiTheme="minorEastAsia" w:hint="eastAsia"/>
+          <w:color w:val="4472C4" w:themeColor="accent1"/>
+          <w:sz w:val="24"/>
+          <w:szCs w:val="24"/>
+        </w:rPr>
+        <w:t xml:space="preserve"> 보냄</w:t>
+      </w:r>
+    </w:p>
+    <w:p>
+      <w:pPr>
+        <w:rPr>
+          <w:rFonts w:asciiTheme="minorEastAsia" w:hAnsiTheme="minorEastAsia" w:hint="eastAsia"/>
           <w:sz w:val="24"/>
           <w:szCs w:val="24"/>
         </w:rPr>
@@ -2693,6 +3152,7 @@
         <w:rPr>
           <w:rFonts w:asciiTheme="minorEastAsia" w:hAnsiTheme="minorEastAsia"/>
         </w:rPr>
+        <w:lastRenderedPageBreak/>
         <w:t>GAME_FINISHED</w:t>
       </w:r>
     </w:p>
@@ -2766,7 +3226,6 @@
           <w:rFonts w:asciiTheme="minorEastAsia" w:hAnsiTheme="minorEastAsia"/>
           <w:color w:val="0070C0"/>
         </w:rPr>
-        <w:lastRenderedPageBreak/>
         <w:t xml:space="preserve">    // 나중에 추가될 패킷 종류들...</w:t>
       </w:r>
     </w:p>
@@ -2915,15 +3374,37 @@
           <w:szCs w:val="24"/>
         </w:rPr>
         <w:tab/>
-        <w:t>// 클라 번호 전송</w:t>
-      </w:r>
-    </w:p>
-    <w:p>
-      <w:pPr>
-        <w:rPr>
-          <w:rFonts w:asciiTheme="minorEastAsia" w:hAnsiTheme="minorEastAsia"/>
-          <w:b/>
-          <w:bCs/>
+      </w:r>
+      <w:proofErr w:type="gramStart"/>
+      <w:r>
+        <w:rPr>
+          <w:rFonts w:asciiTheme="minorEastAsia" w:hAnsiTheme="minorEastAsia"/>
+          <w:b/>
+          <w:bCs/>
+          <w:sz w:val="24"/>
+          <w:szCs w:val="24"/>
+        </w:rPr>
+        <w:t>// 클라</w:t>
+      </w:r>
+      <w:proofErr w:type="gramEnd"/>
+      <w:r>
+        <w:rPr>
+          <w:rFonts w:asciiTheme="minorEastAsia" w:hAnsiTheme="minorEastAsia"/>
+          <w:b/>
+          <w:bCs/>
+          <w:sz w:val="24"/>
+          <w:szCs w:val="24"/>
+        </w:rPr>
+        <w:t xml:space="preserve"> 번호 전송</w:t>
+      </w:r>
+    </w:p>
+    <w:p>
+      <w:pPr>
+        <w:rPr>
+          <w:rFonts w:asciiTheme="minorEastAsia" w:hAnsiTheme="minorEastAsia" w:hint="eastAsia"/>
+          <w:b/>
+          <w:bCs/>
+          <w:color w:val="4472C4" w:themeColor="accent1"/>
           <w:sz w:val="24"/>
           <w:szCs w:val="24"/>
         </w:rPr>
@@ -2937,29 +3418,410 @@
           <w:szCs w:val="24"/>
         </w:rPr>
         <w:tab/>
-        <w:t>// 카운트 다운 시작 알림</w:t>
-      </w:r>
-    </w:p>
-    <w:p>
-      <w:pPr>
-        <w:rPr>
-          <w:rFonts w:asciiTheme="minorEastAsia" w:hAnsiTheme="minorEastAsia"/>
-          <w:b/>
-          <w:bCs/>
-          <w:sz w:val="24"/>
-          <w:szCs w:val="24"/>
-        </w:rPr>
-      </w:pPr>
-      <w:r>
-        <w:rPr>
-          <w:rFonts w:asciiTheme="minorEastAsia" w:hAnsiTheme="minorEastAsia"/>
-          <w:b/>
-          <w:bCs/>
+      </w:r>
+      <w:proofErr w:type="gramStart"/>
+      <w:r>
+        <w:rPr>
+          <w:rFonts w:asciiTheme="minorEastAsia" w:hAnsiTheme="minorEastAsia"/>
+          <w:b/>
+          <w:bCs/>
+          <w:color w:val="4472C4" w:themeColor="accent1"/>
+          <w:sz w:val="24"/>
+          <w:szCs w:val="24"/>
+        </w:rPr>
+        <w:t>//</w:t>
+      </w:r>
+      <w:r>
+        <w:rPr>
+          <w:rFonts w:asciiTheme="minorEastAsia" w:hAnsiTheme="minorEastAsia" w:hint="eastAsia"/>
+          <w:b/>
+          <w:bCs/>
+          <w:color w:val="4472C4" w:themeColor="accent1"/>
+          <w:sz w:val="24"/>
+          <w:szCs w:val="24"/>
+        </w:rPr>
+        <w:t xml:space="preserve"> if( </w:t>
+      </w:r>
+      <w:r>
+        <w:rPr>
+          <w:rFonts w:asciiTheme="minorEastAsia" w:hAnsiTheme="minorEastAsia" w:hint="eastAsia"/>
+          <w:b/>
+          <w:bCs/>
+          <w:color w:val="4472C4" w:themeColor="accent1"/>
+          <w:sz w:val="24"/>
+          <w:szCs w:val="24"/>
+        </w:rPr>
+        <w:t>아무</w:t>
+      </w:r>
+      <w:proofErr w:type="gramEnd"/>
+      <w:r>
+        <w:rPr>
+          <w:rFonts w:asciiTheme="minorEastAsia" w:hAnsiTheme="minorEastAsia"/>
+          <w:b/>
+          <w:bCs/>
+          <w:color w:val="4472C4" w:themeColor="accent1"/>
+          <w:sz w:val="24"/>
+          <w:szCs w:val="24"/>
+        </w:rPr>
+        <w:t xml:space="preserve"> </w:t>
+      </w:r>
+      <w:r>
+        <w:rPr>
+          <w:rFonts w:asciiTheme="minorEastAsia" w:hAnsiTheme="minorEastAsia" w:hint="eastAsia"/>
+          <w:b/>
+          <w:bCs/>
+          <w:color w:val="4472C4" w:themeColor="accent1"/>
+          <w:sz w:val="24"/>
+          <w:szCs w:val="24"/>
+        </w:rPr>
+        <w:t>쓰레드</w:t>
+      </w:r>
+      <w:r>
+        <w:rPr>
+          <w:rFonts w:asciiTheme="minorEastAsia" w:hAnsiTheme="minorEastAsia"/>
+          <w:b/>
+          <w:bCs/>
+          <w:color w:val="4472C4" w:themeColor="accent1"/>
+          <w:sz w:val="24"/>
+          <w:szCs w:val="24"/>
+        </w:rPr>
+        <w:t xml:space="preserve"> </w:t>
+      </w:r>
+      <w:r>
+        <w:rPr>
+          <w:rFonts w:asciiTheme="minorEastAsia" w:hAnsiTheme="minorEastAsia" w:hint="eastAsia"/>
+          <w:b/>
+          <w:bCs/>
+          <w:color w:val="4472C4" w:themeColor="accent1"/>
+          <w:sz w:val="24"/>
+          <w:szCs w:val="24"/>
+        </w:rPr>
+        <w:t>중</w:t>
+      </w:r>
+      <w:r>
+        <w:rPr>
+          <w:rFonts w:asciiTheme="minorEastAsia" w:hAnsiTheme="minorEastAsia"/>
+          <w:b/>
+          <w:bCs/>
+          <w:color w:val="4472C4" w:themeColor="accent1"/>
+          <w:sz w:val="24"/>
+          <w:szCs w:val="24"/>
+        </w:rPr>
+        <w:t xml:space="preserve"> </w:t>
+      </w:r>
+      <w:r>
+        <w:rPr>
+          <w:rFonts w:asciiTheme="minorEastAsia" w:hAnsiTheme="minorEastAsia" w:hint="eastAsia"/>
+          <w:b/>
+          <w:bCs/>
+          <w:color w:val="4472C4" w:themeColor="accent1"/>
+          <w:sz w:val="24"/>
+          <w:szCs w:val="24"/>
+        </w:rPr>
+        <w:t>하나가</w:t>
+      </w:r>
+      <w:r>
+        <w:rPr>
+          <w:rFonts w:asciiTheme="minorEastAsia" w:hAnsiTheme="minorEastAsia"/>
+          <w:b/>
+          <w:bCs/>
+          <w:color w:val="4472C4" w:themeColor="accent1"/>
+          <w:sz w:val="24"/>
+          <w:szCs w:val="24"/>
+        </w:rPr>
+        <w:t xml:space="preserve"> </w:t>
+      </w:r>
+      <w:r>
+        <w:rPr>
+          <w:rFonts w:asciiTheme="minorEastAsia" w:hAnsiTheme="minorEastAsia" w:hint="eastAsia"/>
+          <w:b/>
+          <w:bCs/>
+          <w:color w:val="4472C4" w:themeColor="accent1"/>
+          <w:sz w:val="24"/>
+          <w:szCs w:val="24"/>
+        </w:rPr>
+        <w:t xml:space="preserve">3명 접속했나 </w:t>
+      </w:r>
+      <w:r>
+        <w:rPr>
+          <w:rFonts w:asciiTheme="minorEastAsia" w:hAnsiTheme="minorEastAsia" w:hint="eastAsia"/>
+          <w:b/>
+          <w:bCs/>
+          <w:color w:val="4472C4" w:themeColor="accent1"/>
+          <w:sz w:val="24"/>
+          <w:szCs w:val="24"/>
+        </w:rPr>
+        <w:t>확인</w:t>
+      </w:r>
+      <w:r>
+        <w:rPr>
+          <w:rFonts w:asciiTheme="minorEastAsia" w:hAnsiTheme="minorEastAsia" w:hint="eastAsia"/>
+          <w:b/>
+          <w:bCs/>
+          <w:color w:val="4472C4" w:themeColor="accent1"/>
+          <w:sz w:val="24"/>
+          <w:szCs w:val="24"/>
+        </w:rPr>
+        <w:t xml:space="preserve">) </w:t>
+      </w:r>
+      <w:proofErr w:type="gramStart"/>
+      <w:r>
+        <w:rPr>
+          <w:rFonts w:asciiTheme="minorEastAsia" w:hAnsiTheme="minorEastAsia" w:hint="eastAsia"/>
+          <w:b/>
+          <w:bCs/>
+          <w:color w:val="4472C4" w:themeColor="accent1"/>
+          <w:sz w:val="24"/>
+          <w:szCs w:val="24"/>
+        </w:rPr>
+        <w:t>&lt; 한</w:t>
+      </w:r>
+      <w:proofErr w:type="gramEnd"/>
+      <w:r>
+        <w:rPr>
+          <w:rFonts w:asciiTheme="minorEastAsia" w:hAnsiTheme="minorEastAsia" w:hint="eastAsia"/>
+          <w:b/>
+          <w:bCs/>
+          <w:color w:val="4472C4" w:themeColor="accent1"/>
+          <w:sz w:val="24"/>
+          <w:szCs w:val="24"/>
+        </w:rPr>
+        <w:t xml:space="preserve"> 쓰레드가 확인하면 닫아서 다른 쓰레드 접속 방지</w:t>
+      </w:r>
+    </w:p>
+    <w:p>
+      <w:pPr>
+        <w:rPr>
+          <w:rFonts w:asciiTheme="minorEastAsia" w:hAnsiTheme="minorEastAsia"/>
+          <w:b/>
+          <w:bCs/>
+          <w:color w:val="4472C4" w:themeColor="accent1"/>
+          <w:sz w:val="24"/>
+          <w:szCs w:val="24"/>
+        </w:rPr>
+      </w:pPr>
+      <w:r>
+        <w:rPr>
+          <w:rFonts w:asciiTheme="minorEastAsia" w:hAnsiTheme="minorEastAsia"/>
+          <w:b/>
+          <w:bCs/>
+          <w:color w:val="4472C4" w:themeColor="accent1"/>
           <w:sz w:val="24"/>
           <w:szCs w:val="24"/>
         </w:rPr>
         <w:tab/>
-        <w:t>while() {</w:t>
+      </w:r>
+      <w:r>
+        <w:rPr>
+          <w:rFonts w:asciiTheme="minorEastAsia" w:hAnsiTheme="minorEastAsia"/>
+          <w:b/>
+          <w:bCs/>
+          <w:color w:val="4472C4" w:themeColor="accent1"/>
+          <w:sz w:val="24"/>
+          <w:szCs w:val="24"/>
+        </w:rPr>
+        <w:tab/>
+      </w:r>
+      <w:r>
+        <w:rPr>
+          <w:rFonts w:asciiTheme="minorEastAsia" w:hAnsiTheme="minorEastAsia" w:hint="eastAsia"/>
+          <w:b/>
+          <w:bCs/>
+          <w:color w:val="4472C4" w:themeColor="accent1"/>
+          <w:sz w:val="24"/>
+          <w:szCs w:val="24"/>
+        </w:rPr>
+        <w:t>//임계영역 입장</w:t>
+      </w:r>
+    </w:p>
+    <w:p>
+      <w:pPr>
+        <w:rPr>
+          <w:rFonts w:asciiTheme="minorEastAsia" w:hAnsiTheme="minorEastAsia"/>
+          <w:b/>
+          <w:bCs/>
+          <w:color w:val="4472C4" w:themeColor="accent1"/>
+          <w:sz w:val="24"/>
+          <w:szCs w:val="24"/>
+        </w:rPr>
+      </w:pPr>
+      <w:r>
+        <w:rPr>
+          <w:rFonts w:asciiTheme="minorEastAsia" w:hAnsiTheme="minorEastAsia"/>
+          <w:b/>
+          <w:bCs/>
+          <w:color w:val="4472C4" w:themeColor="accent1"/>
+          <w:sz w:val="24"/>
+          <w:szCs w:val="24"/>
+        </w:rPr>
+        <w:tab/>
+      </w:r>
+      <w:r>
+        <w:rPr>
+          <w:rFonts w:asciiTheme="minorEastAsia" w:hAnsiTheme="minorEastAsia"/>
+          <w:b/>
+          <w:bCs/>
+          <w:color w:val="4472C4" w:themeColor="accent1"/>
+          <w:sz w:val="24"/>
+          <w:szCs w:val="24"/>
+        </w:rPr>
+        <w:tab/>
+      </w:r>
+      <w:r>
+        <w:rPr>
+          <w:rFonts w:asciiTheme="minorEastAsia" w:hAnsiTheme="minorEastAsia"/>
+          <w:b/>
+          <w:bCs/>
+          <w:color w:val="4472C4" w:themeColor="accent1"/>
+          <w:sz w:val="24"/>
+          <w:szCs w:val="24"/>
+        </w:rPr>
+        <w:tab/>
+      </w:r>
+      <w:r>
+        <w:rPr>
+          <w:rFonts w:asciiTheme="minorEastAsia" w:hAnsiTheme="minorEastAsia" w:hint="eastAsia"/>
+          <w:b/>
+          <w:bCs/>
+          <w:color w:val="4472C4" w:themeColor="accent1"/>
+          <w:sz w:val="24"/>
+          <w:szCs w:val="24"/>
+        </w:rPr>
+        <w:t>//카운트 다운 함수</w:t>
+      </w:r>
+    </w:p>
+    <w:p>
+      <w:pPr>
+        <w:rPr>
+          <w:rFonts w:asciiTheme="minorEastAsia" w:hAnsiTheme="minorEastAsia" w:hint="eastAsia"/>
+          <w:b/>
+          <w:bCs/>
+          <w:color w:val="4472C4" w:themeColor="accent1"/>
+          <w:sz w:val="24"/>
+          <w:szCs w:val="24"/>
+        </w:rPr>
+      </w:pPr>
+      <w:r>
+        <w:rPr>
+          <w:rFonts w:asciiTheme="minorEastAsia" w:hAnsiTheme="minorEastAsia"/>
+          <w:b/>
+          <w:bCs/>
+          <w:color w:val="4472C4" w:themeColor="accent1"/>
+          <w:sz w:val="24"/>
+          <w:szCs w:val="24"/>
+        </w:rPr>
+        <w:tab/>
+      </w:r>
+      <w:r>
+        <w:rPr>
+          <w:rFonts w:asciiTheme="minorEastAsia" w:hAnsiTheme="minorEastAsia"/>
+          <w:b/>
+          <w:bCs/>
+          <w:color w:val="4472C4" w:themeColor="accent1"/>
+          <w:sz w:val="24"/>
+          <w:szCs w:val="24"/>
+        </w:rPr>
+        <w:tab/>
+      </w:r>
+      <w:r>
+        <w:rPr>
+          <w:rFonts w:asciiTheme="minorEastAsia" w:hAnsiTheme="minorEastAsia" w:hint="eastAsia"/>
+          <w:b/>
+          <w:bCs/>
+          <w:color w:val="4472C4" w:themeColor="accent1"/>
+          <w:sz w:val="24"/>
+          <w:szCs w:val="24"/>
+        </w:rPr>
+        <w:t>//임계영역 떠나기</w:t>
+      </w:r>
+    </w:p>
+    <w:p>
+      <w:pPr>
+        <w:rPr>
+          <w:rFonts w:asciiTheme="minorEastAsia" w:hAnsiTheme="minorEastAsia"/>
+          <w:b/>
+          <w:bCs/>
+          <w:strike/>
+          <w:sz w:val="24"/>
+          <w:szCs w:val="24"/>
+        </w:rPr>
+      </w:pPr>
+      <w:r>
+        <w:rPr>
+          <w:rFonts w:asciiTheme="minorEastAsia" w:hAnsiTheme="minorEastAsia"/>
+          <w:b/>
+          <w:bCs/>
+          <w:sz w:val="24"/>
+          <w:szCs w:val="24"/>
+        </w:rPr>
+        <w:tab/>
+      </w:r>
+      <w:proofErr w:type="gramStart"/>
+      <w:r>
+        <w:rPr>
+          <w:rFonts w:asciiTheme="minorEastAsia" w:hAnsiTheme="minorEastAsia"/>
+          <w:b/>
+          <w:bCs/>
+          <w:strike/>
+          <w:sz w:val="24"/>
+          <w:szCs w:val="24"/>
+        </w:rPr>
+        <w:t>// 카운트</w:t>
+      </w:r>
+      <w:proofErr w:type="gramEnd"/>
+      <w:r>
+        <w:rPr>
+          <w:rFonts w:asciiTheme="minorEastAsia" w:hAnsiTheme="minorEastAsia"/>
+          <w:b/>
+          <w:bCs/>
+          <w:strike/>
+          <w:sz w:val="24"/>
+          <w:szCs w:val="24"/>
+        </w:rPr>
+        <w:t xml:space="preserve"> 다운 시작 알림</w:t>
+      </w:r>
+    </w:p>
+    <w:p>
+      <w:pPr>
+        <w:rPr>
+          <w:rFonts w:asciiTheme="minorEastAsia" w:hAnsiTheme="minorEastAsia"/>
+          <w:b/>
+          <w:bCs/>
+          <w:sz w:val="24"/>
+          <w:szCs w:val="24"/>
+        </w:rPr>
+      </w:pPr>
+      <w:r>
+        <w:rPr>
+          <w:rFonts w:asciiTheme="minorEastAsia" w:hAnsiTheme="minorEastAsia"/>
+          <w:b/>
+          <w:bCs/>
+          <w:sz w:val="24"/>
+          <w:szCs w:val="24"/>
+        </w:rPr>
+        <w:tab/>
+        <w:t>while(</w:t>
+      </w:r>
+      <w:r>
+        <w:rPr>
+          <w:rFonts w:asciiTheme="minorEastAsia" w:hAnsiTheme="minorEastAsia" w:hint="eastAsia"/>
+          <w:b/>
+          <w:bCs/>
+          <w:color w:val="4472C4" w:themeColor="accent1"/>
+          <w:sz w:val="24"/>
+          <w:szCs w:val="24"/>
+        </w:rPr>
+        <w:t>카운트다운 끝났다면</w:t>
+      </w:r>
+      <w:r>
+        <w:rPr>
+          <w:rFonts w:asciiTheme="minorEastAsia" w:hAnsiTheme="minorEastAsia"/>
+          <w:b/>
+          <w:bCs/>
+          <w:sz w:val="24"/>
+          <w:szCs w:val="24"/>
+        </w:rPr>
+        <w:t>) {</w:t>
       </w:r>
     </w:p>
     <w:p>
@@ -3012,6 +3874,7 @@
           <w:sz w:val="24"/>
           <w:szCs w:val="24"/>
         </w:rPr>
+        <w:lastRenderedPageBreak/>
         <w:tab/>
       </w:r>
       <w:r>
@@ -3261,10 +4124,100 @@
     </w:p>
     <w:p>
       <w:pPr>
-        <w:rPr>
-          <w:rFonts w:asciiTheme="minorEastAsia" w:hAnsiTheme="minorEastAsia"/>
-          <w:b/>
-          <w:bCs/>
+        <w:ind w:left="1600"/>
+        <w:rPr>
+          <w:rFonts w:asciiTheme="minorEastAsia" w:hAnsiTheme="minorEastAsia" w:hint="eastAsia"/>
+          <w:b/>
+          <w:bCs/>
+          <w:color w:val="4472C4" w:themeColor="accent1"/>
+          <w:sz w:val="24"/>
+          <w:szCs w:val="24"/>
+        </w:rPr>
+      </w:pPr>
+      <w:proofErr w:type="gramStart"/>
+      <w:r>
+        <w:rPr>
+          <w:rFonts w:asciiTheme="minorEastAsia" w:hAnsiTheme="minorEastAsia"/>
+          <w:b/>
+          <w:bCs/>
+          <w:sz w:val="24"/>
+          <w:szCs w:val="24"/>
+        </w:rPr>
+        <w:t>// 충돌체크</w:t>
+      </w:r>
+      <w:proofErr w:type="gramEnd"/>
+      <w:r>
+        <w:rPr>
+          <w:rFonts w:asciiTheme="minorEastAsia" w:hAnsiTheme="minorEastAsia"/>
+          <w:b/>
+          <w:bCs/>
+          <w:sz w:val="24"/>
+          <w:szCs w:val="24"/>
+        </w:rPr>
+        <w:t xml:space="preserve"> 처리 결과 및 장애물 정보 </w:t>
+      </w:r>
+      <w:r>
+        <w:rPr>
+          <w:rFonts w:asciiTheme="minorEastAsia" w:hAnsiTheme="minorEastAsia" w:hint="eastAsia"/>
+          <w:b/>
+          <w:bCs/>
+          <w:color w:val="4472C4" w:themeColor="accent1"/>
+          <w:sz w:val="24"/>
+          <w:szCs w:val="24"/>
+        </w:rPr>
+        <w:t>+ 도착했는지 검사</w:t>
+      </w:r>
+      <w:r>
+        <w:rPr>
+          <w:rFonts w:asciiTheme="minorEastAsia" w:hAnsiTheme="minorEastAsia" w:hint="eastAsia"/>
+          <w:b/>
+          <w:bCs/>
+          <w:color w:val="4472C4" w:themeColor="accent1"/>
+          <w:sz w:val="24"/>
+          <w:szCs w:val="24"/>
+        </w:rPr>
+        <w:t xml:space="preserve"> 결과</w:t>
+      </w:r>
+    </w:p>
+    <w:p>
+      <w:pPr>
+        <w:ind w:left="1600"/>
+        <w:rPr>
+          <w:rFonts w:asciiTheme="minorEastAsia" w:hAnsiTheme="minorEastAsia"/>
+          <w:b/>
+          <w:bCs/>
+          <w:sz w:val="24"/>
+          <w:szCs w:val="24"/>
+        </w:rPr>
+      </w:pPr>
+      <w:r>
+        <w:rPr>
+          <w:rFonts w:asciiTheme="minorEastAsia" w:hAnsiTheme="minorEastAsia"/>
+          <w:b/>
+          <w:bCs/>
+          <w:sz w:val="24"/>
+          <w:szCs w:val="24"/>
+        </w:rPr>
+        <w:t>보내기</w:t>
+      </w:r>
+      <w:r>
+        <w:rPr>
+          <w:rFonts w:asciiTheme="minorEastAsia" w:hAnsiTheme="minorEastAsia" w:hint="eastAsia"/>
+          <w:b/>
+          <w:bCs/>
+          <w:sz w:val="24"/>
+          <w:szCs w:val="24"/>
+        </w:rPr>
+        <w:t xml:space="preserve"> </w:t>
+      </w:r>
+    </w:p>
+    <w:p>
+      <w:pPr>
+        <w:rPr>
+          <w:rFonts w:asciiTheme="minorEastAsia" w:hAnsiTheme="minorEastAsia"/>
+          <w:b/>
+          <w:bCs/>
+          <w:strike/>
           <w:sz w:val="24"/>
           <w:szCs w:val="24"/>
         </w:rPr>
@@ -3289,16 +4242,62 @@
         </w:rPr>
         <w:tab/>
       </w:r>
+      <w:r>
+        <w:rPr>
+          <w:rFonts w:asciiTheme="minorEastAsia" w:hAnsiTheme="minorEastAsia"/>
+          <w:b/>
+          <w:bCs/>
+          <w:strike/>
+          <w:sz w:val="24"/>
+          <w:szCs w:val="24"/>
+        </w:rPr>
+        <w:t>If(도착했다면)</w:t>
+      </w:r>
+    </w:p>
+    <w:p>
+      <w:pPr>
+        <w:rPr>
+          <w:rFonts w:asciiTheme="minorEastAsia" w:hAnsiTheme="minorEastAsia"/>
+          <w:b/>
+          <w:bCs/>
+          <w:strike/>
+          <w:sz w:val="24"/>
+          <w:szCs w:val="24"/>
+        </w:rPr>
+      </w:pPr>
+      <w:r>
+        <w:rPr>
+          <w:rFonts w:asciiTheme="minorEastAsia" w:hAnsiTheme="minorEastAsia"/>
+          <w:b/>
+          <w:bCs/>
+          <w:strike/>
+          <w:sz w:val="24"/>
+          <w:szCs w:val="24"/>
+        </w:rPr>
+        <w:tab/>
+      </w:r>
+      <w:r>
+        <w:rPr>
+          <w:rFonts w:asciiTheme="minorEastAsia" w:hAnsiTheme="minorEastAsia"/>
+          <w:b/>
+          <w:bCs/>
+          <w:strike/>
+          <w:sz w:val="24"/>
+          <w:szCs w:val="24"/>
+        </w:rPr>
+        <w:tab/>
+      </w:r>
       <w:proofErr w:type="gramStart"/>
       <w:r>
         <w:rPr>
           <w:rFonts w:asciiTheme="minorEastAsia" w:hAnsiTheme="minorEastAsia"/>
           <w:b/>
           <w:bCs/>
-          <w:sz w:val="24"/>
-          <w:szCs w:val="24"/>
-        </w:rPr>
-        <w:t>// 충돌체크</w:t>
+          <w:strike/>
+          <w:sz w:val="24"/>
+          <w:szCs w:val="24"/>
+        </w:rPr>
+        <w:t>// 몇</w:t>
       </w:r>
       <w:proofErr w:type="gramEnd"/>
       <w:r>
@@ -3306,74 +4305,11 @@
           <w:rFonts w:asciiTheme="minorEastAsia" w:hAnsiTheme="minorEastAsia"/>
           <w:b/>
           <w:bCs/>
-          <w:sz w:val="24"/>
-          <w:szCs w:val="24"/>
-        </w:rPr>
-        <w:t xml:space="preserve"> 처리 결과 및 장애물 정보 보내기</w:t>
-      </w:r>
-    </w:p>
-    <w:p>
-      <w:pPr>
-        <w:rPr>
-          <w:rFonts w:asciiTheme="minorEastAsia" w:hAnsiTheme="minorEastAsia"/>
-          <w:b/>
-          <w:bCs/>
-          <w:sz w:val="24"/>
-          <w:szCs w:val="24"/>
-        </w:rPr>
-      </w:pPr>
-      <w:r>
-        <w:rPr>
-          <w:rFonts w:asciiTheme="minorEastAsia" w:hAnsiTheme="minorEastAsia"/>
-          <w:b/>
-          <w:bCs/>
-          <w:sz w:val="24"/>
-          <w:szCs w:val="24"/>
-        </w:rPr>
-        <w:tab/>
-      </w:r>
-      <w:r>
-        <w:rPr>
-          <w:rFonts w:asciiTheme="minorEastAsia" w:hAnsiTheme="minorEastAsia"/>
-          <w:b/>
-          <w:bCs/>
-          <w:sz w:val="24"/>
-          <w:szCs w:val="24"/>
-        </w:rPr>
-        <w:tab/>
-        <w:t>If(도착했다면)</w:t>
-      </w:r>
-    </w:p>
-    <w:p>
-      <w:pPr>
-        <w:rPr>
-          <w:rFonts w:asciiTheme="minorEastAsia" w:hAnsiTheme="minorEastAsia"/>
-          <w:b/>
-          <w:bCs/>
-          <w:sz w:val="24"/>
-          <w:szCs w:val="24"/>
-        </w:rPr>
-      </w:pPr>
-      <w:r>
-        <w:rPr>
-          <w:rFonts w:asciiTheme="minorEastAsia" w:hAnsiTheme="minorEastAsia"/>
-          <w:b/>
-          <w:bCs/>
-          <w:sz w:val="24"/>
-          <w:szCs w:val="24"/>
-        </w:rPr>
-        <w:tab/>
-      </w:r>
-      <w:r>
-        <w:rPr>
-          <w:rFonts w:asciiTheme="minorEastAsia" w:hAnsiTheme="minorEastAsia"/>
-          <w:b/>
-          <w:bCs/>
-          <w:sz w:val="24"/>
-          <w:szCs w:val="24"/>
-        </w:rPr>
-        <w:tab/>
-        <w:t>// 몇 번 클라가 먼저 도착했는지 알리기</w:t>
+          <w:strike/>
+          <w:sz w:val="24"/>
+          <w:szCs w:val="24"/>
+        </w:rPr>
+        <w:t xml:space="preserve"> 번 클라가 먼저 도착했는지 알리기</w:t>
       </w:r>
     </w:p>
     <w:p>
@@ -3395,7 +4331,6 @@
           <w:sz w:val="24"/>
           <w:szCs w:val="24"/>
         </w:rPr>
-        <w:lastRenderedPageBreak/>
         <w:tab/>
         <w:t xml:space="preserve">     }                                                                         }</w:t>
       </w:r>
@@ -3727,6 +4662,275 @@
           <w:b/>
           <w:bCs/>
           <w:strike/>
+          <w:color w:val="4472C4"/>
+          <w:sz w:val="24"/>
+          <w:szCs w:val="24"/>
+        </w:rPr>
+        <w:t>}</w:t>
+      </w:r>
+    </w:p>
+    <w:p>
+      <w:pPr>
+        <w:ind w:left="240" w:hangingChars="100" w:hanging="240"/>
+        <w:rPr>
+          <w:rFonts w:asciiTheme="minorEastAsia" w:hAnsiTheme="minorEastAsia"/>
+          <w:b/>
+          <w:bCs/>
+          <w:strike/>
+          <w:color w:val="4472C4"/>
+          <w:sz w:val="24"/>
+          <w:szCs w:val="24"/>
+        </w:rPr>
+      </w:pPr>
+    </w:p>
+    <w:p>
+      <w:pPr>
+        <w:ind w:left="240" w:hangingChars="100" w:hanging="240"/>
+        <w:rPr>
+          <w:rFonts w:asciiTheme="minorEastAsia" w:hAnsiTheme="minorEastAsia"/>
+          <w:b/>
+          <w:bCs/>
+          <w:strike/>
+          <w:color w:val="4472C4"/>
+          <w:sz w:val="24"/>
+          <w:szCs w:val="24"/>
+        </w:rPr>
+      </w:pPr>
+    </w:p>
+    <w:p>
+      <w:pPr>
+        <w:ind w:leftChars="100" w:left="200"/>
+        <w:rPr>
+          <w:rFonts w:asciiTheme="minorEastAsia" w:hAnsiTheme="minorEastAsia" w:hint="eastAsia"/>
+          <w:b/>
+          <w:bCs/>
+          <w:color w:val="4472C4"/>
+          <w:sz w:val="24"/>
+          <w:szCs w:val="24"/>
+        </w:rPr>
+      </w:pPr>
+      <w:r>
+        <w:rPr>
+          <w:rFonts w:asciiTheme="minorEastAsia" w:hAnsiTheme="minorEastAsia" w:hint="eastAsia"/>
+          <w:b/>
+          <w:bCs/>
+          <w:color w:val="4472C4"/>
+          <w:sz w:val="24"/>
+          <w:szCs w:val="24"/>
+        </w:rPr>
+        <w:lastRenderedPageBreak/>
+        <w:t>클라이언트 쓰레드</w:t>
+      </w:r>
+    </w:p>
+    <w:p>
+      <w:pPr>
+        <w:ind w:left="240" w:hangingChars="100" w:hanging="240"/>
+        <w:rPr>
+          <w:rFonts w:asciiTheme="minorEastAsia" w:hAnsiTheme="minorEastAsia" w:hint="eastAsia"/>
+          <w:b/>
+          <w:bCs/>
+          <w:color w:val="4472C4"/>
+          <w:sz w:val="24"/>
+          <w:szCs w:val="24"/>
+        </w:rPr>
+      </w:pPr>
+      <w:r>
+        <w:rPr>
+          <w:rFonts w:asciiTheme="minorEastAsia" w:hAnsiTheme="minorEastAsia"/>
+          <w:b/>
+          <w:bCs/>
+          <w:color w:val="4472C4"/>
+          <w:sz w:val="24"/>
+          <w:szCs w:val="24"/>
+        </w:rPr>
+        <w:t xml:space="preserve">DWORD WINAPI </w:t>
+      </w:r>
+      <w:proofErr w:type="spellStart"/>
+      <w:r>
+        <w:rPr>
+          <w:rFonts w:asciiTheme="minorEastAsia" w:hAnsiTheme="minorEastAsia"/>
+          <w:b/>
+          <w:bCs/>
+          <w:color w:val="4472C4"/>
+          <w:sz w:val="24"/>
+          <w:szCs w:val="24"/>
+        </w:rPr>
+        <w:t>RecvThread</w:t>
+      </w:r>
+      <w:proofErr w:type="spellEnd"/>
+      <w:r>
+        <w:rPr>
+          <w:rFonts w:asciiTheme="minorEastAsia" w:hAnsiTheme="minorEastAsia"/>
+          <w:b/>
+          <w:bCs/>
+          <w:color w:val="4472C4"/>
+          <w:sz w:val="24"/>
+          <w:szCs w:val="24"/>
+        </w:rPr>
+        <w:t xml:space="preserve">(LPVOID </w:t>
+      </w:r>
+      <w:proofErr w:type="spellStart"/>
+      <w:r>
+        <w:rPr>
+          <w:rFonts w:asciiTheme="minorEastAsia" w:hAnsiTheme="minorEastAsia"/>
+          <w:b/>
+          <w:bCs/>
+          <w:color w:val="4472C4"/>
+          <w:sz w:val="24"/>
+          <w:szCs w:val="24"/>
+        </w:rPr>
+        <w:t>arg</w:t>
+      </w:r>
+      <w:proofErr w:type="spellEnd"/>
+      <w:r>
+        <w:rPr>
+          <w:rFonts w:asciiTheme="minorEastAsia" w:hAnsiTheme="minorEastAsia"/>
+          <w:b/>
+          <w:bCs/>
+          <w:color w:val="4472C4"/>
+          <w:sz w:val="24"/>
+          <w:szCs w:val="24"/>
+        </w:rPr>
+        <w:t>)</w:t>
+      </w:r>
+      <w:r>
+        <w:rPr>
+          <w:rFonts w:asciiTheme="minorEastAsia" w:hAnsiTheme="minorEastAsia" w:hint="eastAsia"/>
+          <w:b/>
+          <w:bCs/>
+          <w:color w:val="4472C4"/>
+          <w:sz w:val="24"/>
+          <w:szCs w:val="24"/>
+        </w:rPr>
+        <w:t xml:space="preserve"> 카운트다운 변수 받는 쓰레드</w:t>
+      </w:r>
+    </w:p>
+    <w:p>
+      <w:pPr>
+        <w:ind w:left="240" w:hangingChars="100" w:hanging="240"/>
+        <w:rPr>
+          <w:rFonts w:asciiTheme="minorEastAsia" w:hAnsiTheme="minorEastAsia"/>
+          <w:b/>
+          <w:bCs/>
+          <w:color w:val="4472C4"/>
+          <w:sz w:val="24"/>
+          <w:szCs w:val="24"/>
+        </w:rPr>
+      </w:pPr>
+      <w:r>
+        <w:rPr>
+          <w:rFonts w:asciiTheme="minorEastAsia" w:hAnsiTheme="minorEastAsia"/>
+          <w:b/>
+          <w:bCs/>
+          <w:color w:val="4472C4"/>
+          <w:sz w:val="24"/>
+          <w:szCs w:val="24"/>
+        </w:rPr>
+        <w:t>{</w:t>
+      </w:r>
+    </w:p>
+    <w:p>
+      <w:pPr>
+        <w:ind w:left="240" w:hangingChars="100" w:hanging="240"/>
+        <w:rPr>
+          <w:rFonts w:asciiTheme="minorEastAsia" w:hAnsiTheme="minorEastAsia"/>
+          <w:b/>
+          <w:bCs/>
+          <w:color w:val="4472C4"/>
+          <w:sz w:val="24"/>
+          <w:szCs w:val="24"/>
+        </w:rPr>
+      </w:pPr>
+      <w:r>
+        <w:rPr>
+          <w:rFonts w:asciiTheme="minorEastAsia" w:hAnsiTheme="minorEastAsia" w:hint="eastAsia"/>
+          <w:b/>
+          <w:bCs/>
+          <w:color w:val="4472C4"/>
+          <w:sz w:val="24"/>
+          <w:szCs w:val="24"/>
+        </w:rPr>
+        <w:t>변수를 받는 것과 그리는 것 분리가 필요하다 판단해 추가</w:t>
+      </w:r>
+    </w:p>
+    <w:p>
+      <w:pPr>
+        <w:ind w:left="240" w:hangingChars="100" w:hanging="240"/>
+        <w:rPr>
+          <w:rFonts w:asciiTheme="minorEastAsia" w:hAnsiTheme="minorEastAsia"/>
+          <w:b/>
+          <w:bCs/>
+          <w:color w:val="4472C4"/>
+          <w:sz w:val="24"/>
+          <w:szCs w:val="24"/>
+        </w:rPr>
+      </w:pPr>
+      <w:proofErr w:type="gramStart"/>
+      <w:r>
+        <w:rPr>
+          <w:rFonts w:asciiTheme="minorEastAsia" w:hAnsiTheme="minorEastAsia" w:hint="eastAsia"/>
+          <w:b/>
+          <w:bCs/>
+          <w:color w:val="4472C4"/>
+          <w:sz w:val="24"/>
+          <w:szCs w:val="24"/>
+        </w:rPr>
+        <w:t>// 서버에서</w:t>
+      </w:r>
+      <w:proofErr w:type="gramEnd"/>
+      <w:r>
+        <w:rPr>
+          <w:rFonts w:asciiTheme="minorEastAsia" w:hAnsiTheme="minorEastAsia" w:hint="eastAsia"/>
+          <w:b/>
+          <w:bCs/>
+          <w:color w:val="4472C4"/>
+          <w:sz w:val="24"/>
+          <w:szCs w:val="24"/>
+        </w:rPr>
+        <w:t xml:space="preserve"> 보내는 카운트 다운 숫자 받고, 그에 해당하는 숫자 변수(bool) 수정</w:t>
+      </w:r>
+    </w:p>
+    <w:p>
+      <w:pPr>
+        <w:ind w:left="240" w:hangingChars="100" w:hanging="240"/>
+        <w:rPr>
+          <w:rFonts w:asciiTheme="minorEastAsia" w:hAnsiTheme="minorEastAsia" w:hint="eastAsia"/>
+          <w:b/>
+          <w:bCs/>
+          <w:color w:val="4472C4"/>
+          <w:sz w:val="24"/>
+          <w:szCs w:val="24"/>
+        </w:rPr>
+      </w:pPr>
+      <w:r>
+        <w:rPr>
+          <w:rFonts w:asciiTheme="minorEastAsia" w:hAnsiTheme="minorEastAsia" w:hint="eastAsia"/>
+          <w:b/>
+          <w:bCs/>
+          <w:color w:val="4472C4"/>
+          <w:sz w:val="24"/>
+          <w:szCs w:val="24"/>
+        </w:rPr>
+        <w:t>//카운트 다운 종료 신호 받으면 쓰레드 종료</w:t>
+      </w:r>
+    </w:p>
+    <w:p>
+      <w:pPr>
+        <w:ind w:left="240" w:hangingChars="100" w:hanging="240"/>
+        <w:rPr>
+          <w:rFonts w:asciiTheme="minorEastAsia" w:hAnsiTheme="minorEastAsia" w:hint="eastAsia"/>
+          <w:b/>
+          <w:bCs/>
+          <w:color w:val="4472C4"/>
+          <w:sz w:val="24"/>
+          <w:szCs w:val="24"/>
+        </w:rPr>
+      </w:pPr>
+      <w:r>
+        <w:rPr>
+          <w:rFonts w:asciiTheme="minorEastAsia" w:hAnsiTheme="minorEastAsia" w:hint="eastAsia"/>
+          <w:b/>
+          <w:bCs/>
           <w:color w:val="4472C4"/>
           <w:sz w:val="24"/>
           <w:szCs w:val="24"/>
@@ -3900,12 +5104,63 @@
           <w:sz w:val="22"/>
         </w:rPr>
       </w:pPr>
-      <w:r>
-        <w:rPr>
-          <w:rFonts w:asciiTheme="minorEastAsia" w:hAnsiTheme="minorEastAsia"/>
-          <w:sz w:val="22"/>
-        </w:rPr>
-        <w:t>MovingPossible()  //캐릭터 움직임 막음 풀림</w:t>
+      <w:proofErr w:type="spellStart"/>
+      <w:r>
+        <w:rPr>
+          <w:rFonts w:asciiTheme="minorEastAsia" w:hAnsiTheme="minorEastAsia"/>
+          <w:strike/>
+          <w:sz w:val="22"/>
+        </w:rPr>
+        <w:t>MovingPossible</w:t>
+      </w:r>
+      <w:proofErr w:type="spellEnd"/>
+      <w:r>
+        <w:rPr>
+          <w:rFonts w:asciiTheme="minorEastAsia" w:hAnsiTheme="minorEastAsia"/>
+          <w:strike/>
+          <w:sz w:val="22"/>
+        </w:rPr>
+        <w:t>(</w:t>
+      </w:r>
+      <w:proofErr w:type="gramStart"/>
+      <w:r>
+        <w:rPr>
+          <w:rFonts w:asciiTheme="minorEastAsia" w:hAnsiTheme="minorEastAsia"/>
+          <w:strike/>
+          <w:sz w:val="22"/>
+        </w:rPr>
+        <w:t>)</w:t>
+      </w:r>
+      <w:r>
+        <w:rPr>
+          <w:rFonts w:asciiTheme="minorEastAsia" w:hAnsiTheme="minorEastAsia"/>
+          <w:sz w:val="22"/>
+        </w:rPr>
+        <w:t xml:space="preserve">  </w:t>
+      </w:r>
+      <w:r>
+        <w:rPr>
+          <w:rFonts w:asciiTheme="minorEastAsia" w:hAnsiTheme="minorEastAsia" w:hint="eastAsia"/>
+          <w:color w:val="4472C4" w:themeColor="accent1"/>
+          <w:sz w:val="22"/>
+        </w:rPr>
+        <w:t>변수로</w:t>
+      </w:r>
+      <w:proofErr w:type="gramEnd"/>
+      <w:r>
+        <w:rPr>
+          <w:rFonts w:asciiTheme="minorEastAsia" w:hAnsiTheme="minorEastAsia" w:hint="eastAsia"/>
+          <w:color w:val="4472C4" w:themeColor="accent1"/>
+          <w:sz w:val="22"/>
+        </w:rPr>
+        <w:t xml:space="preserve"> 수정</w:t>
+      </w:r>
+      <w:r>
+        <w:rPr>
+          <w:rFonts w:asciiTheme="minorEastAsia" w:hAnsiTheme="minorEastAsia"/>
+          <w:sz w:val="22"/>
+        </w:rPr>
+        <w:t>//캐릭터 움직임 막음 풀림</w:t>
       </w:r>
     </w:p>
     <w:p>
@@ -3972,51 +5227,54 @@
           <w:rFonts w:asciiTheme="minorEastAsia" w:hAnsiTheme="minorEastAsia"/>
           <w:sz w:val="22"/>
         </w:rPr>
+        <w:t xml:space="preserve">        return </w:t>
+      </w:r>
+      <w:r>
+        <w:rPr>
+          <w:rFonts w:asciiTheme="minorEastAsia" w:hAnsiTheme="minorEastAsia"/>
+        </w:rPr>
+        <w:t>WAITING_FOR_PLAYERS</w:t>
+      </w:r>
+    </w:p>
+    <w:p>
+      <w:pPr>
+        <w:rPr>
+          <w:rFonts w:asciiTheme="minorEastAsia" w:hAnsiTheme="minorEastAsia"/>
+          <w:sz w:val="22"/>
+        </w:rPr>
+      </w:pPr>
+      <w:r>
+        <w:rPr>
+          <w:rFonts w:asciiTheme="minorEastAsia" w:hAnsiTheme="minorEastAsia"/>
+          <w:sz w:val="22"/>
+        </w:rPr>
+        <w:t>}</w:t>
+      </w:r>
+    </w:p>
+    <w:p>
+      <w:pPr>
+        <w:rPr>
+          <w:rFonts w:asciiTheme="minorEastAsia" w:hAnsiTheme="minorEastAsia"/>
+          <w:strike/>
+          <w:sz w:val="22"/>
+        </w:rPr>
+      </w:pPr>
+      <w:r>
+        <w:rPr>
+          <w:rFonts w:asciiTheme="minorEastAsia" w:hAnsiTheme="minorEastAsia"/>
+          <w:b/>
+          <w:bCs/>
+          <w:strike/>
+          <w:sz w:val="24"/>
+          <w:szCs w:val="24"/>
+        </w:rPr>
         <w:lastRenderedPageBreak/>
-        <w:t xml:space="preserve">        return </w:t>
-      </w:r>
-      <w:r>
-        <w:rPr>
-          <w:rFonts w:asciiTheme="minorEastAsia" w:hAnsiTheme="minorEastAsia"/>
-        </w:rPr>
-        <w:t>WAITING_FOR_PLAYERS</w:t>
-      </w:r>
-    </w:p>
-    <w:p>
-      <w:pPr>
-        <w:rPr>
-          <w:rFonts w:asciiTheme="minorEastAsia" w:hAnsiTheme="minorEastAsia"/>
-          <w:sz w:val="22"/>
-        </w:rPr>
-      </w:pPr>
-      <w:r>
-        <w:rPr>
-          <w:rFonts w:asciiTheme="minorEastAsia" w:hAnsiTheme="minorEastAsia"/>
-          <w:sz w:val="22"/>
-        </w:rPr>
-        <w:t>}</w:t>
-      </w:r>
-    </w:p>
-    <w:p>
-      <w:pPr>
-        <w:rPr>
-          <w:rFonts w:asciiTheme="minorEastAsia" w:hAnsiTheme="minorEastAsia"/>
-          <w:sz w:val="22"/>
-        </w:rPr>
-      </w:pPr>
-      <w:r>
-        <w:rPr>
-          <w:rFonts w:asciiTheme="minorEastAsia" w:hAnsiTheme="minorEastAsia"/>
-          <w:b/>
-          <w:bCs/>
-          <w:sz w:val="24"/>
-          <w:szCs w:val="24"/>
-        </w:rPr>
         <w:t>void MovingPossible()</w:t>
       </w:r>
       <w:r>
         <w:rPr>
           <w:rFonts w:asciiTheme="minorEastAsia" w:hAnsiTheme="minorEastAsia"/>
+          <w:strike/>
           <w:sz w:val="24"/>
           <w:szCs w:val="24"/>
         </w:rPr>
@@ -4025,9 +5283,36 @@
       <w:r>
         <w:rPr>
           <w:rFonts w:asciiTheme="minorEastAsia" w:hAnsiTheme="minorEastAsia"/>
+          <w:strike/>
           <w:sz w:val="22"/>
         </w:rPr>
         <w:t>카운트 다운이 끝났을 때 캐릭터 움직임 허용 함수</w:t>
+      </w:r>
+    </w:p>
+    <w:p>
+      <w:pPr>
+        <w:ind w:firstLineChars="100" w:firstLine="220"/>
+        <w:rPr>
+          <w:rFonts w:asciiTheme="minorEastAsia" w:hAnsiTheme="minorEastAsia" w:hint="eastAsia"/>
+          <w:color w:val="4472C4" w:themeColor="accent1"/>
+          <w:sz w:val="22"/>
+        </w:rPr>
+      </w:pPr>
+      <w:r>
+        <w:rPr>
+          <w:rFonts w:asciiTheme="minorEastAsia" w:hAnsiTheme="minorEastAsia" w:hint="eastAsia"/>
+          <w:color w:val="4472C4" w:themeColor="accent1"/>
+          <w:sz w:val="22"/>
+        </w:rPr>
+        <w:t xml:space="preserve">캐릭터 움직임 허용 bool </w:t>
+      </w:r>
+      <w:r>
+        <w:rPr>
+          <w:rFonts w:asciiTheme="minorEastAsia" w:hAnsiTheme="minorEastAsia" w:hint="eastAsia"/>
+          <w:color w:val="4472C4" w:themeColor="accent1"/>
+          <w:sz w:val="22"/>
+        </w:rPr>
+        <w:t>변수로 수정</w:t>
       </w:r>
     </w:p>
     <w:p>
@@ -4513,7 +5798,6 @@
           <w:color w:val="4472C4" w:themeColor="accent1"/>
           <w:sz w:val="22"/>
         </w:rPr>
-        <w:lastRenderedPageBreak/>
         <w:t>{</w:t>
       </w:r>
     </w:p>
@@ -4533,6 +5817,7 @@
           <w:color w:val="4472C4" w:themeColor="accent1"/>
           <w:sz w:val="22"/>
         </w:rPr>
+        <w:lastRenderedPageBreak/>
         <w:t xml:space="preserve">    //패킷 헤더 받기</w:t>
       </w:r>
     </w:p>
@@ -5510,14 +6795,16 @@
       <w:pPr>
         <w:rPr>
           <w:rFonts w:asciiTheme="minorEastAsia" w:hAnsiTheme="minorEastAsia"/>
-          <w:sz w:val="22"/>
-        </w:rPr>
-      </w:pPr>
-      <w:r>
-        <w:rPr>
-          <w:rFonts w:asciiTheme="minorEastAsia" w:hAnsiTheme="minorEastAsia"/>
-          <w:b/>
-          <w:bCs/>
+          <w:strike/>
+          <w:sz w:val="22"/>
+        </w:rPr>
+      </w:pPr>
+      <w:r>
+        <w:rPr>
+          <w:rFonts w:asciiTheme="minorEastAsia" w:hAnsiTheme="minorEastAsia"/>
+          <w:b/>
+          <w:bCs/>
+          <w:strike/>
           <w:sz w:val="24"/>
           <w:szCs w:val="24"/>
         </w:rPr>
@@ -5526,6 +6813,7 @@
       <w:r>
         <w:rPr>
           <w:rFonts w:asciiTheme="minorEastAsia" w:hAnsiTheme="minorEastAsia"/>
+          <w:strike/>
           <w:sz w:val="22"/>
         </w:rPr>
         <w:t xml:space="preserve">           결승점 도착정보 전송함수</w:t>
@@ -5535,12 +6823,14 @@
       <w:pPr>
         <w:rPr>
           <w:rFonts w:asciiTheme="minorEastAsia" w:hAnsiTheme="minorEastAsia"/>
-          <w:sz w:val="22"/>
-        </w:rPr>
-      </w:pPr>
-      <w:r>
-        <w:rPr>
-          <w:rFonts w:asciiTheme="minorEastAsia" w:hAnsiTheme="minorEastAsia"/>
+          <w:strike/>
+          <w:sz w:val="22"/>
+        </w:rPr>
+      </w:pPr>
+      <w:r>
+        <w:rPr>
+          <w:rFonts w:asciiTheme="minorEastAsia" w:hAnsiTheme="minorEastAsia"/>
+          <w:strike/>
           <w:sz w:val="22"/>
         </w:rPr>
         <w:t>{</w:t>
@@ -5550,12 +6840,14 @@
       <w:pPr>
         <w:rPr>
           <w:rFonts w:asciiTheme="minorEastAsia" w:hAnsiTheme="minorEastAsia"/>
-          <w:sz w:val="22"/>
-        </w:rPr>
-      </w:pPr>
-      <w:r>
-        <w:rPr>
-          <w:rFonts w:asciiTheme="minorEastAsia" w:hAnsiTheme="minorEastAsia"/>
+          <w:strike/>
+          <w:sz w:val="22"/>
+        </w:rPr>
+      </w:pPr>
+      <w:r>
+        <w:rPr>
+          <w:rFonts w:asciiTheme="minorEastAsia" w:hAnsiTheme="minorEastAsia"/>
+          <w:strike/>
           <w:sz w:val="22"/>
         </w:rPr>
         <w:tab/>
@@ -5566,43 +6858,78 @@
       <w:pPr>
         <w:rPr>
           <w:rFonts w:asciiTheme="minorEastAsia" w:hAnsiTheme="minorEastAsia"/>
-          <w:sz w:val="22"/>
-          <w:szCs w:val="24"/>
-        </w:rPr>
-      </w:pPr>
-      <w:r>
-        <w:rPr>
-          <w:rFonts w:asciiTheme="minorEastAsia" w:hAnsiTheme="minorEastAsia"/>
+          <w:strike/>
+          <w:sz w:val="22"/>
+          <w:szCs w:val="24"/>
+        </w:rPr>
+      </w:pPr>
+      <w:r>
+        <w:rPr>
+          <w:rFonts w:asciiTheme="minorEastAsia" w:hAnsiTheme="minorEastAsia"/>
+          <w:strike/>
           <w:sz w:val="22"/>
         </w:rPr>
         <w:tab/>
       </w:r>
-      <w:r>
-        <w:rPr>
-          <w:rFonts w:asciiTheme="minorEastAsia" w:hAnsiTheme="minorEastAsia"/>
-          <w:sz w:val="22"/>
-          <w:szCs w:val="24"/>
-        </w:rPr>
-        <w:t>// 결승점 도착 정보 패킷 생성</w:t>
-      </w:r>
-    </w:p>
-    <w:p>
-      <w:pPr>
-        <w:rPr>
-          <w:rFonts w:asciiTheme="minorEastAsia" w:hAnsiTheme="minorEastAsia"/>
-          <w:sz w:val="22"/>
-        </w:rPr>
-      </w:pPr>
-      <w:r>
-        <w:rPr>
-          <w:rFonts w:asciiTheme="minorEastAsia" w:hAnsiTheme="minorEastAsia"/>
-          <w:sz w:val="22"/>
-        </w:rPr>
-        <w:t xml:space="preserve">       // 서버에 패킷 전송</w:t>
-      </w:r>
-      <w:r>
-        <w:rPr>
-          <w:rFonts w:asciiTheme="minorEastAsia" w:hAnsiTheme="minorEastAsia"/>
+      <w:proofErr w:type="gramStart"/>
+      <w:r>
+        <w:rPr>
+          <w:rFonts w:asciiTheme="minorEastAsia" w:hAnsiTheme="minorEastAsia"/>
+          <w:strike/>
+          <w:sz w:val="22"/>
+          <w:szCs w:val="24"/>
+        </w:rPr>
+        <w:t>// 결승점</w:t>
+      </w:r>
+      <w:proofErr w:type="gramEnd"/>
+      <w:r>
+        <w:rPr>
+          <w:rFonts w:asciiTheme="minorEastAsia" w:hAnsiTheme="minorEastAsia"/>
+          <w:strike/>
+          <w:sz w:val="22"/>
+          <w:szCs w:val="24"/>
+        </w:rPr>
+        <w:t xml:space="preserve"> 도착 정보 패킷 생성</w:t>
+      </w:r>
+    </w:p>
+    <w:p>
+      <w:pPr>
+        <w:rPr>
+          <w:rFonts w:asciiTheme="minorEastAsia" w:hAnsiTheme="minorEastAsia"/>
+          <w:strike/>
+          <w:sz w:val="22"/>
+        </w:rPr>
+      </w:pPr>
+      <w:r>
+        <w:rPr>
+          <w:rFonts w:asciiTheme="minorEastAsia" w:hAnsiTheme="minorEastAsia"/>
+          <w:strike/>
+          <w:sz w:val="22"/>
+        </w:rPr>
+        <w:t xml:space="preserve">       </w:t>
+      </w:r>
+      <w:proofErr w:type="gramStart"/>
+      <w:r>
+        <w:rPr>
+          <w:rFonts w:asciiTheme="minorEastAsia" w:hAnsiTheme="minorEastAsia"/>
+          <w:strike/>
+          <w:sz w:val="22"/>
+        </w:rPr>
+        <w:t>// 서버에</w:t>
+      </w:r>
+      <w:proofErr w:type="gramEnd"/>
+      <w:r>
+        <w:rPr>
+          <w:rFonts w:asciiTheme="minorEastAsia" w:hAnsiTheme="minorEastAsia"/>
+          <w:strike/>
+          <w:sz w:val="22"/>
+        </w:rPr>
+        <w:t xml:space="preserve"> 패킷 전송</w:t>
+      </w:r>
+      <w:r>
+        <w:rPr>
+          <w:rFonts w:asciiTheme="minorEastAsia" w:hAnsiTheme="minorEastAsia"/>
+          <w:strike/>
           <w:sz w:val="22"/>
         </w:rPr>
         <w:tab/>
@@ -5612,16 +6939,35 @@
       <w:pPr>
         <w:rPr>
           <w:rFonts w:asciiTheme="minorEastAsia" w:hAnsiTheme="minorEastAsia"/>
-          <w:sz w:val="22"/>
-        </w:rPr>
-      </w:pPr>
-      <w:r>
-        <w:rPr>
-          <w:rFonts w:asciiTheme="minorEastAsia" w:hAnsiTheme="minorEastAsia"/>
+          <w:strike/>
+          <w:sz w:val="22"/>
+        </w:rPr>
+      </w:pPr>
+      <w:r>
+        <w:rPr>
+          <w:rFonts w:asciiTheme="minorEastAsia" w:hAnsiTheme="minorEastAsia"/>
+          <w:strike/>
           <w:sz w:val="22"/>
         </w:rPr>
         <w:tab/>
-        <w:t>// 잘 전송되었으면 true 리턴</w:t>
+      </w:r>
+      <w:proofErr w:type="gramStart"/>
+      <w:r>
+        <w:rPr>
+          <w:rFonts w:asciiTheme="minorEastAsia" w:hAnsiTheme="minorEastAsia"/>
+          <w:strike/>
+          <w:sz w:val="22"/>
+        </w:rPr>
+        <w:t>// 잘</w:t>
+      </w:r>
+      <w:proofErr w:type="gramEnd"/>
+      <w:r>
+        <w:rPr>
+          <w:rFonts w:asciiTheme="minorEastAsia" w:hAnsiTheme="minorEastAsia"/>
+          <w:strike/>
+          <w:sz w:val="22"/>
+        </w:rPr>
+        <w:t xml:space="preserve"> 전송되었으면 true 리턴</w:t>
       </w:r>
     </w:p>
     <w:p>
@@ -5629,12 +6975,14 @@
         <w:ind w:firstLine="800"/>
         <w:rPr>
           <w:rFonts w:asciiTheme="minorEastAsia" w:hAnsiTheme="minorEastAsia"/>
-          <w:sz w:val="22"/>
-        </w:rPr>
-      </w:pPr>
-      <w:r>
-        <w:rPr>
-          <w:rFonts w:asciiTheme="minorEastAsia" w:hAnsiTheme="minorEastAsia"/>
+          <w:strike/>
+          <w:sz w:val="22"/>
+        </w:rPr>
+      </w:pPr>
+      <w:r>
+        <w:rPr>
+          <w:rFonts w:asciiTheme="minorEastAsia" w:hAnsiTheme="minorEastAsia"/>
+          <w:strike/>
           <w:sz w:val="22"/>
         </w:rPr>
         <w:t>}</w:t>
@@ -5644,12 +6992,14 @@
       <w:pPr>
         <w:rPr>
           <w:rFonts w:asciiTheme="minorEastAsia" w:hAnsiTheme="minorEastAsia"/>
-          <w:sz w:val="22"/>
-        </w:rPr>
-      </w:pPr>
-      <w:r>
-        <w:rPr>
-          <w:rFonts w:asciiTheme="minorEastAsia" w:hAnsiTheme="minorEastAsia"/>
+          <w:strike/>
+          <w:sz w:val="22"/>
+        </w:rPr>
+      </w:pPr>
+      <w:r>
+        <w:rPr>
+          <w:rFonts w:asciiTheme="minorEastAsia" w:hAnsiTheme="minorEastAsia"/>
+          <w:strike/>
           <w:sz w:val="22"/>
         </w:rPr>
         <w:t>}</w:t>
@@ -5658,19 +7008,92 @@
     <w:p>
       <w:pPr>
         <w:rPr>
-          <w:rFonts w:asciiTheme="minorEastAsia" w:hAnsiTheme="minorEastAsia"/>
-          <w:sz w:val="22"/>
-        </w:rPr>
-      </w:pPr>
-      <w:r>
-        <w:rPr>
-          <w:rFonts w:asciiTheme="minorEastAsia" w:hAnsiTheme="minorEastAsia"/>
-          <w:b/>
-          <w:bCs/>
-          <w:sz w:val="24"/>
-          <w:szCs w:val="24"/>
-        </w:rPr>
-        <w:t>void moveCharacter()</w:t>
+          <w:rFonts w:asciiTheme="minorEastAsia" w:hAnsiTheme="minorEastAsia" w:hint="eastAsia"/>
+          <w:color w:val="4472C4" w:themeColor="accent1"/>
+          <w:sz w:val="22"/>
+        </w:rPr>
+      </w:pPr>
+      <w:r>
+        <w:rPr>
+          <w:rFonts w:asciiTheme="minorEastAsia" w:hAnsiTheme="minorEastAsia" w:hint="eastAsia"/>
+          <w:color w:val="4472C4" w:themeColor="accent1"/>
+          <w:sz w:val="22"/>
+        </w:rPr>
+        <w:t>결승점 도착정보는 서버에서 확인</w:t>
+      </w:r>
+      <w:r>
+        <w:rPr>
+          <w:rFonts w:asciiTheme="minorEastAsia" w:hAnsiTheme="minorEastAsia" w:hint="eastAsia"/>
+          <w:color w:val="4472C4" w:themeColor="accent1"/>
+          <w:sz w:val="22"/>
+        </w:rPr>
+        <w:t xml:space="preserve"> 후 </w:t>
+      </w:r>
+      <w:r>
+        <w:rPr>
+          <w:rFonts w:asciiTheme="minorEastAsia" w:hAnsiTheme="minorEastAsia" w:hint="eastAsia"/>
+          <w:color w:val="4472C4" w:themeColor="accent1"/>
+          <w:sz w:val="22"/>
+        </w:rPr>
+        <w:t xml:space="preserve">1등을 각 </w:t>
+      </w:r>
+      <w:proofErr w:type="spellStart"/>
+      <w:r>
+        <w:rPr>
+          <w:rFonts w:asciiTheme="minorEastAsia" w:hAnsiTheme="minorEastAsia" w:hint="eastAsia"/>
+          <w:color w:val="4472C4" w:themeColor="accent1"/>
+          <w:sz w:val="22"/>
+        </w:rPr>
+        <w:t>클라들에게</w:t>
+      </w:r>
+      <w:proofErr w:type="spellEnd"/>
+      <w:r>
+        <w:rPr>
+          <w:rFonts w:asciiTheme="minorEastAsia" w:hAnsiTheme="minorEastAsia" w:hint="eastAsia"/>
+          <w:color w:val="4472C4" w:themeColor="accent1"/>
+          <w:sz w:val="22"/>
+        </w:rPr>
+        <w:t xml:space="preserve"> 알려주는 방식으로 수정</w:t>
+      </w:r>
+    </w:p>
+    <w:p>
+      <w:pPr>
+        <w:rPr>
+          <w:rFonts w:asciiTheme="minorEastAsia" w:hAnsiTheme="minorEastAsia"/>
+          <w:sz w:val="22"/>
+        </w:rPr>
+      </w:pPr>
+      <w:r>
+        <w:rPr>
+          <w:rFonts w:asciiTheme="minorEastAsia" w:hAnsiTheme="minorEastAsia"/>
+          <w:b/>
+          <w:bCs/>
+          <w:sz w:val="24"/>
+          <w:szCs w:val="24"/>
+        </w:rPr>
+        <w:t xml:space="preserve">void </w:t>
+      </w:r>
+      <w:proofErr w:type="spellStart"/>
+      <w:r>
+        <w:rPr>
+          <w:rFonts w:asciiTheme="minorEastAsia" w:hAnsiTheme="minorEastAsia"/>
+          <w:b/>
+          <w:bCs/>
+          <w:sz w:val="24"/>
+          <w:szCs w:val="24"/>
+        </w:rPr>
+        <w:t>moveCharacter</w:t>
+      </w:r>
+      <w:proofErr w:type="spellEnd"/>
+      <w:r>
+        <w:rPr>
+          <w:rFonts w:asciiTheme="minorEastAsia" w:hAnsiTheme="minorEastAsia"/>
+          <w:b/>
+          <w:bCs/>
+          <w:sz w:val="24"/>
+          <w:szCs w:val="24"/>
+        </w:rPr>
+        <w:t>()</w:t>
       </w:r>
       <w:r>
         <w:rPr>
@@ -6151,15 +7574,56 @@
           <w:sz w:val="24"/>
           <w:szCs w:val="24"/>
         </w:rPr>
-        <w:t>bool S2C_isPlayerReady()</w:t>
-      </w:r>
-      <w:r>
-        <w:rPr>
-          <w:rFonts w:asciiTheme="minorEastAsia" w:hAnsiTheme="minorEastAsia"/>
-          <w:sz w:val="24"/>
-          <w:szCs w:val="24"/>
-        </w:rPr>
-        <w:t xml:space="preserve">  플레이어</w:t>
+        <w:t xml:space="preserve">bool </w:t>
+      </w:r>
+      <w:r>
+        <w:rPr>
+          <w:rFonts w:asciiTheme="minorEastAsia" w:hAnsiTheme="minorEastAsia"/>
+          <w:b/>
+          <w:bCs/>
+          <w:strike/>
+          <w:sz w:val="24"/>
+          <w:szCs w:val="24"/>
+        </w:rPr>
+        <w:t>S2C_isPlayerReady()</w:t>
+      </w:r>
+      <w:r>
+        <w:rPr>
+          <w:rFonts w:asciiTheme="minorEastAsia" w:hAnsiTheme="minorEastAsia"/>
+          <w:sz w:val="24"/>
+          <w:szCs w:val="24"/>
+        </w:rPr>
+        <w:t xml:space="preserve"> </w:t>
+      </w:r>
+      <w:proofErr w:type="spellStart"/>
+      <w:r>
+        <w:rPr>
+          <w:rFonts w:asciiTheme="minorEastAsia" w:hAnsiTheme="minorEastAsia"/>
+          <w:b/>
+          <w:bCs/>
+          <w:color w:val="4472C4" w:themeColor="accent1"/>
+          <w:sz w:val="24"/>
+          <w:szCs w:val="24"/>
+        </w:rPr>
+        <w:t>IsAllPlayersReady</w:t>
+      </w:r>
+      <w:proofErr w:type="spellEnd"/>
+      <w:r>
+        <w:rPr>
+          <w:rFonts w:asciiTheme="minorEastAsia" w:hAnsiTheme="minorEastAsia"/>
+          <w:color w:val="4472C4" w:themeColor="accent1"/>
+          <w:sz w:val="24"/>
+          <w:szCs w:val="24"/>
+        </w:rPr>
+        <w:t xml:space="preserve"> </w:t>
+      </w:r>
+      <w:r>
+        <w:rPr>
+          <w:rFonts w:asciiTheme="minorEastAsia" w:hAnsiTheme="minorEastAsia"/>
+          <w:sz w:val="24"/>
+          <w:szCs w:val="24"/>
+        </w:rPr>
+        <w:t>플레이어</w:t>
       </w:r>
       <w:r>
         <w:rPr>
@@ -6173,6 +7637,603 @@
       <w:pPr>
         <w:rPr>
           <w:rFonts w:asciiTheme="minorEastAsia" w:hAnsiTheme="minorEastAsia"/>
+          <w:b/>
+          <w:bCs/>
+          <w:color w:val="4472C4" w:themeColor="accent1"/>
+          <w:sz w:val="24"/>
+          <w:szCs w:val="24"/>
+        </w:rPr>
+      </w:pPr>
+      <w:r>
+        <w:rPr>
+          <w:rFonts w:asciiTheme="minorEastAsia" w:hAnsiTheme="minorEastAsia"/>
+          <w:b/>
+          <w:bCs/>
+          <w:color w:val="4472C4" w:themeColor="accent1"/>
+          <w:sz w:val="24"/>
+          <w:szCs w:val="24"/>
+        </w:rPr>
+        <w:t xml:space="preserve">void </w:t>
+      </w:r>
+      <w:proofErr w:type="spellStart"/>
+      <w:r>
+        <w:rPr>
+          <w:rFonts w:asciiTheme="minorEastAsia" w:hAnsiTheme="minorEastAsia"/>
+          <w:b/>
+          <w:bCs/>
+          <w:color w:val="4472C4" w:themeColor="accent1"/>
+          <w:sz w:val="24"/>
+          <w:szCs w:val="24"/>
+        </w:rPr>
+        <w:t>SendToAllClients</w:t>
+      </w:r>
+      <w:proofErr w:type="spellEnd"/>
+      <w:r>
+        <w:rPr>
+          <w:rFonts w:asciiTheme="minorEastAsia" w:hAnsiTheme="minorEastAsia"/>
+          <w:b/>
+          <w:bCs/>
+          <w:color w:val="4472C4" w:themeColor="accent1"/>
+          <w:sz w:val="24"/>
+          <w:szCs w:val="24"/>
+        </w:rPr>
+        <w:t>(int data</w:t>
+      </w:r>
+      <w:proofErr w:type="gramStart"/>
+      <w:r>
+        <w:rPr>
+          <w:rFonts w:asciiTheme="minorEastAsia" w:hAnsiTheme="minorEastAsia"/>
+          <w:b/>
+          <w:bCs/>
+          <w:color w:val="4472C4" w:themeColor="accent1"/>
+          <w:sz w:val="24"/>
+          <w:szCs w:val="24"/>
+        </w:rPr>
+        <w:t xml:space="preserve">) </w:t>
+      </w:r>
+      <w:r>
+        <w:rPr>
+          <w:rFonts w:asciiTheme="minorEastAsia" w:hAnsiTheme="minorEastAsia" w:hint="eastAsia"/>
+          <w:b/>
+          <w:bCs/>
+          <w:color w:val="4472C4" w:themeColor="accent1"/>
+          <w:sz w:val="24"/>
+          <w:szCs w:val="24"/>
+        </w:rPr>
+        <w:t xml:space="preserve"> </w:t>
+      </w:r>
+      <w:r>
+        <w:rPr>
+          <w:rFonts w:asciiTheme="minorEastAsia" w:hAnsiTheme="minorEastAsia" w:hint="eastAsia"/>
+          <w:b/>
+          <w:bCs/>
+          <w:color w:val="4472C4" w:themeColor="accent1"/>
+          <w:sz w:val="24"/>
+          <w:szCs w:val="24"/>
+        </w:rPr>
+        <w:t>한번에</w:t>
+      </w:r>
+      <w:proofErr w:type="gramEnd"/>
+      <w:r>
+        <w:rPr>
+          <w:rFonts w:asciiTheme="minorEastAsia" w:hAnsiTheme="minorEastAsia"/>
+          <w:b/>
+          <w:bCs/>
+          <w:color w:val="4472C4" w:themeColor="accent1"/>
+          <w:sz w:val="24"/>
+          <w:szCs w:val="24"/>
+        </w:rPr>
+        <w:t xml:space="preserve"> </w:t>
+      </w:r>
+      <w:r>
+        <w:rPr>
+          <w:rFonts w:asciiTheme="minorEastAsia" w:hAnsiTheme="minorEastAsia" w:hint="eastAsia"/>
+          <w:b/>
+          <w:bCs/>
+          <w:color w:val="4472C4" w:themeColor="accent1"/>
+          <w:sz w:val="24"/>
+          <w:szCs w:val="24"/>
+        </w:rPr>
+        <w:t>모든</w:t>
+      </w:r>
+      <w:r>
+        <w:rPr>
+          <w:rFonts w:asciiTheme="minorEastAsia" w:hAnsiTheme="minorEastAsia"/>
+          <w:b/>
+          <w:bCs/>
+          <w:color w:val="4472C4" w:themeColor="accent1"/>
+          <w:sz w:val="24"/>
+          <w:szCs w:val="24"/>
+        </w:rPr>
+        <w:t xml:space="preserve"> </w:t>
+      </w:r>
+      <w:proofErr w:type="spellStart"/>
+      <w:r>
+        <w:rPr>
+          <w:rFonts w:asciiTheme="minorEastAsia" w:hAnsiTheme="minorEastAsia" w:hint="eastAsia"/>
+          <w:b/>
+          <w:bCs/>
+          <w:color w:val="4472C4" w:themeColor="accent1"/>
+          <w:sz w:val="24"/>
+          <w:szCs w:val="24"/>
+        </w:rPr>
+        <w:t>클라소켓에</w:t>
+      </w:r>
+      <w:proofErr w:type="spellEnd"/>
+      <w:r>
+        <w:rPr>
+          <w:rFonts w:asciiTheme="minorEastAsia" w:hAnsiTheme="minorEastAsia"/>
+          <w:b/>
+          <w:bCs/>
+          <w:color w:val="4472C4" w:themeColor="accent1"/>
+          <w:sz w:val="24"/>
+          <w:szCs w:val="24"/>
+        </w:rPr>
+        <w:t xml:space="preserve"> </w:t>
+      </w:r>
+      <w:r>
+        <w:rPr>
+          <w:rFonts w:asciiTheme="minorEastAsia" w:hAnsiTheme="minorEastAsia" w:hint="eastAsia"/>
+          <w:b/>
+          <w:bCs/>
+          <w:color w:val="4472C4" w:themeColor="accent1"/>
+          <w:sz w:val="24"/>
+          <w:szCs w:val="24"/>
+        </w:rPr>
+        <w:t>카운트다운</w:t>
+      </w:r>
+      <w:r>
+        <w:rPr>
+          <w:rFonts w:asciiTheme="minorEastAsia" w:hAnsiTheme="minorEastAsia"/>
+          <w:b/>
+          <w:bCs/>
+          <w:color w:val="4472C4" w:themeColor="accent1"/>
+          <w:sz w:val="24"/>
+          <w:szCs w:val="24"/>
+        </w:rPr>
+        <w:t xml:space="preserve"> </w:t>
+      </w:r>
+      <w:r>
+        <w:rPr>
+          <w:rFonts w:asciiTheme="minorEastAsia" w:hAnsiTheme="minorEastAsia" w:hint="eastAsia"/>
+          <w:b/>
+          <w:bCs/>
+          <w:color w:val="4472C4" w:themeColor="accent1"/>
+          <w:sz w:val="24"/>
+          <w:szCs w:val="24"/>
+        </w:rPr>
+        <w:t>숫자</w:t>
+      </w:r>
+      <w:r>
+        <w:rPr>
+          <w:rFonts w:asciiTheme="minorEastAsia" w:hAnsiTheme="minorEastAsia"/>
+          <w:b/>
+          <w:bCs/>
+          <w:color w:val="4472C4" w:themeColor="accent1"/>
+          <w:sz w:val="24"/>
+          <w:szCs w:val="24"/>
+        </w:rPr>
+        <w:t xml:space="preserve"> </w:t>
+      </w:r>
+      <w:r>
+        <w:rPr>
+          <w:rFonts w:asciiTheme="minorEastAsia" w:hAnsiTheme="minorEastAsia" w:hint="eastAsia"/>
+          <w:b/>
+          <w:bCs/>
+          <w:color w:val="4472C4" w:themeColor="accent1"/>
+          <w:sz w:val="24"/>
+          <w:szCs w:val="24"/>
+        </w:rPr>
+        <w:t>보내기</w:t>
+      </w:r>
+    </w:p>
+    <w:p>
+      <w:pPr>
+        <w:rPr>
+          <w:rFonts w:asciiTheme="minorEastAsia" w:hAnsiTheme="minorEastAsia"/>
+          <w:b/>
+          <w:bCs/>
+          <w:color w:val="4472C4" w:themeColor="accent1"/>
+          <w:sz w:val="24"/>
+          <w:szCs w:val="24"/>
+        </w:rPr>
+      </w:pPr>
+      <w:r>
+        <w:rPr>
+          <w:rFonts w:asciiTheme="minorEastAsia" w:hAnsiTheme="minorEastAsia" w:hint="eastAsia"/>
+          <w:b/>
+          <w:bCs/>
+          <w:color w:val="4472C4" w:themeColor="accent1"/>
+          <w:sz w:val="24"/>
+          <w:szCs w:val="24"/>
+        </w:rPr>
+        <w:t>{</w:t>
+      </w:r>
+    </w:p>
+    <w:p>
+      <w:pPr>
+        <w:rPr>
+          <w:rFonts w:asciiTheme="minorEastAsia" w:hAnsiTheme="minorEastAsia" w:hint="eastAsia"/>
+          <w:b/>
+          <w:bCs/>
+          <w:color w:val="4472C4" w:themeColor="accent1"/>
+          <w:sz w:val="24"/>
+          <w:szCs w:val="24"/>
+        </w:rPr>
+      </w:pPr>
+      <w:r>
+        <w:rPr>
+          <w:rFonts w:asciiTheme="minorEastAsia" w:hAnsiTheme="minorEastAsia"/>
+          <w:b/>
+          <w:bCs/>
+          <w:color w:val="4472C4" w:themeColor="accent1"/>
+          <w:sz w:val="24"/>
+          <w:szCs w:val="24"/>
+        </w:rPr>
+        <w:tab/>
+      </w:r>
+      <w:r>
+        <w:rPr>
+          <w:rFonts w:asciiTheme="minorEastAsia" w:hAnsiTheme="minorEastAsia" w:hint="eastAsia"/>
+          <w:b/>
+          <w:bCs/>
+          <w:color w:val="4472C4" w:themeColor="accent1"/>
+          <w:sz w:val="24"/>
+          <w:szCs w:val="24"/>
+        </w:rPr>
+        <w:t xml:space="preserve">for문을 통해 모든 </w:t>
+      </w:r>
+      <w:proofErr w:type="spellStart"/>
+      <w:r>
+        <w:rPr>
+          <w:rFonts w:asciiTheme="minorEastAsia" w:hAnsiTheme="minorEastAsia" w:hint="eastAsia"/>
+          <w:b/>
+          <w:bCs/>
+          <w:color w:val="4472C4" w:themeColor="accent1"/>
+          <w:sz w:val="24"/>
+          <w:szCs w:val="24"/>
+        </w:rPr>
+        <w:t>클라에게</w:t>
+      </w:r>
+      <w:proofErr w:type="spellEnd"/>
+      <w:r>
+        <w:rPr>
+          <w:rFonts w:asciiTheme="minorEastAsia" w:hAnsiTheme="minorEastAsia" w:hint="eastAsia"/>
+          <w:b/>
+          <w:bCs/>
+          <w:color w:val="4472C4" w:themeColor="accent1"/>
+          <w:sz w:val="24"/>
+          <w:szCs w:val="24"/>
+        </w:rPr>
+        <w:t xml:space="preserve"> data(카운트다운 숫자) 전송</w:t>
+      </w:r>
+    </w:p>
+    <w:p>
+      <w:pPr>
+        <w:rPr>
+          <w:rFonts w:asciiTheme="minorEastAsia" w:hAnsiTheme="minorEastAsia" w:hint="eastAsia"/>
+          <w:b/>
+          <w:bCs/>
+          <w:color w:val="4472C4" w:themeColor="accent1"/>
+          <w:sz w:val="24"/>
+          <w:szCs w:val="24"/>
+        </w:rPr>
+      </w:pPr>
+      <w:r>
+        <w:rPr>
+          <w:rFonts w:asciiTheme="minorEastAsia" w:hAnsiTheme="minorEastAsia" w:hint="eastAsia"/>
+          <w:b/>
+          <w:bCs/>
+          <w:color w:val="4472C4" w:themeColor="accent1"/>
+          <w:sz w:val="24"/>
+          <w:szCs w:val="24"/>
+        </w:rPr>
+        <w:lastRenderedPageBreak/>
+        <w:t>}</w:t>
+      </w:r>
+    </w:p>
+    <w:p>
+      <w:pPr>
+        <w:rPr>
+          <w:rFonts w:asciiTheme="minorEastAsia" w:hAnsiTheme="minorEastAsia"/>
+          <w:b/>
+          <w:bCs/>
+          <w:color w:val="4472C4" w:themeColor="accent1"/>
+          <w:sz w:val="24"/>
+          <w:szCs w:val="24"/>
+        </w:rPr>
+      </w:pPr>
+      <w:r>
+        <w:rPr>
+          <w:rFonts w:asciiTheme="minorEastAsia" w:hAnsiTheme="minorEastAsia"/>
+          <w:b/>
+          <w:bCs/>
+          <w:color w:val="4472C4" w:themeColor="accent1"/>
+          <w:sz w:val="24"/>
+          <w:szCs w:val="24"/>
+        </w:rPr>
+        <w:t xml:space="preserve">void </w:t>
+      </w:r>
+      <w:proofErr w:type="spellStart"/>
+      <w:r>
+        <w:rPr>
+          <w:rFonts w:asciiTheme="minorEastAsia" w:hAnsiTheme="minorEastAsia"/>
+          <w:b/>
+          <w:bCs/>
+          <w:color w:val="4472C4" w:themeColor="accent1"/>
+          <w:sz w:val="24"/>
+          <w:szCs w:val="24"/>
+        </w:rPr>
+        <w:t>CountdownF</w:t>
+      </w:r>
+      <w:proofErr w:type="spellEnd"/>
+      <w:r>
+        <w:rPr>
+          <w:rFonts w:asciiTheme="minorEastAsia" w:hAnsiTheme="minorEastAsia"/>
+          <w:b/>
+          <w:bCs/>
+          <w:color w:val="4472C4" w:themeColor="accent1"/>
+          <w:sz w:val="24"/>
+          <w:szCs w:val="24"/>
+        </w:rPr>
+        <w:t>(</w:t>
+      </w:r>
+      <w:proofErr w:type="gramStart"/>
+      <w:r>
+        <w:rPr>
+          <w:rFonts w:asciiTheme="minorEastAsia" w:hAnsiTheme="minorEastAsia"/>
+          <w:b/>
+          <w:bCs/>
+          <w:color w:val="4472C4" w:themeColor="accent1"/>
+          <w:sz w:val="24"/>
+          <w:szCs w:val="24"/>
+        </w:rPr>
+        <w:t>) /</w:t>
+      </w:r>
+      <w:proofErr w:type="gramEnd"/>
+      <w:r>
+        <w:rPr>
+          <w:rFonts w:asciiTheme="minorEastAsia" w:hAnsiTheme="minorEastAsia"/>
+          <w:b/>
+          <w:bCs/>
+          <w:color w:val="4472C4" w:themeColor="accent1"/>
+          <w:sz w:val="24"/>
+          <w:szCs w:val="24"/>
+        </w:rPr>
+        <w:t xml:space="preserve">/ </w:t>
+      </w:r>
+      <w:r>
+        <w:rPr>
+          <w:rFonts w:asciiTheme="minorEastAsia" w:hAnsiTheme="minorEastAsia" w:hint="eastAsia"/>
+          <w:b/>
+          <w:bCs/>
+          <w:color w:val="4472C4" w:themeColor="accent1"/>
+          <w:sz w:val="24"/>
+          <w:szCs w:val="24"/>
+        </w:rPr>
+        <w:t>카운트다운</w:t>
+      </w:r>
+      <w:r>
+        <w:rPr>
+          <w:rFonts w:asciiTheme="minorEastAsia" w:hAnsiTheme="minorEastAsia"/>
+          <w:b/>
+          <w:bCs/>
+          <w:color w:val="4472C4" w:themeColor="accent1"/>
+          <w:sz w:val="24"/>
+          <w:szCs w:val="24"/>
+        </w:rPr>
+        <w:t xml:space="preserve"> </w:t>
+      </w:r>
+      <w:r>
+        <w:rPr>
+          <w:rFonts w:asciiTheme="minorEastAsia" w:hAnsiTheme="minorEastAsia" w:hint="eastAsia"/>
+          <w:b/>
+          <w:bCs/>
+          <w:color w:val="4472C4" w:themeColor="accent1"/>
+          <w:sz w:val="24"/>
+          <w:szCs w:val="24"/>
+        </w:rPr>
+        <w:t>함수</w:t>
+      </w:r>
+    </w:p>
+    <w:p>
+      <w:pPr>
+        <w:rPr>
+          <w:rFonts w:asciiTheme="minorEastAsia" w:hAnsiTheme="minorEastAsia"/>
+          <w:b/>
+          <w:bCs/>
+          <w:color w:val="4472C4" w:themeColor="accent1"/>
+          <w:sz w:val="24"/>
+          <w:szCs w:val="24"/>
+        </w:rPr>
+      </w:pPr>
+      <w:r>
+        <w:rPr>
+          <w:rFonts w:asciiTheme="minorEastAsia" w:hAnsiTheme="minorEastAsia" w:hint="eastAsia"/>
+          <w:b/>
+          <w:bCs/>
+          <w:color w:val="4472C4" w:themeColor="accent1"/>
+          <w:sz w:val="24"/>
+          <w:szCs w:val="24"/>
+        </w:rPr>
+        <w:t>{</w:t>
+      </w:r>
+    </w:p>
+    <w:p>
+      <w:pPr>
+        <w:rPr>
+          <w:rFonts w:asciiTheme="minorEastAsia" w:hAnsiTheme="minorEastAsia" w:hint="eastAsia"/>
+          <w:b/>
+          <w:bCs/>
+          <w:color w:val="4472C4" w:themeColor="accent1"/>
+          <w:sz w:val="24"/>
+          <w:szCs w:val="24"/>
+        </w:rPr>
+      </w:pPr>
+      <w:r>
+        <w:rPr>
+          <w:rFonts w:asciiTheme="minorEastAsia" w:hAnsiTheme="minorEastAsia"/>
+          <w:b/>
+          <w:bCs/>
+          <w:color w:val="4472C4" w:themeColor="accent1"/>
+          <w:sz w:val="24"/>
+          <w:szCs w:val="24"/>
+        </w:rPr>
+        <w:tab/>
+      </w:r>
+      <w:proofErr w:type="gramStart"/>
+      <w:r>
+        <w:rPr>
+          <w:rFonts w:asciiTheme="minorEastAsia" w:hAnsiTheme="minorEastAsia"/>
+          <w:b/>
+          <w:bCs/>
+          <w:color w:val="4472C4" w:themeColor="accent1"/>
+          <w:sz w:val="24"/>
+          <w:szCs w:val="24"/>
+        </w:rPr>
+        <w:t>// 3</w:t>
+      </w:r>
+      <w:proofErr w:type="gramEnd"/>
+      <w:r>
+        <w:rPr>
+          <w:rFonts w:asciiTheme="minorEastAsia" w:hAnsiTheme="minorEastAsia" w:hint="eastAsia"/>
+          <w:b/>
+          <w:bCs/>
+          <w:color w:val="4472C4" w:themeColor="accent1"/>
+          <w:sz w:val="24"/>
+          <w:szCs w:val="24"/>
+        </w:rPr>
+        <w:t>초마다</w:t>
+      </w:r>
+      <w:r>
+        <w:rPr>
+          <w:rFonts w:asciiTheme="minorEastAsia" w:hAnsiTheme="minorEastAsia"/>
+          <w:b/>
+          <w:bCs/>
+          <w:color w:val="4472C4" w:themeColor="accent1"/>
+          <w:sz w:val="24"/>
+          <w:szCs w:val="24"/>
+        </w:rPr>
+        <w:t xml:space="preserve"> </w:t>
+      </w:r>
+      <w:proofErr w:type="spellStart"/>
+      <w:r>
+        <w:rPr>
+          <w:rFonts w:asciiTheme="minorEastAsia" w:hAnsiTheme="minorEastAsia"/>
+          <w:b/>
+          <w:bCs/>
+          <w:color w:val="4472C4" w:themeColor="accent1"/>
+          <w:sz w:val="24"/>
+          <w:szCs w:val="24"/>
+        </w:rPr>
+        <w:t>SendToAllClients</w:t>
+      </w:r>
+      <w:proofErr w:type="spellEnd"/>
+      <w:r>
+        <w:rPr>
+          <w:rFonts w:asciiTheme="minorEastAsia" w:hAnsiTheme="minorEastAsia" w:hint="eastAsia"/>
+          <w:b/>
+          <w:bCs/>
+          <w:color w:val="4472C4" w:themeColor="accent1"/>
+          <w:sz w:val="24"/>
+          <w:szCs w:val="24"/>
+        </w:rPr>
+        <w:t xml:space="preserve"> 사용해</w:t>
+      </w:r>
+      <w:r>
+        <w:rPr>
+          <w:rFonts w:asciiTheme="minorEastAsia" w:hAnsiTheme="minorEastAsia"/>
+          <w:b/>
+          <w:bCs/>
+          <w:color w:val="4472C4" w:themeColor="accent1"/>
+          <w:sz w:val="24"/>
+          <w:szCs w:val="24"/>
+        </w:rPr>
+        <w:t xml:space="preserve"> 3 </w:t>
+      </w:r>
+      <w:r>
+        <w:rPr>
+          <w:rFonts w:asciiTheme="minorEastAsia" w:hAnsiTheme="minorEastAsia" w:hint="eastAsia"/>
+          <w:b/>
+          <w:bCs/>
+          <w:color w:val="4472C4" w:themeColor="accent1"/>
+          <w:sz w:val="24"/>
+          <w:szCs w:val="24"/>
+        </w:rPr>
+        <w:t>→</w:t>
+      </w:r>
+      <w:r>
+        <w:rPr>
+          <w:rFonts w:asciiTheme="minorEastAsia" w:hAnsiTheme="minorEastAsia"/>
+          <w:b/>
+          <w:bCs/>
+          <w:color w:val="4472C4" w:themeColor="accent1"/>
+          <w:sz w:val="24"/>
+          <w:szCs w:val="24"/>
+        </w:rPr>
+        <w:t xml:space="preserve"> 2 </w:t>
+      </w:r>
+      <w:r>
+        <w:rPr>
+          <w:rFonts w:asciiTheme="minorEastAsia" w:hAnsiTheme="minorEastAsia" w:hint="eastAsia"/>
+          <w:b/>
+          <w:bCs/>
+          <w:color w:val="4472C4" w:themeColor="accent1"/>
+          <w:sz w:val="24"/>
+          <w:szCs w:val="24"/>
+        </w:rPr>
+        <w:t>→</w:t>
+      </w:r>
+      <w:r>
+        <w:rPr>
+          <w:rFonts w:asciiTheme="minorEastAsia" w:hAnsiTheme="minorEastAsia"/>
+          <w:b/>
+          <w:bCs/>
+          <w:color w:val="4472C4" w:themeColor="accent1"/>
+          <w:sz w:val="24"/>
+          <w:szCs w:val="24"/>
+        </w:rPr>
+        <w:t xml:space="preserve"> 1 </w:t>
+      </w:r>
+      <w:r>
+        <w:rPr>
+          <w:rFonts w:asciiTheme="minorEastAsia" w:hAnsiTheme="minorEastAsia" w:hint="eastAsia"/>
+          <w:b/>
+          <w:bCs/>
+          <w:color w:val="4472C4" w:themeColor="accent1"/>
+          <w:sz w:val="24"/>
+          <w:szCs w:val="24"/>
+        </w:rPr>
+        <w:t>보내기</w:t>
+      </w:r>
+    </w:p>
+    <w:p>
+      <w:pPr>
+        <w:rPr>
+          <w:rFonts w:asciiTheme="minorEastAsia" w:hAnsiTheme="minorEastAsia" w:hint="eastAsia"/>
+          <w:b/>
+          <w:bCs/>
+          <w:color w:val="4472C4" w:themeColor="accent1"/>
+          <w:sz w:val="24"/>
+          <w:szCs w:val="24"/>
+        </w:rPr>
+      </w:pPr>
+      <w:r>
+        <w:rPr>
+          <w:rFonts w:asciiTheme="minorEastAsia" w:hAnsiTheme="minorEastAsia" w:hint="eastAsia"/>
+          <w:b/>
+          <w:bCs/>
+          <w:color w:val="4472C4" w:themeColor="accent1"/>
+          <w:sz w:val="24"/>
+          <w:szCs w:val="24"/>
+        </w:rPr>
+        <w:t>}</w:t>
+      </w:r>
+    </w:p>
+    <w:p>
+      <w:pPr>
+        <w:rPr>
+          <w:rFonts w:asciiTheme="minorEastAsia" w:hAnsiTheme="minorEastAsia"/>
           <w:sz w:val="22"/>
         </w:rPr>
       </w:pPr>
@@ -6199,7 +8260,23 @@
           <w:rFonts w:asciiTheme="minorEastAsia" w:hAnsiTheme="minorEastAsia"/>
           <w:sz w:val="22"/>
         </w:rPr>
-        <w:t>장애물 회전 , 이동정보 전송 함수</w:t>
+        <w:t xml:space="preserve">장애물 </w:t>
+      </w:r>
+      <w:proofErr w:type="gramStart"/>
+      <w:r>
+        <w:rPr>
+          <w:rFonts w:asciiTheme="minorEastAsia" w:hAnsiTheme="minorEastAsia"/>
+          <w:sz w:val="22"/>
+        </w:rPr>
+        <w:t>회전 ,</w:t>
+      </w:r>
+      <w:proofErr w:type="gramEnd"/>
+      <w:r>
+        <w:rPr>
+          <w:rFonts w:asciiTheme="minorEastAsia" w:hAnsiTheme="minorEastAsia"/>
+          <w:sz w:val="22"/>
+        </w:rPr>
+        <w:t xml:space="preserve"> 이동정보 전송 함수</w:t>
       </w:r>
     </w:p>
     <w:p>
@@ -6285,7 +8362,6 @@
           <w:sz w:val="24"/>
           <w:szCs w:val="24"/>
         </w:rPr>
-        <w:lastRenderedPageBreak/>
         <w:t>void S2C_IsFinish()</w:t>
       </w:r>
       <w:r>
@@ -6506,6 +8582,7 @@
           <w:rFonts w:asciiTheme="minorEastAsia" w:hAnsiTheme="minorEastAsia"/>
           <w:sz w:val="22"/>
         </w:rPr>
+        <w:lastRenderedPageBreak/>
         <w:t>}</w:t>
       </w:r>
     </w:p>
@@ -6740,7 +8817,6 @@
           <w:rFonts w:asciiTheme="minorEastAsia" w:hAnsiTheme="minorEastAsia"/>
           <w:sz w:val="22"/>
         </w:rPr>
-        <w:lastRenderedPageBreak/>
         <w:tab/>
         <w:t>}</w:t>
       </w:r>
@@ -7009,6 +9085,7 @@
           <w:strike/>
           <w:szCs w:val="20"/>
         </w:rPr>
+        <w:lastRenderedPageBreak/>
         <w:t>}</w:t>
       </w:r>
     </w:p>
@@ -7161,7 +9238,7 @@
     <w:p>
       <w:pPr>
         <w:rPr>
-          <w:rFonts w:asciiTheme="minorEastAsia" w:hAnsiTheme="minorEastAsia"/>
+          <w:rFonts w:asciiTheme="minorEastAsia" w:hAnsiTheme="minorEastAsia" w:hint="eastAsia"/>
           <w:b/>
           <w:bCs/>
           <w:sz w:val="40"/>
@@ -7176,20 +9253,8 @@
           <w:sz w:val="40"/>
           <w:szCs w:val="40"/>
         </w:rPr>
-        <w:lastRenderedPageBreak/>
         <w:t>5.개발 일정</w:t>
       </w:r>
-    </w:p>
-    <w:p>
-      <w:pPr>
-        <w:rPr>
-          <w:rFonts w:asciiTheme="minorEastAsia" w:hAnsiTheme="minorEastAsia"/>
-          <w:b/>
-          <w:bCs/>
-          <w:sz w:val="40"/>
-          <w:szCs w:val="40"/>
-        </w:rPr>
-      </w:pPr>
     </w:p>
     <w:tbl>
       <w:tblPr>
@@ -8718,7 +10783,17 @@
                 <w:sz w:val="18"/>
                 <w:szCs w:val="18"/>
               </w:rPr>
-              <w:t>코드 점검 및 오류수정</w:t>
+              <w:t>코드 점검 및 오류수</w:t>
+            </w:r>
+            <w:r>
+              <w:rPr>
+                <w:rFonts w:asciiTheme="minorEastAsia" w:hAnsiTheme="minorEastAsia"/>
+                <w:strike/>
+                <w:sz w:val="18"/>
+                <w:szCs w:val="18"/>
+              </w:rPr>
+              <w:lastRenderedPageBreak/>
+              <w:t>정</w:t>
             </w:r>
           </w:p>
         </w:tc>
@@ -8744,6 +10819,7 @@
                 <w:rFonts w:asciiTheme="minorEastAsia" w:hAnsiTheme="minorEastAsia"/>
                 <w:szCs w:val="20"/>
               </w:rPr>
+              <w:lastRenderedPageBreak/>
               <w:t>3주차</w:t>
             </w:r>
           </w:p>
@@ -9543,12 +11619,14 @@
               <w:cnfStyle w:val="000000000000" w:firstRow="0" w:lastRow="0" w:firstColumn="0" w:lastColumn="0" w:oddVBand="0" w:evenVBand="0" w:oddHBand="0" w:evenHBand="0" w:firstRowFirstColumn="0" w:firstRowLastColumn="0" w:lastRowFirstColumn="0" w:lastRowLastColumn="0"/>
               <w:rPr>
                 <w:rFonts w:asciiTheme="minorEastAsia" w:hAnsiTheme="minorEastAsia"/>
-                <w:szCs w:val="20"/>
-              </w:rPr>
-            </w:pPr>
-            <w:r>
-              <w:rPr>
-                <w:rFonts w:asciiTheme="minorEastAsia" w:hAnsiTheme="minorEastAsia"/>
+                <w:strike/>
+                <w:szCs w:val="20"/>
+              </w:rPr>
+            </w:pPr>
+            <w:r>
+              <w:rPr>
+                <w:rFonts w:asciiTheme="minorEastAsia" w:hAnsiTheme="minorEastAsia"/>
+                <w:strike/>
                 <w:sz w:val="18"/>
                 <w:szCs w:val="18"/>
               </w:rPr>
@@ -10184,40 +12262,6 @@
               <w:cnfStyle w:val="000000000000" w:firstRow="0" w:lastRow="0" w:firstColumn="0" w:lastColumn="0" w:oddVBand="0" w:evenVBand="0" w:oddHBand="0" w:evenHBand="0" w:firstRowFirstColumn="0" w:firstRowLastColumn="0" w:lastRowFirstColumn="0" w:lastRowLastColumn="0"/>
               <w:rPr>
                 <w:rFonts w:asciiTheme="minorEastAsia" w:hAnsiTheme="minorEastAsia"/>
-                <w:sz w:val="18"/>
-                <w:szCs w:val="18"/>
-              </w:rPr>
-            </w:pPr>
-            <w:r>
-              <w:rPr>
-                <w:rFonts w:asciiTheme="minorEastAsia" w:hAnsiTheme="minorEastAsia"/>
-                <w:sz w:val="18"/>
-                <w:szCs w:val="18"/>
-              </w:rPr>
-              <w:t xml:space="preserve">테스트 및 </w:t>
-            </w:r>
-            <w:r>
-              <w:rPr>
-                <w:rFonts w:asciiTheme="minorEastAsia" w:hAnsiTheme="minorEastAsia"/>
-                <w:sz w:val="18"/>
-                <w:szCs w:val="18"/>
-              </w:rPr>
-              <w:lastRenderedPageBreak/>
-              <w:t>오류수정</w:t>
-            </w:r>
-          </w:p>
-        </w:tc>
-        <w:tc>
-          <w:tcPr>
-            <w:tcW w:w="1127" w:type="dxa"/>
-            <w:gridSpan w:val="2"/>
-          </w:tcPr>
-          <w:p>
-            <w:pPr>
-              <w:jc w:val="center"/>
-              <w:cnfStyle w:val="000000000000" w:firstRow="0" w:lastRow="0" w:firstColumn="0" w:lastColumn="0" w:oddVBand="0" w:evenVBand="0" w:oddHBand="0" w:evenHBand="0" w:firstRowFirstColumn="0" w:firstRowLastColumn="0" w:lastRowFirstColumn="0" w:lastRowLastColumn="0"/>
-              <w:rPr>
-                <w:rFonts w:asciiTheme="minorEastAsia" w:hAnsiTheme="minorEastAsia"/>
                 <w:strike/>
                 <w:sz w:val="18"/>
                 <w:szCs w:val="18"/>
@@ -10230,80 +12274,86 @@
                 <w:sz w:val="18"/>
                 <w:szCs w:val="18"/>
               </w:rPr>
-              <w:lastRenderedPageBreak/>
-              <w:t xml:space="preserve">카운트다운 </w:t>
-            </w:r>
-            <w:r>
+              <w:t>테스트 및 오류수정</w:t>
+            </w:r>
+          </w:p>
+        </w:tc>
+        <w:tc>
+          <w:tcPr>
+            <w:tcW w:w="1127" w:type="dxa"/>
+            <w:gridSpan w:val="2"/>
+          </w:tcPr>
+          <w:p>
+            <w:pPr>
+              <w:jc w:val="center"/>
+              <w:cnfStyle w:val="000000000000" w:firstRow="0" w:lastRow="0" w:firstColumn="0" w:lastColumn="0" w:oddVBand="0" w:evenVBand="0" w:oddHBand="0" w:evenHBand="0" w:firstRowFirstColumn="0" w:firstRowLastColumn="0" w:lastRowFirstColumn="0" w:lastRowLastColumn="0"/>
               <w:rPr>
                 <w:rFonts w:asciiTheme="minorEastAsia" w:hAnsiTheme="minorEastAsia"/>
                 <w:strike/>
                 <w:sz w:val="18"/>
                 <w:szCs w:val="18"/>
               </w:rPr>
-              <w:lastRenderedPageBreak/>
-              <w:t>에셋 모델링</w:t>
-            </w:r>
-          </w:p>
-        </w:tc>
-        <w:tc>
-          <w:tcPr>
-            <w:tcW w:w="1128" w:type="dxa"/>
-            <w:gridSpan w:val="3"/>
-          </w:tcPr>
-          <w:p>
-            <w:pPr>
-              <w:jc w:val="center"/>
-              <w:cnfStyle w:val="000000000000" w:firstRow="0" w:lastRow="0" w:firstColumn="0" w:lastColumn="0" w:oddVBand="0" w:evenVBand="0" w:oddHBand="0" w:evenHBand="0" w:firstRowFirstColumn="0" w:firstRowLastColumn="0" w:lastRowFirstColumn="0" w:lastRowLastColumn="0"/>
-              <w:rPr>
-                <w:rFonts w:asciiTheme="minorEastAsia" w:hAnsiTheme="minorEastAsia"/>
-                <w:sz w:val="18"/>
-                <w:szCs w:val="18"/>
-              </w:rPr>
-            </w:pPr>
-          </w:p>
-        </w:tc>
-        <w:tc>
-          <w:tcPr>
-            <w:tcW w:w="1127" w:type="dxa"/>
-            <w:gridSpan w:val="2"/>
-          </w:tcPr>
-          <w:p>
-            <w:pPr>
-              <w:jc w:val="center"/>
-              <w:cnfStyle w:val="000000000000" w:firstRow="0" w:lastRow="0" w:firstColumn="0" w:lastColumn="0" w:oddVBand="0" w:evenVBand="0" w:oddHBand="0" w:evenHBand="0" w:firstRowFirstColumn="0" w:firstRowLastColumn="0" w:lastRowFirstColumn="0" w:lastRowLastColumn="0"/>
-              <w:rPr>
-                <w:rFonts w:asciiTheme="minorEastAsia" w:hAnsiTheme="minorEastAsia"/>
-                <w:szCs w:val="20"/>
-              </w:rPr>
-            </w:pPr>
-          </w:p>
-        </w:tc>
-        <w:tc>
-          <w:tcPr>
-            <w:tcW w:w="1128" w:type="dxa"/>
-            <w:gridSpan w:val="2"/>
-          </w:tcPr>
-          <w:p>
-            <w:pPr>
-              <w:jc w:val="center"/>
-              <w:cnfStyle w:val="000000000000" w:firstRow="0" w:lastRow="0" w:firstColumn="0" w:lastColumn="0" w:oddVBand="0" w:evenVBand="0" w:oddHBand="0" w:evenHBand="0" w:firstRowFirstColumn="0" w:firstRowLastColumn="0" w:lastRowFirstColumn="0" w:lastRowLastColumn="0"/>
+            </w:pPr>
+            <w:r>
               <w:rPr>
                 <w:rFonts w:asciiTheme="minorEastAsia" w:hAnsiTheme="minorEastAsia"/>
                 <w:strike/>
                 <w:sz w:val="18"/>
                 <w:szCs w:val="18"/>
               </w:rPr>
-            </w:pPr>
-            <w:r>
+              <w:t>카운트다운 에셋 모델링</w:t>
+            </w:r>
+          </w:p>
+        </w:tc>
+        <w:tc>
+          <w:tcPr>
+            <w:tcW w:w="1128" w:type="dxa"/>
+            <w:gridSpan w:val="3"/>
+          </w:tcPr>
+          <w:p>
+            <w:pPr>
+              <w:jc w:val="center"/>
+              <w:cnfStyle w:val="000000000000" w:firstRow="0" w:lastRow="0" w:firstColumn="0" w:lastColumn="0" w:oddVBand="0" w:evenVBand="0" w:oddHBand="0" w:evenHBand="0" w:firstRowFirstColumn="0" w:firstRowLastColumn="0" w:lastRowFirstColumn="0" w:lastRowLastColumn="0"/>
+              <w:rPr>
+                <w:rFonts w:asciiTheme="minorEastAsia" w:hAnsiTheme="minorEastAsia"/>
+                <w:sz w:val="18"/>
+                <w:szCs w:val="18"/>
+              </w:rPr>
+            </w:pPr>
+          </w:p>
+        </w:tc>
+        <w:tc>
+          <w:tcPr>
+            <w:tcW w:w="1127" w:type="dxa"/>
+            <w:gridSpan w:val="2"/>
+          </w:tcPr>
+          <w:p>
+            <w:pPr>
+              <w:jc w:val="center"/>
+              <w:cnfStyle w:val="000000000000" w:firstRow="0" w:lastRow="0" w:firstColumn="0" w:lastColumn="0" w:oddVBand="0" w:evenVBand="0" w:oddHBand="0" w:evenHBand="0" w:firstRowFirstColumn="0" w:firstRowLastColumn="0" w:lastRowFirstColumn="0" w:lastRowLastColumn="0"/>
+              <w:rPr>
+                <w:rFonts w:asciiTheme="minorEastAsia" w:hAnsiTheme="minorEastAsia"/>
+                <w:szCs w:val="20"/>
+              </w:rPr>
+            </w:pPr>
+          </w:p>
+        </w:tc>
+        <w:tc>
+          <w:tcPr>
+            <w:tcW w:w="1128" w:type="dxa"/>
+            <w:gridSpan w:val="2"/>
+          </w:tcPr>
+          <w:p>
+            <w:pPr>
+              <w:jc w:val="center"/>
+              <w:cnfStyle w:val="000000000000" w:firstRow="0" w:lastRow="0" w:firstColumn="0" w:lastColumn="0" w:oddVBand="0" w:evenVBand="0" w:oddHBand="0" w:evenHBand="0" w:firstRowFirstColumn="0" w:firstRowLastColumn="0" w:lastRowFirstColumn="0" w:lastRowLastColumn="0"/>
               <w:rPr>
                 <w:rFonts w:asciiTheme="minorEastAsia" w:hAnsiTheme="minorEastAsia"/>
                 <w:strike/>
                 <w:sz w:val="18"/>
                 <w:szCs w:val="18"/>
               </w:rPr>
-              <w:t xml:space="preserve">void </w:t>
-            </w:r>
-            <w:proofErr w:type="gramStart"/>
+            </w:pPr>
             <w:r>
               <w:rPr>
                 <w:rFonts w:asciiTheme="minorEastAsia" w:hAnsiTheme="minorEastAsia"/>
@@ -10311,10 +12361,9 @@
                 <w:sz w:val="18"/>
                 <w:szCs w:val="18"/>
               </w:rPr>
-              <w:lastRenderedPageBreak/>
-              <w:t>RenderCountDown(</w:t>
-            </w:r>
-            <w:proofErr w:type="gramEnd"/>
+              <w:t xml:space="preserve">void </w:t>
+            </w:r>
+            <w:proofErr w:type="gramStart"/>
             <w:r>
               <w:rPr>
                 <w:rFonts w:asciiTheme="minorEastAsia" w:hAnsiTheme="minorEastAsia"/>
@@ -10322,6 +12371,16 @@
                 <w:sz w:val="18"/>
                 <w:szCs w:val="18"/>
               </w:rPr>
+              <w:t>RenderCountDown(</w:t>
+            </w:r>
+            <w:proofErr w:type="gramEnd"/>
+            <w:r>
+              <w:rPr>
+                <w:rFonts w:asciiTheme="minorEastAsia" w:hAnsiTheme="minorEastAsia"/>
+                <w:strike/>
+                <w:sz w:val="18"/>
+                <w:szCs w:val="18"/>
+              </w:rPr>
               <w:t>)</w:t>
             </w:r>
           </w:p>
@@ -10352,25 +12411,49 @@
               <w:cnfStyle w:val="000000000000" w:firstRow="0" w:lastRow="0" w:firstColumn="0" w:lastColumn="0" w:oddVBand="0" w:evenVBand="0" w:oddHBand="0" w:evenHBand="0" w:firstRowFirstColumn="0" w:firstRowLastColumn="0" w:lastRowFirstColumn="0" w:lastRowLastColumn="0"/>
               <w:rPr>
                 <w:rFonts w:asciiTheme="minorEastAsia" w:hAnsiTheme="minorEastAsia"/>
-                <w:szCs w:val="20"/>
-              </w:rPr>
-            </w:pPr>
-            <w:r>
-              <w:rPr>
-                <w:rFonts w:asciiTheme="minorEastAsia" w:hAnsiTheme="minorEastAsia"/>
+                <w:strike/>
+                <w:szCs w:val="20"/>
+              </w:rPr>
+            </w:pPr>
+            <w:proofErr w:type="gramStart"/>
+            <w:r>
+              <w:rPr>
+                <w:rFonts w:asciiTheme="minorEastAsia" w:hAnsiTheme="minorEastAsia"/>
+                <w:strike/>
                 <w:sz w:val="18"/>
                 <w:szCs w:val="18"/>
               </w:rPr>
-              <w:t xml:space="preserve">void </w:t>
-            </w:r>
-            <w:r>
-              <w:rPr>
-                <w:rFonts w:asciiTheme="minorEastAsia" w:hAnsiTheme="minorEastAsia"/>
+              <w:t>void</w:t>
+            </w:r>
+            <w:proofErr w:type="gramEnd"/>
+            <w:r>
+              <w:rPr>
+                <w:rFonts w:asciiTheme="minorEastAsia" w:hAnsiTheme="minorEastAsia"/>
+                <w:strike/>
                 <w:sz w:val="18"/>
                 <w:szCs w:val="18"/>
               </w:rPr>
-              <w:lastRenderedPageBreak/>
-              <w:t>MovingPossible()</w:t>
+              <w:t xml:space="preserve"> </w:t>
+            </w:r>
+            <w:proofErr w:type="gramStart"/>
+            <w:r>
+              <w:rPr>
+                <w:rFonts w:asciiTheme="minorEastAsia" w:hAnsiTheme="minorEastAsia"/>
+                <w:strike/>
+                <w:sz w:val="18"/>
+                <w:szCs w:val="18"/>
+              </w:rPr>
+              <w:t>MovingPossible(</w:t>
+            </w:r>
+            <w:proofErr w:type="gramEnd"/>
+            <w:r>
+              <w:rPr>
+                <w:rFonts w:asciiTheme="minorEastAsia" w:hAnsiTheme="minorEastAsia"/>
+                <w:strike/>
+                <w:sz w:val="18"/>
+                <w:szCs w:val="18"/>
+              </w:rPr>
+              <w:t>)</w:t>
             </w:r>
           </w:p>
         </w:tc>
@@ -10396,7 +12479,6 @@
                 <w:rFonts w:asciiTheme="minorEastAsia" w:hAnsiTheme="minorEastAsia"/>
                 <w:szCs w:val="20"/>
               </w:rPr>
-              <w:lastRenderedPageBreak/>
               <w:t>5주차</w:t>
             </w:r>
           </w:p>
@@ -10998,16 +13080,38 @@
               <w:cnfStyle w:val="000000000000" w:firstRow="0" w:lastRow="0" w:firstColumn="0" w:lastColumn="0" w:oddVBand="0" w:evenVBand="0" w:oddHBand="0" w:evenHBand="0" w:firstRowFirstColumn="0" w:firstRowLastColumn="0" w:lastRowFirstColumn="0" w:lastRowLastColumn="0"/>
               <w:rPr>
                 <w:rFonts w:asciiTheme="minorEastAsia" w:hAnsiTheme="minorEastAsia"/>
-                <w:szCs w:val="20"/>
-              </w:rPr>
-            </w:pPr>
-            <w:r>
-              <w:rPr>
-                <w:rFonts w:asciiTheme="minorEastAsia" w:hAnsiTheme="minorEastAsia"/>
+                <w:strike/>
+                <w:szCs w:val="20"/>
+              </w:rPr>
+            </w:pPr>
+            <w:r>
+              <w:rPr>
+                <w:rFonts w:asciiTheme="minorEastAsia" w:hAnsiTheme="minorEastAsia"/>
+                <w:strike/>
                 <w:sz w:val="18"/>
                 <w:szCs w:val="18"/>
               </w:rPr>
-              <w:t>void RenderCharacter_1,2,3(character ch()</w:t>
+              <w:t xml:space="preserve">void RenderCharacter_1,2,3(character </w:t>
+            </w:r>
+            <w:proofErr w:type="gramStart"/>
+            <w:r>
+              <w:rPr>
+                <w:rFonts w:asciiTheme="minorEastAsia" w:hAnsiTheme="minorEastAsia"/>
+                <w:strike/>
+                <w:sz w:val="18"/>
+                <w:szCs w:val="18"/>
+              </w:rPr>
+              <w:t>ch(</w:t>
+            </w:r>
+            <w:proofErr w:type="gramEnd"/>
+            <w:r>
+              <w:rPr>
+                <w:rFonts w:asciiTheme="minorEastAsia" w:hAnsiTheme="minorEastAsia"/>
+                <w:strike/>
+                <w:sz w:val="18"/>
+                <w:szCs w:val="18"/>
+              </w:rPr>
+              <w:t>)</w:t>
             </w:r>
           </w:p>
         </w:tc>
@@ -11085,12 +13189,14 @@
               <w:cnfStyle w:val="000000000000" w:firstRow="0" w:lastRow="0" w:firstColumn="0" w:lastColumn="0" w:oddVBand="0" w:evenVBand="0" w:oddHBand="0" w:evenHBand="0" w:firstRowFirstColumn="0" w:firstRowLastColumn="0" w:lastRowFirstColumn="0" w:lastRowLastColumn="0"/>
               <w:rPr>
                 <w:rFonts w:asciiTheme="minorEastAsia" w:hAnsiTheme="minorEastAsia"/>
-                <w:szCs w:val="20"/>
-              </w:rPr>
-            </w:pPr>
-            <w:r>
-              <w:rPr>
-                <w:rFonts w:asciiTheme="minorEastAsia" w:hAnsiTheme="minorEastAsia"/>
+                <w:strike/>
+                <w:szCs w:val="20"/>
+              </w:rPr>
+            </w:pPr>
+            <w:r>
+              <w:rPr>
+                <w:rFonts w:asciiTheme="minorEastAsia" w:hAnsiTheme="minorEastAsia"/>
+                <w:strike/>
                 <w:sz w:val="18"/>
                 <w:szCs w:val="18"/>
               </w:rPr>
@@ -11633,12 +13739,14 @@
               <w:cnfStyle w:val="000000000000" w:firstRow="0" w:lastRow="0" w:firstColumn="0" w:lastColumn="0" w:oddVBand="0" w:evenVBand="0" w:oddHBand="0" w:evenHBand="0" w:firstRowFirstColumn="0" w:firstRowLastColumn="0" w:lastRowFirstColumn="0" w:lastRowLastColumn="0"/>
               <w:rPr>
                 <w:rFonts w:asciiTheme="minorEastAsia" w:hAnsiTheme="minorEastAsia"/>
-                <w:szCs w:val="20"/>
-              </w:rPr>
-            </w:pPr>
-            <w:r>
-              <w:rPr>
-                <w:rFonts w:asciiTheme="minorEastAsia" w:hAnsiTheme="minorEastAsia"/>
+                <w:strike/>
+                <w:szCs w:val="20"/>
+              </w:rPr>
+            </w:pPr>
+            <w:r>
+              <w:rPr>
+                <w:rFonts w:asciiTheme="minorEastAsia" w:hAnsiTheme="minorEastAsia"/>
+                <w:strike/>
                 <w:sz w:val="18"/>
                 <w:szCs w:val="18"/>
               </w:rPr>
@@ -11657,6 +13765,7 @@
               <w:cnfStyle w:val="000000000000" w:firstRow="0" w:lastRow="0" w:firstColumn="0" w:lastColumn="0" w:oddVBand="0" w:evenVBand="0" w:oddHBand="0" w:evenHBand="0" w:firstRowFirstColumn="0" w:firstRowLastColumn="0" w:lastRowFirstColumn="0" w:lastRowLastColumn="0"/>
               <w:rPr>
                 <w:rFonts w:asciiTheme="minorEastAsia" w:hAnsiTheme="minorEastAsia"/>
+                <w:strike/>
                 <w:sz w:val="18"/>
                 <w:szCs w:val="18"/>
               </w:rPr>
@@ -11664,6 +13773,7 @@
             <w:r>
               <w:rPr>
                 <w:rFonts w:asciiTheme="minorEastAsia" w:hAnsiTheme="minorEastAsia"/>
+                <w:strike/>
                 <w:sz w:val="18"/>
                 <w:szCs w:val="18"/>
               </w:rPr>
@@ -11769,7 +13879,7 @@
     <w:p>
       <w:pPr>
         <w:rPr>
-          <w:rFonts w:asciiTheme="minorEastAsia" w:hAnsiTheme="minorEastAsia"/>
+          <w:rFonts w:asciiTheme="minorEastAsia" w:hAnsiTheme="minorEastAsia" w:hint="eastAsia"/>
           <w:b/>
           <w:bCs/>
           <w:sz w:val="40"/>
@@ -11791,17 +13901,6 @@
       <w:pPr>
         <w:rPr>
           <w:rFonts w:asciiTheme="minorEastAsia" w:hAnsiTheme="minorEastAsia"/>
-          <w:b/>
-          <w:bCs/>
-          <w:sz w:val="24"/>
-          <w:szCs w:val="24"/>
-        </w:rPr>
-      </w:pPr>
-    </w:p>
-    <w:p>
-      <w:pPr>
-        <w:rPr>
-          <w:rFonts w:asciiTheme="minorEastAsia" w:hAnsiTheme="minorEastAsia"/>
           <w:sz w:val="22"/>
         </w:rPr>
       </w:pPr>
@@ -11821,15 +13920,42 @@
           <w:sz w:val="24"/>
           <w:szCs w:val="24"/>
         </w:rPr>
-        <w:t xml:space="preserve">캐릭터, 장애물 리팩토링, S2C Client Order , </w:t>
-      </w:r>
-      <w:r>
-        <w:rPr>
-          <w:rFonts w:asciiTheme="minorEastAsia" w:hAnsiTheme="minorEastAsia"/>
-          <w:sz w:val="22"/>
-        </w:rPr>
-        <w:t>void S2C_isPlayerReady() ,</w:t>
-      </w:r>
+        <w:t xml:space="preserve">캐릭터, 장애물 리팩토링, S2C Client </w:t>
+      </w:r>
+      <w:proofErr w:type="gramStart"/>
+      <w:r>
+        <w:rPr>
+          <w:rFonts w:asciiTheme="minorEastAsia" w:hAnsiTheme="minorEastAsia"/>
+          <w:sz w:val="24"/>
+          <w:szCs w:val="24"/>
+        </w:rPr>
+        <w:t>Order ,</w:t>
+      </w:r>
+      <w:proofErr w:type="gramEnd"/>
+      <w:r>
+        <w:rPr>
+          <w:rFonts w:asciiTheme="minorEastAsia" w:hAnsiTheme="minorEastAsia"/>
+          <w:sz w:val="24"/>
+          <w:szCs w:val="24"/>
+        </w:rPr>
+        <w:t xml:space="preserve"> </w:t>
+      </w:r>
+      <w:r>
+        <w:rPr>
+          <w:rFonts w:asciiTheme="minorEastAsia" w:hAnsiTheme="minorEastAsia"/>
+          <w:sz w:val="22"/>
+        </w:rPr>
+        <w:t>void S2C_isPlayerReady(</w:t>
+      </w:r>
+      <w:proofErr w:type="gramStart"/>
+      <w:r>
+        <w:rPr>
+          <w:rFonts w:asciiTheme="minorEastAsia" w:hAnsiTheme="minorEastAsia"/>
+          <w:sz w:val="22"/>
+        </w:rPr>
+        <w:t>) ,</w:t>
+      </w:r>
+      <w:proofErr w:type="gramEnd"/>
       <w:r>
         <w:rPr>
           <w:rFonts w:asciiTheme="minorEastAsia" w:hAnsiTheme="minorEastAsia"/>
@@ -11882,7 +14008,7 @@
     <w:p>
       <w:pPr>
         <w:rPr>
-          <w:rFonts w:asciiTheme="minorEastAsia" w:hAnsiTheme="minorEastAsia"/>
+          <w:rFonts w:asciiTheme="minorEastAsia" w:hAnsiTheme="minorEastAsia" w:hint="eastAsia"/>
           <w:b/>
           <w:bCs/>
           <w:sz w:val="24"/>
@@ -11905,16 +14031,7 @@
           <w:sz w:val="24"/>
           <w:szCs w:val="24"/>
         </w:rPr>
-        <w:t xml:space="preserve">뷰포트 병합 InitCharacterByNum, 충돌처리, moveCharacter , 캐릭터 정보 </w:t>
-      </w:r>
-      <w:r>
-        <w:rPr>
-          <w:rFonts w:asciiTheme="minorEastAsia" w:hAnsiTheme="minorEastAsia"/>
-          <w:sz w:val="24"/>
-          <w:szCs w:val="24"/>
-        </w:rPr>
-        <w:lastRenderedPageBreak/>
-        <w:t>보내기, 받기</w:t>
+        <w:t>뷰포트 병합 InitCharacterByNum, 충돌처리, moveCharacter , 캐릭터 정보 보내기, 받기</w:t>
       </w:r>
       <w:r>
         <w:rPr>
@@ -11926,17 +14043,6 @@
         </w:rPr>
         <w:t xml:space="preserve"> </w:t>
       </w:r>
-    </w:p>
-    <w:p>
-      <w:pPr>
-        <w:ind w:left="440"/>
-        <w:rPr>
-          <w:rFonts w:asciiTheme="minorEastAsia" w:hAnsiTheme="minorEastAsia"/>
-          <w:b/>
-          <w:bCs/>
-          <w:sz w:val="22"/>
-        </w:rPr>
-      </w:pPr>
     </w:p>
     <w:sectPr>
       <w:footerReference w:type="default" r:id="rId9"/>
@@ -12714,7 +14820,6 @@
   <w:style w:type="character" w:default="1" w:styleId="a0">
     <w:name w:val="Default Paragraph Font"/>
     <w:uiPriority w:val="1"/>
-    <w:semiHidden/>
     <w:unhideWhenUsed/>
   </w:style>
   <w:style w:type="table" w:default="1" w:styleId="a1">

--- a/Project Progress Report.docx
+++ b/Project Progress Report.docx
@@ -2424,12 +2424,100 @@
     <w:p>
       <w:pPr>
         <w:rPr>
+          <w:rFonts w:asciiTheme="minorEastAsia" w:hAnsiTheme="minorEastAsia"/>
+          <w:color w:val="4472C4" w:themeColor="accent1"/>
+          <w:sz w:val="24"/>
+          <w:szCs w:val="24"/>
+        </w:rPr>
+      </w:pPr>
+      <w:r>
+        <w:rPr>
           <w:rFonts w:asciiTheme="minorEastAsia" w:hAnsiTheme="minorEastAsia" w:hint="eastAsia"/>
           <w:color w:val="4472C4" w:themeColor="accent1"/>
           <w:sz w:val="24"/>
           <w:szCs w:val="24"/>
         </w:rPr>
-      </w:pPr>
+        <w:t xml:space="preserve">장애물 정보 구조체 </w:t>
+      </w:r>
+    </w:p>
+    <w:p>
+      <w:pPr>
+        <w:rPr>
+          <w:rFonts w:asciiTheme="minorEastAsia" w:hAnsiTheme="minorEastAsia"/>
+          <w:color w:val="4472C4" w:themeColor="accent1"/>
+          <w:sz w:val="24"/>
+          <w:szCs w:val="24"/>
+        </w:rPr>
+      </w:pPr>
+      <w:r>
+        <w:rPr>
+          <w:rFonts w:asciiTheme="minorEastAsia" w:hAnsiTheme="minorEastAsia"/>
+          <w:color w:val="4472C4" w:themeColor="accent1"/>
+          <w:sz w:val="24"/>
+          <w:szCs w:val="24"/>
+        </w:rPr>
+        <w:t xml:space="preserve">int </w:t>
+      </w:r>
+      <w:proofErr w:type="spellStart"/>
+      <w:r>
+        <w:rPr>
+          <w:rFonts w:asciiTheme="minorEastAsia" w:hAnsiTheme="minorEastAsia"/>
+          <w:color w:val="4472C4" w:themeColor="accent1"/>
+          <w:sz w:val="24"/>
+          <w:szCs w:val="24"/>
+        </w:rPr>
+        <w:t>whoFinished</w:t>
+      </w:r>
+      <w:proofErr w:type="spellEnd"/>
+      <w:r>
+        <w:rPr>
+          <w:rFonts w:asciiTheme="minorEastAsia" w:hAnsiTheme="minorEastAsia"/>
+          <w:color w:val="4472C4" w:themeColor="accent1"/>
+          <w:sz w:val="24"/>
+          <w:szCs w:val="24"/>
+        </w:rPr>
+        <w:t>{ -</w:t>
+      </w:r>
+      <w:proofErr w:type="gramStart"/>
+      <w:r>
+        <w:rPr>
+          <w:rFonts w:asciiTheme="minorEastAsia" w:hAnsiTheme="minorEastAsia"/>
+          <w:color w:val="4472C4" w:themeColor="accent1"/>
+          <w:sz w:val="24"/>
+          <w:szCs w:val="24"/>
+        </w:rPr>
+        <w:t>1 }</w:t>
+      </w:r>
+      <w:proofErr w:type="gramEnd"/>
+      <w:r>
+        <w:rPr>
+          <w:rFonts w:asciiTheme="minorEastAsia" w:hAnsiTheme="minorEastAsia"/>
+          <w:color w:val="4472C4" w:themeColor="accent1"/>
+          <w:sz w:val="24"/>
+          <w:szCs w:val="24"/>
+        </w:rPr>
+        <w:t xml:space="preserve">;            </w:t>
+      </w:r>
+      <w:proofErr w:type="gramStart"/>
+      <w:r>
+        <w:rPr>
+          <w:rFonts w:asciiTheme="minorEastAsia" w:hAnsiTheme="minorEastAsia"/>
+          <w:color w:val="4472C4" w:themeColor="accent1"/>
+          <w:sz w:val="24"/>
+          <w:szCs w:val="24"/>
+        </w:rPr>
+        <w:t xml:space="preserve">  /</w:t>
+      </w:r>
+      <w:proofErr w:type="gramEnd"/>
+      <w:r>
+        <w:rPr>
+          <w:rFonts w:asciiTheme="minorEastAsia" w:hAnsiTheme="minorEastAsia"/>
+          <w:color w:val="4472C4" w:themeColor="accent1"/>
+          <w:sz w:val="24"/>
+          <w:szCs w:val="24"/>
+        </w:rPr>
+        <w:t xml:space="preserve">/ </w:t>
+      </w:r>
       <w:r>
         <w:rPr>
           <w:rFonts w:asciiTheme="minorEastAsia" w:hAnsiTheme="minorEastAsia" w:hint="eastAsia"/>
@@ -2437,248 +2525,160 @@
           <w:sz w:val="24"/>
           <w:szCs w:val="24"/>
         </w:rPr>
-        <w:t xml:space="preserve">장애물 정보 구조체 </w:t>
-      </w:r>
-    </w:p>
-    <w:p>
-      <w:pPr>
-        <w:rPr>
-          <w:rFonts w:asciiTheme="minorEastAsia" w:hAnsiTheme="minorEastAsia"/>
-          <w:color w:val="4472C4" w:themeColor="accent1"/>
-          <w:sz w:val="24"/>
-          <w:szCs w:val="24"/>
-        </w:rPr>
-      </w:pPr>
-      <w:r>
-        <w:rPr>
-          <w:rFonts w:asciiTheme="minorEastAsia" w:hAnsiTheme="minorEastAsia"/>
-          <w:color w:val="4472C4" w:themeColor="accent1"/>
-          <w:sz w:val="24"/>
-          <w:szCs w:val="24"/>
-        </w:rPr>
-        <w:t xml:space="preserve">int </w:t>
-      </w:r>
-      <w:proofErr w:type="spellStart"/>
-      <w:r>
-        <w:rPr>
-          <w:rFonts w:asciiTheme="minorEastAsia" w:hAnsiTheme="minorEastAsia"/>
-          <w:color w:val="4472C4" w:themeColor="accent1"/>
-          <w:sz w:val="24"/>
-          <w:szCs w:val="24"/>
-        </w:rPr>
-        <w:t>whoFinished</w:t>
-      </w:r>
-      <w:proofErr w:type="spellEnd"/>
-      <w:r>
-        <w:rPr>
-          <w:rFonts w:asciiTheme="minorEastAsia" w:hAnsiTheme="minorEastAsia"/>
-          <w:color w:val="4472C4" w:themeColor="accent1"/>
-          <w:sz w:val="24"/>
-          <w:szCs w:val="24"/>
-        </w:rPr>
-        <w:t>{ -</w:t>
+        <w:t>결승한</w:t>
+      </w:r>
+      <w:r>
+        <w:rPr>
+          <w:rFonts w:asciiTheme="minorEastAsia" w:hAnsiTheme="minorEastAsia"/>
+          <w:color w:val="4472C4" w:themeColor="accent1"/>
+          <w:sz w:val="24"/>
+          <w:szCs w:val="24"/>
+        </w:rPr>
+        <w:t xml:space="preserve"> </w:t>
+      </w:r>
+      <w:r>
+        <w:rPr>
+          <w:rFonts w:asciiTheme="minorEastAsia" w:hAnsiTheme="minorEastAsia" w:hint="eastAsia"/>
+          <w:color w:val="4472C4" w:themeColor="accent1"/>
+          <w:sz w:val="24"/>
+          <w:szCs w:val="24"/>
+        </w:rPr>
+        <w:t>플레이어</w:t>
+      </w:r>
+      <w:r>
+        <w:rPr>
+          <w:rFonts w:asciiTheme="minorEastAsia" w:hAnsiTheme="minorEastAsia"/>
+          <w:color w:val="4472C4" w:themeColor="accent1"/>
+          <w:sz w:val="24"/>
+          <w:szCs w:val="24"/>
+        </w:rPr>
+        <w:t xml:space="preserve"> ID (-1 </w:t>
+      </w:r>
+      <w:r>
+        <w:rPr>
+          <w:rFonts w:asciiTheme="minorEastAsia" w:hAnsiTheme="minorEastAsia" w:hint="eastAsia"/>
+          <w:color w:val="4472C4" w:themeColor="accent1"/>
+          <w:sz w:val="24"/>
+          <w:szCs w:val="24"/>
+        </w:rPr>
+        <w:t>이면</w:t>
+      </w:r>
+      <w:r>
+        <w:rPr>
+          <w:rFonts w:asciiTheme="minorEastAsia" w:hAnsiTheme="minorEastAsia"/>
+          <w:color w:val="4472C4" w:themeColor="accent1"/>
+          <w:sz w:val="24"/>
+          <w:szCs w:val="24"/>
+        </w:rPr>
+        <w:t xml:space="preserve"> </w:t>
+      </w:r>
+      <w:r>
+        <w:rPr>
+          <w:rFonts w:asciiTheme="minorEastAsia" w:hAnsiTheme="minorEastAsia" w:hint="eastAsia"/>
+          <w:color w:val="4472C4" w:themeColor="accent1"/>
+          <w:sz w:val="24"/>
+          <w:szCs w:val="24"/>
+        </w:rPr>
+        <w:t>아직</w:t>
+      </w:r>
+      <w:r>
+        <w:rPr>
+          <w:rFonts w:asciiTheme="minorEastAsia" w:hAnsiTheme="minorEastAsia"/>
+          <w:color w:val="4472C4" w:themeColor="accent1"/>
+          <w:sz w:val="24"/>
+          <w:szCs w:val="24"/>
+        </w:rPr>
+        <w:t xml:space="preserve"> </w:t>
+      </w:r>
+      <w:r>
+        <w:rPr>
+          <w:rFonts w:asciiTheme="minorEastAsia" w:hAnsiTheme="minorEastAsia" w:hint="eastAsia"/>
+          <w:color w:val="4472C4" w:themeColor="accent1"/>
+          <w:sz w:val="24"/>
+          <w:szCs w:val="24"/>
+        </w:rPr>
+        <w:t>결승</w:t>
+      </w:r>
+      <w:r>
+        <w:rPr>
+          <w:rFonts w:asciiTheme="minorEastAsia" w:hAnsiTheme="minorEastAsia"/>
+          <w:color w:val="4472C4" w:themeColor="accent1"/>
+          <w:sz w:val="24"/>
+          <w:szCs w:val="24"/>
+        </w:rPr>
+        <w:t xml:space="preserve"> </w:t>
+      </w:r>
+      <w:r>
+        <w:rPr>
+          <w:rFonts w:asciiTheme="minorEastAsia" w:hAnsiTheme="minorEastAsia" w:hint="eastAsia"/>
+          <w:color w:val="4472C4" w:themeColor="accent1"/>
+          <w:sz w:val="24"/>
+          <w:szCs w:val="24"/>
+        </w:rPr>
+        <w:t>안함</w:t>
+      </w:r>
+      <w:r>
+        <w:rPr>
+          <w:rFonts w:asciiTheme="minorEastAsia" w:hAnsiTheme="minorEastAsia"/>
+          <w:color w:val="4472C4" w:themeColor="accent1"/>
+          <w:sz w:val="24"/>
+          <w:szCs w:val="24"/>
+        </w:rPr>
+        <w:t>)</w:t>
+      </w:r>
+    </w:p>
+    <w:p>
+      <w:pPr>
+        <w:rPr>
+          <w:rFonts w:asciiTheme="minorEastAsia" w:hAnsiTheme="minorEastAsia"/>
+          <w:color w:val="4472C4" w:themeColor="accent1"/>
+          <w:sz w:val="24"/>
+          <w:szCs w:val="24"/>
+        </w:rPr>
+      </w:pPr>
+      <w:r>
+        <w:rPr>
+          <w:rFonts w:asciiTheme="minorEastAsia" w:hAnsiTheme="minorEastAsia"/>
+          <w:color w:val="4472C4" w:themeColor="accent1"/>
+          <w:sz w:val="24"/>
+          <w:szCs w:val="24"/>
+        </w:rPr>
+        <w:t>};</w:t>
+      </w:r>
+      <w:r>
+        <w:rPr>
+          <w:rFonts w:asciiTheme="minorEastAsia" w:hAnsiTheme="minorEastAsia" w:hint="eastAsia"/>
+          <w:color w:val="4472C4" w:themeColor="accent1"/>
+          <w:sz w:val="24"/>
+          <w:szCs w:val="24"/>
+        </w:rPr>
+        <w:t xml:space="preserve"> 을 사용해 </w:t>
       </w:r>
       <w:proofErr w:type="gramStart"/>
       <w:r>
         <w:rPr>
-          <w:rFonts w:asciiTheme="minorEastAsia" w:hAnsiTheme="minorEastAsia"/>
-          <w:color w:val="4472C4" w:themeColor="accent1"/>
-          <w:sz w:val="24"/>
-          <w:szCs w:val="24"/>
-        </w:rPr>
-        <w:t>1 }</w:t>
+          <w:rFonts w:asciiTheme="minorEastAsia" w:hAnsiTheme="minorEastAsia" w:hint="eastAsia"/>
+          <w:color w:val="4472C4" w:themeColor="accent1"/>
+          <w:sz w:val="24"/>
+          <w:szCs w:val="24"/>
+        </w:rPr>
+        <w:t>한번에</w:t>
       </w:r>
       <w:proofErr w:type="gramEnd"/>
       <w:r>
         <w:rPr>
-          <w:rFonts w:asciiTheme="minorEastAsia" w:hAnsiTheme="minorEastAsia"/>
-          <w:color w:val="4472C4" w:themeColor="accent1"/>
-          <w:sz w:val="24"/>
-          <w:szCs w:val="24"/>
-        </w:rPr>
-        <w:t xml:space="preserve">;            </w:t>
-      </w:r>
-      <w:proofErr w:type="gramStart"/>
-      <w:r>
-        <w:rPr>
-          <w:rFonts w:asciiTheme="minorEastAsia" w:hAnsiTheme="minorEastAsia"/>
-          <w:color w:val="4472C4" w:themeColor="accent1"/>
-          <w:sz w:val="24"/>
-          <w:szCs w:val="24"/>
-        </w:rPr>
-        <w:t xml:space="preserve">  /</w:t>
-      </w:r>
-      <w:proofErr w:type="gramEnd"/>
-      <w:r>
-        <w:rPr>
-          <w:rFonts w:asciiTheme="minorEastAsia" w:hAnsiTheme="minorEastAsia"/>
-          <w:color w:val="4472C4" w:themeColor="accent1"/>
-          <w:sz w:val="24"/>
-          <w:szCs w:val="24"/>
-        </w:rPr>
-        <w:t xml:space="preserve">/ </w:t>
-      </w:r>
-      <w:r>
-        <w:rPr>
           <w:rFonts w:asciiTheme="minorEastAsia" w:hAnsiTheme="minorEastAsia" w:hint="eastAsia"/>
           <w:color w:val="4472C4" w:themeColor="accent1"/>
           <w:sz w:val="24"/>
           <w:szCs w:val="24"/>
         </w:rPr>
-        <w:t>결승한</w:t>
-      </w:r>
-      <w:r>
-        <w:rPr>
-          <w:rFonts w:asciiTheme="minorEastAsia" w:hAnsiTheme="minorEastAsia"/>
-          <w:color w:val="4472C4" w:themeColor="accent1"/>
-          <w:sz w:val="24"/>
-          <w:szCs w:val="24"/>
-        </w:rPr>
-        <w:t xml:space="preserve"> </w:t>
-      </w:r>
-      <w:r>
-        <w:rPr>
-          <w:rFonts w:asciiTheme="minorEastAsia" w:hAnsiTheme="minorEastAsia" w:hint="eastAsia"/>
-          <w:color w:val="4472C4" w:themeColor="accent1"/>
-          <w:sz w:val="24"/>
-          <w:szCs w:val="24"/>
-        </w:rPr>
-        <w:t>플레이어</w:t>
-      </w:r>
-      <w:r>
-        <w:rPr>
-          <w:rFonts w:asciiTheme="minorEastAsia" w:hAnsiTheme="minorEastAsia"/>
-          <w:color w:val="4472C4" w:themeColor="accent1"/>
-          <w:sz w:val="24"/>
-          <w:szCs w:val="24"/>
-        </w:rPr>
-        <w:t xml:space="preserve"> ID (-1 </w:t>
-      </w:r>
-      <w:r>
-        <w:rPr>
-          <w:rFonts w:asciiTheme="minorEastAsia" w:hAnsiTheme="minorEastAsia" w:hint="eastAsia"/>
-          <w:color w:val="4472C4" w:themeColor="accent1"/>
-          <w:sz w:val="24"/>
-          <w:szCs w:val="24"/>
-        </w:rPr>
-        <w:t>이면</w:t>
-      </w:r>
-      <w:r>
-        <w:rPr>
-          <w:rFonts w:asciiTheme="minorEastAsia" w:hAnsiTheme="minorEastAsia"/>
-          <w:color w:val="4472C4" w:themeColor="accent1"/>
-          <w:sz w:val="24"/>
-          <w:szCs w:val="24"/>
-        </w:rPr>
-        <w:t xml:space="preserve"> </w:t>
-      </w:r>
-      <w:r>
-        <w:rPr>
-          <w:rFonts w:asciiTheme="minorEastAsia" w:hAnsiTheme="minorEastAsia" w:hint="eastAsia"/>
-          <w:color w:val="4472C4" w:themeColor="accent1"/>
-          <w:sz w:val="24"/>
-          <w:szCs w:val="24"/>
-        </w:rPr>
-        <w:t>아직</w:t>
-      </w:r>
-      <w:r>
-        <w:rPr>
-          <w:rFonts w:asciiTheme="minorEastAsia" w:hAnsiTheme="minorEastAsia"/>
-          <w:color w:val="4472C4" w:themeColor="accent1"/>
-          <w:sz w:val="24"/>
-          <w:szCs w:val="24"/>
-        </w:rPr>
-        <w:t xml:space="preserve"> </w:t>
-      </w:r>
-      <w:r>
-        <w:rPr>
-          <w:rFonts w:asciiTheme="minorEastAsia" w:hAnsiTheme="minorEastAsia" w:hint="eastAsia"/>
-          <w:color w:val="4472C4" w:themeColor="accent1"/>
-          <w:sz w:val="24"/>
-          <w:szCs w:val="24"/>
-        </w:rPr>
-        <w:t>결승</w:t>
-      </w:r>
-      <w:r>
-        <w:rPr>
-          <w:rFonts w:asciiTheme="minorEastAsia" w:hAnsiTheme="minorEastAsia"/>
-          <w:color w:val="4472C4" w:themeColor="accent1"/>
-          <w:sz w:val="24"/>
-          <w:szCs w:val="24"/>
-        </w:rPr>
-        <w:t xml:space="preserve"> </w:t>
-      </w:r>
-      <w:r>
-        <w:rPr>
-          <w:rFonts w:asciiTheme="minorEastAsia" w:hAnsiTheme="minorEastAsia" w:hint="eastAsia"/>
-          <w:color w:val="4472C4" w:themeColor="accent1"/>
-          <w:sz w:val="24"/>
-          <w:szCs w:val="24"/>
-        </w:rPr>
-        <w:t>안함</w:t>
-      </w:r>
-      <w:r>
-        <w:rPr>
-          <w:rFonts w:asciiTheme="minorEastAsia" w:hAnsiTheme="minorEastAsia"/>
-          <w:color w:val="4472C4" w:themeColor="accent1"/>
-          <w:sz w:val="24"/>
-          <w:szCs w:val="24"/>
-        </w:rPr>
-        <w:t>)</w:t>
-      </w:r>
-    </w:p>
-    <w:p>
-      <w:pPr>
-        <w:rPr>
-          <w:rFonts w:asciiTheme="minorEastAsia" w:hAnsiTheme="minorEastAsia" w:hint="eastAsia"/>
-          <w:color w:val="4472C4" w:themeColor="accent1"/>
-          <w:sz w:val="24"/>
-          <w:szCs w:val="24"/>
-        </w:rPr>
-      </w:pPr>
-      <w:r>
-        <w:rPr>
-          <w:rFonts w:asciiTheme="minorEastAsia" w:hAnsiTheme="minorEastAsia"/>
-          <w:color w:val="4472C4" w:themeColor="accent1"/>
-          <w:sz w:val="24"/>
-          <w:szCs w:val="24"/>
-        </w:rPr>
-        <w:t>};</w:t>
-      </w:r>
-      <w:r>
-        <w:rPr>
-          <w:rFonts w:asciiTheme="minorEastAsia" w:hAnsiTheme="minorEastAsia" w:hint="eastAsia"/>
-          <w:color w:val="4472C4" w:themeColor="accent1"/>
-          <w:sz w:val="24"/>
-          <w:szCs w:val="24"/>
-        </w:rPr>
-        <w:t xml:space="preserve"> 을 사용해 </w:t>
-      </w:r>
-      <w:proofErr w:type="gramStart"/>
-      <w:r>
-        <w:rPr>
-          <w:rFonts w:asciiTheme="minorEastAsia" w:hAnsiTheme="minorEastAsia" w:hint="eastAsia"/>
-          <w:color w:val="4472C4" w:themeColor="accent1"/>
-          <w:sz w:val="24"/>
-          <w:szCs w:val="24"/>
-        </w:rPr>
-        <w:t>한번에</w:t>
-      </w:r>
-      <w:proofErr w:type="gramEnd"/>
-      <w:r>
-        <w:rPr>
-          <w:rFonts w:asciiTheme="minorEastAsia" w:hAnsiTheme="minorEastAsia" w:hint="eastAsia"/>
-          <w:color w:val="4472C4" w:themeColor="accent1"/>
-          <w:sz w:val="24"/>
-          <w:szCs w:val="24"/>
-        </w:rPr>
         <w:t xml:space="preserve"> 보냄</w:t>
       </w:r>
     </w:p>
     <w:p>
       <w:pPr>
         <w:rPr>
-          <w:rFonts w:asciiTheme="minorEastAsia" w:hAnsiTheme="minorEastAsia" w:hint="eastAsia"/>
+          <w:rFonts w:asciiTheme="minorEastAsia" w:hAnsiTheme="minorEastAsia"/>
           <w:sz w:val="24"/>
           <w:szCs w:val="24"/>
         </w:rPr>
@@ -3401,6 +3401,38 @@
     <w:p>
       <w:pPr>
         <w:rPr>
+          <w:rFonts w:asciiTheme="minorEastAsia" w:hAnsiTheme="minorEastAsia"/>
+          <w:b/>
+          <w:bCs/>
+          <w:color w:val="4472C4" w:themeColor="accent1"/>
+          <w:sz w:val="24"/>
+          <w:szCs w:val="24"/>
+        </w:rPr>
+      </w:pPr>
+      <w:r>
+        <w:rPr>
+          <w:rFonts w:asciiTheme="minorEastAsia" w:hAnsiTheme="minorEastAsia"/>
+          <w:b/>
+          <w:bCs/>
+          <w:sz w:val="24"/>
+          <w:szCs w:val="24"/>
+        </w:rPr>
+        <w:tab/>
+      </w:r>
+      <w:proofErr w:type="gramStart"/>
+      <w:r>
+        <w:rPr>
+          <w:rFonts w:asciiTheme="minorEastAsia" w:hAnsiTheme="minorEastAsia"/>
+          <w:b/>
+          <w:bCs/>
+          <w:color w:val="4472C4" w:themeColor="accent1"/>
+          <w:sz w:val="24"/>
+          <w:szCs w:val="24"/>
+        </w:rPr>
+        <w:t>//</w:t>
+      </w:r>
+      <w:r>
+        <w:rPr>
           <w:rFonts w:asciiTheme="minorEastAsia" w:hAnsiTheme="minorEastAsia" w:hint="eastAsia"/>
           <w:b/>
           <w:bCs/>
@@ -3408,28 +3440,187 @@
           <w:sz w:val="24"/>
           <w:szCs w:val="24"/>
         </w:rPr>
-      </w:pPr>
-      <w:r>
-        <w:rPr>
-          <w:rFonts w:asciiTheme="minorEastAsia" w:hAnsiTheme="minorEastAsia"/>
-          <w:b/>
-          <w:bCs/>
+        <w:t xml:space="preserve"> if( </w:t>
+      </w:r>
+      <w:r>
+        <w:rPr>
+          <w:rFonts w:asciiTheme="minorEastAsia" w:hAnsiTheme="minorEastAsia" w:hint="eastAsia"/>
+          <w:b/>
+          <w:bCs/>
+          <w:color w:val="4472C4" w:themeColor="accent1"/>
+          <w:sz w:val="24"/>
+          <w:szCs w:val="24"/>
+        </w:rPr>
+        <w:t>아무</w:t>
+      </w:r>
+      <w:proofErr w:type="gramEnd"/>
+      <w:r>
+        <w:rPr>
+          <w:rFonts w:asciiTheme="minorEastAsia" w:hAnsiTheme="minorEastAsia"/>
+          <w:b/>
+          <w:bCs/>
+          <w:color w:val="4472C4" w:themeColor="accent1"/>
+          <w:sz w:val="24"/>
+          <w:szCs w:val="24"/>
+        </w:rPr>
+        <w:t xml:space="preserve"> </w:t>
+      </w:r>
+      <w:r>
+        <w:rPr>
+          <w:rFonts w:asciiTheme="minorEastAsia" w:hAnsiTheme="minorEastAsia" w:hint="eastAsia"/>
+          <w:b/>
+          <w:bCs/>
+          <w:color w:val="4472C4" w:themeColor="accent1"/>
+          <w:sz w:val="24"/>
+          <w:szCs w:val="24"/>
+        </w:rPr>
+        <w:t>쓰레드</w:t>
+      </w:r>
+      <w:r>
+        <w:rPr>
+          <w:rFonts w:asciiTheme="minorEastAsia" w:hAnsiTheme="minorEastAsia"/>
+          <w:b/>
+          <w:bCs/>
+          <w:color w:val="4472C4" w:themeColor="accent1"/>
+          <w:sz w:val="24"/>
+          <w:szCs w:val="24"/>
+        </w:rPr>
+        <w:t xml:space="preserve"> </w:t>
+      </w:r>
+      <w:r>
+        <w:rPr>
+          <w:rFonts w:asciiTheme="minorEastAsia" w:hAnsiTheme="minorEastAsia" w:hint="eastAsia"/>
+          <w:b/>
+          <w:bCs/>
+          <w:color w:val="4472C4" w:themeColor="accent1"/>
+          <w:sz w:val="24"/>
+          <w:szCs w:val="24"/>
+        </w:rPr>
+        <w:t>중</w:t>
+      </w:r>
+      <w:r>
+        <w:rPr>
+          <w:rFonts w:asciiTheme="minorEastAsia" w:hAnsiTheme="minorEastAsia"/>
+          <w:b/>
+          <w:bCs/>
+          <w:color w:val="4472C4" w:themeColor="accent1"/>
+          <w:sz w:val="24"/>
+          <w:szCs w:val="24"/>
+        </w:rPr>
+        <w:t xml:space="preserve"> </w:t>
+      </w:r>
+      <w:r>
+        <w:rPr>
+          <w:rFonts w:asciiTheme="minorEastAsia" w:hAnsiTheme="minorEastAsia" w:hint="eastAsia"/>
+          <w:b/>
+          <w:bCs/>
+          <w:color w:val="4472C4" w:themeColor="accent1"/>
+          <w:sz w:val="24"/>
+          <w:szCs w:val="24"/>
+        </w:rPr>
+        <w:t>하나가</w:t>
+      </w:r>
+      <w:r>
+        <w:rPr>
+          <w:rFonts w:asciiTheme="minorEastAsia" w:hAnsiTheme="minorEastAsia"/>
+          <w:b/>
+          <w:bCs/>
+          <w:color w:val="4472C4" w:themeColor="accent1"/>
+          <w:sz w:val="24"/>
+          <w:szCs w:val="24"/>
+        </w:rPr>
+        <w:t xml:space="preserve"> </w:t>
+      </w:r>
+      <w:r>
+        <w:rPr>
+          <w:rFonts w:asciiTheme="minorEastAsia" w:hAnsiTheme="minorEastAsia" w:hint="eastAsia"/>
+          <w:b/>
+          <w:bCs/>
+          <w:color w:val="4472C4" w:themeColor="accent1"/>
+          <w:sz w:val="24"/>
+          <w:szCs w:val="24"/>
+        </w:rPr>
+        <w:t xml:space="preserve">3명 접속했나 </w:t>
+      </w:r>
+      <w:r>
+        <w:rPr>
+          <w:rFonts w:asciiTheme="minorEastAsia" w:hAnsiTheme="minorEastAsia" w:hint="eastAsia"/>
+          <w:b/>
+          <w:bCs/>
+          <w:color w:val="4472C4" w:themeColor="accent1"/>
+          <w:sz w:val="24"/>
+          <w:szCs w:val="24"/>
+        </w:rPr>
+        <w:t>확인</w:t>
+      </w:r>
+      <w:r>
+        <w:rPr>
+          <w:rFonts w:asciiTheme="minorEastAsia" w:hAnsiTheme="minorEastAsia" w:hint="eastAsia"/>
+          <w:b/>
+          <w:bCs/>
+          <w:color w:val="4472C4" w:themeColor="accent1"/>
+          <w:sz w:val="24"/>
+          <w:szCs w:val="24"/>
+        </w:rPr>
+        <w:t xml:space="preserve">) </w:t>
+      </w:r>
+      <w:proofErr w:type="gramStart"/>
+      <w:r>
+        <w:rPr>
+          <w:rFonts w:asciiTheme="minorEastAsia" w:hAnsiTheme="minorEastAsia" w:hint="eastAsia"/>
+          <w:b/>
+          <w:bCs/>
+          <w:color w:val="4472C4" w:themeColor="accent1"/>
+          <w:sz w:val="24"/>
+          <w:szCs w:val="24"/>
+        </w:rPr>
+        <w:t>&lt; 한</w:t>
+      </w:r>
+      <w:proofErr w:type="gramEnd"/>
+      <w:r>
+        <w:rPr>
+          <w:rFonts w:asciiTheme="minorEastAsia" w:hAnsiTheme="minorEastAsia" w:hint="eastAsia"/>
+          <w:b/>
+          <w:bCs/>
+          <w:color w:val="4472C4" w:themeColor="accent1"/>
+          <w:sz w:val="24"/>
+          <w:szCs w:val="24"/>
+        </w:rPr>
+        <w:t xml:space="preserve"> 쓰레드가 확인하면 닫아서 다른 쓰레드 접속 방지</w:t>
+      </w:r>
+    </w:p>
+    <w:p>
+      <w:pPr>
+        <w:rPr>
+          <w:rFonts w:asciiTheme="minorEastAsia" w:hAnsiTheme="minorEastAsia"/>
+          <w:b/>
+          <w:bCs/>
+          <w:color w:val="4472C4" w:themeColor="accent1"/>
+          <w:sz w:val="24"/>
+          <w:szCs w:val="24"/>
+        </w:rPr>
+      </w:pPr>
+      <w:r>
+        <w:rPr>
+          <w:rFonts w:asciiTheme="minorEastAsia" w:hAnsiTheme="minorEastAsia"/>
+          <w:b/>
+          <w:bCs/>
+          <w:color w:val="4472C4" w:themeColor="accent1"/>
           <w:sz w:val="24"/>
           <w:szCs w:val="24"/>
         </w:rPr>
         <w:tab/>
       </w:r>
-      <w:proofErr w:type="gramStart"/>
-      <w:r>
-        <w:rPr>
-          <w:rFonts w:asciiTheme="minorEastAsia" w:hAnsiTheme="minorEastAsia"/>
-          <w:b/>
-          <w:bCs/>
-          <w:color w:val="4472C4" w:themeColor="accent1"/>
-          <w:sz w:val="24"/>
-          <w:szCs w:val="24"/>
-        </w:rPr>
-        <w:t>//</w:t>
+      <w:r>
+        <w:rPr>
+          <w:rFonts w:asciiTheme="minorEastAsia" w:hAnsiTheme="minorEastAsia"/>
+          <w:b/>
+          <w:bCs/>
+          <w:color w:val="4472C4" w:themeColor="accent1"/>
+          <w:sz w:val="24"/>
+          <w:szCs w:val="24"/>
+        </w:rPr>
+        <w:tab/>
       </w:r>
       <w:r>
         <w:rPr>
@@ -3440,7 +3631,52 @@
           <w:sz w:val="24"/>
           <w:szCs w:val="24"/>
         </w:rPr>
-        <w:t xml:space="preserve"> if( </w:t>
+        <w:t>//임계영역 입장</w:t>
+      </w:r>
+    </w:p>
+    <w:p>
+      <w:pPr>
+        <w:rPr>
+          <w:rFonts w:asciiTheme="minorEastAsia" w:hAnsiTheme="minorEastAsia"/>
+          <w:b/>
+          <w:bCs/>
+          <w:color w:val="4472C4" w:themeColor="accent1"/>
+          <w:sz w:val="24"/>
+          <w:szCs w:val="24"/>
+        </w:rPr>
+      </w:pPr>
+      <w:r>
+        <w:rPr>
+          <w:rFonts w:asciiTheme="minorEastAsia" w:hAnsiTheme="minorEastAsia"/>
+          <w:b/>
+          <w:bCs/>
+          <w:color w:val="4472C4" w:themeColor="accent1"/>
+          <w:sz w:val="24"/>
+          <w:szCs w:val="24"/>
+        </w:rPr>
+        <w:tab/>
+      </w:r>
+      <w:r>
+        <w:rPr>
+          <w:rFonts w:asciiTheme="minorEastAsia" w:hAnsiTheme="minorEastAsia"/>
+          <w:b/>
+          <w:bCs/>
+          <w:color w:val="4472C4" w:themeColor="accent1"/>
+          <w:sz w:val="24"/>
+          <w:szCs w:val="24"/>
+        </w:rPr>
+        <w:tab/>
+      </w:r>
+      <w:r>
+        <w:rPr>
+          <w:rFonts w:asciiTheme="minorEastAsia" w:hAnsiTheme="minorEastAsia"/>
+          <w:b/>
+          <w:bCs/>
+          <w:color w:val="4472C4" w:themeColor="accent1"/>
+          <w:sz w:val="24"/>
+          <w:szCs w:val="24"/>
+        </w:rPr>
+        <w:tab/>
       </w:r>
       <w:r>
         <w:rPr>
@@ -3451,249 +3687,13 @@
           <w:sz w:val="24"/>
           <w:szCs w:val="24"/>
         </w:rPr>
-        <w:t>아무</w:t>
-      </w:r>
-      <w:proofErr w:type="gramEnd"/>
-      <w:r>
-        <w:rPr>
-          <w:rFonts w:asciiTheme="minorEastAsia" w:hAnsiTheme="minorEastAsia"/>
-          <w:b/>
-          <w:bCs/>
-          <w:color w:val="4472C4" w:themeColor="accent1"/>
-          <w:sz w:val="24"/>
-          <w:szCs w:val="24"/>
-        </w:rPr>
-        <w:t xml:space="preserve"> </w:t>
-      </w:r>
-      <w:r>
-        <w:rPr>
-          <w:rFonts w:asciiTheme="minorEastAsia" w:hAnsiTheme="minorEastAsia" w:hint="eastAsia"/>
-          <w:b/>
-          <w:bCs/>
-          <w:color w:val="4472C4" w:themeColor="accent1"/>
-          <w:sz w:val="24"/>
-          <w:szCs w:val="24"/>
-        </w:rPr>
-        <w:t>쓰레드</w:t>
-      </w:r>
-      <w:r>
-        <w:rPr>
-          <w:rFonts w:asciiTheme="minorEastAsia" w:hAnsiTheme="minorEastAsia"/>
-          <w:b/>
-          <w:bCs/>
-          <w:color w:val="4472C4" w:themeColor="accent1"/>
-          <w:sz w:val="24"/>
-          <w:szCs w:val="24"/>
-        </w:rPr>
-        <w:t xml:space="preserve"> </w:t>
-      </w:r>
-      <w:r>
-        <w:rPr>
-          <w:rFonts w:asciiTheme="minorEastAsia" w:hAnsiTheme="minorEastAsia" w:hint="eastAsia"/>
-          <w:b/>
-          <w:bCs/>
-          <w:color w:val="4472C4" w:themeColor="accent1"/>
-          <w:sz w:val="24"/>
-          <w:szCs w:val="24"/>
-        </w:rPr>
-        <w:t>중</w:t>
-      </w:r>
-      <w:r>
-        <w:rPr>
-          <w:rFonts w:asciiTheme="minorEastAsia" w:hAnsiTheme="minorEastAsia"/>
-          <w:b/>
-          <w:bCs/>
-          <w:color w:val="4472C4" w:themeColor="accent1"/>
-          <w:sz w:val="24"/>
-          <w:szCs w:val="24"/>
-        </w:rPr>
-        <w:t xml:space="preserve"> </w:t>
-      </w:r>
-      <w:r>
-        <w:rPr>
-          <w:rFonts w:asciiTheme="minorEastAsia" w:hAnsiTheme="minorEastAsia" w:hint="eastAsia"/>
-          <w:b/>
-          <w:bCs/>
-          <w:color w:val="4472C4" w:themeColor="accent1"/>
-          <w:sz w:val="24"/>
-          <w:szCs w:val="24"/>
-        </w:rPr>
-        <w:t>하나가</w:t>
-      </w:r>
-      <w:r>
-        <w:rPr>
-          <w:rFonts w:asciiTheme="minorEastAsia" w:hAnsiTheme="minorEastAsia"/>
-          <w:b/>
-          <w:bCs/>
-          <w:color w:val="4472C4" w:themeColor="accent1"/>
-          <w:sz w:val="24"/>
-          <w:szCs w:val="24"/>
-        </w:rPr>
-        <w:t xml:space="preserve"> </w:t>
-      </w:r>
-      <w:r>
-        <w:rPr>
-          <w:rFonts w:asciiTheme="minorEastAsia" w:hAnsiTheme="minorEastAsia" w:hint="eastAsia"/>
-          <w:b/>
-          <w:bCs/>
-          <w:color w:val="4472C4" w:themeColor="accent1"/>
-          <w:sz w:val="24"/>
-          <w:szCs w:val="24"/>
-        </w:rPr>
-        <w:t xml:space="preserve">3명 접속했나 </w:t>
-      </w:r>
-      <w:r>
-        <w:rPr>
-          <w:rFonts w:asciiTheme="minorEastAsia" w:hAnsiTheme="minorEastAsia" w:hint="eastAsia"/>
-          <w:b/>
-          <w:bCs/>
-          <w:color w:val="4472C4" w:themeColor="accent1"/>
-          <w:sz w:val="24"/>
-          <w:szCs w:val="24"/>
-        </w:rPr>
-        <w:t>확인</w:t>
-      </w:r>
-      <w:r>
-        <w:rPr>
-          <w:rFonts w:asciiTheme="minorEastAsia" w:hAnsiTheme="minorEastAsia" w:hint="eastAsia"/>
-          <w:b/>
-          <w:bCs/>
-          <w:color w:val="4472C4" w:themeColor="accent1"/>
-          <w:sz w:val="24"/>
-          <w:szCs w:val="24"/>
-        </w:rPr>
-        <w:t xml:space="preserve">) </w:t>
-      </w:r>
-      <w:proofErr w:type="gramStart"/>
-      <w:r>
-        <w:rPr>
-          <w:rFonts w:asciiTheme="minorEastAsia" w:hAnsiTheme="minorEastAsia" w:hint="eastAsia"/>
-          <w:b/>
-          <w:bCs/>
-          <w:color w:val="4472C4" w:themeColor="accent1"/>
-          <w:sz w:val="24"/>
-          <w:szCs w:val="24"/>
-        </w:rPr>
-        <w:t>&lt; 한</w:t>
-      </w:r>
-      <w:proofErr w:type="gramEnd"/>
-      <w:r>
-        <w:rPr>
-          <w:rFonts w:asciiTheme="minorEastAsia" w:hAnsiTheme="minorEastAsia" w:hint="eastAsia"/>
-          <w:b/>
-          <w:bCs/>
-          <w:color w:val="4472C4" w:themeColor="accent1"/>
-          <w:sz w:val="24"/>
-          <w:szCs w:val="24"/>
-        </w:rPr>
-        <w:t xml:space="preserve"> 쓰레드가 확인하면 닫아서 다른 쓰레드 접속 방지</w:t>
-      </w:r>
-    </w:p>
-    <w:p>
-      <w:pPr>
-        <w:rPr>
-          <w:rFonts w:asciiTheme="minorEastAsia" w:hAnsiTheme="minorEastAsia"/>
-          <w:b/>
-          <w:bCs/>
-          <w:color w:val="4472C4" w:themeColor="accent1"/>
-          <w:sz w:val="24"/>
-          <w:szCs w:val="24"/>
-        </w:rPr>
-      </w:pPr>
-      <w:r>
-        <w:rPr>
-          <w:rFonts w:asciiTheme="minorEastAsia" w:hAnsiTheme="minorEastAsia"/>
-          <w:b/>
-          <w:bCs/>
-          <w:color w:val="4472C4" w:themeColor="accent1"/>
-          <w:sz w:val="24"/>
-          <w:szCs w:val="24"/>
-        </w:rPr>
-        <w:tab/>
-      </w:r>
-      <w:r>
-        <w:rPr>
-          <w:rFonts w:asciiTheme="minorEastAsia" w:hAnsiTheme="minorEastAsia"/>
-          <w:b/>
-          <w:bCs/>
-          <w:color w:val="4472C4" w:themeColor="accent1"/>
-          <w:sz w:val="24"/>
-          <w:szCs w:val="24"/>
-        </w:rPr>
-        <w:tab/>
-      </w:r>
-      <w:r>
-        <w:rPr>
-          <w:rFonts w:asciiTheme="minorEastAsia" w:hAnsiTheme="minorEastAsia" w:hint="eastAsia"/>
-          <w:b/>
-          <w:bCs/>
-          <w:color w:val="4472C4" w:themeColor="accent1"/>
-          <w:sz w:val="24"/>
-          <w:szCs w:val="24"/>
-        </w:rPr>
-        <w:t>//임계영역 입장</w:t>
-      </w:r>
-    </w:p>
-    <w:p>
-      <w:pPr>
-        <w:rPr>
-          <w:rFonts w:asciiTheme="minorEastAsia" w:hAnsiTheme="minorEastAsia"/>
-          <w:b/>
-          <w:bCs/>
-          <w:color w:val="4472C4" w:themeColor="accent1"/>
-          <w:sz w:val="24"/>
-          <w:szCs w:val="24"/>
-        </w:rPr>
-      </w:pPr>
-      <w:r>
-        <w:rPr>
-          <w:rFonts w:asciiTheme="minorEastAsia" w:hAnsiTheme="minorEastAsia"/>
-          <w:b/>
-          <w:bCs/>
-          <w:color w:val="4472C4" w:themeColor="accent1"/>
-          <w:sz w:val="24"/>
-          <w:szCs w:val="24"/>
-        </w:rPr>
-        <w:tab/>
-      </w:r>
-      <w:r>
-        <w:rPr>
-          <w:rFonts w:asciiTheme="minorEastAsia" w:hAnsiTheme="minorEastAsia"/>
-          <w:b/>
-          <w:bCs/>
-          <w:color w:val="4472C4" w:themeColor="accent1"/>
-          <w:sz w:val="24"/>
-          <w:szCs w:val="24"/>
-        </w:rPr>
-        <w:tab/>
-      </w:r>
-      <w:r>
-        <w:rPr>
-          <w:rFonts w:asciiTheme="minorEastAsia" w:hAnsiTheme="minorEastAsia"/>
-          <w:b/>
-          <w:bCs/>
-          <w:color w:val="4472C4" w:themeColor="accent1"/>
-          <w:sz w:val="24"/>
-          <w:szCs w:val="24"/>
-        </w:rPr>
-        <w:tab/>
-      </w:r>
-      <w:r>
-        <w:rPr>
-          <w:rFonts w:asciiTheme="minorEastAsia" w:hAnsiTheme="minorEastAsia" w:hint="eastAsia"/>
-          <w:b/>
-          <w:bCs/>
-          <w:color w:val="4472C4" w:themeColor="accent1"/>
-          <w:sz w:val="24"/>
-          <w:szCs w:val="24"/>
-        </w:rPr>
         <w:t>//카운트 다운 함수</w:t>
       </w:r>
     </w:p>
     <w:p>
       <w:pPr>
         <w:rPr>
-          <w:rFonts w:asciiTheme="minorEastAsia" w:hAnsiTheme="minorEastAsia" w:hint="eastAsia"/>
+          <w:rFonts w:asciiTheme="minorEastAsia" w:hAnsiTheme="minorEastAsia"/>
           <w:b/>
           <w:bCs/>
           <w:color w:val="4472C4" w:themeColor="accent1"/>
@@ -4126,7 +4126,7 @@
       <w:pPr>
         <w:ind w:left="1600"/>
         <w:rPr>
-          <w:rFonts w:asciiTheme="minorEastAsia" w:hAnsiTheme="minorEastAsia" w:hint="eastAsia"/>
+          <w:rFonts w:asciiTheme="minorEastAsia" w:hAnsiTheme="minorEastAsia"/>
           <w:b/>
           <w:bCs/>
           <w:color w:val="4472C4" w:themeColor="accent1"/>
@@ -4356,7 +4356,29 @@
           <w:sz w:val="24"/>
           <w:szCs w:val="24"/>
         </w:rPr>
-        <w:t>(추가)</w:t>
+        <w:t>(추가</w:t>
+      </w:r>
+      <w:r>
+        <w:rPr>
+          <w:rFonts w:asciiTheme="minorEastAsia" w:hAnsiTheme="minorEastAsia" w:hint="eastAsia"/>
+          <w:b/>
+          <w:bCs/>
+          <w:strike/>
+          <w:sz w:val="24"/>
+          <w:szCs w:val="24"/>
+        </w:rPr>
+        <w:t>했다가 삭제</w:t>
+      </w:r>
+      <w:r>
+        <w:rPr>
+          <w:rFonts w:asciiTheme="minorEastAsia" w:hAnsiTheme="minorEastAsia"/>
+          <w:b/>
+          <w:bCs/>
+          <w:strike/>
+          <w:sz w:val="24"/>
+          <w:szCs w:val="24"/>
+        </w:rPr>
+        <w:t>)</w:t>
       </w:r>
     </w:p>
     <w:p>
@@ -4701,7 +4723,7 @@
       <w:pPr>
         <w:ind w:leftChars="100" w:left="200"/>
         <w:rPr>
-          <w:rFonts w:asciiTheme="minorEastAsia" w:hAnsiTheme="minorEastAsia" w:hint="eastAsia"/>
+          <w:rFonts w:asciiTheme="minorEastAsia" w:hAnsiTheme="minorEastAsia"/>
           <w:b/>
           <w:bCs/>
           <w:color w:val="4472C4"/>
@@ -4726,6 +4748,75 @@
       <w:pPr>
         <w:ind w:left="240" w:hangingChars="100" w:hanging="240"/>
         <w:rPr>
+          <w:rFonts w:asciiTheme="minorEastAsia" w:hAnsiTheme="minorEastAsia"/>
+          <w:b/>
+          <w:bCs/>
+          <w:color w:val="4472C4"/>
+          <w:sz w:val="24"/>
+          <w:szCs w:val="24"/>
+        </w:rPr>
+      </w:pPr>
+      <w:r>
+        <w:rPr>
+          <w:rFonts w:asciiTheme="minorEastAsia" w:hAnsiTheme="minorEastAsia"/>
+          <w:b/>
+          <w:bCs/>
+          <w:color w:val="4472C4"/>
+          <w:sz w:val="24"/>
+          <w:szCs w:val="24"/>
+        </w:rPr>
+        <w:t xml:space="preserve">DWORD WINAPI </w:t>
+      </w:r>
+      <w:proofErr w:type="spellStart"/>
+      <w:r>
+        <w:rPr>
+          <w:rFonts w:asciiTheme="minorEastAsia" w:hAnsiTheme="minorEastAsia"/>
+          <w:b/>
+          <w:bCs/>
+          <w:color w:val="4472C4"/>
+          <w:sz w:val="24"/>
+          <w:szCs w:val="24"/>
+        </w:rPr>
+        <w:t>RecvThread</w:t>
+      </w:r>
+      <w:proofErr w:type="spellEnd"/>
+      <w:r>
+        <w:rPr>
+          <w:rFonts w:asciiTheme="minorEastAsia" w:hAnsiTheme="minorEastAsia"/>
+          <w:b/>
+          <w:bCs/>
+          <w:color w:val="4472C4"/>
+          <w:sz w:val="24"/>
+          <w:szCs w:val="24"/>
+        </w:rPr>
+        <w:t xml:space="preserve">(LPVOID </w:t>
+      </w:r>
+      <w:proofErr w:type="spellStart"/>
+      <w:r>
+        <w:rPr>
+          <w:rFonts w:asciiTheme="minorEastAsia" w:hAnsiTheme="minorEastAsia"/>
+          <w:b/>
+          <w:bCs/>
+          <w:color w:val="4472C4"/>
+          <w:sz w:val="24"/>
+          <w:szCs w:val="24"/>
+        </w:rPr>
+        <w:t>arg</w:t>
+      </w:r>
+      <w:proofErr w:type="spellEnd"/>
+      <w:r>
+        <w:rPr>
+          <w:rFonts w:asciiTheme="minorEastAsia" w:hAnsiTheme="minorEastAsia"/>
+          <w:b/>
+          <w:bCs/>
+          <w:color w:val="4472C4"/>
+          <w:sz w:val="24"/>
+          <w:szCs w:val="24"/>
+        </w:rPr>
+        <w:t>)</w:t>
+      </w:r>
+      <w:r>
+        <w:rPr>
           <w:rFonts w:asciiTheme="minorEastAsia" w:hAnsiTheme="minorEastAsia" w:hint="eastAsia"/>
           <w:b/>
           <w:bCs/>
@@ -4733,8 +4824,12 @@
           <w:sz w:val="24"/>
           <w:szCs w:val="24"/>
         </w:rPr>
-      </w:pPr>
-      <w:r>
+        <w:t xml:space="preserve"> 카운트다운 변수 받는 쓰레드</w:t>
+      </w:r>
+    </w:p>
+    <w:p>
+      <w:pPr>
+        <w:ind w:left="240" w:hangingChars="100" w:hanging="240"/>
         <w:rPr>
           <w:rFonts w:asciiTheme="minorEastAsia" w:hAnsiTheme="minorEastAsia"/>
           <w:b/>
@@ -4743,9 +4838,7 @@
           <w:sz w:val="24"/>
           <w:szCs w:val="24"/>
         </w:rPr>
-        <w:t xml:space="preserve">DWORD WINAPI </w:t>
-      </w:r>
-      <w:proofErr w:type="spellStart"/>
+      </w:pPr>
       <w:r>
         <w:rPr>
           <w:rFonts w:asciiTheme="minorEastAsia" w:hAnsiTheme="minorEastAsia"/>
@@ -4755,10 +4848,12 @@
           <w:sz w:val="24"/>
           <w:szCs w:val="24"/>
         </w:rPr>
-        <w:t>RecvThread</w:t>
-      </w:r>
-      <w:proofErr w:type="spellEnd"/>
-      <w:r>
+        <w:t>{</w:t>
+      </w:r>
+    </w:p>
+    <w:p>
+      <w:pPr>
+        <w:ind w:left="240" w:hangingChars="100" w:hanging="240"/>
         <w:rPr>
           <w:rFonts w:asciiTheme="minorEastAsia" w:hAnsiTheme="minorEastAsia"/>
           <w:b/>
@@ -4767,22 +4862,22 @@
           <w:sz w:val="24"/>
           <w:szCs w:val="24"/>
         </w:rPr>
-        <w:t xml:space="preserve">(LPVOID </w:t>
-      </w:r>
-      <w:proofErr w:type="spellStart"/>
-      <w:r>
-        <w:rPr>
-          <w:rFonts w:asciiTheme="minorEastAsia" w:hAnsiTheme="minorEastAsia"/>
+      </w:pPr>
+      <w:r>
+        <w:rPr>
+          <w:rFonts w:asciiTheme="minorEastAsia" w:hAnsiTheme="minorEastAsia" w:hint="eastAsia"/>
           <w:b/>
           <w:bCs/>
           <w:color w:val="4472C4"/>
           <w:sz w:val="24"/>
           <w:szCs w:val="24"/>
         </w:rPr>
-        <w:t>arg</w:t>
-      </w:r>
-      <w:proofErr w:type="spellEnd"/>
-      <w:r>
+        <w:t>변수를 받는 것과 그리는 것 분리가 필요하다 판단해 추가</w:t>
+      </w:r>
+    </w:p>
+    <w:p>
+      <w:pPr>
+        <w:ind w:left="240" w:hangingChars="100" w:hanging="240"/>
         <w:rPr>
           <w:rFonts w:asciiTheme="minorEastAsia" w:hAnsiTheme="minorEastAsia"/>
           <w:b/>
@@ -4791,8 +4886,8 @@
           <w:sz w:val="24"/>
           <w:szCs w:val="24"/>
         </w:rPr>
-        <w:t>)</w:t>
-      </w:r>
+      </w:pPr>
+      <w:proofErr w:type="gramStart"/>
       <w:r>
         <w:rPr>
           <w:rFonts w:asciiTheme="minorEastAsia" w:hAnsiTheme="minorEastAsia" w:hint="eastAsia"/>
@@ -4802,7 +4897,19 @@
           <w:sz w:val="24"/>
           <w:szCs w:val="24"/>
         </w:rPr>
-        <w:t xml:space="preserve"> 카운트다운 변수 받는 쓰레드</w:t>
+        <w:t>// 서버에서</w:t>
+      </w:r>
+      <w:proofErr w:type="gramEnd"/>
+      <w:r>
+        <w:rPr>
+          <w:rFonts w:asciiTheme="minorEastAsia" w:hAnsiTheme="minorEastAsia" w:hint="eastAsia"/>
+          <w:b/>
+          <w:bCs/>
+          <w:color w:val="4472C4"/>
+          <w:sz w:val="24"/>
+          <w:szCs w:val="24"/>
+        </w:rPr>
+        <w:t xml:space="preserve"> 보내는 카운트 다운 숫자 받고, 그에 해당하는 숫자 변수(bool) 수정</w:t>
       </w:r>
     </w:p>
     <w:p>
@@ -4819,14 +4926,14 @@
       </w:pPr>
       <w:r>
         <w:rPr>
-          <w:rFonts w:asciiTheme="minorEastAsia" w:hAnsiTheme="minorEastAsia"/>
+          <w:rFonts w:asciiTheme="minorEastAsia" w:hAnsiTheme="minorEastAsia" w:hint="eastAsia"/>
           <w:b/>
           <w:bCs/>
           <w:color w:val="4472C4"/>
           <w:sz w:val="24"/>
           <w:szCs w:val="24"/>
         </w:rPr>
-        <w:t>{</w:t>
+        <w:t>//카운트 다운 종료 신호 받으면 쓰레드 종료</w:t>
       </w:r>
     </w:p>
     <w:p>
@@ -4834,91 +4941,6 @@
         <w:ind w:left="240" w:hangingChars="100" w:hanging="240"/>
         <w:rPr>
           <w:rFonts w:asciiTheme="minorEastAsia" w:hAnsiTheme="minorEastAsia"/>
-          <w:b/>
-          <w:bCs/>
-          <w:color w:val="4472C4"/>
-          <w:sz w:val="24"/>
-          <w:szCs w:val="24"/>
-        </w:rPr>
-      </w:pPr>
-      <w:r>
-        <w:rPr>
-          <w:rFonts w:asciiTheme="minorEastAsia" w:hAnsiTheme="minorEastAsia" w:hint="eastAsia"/>
-          <w:b/>
-          <w:bCs/>
-          <w:color w:val="4472C4"/>
-          <w:sz w:val="24"/>
-          <w:szCs w:val="24"/>
-        </w:rPr>
-        <w:t>변수를 받는 것과 그리는 것 분리가 필요하다 판단해 추가</w:t>
-      </w:r>
-    </w:p>
-    <w:p>
-      <w:pPr>
-        <w:ind w:left="240" w:hangingChars="100" w:hanging="240"/>
-        <w:rPr>
-          <w:rFonts w:asciiTheme="minorEastAsia" w:hAnsiTheme="minorEastAsia"/>
-          <w:b/>
-          <w:bCs/>
-          <w:color w:val="4472C4"/>
-          <w:sz w:val="24"/>
-          <w:szCs w:val="24"/>
-        </w:rPr>
-      </w:pPr>
-      <w:proofErr w:type="gramStart"/>
-      <w:r>
-        <w:rPr>
-          <w:rFonts w:asciiTheme="minorEastAsia" w:hAnsiTheme="minorEastAsia" w:hint="eastAsia"/>
-          <w:b/>
-          <w:bCs/>
-          <w:color w:val="4472C4"/>
-          <w:sz w:val="24"/>
-          <w:szCs w:val="24"/>
-        </w:rPr>
-        <w:t>// 서버에서</w:t>
-      </w:r>
-      <w:proofErr w:type="gramEnd"/>
-      <w:r>
-        <w:rPr>
-          <w:rFonts w:asciiTheme="minorEastAsia" w:hAnsiTheme="minorEastAsia" w:hint="eastAsia"/>
-          <w:b/>
-          <w:bCs/>
-          <w:color w:val="4472C4"/>
-          <w:sz w:val="24"/>
-          <w:szCs w:val="24"/>
-        </w:rPr>
-        <w:t xml:space="preserve"> 보내는 카운트 다운 숫자 받고, 그에 해당하는 숫자 변수(bool) 수정</w:t>
-      </w:r>
-    </w:p>
-    <w:p>
-      <w:pPr>
-        <w:ind w:left="240" w:hangingChars="100" w:hanging="240"/>
-        <w:rPr>
-          <w:rFonts w:asciiTheme="minorEastAsia" w:hAnsiTheme="minorEastAsia" w:hint="eastAsia"/>
-          <w:b/>
-          <w:bCs/>
-          <w:color w:val="4472C4"/>
-          <w:sz w:val="24"/>
-          <w:szCs w:val="24"/>
-        </w:rPr>
-      </w:pPr>
-      <w:r>
-        <w:rPr>
-          <w:rFonts w:asciiTheme="minorEastAsia" w:hAnsiTheme="minorEastAsia" w:hint="eastAsia"/>
-          <w:b/>
-          <w:bCs/>
-          <w:color w:val="4472C4"/>
-          <w:sz w:val="24"/>
-          <w:szCs w:val="24"/>
-        </w:rPr>
-        <w:t>//카운트 다운 종료 신호 받으면 쓰레드 종료</w:t>
-      </w:r>
-    </w:p>
-    <w:p>
-      <w:pPr>
-        <w:ind w:left="240" w:hangingChars="100" w:hanging="240"/>
-        <w:rPr>
-          <w:rFonts w:asciiTheme="minorEastAsia" w:hAnsiTheme="minorEastAsia" w:hint="eastAsia"/>
           <w:b/>
           <w:bCs/>
           <w:color w:val="4472C4"/>
@@ -5293,7 +5315,7 @@
       <w:pPr>
         <w:ind w:firstLineChars="100" w:firstLine="220"/>
         <w:rPr>
-          <w:rFonts w:asciiTheme="minorEastAsia" w:hAnsiTheme="minorEastAsia" w:hint="eastAsia"/>
+          <w:rFonts w:asciiTheme="minorEastAsia" w:hAnsiTheme="minorEastAsia"/>
           <w:color w:val="4472C4" w:themeColor="accent1"/>
           <w:sz w:val="22"/>
         </w:rPr>
@@ -7008,7 +7030,7 @@
     <w:p>
       <w:pPr>
         <w:rPr>
-          <w:rFonts w:asciiTheme="minorEastAsia" w:hAnsiTheme="minorEastAsia" w:hint="eastAsia"/>
+          <w:rFonts w:asciiTheme="minorEastAsia" w:hAnsiTheme="minorEastAsia"/>
           <w:color w:val="4472C4" w:themeColor="accent1"/>
           <w:sz w:val="22"/>
         </w:rPr>
@@ -7853,6 +7875,27 @@
     <w:p>
       <w:pPr>
         <w:rPr>
+          <w:rFonts w:asciiTheme="minorEastAsia" w:hAnsiTheme="minorEastAsia"/>
+          <w:b/>
+          <w:bCs/>
+          <w:color w:val="4472C4" w:themeColor="accent1"/>
+          <w:sz w:val="24"/>
+          <w:szCs w:val="24"/>
+        </w:rPr>
+      </w:pPr>
+      <w:r>
+        <w:rPr>
+          <w:rFonts w:asciiTheme="minorEastAsia" w:hAnsiTheme="minorEastAsia"/>
+          <w:b/>
+          <w:bCs/>
+          <w:color w:val="4472C4" w:themeColor="accent1"/>
+          <w:sz w:val="24"/>
+          <w:szCs w:val="24"/>
+        </w:rPr>
+        <w:tab/>
+      </w:r>
+      <w:r>
+        <w:rPr>
           <w:rFonts w:asciiTheme="minorEastAsia" w:hAnsiTheme="minorEastAsia" w:hint="eastAsia"/>
           <w:b/>
           <w:bCs/>
@@ -7860,18 +7903,9 @@
           <w:sz w:val="24"/>
           <w:szCs w:val="24"/>
         </w:rPr>
-      </w:pPr>
-      <w:r>
-        <w:rPr>
-          <w:rFonts w:asciiTheme="minorEastAsia" w:hAnsiTheme="minorEastAsia"/>
-          <w:b/>
-          <w:bCs/>
-          <w:color w:val="4472C4" w:themeColor="accent1"/>
-          <w:sz w:val="24"/>
-          <w:szCs w:val="24"/>
-        </w:rPr>
-        <w:tab/>
-      </w:r>
+        <w:t xml:space="preserve">for문을 통해 모든 </w:t>
+      </w:r>
+      <w:proofErr w:type="spellStart"/>
       <w:r>
         <w:rPr>
           <w:rFonts w:asciiTheme="minorEastAsia" w:hAnsiTheme="minorEastAsia" w:hint="eastAsia"/>
@@ -7881,9 +7915,9 @@
           <w:sz w:val="24"/>
           <w:szCs w:val="24"/>
         </w:rPr>
-        <w:t xml:space="preserve">for문을 통해 모든 </w:t>
-      </w:r>
-      <w:proofErr w:type="spellStart"/>
+        <w:t>클라에게</w:t>
+      </w:r>
+      <w:proofErr w:type="spellEnd"/>
       <w:r>
         <w:rPr>
           <w:rFonts w:asciiTheme="minorEastAsia" w:hAnsiTheme="minorEastAsia" w:hint="eastAsia"/>
@@ -7893,25 +7927,13 @@
           <w:sz w:val="24"/>
           <w:szCs w:val="24"/>
         </w:rPr>
-        <w:t>클라에게</w:t>
-      </w:r>
-      <w:proofErr w:type="spellEnd"/>
-      <w:r>
-        <w:rPr>
-          <w:rFonts w:asciiTheme="minorEastAsia" w:hAnsiTheme="minorEastAsia" w:hint="eastAsia"/>
-          <w:b/>
-          <w:bCs/>
-          <w:color w:val="4472C4" w:themeColor="accent1"/>
-          <w:sz w:val="24"/>
-          <w:szCs w:val="24"/>
-        </w:rPr>
         <w:t xml:space="preserve"> data(카운트다운 숫자) 전송</w:t>
       </w:r>
     </w:p>
     <w:p>
       <w:pPr>
         <w:rPr>
-          <w:rFonts w:asciiTheme="minorEastAsia" w:hAnsiTheme="minorEastAsia" w:hint="eastAsia"/>
+          <w:rFonts w:asciiTheme="minorEastAsia" w:hAnsiTheme="minorEastAsia"/>
           <w:b/>
           <w:bCs/>
           <w:color w:val="4472C4" w:themeColor="accent1"/>
@@ -8062,6 +8084,40 @@
     <w:p>
       <w:pPr>
         <w:rPr>
+          <w:rFonts w:asciiTheme="minorEastAsia" w:hAnsiTheme="minorEastAsia"/>
+          <w:b/>
+          <w:bCs/>
+          <w:color w:val="4472C4" w:themeColor="accent1"/>
+          <w:sz w:val="24"/>
+          <w:szCs w:val="24"/>
+        </w:rPr>
+      </w:pPr>
+      <w:r>
+        <w:rPr>
+          <w:rFonts w:asciiTheme="minorEastAsia" w:hAnsiTheme="minorEastAsia"/>
+          <w:b/>
+          <w:bCs/>
+          <w:color w:val="4472C4" w:themeColor="accent1"/>
+          <w:sz w:val="24"/>
+          <w:szCs w:val="24"/>
+        </w:rPr>
+        <w:tab/>
+      </w:r>
+      <w:proofErr w:type="gramStart"/>
+      <w:r>
+        <w:rPr>
+          <w:rFonts w:asciiTheme="minorEastAsia" w:hAnsiTheme="minorEastAsia"/>
+          <w:b/>
+          <w:bCs/>
+          <w:color w:val="4472C4" w:themeColor="accent1"/>
+          <w:sz w:val="24"/>
+          <w:szCs w:val="24"/>
+        </w:rPr>
+        <w:t>// 3</w:t>
+      </w:r>
+      <w:proofErr w:type="gramEnd"/>
+      <w:r>
+        <w:rPr>
           <w:rFonts w:asciiTheme="minorEastAsia" w:hAnsiTheme="minorEastAsia" w:hint="eastAsia"/>
           <w:b/>
           <w:bCs/>
@@ -8069,31 +8125,32 @@
           <w:sz w:val="24"/>
           <w:szCs w:val="24"/>
         </w:rPr>
-      </w:pPr>
-      <w:r>
-        <w:rPr>
-          <w:rFonts w:asciiTheme="minorEastAsia" w:hAnsiTheme="minorEastAsia"/>
-          <w:b/>
-          <w:bCs/>
-          <w:color w:val="4472C4" w:themeColor="accent1"/>
-          <w:sz w:val="24"/>
-          <w:szCs w:val="24"/>
-        </w:rPr>
-        <w:tab/>
-      </w:r>
-      <w:proofErr w:type="gramStart"/>
-      <w:r>
-        <w:rPr>
-          <w:rFonts w:asciiTheme="minorEastAsia" w:hAnsiTheme="minorEastAsia"/>
-          <w:b/>
-          <w:bCs/>
-          <w:color w:val="4472C4" w:themeColor="accent1"/>
-          <w:sz w:val="24"/>
-          <w:szCs w:val="24"/>
-        </w:rPr>
-        <w:t>// 3</w:t>
-      </w:r>
-      <w:proofErr w:type="gramEnd"/>
+        <w:t>초마다</w:t>
+      </w:r>
+      <w:r>
+        <w:rPr>
+          <w:rFonts w:asciiTheme="minorEastAsia" w:hAnsiTheme="minorEastAsia"/>
+          <w:b/>
+          <w:bCs/>
+          <w:color w:val="4472C4" w:themeColor="accent1"/>
+          <w:sz w:val="24"/>
+          <w:szCs w:val="24"/>
+        </w:rPr>
+        <w:t xml:space="preserve"> </w:t>
+      </w:r>
+      <w:proofErr w:type="spellStart"/>
+      <w:r>
+        <w:rPr>
+          <w:rFonts w:asciiTheme="minorEastAsia" w:hAnsiTheme="minorEastAsia"/>
+          <w:b/>
+          <w:bCs/>
+          <w:color w:val="4472C4" w:themeColor="accent1"/>
+          <w:sz w:val="24"/>
+          <w:szCs w:val="24"/>
+        </w:rPr>
+        <w:t>SendToAllClients</w:t>
+      </w:r>
+      <w:proofErr w:type="spellEnd"/>
       <w:r>
         <w:rPr>
           <w:rFonts w:asciiTheme="minorEastAsia" w:hAnsiTheme="minorEastAsia" w:hint="eastAsia"/>
@@ -8103,32 +8160,19 @@
           <w:sz w:val="24"/>
           <w:szCs w:val="24"/>
         </w:rPr>
-        <w:t>초마다</w:t>
-      </w:r>
-      <w:r>
-        <w:rPr>
-          <w:rFonts w:asciiTheme="minorEastAsia" w:hAnsiTheme="minorEastAsia"/>
-          <w:b/>
-          <w:bCs/>
-          <w:color w:val="4472C4" w:themeColor="accent1"/>
-          <w:sz w:val="24"/>
-          <w:szCs w:val="24"/>
-        </w:rPr>
-        <w:t xml:space="preserve"> </w:t>
-      </w:r>
-      <w:proofErr w:type="spellStart"/>
-      <w:r>
-        <w:rPr>
-          <w:rFonts w:asciiTheme="minorEastAsia" w:hAnsiTheme="minorEastAsia"/>
-          <w:b/>
-          <w:bCs/>
-          <w:color w:val="4472C4" w:themeColor="accent1"/>
-          <w:sz w:val="24"/>
-          <w:szCs w:val="24"/>
-        </w:rPr>
-        <w:t>SendToAllClients</w:t>
-      </w:r>
-      <w:proofErr w:type="spellEnd"/>
+        <w:t xml:space="preserve"> 사용해</w:t>
+      </w:r>
+      <w:r>
+        <w:rPr>
+          <w:rFonts w:asciiTheme="minorEastAsia" w:hAnsiTheme="minorEastAsia"/>
+          <w:b/>
+          <w:bCs/>
+          <w:color w:val="4472C4" w:themeColor="accent1"/>
+          <w:sz w:val="24"/>
+          <w:szCs w:val="24"/>
+        </w:rPr>
+        <w:t xml:space="preserve"> 3 </w:t>
+      </w:r>
       <w:r>
         <w:rPr>
           <w:rFonts w:asciiTheme="minorEastAsia" w:hAnsiTheme="minorEastAsia" w:hint="eastAsia"/>
@@ -8138,18 +8182,18 @@
           <w:sz w:val="24"/>
           <w:szCs w:val="24"/>
         </w:rPr>
-        <w:t xml:space="preserve"> 사용해</w:t>
-      </w:r>
-      <w:r>
-        <w:rPr>
-          <w:rFonts w:asciiTheme="minorEastAsia" w:hAnsiTheme="minorEastAsia"/>
-          <w:b/>
-          <w:bCs/>
-          <w:color w:val="4472C4" w:themeColor="accent1"/>
-          <w:sz w:val="24"/>
-          <w:szCs w:val="24"/>
-        </w:rPr>
-        <w:t xml:space="preserve"> 3 </w:t>
+        <w:t>→</w:t>
+      </w:r>
+      <w:r>
+        <w:rPr>
+          <w:rFonts w:asciiTheme="minorEastAsia" w:hAnsiTheme="minorEastAsia"/>
+          <w:b/>
+          <w:bCs/>
+          <w:color w:val="4472C4" w:themeColor="accent1"/>
+          <w:sz w:val="24"/>
+          <w:szCs w:val="24"/>
+        </w:rPr>
+        <w:t xml:space="preserve"> 2 </w:t>
       </w:r>
       <w:r>
         <w:rPr>
@@ -8171,7 +8215,7 @@
           <w:sz w:val="24"/>
           <w:szCs w:val="24"/>
         </w:rPr>
-        <w:t xml:space="preserve"> 2 </w:t>
+        <w:t xml:space="preserve"> 1 </w:t>
       </w:r>
       <w:r>
         <w:rPr>
@@ -8182,35 +8226,13 @@
           <w:sz w:val="24"/>
           <w:szCs w:val="24"/>
         </w:rPr>
-        <w:t>→</w:t>
-      </w:r>
-      <w:r>
-        <w:rPr>
-          <w:rFonts w:asciiTheme="minorEastAsia" w:hAnsiTheme="minorEastAsia"/>
-          <w:b/>
-          <w:bCs/>
-          <w:color w:val="4472C4" w:themeColor="accent1"/>
-          <w:sz w:val="24"/>
-          <w:szCs w:val="24"/>
-        </w:rPr>
-        <w:t xml:space="preserve"> 1 </w:t>
-      </w:r>
-      <w:r>
-        <w:rPr>
-          <w:rFonts w:asciiTheme="minorEastAsia" w:hAnsiTheme="minorEastAsia" w:hint="eastAsia"/>
-          <w:b/>
-          <w:bCs/>
-          <w:color w:val="4472C4" w:themeColor="accent1"/>
-          <w:sz w:val="24"/>
-          <w:szCs w:val="24"/>
-        </w:rPr>
         <w:t>보내기</w:t>
       </w:r>
     </w:p>
     <w:p>
       <w:pPr>
         <w:rPr>
-          <w:rFonts w:asciiTheme="minorEastAsia" w:hAnsiTheme="minorEastAsia" w:hint="eastAsia"/>
+          <w:rFonts w:asciiTheme="minorEastAsia" w:hAnsiTheme="minorEastAsia"/>
           <w:b/>
           <w:bCs/>
           <w:color w:val="4472C4" w:themeColor="accent1"/>
@@ -9238,7 +9260,7 @@
     <w:p>
       <w:pPr>
         <w:rPr>
-          <w:rFonts w:asciiTheme="minorEastAsia" w:hAnsiTheme="minorEastAsia" w:hint="eastAsia"/>
+          <w:rFonts w:asciiTheme="minorEastAsia" w:hAnsiTheme="minorEastAsia"/>
           <w:b/>
           <w:bCs/>
           <w:sz w:val="40"/>
@@ -12968,6 +12990,7 @@
               <w:cnfStyle w:val="000000000000" w:firstRow="0" w:lastRow="0" w:firstColumn="0" w:lastColumn="0" w:oddVBand="0" w:evenVBand="0" w:oddHBand="0" w:evenHBand="0" w:firstRowFirstColumn="0" w:firstRowLastColumn="0" w:lastRowFirstColumn="0" w:lastRowLastColumn="0"/>
               <w:rPr>
                 <w:rFonts w:asciiTheme="minorEastAsia" w:hAnsiTheme="minorEastAsia"/>
+                <w:strike/>
                 <w:sz w:val="16"/>
                 <w:szCs w:val="16"/>
               </w:rPr>
@@ -12975,10 +12998,31 @@
             <w:r>
               <w:rPr>
                 <w:rFonts w:asciiTheme="minorEastAsia" w:hAnsiTheme="minorEastAsia"/>
+                <w:strike/>
                 <w:sz w:val="16"/>
                 <w:szCs w:val="16"/>
               </w:rPr>
-              <w:t>장애물 checkcollision() 확인</w:t>
+              <w:t xml:space="preserve">장애물 </w:t>
+            </w:r>
+            <w:proofErr w:type="spellStart"/>
+            <w:r>
+              <w:rPr>
+                <w:rFonts w:asciiTheme="minorEastAsia" w:hAnsiTheme="minorEastAsia"/>
+                <w:strike/>
+                <w:sz w:val="16"/>
+                <w:szCs w:val="16"/>
+              </w:rPr>
+              <w:t>checkcollision</w:t>
+            </w:r>
+            <w:proofErr w:type="spellEnd"/>
+            <w:r>
+              <w:rPr>
+                <w:rFonts w:asciiTheme="minorEastAsia" w:hAnsiTheme="minorEastAsia"/>
+                <w:strike/>
+                <w:sz w:val="16"/>
+                <w:szCs w:val="16"/>
+              </w:rPr>
+              <w:t>() 확인</w:t>
             </w:r>
           </w:p>
         </w:tc>
@@ -13045,6 +13089,141 @@
                 <w:szCs w:val="20"/>
               </w:rPr>
             </w:pPr>
+          </w:p>
+        </w:tc>
+        <w:tc>
+          <w:tcPr>
+            <w:tcW w:w="1128" w:type="dxa"/>
+          </w:tcPr>
+          <w:p>
+            <w:pPr>
+              <w:jc w:val="center"/>
+              <w:cnfStyle w:val="000000000000" w:firstRow="0" w:lastRow="0" w:firstColumn="0" w:lastColumn="0" w:oddVBand="0" w:evenVBand="0" w:oddHBand="0" w:evenHBand="0" w:firstRowFirstColumn="0" w:firstRowLastColumn="0" w:lastRowFirstColumn="0" w:lastRowLastColumn="0"/>
+              <w:rPr>
+                <w:rFonts w:asciiTheme="minorEastAsia" w:hAnsiTheme="minorEastAsia"/>
+                <w:strike/>
+                <w:noProof/>
+                <w:color w:val="000000" w:themeColor="text1"/>
+                <w:sz w:val="16"/>
+                <w:szCs w:val="16"/>
+              </w:rPr>
+            </w:pPr>
+          </w:p>
+        </w:tc>
+        <w:tc>
+          <w:tcPr>
+            <w:tcW w:w="1127" w:type="dxa"/>
+            <w:gridSpan w:val="2"/>
+          </w:tcPr>
+          <w:p>
+            <w:pPr>
+              <w:jc w:val="center"/>
+              <w:cnfStyle w:val="000000000000" w:firstRow="0" w:lastRow="0" w:firstColumn="0" w:lastColumn="0" w:oddVBand="0" w:evenVBand="0" w:oddHBand="0" w:evenHBand="0" w:firstRowFirstColumn="0" w:firstRowLastColumn="0" w:lastRowFirstColumn="0" w:lastRowLastColumn="0"/>
+              <w:rPr>
+                <w:rFonts w:asciiTheme="minorEastAsia" w:hAnsiTheme="minorEastAsia"/>
+                <w:szCs w:val="20"/>
+              </w:rPr>
+            </w:pPr>
+          </w:p>
+        </w:tc>
+        <w:tc>
+          <w:tcPr>
+            <w:tcW w:w="1128" w:type="dxa"/>
+            <w:gridSpan w:val="3"/>
+          </w:tcPr>
+          <w:p>
+            <w:pPr>
+              <w:jc w:val="center"/>
+              <w:cnfStyle w:val="000000000000" w:firstRow="0" w:lastRow="0" w:firstColumn="0" w:lastColumn="0" w:oddVBand="0" w:evenVBand="0" w:oddHBand="0" w:evenHBand="0" w:firstRowFirstColumn="0" w:firstRowLastColumn="0" w:lastRowFirstColumn="0" w:lastRowLastColumn="0"/>
+              <w:rPr>
+                <w:rFonts w:asciiTheme="minorEastAsia" w:hAnsiTheme="minorEastAsia"/>
+                <w:szCs w:val="20"/>
+              </w:rPr>
+            </w:pPr>
+          </w:p>
+        </w:tc>
+        <w:tc>
+          <w:tcPr>
+            <w:tcW w:w="1127" w:type="dxa"/>
+            <w:gridSpan w:val="2"/>
+          </w:tcPr>
+          <w:p>
+            <w:pPr>
+              <w:jc w:val="center"/>
+              <w:cnfStyle w:val="000000000000" w:firstRow="0" w:lastRow="0" w:firstColumn="0" w:lastColumn="0" w:oddVBand="0" w:evenVBand="0" w:oddHBand="0" w:evenHBand="0" w:firstRowFirstColumn="0" w:firstRowLastColumn="0" w:lastRowFirstColumn="0" w:lastRowLastColumn="0"/>
+              <w:rPr>
+                <w:rFonts w:asciiTheme="minorEastAsia" w:hAnsiTheme="minorEastAsia"/>
+                <w:strike/>
+                <w:sz w:val="16"/>
+                <w:szCs w:val="16"/>
+              </w:rPr>
+            </w:pPr>
+          </w:p>
+        </w:tc>
+        <w:tc>
+          <w:tcPr>
+            <w:tcW w:w="1128" w:type="dxa"/>
+            <w:gridSpan w:val="2"/>
+          </w:tcPr>
+          <w:p>
+            <w:pPr>
+              <w:jc w:val="center"/>
+              <w:cnfStyle w:val="000000000000" w:firstRow="0" w:lastRow="0" w:firstColumn="0" w:lastColumn="0" w:oddVBand="0" w:evenVBand="0" w:oddHBand="0" w:evenHBand="0" w:firstRowFirstColumn="0" w:firstRowLastColumn="0" w:lastRowFirstColumn="0" w:lastRowLastColumn="0"/>
+              <w:rPr>
+                <w:rFonts w:asciiTheme="minorEastAsia" w:hAnsiTheme="minorEastAsia"/>
+                <w:szCs w:val="20"/>
+              </w:rPr>
+            </w:pPr>
+          </w:p>
+        </w:tc>
+        <w:tc>
+          <w:tcPr>
+            <w:tcW w:w="1127" w:type="dxa"/>
+            <w:gridSpan w:val="2"/>
+          </w:tcPr>
+          <w:p>
+            <w:pPr>
+              <w:jc w:val="center"/>
+              <w:cnfStyle w:val="000000000000" w:firstRow="0" w:lastRow="0" w:firstColumn="0" w:lastColumn="0" w:oddVBand="0" w:evenVBand="0" w:oddHBand="0" w:evenHBand="0" w:firstRowFirstColumn="0" w:firstRowLastColumn="0" w:lastRowFirstColumn="0" w:lastRowLastColumn="0"/>
+              <w:rPr>
+                <w:rFonts w:asciiTheme="minorEastAsia" w:hAnsiTheme="minorEastAsia"/>
+                <w:szCs w:val="20"/>
+              </w:rPr>
+            </w:pPr>
+          </w:p>
+        </w:tc>
+        <w:tc>
+          <w:tcPr>
+            <w:tcW w:w="1128" w:type="dxa"/>
+          </w:tcPr>
+          <w:p>
+            <w:pPr>
+              <w:jc w:val="center"/>
+              <w:cnfStyle w:val="000000000000" w:firstRow="0" w:lastRow="0" w:firstColumn="0" w:lastColumn="0" w:oddVBand="0" w:evenVBand="0" w:oddHBand="0" w:evenHBand="0" w:firstRowFirstColumn="0" w:firstRowLastColumn="0" w:lastRowFirstColumn="0" w:lastRowLastColumn="0"/>
+              <w:rPr>
+                <w:rFonts w:asciiTheme="minorEastAsia" w:hAnsiTheme="minorEastAsia"/>
+                <w:szCs w:val="20"/>
+              </w:rPr>
+            </w:pPr>
+          </w:p>
+        </w:tc>
+      </w:tr>
+      <w:tr>
+        <w:tc>
+          <w:tcPr>
+            <w:cnfStyle w:val="001000000000" w:firstRow="0" w:lastRow="0" w:firstColumn="1" w:lastColumn="0" w:oddVBand="0" w:evenVBand="0" w:oddHBand="0" w:evenHBand="0" w:firstRowFirstColumn="0" w:firstRowLastColumn="0" w:lastRowFirstColumn="0" w:lastRowLastColumn="0"/>
+            <w:tcW w:w="1127" w:type="dxa"/>
+            <w:gridSpan w:val="2"/>
+          </w:tcPr>
+          <w:p>
+            <w:pPr>
+              <w:jc w:val="center"/>
+              <w:rPr>
+                <w:rFonts w:asciiTheme="minorEastAsia" w:hAnsiTheme="minorEastAsia"/>
+                <w:szCs w:val="20"/>
+              </w:rPr>
+            </w:pPr>
+            <w:proofErr w:type="spellStart"/>
             <w:r>
               <w:rPr>
                 <w:rFonts w:asciiTheme="minorEastAsia" w:hAnsiTheme="minorEastAsia"/>
@@ -13052,6 +13231,7 @@
               </w:rPr>
               <w:t>안윤진</w:t>
             </w:r>
+            <w:proofErr w:type="spellEnd"/>
           </w:p>
         </w:tc>
         <w:tc>
@@ -13576,6 +13756,7 @@
               <w:cnfStyle w:val="000000000000" w:firstRow="0" w:lastRow="0" w:firstColumn="0" w:lastColumn="0" w:oddVBand="0" w:evenVBand="0" w:oddHBand="0" w:evenHBand="0" w:firstRowFirstColumn="0" w:firstRowLastColumn="0" w:lastRowFirstColumn="0" w:lastRowLastColumn="0"/>
               <w:rPr>
                 <w:rFonts w:asciiTheme="minorEastAsia" w:hAnsiTheme="minorEastAsia"/>
+                <w:strike/>
                 <w:sz w:val="16"/>
                 <w:szCs w:val="16"/>
               </w:rPr>
@@ -13583,6 +13764,7 @@
             <w:r>
               <w:rPr>
                 <w:rFonts w:asciiTheme="minorEastAsia" w:hAnsiTheme="minorEastAsia"/>
+                <w:strike/>
                 <w:sz w:val="16"/>
                 <w:szCs w:val="16"/>
               </w:rPr>
@@ -13601,6 +13783,7 @@
               <w:cnfStyle w:val="000000000000" w:firstRow="0" w:lastRow="0" w:firstColumn="0" w:lastColumn="0" w:oddVBand="0" w:evenVBand="0" w:oddHBand="0" w:evenHBand="0" w:firstRowFirstColumn="0" w:firstRowLastColumn="0" w:lastRowFirstColumn="0" w:lastRowLastColumn="0"/>
               <w:rPr>
                 <w:rFonts w:asciiTheme="minorEastAsia" w:hAnsiTheme="minorEastAsia"/>
+                <w:strike/>
                 <w:sz w:val="16"/>
                 <w:szCs w:val="16"/>
               </w:rPr>
@@ -13608,6 +13791,7 @@
             <w:r>
               <w:rPr>
                 <w:rFonts w:asciiTheme="minorEastAsia" w:hAnsiTheme="minorEastAsia"/>
+                <w:strike/>
                 <w:sz w:val="16"/>
                 <w:szCs w:val="16"/>
               </w:rPr>
@@ -13658,6 +13842,7 @@
               <w:cnfStyle w:val="000000000000" w:firstRow="0" w:lastRow="0" w:firstColumn="0" w:lastColumn="0" w:oddVBand="0" w:evenVBand="0" w:oddHBand="0" w:evenHBand="0" w:firstRowFirstColumn="0" w:firstRowLastColumn="0" w:lastRowFirstColumn="0" w:lastRowLastColumn="0"/>
               <w:rPr>
                 <w:rFonts w:asciiTheme="minorEastAsia" w:hAnsiTheme="minorEastAsia"/>
+                <w:strike/>
                 <w:sz w:val="16"/>
                 <w:szCs w:val="16"/>
               </w:rPr>
@@ -13665,6 +13850,7 @@
             <w:r>
               <w:rPr>
                 <w:rFonts w:asciiTheme="minorEastAsia" w:hAnsiTheme="minorEastAsia"/>
+                <w:strike/>
                 <w:sz w:val="16"/>
                 <w:szCs w:val="16"/>
               </w:rPr>
@@ -13750,34 +13936,55 @@
                 <w:sz w:val="18"/>
                 <w:szCs w:val="18"/>
               </w:rPr>
-              <w:t>도착 정보 보내기 &amp;받기</w:t>
-            </w:r>
-          </w:p>
-        </w:tc>
-        <w:tc>
-          <w:tcPr>
-            <w:tcW w:w="1127" w:type="dxa"/>
-            <w:gridSpan w:val="2"/>
-          </w:tcPr>
-          <w:p>
-            <w:pPr>
-              <w:jc w:val="center"/>
-              <w:cnfStyle w:val="000000000000" w:firstRow="0" w:lastRow="0" w:firstColumn="0" w:lastColumn="0" w:oddVBand="0" w:evenVBand="0" w:oddHBand="0" w:evenHBand="0" w:firstRowFirstColumn="0" w:firstRowLastColumn="0" w:lastRowFirstColumn="0" w:lastRowLastColumn="0"/>
+              <w:t>도착 정보 보내기 &amp;</w:t>
+            </w:r>
+            <w:r>
               <w:rPr>
                 <w:rFonts w:asciiTheme="minorEastAsia" w:hAnsiTheme="minorEastAsia"/>
                 <w:strike/>
                 <w:sz w:val="18"/>
                 <w:szCs w:val="18"/>
               </w:rPr>
-            </w:pPr>
-            <w:r>
+              <w:lastRenderedPageBreak/>
+              <w:t>받기</w:t>
+            </w:r>
+          </w:p>
+        </w:tc>
+        <w:tc>
+          <w:tcPr>
+            <w:tcW w:w="1127" w:type="dxa"/>
+            <w:gridSpan w:val="2"/>
+          </w:tcPr>
+          <w:p>
+            <w:pPr>
+              <w:jc w:val="center"/>
+              <w:cnfStyle w:val="000000000000" w:firstRow="0" w:lastRow="0" w:firstColumn="0" w:lastColumn="0" w:oddVBand="0" w:evenVBand="0" w:oddHBand="0" w:evenHBand="0" w:firstRowFirstColumn="0" w:firstRowLastColumn="0" w:lastRowFirstColumn="0" w:lastRowLastColumn="0"/>
               <w:rPr>
                 <w:rFonts w:asciiTheme="minorEastAsia" w:hAnsiTheme="minorEastAsia"/>
                 <w:strike/>
                 <w:sz w:val="18"/>
                 <w:szCs w:val="18"/>
               </w:rPr>
-              <w:t>추가 구현사항 및 오류 수정</w:t>
+            </w:pPr>
+            <w:r>
+              <w:rPr>
+                <w:rFonts w:asciiTheme="minorEastAsia" w:hAnsiTheme="minorEastAsia"/>
+                <w:strike/>
+                <w:sz w:val="18"/>
+                <w:szCs w:val="18"/>
+              </w:rPr>
+              <w:lastRenderedPageBreak/>
+              <w:t>추가 구현사항 및 오</w:t>
+            </w:r>
+            <w:r>
+              <w:rPr>
+                <w:rFonts w:asciiTheme="minorEastAsia" w:hAnsiTheme="minorEastAsia"/>
+                <w:strike/>
+                <w:sz w:val="18"/>
+                <w:szCs w:val="18"/>
+              </w:rPr>
+              <w:lastRenderedPageBreak/>
+              <w:t>류 수정</w:t>
             </w:r>
           </w:p>
         </w:tc>
@@ -13879,7 +14086,7 @@
     <w:p>
       <w:pPr>
         <w:rPr>
-          <w:rFonts w:asciiTheme="minorEastAsia" w:hAnsiTheme="minorEastAsia" w:hint="eastAsia"/>
+          <w:rFonts w:asciiTheme="minorEastAsia" w:hAnsiTheme="minorEastAsia"/>
           <w:b/>
           <w:bCs/>
           <w:sz w:val="40"/>
@@ -14008,7 +14215,7 @@
     <w:p>
       <w:pPr>
         <w:rPr>
-          <w:rFonts w:asciiTheme="minorEastAsia" w:hAnsiTheme="minorEastAsia" w:hint="eastAsia"/>
+          <w:rFonts w:asciiTheme="minorEastAsia" w:hAnsiTheme="minorEastAsia"/>
           <w:b/>
           <w:bCs/>
           <w:sz w:val="24"/>
@@ -14820,6 +15027,7 @@
   <w:style w:type="character" w:default="1" w:styleId="a0">
     <w:name w:val="Default Paragraph Font"/>
     <w:uiPriority w:val="1"/>
+    <w:semiHidden/>
     <w:unhideWhenUsed/>
   </w:style>
   <w:style w:type="table" w:default="1" w:styleId="a1">
